--- a/SDS_Communications.docx
+++ b/SDS_Communications.docx
@@ -274,13 +274,7 @@
               <w:rPr>
                 <w:color w:val="000000"/>
               </w:rPr>
-              <w:t>1.</w:t>
-            </w:r>
-            <w:r>
-              <w:rPr>
-                <w:color w:val="000000"/>
-              </w:rPr>
-              <w:t>1</w:t>
+              <w:t>1.1</w:t>
             </w:r>
           </w:p>
         </w:tc>
@@ -387,13 +381,7 @@
               <w:rPr>
                 <w:color w:val="000000"/>
               </w:rPr>
-              <w:t>1.</w:t>
-            </w:r>
-            <w:r>
-              <w:rPr>
-                <w:color w:val="000000"/>
-              </w:rPr>
-              <w:t>11</w:t>
+              <w:t>1.11</w:t>
             </w:r>
           </w:p>
         </w:tc>
@@ -471,6 +459,13 @@
                 <w:u w:val="single"/>
               </w:rPr>
             </w:pPr>
+            <w:r>
+              <w:rPr>
+                <w:color w:val="000000"/>
+                <w:u w:val="single"/>
+              </w:rPr>
+              <w:t>03/20/2026</w:t>
+            </w:r>
           </w:p>
         </w:tc>
         <w:tc>
@@ -491,6 +486,12 @@
                 <w:color w:val="000000"/>
               </w:rPr>
             </w:pPr>
+            <w:r>
+              <w:rPr>
+                <w:color w:val="000000"/>
+              </w:rPr>
+              <w:t>1.2</w:t>
+            </w:r>
           </w:p>
         </w:tc>
         <w:tc>
@@ -511,6 +512,12 @@
                 <w:color w:val="000000"/>
               </w:rPr>
             </w:pPr>
+            <w:r>
+              <w:rPr>
+                <w:color w:val="000000"/>
+              </w:rPr>
+              <w:t>Class Candidates and Last Use-Cases</w:t>
+            </w:r>
           </w:p>
         </w:tc>
         <w:tc>
@@ -532,6 +539,12 @@
                 <w:color w:val="000000"/>
               </w:rPr>
             </w:pPr>
+            <w:r>
+              <w:rPr>
+                <w:color w:val="000000"/>
+              </w:rPr>
+              <w:t>Darien, Victor, Ola, Clarize</w:t>
+            </w:r>
           </w:p>
         </w:tc>
       </w:tr>
@@ -3857,15 +3870,15 @@
           <w:numId w:val="3"/>
         </w:numPr>
       </w:pPr>
-      <w:bookmarkStart w:id="2" w:name="_Toc222478435"/>
-      <w:bookmarkStart w:id="3" w:name="_Toc223255448"/>
-      <w:bookmarkStart w:id="4" w:name="_Toc224291120"/>
-      <w:bookmarkStart w:id="5" w:name="_Toc223255426"/>
+      <w:bookmarkStart w:id="2" w:name="_Toc223255426"/>
+      <w:bookmarkStart w:id="3" w:name="_Toc222478435"/>
+      <w:bookmarkStart w:id="4" w:name="_Toc223255448"/>
+      <w:bookmarkStart w:id="5" w:name="_Toc224291120"/>
       <w:r>
         <w:lastRenderedPageBreak/>
         <w:t>Purpose</w:t>
       </w:r>
-      <w:bookmarkEnd w:id="5"/>
+      <w:bookmarkEnd w:id="2"/>
     </w:p>
     <w:p>
       <w:pPr>
@@ -4113,12 +4126,12 @@
       </w:r>
       <w:bookmarkEnd w:id="8"/>
     </w:p>
+    <w:commentRangeStart w:id="9"/>
     <w:p>
       <w:pPr>
         <w:ind w:left="1440"/>
         <w:rPr>
           <w:rStyle w:val="Hyperlink"/>
-          <w:lang w:val="en-US" w:eastAsia="zh-CN" w:bidi="ar-SA"/>
         </w:rPr>
       </w:pPr>
       <w:r>
@@ -4133,30 +4146,14 @@
       <w:r>
         <w:rPr>
           <w:rStyle w:val="Hyperlink"/>
-          <w:lang w:val="en-US" w:eastAsia="zh-CN" w:bidi="ar-SA"/>
         </w:rPr>
         <w:t xml:space="preserve">Specific </w:t>
       </w:r>
       <w:r>
         <w:rPr>
           <w:rStyle w:val="Hyperlink"/>
-          <w:lang w:val="en-US"/>
-        </w:rPr>
-        <w:t>Require</w:t>
-      </w:r>
-      <w:r>
-        <w:rPr>
-          <w:rStyle w:val="Hyperlink"/>
-          <w:lang w:val="en-US"/>
-        </w:rPr>
-        <w:t>m</w:t>
-      </w:r>
-      <w:r>
-        <w:rPr>
-          <w:rStyle w:val="Hyperlink"/>
-          <w:lang w:val="en-US"/>
-        </w:rPr>
-        <w:t>ents</w:t>
+        </w:rPr>
+        <w:t>Requirements</w:t>
       </w:r>
     </w:p>
     <w:p>
@@ -4165,12 +4162,20 @@
       </w:pPr>
       <w:r>
         <w:fldChar w:fldCharType="end"/>
+      </w:r>
+      <w:commentRangeEnd w:id="9"/>
+      <w:r>
+        <w:rPr>
+          <w:rStyle w:val="CommentReference"/>
+          <w:sz w:val="20"/>
+          <w:szCs w:val="20"/>
+        </w:rPr>
+        <w:commentReference w:id="9"/>
       </w:r>
       <w:hyperlink w:anchor="_Actors_and_Use-Cases" w:history="1">
         <w:r>
           <w:rPr>
             <w:rStyle w:val="Hyperlink"/>
-            <w:lang w:val="en-US" w:eastAsia="zh-CN" w:bidi="ar-SA"/>
           </w:rPr>
           <w:t>Actors and Use-Cases</w:t>
         </w:r>
@@ -4181,30 +4186,15 @@
         <w:ind w:left="1440"/>
         <w:rPr>
           <w:rStyle w:val="Hyperlink"/>
-          <w:lang w:val="en-US" w:eastAsia="zh-CN" w:bidi="ar-SA"/>
-        </w:rPr>
-      </w:pPr>
-      <w:r>
-        <w:rPr>
-          <w:lang/>
-        </w:rPr>
+        </w:rPr>
+      </w:pPr>
+      <w:r>
         <w:fldChar w:fldCharType="begin"/>
       </w:r>
       <w:r>
-        <w:rPr>
-          <w:lang/>
-        </w:rPr>
         <w:instrText>HYPERLINK  \l "_Use-Case_Diagram"</w:instrText>
       </w:r>
       <w:r>
-        <w:rPr>
-          <w:lang/>
-        </w:rPr>
-      </w:r>
-      <w:r>
-        <w:rPr>
-          <w:lang/>
-        </w:rPr>
         <w:fldChar w:fldCharType="separate"/>
       </w:r>
       <w:r>
@@ -4219,36 +4209,18 @@
         <w:ind w:left="1440"/>
         <w:rPr>
           <w:rStyle w:val="Hyperlink"/>
-          <w:lang w:val="en-US" w:eastAsia="zh-CN" w:bidi="ar-SA"/>
-        </w:rPr>
-      </w:pPr>
-      <w:r>
-        <w:rPr>
-          <w:lang/>
-        </w:rPr>
+        </w:rPr>
+      </w:pPr>
+      <w:r>
         <w:fldChar w:fldCharType="end"/>
       </w:r>
       <w:r>
-        <w:rPr>
-          <w:lang/>
-        </w:rPr>
         <w:fldChar w:fldCharType="begin"/>
       </w:r>
       <w:r>
-        <w:rPr>
-          <w:lang/>
-        </w:rPr>
         <w:instrText>HYPERLINK  \l "_Object_Candidates_and"</w:instrText>
       </w:r>
       <w:r>
-        <w:rPr>
-          <w:lang/>
-        </w:rPr>
-      </w:r>
-      <w:r>
-        <w:rPr>
-          <w:lang/>
-        </w:rPr>
         <w:fldChar w:fldCharType="separate"/>
       </w:r>
       <w:r>
@@ -4263,58 +4235,28 @@
         <w:ind w:left="1440"/>
         <w:rPr>
           <w:rStyle w:val="Hyperlink"/>
-          <w:lang w:val="en-US" w:eastAsia="zh-CN" w:bidi="ar-SA"/>
-        </w:rPr>
-      </w:pPr>
-      <w:r>
-        <w:rPr>
-          <w:lang/>
-        </w:rPr>
+        </w:rPr>
+      </w:pPr>
+      <w:r>
         <w:fldChar w:fldCharType="end"/>
       </w:r>
       <w:r>
-        <w:rPr>
-          <w:lang/>
-        </w:rPr>
         <w:fldChar w:fldCharType="begin"/>
       </w:r>
       <w:r>
-        <w:rPr>
-          <w:lang/>
-        </w:rPr>
         <w:instrText>HYPERLINK  \l "_UML_Sequence_Diagrams"</w:instrText>
       </w:r>
       <w:r>
-        <w:rPr>
-          <w:lang/>
-        </w:rPr>
-      </w:r>
-      <w:r>
-        <w:rPr>
-          <w:lang/>
-        </w:rPr>
         <w:fldChar w:fldCharType="separate"/>
       </w:r>
       <w:r>
         <w:rPr>
           <w:rStyle w:val="Hyperlink"/>
         </w:rPr>
-        <w:t>Sequence Diagram D</w:t>
-      </w:r>
-      <w:r>
-        <w:rPr>
-          <w:rStyle w:val="Hyperlink"/>
-        </w:rPr>
-        <w:t>o</w:t>
-      </w:r>
-      <w:r>
-        <w:rPr>
-          <w:rStyle w:val="Hyperlink"/>
-        </w:rPr>
-        <w:t>cumentation</w:t>
-      </w:r>
-    </w:p>
-    <w:bookmarkStart w:id="9" w:name="_Toc223255430"/>
+        <w:t>Sequence Diagram Documentation</w:t>
+      </w:r>
+    </w:p>
+    <w:bookmarkStart w:id="10" w:name="_Toc223255430"/>
     <w:p>
       <w:pPr>
         <w:pStyle w:val="Heading2"/>
@@ -4327,14 +4269,13 @@
         <w:rPr>
           <w:b w:val="0"/>
           <w:sz w:val="20"/>
-          <w:lang/>
         </w:rPr>
         <w:fldChar w:fldCharType="end"/>
       </w:r>
       <w:r>
         <w:t>Overview</w:t>
       </w:r>
-      <w:bookmarkEnd w:id="9"/>
+      <w:bookmarkEnd w:id="10"/>
     </w:p>
     <w:p>
       <w:pPr>
@@ -4361,51 +4302,48 @@
         <w:pStyle w:val="Heading1"/>
         <w:numPr>
           <w:ilvl w:val="0"/>
-          <w:numId w:val="2"/>
-        </w:numPr>
-      </w:pPr>
-      <w:bookmarkStart w:id="10" w:name="_Actors_and_Use-Cases"/>
-      <w:bookmarkEnd w:id="10"/>
+          <w:numId w:val="3"/>
+        </w:numPr>
+      </w:pPr>
+      <w:bookmarkStart w:id="11" w:name="_Actors_and_Use-Cases"/>
+      <w:bookmarkEnd w:id="11"/>
       <w:r>
         <w:lastRenderedPageBreak/>
         <w:t>Actors and Use-Cases</w:t>
       </w:r>
-      <w:bookmarkEnd w:id="2"/>
       <w:bookmarkEnd w:id="3"/>
       <w:bookmarkEnd w:id="4"/>
+      <w:bookmarkEnd w:id="5"/>
     </w:p>
     <w:p>
       <w:pPr>
         <w:pStyle w:val="Heading2"/>
         <w:numPr>
           <w:ilvl w:val="1"/>
-          <w:numId w:val="2"/>
-        </w:numPr>
-      </w:pPr>
-      <w:bookmarkStart w:id="11" w:name="_Toc222478436"/>
-      <w:bookmarkStart w:id="12" w:name="_Toc223255449"/>
-      <w:bookmarkStart w:id="13" w:name="_Toc224291121"/>
+          <w:numId w:val="3"/>
+        </w:numPr>
+      </w:pPr>
+      <w:bookmarkStart w:id="12" w:name="_Toc222478436"/>
+      <w:bookmarkStart w:id="13" w:name="_Toc223255449"/>
+      <w:bookmarkStart w:id="14" w:name="_Toc224291121"/>
       <w:r>
         <w:t>Actors</w:t>
       </w:r>
-      <w:bookmarkEnd w:id="11"/>
       <w:bookmarkEnd w:id="12"/>
       <w:bookmarkEnd w:id="13"/>
-    </w:p>
-    <w:p>
-      <w:pPr>
-        <w:ind w:left="1440"/>
-      </w:pPr>
-    </w:p>
-    <w:p>
-      <w:pPr>
-        <w:ind w:left="1440"/>
-      </w:pPr>
-      <w:r>
-        <w:t>2</w:t>
-      </w:r>
-      <w:r>
-        <w:t>.1.1</w:t>
+      <w:bookmarkEnd w:id="14"/>
+    </w:p>
+    <w:p>
+      <w:pPr>
+        <w:ind w:left="1440"/>
+      </w:pPr>
+    </w:p>
+    <w:p>
+      <w:pPr>
+        <w:ind w:left="1440"/>
+      </w:pPr>
+      <w:r>
+        <w:t>2.1.1</w:t>
       </w:r>
     </w:p>
     <w:p>
@@ -4426,10 +4364,7 @@
         <w:ind w:left="1440"/>
       </w:pPr>
       <w:r>
-        <w:t>2</w:t>
-      </w:r>
-      <w:r>
-        <w:t>.1.2</w:t>
+        <w:t>2.1.2</w:t>
       </w:r>
     </w:p>
     <w:p>
@@ -4453,18 +4388,18 @@
         <w:pStyle w:val="Heading2"/>
         <w:numPr>
           <w:ilvl w:val="1"/>
-          <w:numId w:val="2"/>
-        </w:numPr>
-      </w:pPr>
-      <w:bookmarkStart w:id="14" w:name="_Toc222478437"/>
-      <w:bookmarkStart w:id="15" w:name="_Toc223255450"/>
-      <w:bookmarkStart w:id="16" w:name="_Toc224291122"/>
+          <w:numId w:val="3"/>
+        </w:numPr>
+      </w:pPr>
+      <w:bookmarkStart w:id="15" w:name="_Toc222478437"/>
+      <w:bookmarkStart w:id="16" w:name="_Toc223255450"/>
+      <w:bookmarkStart w:id="17" w:name="_Toc224291122"/>
       <w:r>
         <w:t>Use-Cases</w:t>
       </w:r>
-      <w:bookmarkEnd w:id="14"/>
       <w:bookmarkEnd w:id="15"/>
       <w:bookmarkEnd w:id="16"/>
+      <w:bookmarkEnd w:id="17"/>
     </w:p>
     <w:p/>
     <w:p>
@@ -4562,23 +4497,7 @@
           <w:rFonts w:eastAsia="Arial"/>
           <w:color w:val="000000" w:themeColor="text1"/>
         </w:rPr>
-        <w:t>3.1.1.4, 3.1.1.5, 3.1.1.12, 3.1.</w:t>
-      </w:r>
-      <w:proofErr w:type="gramStart"/>
-      <w:r>
-        <w:rPr>
-          <w:rFonts w:eastAsia="Arial"/>
-          <w:color w:val="000000" w:themeColor="text1"/>
-        </w:rPr>
-        <w:t>1.14</w:t>
-      </w:r>
-      <w:proofErr w:type="gramEnd"/>
-      <w:r>
-        <w:rPr>
-          <w:rFonts w:eastAsia="Arial"/>
-          <w:color w:val="000000" w:themeColor="text1"/>
-        </w:rPr>
-        <w:t>, 3.1.2.3, 3.2.3, 3.3.10</w:t>
+        <w:t>3.1.1.4, 3.1.1.5, 3.1.1.12, 3.1.1.14, 3.1.2.3, 3.2.3, 3.3.10</w:t>
       </w:r>
     </w:p>
     <w:p>
@@ -5035,23 +4954,7 @@
           <w:rFonts w:eastAsia="Arial"/>
           <w:color w:val="000000" w:themeColor="text1"/>
         </w:rPr>
-        <w:t>Relevant requirements: 3.1.3.6 , 3.1.</w:t>
-      </w:r>
-      <w:proofErr w:type="gramStart"/>
-      <w:r>
-        <w:rPr>
-          <w:rFonts w:eastAsia="Arial"/>
-          <w:color w:val="000000" w:themeColor="text1"/>
-        </w:rPr>
-        <w:t>1.13</w:t>
-      </w:r>
-      <w:proofErr w:type="gramEnd"/>
-      <w:r>
-        <w:rPr>
-          <w:rFonts w:eastAsia="Arial"/>
-          <w:color w:val="000000" w:themeColor="text1"/>
-        </w:rPr>
-        <w:t>, 3.1.2.4, 3.1.2.5, 3.1.3.6, 3.3.6</w:t>
+        <w:t>Relevant requirements: 3.1.3.6 , 3.1.1.13, 3.1.2.4, 3.1.2.5, 3.1.3.6, 3.3.6</w:t>
       </w:r>
     </w:p>
     <w:p>
@@ -5408,11 +5311,11 @@
       <w:r>
         <w:t xml:space="preserve">User tries to add a non-existing user. Thus, </w:t>
       </w:r>
-      <w:bookmarkStart w:id="17" w:name="_Int_8HwDT4LL"/>
+      <w:bookmarkStart w:id="18" w:name="_Int_8HwDT4LL"/>
       <w:r>
         <w:t>will</w:t>
       </w:r>
-      <w:bookmarkEnd w:id="17"/>
+      <w:bookmarkEnd w:id="18"/>
       <w:r>
         <w:t xml:space="preserve"> fail to add to the group and prompt an error message that says, “user does not exist”. </w:t>
       </w:r>
@@ -7246,15 +7149,7 @@
         <w:ind w:left="1440"/>
       </w:pPr>
       <w:r>
-        <w:t>Relevant Requirements: 3.1.1.2, 3.1.1.3, 3.1.1.8, 3.1.3.2, 3.1.3.3, 3.1.3.3</w:t>
-      </w:r>
-      <w:proofErr w:type="gramStart"/>
-      <w:r>
-        <w:t>.1, 3.1.3.3.2, 3.1.3.4</w:t>
-      </w:r>
-      <w:proofErr w:type="gramEnd"/>
-      <w:r>
-        <w:t>, 3.1.3.5, 3.1.4.1.2, 3.1.4.1.1, 3.2.2, 3.3.3.1, 3.3.4</w:t>
+        <w:t>Relevant Requirements: 3.1.1.2, 3.1.1.3, 3.1.1.8, 3.1.3.2, 3.1.3.3, 3.1.3.3.1, 3.1.3.3.2, 3.1.3.4, 3.1.3.5, 3.1.4.1.2, 3.1.4.1.1, 3.2.2, 3.3.3.1, 3.3.4</w:t>
       </w:r>
     </w:p>
     <w:p>
@@ -7463,15 +7358,7 @@
         </w:numPr>
       </w:pPr>
       <w:r>
-        <w:t xml:space="preserve">Server queues </w:t>
-      </w:r>
-      <w:proofErr w:type="gramStart"/>
-      <w:r>
-        <w:t>a message</w:t>
-      </w:r>
-      <w:proofErr w:type="gramEnd"/>
-      <w:r>
-        <w:t xml:space="preserve"> for offline members</w:t>
+        <w:t>Server queues a message for offline members</w:t>
       </w:r>
     </w:p>
     <w:p>
@@ -7706,13 +7593,7 @@
         <w:t xml:space="preserve">Relevant Requirements: </w:t>
       </w:r>
       <w:r>
-        <w:t>2.3.12, 2.4.2, 2.</w:t>
-      </w:r>
-      <w:r>
-        <w:t>2.</w:t>
-      </w:r>
-      <w:r>
-        <w:t>17, 3.1.1.6, 3.1.1.7, 3.1.2.2, 3.2.8, 3.3.3, 3.3.10, 4.1.1</w:t>
+        <w:t>2.3.12, 2.4.2, 2.2.17, 3.1.1.6, 3.1.1.7, 3.1.2.2, 3.2.8, 3.3.3, 3.3.10, 4.1.1</w:t>
       </w:r>
     </w:p>
     <w:p>
@@ -8689,39 +8570,39 @@
         <w:pStyle w:val="Heading1"/>
         <w:numPr>
           <w:ilvl w:val="0"/>
-          <w:numId w:val="2"/>
-        </w:numPr>
-      </w:pPr>
-      <w:bookmarkStart w:id="18" w:name="_Use-Case_Diagram"/>
-      <w:bookmarkStart w:id="19" w:name="_Toc222478438"/>
-      <w:bookmarkStart w:id="20" w:name="_Toc223255451"/>
-      <w:bookmarkStart w:id="21" w:name="_Toc224291123"/>
-      <w:bookmarkEnd w:id="18"/>
+          <w:numId w:val="3"/>
+        </w:numPr>
+      </w:pPr>
+      <w:bookmarkStart w:id="19" w:name="_Use-Case_Diagram"/>
+      <w:bookmarkStart w:id="20" w:name="_Toc222478438"/>
+      <w:bookmarkStart w:id="21" w:name="_Toc223255451"/>
+      <w:bookmarkStart w:id="22" w:name="_Toc224291123"/>
+      <w:bookmarkEnd w:id="19"/>
       <w:r>
         <w:lastRenderedPageBreak/>
         <w:t>Use-Case Diagram</w:t>
       </w:r>
-      <w:bookmarkEnd w:id="19"/>
       <w:bookmarkEnd w:id="20"/>
       <w:bookmarkEnd w:id="21"/>
+      <w:bookmarkEnd w:id="22"/>
     </w:p>
     <w:p>
       <w:pPr>
         <w:pStyle w:val="Heading2"/>
         <w:numPr>
           <w:ilvl w:val="1"/>
-          <w:numId w:val="2"/>
-        </w:numPr>
-      </w:pPr>
-      <w:bookmarkStart w:id="22" w:name="_Toc222478439"/>
-      <w:bookmarkStart w:id="23" w:name="_Toc223255452"/>
-      <w:bookmarkStart w:id="24" w:name="_Toc224291124"/>
+          <w:numId w:val="3"/>
+        </w:numPr>
+      </w:pPr>
+      <w:bookmarkStart w:id="23" w:name="_Toc222478439"/>
+      <w:bookmarkStart w:id="24" w:name="_Toc223255452"/>
+      <w:bookmarkStart w:id="25" w:name="_Toc224291124"/>
       <w:r>
         <w:t>Communications App Use Case Diagram</w:t>
       </w:r>
-      <w:bookmarkEnd w:id="22"/>
       <w:bookmarkEnd w:id="23"/>
       <w:bookmarkEnd w:id="24"/>
+      <w:bookmarkEnd w:id="25"/>
     </w:p>
     <w:p/>
     <w:p>
@@ -8736,7 +8617,7 @@
         </w:rPr>
         <w:t xml:space="preserve">The Main Diagram that combines all available use-case diagrams to represent the communication application system as a whole. Currently a WIP. We used </w:t>
       </w:r>
-      <w:hyperlink r:id="rId11" w:history="1">
+      <w:hyperlink r:id="rId15" w:history="1">
         <w:r>
           <w:rPr>
             <w:rStyle w:val="Hyperlink"/>
@@ -8884,7 +8765,7 @@
           <w:noProof/>
         </w:rPr>
       </w:pPr>
-      <w:hyperlink r:id="rId12" w:history="1">
+      <w:hyperlink r:id="rId16" w:history="1">
         <w:r>
           <w:rPr>
             <w:rStyle w:val="Hyperlink"/>
@@ -8929,14 +8810,14 @@
         <w:pStyle w:val="Heading2"/>
         <w:numPr>
           <w:ilvl w:val="1"/>
-          <w:numId w:val="2"/>
-        </w:numPr>
-      </w:pPr>
-      <w:bookmarkStart w:id="25" w:name="_Toc224291125"/>
+          <w:numId w:val="3"/>
+        </w:numPr>
+      </w:pPr>
+      <w:bookmarkStart w:id="26" w:name="_Toc224291125"/>
       <w:r>
         <w:t>Send Message (Individual) Use Case Diagram</w:t>
       </w:r>
-      <w:bookmarkEnd w:id="25"/>
+      <w:bookmarkEnd w:id="26"/>
     </w:p>
     <w:p>
       <w:r>
@@ -8975,7 +8856,7 @@
                     <pic:cNvPicPr/>
                   </pic:nvPicPr>
                   <pic:blipFill>
-                    <a:blip r:embed="rId13"/>
+                    <a:blip r:embed="rId17"/>
                     <a:stretch>
                       <a:fillRect/>
                     </a:stretch>
@@ -9003,14 +8884,14 @@
         <w:pStyle w:val="Heading2"/>
         <w:numPr>
           <w:ilvl w:val="1"/>
-          <w:numId w:val="2"/>
-        </w:numPr>
-      </w:pPr>
-      <w:bookmarkStart w:id="26" w:name="_Toc224291126"/>
+          <w:numId w:val="3"/>
+        </w:numPr>
+      </w:pPr>
+      <w:bookmarkStart w:id="27" w:name="_Toc224291126"/>
       <w:r>
         <w:t>Create Group Use Case Diagram</w:t>
       </w:r>
-      <w:bookmarkEnd w:id="26"/>
+      <w:bookmarkEnd w:id="27"/>
     </w:p>
     <w:p/>
     <w:p>
@@ -9052,7 +8933,7 @@
                     <pic:cNvPicPr/>
                   </pic:nvPicPr>
                   <pic:blipFill>
-                    <a:blip r:embed="rId14"/>
+                    <a:blip r:embed="rId18"/>
                     <a:stretch>
                       <a:fillRect/>
                     </a:stretch>
@@ -9078,14 +8959,14 @@
         <w:pStyle w:val="Heading2"/>
         <w:numPr>
           <w:ilvl w:val="1"/>
-          <w:numId w:val="2"/>
-        </w:numPr>
-      </w:pPr>
-      <w:bookmarkStart w:id="27" w:name="_Toc224291127"/>
+          <w:numId w:val="3"/>
+        </w:numPr>
+      </w:pPr>
+      <w:bookmarkStart w:id="28" w:name="_Toc224291127"/>
       <w:r>
         <w:t>Log In Use Case Diagram</w:t>
       </w:r>
-      <w:bookmarkEnd w:id="27"/>
+      <w:bookmarkEnd w:id="28"/>
     </w:p>
     <w:p/>
     <w:p>
@@ -9127,7 +9008,7 @@
                     <pic:cNvPicPr/>
                   </pic:nvPicPr>
                   <pic:blipFill>
-                    <a:blip r:embed="rId15"/>
+                    <a:blip r:embed="rId19"/>
                     <a:stretch>
                       <a:fillRect/>
                     </a:stretch>
@@ -9154,14 +9035,14 @@
         <w:pStyle w:val="Heading2"/>
         <w:numPr>
           <w:ilvl w:val="1"/>
-          <w:numId w:val="2"/>
-        </w:numPr>
-      </w:pPr>
-      <w:bookmarkStart w:id="28" w:name="_Toc224291128"/>
+          <w:numId w:val="3"/>
+        </w:numPr>
+      </w:pPr>
+      <w:bookmarkStart w:id="29" w:name="_Toc224291128"/>
       <w:r>
         <w:t>Log out Use Case Diagram</w:t>
       </w:r>
-      <w:bookmarkEnd w:id="28"/>
+      <w:bookmarkEnd w:id="29"/>
     </w:p>
     <w:p/>
     <w:p>
@@ -9203,7 +9084,7 @@
                     <pic:cNvPicPr/>
                   </pic:nvPicPr>
                   <pic:blipFill>
-                    <a:blip r:embed="rId16">
+                    <a:blip r:embed="rId20">
                       <a:extLst>
                         <a:ext uri="{28A0092B-C50C-407E-A947-70E740481C1C}">
                           <a14:useLocalDpi xmlns:a14="http://schemas.microsoft.com/office/drawing/2010/main"/>
@@ -9236,14 +9117,14 @@
         <w:pStyle w:val="Heading2"/>
         <w:numPr>
           <w:ilvl w:val="1"/>
-          <w:numId w:val="2"/>
-        </w:numPr>
-      </w:pPr>
-      <w:bookmarkStart w:id="29" w:name="_Toc224291129"/>
+          <w:numId w:val="3"/>
+        </w:numPr>
+      </w:pPr>
+      <w:bookmarkStart w:id="30" w:name="_Toc224291129"/>
       <w:r>
         <w:t>Search Users Use Case Diagram</w:t>
       </w:r>
-      <w:bookmarkEnd w:id="29"/>
+      <w:bookmarkEnd w:id="30"/>
     </w:p>
     <w:p/>
     <w:p>
@@ -9284,7 +9165,7 @@
                     <pic:cNvPicPr/>
                   </pic:nvPicPr>
                   <pic:blipFill>
-                    <a:blip r:embed="rId17">
+                    <a:blip r:embed="rId21">
                       <a:extLst>
                         <a:ext uri="{28A0092B-C50C-407E-A947-70E740481C1C}">
                           <a14:useLocalDpi xmlns:a14="http://schemas.microsoft.com/office/drawing/2010/main"/>
@@ -9366,7 +9247,7 @@
                     <pic:cNvPicPr/>
                   </pic:nvPicPr>
                   <pic:blipFill>
-                    <a:blip r:embed="rId18">
+                    <a:blip r:embed="rId22">
                       <a:extLst>
                         <a:ext uri="{28A0092B-C50C-407E-A947-70E740481C1C}">
                           <a14:useLocalDpi xmlns:a14="http://schemas.microsoft.com/office/drawing/2010/main"/>
@@ -9415,7 +9296,7 @@
                     <pic:cNvPicPr/>
                   </pic:nvPicPr>
                   <pic:blipFill>
-                    <a:blip r:embed="rId19">
+                    <a:blip r:embed="rId23">
                       <a:extLst>
                         <a:ext uri="{28A0092B-C50C-407E-A947-70E740481C1C}">
                           <a14:useLocalDpi xmlns:a14="http://schemas.microsoft.com/office/drawing/2010/main"/>
@@ -9447,47 +9328,139 @@
         <w:pStyle w:val="Heading1"/>
         <w:numPr>
           <w:ilvl w:val="0"/>
-          <w:numId w:val="2"/>
-        </w:numPr>
-      </w:pPr>
-      <w:bookmarkStart w:id="30" w:name="_Object_Candidates_and"/>
-      <w:bookmarkStart w:id="31" w:name="_Toc222478440"/>
-      <w:bookmarkStart w:id="32" w:name="_Toc223255453"/>
-      <w:bookmarkStart w:id="33" w:name="_Toc224291130"/>
-      <w:bookmarkEnd w:id="30"/>
+          <w:numId w:val="3"/>
+        </w:numPr>
+      </w:pPr>
+      <w:bookmarkStart w:id="31" w:name="_Object_Candidates_and"/>
+      <w:bookmarkStart w:id="32" w:name="_Toc222478440"/>
+      <w:bookmarkStart w:id="33" w:name="_Toc223255453"/>
+      <w:bookmarkStart w:id="34" w:name="_Toc224291130"/>
+      <w:bookmarkEnd w:id="31"/>
       <w:r>
         <w:lastRenderedPageBreak/>
         <w:t>Object Candidates and Class Diagrams</w:t>
       </w:r>
-      <w:bookmarkEnd w:id="31"/>
       <w:bookmarkEnd w:id="32"/>
       <w:bookmarkEnd w:id="33"/>
+      <w:bookmarkEnd w:id="34"/>
     </w:p>
     <w:p>
       <w:pPr>
         <w:pStyle w:val="Heading2"/>
         <w:numPr>
           <w:ilvl w:val="1"/>
-          <w:numId w:val="2"/>
-        </w:numPr>
-      </w:pPr>
-      <w:bookmarkStart w:id="34" w:name="_Toc222478441"/>
-      <w:bookmarkStart w:id="35" w:name="_Toc223255454"/>
-      <w:bookmarkStart w:id="36" w:name="_Toc224291131"/>
+          <w:numId w:val="3"/>
+        </w:numPr>
+      </w:pPr>
+      <w:bookmarkStart w:id="35" w:name="_Toc222478441"/>
+      <w:bookmarkStart w:id="36" w:name="_Toc223255454"/>
+      <w:bookmarkStart w:id="37" w:name="_Toc224291131"/>
       <w:r>
         <w:t>Object Candidates</w:t>
       </w:r>
-      <w:bookmarkEnd w:id="34"/>
       <w:bookmarkEnd w:id="35"/>
       <w:bookmarkEnd w:id="36"/>
-    </w:p>
-    <w:p>
-      <w:r>
-        <w:tab/>
-      </w:r>
-      <w:r>
-        <w:tab/>
-      </w:r>
+      <w:bookmarkEnd w:id="37"/>
+    </w:p>
+    <w:p>
+      <w:pPr>
+        <w:ind w:left="1440"/>
+      </w:pPr>
+    </w:p>
+    <w:p>
+      <w:pPr>
+        <w:ind w:left="1440"/>
+      </w:pPr>
+      <w:r>
+        <w:t>User</w:t>
+      </w:r>
+    </w:p>
+    <w:p>
+      <w:pPr>
+        <w:ind w:left="1440"/>
+      </w:pPr>
+      <w:r>
+        <w:t>IT User</w:t>
+      </w:r>
+    </w:p>
+    <w:p>
+      <w:pPr>
+        <w:ind w:left="1440"/>
+      </w:pPr>
+      <w:r>
+        <w:t>AdminPanel</w:t>
+      </w:r>
+    </w:p>
+    <w:p>
+      <w:pPr>
+        <w:ind w:left="1440"/>
+      </w:pPr>
+      <w:r>
+        <w:t>Client</w:t>
+      </w:r>
+    </w:p>
+    <w:p>
+      <w:pPr>
+        <w:ind w:left="1440"/>
+      </w:pPr>
+      <w:r>
+        <w:t>Server</w:t>
+      </w:r>
+    </w:p>
+    <w:p>
+      <w:pPr>
+        <w:ind w:left="1440"/>
+      </w:pPr>
+      <w:r>
+        <w:t>Log</w:t>
+      </w:r>
+    </w:p>
+    <w:p>
+      <w:pPr>
+        <w:ind w:left="1440"/>
+      </w:pPr>
+      <w:r>
+        <w:t>Logger</w:t>
+      </w:r>
+    </w:p>
+    <w:p>
+      <w:pPr>
+        <w:ind w:left="1440"/>
+      </w:pPr>
+      <w:r>
+        <w:t>Message</w:t>
+      </w:r>
+    </w:p>
+    <w:p>
+      <w:pPr>
+        <w:ind w:left="1440"/>
+      </w:pPr>
+      <w:r>
+        <w:t>Networking (Client)</w:t>
+      </w:r>
+    </w:p>
+    <w:p>
+      <w:pPr>
+        <w:ind w:left="1440"/>
+      </w:pPr>
+      <w:r>
+        <w:t>Networking (Server)</w:t>
+      </w:r>
+    </w:p>
+    <w:p>
+      <w:pPr>
+        <w:ind w:left="1440"/>
+      </w:pPr>
+    </w:p>
+    <w:p>
+      <w:pPr>
+        <w:ind w:left="1440"/>
+      </w:pPr>
+    </w:p>
+    <w:p>
+      <w:pPr>
+        <w:ind w:left="1440"/>
+      </w:pPr>
     </w:p>
     <w:p>
       <w:pPr>
@@ -9499,60 +9472,60 @@
         <w:pStyle w:val="Heading2"/>
         <w:numPr>
           <w:ilvl w:val="1"/>
-          <w:numId w:val="2"/>
-        </w:numPr>
-      </w:pPr>
-      <w:bookmarkStart w:id="37" w:name="_Toc222478442"/>
-      <w:bookmarkStart w:id="38" w:name="_Toc223255455"/>
-      <w:bookmarkStart w:id="39" w:name="_Toc224291132"/>
+          <w:numId w:val="3"/>
+        </w:numPr>
+      </w:pPr>
+      <w:bookmarkStart w:id="38" w:name="_Toc222478442"/>
+      <w:bookmarkStart w:id="39" w:name="_Toc223255455"/>
+      <w:bookmarkStart w:id="40" w:name="_Toc224291132"/>
       <w:r>
         <w:t>Class Diagrams</w:t>
       </w:r>
-      <w:bookmarkEnd w:id="37"/>
       <w:bookmarkEnd w:id="38"/>
       <w:bookmarkEnd w:id="39"/>
+      <w:bookmarkEnd w:id="40"/>
     </w:p>
     <w:p>
       <w:pPr>
         <w:pStyle w:val="Heading1"/>
         <w:numPr>
           <w:ilvl w:val="0"/>
-          <w:numId w:val="2"/>
-        </w:numPr>
-      </w:pPr>
-      <w:bookmarkStart w:id="40" w:name="_UML_Sequence_Diagrams"/>
-      <w:bookmarkStart w:id="41" w:name="_Toc222478443"/>
-      <w:bookmarkStart w:id="42" w:name="_Toc223255456"/>
-      <w:bookmarkStart w:id="43" w:name="_Toc224291133"/>
-      <w:bookmarkEnd w:id="40"/>
+          <w:numId w:val="3"/>
+        </w:numPr>
+      </w:pPr>
+      <w:bookmarkStart w:id="41" w:name="_UML_Sequence_Diagrams"/>
+      <w:bookmarkStart w:id="42" w:name="_Toc222478443"/>
+      <w:bookmarkStart w:id="43" w:name="_Toc223255456"/>
+      <w:bookmarkStart w:id="44" w:name="_Toc224291133"/>
+      <w:bookmarkEnd w:id="41"/>
       <w:r>
         <w:lastRenderedPageBreak/>
         <w:t>UML Sequence Diagrams</w:t>
       </w:r>
-      <w:bookmarkEnd w:id="41"/>
       <w:bookmarkEnd w:id="42"/>
       <w:bookmarkEnd w:id="43"/>
+      <w:bookmarkEnd w:id="44"/>
     </w:p>
     <w:p>
       <w:pPr>
         <w:pStyle w:val="Heading2"/>
         <w:numPr>
           <w:ilvl w:val="1"/>
-          <w:numId w:val="2"/>
-        </w:numPr>
-      </w:pPr>
-      <w:bookmarkStart w:id="44" w:name="_Toc222478444"/>
-      <w:bookmarkStart w:id="45" w:name="_Toc223255457"/>
-      <w:bookmarkStart w:id="46" w:name="_Toc224291134"/>
+          <w:numId w:val="3"/>
+        </w:numPr>
+      </w:pPr>
+      <w:bookmarkStart w:id="45" w:name="_Toc222478444"/>
+      <w:bookmarkStart w:id="46" w:name="_Toc223255457"/>
+      <w:bookmarkStart w:id="47" w:name="_Toc224291134"/>
       <w:r>
         <w:t xml:space="preserve">User Actor and the Communication </w:t>
       </w:r>
-      <w:bookmarkEnd w:id="44"/>
+      <w:bookmarkEnd w:id="45"/>
       <w:r>
         <w:t>Application</w:t>
       </w:r>
-      <w:bookmarkEnd w:id="45"/>
       <w:bookmarkEnd w:id="46"/>
+      <w:bookmarkEnd w:id="47"/>
     </w:p>
     <w:p/>
     <w:p>
@@ -9576,7 +9549,7 @@
                     <pic:cNvPicPr/>
                   </pic:nvPicPr>
                   <pic:blipFill>
-                    <a:blip r:embed="rId20">
+                    <a:blip r:embed="rId24">
                       <a:extLst>
                         <a:ext uri="{28A0092B-C50C-407E-A947-70E740481C1C}">
                           <a14:useLocalDpi xmlns:a14="http://schemas.microsoft.com/office/drawing/2010/main"/>
@@ -9608,21 +9581,21 @@
         <w:pStyle w:val="Heading2"/>
         <w:numPr>
           <w:ilvl w:val="1"/>
-          <w:numId w:val="2"/>
-        </w:numPr>
-      </w:pPr>
-      <w:bookmarkStart w:id="47" w:name="_Toc222478445"/>
-      <w:bookmarkStart w:id="48" w:name="_Toc223255458"/>
-      <w:bookmarkStart w:id="49" w:name="_Toc224291135"/>
+          <w:numId w:val="3"/>
+        </w:numPr>
+      </w:pPr>
+      <w:bookmarkStart w:id="48" w:name="_Toc222478445"/>
+      <w:bookmarkStart w:id="49" w:name="_Toc223255458"/>
+      <w:bookmarkStart w:id="50" w:name="_Toc224291135"/>
       <w:r>
         <w:t xml:space="preserve">IT User Actor and the Communication </w:t>
       </w:r>
-      <w:bookmarkEnd w:id="47"/>
+      <w:bookmarkEnd w:id="48"/>
       <w:r>
         <w:t>Application</w:t>
       </w:r>
-      <w:bookmarkEnd w:id="48"/>
       <w:bookmarkEnd w:id="49"/>
+      <w:bookmarkEnd w:id="50"/>
     </w:p>
     <w:p/>
     <w:p>
@@ -9647,7 +9620,7 @@
                     <pic:cNvPicPr/>
                   </pic:nvPicPr>
                   <pic:blipFill>
-                    <a:blip r:embed="rId21">
+                    <a:blip r:embed="rId25">
                       <a:extLst>
                         <a:ext uri="{28A0092B-C50C-407E-A947-70E740481C1C}">
                           <a14:useLocalDpi xmlns:a14="http://schemas.microsoft.com/office/drawing/2010/main"/>
@@ -9679,17 +9652,17 @@
         <w:pStyle w:val="Heading2"/>
         <w:numPr>
           <w:ilvl w:val="1"/>
-          <w:numId w:val="2"/>
-        </w:numPr>
-      </w:pPr>
-      <w:bookmarkStart w:id="50" w:name="_Toc223255459"/>
-      <w:bookmarkStart w:id="51" w:name="_Toc224291136"/>
+          <w:numId w:val="3"/>
+        </w:numPr>
+      </w:pPr>
+      <w:bookmarkStart w:id="51" w:name="_Toc223255459"/>
+      <w:bookmarkStart w:id="52" w:name="_Toc224291136"/>
       <w:r>
         <w:lastRenderedPageBreak/>
         <w:t>Application</w:t>
       </w:r>
-      <w:bookmarkEnd w:id="50"/>
       <w:bookmarkEnd w:id="51"/>
+      <w:bookmarkEnd w:id="52"/>
     </w:p>
     <w:p>
       <w:r>
@@ -9712,7 +9685,7 @@
                     <pic:cNvPicPr/>
                   </pic:nvPicPr>
                   <pic:blipFill>
-                    <a:blip r:embed="rId22">
+                    <a:blip r:embed="rId26">
                       <a:extLst>
                         <a:ext uri="{28A0092B-C50C-407E-A947-70E740481C1C}">
                           <a14:useLocalDpi xmlns:a14="http://schemas.microsoft.com/office/drawing/2010/main"/>
@@ -9741,10 +9714,10 @@
     </w:p>
     <w:p/>
     <w:sectPr>
-      <w:headerReference w:type="default" r:id="rId23"/>
-      <w:footerReference w:type="default" r:id="rId24"/>
-      <w:headerReference w:type="first" r:id="rId25"/>
-      <w:footerReference w:type="first" r:id="rId26"/>
+      <w:headerReference w:type="default" r:id="rId27"/>
+      <w:footerReference w:type="default" r:id="rId28"/>
+      <w:headerReference w:type="first" r:id="rId29"/>
+      <w:footerReference w:type="first" r:id="rId30"/>
       <w:type w:val="continuous"/>
       <w:pgSz w:w="12240" w:h="15840"/>
       <w:pgMar w:top="1440" w:right="1800" w:bottom="1800" w:left="1800" w:header="720" w:footer="1080" w:gutter="0"/>
@@ -9754,6 +9727,45 @@
     </w:sectPr>
   </w:body>
 </w:document>
+</file>
+
+<file path=word/comments.xml><?xml version="1.0" encoding="utf-8"?>
+<w:comments xmlns:wpc="http://schemas.microsoft.com/office/word/2010/wordprocessingCanvas" xmlns:cx="http://schemas.microsoft.com/office/drawing/2014/chartex" xmlns:cx1="http://schemas.microsoft.com/office/drawing/2015/9/8/chartex" xmlns:cx2="http://schemas.microsoft.com/office/drawing/2015/10/21/chartex" xmlns:cx3="http://schemas.microsoft.com/office/drawing/2016/5/9/chartex" xmlns:cx4="http://schemas.microsoft.com/office/drawing/2016/5/10/chartex" xmlns:cx5="http://schemas.microsoft.com/office/drawing/2016/5/11/chartex" xmlns:cx6="http://schemas.microsoft.com/office/drawing/2016/5/12/chartex" xmlns:cx7="http://schemas.microsoft.com/office/drawing/2016/5/13/chartex" xmlns:cx8="http://schemas.microsoft.com/office/drawing/2016/5/14/chartex" xmlns:mc="http://schemas.openxmlformats.org/markup-compatibility/2006" xmlns:aink="http://schemas.microsoft.com/office/drawing/2016/ink" xmlns:am3d="http://schemas.microsoft.com/office/drawing/2017/model3d" xmlns:o="urn:schemas-microsoft-com:office:office" xmlns:oel="http://schemas.microsoft.com/office/2019/extlst" xmlns:r="http://schemas.openxmlformats.org/officeDocument/2006/relationships" xmlns:m="http://schemas.openxmlformats.org/officeDocument/2006/math" xmlns:v="urn:schemas-microsoft-com:vml" xmlns:wp14="http://schemas.microsoft.com/office/word/2010/wordprocessingDrawing" xmlns:wp="http://schemas.openxmlformats.org/drawingml/2006/wordprocessingDrawing" xmlns:w10="urn:schemas-microsoft-com:office:word" xmlns:w="http://schemas.openxmlformats.org/wordprocessingml/2006/main" xmlns:w14="http://schemas.microsoft.com/office/word/2010/wordml" xmlns:w15="http://schemas.microsoft.com/office/word/2012/wordml" xmlns:w16cex="http://schemas.microsoft.com/office/word/2018/wordml/cex" xmlns:w16cid="http://schemas.microsoft.com/office/word/2016/wordml/cid" xmlns:w16="http://schemas.microsoft.com/office/word/2018/wordml" xmlns:w16du="http://schemas.microsoft.com/office/word/2023/wordml/word16du" xmlns:w16sdtdh="http://schemas.microsoft.com/office/word/2020/wordml/sdtdatahash" xmlns:w16sdtfl="http://schemas.microsoft.com/office/word/2024/wordml/sdtformatlock" xmlns:w16se="http://schemas.microsoft.com/office/word/2015/wordml/symex" xmlns:wpg="http://schemas.microsoft.com/office/word/2010/wordprocessingGroup" xmlns:wpi="http://schemas.microsoft.com/office/word/2010/wordprocessingInk" xmlns:wne="http://schemas.microsoft.com/office/word/2006/wordml" xmlns:wps="http://schemas.microsoft.com/office/word/2010/wordprocessingShape" mc:Ignorable="w14 w15 w16se w16cid w16 w16cex w16sdtdh w16sdtfl w16du wp14">
+  <w:comment w:id="9" w:author="Darien Chau" w:date="2026-03-20T08:04:00Z" w:initials="DC">
+    <w:p>
+      <w:pPr>
+        <w:pStyle w:val="CommentText"/>
+      </w:pPr>
+      <w:r>
+        <w:rPr>
+          <w:rStyle w:val="CommentReference"/>
+        </w:rPr>
+        <w:annotationRef/>
+      </w:r>
+      <w:r>
+        <w:t>might remove</w:t>
+      </w:r>
+    </w:p>
+  </w:comment>
+</w:comments>
+</file>
+
+<file path=word/commentsExtended.xml><?xml version="1.0" encoding="utf-8"?>
+<w15:commentsEx xmlns:wpc="http://schemas.microsoft.com/office/word/2010/wordprocessingCanvas" xmlns:cx="http://schemas.microsoft.com/office/drawing/2014/chartex" xmlns:cx1="http://schemas.microsoft.com/office/drawing/2015/9/8/chartex" xmlns:cx2="http://schemas.microsoft.com/office/drawing/2015/10/21/chartex" xmlns:cx3="http://schemas.microsoft.com/office/drawing/2016/5/9/chartex" xmlns:cx4="http://schemas.microsoft.com/office/drawing/2016/5/10/chartex" xmlns:cx5="http://schemas.microsoft.com/office/drawing/2016/5/11/chartex" xmlns:cx6="http://schemas.microsoft.com/office/drawing/2016/5/12/chartex" xmlns:cx7="http://schemas.microsoft.com/office/drawing/2016/5/13/chartex" xmlns:cx8="http://schemas.microsoft.com/office/drawing/2016/5/14/chartex" xmlns:mc="http://schemas.openxmlformats.org/markup-compatibility/2006" xmlns:aink="http://schemas.microsoft.com/office/drawing/2016/ink" xmlns:am3d="http://schemas.microsoft.com/office/drawing/2017/model3d" xmlns:o="urn:schemas-microsoft-com:office:office" xmlns:oel="http://schemas.microsoft.com/office/2019/extlst" xmlns:r="http://schemas.openxmlformats.org/officeDocument/2006/relationships" xmlns:m="http://schemas.openxmlformats.org/officeDocument/2006/math" xmlns:v="urn:schemas-microsoft-com:vml" xmlns:wp14="http://schemas.microsoft.com/office/word/2010/wordprocessingDrawing" xmlns:wp="http://schemas.openxmlformats.org/drawingml/2006/wordprocessingDrawing" xmlns:w10="urn:schemas-microsoft-com:office:word" xmlns:w="http://schemas.openxmlformats.org/wordprocessingml/2006/main" xmlns:w14="http://schemas.microsoft.com/office/word/2010/wordml" xmlns:w15="http://schemas.microsoft.com/office/word/2012/wordml" xmlns:w16cex="http://schemas.microsoft.com/office/word/2018/wordml/cex" xmlns:w16cid="http://schemas.microsoft.com/office/word/2016/wordml/cid" xmlns:w16="http://schemas.microsoft.com/office/word/2018/wordml" xmlns:w16du="http://schemas.microsoft.com/office/word/2023/wordml/word16du" xmlns:w16sdtdh="http://schemas.microsoft.com/office/word/2020/wordml/sdtdatahash" xmlns:w16sdtfl="http://schemas.microsoft.com/office/word/2024/wordml/sdtformatlock" xmlns:w16se="http://schemas.microsoft.com/office/word/2015/wordml/symex" xmlns:wpg="http://schemas.microsoft.com/office/word/2010/wordprocessingGroup" xmlns:wpi="http://schemas.microsoft.com/office/word/2010/wordprocessingInk" xmlns:wne="http://schemas.microsoft.com/office/word/2006/wordml" xmlns:wps="http://schemas.microsoft.com/office/word/2010/wordprocessingShape" mc:Ignorable="w14 w15 w16se w16cid w16 w16cex w16sdtdh w16sdtfl w16du wp14">
+  <w15:commentEx w15:paraId="036CFA81" w15:done="0"/>
+</w15:commentsEx>
+</file>
+
+<file path=word/commentsExtensible.xml><?xml version="1.0" encoding="utf-8"?>
+<w16cex:commentsExtensible xmlns:wpc="http://schemas.microsoft.com/office/word/2010/wordprocessingCanvas" xmlns:cx="http://schemas.microsoft.com/office/drawing/2014/chartex" xmlns:cx1="http://schemas.microsoft.com/office/drawing/2015/9/8/chartex" xmlns:cx2="http://schemas.microsoft.com/office/drawing/2015/10/21/chartex" xmlns:cx3="http://schemas.microsoft.com/office/drawing/2016/5/9/chartex" xmlns:cx4="http://schemas.microsoft.com/office/drawing/2016/5/10/chartex" xmlns:cx5="http://schemas.microsoft.com/office/drawing/2016/5/11/chartex" xmlns:cx6="http://schemas.microsoft.com/office/drawing/2016/5/12/chartex" xmlns:cx7="http://schemas.microsoft.com/office/drawing/2016/5/13/chartex" xmlns:cx8="http://schemas.microsoft.com/office/drawing/2016/5/14/chartex" xmlns:cr="http://schemas.microsoft.com/office/comments/2020/reactions" xmlns:mc="http://schemas.openxmlformats.org/markup-compatibility/2006" xmlns:aink="http://schemas.microsoft.com/office/drawing/2016/ink" xmlns:am3d="http://schemas.microsoft.com/office/drawing/2017/model3d" xmlns:o="urn:schemas-microsoft-com:office:office" xmlns:oel="http://schemas.microsoft.com/office/2019/extlst" xmlns:r="http://schemas.openxmlformats.org/officeDocument/2006/relationships" xmlns:m="http://schemas.openxmlformats.org/officeDocument/2006/math" xmlns:v="urn:schemas-microsoft-com:vml" xmlns:wp14="http://schemas.microsoft.com/office/word/2010/wordprocessingDrawing" xmlns:wp="http://schemas.openxmlformats.org/drawingml/2006/wordprocessingDrawing" xmlns:w10="urn:schemas-microsoft-com:office:word" xmlns:w="http://schemas.openxmlformats.org/wordprocessingml/2006/main" xmlns:w14="http://schemas.microsoft.com/office/word/2010/wordml" xmlns:w15="http://schemas.microsoft.com/office/word/2012/wordml" xmlns:w16cex="http://schemas.microsoft.com/office/word/2018/wordml/cex" xmlns:w16cid="http://schemas.microsoft.com/office/word/2016/wordml/cid" xmlns:w16="http://schemas.microsoft.com/office/word/2018/wordml" xmlns:w16du="http://schemas.microsoft.com/office/word/2023/wordml/word16du" xmlns:w16sdtdh="http://schemas.microsoft.com/office/word/2020/wordml/sdtdatahash" xmlns:w16sdtfl="http://schemas.microsoft.com/office/word/2024/wordml/sdtformatlock" xmlns:w16se="http://schemas.microsoft.com/office/word/2015/wordml/symex" xmlns:wpg="http://schemas.microsoft.com/office/word/2010/wordprocessingGroup" xmlns:wpi="http://schemas.microsoft.com/office/word/2010/wordprocessingInk" xmlns:wne="http://schemas.microsoft.com/office/word/2006/wordml" xmlns:wps="http://schemas.microsoft.com/office/word/2010/wordprocessingShape" mc:Ignorable="w14 w15 w16se w16cid w16 w16cex w16sdtdh w16sdtfl cr w16du wp14">
+  <w16cex:commentExtensible w16cex:durableId="23EA1818" w16cex:dateUtc="2026-03-20T15:04:00Z"/>
+</w16cex:commentsExtensible>
+</file>
+
+<file path=word/commentsIds.xml><?xml version="1.0" encoding="utf-8"?>
+<w16cid:commentsIds xmlns:wpc="http://schemas.microsoft.com/office/word/2010/wordprocessingCanvas" xmlns:cx="http://schemas.microsoft.com/office/drawing/2014/chartex" xmlns:cx1="http://schemas.microsoft.com/office/drawing/2015/9/8/chartex" xmlns:cx2="http://schemas.microsoft.com/office/drawing/2015/10/21/chartex" xmlns:cx3="http://schemas.microsoft.com/office/drawing/2016/5/9/chartex" xmlns:cx4="http://schemas.microsoft.com/office/drawing/2016/5/10/chartex" xmlns:cx5="http://schemas.microsoft.com/office/drawing/2016/5/11/chartex" xmlns:cx6="http://schemas.microsoft.com/office/drawing/2016/5/12/chartex" xmlns:cx7="http://schemas.microsoft.com/office/drawing/2016/5/13/chartex" xmlns:cx8="http://schemas.microsoft.com/office/drawing/2016/5/14/chartex" xmlns:mc="http://schemas.openxmlformats.org/markup-compatibility/2006" xmlns:aink="http://schemas.microsoft.com/office/drawing/2016/ink" xmlns:am3d="http://schemas.microsoft.com/office/drawing/2017/model3d" xmlns:o="urn:schemas-microsoft-com:office:office" xmlns:oel="http://schemas.microsoft.com/office/2019/extlst" xmlns:r="http://schemas.openxmlformats.org/officeDocument/2006/relationships" xmlns:m="http://schemas.openxmlformats.org/officeDocument/2006/math" xmlns:v="urn:schemas-microsoft-com:vml" xmlns:wp14="http://schemas.microsoft.com/office/word/2010/wordprocessingDrawing" xmlns:wp="http://schemas.openxmlformats.org/drawingml/2006/wordprocessingDrawing" xmlns:w10="urn:schemas-microsoft-com:office:word" xmlns:w="http://schemas.openxmlformats.org/wordprocessingml/2006/main" xmlns:w14="http://schemas.microsoft.com/office/word/2010/wordml" xmlns:w15="http://schemas.microsoft.com/office/word/2012/wordml" xmlns:w16cex="http://schemas.microsoft.com/office/word/2018/wordml/cex" xmlns:w16cid="http://schemas.microsoft.com/office/word/2016/wordml/cid" xmlns:w16="http://schemas.microsoft.com/office/word/2018/wordml" xmlns:w16du="http://schemas.microsoft.com/office/word/2023/wordml/word16du" xmlns:w16sdtdh="http://schemas.microsoft.com/office/word/2020/wordml/sdtdatahash" xmlns:w16sdtfl="http://schemas.microsoft.com/office/word/2024/wordml/sdtformatlock" xmlns:w16se="http://schemas.microsoft.com/office/word/2015/wordml/symex" xmlns:wpg="http://schemas.microsoft.com/office/word/2010/wordprocessingGroup" xmlns:wpi="http://schemas.microsoft.com/office/word/2010/wordprocessingInk" xmlns:wne="http://schemas.microsoft.com/office/word/2006/wordml" xmlns:wps="http://schemas.microsoft.com/office/word/2010/wordprocessingShape" mc:Ignorable="w14 w15 w16se w16cid w16 w16cex w16sdtdh w16sdtfl w16du wp14">
+  <w16cid:commentId w16cid:paraId="036CFA81" w16cid:durableId="23EA1818"/>
+</w16cid:commentsIds>
 </file>
 
 <file path=word/endnotes.xml><?xml version="1.0" encoding="utf-8"?>
@@ -9829,17 +9841,8 @@
                     <w:rStyle w:val="PageNumber"/>
                     <w:color w:val="000000"/>
                   </w:rPr>
-                  <w:t>i</w:t>
+                  <w:t>ii</w:t>
                 </w:r>
-                <w:proofErr w:type="spellStart"/>
-                <w:r>
-                  <w:rPr>
-                    <w:rStyle w:val="PageNumber"/>
-                    <w:color w:val="000000"/>
-                  </w:rPr>
-                  <w:t>i</w:t>
-                </w:r>
-                <w:proofErr w:type="spellEnd"/>
                 <w:r>
                   <w:rPr>
                     <w:rStyle w:val="PageNumber"/>
@@ -9902,17 +9905,8 @@
                     <w:rStyle w:val="PageNumber"/>
                     <w:color w:val="000000"/>
                   </w:rPr>
-                  <w:t>vii</w:t>
+                  <w:t>viii</w:t>
                 </w:r>
-                <w:proofErr w:type="spellStart"/>
-                <w:r>
-                  <w:rPr>
-                    <w:rStyle w:val="PageNumber"/>
-                    <w:color w:val="000000"/>
-                  </w:rPr>
-                  <w:t>i</w:t>
-                </w:r>
-                <w:proofErr w:type="spellEnd"/>
                 <w:r>
                   <w:rPr>
                     <w:rStyle w:val="PageNumber"/>
@@ -9965,16 +9959,8 @@
       <w:rPr>
         <w:rStyle w:val="PageNumber"/>
       </w:rPr>
-      <w:t>ii</w:t>
+      <w:t>iii</w:t>
     </w:r>
-    <w:proofErr w:type="spellStart"/>
-    <w:r>
-      <w:rPr>
-        <w:rStyle w:val="PageNumber"/>
-      </w:rPr>
-      <w:t>i</w:t>
-    </w:r>
-    <w:proofErr w:type="spellEnd"/>
     <w:r>
       <w:rPr>
         <w:rStyle w:val="PageNumber"/>
@@ -14143,6 +14129,14 @@
     <w:abstractNumId w:val="33"/>
   </w:num>
 </w:numbering>
+</file>
+
+<file path=word/people.xml><?xml version="1.0" encoding="utf-8"?>
+<w15:people xmlns:wpc="http://schemas.microsoft.com/office/word/2010/wordprocessingCanvas" xmlns:cx="http://schemas.microsoft.com/office/drawing/2014/chartex" xmlns:cx1="http://schemas.microsoft.com/office/drawing/2015/9/8/chartex" xmlns:cx2="http://schemas.microsoft.com/office/drawing/2015/10/21/chartex" xmlns:cx3="http://schemas.microsoft.com/office/drawing/2016/5/9/chartex" xmlns:cx4="http://schemas.microsoft.com/office/drawing/2016/5/10/chartex" xmlns:cx5="http://schemas.microsoft.com/office/drawing/2016/5/11/chartex" xmlns:cx6="http://schemas.microsoft.com/office/drawing/2016/5/12/chartex" xmlns:cx7="http://schemas.microsoft.com/office/drawing/2016/5/13/chartex" xmlns:cx8="http://schemas.microsoft.com/office/drawing/2016/5/14/chartex" xmlns:mc="http://schemas.openxmlformats.org/markup-compatibility/2006" xmlns:aink="http://schemas.microsoft.com/office/drawing/2016/ink" xmlns:am3d="http://schemas.microsoft.com/office/drawing/2017/model3d" xmlns:o="urn:schemas-microsoft-com:office:office" xmlns:oel="http://schemas.microsoft.com/office/2019/extlst" xmlns:r="http://schemas.openxmlformats.org/officeDocument/2006/relationships" xmlns:m="http://schemas.openxmlformats.org/officeDocument/2006/math" xmlns:v="urn:schemas-microsoft-com:vml" xmlns:wp14="http://schemas.microsoft.com/office/word/2010/wordprocessingDrawing" xmlns:wp="http://schemas.openxmlformats.org/drawingml/2006/wordprocessingDrawing" xmlns:w10="urn:schemas-microsoft-com:office:word" xmlns:w="http://schemas.openxmlformats.org/wordprocessingml/2006/main" xmlns:w14="http://schemas.microsoft.com/office/word/2010/wordml" xmlns:w15="http://schemas.microsoft.com/office/word/2012/wordml" xmlns:w16cex="http://schemas.microsoft.com/office/word/2018/wordml/cex" xmlns:w16cid="http://schemas.microsoft.com/office/word/2016/wordml/cid" xmlns:w16="http://schemas.microsoft.com/office/word/2018/wordml" xmlns:w16du="http://schemas.microsoft.com/office/word/2023/wordml/word16du" xmlns:w16sdtdh="http://schemas.microsoft.com/office/word/2020/wordml/sdtdatahash" xmlns:w16sdtfl="http://schemas.microsoft.com/office/word/2024/wordml/sdtformatlock" xmlns:w16se="http://schemas.microsoft.com/office/word/2015/wordml/symex" xmlns:wpg="http://schemas.microsoft.com/office/word/2010/wordprocessingGroup" xmlns:wpi="http://schemas.microsoft.com/office/word/2010/wordprocessingInk" xmlns:wne="http://schemas.microsoft.com/office/word/2006/wordml" xmlns:wps="http://schemas.microsoft.com/office/word/2010/wordprocessingShape" mc:Ignorable="w14 w15 w16se w16cid w16 w16cex w16sdtdh w16sdtfl w16du wp14">
+  <w15:person w15:author="Darien Chau">
+    <w15:presenceInfo w15:providerId="AD" w15:userId="S::dchau@horizon.csueastbay.edu::6457da15-b024-46f4-96d8-2a4edc11854b"/>
+  </w15:person>
+</w15:people>
 </file>
 
 <file path=word/styles.xml><?xml version="1.0" encoding="utf-8"?>
@@ -14815,7 +14809,6 @@
     <w:rPr>
       <w:color w:val="000080"/>
       <w:u w:val="single"/>
-      <w:lang/>
     </w:rPr>
   </w:style>
   <w:style w:type="character" w:customStyle="1" w:styleId="IndexLink">
@@ -15251,6 +15244,69 @@
       <w:u w:val="single"/>
     </w:rPr>
   </w:style>
+  <w:style w:type="character" w:styleId="CommentReference">
+    <w:name w:val="annotation reference"/>
+    <w:basedOn w:val="DefaultParagraphFont"/>
+    <w:uiPriority w:val="99"/>
+    <w:semiHidden/>
+    <w:unhideWhenUsed/>
+    <w:rsid w:val="002E3131"/>
+    <w:rPr>
+      <w:sz w:val="16"/>
+      <w:szCs w:val="16"/>
+    </w:rPr>
+  </w:style>
+  <w:style w:type="paragraph" w:styleId="CommentText">
+    <w:name w:val="annotation text"/>
+    <w:basedOn w:val="Normal"/>
+    <w:link w:val="CommentTextChar"/>
+    <w:uiPriority w:val="99"/>
+    <w:unhideWhenUsed/>
+    <w:rsid w:val="002E3131"/>
+  </w:style>
+  <w:style w:type="character" w:customStyle="1" w:styleId="CommentTextChar">
+    <w:name w:val="Comment Text Char"/>
+    <w:basedOn w:val="DefaultParagraphFont"/>
+    <w:link w:val="CommentText"/>
+    <w:uiPriority w:val="99"/>
+    <w:rsid w:val="002E3131"/>
+    <w:rPr>
+      <w:rFonts w:ascii="Times New Roman" w:eastAsia="Times New Roman" w:hAnsi="Times New Roman" w:cs="Times New Roman"/>
+      <w:sz w:val="20"/>
+      <w:szCs w:val="20"/>
+      <w:lang w:bidi="ar-SA"/>
+    </w:rPr>
+  </w:style>
+  <w:style w:type="paragraph" w:styleId="CommentSubject">
+    <w:name w:val="annotation subject"/>
+    <w:basedOn w:val="CommentText"/>
+    <w:next w:val="CommentText"/>
+    <w:link w:val="CommentSubjectChar"/>
+    <w:uiPriority w:val="99"/>
+    <w:semiHidden/>
+    <w:unhideWhenUsed/>
+    <w:rsid w:val="002E3131"/>
+    <w:rPr>
+      <w:b/>
+      <w:bCs/>
+    </w:rPr>
+  </w:style>
+  <w:style w:type="character" w:customStyle="1" w:styleId="CommentSubjectChar">
+    <w:name w:val="Comment Subject Char"/>
+    <w:basedOn w:val="CommentTextChar"/>
+    <w:link w:val="CommentSubject"/>
+    <w:uiPriority w:val="99"/>
+    <w:semiHidden/>
+    <w:rsid w:val="002E3131"/>
+    <w:rPr>
+      <w:rFonts w:ascii="Times New Roman" w:eastAsia="Times New Roman" w:hAnsi="Times New Roman" w:cs="Times New Roman"/>
+      <w:b/>
+      <w:bCs/>
+      <w:sz w:val="20"/>
+      <w:szCs w:val="20"/>
+      <w:lang w:bidi="ar-SA"/>
+    </w:rPr>
+  </w:style>
 </w:styles>
 </file>
 

--- a/SDS_Communications.docx
+++ b/SDS_Communications.docx
@@ -4126,52 +4126,10 @@
       </w:r>
       <w:bookmarkEnd w:id="8"/>
     </w:p>
-    <w:commentRangeStart w:id="9"/>
-    <w:p>
-      <w:pPr>
-        <w:ind w:left="1440"/>
-        <w:rPr>
-          <w:rStyle w:val="Hyperlink"/>
-        </w:rPr>
-      </w:pPr>
-      <w:r>
-        <w:fldChar w:fldCharType="begin"/>
-      </w:r>
-      <w:r>
-        <w:instrText>HYPERLINK "SRS_Communications.docx"</w:instrText>
-      </w:r>
-      <w:r>
-        <w:fldChar w:fldCharType="separate"/>
-      </w:r>
-      <w:r>
-        <w:rPr>
-          <w:rStyle w:val="Hyperlink"/>
-        </w:rPr>
-        <w:t xml:space="preserve">Specific </w:t>
-      </w:r>
-      <w:r>
-        <w:rPr>
-          <w:rStyle w:val="Hyperlink"/>
-        </w:rPr>
-        <w:t>Requirements</w:t>
-      </w:r>
-    </w:p>
-    <w:p>
-      <w:pPr>
-        <w:ind w:left="1440"/>
-      </w:pPr>
-      <w:r>
-        <w:fldChar w:fldCharType="end"/>
-      </w:r>
-      <w:commentRangeEnd w:id="9"/>
-      <w:r>
-        <w:rPr>
-          <w:rStyle w:val="CommentReference"/>
-          <w:sz w:val="20"/>
-          <w:szCs w:val="20"/>
-        </w:rPr>
-        <w:commentReference w:id="9"/>
-      </w:r>
+    <w:p>
+      <w:pPr>
+        <w:ind w:left="1440"/>
+      </w:pPr>
       <w:hyperlink w:anchor="_Actors_and_Use-Cases" w:history="1">
         <w:r>
           <w:rPr>
@@ -4256,7 +4214,7 @@
         <w:t>Sequence Diagram Documentation</w:t>
       </w:r>
     </w:p>
-    <w:bookmarkStart w:id="10" w:name="_Toc223255430"/>
+    <w:bookmarkStart w:id="9" w:name="_Toc223255430"/>
     <w:p>
       <w:pPr>
         <w:pStyle w:val="Heading2"/>
@@ -4275,7 +4233,7 @@
       <w:r>
         <w:t>Overview</w:t>
       </w:r>
-      <w:bookmarkEnd w:id="10"/>
+      <w:bookmarkEnd w:id="9"/>
     </w:p>
     <w:p>
       <w:pPr>
@@ -4305,8 +4263,8 @@
           <w:numId w:val="3"/>
         </w:numPr>
       </w:pPr>
-      <w:bookmarkStart w:id="11" w:name="_Actors_and_Use-Cases"/>
-      <w:bookmarkEnd w:id="11"/>
+      <w:bookmarkStart w:id="10" w:name="_Actors_and_Use-Cases"/>
+      <w:bookmarkEnd w:id="10"/>
       <w:r>
         <w:lastRenderedPageBreak/>
         <w:t>Actors and Use-Cases</w:t>
@@ -4323,15 +4281,15 @@
           <w:numId w:val="3"/>
         </w:numPr>
       </w:pPr>
-      <w:bookmarkStart w:id="12" w:name="_Toc222478436"/>
-      <w:bookmarkStart w:id="13" w:name="_Toc223255449"/>
-      <w:bookmarkStart w:id="14" w:name="_Toc224291121"/>
+      <w:bookmarkStart w:id="11" w:name="_Toc222478436"/>
+      <w:bookmarkStart w:id="12" w:name="_Toc223255449"/>
+      <w:bookmarkStart w:id="13" w:name="_Toc224291121"/>
       <w:r>
         <w:t>Actors</w:t>
       </w:r>
+      <w:bookmarkEnd w:id="11"/>
       <w:bookmarkEnd w:id="12"/>
       <w:bookmarkEnd w:id="13"/>
-      <w:bookmarkEnd w:id="14"/>
     </w:p>
     <w:p>
       <w:pPr>
@@ -4391,15 +4349,15 @@
           <w:numId w:val="3"/>
         </w:numPr>
       </w:pPr>
-      <w:bookmarkStart w:id="15" w:name="_Toc222478437"/>
-      <w:bookmarkStart w:id="16" w:name="_Toc223255450"/>
-      <w:bookmarkStart w:id="17" w:name="_Toc224291122"/>
+      <w:bookmarkStart w:id="14" w:name="_Toc222478437"/>
+      <w:bookmarkStart w:id="15" w:name="_Toc223255450"/>
+      <w:bookmarkStart w:id="16" w:name="_Toc224291122"/>
       <w:r>
         <w:t>Use-Cases</w:t>
       </w:r>
+      <w:bookmarkEnd w:id="14"/>
       <w:bookmarkEnd w:id="15"/>
       <w:bookmarkEnd w:id="16"/>
-      <w:bookmarkEnd w:id="17"/>
     </w:p>
     <w:p/>
     <w:p>
@@ -5311,11 +5269,11 @@
       <w:r>
         <w:t xml:space="preserve">User tries to add a non-existing user. Thus, </w:t>
       </w:r>
-      <w:bookmarkStart w:id="18" w:name="_Int_8HwDT4LL"/>
+      <w:bookmarkStart w:id="17" w:name="_Int_8HwDT4LL"/>
       <w:r>
         <w:t>will</w:t>
       </w:r>
-      <w:bookmarkEnd w:id="18"/>
+      <w:bookmarkEnd w:id="17"/>
       <w:r>
         <w:t xml:space="preserve"> fail to add to the group and prompt an error message that says, “user does not exist”. </w:t>
       </w:r>
@@ -8573,18 +8531,18 @@
           <w:numId w:val="3"/>
         </w:numPr>
       </w:pPr>
-      <w:bookmarkStart w:id="19" w:name="_Use-Case_Diagram"/>
-      <w:bookmarkStart w:id="20" w:name="_Toc222478438"/>
-      <w:bookmarkStart w:id="21" w:name="_Toc223255451"/>
-      <w:bookmarkStart w:id="22" w:name="_Toc224291123"/>
-      <w:bookmarkEnd w:id="19"/>
+      <w:bookmarkStart w:id="18" w:name="_Use-Case_Diagram"/>
+      <w:bookmarkStart w:id="19" w:name="_Toc222478438"/>
+      <w:bookmarkStart w:id="20" w:name="_Toc223255451"/>
+      <w:bookmarkStart w:id="21" w:name="_Toc224291123"/>
+      <w:bookmarkEnd w:id="18"/>
       <w:r>
         <w:lastRenderedPageBreak/>
         <w:t>Use-Case Diagram</w:t>
       </w:r>
+      <w:bookmarkEnd w:id="19"/>
       <w:bookmarkEnd w:id="20"/>
       <w:bookmarkEnd w:id="21"/>
-      <w:bookmarkEnd w:id="22"/>
     </w:p>
     <w:p>
       <w:pPr>
@@ -8594,15 +8552,16 @@
           <w:numId w:val="3"/>
         </w:numPr>
       </w:pPr>
-      <w:bookmarkStart w:id="23" w:name="_Toc222478439"/>
-      <w:bookmarkStart w:id="24" w:name="_Toc223255452"/>
-      <w:bookmarkStart w:id="25" w:name="_Toc224291124"/>
+      <w:bookmarkStart w:id="22" w:name="_Toc222478439"/>
+      <w:bookmarkStart w:id="23" w:name="_Toc223255452"/>
+      <w:bookmarkStart w:id="24" w:name="_Toc224291124"/>
+      <w:commentRangeStart w:id="25"/>
       <w:r>
         <w:t>Communications App Use Case Diagram</w:t>
       </w:r>
+      <w:bookmarkEnd w:id="22"/>
       <w:bookmarkEnd w:id="23"/>
       <w:bookmarkEnd w:id="24"/>
-      <w:bookmarkEnd w:id="25"/>
     </w:p>
     <w:p/>
     <w:p>
@@ -8617,7 +8576,7 @@
         </w:rPr>
         <w:t xml:space="preserve">The Main Diagram that combines all available use-case diagrams to represent the communication application system as a whole. Currently a WIP. We used </w:t>
       </w:r>
-      <w:hyperlink r:id="rId15" w:history="1">
+      <w:hyperlink r:id="rId11" w:history="1">
         <w:r>
           <w:rPr>
             <w:rStyle w:val="Hyperlink"/>
@@ -8765,7 +8724,7 @@
           <w:noProof/>
         </w:rPr>
       </w:pPr>
-      <w:hyperlink r:id="rId16" w:history="1">
+      <w:hyperlink r:id="rId12" w:history="1">
         <w:r>
           <w:rPr>
             <w:rStyle w:val="Hyperlink"/>
@@ -8782,6 +8741,16 @@
           <w:t>mKAWb7dkbZviTKDpbxBvigeJziWQUY7LR68HSXJcFA48SwplOZvRnG_bqeHRe3E2mUpt0pnVgib0mbJNSUhGdAtxXbvLsypngkLOkvmXK9KNh6_KYigI6XjAPEpeNOt9T_evi48SbtYN7cMYwt8MEVRLc9fwKzfes6_qtQOe-7udwAahkYffTXP7Er32hQq3OJ9cuf6FwVuWy0</w:t>
         </w:r>
       </w:hyperlink>
+      <w:commentRangeEnd w:id="25"/>
+      <w:r>
+        <w:rPr>
+          <w:rStyle w:val="CommentReference"/>
+          <w:noProof/>
+          <w:sz w:val="20"/>
+          <w:szCs w:val="20"/>
+        </w:rPr>
+        <w:commentReference w:id="25"/>
+      </w:r>
     </w:p>
     <w:p>
       <w:pPr>
@@ -9194,66 +9163,60 @@
     </w:p>
     <w:p>
       <w:pPr>
-        <w:pStyle w:val="Heading"/>
+        <w:pStyle w:val="Heading2"/>
+        <w:numPr>
+          <w:ilvl w:val="1"/>
+          <w:numId w:val="3"/>
+        </w:numPr>
       </w:pPr>
       <w:r>
         <w:lastRenderedPageBreak/>
-        <w:t>CLASS PLANTUML EXAMPLE</w:t>
-      </w:r>
-    </w:p>
-    <w:p>
-      <w:pPr>
-        <w:rPr>
-          <w:b/>
-          <w:bCs/>
-          <w:u w:val="single"/>
-        </w:rPr>
-      </w:pPr>
-      <w:r>
-        <w:rPr>
-          <w:b/>
-          <w:bCs/>
-          <w:u w:val="single"/>
-        </w:rPr>
-        <w:t>ENCODING:</w:t>
-      </w:r>
-    </w:p>
-    <w:p>
-      <w:r>
-        <w:t>hLVDSgD64Bxp59mIj6khaciEgIK8swfeaGhGkZPRgHI6jZG9FzJC89UTvDtJGoE65budXrpCg7zwkh_-fcVyGUbCwgugdH8UjQiRLuh3KRk5a91hqTJEj-xrzRKRHlkFYLavK7ULwmV1TX-bloMfd-uJzqzdkmiZ9zXiat3b9Fi4VwrmTRFnRs_n-xV3tTBFkn2TWhim-7aTtJg9_ma_YHF4uMgTZkPfx4U97wJhRNHskL-dTwlOlzyugt2tJT2uDxe9OoUCustiRDCxN6C4odkz2gDqdNvslt5tOPni8oeYBpEbNBye92Y5OQzTfIM0Zhhg0QJxWojgZSAiHN0ggAqyqLBK1_VBTylbzx-ERgC29RdGpzFVBw8Tuo7O6gpIUNzEmLlWkaMXzXQZ7aK7qCaaiLw9HgJnUNPVyPo90qnm9ln5j3nuObBbPkeYcNe2bZ4yDQ8WCvlPsvPZZXSmCXjAcC7AzIRt4MMkeYeOxDOPIK8ys85KJTtJeCugc7Ole_wWQEYKQHhPUmkxP6vNSw-5IwX6MKMW6WSIZGomrfIxiMM1MTdMSRxPhC2WKxgfGFOb_jw8UaM0c0zAq4QdK9OWFmabD5VuwSSBQQT0HXSujQ8c_16VSRiUeVoOrGVO2GG9ddPdiuLDhj-PKfDm44g378du9FInaDcJbrLDLviSYgPxA64nhj280dWBU-g7EJCzwdbk0lIxPBHEdriiWSyagpNCwGoeVDGPWquV6obUeDWZ46XYuVtopio4XwpCwXniYWGaMbiCqVD40wLV86hd53qzp-lApSzRsDqCk48bdMgXBg3e2VJGD2MA7oN02qmbNJsNvMMZuBphI1eY9Q_HQ7cLxmt7kPNNAPuVY_WJWUAnpfcTR3DGnyl-hmGee6sKq7CRljM6ce3RK1jGggoqi4U2PquTMkzcmv0f-85BiXEQgIdhaD0WGUaODx29OIHkwv42BQOE_VMGFPz1n6K5aqhvO5XF7BqXogks1sRBUcD7nn7oFp2_IIbZKygDg8IUydpen8NSSCs6OLKoZmNbj9g8E5_KXNBg_BMktzjav_58lRBgLs9ecTNg4MGWeK2BOJwW1Gc6Ybvr6LexyL6S62nfZhmDJxYRsPGR4I_tBMQn25CcS6hDINE98GMQ0VWcW-mJBBg9_IIDzq6wZqDyY6ssjxVut9jCPpf9T4pQwRLIDWSpO3VDuK13yfILmfnKb61TvlgZwM_7cibfTbX9n9YF4MYkuO96cjajF46jvmUwDpBf5TEBa_gSzUzakarcJrRJjAQYmshBOeEAUeKRUFyUxceMxUeosEHcnQkxJphFr75wIXypKKBXQmrLgvLzdM8NH0v1KxKbQ2Wif1Z8KyEqiw-H_t4yqtmOnjlRmOHgo-mvQEf78QlCO3Msowf3AHivogcrelP4GSLUsVSAjnamyN19p9WomLBXG6Irz2G6lKOinYimVtbWUqxYSEERHYTtwntzbpBUkEzGFHnZP_Ywo-NvxN0nej7rhnz7Spv5cCfUF5p7Ts4tCfEpXz6OBCMXTx53XvE9w8C1njSkee4MxmPW-v_B_h_GvVmuKSa8IDTUdnq-G5rqLVaF</w:t>
+        <w:t>Register</w:t>
+      </w:r>
+      <w:r>
+        <w:t xml:space="preserve"> Users Use Case Diagram</w:t>
+      </w:r>
+    </w:p>
+    <w:p/>
+    <w:p>
+      <w:r>
+        <w:t>Encoding for the Use Case:</w:t>
+      </w:r>
+    </w:p>
+    <w:p>
+      <w:r>
+        <w:t>VLB1QkD03BthAuHxQ7f8jx2mXv0r3Lwt648NxAImqClWAEdGgIQTaLlwzoivQRk5fPV1VazFy_GqbrbSak4n08YNG5YiknghXHupRElhfblLBIhMugHQNFoOjkkp0e2ZQ6b7XEjCM3ax5XVVfykcG9TnsG2uNcB2PeNp-P0fbQKHpGggu8b5KRVV1zyxyP4FPAMoZj8pfV-nQW5WqjBEPz4AlJUT6QucON9BoMzVHv3TexfY_pGGKyvZpMtTDbT_ODAf9S8RUlcGTwlVRGsWFi_BqRT-JQUbcT44h0n3t6NqB14Fti4ugz6htseo1Uebtt7noM5nnuutAjuFah5Fj56zTo63QQs79Jl3ZhJAOiAD4mS66ddmhNnrJ_t39_sH6blO2DPadCwwm04wzZ_-dRyDrP8CYL7dwIFd60ZW55qGoqxNkWtn9RzRCCb9y4mplLp5ystKxVKnnFHJaH8RVdR1Rt0PTvwn-h28t_0cohZoOruQxPUjVlcy3-uLwvJiwV0s_Zkc9VQb_7txuXw80IurL7tPVm40</w:t>
       </w:r>
     </w:p>
     <w:p/>
     <w:p/>
     <w:p>
       <w:r>
+        <w:t>Image:</w:t>
+      </w:r>
+    </w:p>
+    <w:p>
+      <w:r>
         <w:rPr>
           <w:noProof/>
         </w:rPr>
         <w:lastRenderedPageBreak/>
         <w:drawing>
-          <wp:inline distT="0" distB="0" distL="0" distR="0" wp14:anchorId="011746A1" wp14:editId="74FD4110">
-            <wp:extent cx="3962400" cy="5486400"/>
+          <wp:inline distT="114300" distB="114300" distL="114300" distR="114300" wp14:anchorId="640C4B97" wp14:editId="5E596AD9">
+            <wp:extent cx="5486400" cy="7573108"/>
             <wp:effectExtent l="0" t="0" r="0" b="0"/>
-            <wp:docPr id="605220732" name="drawing"/>
-            <wp:cNvGraphicFramePr>
-              <a:graphicFrameLocks xmlns:a="http://schemas.openxmlformats.org/drawingml/2006/main" noChangeAspect="1"/>
-            </wp:cNvGraphicFramePr>
+            <wp:docPr id="4" name="image1.png"/>
+            <wp:cNvGraphicFramePr/>
             <a:graphic xmlns:a="http://schemas.openxmlformats.org/drawingml/2006/main">
               <a:graphicData uri="http://schemas.openxmlformats.org/drawingml/2006/picture">
                 <pic:pic xmlns:pic="http://schemas.openxmlformats.org/drawingml/2006/picture">
                   <pic:nvPicPr>
-                    <pic:cNvPr id="605220732" name="Picture 605220732"/>
-                    <pic:cNvPicPr/>
+                    <pic:cNvPr id="0" name="image1.png"/>
+                    <pic:cNvPicPr preferRelativeResize="0"/>
                   </pic:nvPicPr>
                   <pic:blipFill>
-                    <a:blip r:embed="rId22">
-                      <a:extLst>
-                        <a:ext uri="{28A0092B-C50C-407E-A947-70E740481C1C}">
-                          <a14:useLocalDpi xmlns:a14="http://schemas.microsoft.com/office/drawing/2010/main"/>
-                        </a:ext>
-                      </a:extLst>
-                    </a:blip>
+                    <a:blip r:embed="rId22"/>
+                    <a:srcRect/>
                     <a:stretch>
                       <a:fillRect/>
                     </a:stretch>
@@ -9261,11 +9224,12 @@
                   <pic:spPr>
                     <a:xfrm>
                       <a:off x="0" y="0"/>
-                      <a:ext cx="3962400" cy="5486400"/>
+                      <a:ext cx="5486400" cy="7573108"/>
                     </a:xfrm>
                     <a:prstGeom prst="rect">
                       <a:avLst/>
                     </a:prstGeom>
+                    <a:ln/>
                   </pic:spPr>
                 </pic:pic>
               </a:graphicData>
@@ -9274,35 +9238,239 @@
         </w:drawing>
       </w:r>
     </w:p>
-    <w:p>
+    <w:p/>
+    <w:p/>
+    <w:p>
+      <w:pPr>
+        <w:rPr>
+          <w:b/>
+          <w:bCs/>
+        </w:rPr>
+      </w:pPr>
+      <w:r>
+        <w:rPr>
+          <w:b/>
+          <w:bCs/>
+        </w:rPr>
+        <w:lastRenderedPageBreak/>
+        <w:t>CA06-RU</w:t>
+      </w:r>
+      <w:r>
+        <w:rPr>
+          <w:b/>
+          <w:bCs/>
+        </w:rPr>
+        <w:t xml:space="preserve"> Code:</w:t>
+      </w:r>
+    </w:p>
+    <w:p>
+      <w:r>
+        <w:t>@startuml</w:t>
+      </w:r>
+    </w:p>
+    <w:p/>
+    <w:p>
+      <w:r>
+        <w:t>title "USE CASE : REGISTER USER (CA06-RU)"</w:t>
+      </w:r>
+    </w:p>
+    <w:p/>
+    <w:p>
+      <w:r>
+        <w:t>note "See Use Case CA03-LI" as LI</w:t>
+      </w:r>
+    </w:p>
+    <w:p/>
+    <w:p>
+      <w:r>
+        <w:t>actor IT &lt;&lt;user&gt;&gt; as IT</w:t>
+      </w:r>
+    </w:p>
+    <w:p>
+      <w:r>
+        <w:t>Client &lt;&lt;application&gt;&gt; as CLI</w:t>
+      </w:r>
+    </w:p>
+    <w:p>
+      <w:r>
+        <w:t>Server &lt;&lt;application&gt;&gt; as SER</w:t>
+      </w:r>
+    </w:p>
+    <w:p/>
+    <w:p>
+      <w:r>
+        <w:t>(Register User) as REG</w:t>
+      </w:r>
+    </w:p>
+    <w:p>
+      <w:r>
+        <w:t>(Verify Username Uniqueness) as VERIFY</w:t>
+      </w:r>
+    </w:p>
+    <w:p>
+      <w:r>
+        <w:t>(Store New User) as STORE</w:t>
+      </w:r>
+    </w:p>
+    <w:p/>
+    <w:p>
+      <w:r>
+        <w:t>IT .&gt; LI</w:t>
+      </w:r>
+    </w:p>
+    <w:p/>
+    <w:p>
+      <w:r>
+        <w:t>IT --&gt; CLI : User logs into Client</w:t>
+      </w:r>
+    </w:p>
+    <w:p>
+      <w:r>
+        <w:t>CLI --&gt; REG : User selects\n"Register User"\nand inputs credentials</w:t>
+      </w:r>
+    </w:p>
+    <w:p>
+      <w:r>
+        <w:t>REG --&gt; SER : Send user data</w:t>
+      </w:r>
+    </w:p>
+    <w:p>
+      <w:r>
+        <w:t>SER --&gt; VERIFY : Check credentials</w:t>
+      </w:r>
+    </w:p>
+    <w:p>
+      <w:r>
+        <w:t>VERIFY --&gt; STORE : Store user</w:t>
+      </w:r>
+    </w:p>
+    <w:p>
+      <w:r>
+        <w:t>STORE --&gt; SER</w:t>
+      </w:r>
+    </w:p>
+    <w:p>
+      <w:r>
+        <w:t>STORE .&gt; CLI : Return to console</w:t>
+      </w:r>
+    </w:p>
+    <w:p/>
+    <w:p>
+      <w:r>
+        <w:t>' alternate flows</w:t>
+      </w:r>
+    </w:p>
+    <w:p>
+      <w:r>
+        <w:t>SER --&gt; CLI #line:red : &lt;font color=red&gt; Invalid Login Credentials / Not IT</w:t>
+      </w:r>
+    </w:p>
+    <w:p>
+      <w:r>
+        <w:t>CLI --&gt; IT #line:red : &lt;font color=red&gt; Display Error Info</w:t>
+      </w:r>
+    </w:p>
+    <w:p>
+      <w:r>
+        <w:t>VERIFY --&gt; REG #line:red : &lt;font color=red&gt; Username taken</w:t>
+      </w:r>
+    </w:p>
+    <w:p/>
+    <w:p>
+      <w:r>
+        <w:t>@enduml</w:t>
+      </w:r>
+    </w:p>
+    <w:p/>
+    <w:p/>
+    <w:p/>
+    <w:p>
+      <w:pPr>
+        <w:pStyle w:val="Heading2"/>
+        <w:numPr>
+          <w:ilvl w:val="1"/>
+          <w:numId w:val="3"/>
+        </w:numPr>
+      </w:pPr>
+      <w:r>
+        <w:t xml:space="preserve">Send Message (Group) </w:t>
+      </w:r>
+      <w:r>
+        <w:t>Use Case Diagram</w:t>
+      </w:r>
+    </w:p>
+    <w:p/>
+    <w:p>
+      <w:pPr>
+        <w:rPr>
+          <w:b/>
+          <w:bCs/>
+        </w:rPr>
+      </w:pPr>
+      <w:r>
+        <w:rPr>
+          <w:b/>
+          <w:bCs/>
+        </w:rPr>
+        <w:t>Encoding for the Use-Case:</w:t>
+      </w:r>
+    </w:p>
+    <w:p>
+      <w:r>
+        <w:t>ZLInRjim5Dpv5G_kK7bGchH30SCr8iYg841AWX3or8MHQOS0JGeadSH_t_SeMN1G9EWYoxpZyUuUeLiVX0l7WsOigA0bp5fUG9xXOm6yk5j3Kt2UbGKavUDz-p279C-kVwQyAUSpnemDk8LB2QsNa0jwPDS_qhgQWV1GLnymRb0WCdXpym7bUvgNaPANZ8akM4UmW-NoY3-h5K7j2CnAPuyzDFBm99sVZPp4pmTQsR1SAsa20gBljUf4KDOCO8uckNGlKVeVb1UFZ2LScYsgUo_sSZxOPib6QBKLQFqIs6HrjMR9Mcf5YYC4mKAq63dhegusg9lKTlzkStsFKLkuMb5nlA4NwcVaqzyy4j9qHRPnGh4HRVSUbC4pXfICCEAWn4ZnKiikUDZ7dhfd4VuOWPd2gPSU3eC7EZ9kmxDm-9HvH01p2aRhXCUCo9WA2F8jJ283IhopxmNyjkvLk2tLC3Wu39EQeX6z9BVduivgbmIiXtpXmELaJ1buLXwNJepWqNvylvfAwgDBIlrat-0RTDPugoLZNq7e89qXUAVjgv-gQ-6BLaOkdDoYmd9dyV9qLblt2rSmclAz5YSedCFhLvcTlSXD6f_khimBLOTEYaCVJkSxC1Nytm9uWR207DTmx4hezuMItASoTpQS2vVa9bQxPUmMHu-VXBy0</w:t>
+      </w:r>
+    </w:p>
+    <w:p>
+      <w:pPr>
+        <w:rPr>
+          <w:b/>
+          <w:bCs/>
+        </w:rPr>
+      </w:pPr>
+    </w:p>
+    <w:p>
+      <w:pPr>
+        <w:rPr>
+          <w:b/>
+          <w:bCs/>
+        </w:rPr>
+      </w:pPr>
+      <w:r>
+        <w:rPr>
+          <w:b/>
+          <w:bCs/>
+        </w:rPr>
+        <w:t>Image:</w:t>
+      </w:r>
+    </w:p>
+    <w:p>
+      <w:pPr>
+        <w:rPr>
+          <w:b/>
+          <w:bCs/>
+        </w:rPr>
+      </w:pPr>
       <w:r>
         <w:rPr>
           <w:noProof/>
         </w:rPr>
         <w:lastRenderedPageBreak/>
         <w:drawing>
-          <wp:inline distT="0" distB="0" distL="0" distR="0" wp14:anchorId="32B5F3F5" wp14:editId="095CC7A9">
-            <wp:extent cx="4791075" cy="5486400"/>
+          <wp:inline distT="114300" distB="114300" distL="114300" distR="114300" wp14:anchorId="193C2C1F" wp14:editId="34756AFE">
+            <wp:extent cx="5434013" cy="6079360"/>
             <wp:effectExtent l="0" t="0" r="0" b="0"/>
-            <wp:docPr id="734100369" name="drawing"/>
-            <wp:cNvGraphicFramePr>
-              <a:graphicFrameLocks xmlns:a="http://schemas.openxmlformats.org/drawingml/2006/main" noChangeAspect="1"/>
-            </wp:cNvGraphicFramePr>
+            <wp:docPr id="1" name="image5.png"/>
+            <wp:cNvGraphicFramePr/>
             <a:graphic xmlns:a="http://schemas.openxmlformats.org/drawingml/2006/main">
               <a:graphicData uri="http://schemas.openxmlformats.org/drawingml/2006/picture">
                 <pic:pic xmlns:pic="http://schemas.openxmlformats.org/drawingml/2006/picture">
                   <pic:nvPicPr>
-                    <pic:cNvPr id="734100369" name="Picture 734100369"/>
-                    <pic:cNvPicPr/>
+                    <pic:cNvPr id="0" name="image5.png"/>
+                    <pic:cNvPicPr preferRelativeResize="0"/>
                   </pic:nvPicPr>
                   <pic:blipFill>
-                    <a:blip r:embed="rId23">
-                      <a:extLst>
-                        <a:ext uri="{28A0092B-C50C-407E-A947-70E740481C1C}">
-                          <a14:useLocalDpi xmlns:a14="http://schemas.microsoft.com/office/drawing/2010/main"/>
-                        </a:ext>
-                      </a:extLst>
-                    </a:blip>
+                    <a:blip r:embed="rId23"/>
+                    <a:srcRect/>
                     <a:stretch>
                       <a:fillRect/>
                     </a:stretch>
@@ -9310,11 +9478,12 @@
                   <pic:spPr>
                     <a:xfrm>
                       <a:off x="0" y="0"/>
-                      <a:ext cx="4791075" cy="5486400"/>
+                      <a:ext cx="5434013" cy="6079360"/>
                     </a:xfrm>
                     <a:prstGeom prst="rect">
                       <a:avLst/>
                     </a:prstGeom>
+                    <a:ln/>
                   </pic:spPr>
                 </pic:pic>
               </a:graphicData>
@@ -9323,6 +9492,1094 @@
         </w:drawing>
       </w:r>
     </w:p>
+    <w:p>
+      <w:pPr>
+        <w:rPr>
+          <w:b/>
+          <w:bCs/>
+        </w:rPr>
+      </w:pPr>
+    </w:p>
+    <w:p>
+      <w:pPr>
+        <w:rPr>
+          <w:b/>
+          <w:bCs/>
+        </w:rPr>
+      </w:pPr>
+    </w:p>
+    <w:p>
+      <w:pPr>
+        <w:rPr>
+          <w:b/>
+          <w:bCs/>
+        </w:rPr>
+      </w:pPr>
+    </w:p>
+    <w:p>
+      <w:pPr>
+        <w:rPr>
+          <w:b/>
+          <w:bCs/>
+        </w:rPr>
+      </w:pPr>
+      <w:r>
+        <w:rPr>
+          <w:b/>
+          <w:bCs/>
+        </w:rPr>
+        <w:t>CA07-SMG</w:t>
+      </w:r>
+      <w:r>
+        <w:rPr>
+          <w:b/>
+          <w:bCs/>
+        </w:rPr>
+        <w:t xml:space="preserve"> Code:</w:t>
+      </w:r>
+    </w:p>
+    <w:p>
+      <w:pPr>
+        <w:rPr>
+          <w:b/>
+          <w:bCs/>
+        </w:rPr>
+      </w:pPr>
+    </w:p>
+    <w:p>
+      <w:r>
+        <w:t>@startuml</w:t>
+      </w:r>
+    </w:p>
+    <w:p/>
+    <w:p>
+      <w:r>
+        <w:t>title "USE CASE : SEND MESSAGE (GROUP) (CA07-SMG)"</w:t>
+      </w:r>
+    </w:p>
+    <w:p/>
+    <w:p>
+      <w:r>
+        <w:t>note "See Use Case CA03-LI" as LI</w:t>
+      </w:r>
+    </w:p>
+    <w:p>
+      <w:r>
+        <w:t>note "See Use Case CA01-SM" as SM1</w:t>
+      </w:r>
+    </w:p>
+    <w:p>
+      <w:r>
+        <w:t>note "See Use Case CA02-CG" as CG</w:t>
+      </w:r>
+    </w:p>
+    <w:p/>
+    <w:p>
+      <w:r>
+        <w:lastRenderedPageBreak/>
+        <w:t>actor User &lt;&lt;user&gt;&gt; as U</w:t>
+      </w:r>
+    </w:p>
+    <w:p>
+      <w:r>
+        <w:t>actor "Group Members" &lt;&lt;user(s)&gt;&gt; as GM</w:t>
+      </w:r>
+    </w:p>
+    <w:p>
+      <w:r>
+        <w:t>Client &lt;&lt;application&gt;&gt; as CLI</w:t>
+      </w:r>
+    </w:p>
+    <w:p>
+      <w:r>
+        <w:t>Server &lt;&lt;application&gt;&gt; as SER</w:t>
+      </w:r>
+    </w:p>
+    <w:p/>
+    <w:p>
+      <w:r>
+        <w:t>(Send Message) as SM</w:t>
+      </w:r>
+    </w:p>
+    <w:p>
+      <w:r>
+        <w:t>(Validate Message) as VALID</w:t>
+      </w:r>
+    </w:p>
+    <w:p>
+      <w:r>
+        <w:t>(Deliver Message to Group) as DELIVER</w:t>
+      </w:r>
+    </w:p>
+    <w:p>
+      <w:r>
+        <w:t>(Log Message) as LOG</w:t>
+      </w:r>
+    </w:p>
+    <w:p/>
+    <w:p>
+      <w:r>
+        <w:t>U .&gt; LI</w:t>
+      </w:r>
+    </w:p>
+    <w:p>
+      <w:r>
+        <w:t>SM .&gt; SM1</w:t>
+      </w:r>
+    </w:p>
+    <w:p>
+      <w:r>
+        <w:t>DELIVER .&gt; CG</w:t>
+      </w:r>
+    </w:p>
+    <w:p/>
+    <w:p>
+      <w:r>
+        <w:t>U --&gt; CLI : User logs into Client</w:t>
+      </w:r>
+    </w:p>
+    <w:p>
+      <w:r>
+        <w:t>CLI --&gt; SM : User selects group chat\nand types message</w:t>
+      </w:r>
+    </w:p>
+    <w:p>
+      <w:r>
+        <w:t>SM --&gt; SER : Send message data</w:t>
+      </w:r>
+    </w:p>
+    <w:p>
+      <w:r>
+        <w:t>SER --&gt; VALID : Validate text message</w:t>
+      </w:r>
+    </w:p>
+    <w:p>
+      <w:r>
+        <w:t>VALID --&gt; DELIVER : Forward to group members</w:t>
+      </w:r>
+    </w:p>
+    <w:p>
+      <w:r>
+        <w:t>DELIVER --&gt; GM : Deliver message</w:t>
+      </w:r>
+    </w:p>
+    <w:p>
+      <w:r>
+        <w:t>DELIVER --&gt; LOG : Store message in history</w:t>
+      </w:r>
+    </w:p>
+    <w:p>
+      <w:r>
+        <w:t>LOG --&gt; SER</w:t>
+      </w:r>
+    </w:p>
+    <w:p>
+      <w:r>
+        <w:t>LOG .&gt; CLI : Update chatbox / console</w:t>
+      </w:r>
+    </w:p>
+    <w:p/>
+    <w:p>
+      <w:r>
+        <w:t>' alternate flows</w:t>
+      </w:r>
+    </w:p>
+    <w:p>
+      <w:r>
+        <w:t>CLI --&gt; U #line:red : &lt;font color=red&gt; Display Error Info</w:t>
+      </w:r>
+    </w:p>
+    <w:p>
+      <w:r>
+        <w:t>VALID --&gt; CLI #line:red : &lt;font color=red&gt; Invalid / Empty Message</w:t>
+      </w:r>
+    </w:p>
+    <w:p>
+      <w:r>
+        <w:t>SER --&gt; CLI #line:red : &lt;font color=red&gt; Invalid Login Credentials</w:t>
+      </w:r>
+    </w:p>
+    <w:p>
+      <w:r>
+        <w:t>DELIVER --&gt; SER #line:red : &lt;font color=red&gt; Not Delivered / Stored</w:t>
+      </w:r>
+    </w:p>
+    <w:p/>
+    <w:p>
+      <w:r>
+        <w:t>@enduml</w:t>
+      </w:r>
+    </w:p>
+    <w:p>
+      <w:pPr>
+        <w:rPr>
+          <w:b/>
+          <w:bCs/>
+        </w:rPr>
+      </w:pPr>
+    </w:p>
+    <w:p>
+      <w:pPr>
+        <w:rPr>
+          <w:b/>
+          <w:bCs/>
+        </w:rPr>
+      </w:pPr>
+    </w:p>
+    <w:p>
+      <w:pPr>
+        <w:pStyle w:val="Heading2"/>
+        <w:numPr>
+          <w:ilvl w:val="1"/>
+          <w:numId w:val="3"/>
+        </w:numPr>
+      </w:pPr>
+      <w:r>
+        <w:t>Send Message (Group) Use Case Diagram</w:t>
+      </w:r>
+    </w:p>
+    <w:p>
+      <w:pPr>
+        <w:rPr>
+          <w:b/>
+          <w:bCs/>
+        </w:rPr>
+      </w:pPr>
+    </w:p>
+    <w:p>
+      <w:pPr>
+        <w:rPr>
+          <w:b/>
+          <w:bCs/>
+        </w:rPr>
+      </w:pPr>
+      <w:r>
+        <w:rPr>
+          <w:b/>
+          <w:bCs/>
+        </w:rPr>
+        <w:t>Encoding:</w:t>
+      </w:r>
+    </w:p>
+    <w:p>
+      <w:r>
+        <w:t>XPBVIyCm4CVVxwyuveFpOIhu8cEMZQpGmgRGhXF1bzXTjq1CPf9D_E-zjFk12FgImds-pNrooTW7wSBkNGC45JHXhofJ51DUXhZCqsSKsMI1MLukdeeNx8l9xVrWARAh7e2nWVCb4LQUKCYuJ6xl1hEyXzBZB0UGTR0kOeUZqOu_IH9H1K8hCe6BShlLgfP1MTCnmV-LvFRjBxzecHO0_QMYJnGR6J1JdZjyNKN6Mj0lA3X5UyAIwxJ2ENalr-JRH94ke3zLVglbrqyodGDKU9sqrXKE1aaKuHcqxjgkFIeJB7RU45dCSCjZncx9UAoZ52V9DR8cY3pcM9jp1Ntio8SkjEdC8Q8OORSsSj3tdVxxGH8YZh7fd5CbcJD2rgexBOPdy-CvVUsirl9DqwlvqHakKMesDPBliT7sqvzauWuNMXaQHeaXZXhBjrLRRTq3LnBCpLvgjSAPNIk3WclSNqdjJwEf_jxWQ9SwnoyaDuqz7V7Vve_sT7buSnoPrDrU06EU3h_eRm00</w:t>
+      </w:r>
+    </w:p>
+    <w:p>
+      <w:pPr>
+        <w:rPr>
+          <w:b/>
+          <w:bCs/>
+        </w:rPr>
+      </w:pPr>
+    </w:p>
+    <w:p>
+      <w:pPr>
+        <w:rPr>
+          <w:b/>
+          <w:bCs/>
+        </w:rPr>
+      </w:pPr>
+    </w:p>
+    <w:p>
+      <w:pPr>
+        <w:rPr>
+          <w:b/>
+          <w:bCs/>
+        </w:rPr>
+      </w:pPr>
+      <w:r>
+        <w:rPr>
+          <w:b/>
+          <w:bCs/>
+        </w:rPr>
+        <w:t>Image:</w:t>
+      </w:r>
+    </w:p>
+    <w:p>
+      <w:pPr>
+        <w:rPr>
+          <w:b/>
+          <w:bCs/>
+        </w:rPr>
+      </w:pPr>
+      <w:r>
+        <w:rPr>
+          <w:noProof/>
+        </w:rPr>
+        <w:lastRenderedPageBreak/>
+        <w:drawing>
+          <wp:inline distT="114300" distB="114300" distL="114300" distR="114300" wp14:anchorId="50B8CC07" wp14:editId="6221B82A">
+            <wp:extent cx="5486400" cy="5498123"/>
+            <wp:effectExtent l="0" t="0" r="0" b="0"/>
+            <wp:docPr id="3" name="image2.png"/>
+            <wp:cNvGraphicFramePr/>
+            <a:graphic xmlns:a="http://schemas.openxmlformats.org/drawingml/2006/main">
+              <a:graphicData uri="http://schemas.openxmlformats.org/drawingml/2006/picture">
+                <pic:pic xmlns:pic="http://schemas.openxmlformats.org/drawingml/2006/picture">
+                  <pic:nvPicPr>
+                    <pic:cNvPr id="0" name="image2.png"/>
+                    <pic:cNvPicPr preferRelativeResize="0"/>
+                  </pic:nvPicPr>
+                  <pic:blipFill>
+                    <a:blip r:embed="rId24"/>
+                    <a:srcRect/>
+                    <a:stretch>
+                      <a:fillRect/>
+                    </a:stretch>
+                  </pic:blipFill>
+                  <pic:spPr>
+                    <a:xfrm>
+                      <a:off x="0" y="0"/>
+                      <a:ext cx="5486400" cy="5498123"/>
+                    </a:xfrm>
+                    <a:prstGeom prst="rect">
+                      <a:avLst/>
+                    </a:prstGeom>
+                    <a:ln/>
+                  </pic:spPr>
+                </pic:pic>
+              </a:graphicData>
+            </a:graphic>
+          </wp:inline>
+        </w:drawing>
+      </w:r>
+    </w:p>
+    <w:p/>
+    <w:p>
+      <w:pPr>
+        <w:rPr>
+          <w:b/>
+          <w:bCs/>
+        </w:rPr>
+      </w:pPr>
+      <w:r>
+        <w:rPr>
+          <w:b/>
+          <w:bCs/>
+        </w:rPr>
+        <w:t>CA08-VCH</w:t>
+      </w:r>
+      <w:r>
+        <w:rPr>
+          <w:b/>
+          <w:bCs/>
+        </w:rPr>
+        <w:t xml:space="preserve"> Code:</w:t>
+      </w:r>
+    </w:p>
+    <w:p>
+      <w:r>
+        <w:t>@startuml</w:t>
+      </w:r>
+    </w:p>
+    <w:p/>
+    <w:p>
+      <w:r>
+        <w:t>title "USE CASE : VIEW CHAT HISTORY (CA08-VCH)"</w:t>
+      </w:r>
+    </w:p>
+    <w:p/>
+    <w:p>
+      <w:r>
+        <w:t>note "See Use Case CA03-LI" as LI</w:t>
+      </w:r>
+    </w:p>
+    <w:p/>
+    <w:p>
+      <w:r>
+        <w:t>actor User &lt;&lt;user&gt;&gt; as U</w:t>
+      </w:r>
+    </w:p>
+    <w:p>
+      <w:r>
+        <w:t>Client &lt;&lt;application&gt;&gt; as CLI</w:t>
+      </w:r>
+    </w:p>
+    <w:p>
+      <w:r>
+        <w:t>Server &lt;&lt;application&gt;&gt; as SER</w:t>
+      </w:r>
+    </w:p>
+    <w:p/>
+    <w:p>
+      <w:r>
+        <w:t>(View Chat History) as VCH</w:t>
+      </w:r>
+    </w:p>
+    <w:p>
+      <w:r>
+        <w:t>(Retrieve Stored Messages) as RET</w:t>
+      </w:r>
+    </w:p>
+    <w:p>
+      <w:r>
+        <w:t>(Display Messages) as DM</w:t>
+      </w:r>
+    </w:p>
+    <w:p/>
+    <w:p>
+      <w:r>
+        <w:t>U .&gt; LI</w:t>
+      </w:r>
+    </w:p>
+    <w:p/>
+    <w:p>
+      <w:r>
+        <w:t>U --&gt; CLI : User logs into Client</w:t>
+      </w:r>
+    </w:p>
+    <w:p>
+      <w:r>
+        <w:t>CLI --&gt; VCH : User opens chat interface</w:t>
+      </w:r>
+    </w:p>
+    <w:p>
+      <w:r>
+        <w:t>VCH --&gt; SER : Request chat history</w:t>
+      </w:r>
+    </w:p>
+    <w:p>
+      <w:r>
+        <w:t>SER --&gt; RET : Retrieve stored messages</w:t>
+      </w:r>
+    </w:p>
+    <w:p>
+      <w:r>
+        <w:t>RET --&gt; DM : Send messages to client</w:t>
+      </w:r>
+    </w:p>
+    <w:p>
+      <w:r>
+        <w:t>DM --&gt; CLI : Display scrollable\nchat history</w:t>
+      </w:r>
+    </w:p>
+    <w:p/>
+    <w:p>
+      <w:r>
+        <w:t>' alternate flows</w:t>
+      </w:r>
+    </w:p>
+    <w:p>
+      <w:r>
+        <w:t>SER --&gt; CLI #line:red : &lt;font color=red&gt; Invalid Login Credentials</w:t>
+      </w:r>
+    </w:p>
+    <w:p>
+      <w:r>
+        <w:t>CLI --&gt; U #line:red : &lt;font color=red&gt; Display Error Info</w:t>
+      </w:r>
+    </w:p>
+    <w:p>
+      <w:r>
+        <w:t>RET --&gt; CLI #line:red : &lt;font color=red&gt; No Messages / Retrieval Error</w:t>
+      </w:r>
+    </w:p>
+    <w:p/>
+    <w:p>
+      <w:r>
+        <w:t>@enduml</w:t>
+      </w:r>
+    </w:p>
+    <w:p/>
+    <w:p/>
+    <w:p/>
+    <w:p>
+      <w:pPr>
+        <w:pStyle w:val="Heading2"/>
+        <w:numPr>
+          <w:ilvl w:val="1"/>
+          <w:numId w:val="3"/>
+        </w:numPr>
+      </w:pPr>
+      <w:r>
+        <w:t>Send Message (Group) Use Case Diagram</w:t>
+      </w:r>
+    </w:p>
+    <w:p/>
+    <w:p>
+      <w:pPr>
+        <w:rPr>
+          <w:b/>
+          <w:bCs/>
+        </w:rPr>
+      </w:pPr>
+      <w:r>
+        <w:rPr>
+          <w:b/>
+          <w:bCs/>
+        </w:rPr>
+        <w:t>Encoding:</w:t>
+      </w:r>
+    </w:p>
+    <w:p>
+      <w:r>
+        <w:t>XLDDQzmm4BtFhnYSGpU7JG8zTTcO6A_J6apRh9sUSX7QSIjGfAqaRyY_xuoy7r0AlHWpxytJUy_oGqmgfEdL0YIJB67nt3TOL_nOuRQfDbX_gGRildtkSL5NTv-MsxgxBW2SJqpkYV0v4jPA7jNTnsNN5gWYTYs0qia7R0TShwT8eIm5Q0UehI6NUAhsUskqIiQx6QnvhQTmeF0lj6-s08ijgHtMlrJ2pl-CrmAm9Pd_dYZcARPkzE4rhyw4vaa8AHWwK6Oy6al7vMQ0nSR4lLNlV-bksluxB8HUQKqnOdDWundYGW0usasPe_BRSbcAVwwD2mbeMGIDInxdk22OSDZiYHF9aaxnnHK_3BrT3Yzmd9mMzo1isUBiya6E6LaSToefa74MRPuOxlUapVYUuJ1JQSScHWz2c8b3rZbMSM69Nn1KM19SzCZD078CFSV8q2NhgRYpq8lJ4YFBdRdS5dEbI3KNUQI307CwW0-eRABW55-iqVgtU4udHrrPusWLsEaArwFd-wEzzU6U9oL_xuEoPYSd68SrpzYgKJRYBNxrIIxTATf_jSIbx3pwYTFVdhfI5fiGV01uu5RuX_a3</w:t>
+      </w:r>
+    </w:p>
+    <w:p/>
+    <w:p>
+      <w:pPr>
+        <w:rPr>
+          <w:b/>
+          <w:bCs/>
+        </w:rPr>
+      </w:pPr>
+    </w:p>
+    <w:p>
+      <w:pPr>
+        <w:rPr>
+          <w:b/>
+          <w:bCs/>
+        </w:rPr>
+      </w:pPr>
+      <w:r>
+        <w:rPr>
+          <w:b/>
+          <w:bCs/>
+        </w:rPr>
+        <w:t>Image:</w:t>
+      </w:r>
+    </w:p>
+    <w:p>
+      <w:pPr>
+        <w:rPr>
+          <w:b/>
+          <w:bCs/>
+        </w:rPr>
+      </w:pPr>
+      <w:r>
+        <w:rPr>
+          <w:noProof/>
+        </w:rPr>
+        <w:lastRenderedPageBreak/>
+        <w:drawing>
+          <wp:inline distT="114300" distB="114300" distL="114300" distR="114300" wp14:anchorId="629317C8" wp14:editId="463A336B">
+            <wp:extent cx="5486400" cy="6822831"/>
+            <wp:effectExtent l="0" t="0" r="0" b="0"/>
+            <wp:docPr id="2" name="image3.png"/>
+            <wp:cNvGraphicFramePr/>
+            <a:graphic xmlns:a="http://schemas.openxmlformats.org/drawingml/2006/main">
+              <a:graphicData uri="http://schemas.openxmlformats.org/drawingml/2006/picture">
+                <pic:pic xmlns:pic="http://schemas.openxmlformats.org/drawingml/2006/picture">
+                  <pic:nvPicPr>
+                    <pic:cNvPr id="0" name="image3.png"/>
+                    <pic:cNvPicPr preferRelativeResize="0"/>
+                  </pic:nvPicPr>
+                  <pic:blipFill>
+                    <a:blip r:embed="rId25"/>
+                    <a:srcRect/>
+                    <a:stretch>
+                      <a:fillRect/>
+                    </a:stretch>
+                  </pic:blipFill>
+                  <pic:spPr>
+                    <a:xfrm>
+                      <a:off x="0" y="0"/>
+                      <a:ext cx="5486400" cy="6822831"/>
+                    </a:xfrm>
+                    <a:prstGeom prst="rect">
+                      <a:avLst/>
+                    </a:prstGeom>
+                    <a:ln/>
+                  </pic:spPr>
+                </pic:pic>
+              </a:graphicData>
+            </a:graphic>
+          </wp:inline>
+        </w:drawing>
+      </w:r>
+    </w:p>
+    <w:p>
+      <w:pPr>
+        <w:rPr>
+          <w:b/>
+          <w:bCs/>
+        </w:rPr>
+      </w:pPr>
+    </w:p>
+    <w:p>
+      <w:pPr>
+        <w:rPr>
+          <w:b/>
+          <w:bCs/>
+        </w:rPr>
+      </w:pPr>
+      <w:r>
+        <w:rPr>
+          <w:b/>
+          <w:bCs/>
+        </w:rPr>
+        <w:t>CA09-RCL</w:t>
+      </w:r>
+      <w:r>
+        <w:rPr>
+          <w:b/>
+          <w:bCs/>
+        </w:rPr>
+        <w:t xml:space="preserve"> Code:</w:t>
+      </w:r>
+    </w:p>
+    <w:p>
+      <w:r>
+        <w:t>@startuml</w:t>
+      </w:r>
+    </w:p>
+    <w:p/>
+    <w:p>
+      <w:r>
+        <w:t>title "USE CASE : READ CHAT LOGS (CA09-RCL)"</w:t>
+      </w:r>
+    </w:p>
+    <w:p/>
+    <w:p>
+      <w:r>
+        <w:t>note "See Use Case CA03-LI" as LI</w:t>
+      </w:r>
+    </w:p>
+    <w:p/>
+    <w:p>
+      <w:r>
+        <w:lastRenderedPageBreak/>
+        <w:t>actor IT &lt;&lt;user&gt;&gt; as IT</w:t>
+      </w:r>
+    </w:p>
+    <w:p>
+      <w:r>
+        <w:t>Client &lt;&lt;application&gt;&gt; as CLI</w:t>
+      </w:r>
+    </w:p>
+    <w:p>
+      <w:r>
+        <w:t>Server &lt;&lt;application&gt;&gt; as SER</w:t>
+      </w:r>
+    </w:p>
+    <w:p/>
+    <w:p>
+      <w:r>
+        <w:t>(Read Chat Logs) as RCL</w:t>
+      </w:r>
+    </w:p>
+    <w:p>
+      <w:r>
+        <w:t>(Request Log Information) as REQ</w:t>
+      </w:r>
+    </w:p>
+    <w:p>
+      <w:r>
+        <w:t>(Retrieve Log Files) as RET</w:t>
+      </w:r>
+    </w:p>
+    <w:p>
+      <w:r>
+        <w:t>(Display Chat Logs) as DISP</w:t>
+      </w:r>
+    </w:p>
+    <w:p>
+      <w:r>
+        <w:t>(Log Access Event) as LOG</w:t>
+      </w:r>
+    </w:p>
+    <w:p/>
+    <w:p>
+      <w:r>
+        <w:t>IT .&gt; LI</w:t>
+      </w:r>
+    </w:p>
+    <w:p/>
+    <w:p>
+      <w:r>
+        <w:t>IT --&gt; CLI : User logs into Client</w:t>
+      </w:r>
+    </w:p>
+    <w:p>
+      <w:r>
+        <w:t>CLI --&gt; RCL : User selects\n"View Chat Logs" function</w:t>
+      </w:r>
+    </w:p>
+    <w:p>
+      <w:r>
+        <w:t>RCL --&gt; SER : Request log data</w:t>
+      </w:r>
+    </w:p>
+    <w:p>
+      <w:r>
+        <w:t>SER --&gt; REQ : Specify log requested info</w:t>
+      </w:r>
+    </w:p>
+    <w:p>
+      <w:r>
+        <w:t>REQ --&gt; RET : Retrieve requested logs</w:t>
+      </w:r>
+    </w:p>
+    <w:p>
+      <w:r>
+        <w:t>RET --&gt; DISP : Send logs to client</w:t>
+      </w:r>
+    </w:p>
+    <w:p>
+      <w:r>
+        <w:t>DISP --&gt; CLI : Display requested\nchat logs</w:t>
+      </w:r>
+    </w:p>
+    <w:p>
+      <w:r>
+        <w:t>DISP --&gt; LOG : Log access request</w:t>
+      </w:r>
+    </w:p>
+    <w:p>
+      <w:r>
+        <w:t>LOG -&gt; SER</w:t>
+      </w:r>
+    </w:p>
+    <w:p/>
+    <w:p>
+      <w:r>
+        <w:t>' alternate flows</w:t>
+      </w:r>
+    </w:p>
+    <w:p>
+      <w:r>
+        <w:t>SER --&gt; CLI #line:red : &lt;font color=red&gt; Invalid Login Credentials / Not IT</w:t>
+      </w:r>
+    </w:p>
+    <w:p>
+      <w:r>
+        <w:t>RET --&gt; CLI #line:red : &lt;font color=red&gt; Log Not Found / Retrieval Error</w:t>
+      </w:r>
+    </w:p>
+    <w:p/>
+    <w:p>
+      <w:r>
+        <w:t>@enduml</w:t>
+      </w:r>
+    </w:p>
+    <w:p/>
+    <w:p/>
+    <w:p/>
+    <w:p>
+      <w:pPr>
+        <w:pStyle w:val="Heading2"/>
+        <w:numPr>
+          <w:ilvl w:val="1"/>
+          <w:numId w:val="3"/>
+        </w:numPr>
+      </w:pPr>
+      <w:r>
+        <w:t>Send Message (Group) Use Case Diagram</w:t>
+      </w:r>
+    </w:p>
+    <w:p/>
+    <w:p>
+      <w:pPr>
+        <w:rPr>
+          <w:b/>
+          <w:bCs/>
+        </w:rPr>
+      </w:pPr>
+      <w:r>
+        <w:rPr>
+          <w:b/>
+          <w:bCs/>
+        </w:rPr>
+        <w:t>Encoding:</w:t>
+      </w:r>
+    </w:p>
+    <w:p>
+      <w:r>
+        <w:t>TLB1IiD04BtFLmozc1uYYXSHAIrfeWkjIj8e8XwMP4qNqcpPR5lwzyxiDXKHBzcmxysRUMzssZjftMxJ0ZZjMeMZiaWncT7d3lCqISLhYikqA6OFAKR9xFegpfVZ4K1d794BfR3i5IQIFxEhctWXHYXxN8X_6BVnQ_BeANG2oCePomIBz_SxEYOJnaf8MgqwHvToksrr9PqsNS0IqYwKtVkIFsYHvW1HhYgbzmgNgkzbeyQCv4k8H4sY-kk8HD1Rxk0XaKEK6NkGjXvAq1aCCtX6HiLFnfVoiFxkwNabidU8vhhVjl9uhjGT9clfy4rtjJbuwbmKBn0jJFDheiNp0q29bnEEYodywsCX5nZ74vgPrZ3esc2gnY-AZBC2WfabScAThTd16eWWah78O6yJn20BfS43uIkhcuOYxTZaAL4ueKmiYNCAmBSk_ItjWkxz-bhJz6Jz71imnXnlZ8hLOMYETKYCh51M5MKrZ1Fq2jNLd7yLX4uOfSMOfBLkVdQqrZsze2CmIYI__WiaSRDpM9dEMTE6E3_MkgQCFaCRW2breOV_3G00</w:t>
+      </w:r>
+    </w:p>
+    <w:p/>
+    <w:p>
+      <w:pPr>
+        <w:rPr>
+          <w:b/>
+          <w:bCs/>
+        </w:rPr>
+      </w:pPr>
+    </w:p>
+    <w:p>
+      <w:pPr>
+        <w:rPr>
+          <w:b/>
+          <w:bCs/>
+        </w:rPr>
+      </w:pPr>
+      <w:r>
+        <w:rPr>
+          <w:b/>
+          <w:bCs/>
+        </w:rPr>
+        <w:t>Image:</w:t>
+      </w:r>
+    </w:p>
+    <w:p>
+      <w:r>
+        <w:rPr>
+          <w:noProof/>
+        </w:rPr>
+        <w:lastRenderedPageBreak/>
+        <w:drawing>
+          <wp:inline distT="114300" distB="114300" distL="114300" distR="114300" wp14:anchorId="50B22887" wp14:editId="5DC99BC2">
+            <wp:extent cx="4681047" cy="8462963"/>
+            <wp:effectExtent l="0" t="0" r="0" b="0"/>
+            <wp:docPr id="5" name="image4.png"/>
+            <wp:cNvGraphicFramePr/>
+            <a:graphic xmlns:a="http://schemas.openxmlformats.org/drawingml/2006/main">
+              <a:graphicData uri="http://schemas.openxmlformats.org/drawingml/2006/picture">
+                <pic:pic xmlns:pic="http://schemas.openxmlformats.org/drawingml/2006/picture">
+                  <pic:nvPicPr>
+                    <pic:cNvPr id="0" name="image4.png"/>
+                    <pic:cNvPicPr preferRelativeResize="0"/>
+                  </pic:nvPicPr>
+                  <pic:blipFill>
+                    <a:blip r:embed="rId26"/>
+                    <a:srcRect/>
+                    <a:stretch>
+                      <a:fillRect/>
+                    </a:stretch>
+                  </pic:blipFill>
+                  <pic:spPr>
+                    <a:xfrm>
+                      <a:off x="0" y="0"/>
+                      <a:ext cx="4681047" cy="8462963"/>
+                    </a:xfrm>
+                    <a:prstGeom prst="rect">
+                      <a:avLst/>
+                    </a:prstGeom>
+                    <a:ln/>
+                  </pic:spPr>
+                </pic:pic>
+              </a:graphicData>
+            </a:graphic>
+          </wp:inline>
+        </w:drawing>
+      </w:r>
+    </w:p>
+    <w:p/>
+    <w:p>
+      <w:pPr>
+        <w:rPr>
+          <w:b/>
+          <w:bCs/>
+        </w:rPr>
+      </w:pPr>
+      <w:r>
+        <w:rPr>
+          <w:b/>
+          <w:bCs/>
+        </w:rPr>
+        <w:t>CA10-RM</w:t>
+      </w:r>
+      <w:r>
+        <w:rPr>
+          <w:b/>
+          <w:bCs/>
+        </w:rPr>
+        <w:t xml:space="preserve"> Code:</w:t>
+      </w:r>
+    </w:p>
+    <w:p>
+      <w:pPr>
+        <w:rPr>
+          <w:b/>
+          <w:bCs/>
+        </w:rPr>
+      </w:pPr>
+    </w:p>
+    <w:p>
+      <w:r>
+        <w:t>@startuml</w:t>
+      </w:r>
+    </w:p>
+    <w:p/>
+    <w:p>
+      <w:r>
+        <w:t>title "USE CASE : RECEIVE MESSAGE (CA10-RM)"</w:t>
+      </w:r>
+    </w:p>
+    <w:p/>
+    <w:p>
+      <w:r>
+        <w:t>note "See Use Case CA03-LI" as LI</w:t>
+      </w:r>
+    </w:p>
+    <w:p>
+      <w:r>
+        <w:t>note "See Use Case CA08-VCH" as VCH</w:t>
+      </w:r>
+    </w:p>
+    <w:p/>
+    <w:p>
+      <w:r>
+        <w:t>actor User &lt;&lt;user&gt;&gt; as U</w:t>
+      </w:r>
+    </w:p>
+    <w:p>
+      <w:r>
+        <w:t>Client &lt;&lt;application&gt;&gt; as CLI</w:t>
+      </w:r>
+    </w:p>
+    <w:p>
+      <w:r>
+        <w:t>Server &lt;&lt;application&gt;&gt; as SER</w:t>
+      </w:r>
+    </w:p>
+    <w:p/>
+    <w:p>
+      <w:r>
+        <w:t>(Receive Message) as RM</w:t>
+      </w:r>
+    </w:p>
+    <w:p>
+      <w:r>
+        <w:t>(Identify Recipient) as IR</w:t>
+      </w:r>
+    </w:p>
+    <w:p>
+      <w:r>
+        <w:t>(Forward Message to Client) as FM</w:t>
+      </w:r>
+    </w:p>
+    <w:p>
+      <w:r>
+        <w:t>(Notify User) as NOTIFY</w:t>
+      </w:r>
+    </w:p>
+    <w:p>
+      <w:r>
+        <w:t>(Display Message in Chat Window) as DISP</w:t>
+      </w:r>
+    </w:p>
+    <w:p>
+      <w:r>
+        <w:t>(Log Message) as LOG</w:t>
+      </w:r>
+    </w:p>
+    <w:p/>
+    <w:p>
+      <w:r>
+        <w:t>U .&gt; LI</w:t>
+      </w:r>
+    </w:p>
+    <w:p>
+      <w:r>
+        <w:t>DISP .&gt; VCH</w:t>
+      </w:r>
+    </w:p>
+    <w:p/>
+    <w:p>
+      <w:r>
+        <w:t>SER --&gt; RM : Message received for user</w:t>
+      </w:r>
+    </w:p>
+    <w:p>
+      <w:r>
+        <w:t>RM --&gt; IR : Identify recipient</w:t>
+      </w:r>
+    </w:p>
+    <w:p>
+      <w:r>
+        <w:t>IR --&gt; FM : Forward message</w:t>
+      </w:r>
+    </w:p>
+    <w:p>
+      <w:r>
+        <w:t>FM --&gt; NOTIFY : Trigger notification</w:t>
+      </w:r>
+    </w:p>
+    <w:p>
+      <w:r>
+        <w:t>NOTIFY --&gt; U : Notify user</w:t>
+      </w:r>
+    </w:p>
+    <w:p>
+      <w:r>
+        <w:t>U --&gt; CLI : User logs into Client</w:t>
+      </w:r>
+    </w:p>
+    <w:p>
+      <w:r>
+        <w:t>CLI --&gt; DISP : New message displayed in chat</w:t>
+      </w:r>
+    </w:p>
+    <w:p>
+      <w:r>
+        <w:t>FM --&gt; CLI : Send to client</w:t>
+      </w:r>
+    </w:p>
+    <w:p>
+      <w:r>
+        <w:t>FM --&gt; LOG : Save message to history</w:t>
+      </w:r>
+    </w:p>
+    <w:p>
+      <w:r>
+        <w:t>LOG -&gt; SER</w:t>
+      </w:r>
+    </w:p>
+    <w:p/>
+    <w:p>
+      <w:r>
+        <w:t>' layout control</w:t>
+      </w:r>
+    </w:p>
+    <w:p>
+      <w:r>
+        <w:t>SER -[hidden]-&gt; CLI</w:t>
+      </w:r>
+    </w:p>
+    <w:p/>
+    <w:p/>
+    <w:p/>
+    <w:p/>
+    <w:p/>
+    <w:p/>
+    <w:p/>
+    <w:p/>
+    <w:p/>
+    <w:p/>
+    <w:p/>
+    <w:p/>
+    <w:p/>
+    <w:p/>
+    <w:p>
+      <w:pPr>
+        <w:pStyle w:val="Heading"/>
+      </w:pPr>
+      <w:r>
+        <w:lastRenderedPageBreak/>
+        <w:t>CLASS PLANTUML EXAMPLE</w:t>
+      </w:r>
+    </w:p>
+    <w:p>
+      <w:pPr>
+        <w:rPr>
+          <w:b/>
+          <w:bCs/>
+          <w:u w:val="single"/>
+        </w:rPr>
+      </w:pPr>
+      <w:r>
+        <w:rPr>
+          <w:b/>
+          <w:bCs/>
+          <w:u w:val="single"/>
+        </w:rPr>
+        <w:t>ENCODING:</w:t>
+      </w:r>
+    </w:p>
+    <w:p>
+      <w:r>
+        <w:t>hLVDSgD64Bxp59mIj6khaciEgIK8swfeaGhGkZPRgHI6jZG9FzJC89UTvDtJGoE65budXrpCg7zwkh_-fcVyGUbCwgugdH8UjQiRLuh3KRk5a91hqTJEj-xrzRKRHlkFYLavK7ULwmV1TX-bloMfd-uJzqzdkmiZ9zXiat3b9Fi4VwrmTRFnRs_n-xV3tTBFkn2TWhim-7aTtJg9_ma_YHF4uMgTZkPfx4U97wJhRNHskL-dTwlOlzyugt2tJT2uDxe9OoUCustiRDCxN6C4odkz2gDqdNvslt5tOPni8oeYBpEbNBye92Y5OQzTfIM0Zhhg0QJxWojgZSAiHN0ggAqyqLBK1_VBTylbzx-ERgC29RdGpzFVBw8Tuo7O6gpIUNzEmLlWkaMXzXQZ7aK7qCaaiLw9HgJnUNPVyPo90qnm9ln5j3nuObBbPkeYcNe2bZ4yDQ8WCvlPsvPZZXSmCXjAcC7AzIRt4MMkeYeOxDOPIK8ys85KJTtJeCugc7Ole_wWQEYKQHhPUmkxP6vNSw-5IwX6MKMW6WSIZGomrfIxiMM1MTdMSRxPhC2WKxgfGFOb_jw8UaM0c0zAq4QdK9OWFmabD5VuwSSBQQT0HXSujQ8c_16VSRiUeVoOrGVO2GG9ddPdiuLDhj-PKfDm44g378du9FInaDcJbrLDLviSYgPxA64nhj280dWBU-g7EJCzwdbk0lIxPBHEdriiWSyagpNCwGoeVDGPWquV6obUeDWZ46XYuVtopio4XwpCwXniYWGaMbiCqVD40wLV86hd53qzp-lApSzRsDqCk48bdMgXBg3e2VJGD2MA7oN02qmbNJsNvMMZuBphI1eY9Q_HQ7cLxmt7kPNNAPuVY_WJWUAnpfcTR3DGnyl-hmGee6sKq7CRljM6ce3RK1jGggoqi4U2PquTMkzcmv0f-85BiXEQgIdhaD0WGUaODx29OIHkwv42BQOE_VMGFPz1n6K5aqhvO5XF7BqXogks1sRBUcD7nn7oFp2_IIbZKygDg8IUydpen8NSSCs6OLKoZmNbj9g8E5_KXNBg_BMktzjav_58lRBgLs9ecTNg4MGWeK2BOJwW1Gc6Ybvr6LexyL6S62nfZhmDJxYRsPGR4I_tBMQn25CcS6hDINE98GMQ0VWcW-mJBBg9_IIDzq6wZqDyY6ssjxVut9jCPpf9T4pQwRLIDWSpO3VDuK13yfILmfnKb61TvlgZwM_7cibfTbX9n9YF4MYkuO96cjajF46jvmUwDpBf5TEBa_gSzUzakarcJrRJjAQYmshBOeEAUeKRUFyUxceMxUeosEHcnQkxJphFr75wIXypKKBXQmrLgvLzdM8NH0v1KxKbQ2Wif1Z8KyEqiw-H_t4yqtmOnjlRmOHgo-mvQEf78QlCO3Msowf3AHivogcrelP4GSLUsVSAjnamyN19p9WomLBXG6Irz2G6lKOinYimVtbWUqxYSEERHYTtwntzbpBUkEzGFHnZP_Ywo-NvxN0nej7rhnz7Spv5cCfUF5p7Ts4tCfEpXz6OBCMXTx53XvE9w8C1njSkee4MxmPW-v_B_h_GvVmuKSa8IDTUdnq-G5rqLVaF</w:t>
+      </w:r>
+    </w:p>
+    <w:p/>
+    <w:p/>
+    <w:p/>
+    <w:p/>
     <w:p>
       <w:pPr>
         <w:pStyle w:val="Heading1"/>
@@ -9549,7 +10806,7 @@
                     <pic:cNvPicPr/>
                   </pic:nvPicPr>
                   <pic:blipFill>
-                    <a:blip r:embed="rId24">
+                    <a:blip r:embed="rId27">
                       <a:extLst>
                         <a:ext uri="{28A0092B-C50C-407E-A947-70E740481C1C}">
                           <a14:useLocalDpi xmlns:a14="http://schemas.microsoft.com/office/drawing/2010/main"/>
@@ -9620,7 +10877,7 @@
                     <pic:cNvPicPr/>
                   </pic:nvPicPr>
                   <pic:blipFill>
-                    <a:blip r:embed="rId25">
+                    <a:blip r:embed="rId28">
                       <a:extLst>
                         <a:ext uri="{28A0092B-C50C-407E-A947-70E740481C1C}">
                           <a14:useLocalDpi xmlns:a14="http://schemas.microsoft.com/office/drawing/2010/main"/>
@@ -9685,7 +10942,7 @@
                     <pic:cNvPicPr/>
                   </pic:nvPicPr>
                   <pic:blipFill>
-                    <a:blip r:embed="rId26">
+                    <a:blip r:embed="rId29">
                       <a:extLst>
                         <a:ext uri="{28A0092B-C50C-407E-A947-70E740481C1C}">
                           <a14:useLocalDpi xmlns:a14="http://schemas.microsoft.com/office/drawing/2010/main"/>
@@ -9714,10 +10971,10 @@
     </w:p>
     <w:p/>
     <w:sectPr>
-      <w:headerReference w:type="default" r:id="rId27"/>
-      <w:footerReference w:type="default" r:id="rId28"/>
-      <w:headerReference w:type="first" r:id="rId29"/>
-      <w:footerReference w:type="first" r:id="rId30"/>
+      <w:headerReference w:type="default" r:id="rId30"/>
+      <w:footerReference w:type="default" r:id="rId31"/>
+      <w:headerReference w:type="first" r:id="rId32"/>
+      <w:footerReference w:type="first" r:id="rId33"/>
       <w:type w:val="continuous"/>
       <w:pgSz w:w="12240" w:h="15840"/>
       <w:pgMar w:top="1440" w:right="1800" w:bottom="1800" w:left="1800" w:header="720" w:footer="1080" w:gutter="0"/>
@@ -9731,7 +10988,7 @@
 
 <file path=word/comments.xml><?xml version="1.0" encoding="utf-8"?>
 <w:comments xmlns:wpc="http://schemas.microsoft.com/office/word/2010/wordprocessingCanvas" xmlns:cx="http://schemas.microsoft.com/office/drawing/2014/chartex" xmlns:cx1="http://schemas.microsoft.com/office/drawing/2015/9/8/chartex" xmlns:cx2="http://schemas.microsoft.com/office/drawing/2015/10/21/chartex" xmlns:cx3="http://schemas.microsoft.com/office/drawing/2016/5/9/chartex" xmlns:cx4="http://schemas.microsoft.com/office/drawing/2016/5/10/chartex" xmlns:cx5="http://schemas.microsoft.com/office/drawing/2016/5/11/chartex" xmlns:cx6="http://schemas.microsoft.com/office/drawing/2016/5/12/chartex" xmlns:cx7="http://schemas.microsoft.com/office/drawing/2016/5/13/chartex" xmlns:cx8="http://schemas.microsoft.com/office/drawing/2016/5/14/chartex" xmlns:mc="http://schemas.openxmlformats.org/markup-compatibility/2006" xmlns:aink="http://schemas.microsoft.com/office/drawing/2016/ink" xmlns:am3d="http://schemas.microsoft.com/office/drawing/2017/model3d" xmlns:o="urn:schemas-microsoft-com:office:office" xmlns:oel="http://schemas.microsoft.com/office/2019/extlst" xmlns:r="http://schemas.openxmlformats.org/officeDocument/2006/relationships" xmlns:m="http://schemas.openxmlformats.org/officeDocument/2006/math" xmlns:v="urn:schemas-microsoft-com:vml" xmlns:wp14="http://schemas.microsoft.com/office/word/2010/wordprocessingDrawing" xmlns:wp="http://schemas.openxmlformats.org/drawingml/2006/wordprocessingDrawing" xmlns:w10="urn:schemas-microsoft-com:office:word" xmlns:w="http://schemas.openxmlformats.org/wordprocessingml/2006/main" xmlns:w14="http://schemas.microsoft.com/office/word/2010/wordml" xmlns:w15="http://schemas.microsoft.com/office/word/2012/wordml" xmlns:w16cex="http://schemas.microsoft.com/office/word/2018/wordml/cex" xmlns:w16cid="http://schemas.microsoft.com/office/word/2016/wordml/cid" xmlns:w16="http://schemas.microsoft.com/office/word/2018/wordml" xmlns:w16du="http://schemas.microsoft.com/office/word/2023/wordml/word16du" xmlns:w16sdtdh="http://schemas.microsoft.com/office/word/2020/wordml/sdtdatahash" xmlns:w16sdtfl="http://schemas.microsoft.com/office/word/2024/wordml/sdtformatlock" xmlns:w16se="http://schemas.microsoft.com/office/word/2015/wordml/symex" xmlns:wpg="http://schemas.microsoft.com/office/word/2010/wordprocessingGroup" xmlns:wpi="http://schemas.microsoft.com/office/word/2010/wordprocessingInk" xmlns:wne="http://schemas.microsoft.com/office/word/2006/wordml" xmlns:wps="http://schemas.microsoft.com/office/word/2010/wordprocessingShape" mc:Ignorable="w14 w15 w16se w16cid w16 w16cex w16sdtdh w16sdtfl w16du wp14">
-  <w:comment w:id="9" w:author="Darien Chau" w:date="2026-03-20T08:04:00Z" w:initials="DC">
+  <w:comment w:id="25" w:author="Darien Chau" w:date="2026-03-20T10:14:00Z" w:initials="DC">
     <w:p>
       <w:pPr>
         <w:pStyle w:val="CommentText"/>
@@ -9743,7 +11000,7 @@
         <w:annotationRef/>
       </w:r>
       <w:r>
-        <w:t>might remove</w:t>
+        <w:t>In Question…. Very lengthy and illegible.</w:t>
       </w:r>
     </w:p>
   </w:comment>
@@ -9752,19 +11009,19 @@
 
 <file path=word/commentsExtended.xml><?xml version="1.0" encoding="utf-8"?>
 <w15:commentsEx xmlns:wpc="http://schemas.microsoft.com/office/word/2010/wordprocessingCanvas" xmlns:cx="http://schemas.microsoft.com/office/drawing/2014/chartex" xmlns:cx1="http://schemas.microsoft.com/office/drawing/2015/9/8/chartex" xmlns:cx2="http://schemas.microsoft.com/office/drawing/2015/10/21/chartex" xmlns:cx3="http://schemas.microsoft.com/office/drawing/2016/5/9/chartex" xmlns:cx4="http://schemas.microsoft.com/office/drawing/2016/5/10/chartex" xmlns:cx5="http://schemas.microsoft.com/office/drawing/2016/5/11/chartex" xmlns:cx6="http://schemas.microsoft.com/office/drawing/2016/5/12/chartex" xmlns:cx7="http://schemas.microsoft.com/office/drawing/2016/5/13/chartex" xmlns:cx8="http://schemas.microsoft.com/office/drawing/2016/5/14/chartex" xmlns:mc="http://schemas.openxmlformats.org/markup-compatibility/2006" xmlns:aink="http://schemas.microsoft.com/office/drawing/2016/ink" xmlns:am3d="http://schemas.microsoft.com/office/drawing/2017/model3d" xmlns:o="urn:schemas-microsoft-com:office:office" xmlns:oel="http://schemas.microsoft.com/office/2019/extlst" xmlns:r="http://schemas.openxmlformats.org/officeDocument/2006/relationships" xmlns:m="http://schemas.openxmlformats.org/officeDocument/2006/math" xmlns:v="urn:schemas-microsoft-com:vml" xmlns:wp14="http://schemas.microsoft.com/office/word/2010/wordprocessingDrawing" xmlns:wp="http://schemas.openxmlformats.org/drawingml/2006/wordprocessingDrawing" xmlns:w10="urn:schemas-microsoft-com:office:word" xmlns:w="http://schemas.openxmlformats.org/wordprocessingml/2006/main" xmlns:w14="http://schemas.microsoft.com/office/word/2010/wordml" xmlns:w15="http://schemas.microsoft.com/office/word/2012/wordml" xmlns:w16cex="http://schemas.microsoft.com/office/word/2018/wordml/cex" xmlns:w16cid="http://schemas.microsoft.com/office/word/2016/wordml/cid" xmlns:w16="http://schemas.microsoft.com/office/word/2018/wordml" xmlns:w16du="http://schemas.microsoft.com/office/word/2023/wordml/word16du" xmlns:w16sdtdh="http://schemas.microsoft.com/office/word/2020/wordml/sdtdatahash" xmlns:w16sdtfl="http://schemas.microsoft.com/office/word/2024/wordml/sdtformatlock" xmlns:w16se="http://schemas.microsoft.com/office/word/2015/wordml/symex" xmlns:wpg="http://schemas.microsoft.com/office/word/2010/wordprocessingGroup" xmlns:wpi="http://schemas.microsoft.com/office/word/2010/wordprocessingInk" xmlns:wne="http://schemas.microsoft.com/office/word/2006/wordml" xmlns:wps="http://schemas.microsoft.com/office/word/2010/wordprocessingShape" mc:Ignorable="w14 w15 w16se w16cid w16 w16cex w16sdtdh w16sdtfl w16du wp14">
-  <w15:commentEx w15:paraId="036CFA81" w15:done="0"/>
+  <w15:commentEx w15:paraId="1467BDCA" w15:done="0"/>
 </w15:commentsEx>
 </file>
 
 <file path=word/commentsExtensible.xml><?xml version="1.0" encoding="utf-8"?>
 <w16cex:commentsExtensible xmlns:wpc="http://schemas.microsoft.com/office/word/2010/wordprocessingCanvas" xmlns:cx="http://schemas.microsoft.com/office/drawing/2014/chartex" xmlns:cx1="http://schemas.microsoft.com/office/drawing/2015/9/8/chartex" xmlns:cx2="http://schemas.microsoft.com/office/drawing/2015/10/21/chartex" xmlns:cx3="http://schemas.microsoft.com/office/drawing/2016/5/9/chartex" xmlns:cx4="http://schemas.microsoft.com/office/drawing/2016/5/10/chartex" xmlns:cx5="http://schemas.microsoft.com/office/drawing/2016/5/11/chartex" xmlns:cx6="http://schemas.microsoft.com/office/drawing/2016/5/12/chartex" xmlns:cx7="http://schemas.microsoft.com/office/drawing/2016/5/13/chartex" xmlns:cx8="http://schemas.microsoft.com/office/drawing/2016/5/14/chartex" xmlns:cr="http://schemas.microsoft.com/office/comments/2020/reactions" xmlns:mc="http://schemas.openxmlformats.org/markup-compatibility/2006" xmlns:aink="http://schemas.microsoft.com/office/drawing/2016/ink" xmlns:am3d="http://schemas.microsoft.com/office/drawing/2017/model3d" xmlns:o="urn:schemas-microsoft-com:office:office" xmlns:oel="http://schemas.microsoft.com/office/2019/extlst" xmlns:r="http://schemas.openxmlformats.org/officeDocument/2006/relationships" xmlns:m="http://schemas.openxmlformats.org/officeDocument/2006/math" xmlns:v="urn:schemas-microsoft-com:vml" xmlns:wp14="http://schemas.microsoft.com/office/word/2010/wordprocessingDrawing" xmlns:wp="http://schemas.openxmlformats.org/drawingml/2006/wordprocessingDrawing" xmlns:w10="urn:schemas-microsoft-com:office:word" xmlns:w="http://schemas.openxmlformats.org/wordprocessingml/2006/main" xmlns:w14="http://schemas.microsoft.com/office/word/2010/wordml" xmlns:w15="http://schemas.microsoft.com/office/word/2012/wordml" xmlns:w16cex="http://schemas.microsoft.com/office/word/2018/wordml/cex" xmlns:w16cid="http://schemas.microsoft.com/office/word/2016/wordml/cid" xmlns:w16="http://schemas.microsoft.com/office/word/2018/wordml" xmlns:w16du="http://schemas.microsoft.com/office/word/2023/wordml/word16du" xmlns:w16sdtdh="http://schemas.microsoft.com/office/word/2020/wordml/sdtdatahash" xmlns:w16sdtfl="http://schemas.microsoft.com/office/word/2024/wordml/sdtformatlock" xmlns:w16se="http://schemas.microsoft.com/office/word/2015/wordml/symex" xmlns:wpg="http://schemas.microsoft.com/office/word/2010/wordprocessingGroup" xmlns:wpi="http://schemas.microsoft.com/office/word/2010/wordprocessingInk" xmlns:wne="http://schemas.microsoft.com/office/word/2006/wordml" xmlns:wps="http://schemas.microsoft.com/office/word/2010/wordprocessingShape" mc:Ignorable="w14 w15 w16se w16cid w16 w16cex w16sdtdh w16sdtfl cr w16du wp14">
-  <w16cex:commentExtensible w16cex:durableId="23EA1818" w16cex:dateUtc="2026-03-20T15:04:00Z"/>
+  <w16cex:commentExtensible w16cex:durableId="63E82EF3" w16cex:dateUtc="2026-03-20T17:14:00Z"/>
 </w16cex:commentsExtensible>
 </file>
 
 <file path=word/commentsIds.xml><?xml version="1.0" encoding="utf-8"?>
 <w16cid:commentsIds xmlns:wpc="http://schemas.microsoft.com/office/word/2010/wordprocessingCanvas" xmlns:cx="http://schemas.microsoft.com/office/drawing/2014/chartex" xmlns:cx1="http://schemas.microsoft.com/office/drawing/2015/9/8/chartex" xmlns:cx2="http://schemas.microsoft.com/office/drawing/2015/10/21/chartex" xmlns:cx3="http://schemas.microsoft.com/office/drawing/2016/5/9/chartex" xmlns:cx4="http://schemas.microsoft.com/office/drawing/2016/5/10/chartex" xmlns:cx5="http://schemas.microsoft.com/office/drawing/2016/5/11/chartex" xmlns:cx6="http://schemas.microsoft.com/office/drawing/2016/5/12/chartex" xmlns:cx7="http://schemas.microsoft.com/office/drawing/2016/5/13/chartex" xmlns:cx8="http://schemas.microsoft.com/office/drawing/2016/5/14/chartex" xmlns:mc="http://schemas.openxmlformats.org/markup-compatibility/2006" xmlns:aink="http://schemas.microsoft.com/office/drawing/2016/ink" xmlns:am3d="http://schemas.microsoft.com/office/drawing/2017/model3d" xmlns:o="urn:schemas-microsoft-com:office:office" xmlns:oel="http://schemas.microsoft.com/office/2019/extlst" xmlns:r="http://schemas.openxmlformats.org/officeDocument/2006/relationships" xmlns:m="http://schemas.openxmlformats.org/officeDocument/2006/math" xmlns:v="urn:schemas-microsoft-com:vml" xmlns:wp14="http://schemas.microsoft.com/office/word/2010/wordprocessingDrawing" xmlns:wp="http://schemas.openxmlformats.org/drawingml/2006/wordprocessingDrawing" xmlns:w10="urn:schemas-microsoft-com:office:word" xmlns:w="http://schemas.openxmlformats.org/wordprocessingml/2006/main" xmlns:w14="http://schemas.microsoft.com/office/word/2010/wordml" xmlns:w15="http://schemas.microsoft.com/office/word/2012/wordml" xmlns:w16cex="http://schemas.microsoft.com/office/word/2018/wordml/cex" xmlns:w16cid="http://schemas.microsoft.com/office/word/2016/wordml/cid" xmlns:w16="http://schemas.microsoft.com/office/word/2018/wordml" xmlns:w16du="http://schemas.microsoft.com/office/word/2023/wordml/word16du" xmlns:w16sdtdh="http://schemas.microsoft.com/office/word/2020/wordml/sdtdatahash" xmlns:w16sdtfl="http://schemas.microsoft.com/office/word/2024/wordml/sdtformatlock" xmlns:w16se="http://schemas.microsoft.com/office/word/2015/wordml/symex" xmlns:wpg="http://schemas.microsoft.com/office/word/2010/wordprocessingGroup" xmlns:wpi="http://schemas.microsoft.com/office/word/2010/wordprocessingInk" xmlns:wne="http://schemas.microsoft.com/office/word/2006/wordml" xmlns:wps="http://schemas.microsoft.com/office/word/2010/wordprocessingShape" mc:Ignorable="w14 w15 w16se w16cid w16 w16cex w16sdtdh w16sdtfl w16du wp14">
-  <w16cid:commentId w16cid:paraId="036CFA81" w16cid:durableId="23EA1818"/>
+  <w16cid:commentId w16cid:paraId="1467BDCA" w16cid:durableId="63E82EF3"/>
 </w16cid:commentsIds>
 </file>
 
@@ -10119,701 +11376,12 @@
     </w:lvl>
   </w:abstractNum>
   <w:abstractNum w:abstractNumId="1" w15:restartNumberingAfterBreak="0">
-    <w:nsid w:val="0AD65480"/>
-    <w:multiLevelType w:val="hybridMultilevel"/>
-    <w:tmpl w:val="00E24F32"/>
-    <w:lvl w:ilvl="0" w:tplc="0409000F">
-      <w:start w:val="1"/>
-      <w:numFmt w:val="decimal"/>
-      <w:lvlText w:val="%1."/>
-      <w:lvlJc w:val="left"/>
-      <w:pPr>
-        <w:ind w:left="2160" w:hanging="360"/>
-      </w:pPr>
-    </w:lvl>
-    <w:lvl w:ilvl="1" w:tplc="04090019" w:tentative="1">
-      <w:start w:val="1"/>
-      <w:numFmt w:val="lowerLetter"/>
-      <w:lvlText w:val="%2."/>
-      <w:lvlJc w:val="left"/>
-      <w:pPr>
-        <w:ind w:left="2880" w:hanging="360"/>
-      </w:pPr>
-    </w:lvl>
-    <w:lvl w:ilvl="2" w:tplc="0409001B" w:tentative="1">
-      <w:start w:val="1"/>
-      <w:numFmt w:val="lowerRoman"/>
-      <w:lvlText w:val="%3."/>
-      <w:lvlJc w:val="right"/>
-      <w:pPr>
-        <w:ind w:left="3600" w:hanging="180"/>
-      </w:pPr>
-    </w:lvl>
-    <w:lvl w:ilvl="3" w:tplc="0409000F" w:tentative="1">
-      <w:start w:val="1"/>
-      <w:numFmt w:val="decimal"/>
-      <w:lvlText w:val="%4."/>
-      <w:lvlJc w:val="left"/>
-      <w:pPr>
-        <w:ind w:left="4320" w:hanging="360"/>
-      </w:pPr>
-    </w:lvl>
-    <w:lvl w:ilvl="4" w:tplc="04090019" w:tentative="1">
-      <w:start w:val="1"/>
-      <w:numFmt w:val="lowerLetter"/>
-      <w:lvlText w:val="%5."/>
-      <w:lvlJc w:val="left"/>
-      <w:pPr>
-        <w:ind w:left="5040" w:hanging="360"/>
-      </w:pPr>
-    </w:lvl>
-    <w:lvl w:ilvl="5" w:tplc="0409001B" w:tentative="1">
-      <w:start w:val="1"/>
-      <w:numFmt w:val="lowerRoman"/>
-      <w:lvlText w:val="%6."/>
-      <w:lvlJc w:val="right"/>
-      <w:pPr>
-        <w:ind w:left="5760" w:hanging="180"/>
-      </w:pPr>
-    </w:lvl>
-    <w:lvl w:ilvl="6" w:tplc="0409000F" w:tentative="1">
-      <w:start w:val="1"/>
-      <w:numFmt w:val="decimal"/>
-      <w:lvlText w:val="%7."/>
-      <w:lvlJc w:val="left"/>
-      <w:pPr>
-        <w:ind w:left="6480" w:hanging="360"/>
-      </w:pPr>
-    </w:lvl>
-    <w:lvl w:ilvl="7" w:tplc="04090019" w:tentative="1">
-      <w:start w:val="1"/>
-      <w:numFmt w:val="lowerLetter"/>
-      <w:lvlText w:val="%8."/>
-      <w:lvlJc w:val="left"/>
-      <w:pPr>
-        <w:ind w:left="7200" w:hanging="360"/>
-      </w:pPr>
-    </w:lvl>
-    <w:lvl w:ilvl="8" w:tplc="0409001B" w:tentative="1">
-      <w:start w:val="1"/>
-      <w:numFmt w:val="lowerRoman"/>
-      <w:lvlText w:val="%9."/>
-      <w:lvlJc w:val="right"/>
-      <w:pPr>
-        <w:ind w:left="7920" w:hanging="180"/>
-      </w:pPr>
-    </w:lvl>
-  </w:abstractNum>
-  <w:abstractNum w:abstractNumId="2" w15:restartNumberingAfterBreak="0">
-    <w:nsid w:val="0BD355BE"/>
-    <w:multiLevelType w:val="hybridMultilevel"/>
-    <w:tmpl w:val="5176811C"/>
-    <w:lvl w:ilvl="0" w:tplc="0409000F">
-      <w:start w:val="1"/>
-      <w:numFmt w:val="decimal"/>
-      <w:lvlText w:val="%1."/>
-      <w:lvlJc w:val="left"/>
-      <w:pPr>
-        <w:ind w:left="2160" w:hanging="360"/>
-      </w:pPr>
-    </w:lvl>
-    <w:lvl w:ilvl="1" w:tplc="04090019" w:tentative="1">
-      <w:start w:val="1"/>
-      <w:numFmt w:val="lowerLetter"/>
-      <w:lvlText w:val="%2."/>
-      <w:lvlJc w:val="left"/>
-      <w:pPr>
-        <w:ind w:left="2880" w:hanging="360"/>
-      </w:pPr>
-    </w:lvl>
-    <w:lvl w:ilvl="2" w:tplc="0409001B" w:tentative="1">
-      <w:start w:val="1"/>
-      <w:numFmt w:val="lowerRoman"/>
-      <w:lvlText w:val="%3."/>
-      <w:lvlJc w:val="right"/>
-      <w:pPr>
-        <w:ind w:left="3600" w:hanging="180"/>
-      </w:pPr>
-    </w:lvl>
-    <w:lvl w:ilvl="3" w:tplc="0409000F" w:tentative="1">
-      <w:start w:val="1"/>
-      <w:numFmt w:val="decimal"/>
-      <w:lvlText w:val="%4."/>
-      <w:lvlJc w:val="left"/>
-      <w:pPr>
-        <w:ind w:left="4320" w:hanging="360"/>
-      </w:pPr>
-    </w:lvl>
-    <w:lvl w:ilvl="4" w:tplc="04090019" w:tentative="1">
-      <w:start w:val="1"/>
-      <w:numFmt w:val="lowerLetter"/>
-      <w:lvlText w:val="%5."/>
-      <w:lvlJc w:val="left"/>
-      <w:pPr>
-        <w:ind w:left="5040" w:hanging="360"/>
-      </w:pPr>
-    </w:lvl>
-    <w:lvl w:ilvl="5" w:tplc="0409001B" w:tentative="1">
-      <w:start w:val="1"/>
-      <w:numFmt w:val="lowerRoman"/>
-      <w:lvlText w:val="%6."/>
-      <w:lvlJc w:val="right"/>
-      <w:pPr>
-        <w:ind w:left="5760" w:hanging="180"/>
-      </w:pPr>
-    </w:lvl>
-    <w:lvl w:ilvl="6" w:tplc="0409000F" w:tentative="1">
-      <w:start w:val="1"/>
-      <w:numFmt w:val="decimal"/>
-      <w:lvlText w:val="%7."/>
-      <w:lvlJc w:val="left"/>
-      <w:pPr>
-        <w:ind w:left="6480" w:hanging="360"/>
-      </w:pPr>
-    </w:lvl>
-    <w:lvl w:ilvl="7" w:tplc="04090019" w:tentative="1">
-      <w:start w:val="1"/>
-      <w:numFmt w:val="lowerLetter"/>
-      <w:lvlText w:val="%8."/>
-      <w:lvlJc w:val="left"/>
-      <w:pPr>
-        <w:ind w:left="7200" w:hanging="360"/>
-      </w:pPr>
-    </w:lvl>
-    <w:lvl w:ilvl="8" w:tplc="0409001B" w:tentative="1">
-      <w:start w:val="1"/>
-      <w:numFmt w:val="lowerRoman"/>
-      <w:lvlText w:val="%9."/>
-      <w:lvlJc w:val="right"/>
-      <w:pPr>
-        <w:ind w:left="7920" w:hanging="180"/>
-      </w:pPr>
-    </w:lvl>
-  </w:abstractNum>
-  <w:abstractNum w:abstractNumId="3" w15:restartNumberingAfterBreak="0">
-    <w:nsid w:val="0C315981"/>
-    <w:multiLevelType w:val="hybridMultilevel"/>
-    <w:tmpl w:val="B9020566"/>
-    <w:lvl w:ilvl="0" w:tplc="90B01FDC">
-      <w:start w:val="1"/>
-      <w:numFmt w:val="decimal"/>
-      <w:lvlText w:val="%1."/>
-      <w:lvlJc w:val="left"/>
-      <w:pPr>
-        <w:ind w:left="2160" w:hanging="360"/>
-      </w:pPr>
-    </w:lvl>
-    <w:lvl w:ilvl="1" w:tplc="81948CBA">
-      <w:start w:val="1"/>
-      <w:numFmt w:val="lowerLetter"/>
-      <w:lvlText w:val="%2."/>
-      <w:lvlJc w:val="left"/>
-      <w:pPr>
-        <w:ind w:left="2880" w:hanging="360"/>
-      </w:pPr>
-    </w:lvl>
-    <w:lvl w:ilvl="2" w:tplc="6672B54C">
-      <w:start w:val="1"/>
-      <w:numFmt w:val="lowerRoman"/>
-      <w:lvlText w:val="%3."/>
-      <w:lvlJc w:val="right"/>
-      <w:pPr>
-        <w:ind w:left="3600" w:hanging="180"/>
-      </w:pPr>
-    </w:lvl>
-    <w:lvl w:ilvl="3" w:tplc="9B9EA83C">
-      <w:start w:val="1"/>
-      <w:numFmt w:val="decimal"/>
-      <w:lvlText w:val="%4."/>
-      <w:lvlJc w:val="left"/>
-      <w:pPr>
-        <w:ind w:left="4320" w:hanging="360"/>
-      </w:pPr>
-    </w:lvl>
-    <w:lvl w:ilvl="4" w:tplc="809205E2">
-      <w:start w:val="1"/>
-      <w:numFmt w:val="lowerLetter"/>
-      <w:lvlText w:val="%5."/>
-      <w:lvlJc w:val="left"/>
-      <w:pPr>
-        <w:ind w:left="5040" w:hanging="360"/>
-      </w:pPr>
-    </w:lvl>
-    <w:lvl w:ilvl="5" w:tplc="28280934">
-      <w:start w:val="1"/>
-      <w:numFmt w:val="lowerRoman"/>
-      <w:lvlText w:val="%6."/>
-      <w:lvlJc w:val="right"/>
-      <w:pPr>
-        <w:ind w:left="5760" w:hanging="180"/>
-      </w:pPr>
-    </w:lvl>
-    <w:lvl w:ilvl="6" w:tplc="4E78BA16">
-      <w:start w:val="1"/>
-      <w:numFmt w:val="decimal"/>
-      <w:lvlText w:val="%7."/>
-      <w:lvlJc w:val="left"/>
-      <w:pPr>
-        <w:ind w:left="6480" w:hanging="360"/>
-      </w:pPr>
-    </w:lvl>
-    <w:lvl w:ilvl="7" w:tplc="6C44C60E">
-      <w:start w:val="1"/>
-      <w:numFmt w:val="lowerLetter"/>
-      <w:lvlText w:val="%8."/>
-      <w:lvlJc w:val="left"/>
-      <w:pPr>
-        <w:ind w:left="7200" w:hanging="360"/>
-      </w:pPr>
-    </w:lvl>
-    <w:lvl w:ilvl="8" w:tplc="A5A64678">
-      <w:start w:val="1"/>
-      <w:numFmt w:val="lowerRoman"/>
-      <w:lvlText w:val="%9."/>
-      <w:lvlJc w:val="right"/>
-      <w:pPr>
-        <w:ind w:left="7920" w:hanging="180"/>
-      </w:pPr>
-    </w:lvl>
-  </w:abstractNum>
-  <w:abstractNum w:abstractNumId="4" w15:restartNumberingAfterBreak="0">
-    <w:nsid w:val="11756B80"/>
-    <w:multiLevelType w:val="hybridMultilevel"/>
-    <w:tmpl w:val="F0660B2C"/>
-    <w:lvl w:ilvl="0" w:tplc="FFFFFFFF">
-      <w:start w:val="1"/>
-      <w:numFmt w:val="decimal"/>
-      <w:lvlText w:val="%1."/>
-      <w:lvlJc w:val="left"/>
-      <w:pPr>
-        <w:ind w:left="2160" w:hanging="360"/>
-      </w:pPr>
-    </w:lvl>
-    <w:lvl w:ilvl="1" w:tplc="FFFFFFFF" w:tentative="1">
-      <w:start w:val="1"/>
-      <w:numFmt w:val="lowerLetter"/>
-      <w:lvlText w:val="%2."/>
-      <w:lvlJc w:val="left"/>
-      <w:pPr>
-        <w:ind w:left="2880" w:hanging="360"/>
-      </w:pPr>
-    </w:lvl>
-    <w:lvl w:ilvl="2" w:tplc="FFFFFFFF" w:tentative="1">
-      <w:start w:val="1"/>
-      <w:numFmt w:val="lowerRoman"/>
-      <w:lvlText w:val="%3."/>
-      <w:lvlJc w:val="right"/>
-      <w:pPr>
-        <w:ind w:left="3600" w:hanging="180"/>
-      </w:pPr>
-    </w:lvl>
-    <w:lvl w:ilvl="3" w:tplc="FFFFFFFF" w:tentative="1">
-      <w:start w:val="1"/>
-      <w:numFmt w:val="decimal"/>
-      <w:lvlText w:val="%4."/>
-      <w:lvlJc w:val="left"/>
-      <w:pPr>
-        <w:ind w:left="4320" w:hanging="360"/>
-      </w:pPr>
-    </w:lvl>
-    <w:lvl w:ilvl="4" w:tplc="FFFFFFFF" w:tentative="1">
-      <w:start w:val="1"/>
-      <w:numFmt w:val="lowerLetter"/>
-      <w:lvlText w:val="%5."/>
-      <w:lvlJc w:val="left"/>
-      <w:pPr>
-        <w:ind w:left="5040" w:hanging="360"/>
-      </w:pPr>
-    </w:lvl>
-    <w:lvl w:ilvl="5" w:tplc="FFFFFFFF" w:tentative="1">
-      <w:start w:val="1"/>
-      <w:numFmt w:val="lowerRoman"/>
-      <w:lvlText w:val="%6."/>
-      <w:lvlJc w:val="right"/>
-      <w:pPr>
-        <w:ind w:left="5760" w:hanging="180"/>
-      </w:pPr>
-    </w:lvl>
-    <w:lvl w:ilvl="6" w:tplc="FFFFFFFF" w:tentative="1">
-      <w:start w:val="1"/>
-      <w:numFmt w:val="decimal"/>
-      <w:lvlText w:val="%7."/>
-      <w:lvlJc w:val="left"/>
-      <w:pPr>
-        <w:ind w:left="6480" w:hanging="360"/>
-      </w:pPr>
-    </w:lvl>
-    <w:lvl w:ilvl="7" w:tplc="FFFFFFFF" w:tentative="1">
-      <w:start w:val="1"/>
-      <w:numFmt w:val="lowerLetter"/>
-      <w:lvlText w:val="%8."/>
-      <w:lvlJc w:val="left"/>
-      <w:pPr>
-        <w:ind w:left="7200" w:hanging="360"/>
-      </w:pPr>
-    </w:lvl>
-    <w:lvl w:ilvl="8" w:tplc="FFFFFFFF" w:tentative="1">
-      <w:start w:val="1"/>
-      <w:numFmt w:val="lowerRoman"/>
-      <w:lvlText w:val="%9."/>
-      <w:lvlJc w:val="right"/>
-      <w:pPr>
-        <w:ind w:left="7920" w:hanging="180"/>
-      </w:pPr>
-    </w:lvl>
-  </w:abstractNum>
-  <w:abstractNum w:abstractNumId="5" w15:restartNumberingAfterBreak="0">
-    <w:nsid w:val="12A20985"/>
-    <w:multiLevelType w:val="hybridMultilevel"/>
-    <w:tmpl w:val="252C8F86"/>
-    <w:lvl w:ilvl="0" w:tplc="FFFFFFFF">
-      <w:start w:val="1"/>
-      <w:numFmt w:val="decimal"/>
-      <w:lvlText w:val="%1."/>
-      <w:lvlJc w:val="left"/>
-      <w:pPr>
-        <w:ind w:left="2160" w:hanging="360"/>
-      </w:pPr>
-    </w:lvl>
-    <w:lvl w:ilvl="1" w:tplc="FFFFFFFF">
-      <w:start w:val="1"/>
-      <w:numFmt w:val="lowerLetter"/>
-      <w:lvlText w:val="%2."/>
-      <w:lvlJc w:val="left"/>
-      <w:pPr>
-        <w:ind w:left="2880" w:hanging="360"/>
-      </w:pPr>
-    </w:lvl>
-    <w:lvl w:ilvl="2" w:tplc="FFFFFFFF">
-      <w:start w:val="1"/>
-      <w:numFmt w:val="lowerRoman"/>
-      <w:lvlText w:val="%3."/>
-      <w:lvlJc w:val="right"/>
-      <w:pPr>
-        <w:ind w:left="3600" w:hanging="180"/>
-      </w:pPr>
-    </w:lvl>
-    <w:lvl w:ilvl="3" w:tplc="FFFFFFFF">
-      <w:start w:val="1"/>
-      <w:numFmt w:val="decimal"/>
-      <w:lvlText w:val="%4."/>
-      <w:lvlJc w:val="left"/>
-      <w:pPr>
-        <w:ind w:left="4320" w:hanging="360"/>
-      </w:pPr>
-    </w:lvl>
-    <w:lvl w:ilvl="4" w:tplc="FFFFFFFF">
-      <w:start w:val="1"/>
-      <w:numFmt w:val="lowerLetter"/>
-      <w:lvlText w:val="%5."/>
-      <w:lvlJc w:val="left"/>
-      <w:pPr>
-        <w:ind w:left="5040" w:hanging="360"/>
-      </w:pPr>
-    </w:lvl>
-    <w:lvl w:ilvl="5" w:tplc="FFFFFFFF">
-      <w:start w:val="1"/>
-      <w:numFmt w:val="lowerRoman"/>
-      <w:lvlText w:val="%6."/>
-      <w:lvlJc w:val="right"/>
-      <w:pPr>
-        <w:ind w:left="5760" w:hanging="180"/>
-      </w:pPr>
-    </w:lvl>
-    <w:lvl w:ilvl="6" w:tplc="FFFFFFFF">
-      <w:start w:val="1"/>
-      <w:numFmt w:val="decimal"/>
-      <w:lvlText w:val="%7."/>
-      <w:lvlJc w:val="left"/>
-      <w:pPr>
-        <w:ind w:left="6480" w:hanging="360"/>
-      </w:pPr>
-    </w:lvl>
-    <w:lvl w:ilvl="7" w:tplc="FFFFFFFF">
-      <w:start w:val="1"/>
-      <w:numFmt w:val="lowerLetter"/>
-      <w:lvlText w:val="%8."/>
-      <w:lvlJc w:val="left"/>
-      <w:pPr>
-        <w:ind w:left="7200" w:hanging="360"/>
-      </w:pPr>
-    </w:lvl>
-    <w:lvl w:ilvl="8" w:tplc="FFFFFFFF">
-      <w:start w:val="1"/>
-      <w:numFmt w:val="lowerRoman"/>
-      <w:lvlText w:val="%9."/>
-      <w:lvlJc w:val="right"/>
-      <w:pPr>
-        <w:ind w:left="7920" w:hanging="180"/>
-      </w:pPr>
-    </w:lvl>
-  </w:abstractNum>
-  <w:abstractNum w:abstractNumId="6" w15:restartNumberingAfterBreak="0">
-    <w:nsid w:val="132E726B"/>
-    <w:multiLevelType w:val="hybridMultilevel"/>
-    <w:tmpl w:val="5176811C"/>
-    <w:lvl w:ilvl="0" w:tplc="FFFFFFFF">
-      <w:start w:val="1"/>
-      <w:numFmt w:val="decimal"/>
-      <w:lvlText w:val="%1."/>
-      <w:lvlJc w:val="left"/>
-      <w:pPr>
-        <w:ind w:left="2160" w:hanging="360"/>
-      </w:pPr>
-    </w:lvl>
-    <w:lvl w:ilvl="1" w:tplc="FFFFFFFF" w:tentative="1">
-      <w:start w:val="1"/>
-      <w:numFmt w:val="lowerLetter"/>
-      <w:lvlText w:val="%2."/>
-      <w:lvlJc w:val="left"/>
-      <w:pPr>
-        <w:ind w:left="2880" w:hanging="360"/>
-      </w:pPr>
-    </w:lvl>
-    <w:lvl w:ilvl="2" w:tplc="FFFFFFFF" w:tentative="1">
-      <w:start w:val="1"/>
-      <w:numFmt w:val="lowerRoman"/>
-      <w:lvlText w:val="%3."/>
-      <w:lvlJc w:val="right"/>
-      <w:pPr>
-        <w:ind w:left="3600" w:hanging="180"/>
-      </w:pPr>
-    </w:lvl>
-    <w:lvl w:ilvl="3" w:tplc="FFFFFFFF" w:tentative="1">
-      <w:start w:val="1"/>
-      <w:numFmt w:val="decimal"/>
-      <w:lvlText w:val="%4."/>
-      <w:lvlJc w:val="left"/>
-      <w:pPr>
-        <w:ind w:left="4320" w:hanging="360"/>
-      </w:pPr>
-    </w:lvl>
-    <w:lvl w:ilvl="4" w:tplc="FFFFFFFF" w:tentative="1">
-      <w:start w:val="1"/>
-      <w:numFmt w:val="lowerLetter"/>
-      <w:lvlText w:val="%5."/>
-      <w:lvlJc w:val="left"/>
-      <w:pPr>
-        <w:ind w:left="5040" w:hanging="360"/>
-      </w:pPr>
-    </w:lvl>
-    <w:lvl w:ilvl="5" w:tplc="FFFFFFFF" w:tentative="1">
-      <w:start w:val="1"/>
-      <w:numFmt w:val="lowerRoman"/>
-      <w:lvlText w:val="%6."/>
-      <w:lvlJc w:val="right"/>
-      <w:pPr>
-        <w:ind w:left="5760" w:hanging="180"/>
-      </w:pPr>
-    </w:lvl>
-    <w:lvl w:ilvl="6" w:tplc="FFFFFFFF" w:tentative="1">
-      <w:start w:val="1"/>
-      <w:numFmt w:val="decimal"/>
-      <w:lvlText w:val="%7."/>
-      <w:lvlJc w:val="left"/>
-      <w:pPr>
-        <w:ind w:left="6480" w:hanging="360"/>
-      </w:pPr>
-    </w:lvl>
-    <w:lvl w:ilvl="7" w:tplc="FFFFFFFF" w:tentative="1">
-      <w:start w:val="1"/>
-      <w:numFmt w:val="lowerLetter"/>
-      <w:lvlText w:val="%8."/>
-      <w:lvlJc w:val="left"/>
-      <w:pPr>
-        <w:ind w:left="7200" w:hanging="360"/>
-      </w:pPr>
-    </w:lvl>
-    <w:lvl w:ilvl="8" w:tplc="FFFFFFFF" w:tentative="1">
-      <w:start w:val="1"/>
-      <w:numFmt w:val="lowerRoman"/>
-      <w:lvlText w:val="%9."/>
-      <w:lvlJc w:val="right"/>
-      <w:pPr>
-        <w:ind w:left="7920" w:hanging="180"/>
-      </w:pPr>
-    </w:lvl>
-  </w:abstractNum>
-  <w:abstractNum w:abstractNumId="7" w15:restartNumberingAfterBreak="0">
-    <w:nsid w:val="18BC1AF9"/>
-    <w:multiLevelType w:val="hybridMultilevel"/>
-    <w:tmpl w:val="CB74A624"/>
-    <w:lvl w:ilvl="0" w:tplc="FFFFFFFF">
-      <w:start w:val="1"/>
-      <w:numFmt w:val="decimal"/>
-      <w:lvlText w:val="%1."/>
-      <w:lvlJc w:val="left"/>
-      <w:pPr>
-        <w:ind w:left="2160" w:hanging="360"/>
-      </w:pPr>
-    </w:lvl>
-    <w:lvl w:ilvl="1" w:tplc="FFFFFFFF" w:tentative="1">
-      <w:start w:val="1"/>
-      <w:numFmt w:val="lowerLetter"/>
-      <w:lvlText w:val="%2."/>
-      <w:lvlJc w:val="left"/>
-      <w:pPr>
-        <w:ind w:left="2880" w:hanging="360"/>
-      </w:pPr>
-    </w:lvl>
-    <w:lvl w:ilvl="2" w:tplc="FFFFFFFF" w:tentative="1">
-      <w:start w:val="1"/>
-      <w:numFmt w:val="lowerRoman"/>
-      <w:lvlText w:val="%3."/>
-      <w:lvlJc w:val="right"/>
-      <w:pPr>
-        <w:ind w:left="3600" w:hanging="180"/>
-      </w:pPr>
-    </w:lvl>
-    <w:lvl w:ilvl="3" w:tplc="FFFFFFFF" w:tentative="1">
-      <w:start w:val="1"/>
-      <w:numFmt w:val="decimal"/>
-      <w:lvlText w:val="%4."/>
-      <w:lvlJc w:val="left"/>
-      <w:pPr>
-        <w:ind w:left="4320" w:hanging="360"/>
-      </w:pPr>
-    </w:lvl>
-    <w:lvl w:ilvl="4" w:tplc="FFFFFFFF" w:tentative="1">
-      <w:start w:val="1"/>
-      <w:numFmt w:val="lowerLetter"/>
-      <w:lvlText w:val="%5."/>
-      <w:lvlJc w:val="left"/>
-      <w:pPr>
-        <w:ind w:left="5040" w:hanging="360"/>
-      </w:pPr>
-    </w:lvl>
-    <w:lvl w:ilvl="5" w:tplc="FFFFFFFF" w:tentative="1">
-      <w:start w:val="1"/>
-      <w:numFmt w:val="lowerRoman"/>
-      <w:lvlText w:val="%6."/>
-      <w:lvlJc w:val="right"/>
-      <w:pPr>
-        <w:ind w:left="5760" w:hanging="180"/>
-      </w:pPr>
-    </w:lvl>
-    <w:lvl w:ilvl="6" w:tplc="FFFFFFFF" w:tentative="1">
-      <w:start w:val="1"/>
-      <w:numFmt w:val="decimal"/>
-      <w:lvlText w:val="%7."/>
-      <w:lvlJc w:val="left"/>
-      <w:pPr>
-        <w:ind w:left="6480" w:hanging="360"/>
-      </w:pPr>
-    </w:lvl>
-    <w:lvl w:ilvl="7" w:tplc="FFFFFFFF" w:tentative="1">
-      <w:start w:val="1"/>
-      <w:numFmt w:val="lowerLetter"/>
-      <w:lvlText w:val="%8."/>
-      <w:lvlJc w:val="left"/>
-      <w:pPr>
-        <w:ind w:left="7200" w:hanging="360"/>
-      </w:pPr>
-    </w:lvl>
-    <w:lvl w:ilvl="8" w:tplc="FFFFFFFF" w:tentative="1">
-      <w:start w:val="1"/>
-      <w:numFmt w:val="lowerRoman"/>
-      <w:lvlText w:val="%9."/>
-      <w:lvlJc w:val="right"/>
-      <w:pPr>
-        <w:ind w:left="7920" w:hanging="180"/>
-      </w:pPr>
-    </w:lvl>
-  </w:abstractNum>
-  <w:abstractNum w:abstractNumId="8" w15:restartNumberingAfterBreak="0">
-    <w:nsid w:val="197D7F8C"/>
-    <w:multiLevelType w:val="hybridMultilevel"/>
-    <w:tmpl w:val="CB74A624"/>
-    <w:lvl w:ilvl="0" w:tplc="0409000F">
-      <w:start w:val="1"/>
-      <w:numFmt w:val="decimal"/>
-      <w:lvlText w:val="%1."/>
-      <w:lvlJc w:val="left"/>
-      <w:pPr>
-        <w:ind w:left="2160" w:hanging="360"/>
-      </w:pPr>
-    </w:lvl>
-    <w:lvl w:ilvl="1" w:tplc="04090019" w:tentative="1">
-      <w:start w:val="1"/>
-      <w:numFmt w:val="lowerLetter"/>
-      <w:lvlText w:val="%2."/>
-      <w:lvlJc w:val="left"/>
-      <w:pPr>
-        <w:ind w:left="2880" w:hanging="360"/>
-      </w:pPr>
-    </w:lvl>
-    <w:lvl w:ilvl="2" w:tplc="0409001B" w:tentative="1">
-      <w:start w:val="1"/>
-      <w:numFmt w:val="lowerRoman"/>
-      <w:lvlText w:val="%3."/>
-      <w:lvlJc w:val="right"/>
-      <w:pPr>
-        <w:ind w:left="3600" w:hanging="180"/>
-      </w:pPr>
-    </w:lvl>
-    <w:lvl w:ilvl="3" w:tplc="0409000F" w:tentative="1">
-      <w:start w:val="1"/>
-      <w:numFmt w:val="decimal"/>
-      <w:lvlText w:val="%4."/>
-      <w:lvlJc w:val="left"/>
-      <w:pPr>
-        <w:ind w:left="4320" w:hanging="360"/>
-      </w:pPr>
-    </w:lvl>
-    <w:lvl w:ilvl="4" w:tplc="04090019" w:tentative="1">
-      <w:start w:val="1"/>
-      <w:numFmt w:val="lowerLetter"/>
-      <w:lvlText w:val="%5."/>
-      <w:lvlJc w:val="left"/>
-      <w:pPr>
-        <w:ind w:left="5040" w:hanging="360"/>
-      </w:pPr>
-    </w:lvl>
-    <w:lvl w:ilvl="5" w:tplc="0409001B" w:tentative="1">
-      <w:start w:val="1"/>
-      <w:numFmt w:val="lowerRoman"/>
-      <w:lvlText w:val="%6."/>
-      <w:lvlJc w:val="right"/>
-      <w:pPr>
-        <w:ind w:left="5760" w:hanging="180"/>
-      </w:pPr>
-    </w:lvl>
-    <w:lvl w:ilvl="6" w:tplc="0409000F" w:tentative="1">
-      <w:start w:val="1"/>
-      <w:numFmt w:val="decimal"/>
-      <w:lvlText w:val="%7."/>
-      <w:lvlJc w:val="left"/>
-      <w:pPr>
-        <w:ind w:left="6480" w:hanging="360"/>
-      </w:pPr>
-    </w:lvl>
-    <w:lvl w:ilvl="7" w:tplc="04090019" w:tentative="1">
-      <w:start w:val="1"/>
-      <w:numFmt w:val="lowerLetter"/>
-      <w:lvlText w:val="%8."/>
-      <w:lvlJc w:val="left"/>
-      <w:pPr>
-        <w:ind w:left="7200" w:hanging="360"/>
-      </w:pPr>
-    </w:lvl>
-    <w:lvl w:ilvl="8" w:tplc="0409001B" w:tentative="1">
-      <w:start w:val="1"/>
-      <w:numFmt w:val="lowerRoman"/>
-      <w:lvlText w:val="%9."/>
-      <w:lvlJc w:val="right"/>
-      <w:pPr>
-        <w:ind w:left="7920" w:hanging="180"/>
-      </w:pPr>
-    </w:lvl>
-  </w:abstractNum>
-  <w:abstractNum w:abstractNumId="9" w15:restartNumberingAfterBreak="0">
-    <w:nsid w:val="1C6169E6"/>
+    <w:nsid w:val="0A4D4F03"/>
     <w:multiLevelType w:val="multilevel"/>
-    <w:tmpl w:val="43EC376C"/>
+    <w:tmpl w:val="7DC0CAAE"/>
     <w:lvl w:ilvl="0">
       <w:start w:val="1"/>
       <w:numFmt w:val="decimal"/>
-      <w:pStyle w:val="Heading1"/>
       <w:lvlText w:val="%1."/>
       <w:lvlJc w:val="left"/>
       <w:pPr>
@@ -10832,7 +11400,6 @@
     <w:lvl w:ilvl="1">
       <w:start w:val="1"/>
       <w:numFmt w:val="decimal"/>
-      <w:pStyle w:val="Heading2"/>
       <w:lvlText w:val="%1.%2."/>
       <w:lvlJc w:val="left"/>
       <w:pPr>
@@ -10845,7 +11412,6 @@
     <w:lvl w:ilvl="2">
       <w:start w:val="1"/>
       <w:numFmt w:val="decimal"/>
-      <w:pStyle w:val="Heading3"/>
       <w:lvlText w:val="%1.%2.%3."/>
       <w:lvlJc w:val="left"/>
       <w:pPr>
@@ -10858,7 +11424,6 @@
     <w:lvl w:ilvl="3">
       <w:start w:val="1"/>
       <w:numFmt w:val="decimal"/>
-      <w:pStyle w:val="Heading4"/>
       <w:lvlText w:val="%1.%2.%3.%4."/>
       <w:lvlJc w:val="left"/>
       <w:pPr>
@@ -10871,7 +11436,6 @@
     <w:lvl w:ilvl="4">
       <w:start w:val="1"/>
       <w:numFmt w:val="decimal"/>
-      <w:pStyle w:val="Heading5"/>
       <w:lvlText w:val="%1.%2.%3.%4.%5."/>
       <w:lvlJc w:val="left"/>
       <w:pPr>
@@ -10884,7 +11448,6 @@
     <w:lvl w:ilvl="5">
       <w:start w:val="1"/>
       <w:numFmt w:val="decimal"/>
-      <w:pStyle w:val="Heading6"/>
       <w:lvlText w:val="%1.%2.%3.%4.%5.%6."/>
       <w:lvlJc w:val="left"/>
       <w:pPr>
@@ -10897,7 +11460,6 @@
     <w:lvl w:ilvl="6">
       <w:start w:val="1"/>
       <w:numFmt w:val="decimal"/>
-      <w:pStyle w:val="Heading7"/>
       <w:lvlText w:val="%1.%2.%3.%4.%5.%6.%7."/>
       <w:lvlJc w:val="left"/>
       <w:pPr>
@@ -10910,7 +11472,6 @@
     <w:lvl w:ilvl="7">
       <w:start w:val="1"/>
       <w:numFmt w:val="decimal"/>
-      <w:pStyle w:val="Heading8"/>
       <w:lvlText w:val="%1.%2.%3.%4.%5.%6.%7.%8."/>
       <w:lvlJc w:val="left"/>
       <w:pPr>
@@ -10923,7 +11484,6 @@
     <w:lvl w:ilvl="8">
       <w:start w:val="1"/>
       <w:numFmt w:val="decimal"/>
-      <w:pStyle w:val="Heading9"/>
       <w:lvlText w:val="%1.%2.%3.%4.%5.%6.%7.%8.%9."/>
       <w:lvlJc w:val="left"/>
       <w:pPr>
@@ -10934,7 +11494,855 @@
       </w:pPr>
     </w:lvl>
   </w:abstractNum>
+  <w:abstractNum w:abstractNumId="2" w15:restartNumberingAfterBreak="0">
+    <w:nsid w:val="0AD65480"/>
+    <w:multiLevelType w:val="hybridMultilevel"/>
+    <w:tmpl w:val="00E24F32"/>
+    <w:lvl w:ilvl="0" w:tplc="0409000F">
+      <w:start w:val="1"/>
+      <w:numFmt w:val="decimal"/>
+      <w:lvlText w:val="%1."/>
+      <w:lvlJc w:val="left"/>
+      <w:pPr>
+        <w:ind w:left="2160" w:hanging="360"/>
+      </w:pPr>
+    </w:lvl>
+    <w:lvl w:ilvl="1" w:tplc="04090019" w:tentative="1">
+      <w:start w:val="1"/>
+      <w:numFmt w:val="lowerLetter"/>
+      <w:lvlText w:val="%2."/>
+      <w:lvlJc w:val="left"/>
+      <w:pPr>
+        <w:ind w:left="2880" w:hanging="360"/>
+      </w:pPr>
+    </w:lvl>
+    <w:lvl w:ilvl="2" w:tplc="0409001B" w:tentative="1">
+      <w:start w:val="1"/>
+      <w:numFmt w:val="lowerRoman"/>
+      <w:lvlText w:val="%3."/>
+      <w:lvlJc w:val="right"/>
+      <w:pPr>
+        <w:ind w:left="3600" w:hanging="180"/>
+      </w:pPr>
+    </w:lvl>
+    <w:lvl w:ilvl="3" w:tplc="0409000F" w:tentative="1">
+      <w:start w:val="1"/>
+      <w:numFmt w:val="decimal"/>
+      <w:lvlText w:val="%4."/>
+      <w:lvlJc w:val="left"/>
+      <w:pPr>
+        <w:ind w:left="4320" w:hanging="360"/>
+      </w:pPr>
+    </w:lvl>
+    <w:lvl w:ilvl="4" w:tplc="04090019" w:tentative="1">
+      <w:start w:val="1"/>
+      <w:numFmt w:val="lowerLetter"/>
+      <w:lvlText w:val="%5."/>
+      <w:lvlJc w:val="left"/>
+      <w:pPr>
+        <w:ind w:left="5040" w:hanging="360"/>
+      </w:pPr>
+    </w:lvl>
+    <w:lvl w:ilvl="5" w:tplc="0409001B" w:tentative="1">
+      <w:start w:val="1"/>
+      <w:numFmt w:val="lowerRoman"/>
+      <w:lvlText w:val="%6."/>
+      <w:lvlJc w:val="right"/>
+      <w:pPr>
+        <w:ind w:left="5760" w:hanging="180"/>
+      </w:pPr>
+    </w:lvl>
+    <w:lvl w:ilvl="6" w:tplc="0409000F" w:tentative="1">
+      <w:start w:val="1"/>
+      <w:numFmt w:val="decimal"/>
+      <w:lvlText w:val="%7."/>
+      <w:lvlJc w:val="left"/>
+      <w:pPr>
+        <w:ind w:left="6480" w:hanging="360"/>
+      </w:pPr>
+    </w:lvl>
+    <w:lvl w:ilvl="7" w:tplc="04090019" w:tentative="1">
+      <w:start w:val="1"/>
+      <w:numFmt w:val="lowerLetter"/>
+      <w:lvlText w:val="%8."/>
+      <w:lvlJc w:val="left"/>
+      <w:pPr>
+        <w:ind w:left="7200" w:hanging="360"/>
+      </w:pPr>
+    </w:lvl>
+    <w:lvl w:ilvl="8" w:tplc="0409001B" w:tentative="1">
+      <w:start w:val="1"/>
+      <w:numFmt w:val="lowerRoman"/>
+      <w:lvlText w:val="%9."/>
+      <w:lvlJc w:val="right"/>
+      <w:pPr>
+        <w:ind w:left="7920" w:hanging="180"/>
+      </w:pPr>
+    </w:lvl>
+  </w:abstractNum>
+  <w:abstractNum w:abstractNumId="3" w15:restartNumberingAfterBreak="0">
+    <w:nsid w:val="0BD355BE"/>
+    <w:multiLevelType w:val="hybridMultilevel"/>
+    <w:tmpl w:val="5176811C"/>
+    <w:lvl w:ilvl="0" w:tplc="0409000F">
+      <w:start w:val="1"/>
+      <w:numFmt w:val="decimal"/>
+      <w:lvlText w:val="%1."/>
+      <w:lvlJc w:val="left"/>
+      <w:pPr>
+        <w:ind w:left="2160" w:hanging="360"/>
+      </w:pPr>
+    </w:lvl>
+    <w:lvl w:ilvl="1" w:tplc="04090019" w:tentative="1">
+      <w:start w:val="1"/>
+      <w:numFmt w:val="lowerLetter"/>
+      <w:lvlText w:val="%2."/>
+      <w:lvlJc w:val="left"/>
+      <w:pPr>
+        <w:ind w:left="2880" w:hanging="360"/>
+      </w:pPr>
+    </w:lvl>
+    <w:lvl w:ilvl="2" w:tplc="0409001B" w:tentative="1">
+      <w:start w:val="1"/>
+      <w:numFmt w:val="lowerRoman"/>
+      <w:lvlText w:val="%3."/>
+      <w:lvlJc w:val="right"/>
+      <w:pPr>
+        <w:ind w:left="3600" w:hanging="180"/>
+      </w:pPr>
+    </w:lvl>
+    <w:lvl w:ilvl="3" w:tplc="0409000F" w:tentative="1">
+      <w:start w:val="1"/>
+      <w:numFmt w:val="decimal"/>
+      <w:lvlText w:val="%4."/>
+      <w:lvlJc w:val="left"/>
+      <w:pPr>
+        <w:ind w:left="4320" w:hanging="360"/>
+      </w:pPr>
+    </w:lvl>
+    <w:lvl w:ilvl="4" w:tplc="04090019" w:tentative="1">
+      <w:start w:val="1"/>
+      <w:numFmt w:val="lowerLetter"/>
+      <w:lvlText w:val="%5."/>
+      <w:lvlJc w:val="left"/>
+      <w:pPr>
+        <w:ind w:left="5040" w:hanging="360"/>
+      </w:pPr>
+    </w:lvl>
+    <w:lvl w:ilvl="5" w:tplc="0409001B" w:tentative="1">
+      <w:start w:val="1"/>
+      <w:numFmt w:val="lowerRoman"/>
+      <w:lvlText w:val="%6."/>
+      <w:lvlJc w:val="right"/>
+      <w:pPr>
+        <w:ind w:left="5760" w:hanging="180"/>
+      </w:pPr>
+    </w:lvl>
+    <w:lvl w:ilvl="6" w:tplc="0409000F" w:tentative="1">
+      <w:start w:val="1"/>
+      <w:numFmt w:val="decimal"/>
+      <w:lvlText w:val="%7."/>
+      <w:lvlJc w:val="left"/>
+      <w:pPr>
+        <w:ind w:left="6480" w:hanging="360"/>
+      </w:pPr>
+    </w:lvl>
+    <w:lvl w:ilvl="7" w:tplc="04090019" w:tentative="1">
+      <w:start w:val="1"/>
+      <w:numFmt w:val="lowerLetter"/>
+      <w:lvlText w:val="%8."/>
+      <w:lvlJc w:val="left"/>
+      <w:pPr>
+        <w:ind w:left="7200" w:hanging="360"/>
+      </w:pPr>
+    </w:lvl>
+    <w:lvl w:ilvl="8" w:tplc="0409001B" w:tentative="1">
+      <w:start w:val="1"/>
+      <w:numFmt w:val="lowerRoman"/>
+      <w:lvlText w:val="%9."/>
+      <w:lvlJc w:val="right"/>
+      <w:pPr>
+        <w:ind w:left="7920" w:hanging="180"/>
+      </w:pPr>
+    </w:lvl>
+  </w:abstractNum>
+  <w:abstractNum w:abstractNumId="4" w15:restartNumberingAfterBreak="0">
+    <w:nsid w:val="0C315981"/>
+    <w:multiLevelType w:val="hybridMultilevel"/>
+    <w:tmpl w:val="B9020566"/>
+    <w:lvl w:ilvl="0" w:tplc="90B01FDC">
+      <w:start w:val="1"/>
+      <w:numFmt w:val="decimal"/>
+      <w:lvlText w:val="%1."/>
+      <w:lvlJc w:val="left"/>
+      <w:pPr>
+        <w:ind w:left="2160" w:hanging="360"/>
+      </w:pPr>
+    </w:lvl>
+    <w:lvl w:ilvl="1" w:tplc="81948CBA">
+      <w:start w:val="1"/>
+      <w:numFmt w:val="lowerLetter"/>
+      <w:lvlText w:val="%2."/>
+      <w:lvlJc w:val="left"/>
+      <w:pPr>
+        <w:ind w:left="2880" w:hanging="360"/>
+      </w:pPr>
+    </w:lvl>
+    <w:lvl w:ilvl="2" w:tplc="6672B54C">
+      <w:start w:val="1"/>
+      <w:numFmt w:val="lowerRoman"/>
+      <w:lvlText w:val="%3."/>
+      <w:lvlJc w:val="right"/>
+      <w:pPr>
+        <w:ind w:left="3600" w:hanging="180"/>
+      </w:pPr>
+    </w:lvl>
+    <w:lvl w:ilvl="3" w:tplc="9B9EA83C">
+      <w:start w:val="1"/>
+      <w:numFmt w:val="decimal"/>
+      <w:lvlText w:val="%4."/>
+      <w:lvlJc w:val="left"/>
+      <w:pPr>
+        <w:ind w:left="4320" w:hanging="360"/>
+      </w:pPr>
+    </w:lvl>
+    <w:lvl w:ilvl="4" w:tplc="809205E2">
+      <w:start w:val="1"/>
+      <w:numFmt w:val="lowerLetter"/>
+      <w:lvlText w:val="%5."/>
+      <w:lvlJc w:val="left"/>
+      <w:pPr>
+        <w:ind w:left="5040" w:hanging="360"/>
+      </w:pPr>
+    </w:lvl>
+    <w:lvl w:ilvl="5" w:tplc="28280934">
+      <w:start w:val="1"/>
+      <w:numFmt w:val="lowerRoman"/>
+      <w:lvlText w:val="%6."/>
+      <w:lvlJc w:val="right"/>
+      <w:pPr>
+        <w:ind w:left="5760" w:hanging="180"/>
+      </w:pPr>
+    </w:lvl>
+    <w:lvl w:ilvl="6" w:tplc="4E78BA16">
+      <w:start w:val="1"/>
+      <w:numFmt w:val="decimal"/>
+      <w:lvlText w:val="%7."/>
+      <w:lvlJc w:val="left"/>
+      <w:pPr>
+        <w:ind w:left="6480" w:hanging="360"/>
+      </w:pPr>
+    </w:lvl>
+    <w:lvl w:ilvl="7" w:tplc="6C44C60E">
+      <w:start w:val="1"/>
+      <w:numFmt w:val="lowerLetter"/>
+      <w:lvlText w:val="%8."/>
+      <w:lvlJc w:val="left"/>
+      <w:pPr>
+        <w:ind w:left="7200" w:hanging="360"/>
+      </w:pPr>
+    </w:lvl>
+    <w:lvl w:ilvl="8" w:tplc="A5A64678">
+      <w:start w:val="1"/>
+      <w:numFmt w:val="lowerRoman"/>
+      <w:lvlText w:val="%9."/>
+      <w:lvlJc w:val="right"/>
+      <w:pPr>
+        <w:ind w:left="7920" w:hanging="180"/>
+      </w:pPr>
+    </w:lvl>
+  </w:abstractNum>
+  <w:abstractNum w:abstractNumId="5" w15:restartNumberingAfterBreak="0">
+    <w:nsid w:val="11756B80"/>
+    <w:multiLevelType w:val="hybridMultilevel"/>
+    <w:tmpl w:val="F0660B2C"/>
+    <w:lvl w:ilvl="0" w:tplc="FFFFFFFF">
+      <w:start w:val="1"/>
+      <w:numFmt w:val="decimal"/>
+      <w:lvlText w:val="%1."/>
+      <w:lvlJc w:val="left"/>
+      <w:pPr>
+        <w:ind w:left="2160" w:hanging="360"/>
+      </w:pPr>
+    </w:lvl>
+    <w:lvl w:ilvl="1" w:tplc="FFFFFFFF" w:tentative="1">
+      <w:start w:val="1"/>
+      <w:numFmt w:val="lowerLetter"/>
+      <w:lvlText w:val="%2."/>
+      <w:lvlJc w:val="left"/>
+      <w:pPr>
+        <w:ind w:left="2880" w:hanging="360"/>
+      </w:pPr>
+    </w:lvl>
+    <w:lvl w:ilvl="2" w:tplc="FFFFFFFF" w:tentative="1">
+      <w:start w:val="1"/>
+      <w:numFmt w:val="lowerRoman"/>
+      <w:lvlText w:val="%3."/>
+      <w:lvlJc w:val="right"/>
+      <w:pPr>
+        <w:ind w:left="3600" w:hanging="180"/>
+      </w:pPr>
+    </w:lvl>
+    <w:lvl w:ilvl="3" w:tplc="FFFFFFFF" w:tentative="1">
+      <w:start w:val="1"/>
+      <w:numFmt w:val="decimal"/>
+      <w:lvlText w:val="%4."/>
+      <w:lvlJc w:val="left"/>
+      <w:pPr>
+        <w:ind w:left="4320" w:hanging="360"/>
+      </w:pPr>
+    </w:lvl>
+    <w:lvl w:ilvl="4" w:tplc="FFFFFFFF" w:tentative="1">
+      <w:start w:val="1"/>
+      <w:numFmt w:val="lowerLetter"/>
+      <w:lvlText w:val="%5."/>
+      <w:lvlJc w:val="left"/>
+      <w:pPr>
+        <w:ind w:left="5040" w:hanging="360"/>
+      </w:pPr>
+    </w:lvl>
+    <w:lvl w:ilvl="5" w:tplc="FFFFFFFF" w:tentative="1">
+      <w:start w:val="1"/>
+      <w:numFmt w:val="lowerRoman"/>
+      <w:lvlText w:val="%6."/>
+      <w:lvlJc w:val="right"/>
+      <w:pPr>
+        <w:ind w:left="5760" w:hanging="180"/>
+      </w:pPr>
+    </w:lvl>
+    <w:lvl w:ilvl="6" w:tplc="FFFFFFFF" w:tentative="1">
+      <w:start w:val="1"/>
+      <w:numFmt w:val="decimal"/>
+      <w:lvlText w:val="%7."/>
+      <w:lvlJc w:val="left"/>
+      <w:pPr>
+        <w:ind w:left="6480" w:hanging="360"/>
+      </w:pPr>
+    </w:lvl>
+    <w:lvl w:ilvl="7" w:tplc="FFFFFFFF" w:tentative="1">
+      <w:start w:val="1"/>
+      <w:numFmt w:val="lowerLetter"/>
+      <w:lvlText w:val="%8."/>
+      <w:lvlJc w:val="left"/>
+      <w:pPr>
+        <w:ind w:left="7200" w:hanging="360"/>
+      </w:pPr>
+    </w:lvl>
+    <w:lvl w:ilvl="8" w:tplc="FFFFFFFF" w:tentative="1">
+      <w:start w:val="1"/>
+      <w:numFmt w:val="lowerRoman"/>
+      <w:lvlText w:val="%9."/>
+      <w:lvlJc w:val="right"/>
+      <w:pPr>
+        <w:ind w:left="7920" w:hanging="180"/>
+      </w:pPr>
+    </w:lvl>
+  </w:abstractNum>
+  <w:abstractNum w:abstractNumId="6" w15:restartNumberingAfterBreak="0">
+    <w:nsid w:val="12A20985"/>
+    <w:multiLevelType w:val="hybridMultilevel"/>
+    <w:tmpl w:val="252C8F86"/>
+    <w:lvl w:ilvl="0" w:tplc="FFFFFFFF">
+      <w:start w:val="1"/>
+      <w:numFmt w:val="decimal"/>
+      <w:lvlText w:val="%1."/>
+      <w:lvlJc w:val="left"/>
+      <w:pPr>
+        <w:ind w:left="2160" w:hanging="360"/>
+      </w:pPr>
+    </w:lvl>
+    <w:lvl w:ilvl="1" w:tplc="FFFFFFFF">
+      <w:start w:val="1"/>
+      <w:numFmt w:val="lowerLetter"/>
+      <w:lvlText w:val="%2."/>
+      <w:lvlJc w:val="left"/>
+      <w:pPr>
+        <w:ind w:left="2880" w:hanging="360"/>
+      </w:pPr>
+    </w:lvl>
+    <w:lvl w:ilvl="2" w:tplc="FFFFFFFF">
+      <w:start w:val="1"/>
+      <w:numFmt w:val="lowerRoman"/>
+      <w:lvlText w:val="%3."/>
+      <w:lvlJc w:val="right"/>
+      <w:pPr>
+        <w:ind w:left="3600" w:hanging="180"/>
+      </w:pPr>
+    </w:lvl>
+    <w:lvl w:ilvl="3" w:tplc="FFFFFFFF">
+      <w:start w:val="1"/>
+      <w:numFmt w:val="decimal"/>
+      <w:lvlText w:val="%4."/>
+      <w:lvlJc w:val="left"/>
+      <w:pPr>
+        <w:ind w:left="4320" w:hanging="360"/>
+      </w:pPr>
+    </w:lvl>
+    <w:lvl w:ilvl="4" w:tplc="FFFFFFFF">
+      <w:start w:val="1"/>
+      <w:numFmt w:val="lowerLetter"/>
+      <w:lvlText w:val="%5."/>
+      <w:lvlJc w:val="left"/>
+      <w:pPr>
+        <w:ind w:left="5040" w:hanging="360"/>
+      </w:pPr>
+    </w:lvl>
+    <w:lvl w:ilvl="5" w:tplc="FFFFFFFF">
+      <w:start w:val="1"/>
+      <w:numFmt w:val="lowerRoman"/>
+      <w:lvlText w:val="%6."/>
+      <w:lvlJc w:val="right"/>
+      <w:pPr>
+        <w:ind w:left="5760" w:hanging="180"/>
+      </w:pPr>
+    </w:lvl>
+    <w:lvl w:ilvl="6" w:tplc="FFFFFFFF">
+      <w:start w:val="1"/>
+      <w:numFmt w:val="decimal"/>
+      <w:lvlText w:val="%7."/>
+      <w:lvlJc w:val="left"/>
+      <w:pPr>
+        <w:ind w:left="6480" w:hanging="360"/>
+      </w:pPr>
+    </w:lvl>
+    <w:lvl w:ilvl="7" w:tplc="FFFFFFFF">
+      <w:start w:val="1"/>
+      <w:numFmt w:val="lowerLetter"/>
+      <w:lvlText w:val="%8."/>
+      <w:lvlJc w:val="left"/>
+      <w:pPr>
+        <w:ind w:left="7200" w:hanging="360"/>
+      </w:pPr>
+    </w:lvl>
+    <w:lvl w:ilvl="8" w:tplc="FFFFFFFF">
+      <w:start w:val="1"/>
+      <w:numFmt w:val="lowerRoman"/>
+      <w:lvlText w:val="%9."/>
+      <w:lvlJc w:val="right"/>
+      <w:pPr>
+        <w:ind w:left="7920" w:hanging="180"/>
+      </w:pPr>
+    </w:lvl>
+  </w:abstractNum>
+  <w:abstractNum w:abstractNumId="7" w15:restartNumberingAfterBreak="0">
+    <w:nsid w:val="132E726B"/>
+    <w:multiLevelType w:val="multilevel"/>
+    <w:tmpl w:val="71C4F556"/>
+    <w:lvl w:ilvl="0">
+      <w:start w:val="1"/>
+      <w:numFmt w:val="decimal"/>
+      <w:lvlText w:val="%1."/>
+      <w:lvlJc w:val="left"/>
+      <w:pPr>
+        <w:ind w:left="2160" w:hanging="360"/>
+      </w:pPr>
+    </w:lvl>
+    <w:lvl w:ilvl="1">
+      <w:start w:val="7"/>
+      <w:numFmt w:val="decimal"/>
+      <w:isLgl/>
+      <w:lvlText w:val="%1.%2"/>
+      <w:lvlJc w:val="left"/>
+      <w:pPr>
+        <w:ind w:left="2160" w:hanging="360"/>
+      </w:pPr>
+      <w:rPr>
+        <w:rFonts w:hint="default"/>
+      </w:rPr>
+    </w:lvl>
+    <w:lvl w:ilvl="2">
+      <w:start w:val="1"/>
+      <w:numFmt w:val="decimal"/>
+      <w:isLgl/>
+      <w:lvlText w:val="%1.%2.%3"/>
+      <w:lvlJc w:val="left"/>
+      <w:pPr>
+        <w:ind w:left="2520" w:hanging="720"/>
+      </w:pPr>
+      <w:rPr>
+        <w:rFonts w:hint="default"/>
+      </w:rPr>
+    </w:lvl>
+    <w:lvl w:ilvl="3">
+      <w:start w:val="1"/>
+      <w:numFmt w:val="decimal"/>
+      <w:isLgl/>
+      <w:lvlText w:val="%1.%2.%3.%4"/>
+      <w:lvlJc w:val="left"/>
+      <w:pPr>
+        <w:ind w:left="2520" w:hanging="720"/>
+      </w:pPr>
+      <w:rPr>
+        <w:rFonts w:hint="default"/>
+      </w:rPr>
+    </w:lvl>
+    <w:lvl w:ilvl="4">
+      <w:start w:val="1"/>
+      <w:numFmt w:val="decimal"/>
+      <w:isLgl/>
+      <w:lvlText w:val="%1.%2.%3.%4.%5"/>
+      <w:lvlJc w:val="left"/>
+      <w:pPr>
+        <w:ind w:left="2880" w:hanging="1080"/>
+      </w:pPr>
+      <w:rPr>
+        <w:rFonts w:hint="default"/>
+      </w:rPr>
+    </w:lvl>
+    <w:lvl w:ilvl="5">
+      <w:start w:val="1"/>
+      <w:numFmt w:val="decimal"/>
+      <w:isLgl/>
+      <w:lvlText w:val="%1.%2.%3.%4.%5.%6"/>
+      <w:lvlJc w:val="left"/>
+      <w:pPr>
+        <w:ind w:left="2880" w:hanging="1080"/>
+      </w:pPr>
+      <w:rPr>
+        <w:rFonts w:hint="default"/>
+      </w:rPr>
+    </w:lvl>
+    <w:lvl w:ilvl="6">
+      <w:start w:val="1"/>
+      <w:numFmt w:val="decimal"/>
+      <w:isLgl/>
+      <w:lvlText w:val="%1.%2.%3.%4.%5.%6.%7"/>
+      <w:lvlJc w:val="left"/>
+      <w:pPr>
+        <w:ind w:left="3240" w:hanging="1440"/>
+      </w:pPr>
+      <w:rPr>
+        <w:rFonts w:hint="default"/>
+      </w:rPr>
+    </w:lvl>
+    <w:lvl w:ilvl="7">
+      <w:start w:val="1"/>
+      <w:numFmt w:val="decimal"/>
+      <w:isLgl/>
+      <w:lvlText w:val="%1.%2.%3.%4.%5.%6.%7.%8"/>
+      <w:lvlJc w:val="left"/>
+      <w:pPr>
+        <w:ind w:left="3240" w:hanging="1440"/>
+      </w:pPr>
+      <w:rPr>
+        <w:rFonts w:hint="default"/>
+      </w:rPr>
+    </w:lvl>
+    <w:lvl w:ilvl="8">
+      <w:start w:val="1"/>
+      <w:numFmt w:val="decimal"/>
+      <w:isLgl/>
+      <w:lvlText w:val="%1.%2.%3.%4.%5.%6.%7.%8.%9"/>
+      <w:lvlJc w:val="left"/>
+      <w:pPr>
+        <w:ind w:left="3600" w:hanging="1800"/>
+      </w:pPr>
+      <w:rPr>
+        <w:rFonts w:hint="default"/>
+      </w:rPr>
+    </w:lvl>
+  </w:abstractNum>
+  <w:abstractNum w:abstractNumId="8" w15:restartNumberingAfterBreak="0">
+    <w:nsid w:val="18BC1AF9"/>
+    <w:multiLevelType w:val="hybridMultilevel"/>
+    <w:tmpl w:val="CB74A624"/>
+    <w:lvl w:ilvl="0" w:tplc="FFFFFFFF">
+      <w:start w:val="1"/>
+      <w:numFmt w:val="decimal"/>
+      <w:lvlText w:val="%1."/>
+      <w:lvlJc w:val="left"/>
+      <w:pPr>
+        <w:ind w:left="2160" w:hanging="360"/>
+      </w:pPr>
+    </w:lvl>
+    <w:lvl w:ilvl="1" w:tplc="FFFFFFFF" w:tentative="1">
+      <w:start w:val="1"/>
+      <w:numFmt w:val="lowerLetter"/>
+      <w:lvlText w:val="%2."/>
+      <w:lvlJc w:val="left"/>
+      <w:pPr>
+        <w:ind w:left="2880" w:hanging="360"/>
+      </w:pPr>
+    </w:lvl>
+    <w:lvl w:ilvl="2" w:tplc="FFFFFFFF" w:tentative="1">
+      <w:start w:val="1"/>
+      <w:numFmt w:val="lowerRoman"/>
+      <w:lvlText w:val="%3."/>
+      <w:lvlJc w:val="right"/>
+      <w:pPr>
+        <w:ind w:left="3600" w:hanging="180"/>
+      </w:pPr>
+    </w:lvl>
+    <w:lvl w:ilvl="3" w:tplc="FFFFFFFF" w:tentative="1">
+      <w:start w:val="1"/>
+      <w:numFmt w:val="decimal"/>
+      <w:lvlText w:val="%4."/>
+      <w:lvlJc w:val="left"/>
+      <w:pPr>
+        <w:ind w:left="4320" w:hanging="360"/>
+      </w:pPr>
+    </w:lvl>
+    <w:lvl w:ilvl="4" w:tplc="FFFFFFFF" w:tentative="1">
+      <w:start w:val="1"/>
+      <w:numFmt w:val="lowerLetter"/>
+      <w:lvlText w:val="%5."/>
+      <w:lvlJc w:val="left"/>
+      <w:pPr>
+        <w:ind w:left="5040" w:hanging="360"/>
+      </w:pPr>
+    </w:lvl>
+    <w:lvl w:ilvl="5" w:tplc="FFFFFFFF" w:tentative="1">
+      <w:start w:val="1"/>
+      <w:numFmt w:val="lowerRoman"/>
+      <w:lvlText w:val="%6."/>
+      <w:lvlJc w:val="right"/>
+      <w:pPr>
+        <w:ind w:left="5760" w:hanging="180"/>
+      </w:pPr>
+    </w:lvl>
+    <w:lvl w:ilvl="6" w:tplc="FFFFFFFF" w:tentative="1">
+      <w:start w:val="1"/>
+      <w:numFmt w:val="decimal"/>
+      <w:lvlText w:val="%7."/>
+      <w:lvlJc w:val="left"/>
+      <w:pPr>
+        <w:ind w:left="6480" w:hanging="360"/>
+      </w:pPr>
+    </w:lvl>
+    <w:lvl w:ilvl="7" w:tplc="FFFFFFFF" w:tentative="1">
+      <w:start w:val="1"/>
+      <w:numFmt w:val="lowerLetter"/>
+      <w:lvlText w:val="%8."/>
+      <w:lvlJc w:val="left"/>
+      <w:pPr>
+        <w:ind w:left="7200" w:hanging="360"/>
+      </w:pPr>
+    </w:lvl>
+    <w:lvl w:ilvl="8" w:tplc="FFFFFFFF" w:tentative="1">
+      <w:start w:val="1"/>
+      <w:numFmt w:val="lowerRoman"/>
+      <w:lvlText w:val="%9."/>
+      <w:lvlJc w:val="right"/>
+      <w:pPr>
+        <w:ind w:left="7920" w:hanging="180"/>
+      </w:pPr>
+    </w:lvl>
+  </w:abstractNum>
+  <w:abstractNum w:abstractNumId="9" w15:restartNumberingAfterBreak="0">
+    <w:nsid w:val="197D7F8C"/>
+    <w:multiLevelType w:val="hybridMultilevel"/>
+    <w:tmpl w:val="CB74A624"/>
+    <w:lvl w:ilvl="0" w:tplc="0409000F">
+      <w:start w:val="1"/>
+      <w:numFmt w:val="decimal"/>
+      <w:lvlText w:val="%1."/>
+      <w:lvlJc w:val="left"/>
+      <w:pPr>
+        <w:ind w:left="2160" w:hanging="360"/>
+      </w:pPr>
+    </w:lvl>
+    <w:lvl w:ilvl="1" w:tplc="04090019" w:tentative="1">
+      <w:start w:val="1"/>
+      <w:numFmt w:val="lowerLetter"/>
+      <w:lvlText w:val="%2."/>
+      <w:lvlJc w:val="left"/>
+      <w:pPr>
+        <w:ind w:left="2880" w:hanging="360"/>
+      </w:pPr>
+    </w:lvl>
+    <w:lvl w:ilvl="2" w:tplc="0409001B" w:tentative="1">
+      <w:start w:val="1"/>
+      <w:numFmt w:val="lowerRoman"/>
+      <w:lvlText w:val="%3."/>
+      <w:lvlJc w:val="right"/>
+      <w:pPr>
+        <w:ind w:left="3600" w:hanging="180"/>
+      </w:pPr>
+    </w:lvl>
+    <w:lvl w:ilvl="3" w:tplc="0409000F" w:tentative="1">
+      <w:start w:val="1"/>
+      <w:numFmt w:val="decimal"/>
+      <w:lvlText w:val="%4."/>
+      <w:lvlJc w:val="left"/>
+      <w:pPr>
+        <w:ind w:left="4320" w:hanging="360"/>
+      </w:pPr>
+    </w:lvl>
+    <w:lvl w:ilvl="4" w:tplc="04090019" w:tentative="1">
+      <w:start w:val="1"/>
+      <w:numFmt w:val="lowerLetter"/>
+      <w:lvlText w:val="%5."/>
+      <w:lvlJc w:val="left"/>
+      <w:pPr>
+        <w:ind w:left="5040" w:hanging="360"/>
+      </w:pPr>
+    </w:lvl>
+    <w:lvl w:ilvl="5" w:tplc="0409001B" w:tentative="1">
+      <w:start w:val="1"/>
+      <w:numFmt w:val="lowerRoman"/>
+      <w:lvlText w:val="%6."/>
+      <w:lvlJc w:val="right"/>
+      <w:pPr>
+        <w:ind w:left="5760" w:hanging="180"/>
+      </w:pPr>
+    </w:lvl>
+    <w:lvl w:ilvl="6" w:tplc="0409000F" w:tentative="1">
+      <w:start w:val="1"/>
+      <w:numFmt w:val="decimal"/>
+      <w:lvlText w:val="%7."/>
+      <w:lvlJc w:val="left"/>
+      <w:pPr>
+        <w:ind w:left="6480" w:hanging="360"/>
+      </w:pPr>
+    </w:lvl>
+    <w:lvl w:ilvl="7" w:tplc="04090019" w:tentative="1">
+      <w:start w:val="1"/>
+      <w:numFmt w:val="lowerLetter"/>
+      <w:lvlText w:val="%8."/>
+      <w:lvlJc w:val="left"/>
+      <w:pPr>
+        <w:ind w:left="7200" w:hanging="360"/>
+      </w:pPr>
+    </w:lvl>
+    <w:lvl w:ilvl="8" w:tplc="0409001B" w:tentative="1">
+      <w:start w:val="1"/>
+      <w:numFmt w:val="lowerRoman"/>
+      <w:lvlText w:val="%9."/>
+      <w:lvlJc w:val="right"/>
+      <w:pPr>
+        <w:ind w:left="7920" w:hanging="180"/>
+      </w:pPr>
+    </w:lvl>
+  </w:abstractNum>
   <w:abstractNum w:abstractNumId="10" w15:restartNumberingAfterBreak="0">
+    <w:nsid w:val="1C6169E6"/>
+    <w:multiLevelType w:val="multilevel"/>
+    <w:tmpl w:val="43EC376C"/>
+    <w:lvl w:ilvl="0">
+      <w:start w:val="1"/>
+      <w:numFmt w:val="decimal"/>
+      <w:pStyle w:val="Heading1"/>
+      <w:lvlText w:val="%1."/>
+      <w:lvlJc w:val="left"/>
+      <w:pPr>
+        <w:tabs>
+          <w:tab w:val="num" w:pos="720"/>
+        </w:tabs>
+        <w:ind w:left="720" w:hanging="720"/>
+      </w:pPr>
+      <w:rPr>
+        <w:b/>
+        <w:kern w:val="2"/>
+        <w:sz w:val="36"/>
+        <w:lang w:val="en-US" w:bidi="en-US"/>
+      </w:rPr>
+    </w:lvl>
+    <w:lvl w:ilvl="1">
+      <w:start w:val="1"/>
+      <w:numFmt w:val="decimal"/>
+      <w:pStyle w:val="Heading2"/>
+      <w:lvlText w:val="%1.%2."/>
+      <w:lvlJc w:val="left"/>
+      <w:pPr>
+        <w:tabs>
+          <w:tab w:val="num" w:pos="720"/>
+        </w:tabs>
+        <w:ind w:left="1440" w:hanging="720"/>
+      </w:pPr>
+    </w:lvl>
+    <w:lvl w:ilvl="2">
+      <w:start w:val="1"/>
+      <w:numFmt w:val="decimal"/>
+      <w:pStyle w:val="Heading3"/>
+      <w:lvlText w:val="%1.%2.%3."/>
+      <w:lvlJc w:val="left"/>
+      <w:pPr>
+        <w:tabs>
+          <w:tab w:val="num" w:pos="720"/>
+        </w:tabs>
+        <w:ind w:left="2160" w:hanging="720"/>
+      </w:pPr>
+    </w:lvl>
+    <w:lvl w:ilvl="3">
+      <w:start w:val="1"/>
+      <w:numFmt w:val="decimal"/>
+      <w:pStyle w:val="Heading4"/>
+      <w:lvlText w:val="%1.%2.%3.%4."/>
+      <w:lvlJc w:val="left"/>
+      <w:pPr>
+        <w:tabs>
+          <w:tab w:val="num" w:pos="720"/>
+        </w:tabs>
+        <w:ind w:left="2880" w:hanging="720"/>
+      </w:pPr>
+    </w:lvl>
+    <w:lvl w:ilvl="4">
+      <w:start w:val="1"/>
+      <w:numFmt w:val="decimal"/>
+      <w:pStyle w:val="Heading5"/>
+      <w:lvlText w:val="%1.%2.%3.%4.%5."/>
+      <w:lvlJc w:val="left"/>
+      <w:pPr>
+        <w:tabs>
+          <w:tab w:val="num" w:pos="720"/>
+        </w:tabs>
+        <w:ind w:left="3600" w:hanging="720"/>
+      </w:pPr>
+    </w:lvl>
+    <w:lvl w:ilvl="5">
+      <w:start w:val="1"/>
+      <w:numFmt w:val="decimal"/>
+      <w:pStyle w:val="Heading6"/>
+      <w:lvlText w:val="%1.%2.%3.%4.%5.%6."/>
+      <w:lvlJc w:val="left"/>
+      <w:pPr>
+        <w:tabs>
+          <w:tab w:val="num" w:pos="720"/>
+        </w:tabs>
+        <w:ind w:left="4320" w:hanging="720"/>
+      </w:pPr>
+    </w:lvl>
+    <w:lvl w:ilvl="6">
+      <w:start w:val="1"/>
+      <w:numFmt w:val="decimal"/>
+      <w:pStyle w:val="Heading7"/>
+      <w:lvlText w:val="%1.%2.%3.%4.%5.%6.%7."/>
+      <w:lvlJc w:val="left"/>
+      <w:pPr>
+        <w:tabs>
+          <w:tab w:val="num" w:pos="720"/>
+        </w:tabs>
+        <w:ind w:left="5040" w:hanging="720"/>
+      </w:pPr>
+    </w:lvl>
+    <w:lvl w:ilvl="7">
+      <w:start w:val="1"/>
+      <w:numFmt w:val="decimal"/>
+      <w:pStyle w:val="Heading8"/>
+      <w:lvlText w:val="%1.%2.%3.%4.%5.%6.%7.%8."/>
+      <w:lvlJc w:val="left"/>
+      <w:pPr>
+        <w:tabs>
+          <w:tab w:val="num" w:pos="720"/>
+        </w:tabs>
+        <w:ind w:left="5760" w:hanging="720"/>
+      </w:pPr>
+    </w:lvl>
+    <w:lvl w:ilvl="8">
+      <w:start w:val="1"/>
+      <w:numFmt w:val="decimal"/>
+      <w:pStyle w:val="Heading9"/>
+      <w:lvlText w:val="%1.%2.%3.%4.%5.%6.%7.%8.%9."/>
+      <w:lvlJc w:val="left"/>
+      <w:pPr>
+        <w:tabs>
+          <w:tab w:val="num" w:pos="720"/>
+        </w:tabs>
+        <w:ind w:left="6480" w:hanging="720"/>
+      </w:pPr>
+    </w:lvl>
+  </w:abstractNum>
+  <w:abstractNum w:abstractNumId="11" w15:restartNumberingAfterBreak="0">
     <w:nsid w:val="1FA817CA"/>
     <w:multiLevelType w:val="hybridMultilevel"/>
     <w:tmpl w:val="252C8F86"/>
@@ -11020,7 +12428,7 @@
       </w:pPr>
     </w:lvl>
   </w:abstractNum>
-  <w:abstractNum w:abstractNumId="11" w15:restartNumberingAfterBreak="0">
+  <w:abstractNum w:abstractNumId="12" w15:restartNumberingAfterBreak="0">
     <w:nsid w:val="1FAB0ED7"/>
     <w:multiLevelType w:val="hybridMultilevel"/>
     <w:tmpl w:val="30A8FFBA"/>
@@ -11106,7 +12514,7 @@
       </w:pPr>
     </w:lvl>
   </w:abstractNum>
-  <w:abstractNum w:abstractNumId="12" w15:restartNumberingAfterBreak="0">
+  <w:abstractNum w:abstractNumId="13" w15:restartNumberingAfterBreak="0">
     <w:nsid w:val="20D70694"/>
     <w:multiLevelType w:val="hybridMultilevel"/>
     <w:tmpl w:val="30A8FFBA"/>
@@ -11192,7 +12600,7 @@
       </w:pPr>
     </w:lvl>
   </w:abstractNum>
-  <w:abstractNum w:abstractNumId="13" w15:restartNumberingAfterBreak="0">
+  <w:abstractNum w:abstractNumId="14" w15:restartNumberingAfterBreak="0">
     <w:nsid w:val="23BE6FC0"/>
     <w:multiLevelType w:val="hybridMultilevel"/>
     <w:tmpl w:val="E8443C9A"/>
@@ -11278,7 +12686,7 @@
       </w:pPr>
     </w:lvl>
   </w:abstractNum>
-  <w:abstractNum w:abstractNumId="14" w15:restartNumberingAfterBreak="0">
+  <w:abstractNum w:abstractNumId="15" w15:restartNumberingAfterBreak="0">
     <w:nsid w:val="256D6FDE"/>
     <w:multiLevelType w:val="hybridMultilevel"/>
     <w:tmpl w:val="9586D066"/>
@@ -11364,7 +12772,126 @@
       </w:pPr>
     </w:lvl>
   </w:abstractNum>
-  <w:abstractNum w:abstractNumId="15" w15:restartNumberingAfterBreak="0">
+  <w:abstractNum w:abstractNumId="16" w15:restartNumberingAfterBreak="0">
+    <w:nsid w:val="26EA23D5"/>
+    <w:multiLevelType w:val="multilevel"/>
+    <w:tmpl w:val="7DC0CAAE"/>
+    <w:lvl w:ilvl="0">
+      <w:start w:val="1"/>
+      <w:numFmt w:val="decimal"/>
+      <w:lvlText w:val="%1."/>
+      <w:lvlJc w:val="left"/>
+      <w:pPr>
+        <w:tabs>
+          <w:tab w:val="num" w:pos="720"/>
+        </w:tabs>
+        <w:ind w:left="720" w:hanging="720"/>
+      </w:pPr>
+      <w:rPr>
+        <w:b/>
+        <w:kern w:val="2"/>
+        <w:sz w:val="36"/>
+        <w:lang w:val="en-US" w:bidi="en-US"/>
+      </w:rPr>
+    </w:lvl>
+    <w:lvl w:ilvl="1">
+      <w:start w:val="1"/>
+      <w:numFmt w:val="decimal"/>
+      <w:lvlText w:val="%1.%2."/>
+      <w:lvlJc w:val="left"/>
+      <w:pPr>
+        <w:tabs>
+          <w:tab w:val="num" w:pos="720"/>
+        </w:tabs>
+        <w:ind w:left="1440" w:hanging="720"/>
+      </w:pPr>
+    </w:lvl>
+    <w:lvl w:ilvl="2">
+      <w:start w:val="1"/>
+      <w:numFmt w:val="decimal"/>
+      <w:lvlText w:val="%1.%2.%3."/>
+      <w:lvlJc w:val="left"/>
+      <w:pPr>
+        <w:tabs>
+          <w:tab w:val="num" w:pos="720"/>
+        </w:tabs>
+        <w:ind w:left="2160" w:hanging="720"/>
+      </w:pPr>
+    </w:lvl>
+    <w:lvl w:ilvl="3">
+      <w:start w:val="1"/>
+      <w:numFmt w:val="decimal"/>
+      <w:lvlText w:val="%1.%2.%3.%4."/>
+      <w:lvlJc w:val="left"/>
+      <w:pPr>
+        <w:tabs>
+          <w:tab w:val="num" w:pos="720"/>
+        </w:tabs>
+        <w:ind w:left="2880" w:hanging="720"/>
+      </w:pPr>
+    </w:lvl>
+    <w:lvl w:ilvl="4">
+      <w:start w:val="1"/>
+      <w:numFmt w:val="decimal"/>
+      <w:lvlText w:val="%1.%2.%3.%4.%5."/>
+      <w:lvlJc w:val="left"/>
+      <w:pPr>
+        <w:tabs>
+          <w:tab w:val="num" w:pos="720"/>
+        </w:tabs>
+        <w:ind w:left="3600" w:hanging="720"/>
+      </w:pPr>
+    </w:lvl>
+    <w:lvl w:ilvl="5">
+      <w:start w:val="1"/>
+      <w:numFmt w:val="decimal"/>
+      <w:lvlText w:val="%1.%2.%3.%4.%5.%6."/>
+      <w:lvlJc w:val="left"/>
+      <w:pPr>
+        <w:tabs>
+          <w:tab w:val="num" w:pos="720"/>
+        </w:tabs>
+        <w:ind w:left="4320" w:hanging="720"/>
+      </w:pPr>
+    </w:lvl>
+    <w:lvl w:ilvl="6">
+      <w:start w:val="1"/>
+      <w:numFmt w:val="decimal"/>
+      <w:lvlText w:val="%1.%2.%3.%4.%5.%6.%7."/>
+      <w:lvlJc w:val="left"/>
+      <w:pPr>
+        <w:tabs>
+          <w:tab w:val="num" w:pos="720"/>
+        </w:tabs>
+        <w:ind w:left="5040" w:hanging="720"/>
+      </w:pPr>
+    </w:lvl>
+    <w:lvl w:ilvl="7">
+      <w:start w:val="1"/>
+      <w:numFmt w:val="decimal"/>
+      <w:lvlText w:val="%1.%2.%3.%4.%5.%6.%7.%8."/>
+      <w:lvlJc w:val="left"/>
+      <w:pPr>
+        <w:tabs>
+          <w:tab w:val="num" w:pos="720"/>
+        </w:tabs>
+        <w:ind w:left="5760" w:hanging="720"/>
+      </w:pPr>
+    </w:lvl>
+    <w:lvl w:ilvl="8">
+      <w:start w:val="1"/>
+      <w:numFmt w:val="decimal"/>
+      <w:lvlText w:val="%1.%2.%3.%4.%5.%6.%7.%8.%9."/>
+      <w:lvlJc w:val="left"/>
+      <w:pPr>
+        <w:tabs>
+          <w:tab w:val="num" w:pos="720"/>
+        </w:tabs>
+        <w:ind w:left="6480" w:hanging="720"/>
+      </w:pPr>
+    </w:lvl>
+  </w:abstractNum>
+  <w:abstractNum w:abstractNumId="17" w15:restartNumberingAfterBreak="0">
     <w:nsid w:val="28685451"/>
     <w:multiLevelType w:val="hybridMultilevel"/>
     <w:tmpl w:val="E7BCD22A"/>
@@ -11450,7 +12977,126 @@
       </w:pPr>
     </w:lvl>
   </w:abstractNum>
-  <w:abstractNum w:abstractNumId="16" w15:restartNumberingAfterBreak="0">
+  <w:abstractNum w:abstractNumId="18" w15:restartNumberingAfterBreak="0">
+    <w:nsid w:val="2A3A3692"/>
+    <w:multiLevelType w:val="multilevel"/>
+    <w:tmpl w:val="7DC0CAAE"/>
+    <w:lvl w:ilvl="0">
+      <w:start w:val="1"/>
+      <w:numFmt w:val="decimal"/>
+      <w:lvlText w:val="%1."/>
+      <w:lvlJc w:val="left"/>
+      <w:pPr>
+        <w:tabs>
+          <w:tab w:val="num" w:pos="720"/>
+        </w:tabs>
+        <w:ind w:left="720" w:hanging="720"/>
+      </w:pPr>
+      <w:rPr>
+        <w:b/>
+        <w:kern w:val="2"/>
+        <w:sz w:val="36"/>
+        <w:lang w:val="en-US" w:bidi="en-US"/>
+      </w:rPr>
+    </w:lvl>
+    <w:lvl w:ilvl="1">
+      <w:start w:val="1"/>
+      <w:numFmt w:val="decimal"/>
+      <w:lvlText w:val="%1.%2."/>
+      <w:lvlJc w:val="left"/>
+      <w:pPr>
+        <w:tabs>
+          <w:tab w:val="num" w:pos="720"/>
+        </w:tabs>
+        <w:ind w:left="1440" w:hanging="720"/>
+      </w:pPr>
+    </w:lvl>
+    <w:lvl w:ilvl="2">
+      <w:start w:val="1"/>
+      <w:numFmt w:val="decimal"/>
+      <w:lvlText w:val="%1.%2.%3."/>
+      <w:lvlJc w:val="left"/>
+      <w:pPr>
+        <w:tabs>
+          <w:tab w:val="num" w:pos="720"/>
+        </w:tabs>
+        <w:ind w:left="2160" w:hanging="720"/>
+      </w:pPr>
+    </w:lvl>
+    <w:lvl w:ilvl="3">
+      <w:start w:val="1"/>
+      <w:numFmt w:val="decimal"/>
+      <w:lvlText w:val="%1.%2.%3.%4."/>
+      <w:lvlJc w:val="left"/>
+      <w:pPr>
+        <w:tabs>
+          <w:tab w:val="num" w:pos="720"/>
+        </w:tabs>
+        <w:ind w:left="2880" w:hanging="720"/>
+      </w:pPr>
+    </w:lvl>
+    <w:lvl w:ilvl="4">
+      <w:start w:val="1"/>
+      <w:numFmt w:val="decimal"/>
+      <w:lvlText w:val="%1.%2.%3.%4.%5."/>
+      <w:lvlJc w:val="left"/>
+      <w:pPr>
+        <w:tabs>
+          <w:tab w:val="num" w:pos="720"/>
+        </w:tabs>
+        <w:ind w:left="3600" w:hanging="720"/>
+      </w:pPr>
+    </w:lvl>
+    <w:lvl w:ilvl="5">
+      <w:start w:val="1"/>
+      <w:numFmt w:val="decimal"/>
+      <w:lvlText w:val="%1.%2.%3.%4.%5.%6."/>
+      <w:lvlJc w:val="left"/>
+      <w:pPr>
+        <w:tabs>
+          <w:tab w:val="num" w:pos="720"/>
+        </w:tabs>
+        <w:ind w:left="4320" w:hanging="720"/>
+      </w:pPr>
+    </w:lvl>
+    <w:lvl w:ilvl="6">
+      <w:start w:val="1"/>
+      <w:numFmt w:val="decimal"/>
+      <w:lvlText w:val="%1.%2.%3.%4.%5.%6.%7."/>
+      <w:lvlJc w:val="left"/>
+      <w:pPr>
+        <w:tabs>
+          <w:tab w:val="num" w:pos="720"/>
+        </w:tabs>
+        <w:ind w:left="5040" w:hanging="720"/>
+      </w:pPr>
+    </w:lvl>
+    <w:lvl w:ilvl="7">
+      <w:start w:val="1"/>
+      <w:numFmt w:val="decimal"/>
+      <w:lvlText w:val="%1.%2.%3.%4.%5.%6.%7.%8."/>
+      <w:lvlJc w:val="left"/>
+      <w:pPr>
+        <w:tabs>
+          <w:tab w:val="num" w:pos="720"/>
+        </w:tabs>
+        <w:ind w:left="5760" w:hanging="720"/>
+      </w:pPr>
+    </w:lvl>
+    <w:lvl w:ilvl="8">
+      <w:start w:val="1"/>
+      <w:numFmt w:val="decimal"/>
+      <w:lvlText w:val="%1.%2.%3.%4.%5.%6.%7.%8.%9."/>
+      <w:lvlJc w:val="left"/>
+      <w:pPr>
+        <w:tabs>
+          <w:tab w:val="num" w:pos="720"/>
+        </w:tabs>
+        <w:ind w:left="6480" w:hanging="720"/>
+      </w:pPr>
+    </w:lvl>
+  </w:abstractNum>
+  <w:abstractNum w:abstractNumId="19" w15:restartNumberingAfterBreak="0">
     <w:nsid w:val="2A9A136E"/>
     <w:multiLevelType w:val="hybridMultilevel"/>
     <w:tmpl w:val="3336EF62"/>
@@ -11536,7 +13182,7 @@
       </w:pPr>
     </w:lvl>
   </w:abstractNum>
-  <w:abstractNum w:abstractNumId="17" w15:restartNumberingAfterBreak="0">
+  <w:abstractNum w:abstractNumId="20" w15:restartNumberingAfterBreak="0">
     <w:nsid w:val="2B144B28"/>
     <w:multiLevelType w:val="hybridMultilevel"/>
     <w:tmpl w:val="F23686A6"/>
@@ -11622,7 +13268,7 @@
       </w:pPr>
     </w:lvl>
   </w:abstractNum>
-  <w:abstractNum w:abstractNumId="18" w15:restartNumberingAfterBreak="0">
+  <w:abstractNum w:abstractNumId="21" w15:restartNumberingAfterBreak="0">
     <w:nsid w:val="329825FF"/>
     <w:multiLevelType w:val="hybridMultilevel"/>
     <w:tmpl w:val="D5F0DC90"/>
@@ -11708,7 +13354,7 @@
       </w:pPr>
     </w:lvl>
   </w:abstractNum>
-  <w:abstractNum w:abstractNumId="19" w15:restartNumberingAfterBreak="0">
+  <w:abstractNum w:abstractNumId="22" w15:restartNumberingAfterBreak="0">
     <w:nsid w:val="329A6F5C"/>
     <w:multiLevelType w:val="hybridMultilevel"/>
     <w:tmpl w:val="252C8F86"/>
@@ -11794,7 +13440,7 @@
       </w:pPr>
     </w:lvl>
   </w:abstractNum>
-  <w:abstractNum w:abstractNumId="20" w15:restartNumberingAfterBreak="0">
+  <w:abstractNum w:abstractNumId="23" w15:restartNumberingAfterBreak="0">
     <w:nsid w:val="332F5D3F"/>
     <w:multiLevelType w:val="hybridMultilevel"/>
     <w:tmpl w:val="153C04BE"/>
@@ -11906,7 +13552,7 @@
       </w:rPr>
     </w:lvl>
   </w:abstractNum>
-  <w:abstractNum w:abstractNumId="21" w15:restartNumberingAfterBreak="0">
+  <w:abstractNum w:abstractNumId="24" w15:restartNumberingAfterBreak="0">
     <w:nsid w:val="33EC155B"/>
     <w:multiLevelType w:val="hybridMultilevel"/>
     <w:tmpl w:val="252C8F86"/>
@@ -11992,7 +13638,7 @@
       </w:pPr>
     </w:lvl>
   </w:abstractNum>
-  <w:abstractNum w:abstractNumId="22" w15:restartNumberingAfterBreak="0">
+  <w:abstractNum w:abstractNumId="25" w15:restartNumberingAfterBreak="0">
     <w:nsid w:val="34C40072"/>
     <w:multiLevelType w:val="multilevel"/>
     <w:tmpl w:val="7DC0CAAE"/>
@@ -12111,1300 +13757,10 @@
       </w:pPr>
     </w:lvl>
   </w:abstractNum>
-  <w:abstractNum w:abstractNumId="23" w15:restartNumberingAfterBreak="0">
-    <w:nsid w:val="367B4249"/>
-    <w:multiLevelType w:val="hybridMultilevel"/>
-    <w:tmpl w:val="252C8F86"/>
-    <w:lvl w:ilvl="0" w:tplc="FFFFFFFF">
-      <w:start w:val="1"/>
-      <w:numFmt w:val="decimal"/>
-      <w:lvlText w:val="%1."/>
-      <w:lvlJc w:val="left"/>
-      <w:pPr>
-        <w:ind w:left="2160" w:hanging="360"/>
-      </w:pPr>
-    </w:lvl>
-    <w:lvl w:ilvl="1" w:tplc="FFFFFFFF">
-      <w:start w:val="1"/>
-      <w:numFmt w:val="lowerLetter"/>
-      <w:lvlText w:val="%2."/>
-      <w:lvlJc w:val="left"/>
-      <w:pPr>
-        <w:ind w:left="2880" w:hanging="360"/>
-      </w:pPr>
-    </w:lvl>
-    <w:lvl w:ilvl="2" w:tplc="FFFFFFFF">
-      <w:start w:val="1"/>
-      <w:numFmt w:val="lowerRoman"/>
-      <w:lvlText w:val="%3."/>
-      <w:lvlJc w:val="right"/>
-      <w:pPr>
-        <w:ind w:left="3600" w:hanging="180"/>
-      </w:pPr>
-    </w:lvl>
-    <w:lvl w:ilvl="3" w:tplc="FFFFFFFF">
-      <w:start w:val="1"/>
-      <w:numFmt w:val="decimal"/>
-      <w:lvlText w:val="%4."/>
-      <w:lvlJc w:val="left"/>
-      <w:pPr>
-        <w:ind w:left="4320" w:hanging="360"/>
-      </w:pPr>
-    </w:lvl>
-    <w:lvl w:ilvl="4" w:tplc="FFFFFFFF">
-      <w:start w:val="1"/>
-      <w:numFmt w:val="lowerLetter"/>
-      <w:lvlText w:val="%5."/>
-      <w:lvlJc w:val="left"/>
-      <w:pPr>
-        <w:ind w:left="5040" w:hanging="360"/>
-      </w:pPr>
-    </w:lvl>
-    <w:lvl w:ilvl="5" w:tplc="FFFFFFFF">
-      <w:start w:val="1"/>
-      <w:numFmt w:val="lowerRoman"/>
-      <w:lvlText w:val="%6."/>
-      <w:lvlJc w:val="right"/>
-      <w:pPr>
-        <w:ind w:left="5760" w:hanging="180"/>
-      </w:pPr>
-    </w:lvl>
-    <w:lvl w:ilvl="6" w:tplc="FFFFFFFF">
-      <w:start w:val="1"/>
-      <w:numFmt w:val="decimal"/>
-      <w:lvlText w:val="%7."/>
-      <w:lvlJc w:val="left"/>
-      <w:pPr>
-        <w:ind w:left="6480" w:hanging="360"/>
-      </w:pPr>
-    </w:lvl>
-    <w:lvl w:ilvl="7" w:tplc="FFFFFFFF">
-      <w:start w:val="1"/>
-      <w:numFmt w:val="lowerLetter"/>
-      <w:lvlText w:val="%8."/>
-      <w:lvlJc w:val="left"/>
-      <w:pPr>
-        <w:ind w:left="7200" w:hanging="360"/>
-      </w:pPr>
-    </w:lvl>
-    <w:lvl w:ilvl="8" w:tplc="FFFFFFFF">
-      <w:start w:val="1"/>
-      <w:numFmt w:val="lowerRoman"/>
-      <w:lvlText w:val="%9."/>
-      <w:lvlJc w:val="right"/>
-      <w:pPr>
-        <w:ind w:left="7920" w:hanging="180"/>
-      </w:pPr>
-    </w:lvl>
-  </w:abstractNum>
-  <w:abstractNum w:abstractNumId="24" w15:restartNumberingAfterBreak="0">
-    <w:nsid w:val="37057016"/>
-    <w:multiLevelType w:val="hybridMultilevel"/>
-    <w:tmpl w:val="2990E628"/>
-    <w:lvl w:ilvl="0" w:tplc="FFFFFFFF">
-      <w:start w:val="1"/>
-      <w:numFmt w:val="decimal"/>
-      <w:lvlText w:val="%1."/>
-      <w:lvlJc w:val="left"/>
-      <w:pPr>
-        <w:ind w:left="2160" w:hanging="360"/>
-      </w:pPr>
-    </w:lvl>
-    <w:lvl w:ilvl="1" w:tplc="FFFFFFFF" w:tentative="1">
-      <w:start w:val="1"/>
-      <w:numFmt w:val="lowerLetter"/>
-      <w:lvlText w:val="%2."/>
-      <w:lvlJc w:val="left"/>
-      <w:pPr>
-        <w:ind w:left="2880" w:hanging="360"/>
-      </w:pPr>
-    </w:lvl>
-    <w:lvl w:ilvl="2" w:tplc="FFFFFFFF" w:tentative="1">
-      <w:start w:val="1"/>
-      <w:numFmt w:val="lowerRoman"/>
-      <w:lvlText w:val="%3."/>
-      <w:lvlJc w:val="right"/>
-      <w:pPr>
-        <w:ind w:left="3600" w:hanging="180"/>
-      </w:pPr>
-    </w:lvl>
-    <w:lvl w:ilvl="3" w:tplc="FFFFFFFF" w:tentative="1">
-      <w:start w:val="1"/>
-      <w:numFmt w:val="decimal"/>
-      <w:lvlText w:val="%4."/>
-      <w:lvlJc w:val="left"/>
-      <w:pPr>
-        <w:ind w:left="4320" w:hanging="360"/>
-      </w:pPr>
-    </w:lvl>
-    <w:lvl w:ilvl="4" w:tplc="FFFFFFFF" w:tentative="1">
-      <w:start w:val="1"/>
-      <w:numFmt w:val="lowerLetter"/>
-      <w:lvlText w:val="%5."/>
-      <w:lvlJc w:val="left"/>
-      <w:pPr>
-        <w:ind w:left="5040" w:hanging="360"/>
-      </w:pPr>
-    </w:lvl>
-    <w:lvl w:ilvl="5" w:tplc="FFFFFFFF" w:tentative="1">
-      <w:start w:val="1"/>
-      <w:numFmt w:val="lowerRoman"/>
-      <w:lvlText w:val="%6."/>
-      <w:lvlJc w:val="right"/>
-      <w:pPr>
-        <w:ind w:left="5760" w:hanging="180"/>
-      </w:pPr>
-    </w:lvl>
-    <w:lvl w:ilvl="6" w:tplc="FFFFFFFF" w:tentative="1">
-      <w:start w:val="1"/>
-      <w:numFmt w:val="decimal"/>
-      <w:lvlText w:val="%7."/>
-      <w:lvlJc w:val="left"/>
-      <w:pPr>
-        <w:ind w:left="6480" w:hanging="360"/>
-      </w:pPr>
-    </w:lvl>
-    <w:lvl w:ilvl="7" w:tplc="FFFFFFFF" w:tentative="1">
-      <w:start w:val="1"/>
-      <w:numFmt w:val="lowerLetter"/>
-      <w:lvlText w:val="%8."/>
-      <w:lvlJc w:val="left"/>
-      <w:pPr>
-        <w:ind w:left="7200" w:hanging="360"/>
-      </w:pPr>
-    </w:lvl>
-    <w:lvl w:ilvl="8" w:tplc="FFFFFFFF" w:tentative="1">
-      <w:start w:val="1"/>
-      <w:numFmt w:val="lowerRoman"/>
-      <w:lvlText w:val="%9."/>
-      <w:lvlJc w:val="right"/>
-      <w:pPr>
-        <w:ind w:left="7920" w:hanging="180"/>
-      </w:pPr>
-    </w:lvl>
-  </w:abstractNum>
-  <w:abstractNum w:abstractNumId="25" w15:restartNumberingAfterBreak="0">
-    <w:nsid w:val="395C3EBA"/>
-    <w:multiLevelType w:val="hybridMultilevel"/>
-    <w:tmpl w:val="9586D066"/>
-    <w:lvl w:ilvl="0" w:tplc="0409000F">
-      <w:start w:val="1"/>
-      <w:numFmt w:val="decimal"/>
-      <w:lvlText w:val="%1."/>
-      <w:lvlJc w:val="left"/>
-      <w:pPr>
-        <w:ind w:left="2160" w:hanging="360"/>
-      </w:pPr>
-    </w:lvl>
-    <w:lvl w:ilvl="1" w:tplc="04090019" w:tentative="1">
-      <w:start w:val="1"/>
-      <w:numFmt w:val="lowerLetter"/>
-      <w:lvlText w:val="%2."/>
-      <w:lvlJc w:val="left"/>
-      <w:pPr>
-        <w:ind w:left="2880" w:hanging="360"/>
-      </w:pPr>
-    </w:lvl>
-    <w:lvl w:ilvl="2" w:tplc="0409001B" w:tentative="1">
-      <w:start w:val="1"/>
-      <w:numFmt w:val="lowerRoman"/>
-      <w:lvlText w:val="%3."/>
-      <w:lvlJc w:val="right"/>
-      <w:pPr>
-        <w:ind w:left="3600" w:hanging="180"/>
-      </w:pPr>
-    </w:lvl>
-    <w:lvl w:ilvl="3" w:tplc="0409000F" w:tentative="1">
-      <w:start w:val="1"/>
-      <w:numFmt w:val="decimal"/>
-      <w:lvlText w:val="%4."/>
-      <w:lvlJc w:val="left"/>
-      <w:pPr>
-        <w:ind w:left="4320" w:hanging="360"/>
-      </w:pPr>
-    </w:lvl>
-    <w:lvl w:ilvl="4" w:tplc="04090019" w:tentative="1">
-      <w:start w:val="1"/>
-      <w:numFmt w:val="lowerLetter"/>
-      <w:lvlText w:val="%5."/>
-      <w:lvlJc w:val="left"/>
-      <w:pPr>
-        <w:ind w:left="5040" w:hanging="360"/>
-      </w:pPr>
-    </w:lvl>
-    <w:lvl w:ilvl="5" w:tplc="0409001B" w:tentative="1">
-      <w:start w:val="1"/>
-      <w:numFmt w:val="lowerRoman"/>
-      <w:lvlText w:val="%6."/>
-      <w:lvlJc w:val="right"/>
-      <w:pPr>
-        <w:ind w:left="5760" w:hanging="180"/>
-      </w:pPr>
-    </w:lvl>
-    <w:lvl w:ilvl="6" w:tplc="0409000F" w:tentative="1">
-      <w:start w:val="1"/>
-      <w:numFmt w:val="decimal"/>
-      <w:lvlText w:val="%7."/>
-      <w:lvlJc w:val="left"/>
-      <w:pPr>
-        <w:ind w:left="6480" w:hanging="360"/>
-      </w:pPr>
-    </w:lvl>
-    <w:lvl w:ilvl="7" w:tplc="04090019" w:tentative="1">
-      <w:start w:val="1"/>
-      <w:numFmt w:val="lowerLetter"/>
-      <w:lvlText w:val="%8."/>
-      <w:lvlJc w:val="left"/>
-      <w:pPr>
-        <w:ind w:left="7200" w:hanging="360"/>
-      </w:pPr>
-    </w:lvl>
-    <w:lvl w:ilvl="8" w:tplc="0409001B" w:tentative="1">
-      <w:start w:val="1"/>
-      <w:numFmt w:val="lowerRoman"/>
-      <w:lvlText w:val="%9."/>
-      <w:lvlJc w:val="right"/>
-      <w:pPr>
-        <w:ind w:left="7920" w:hanging="180"/>
-      </w:pPr>
-    </w:lvl>
-  </w:abstractNum>
   <w:abstractNum w:abstractNumId="26" w15:restartNumberingAfterBreak="0">
-    <w:nsid w:val="436823BE"/>
-    <w:multiLevelType w:val="hybridMultilevel"/>
-    <w:tmpl w:val="9586D066"/>
-    <w:lvl w:ilvl="0" w:tplc="FFFFFFFF">
-      <w:start w:val="1"/>
-      <w:numFmt w:val="decimal"/>
-      <w:lvlText w:val="%1."/>
-      <w:lvlJc w:val="left"/>
-      <w:pPr>
-        <w:ind w:left="2160" w:hanging="360"/>
-      </w:pPr>
-    </w:lvl>
-    <w:lvl w:ilvl="1" w:tplc="FFFFFFFF" w:tentative="1">
-      <w:start w:val="1"/>
-      <w:numFmt w:val="lowerLetter"/>
-      <w:lvlText w:val="%2."/>
-      <w:lvlJc w:val="left"/>
-      <w:pPr>
-        <w:ind w:left="2880" w:hanging="360"/>
-      </w:pPr>
-    </w:lvl>
-    <w:lvl w:ilvl="2" w:tplc="FFFFFFFF" w:tentative="1">
-      <w:start w:val="1"/>
-      <w:numFmt w:val="lowerRoman"/>
-      <w:lvlText w:val="%3."/>
-      <w:lvlJc w:val="right"/>
-      <w:pPr>
-        <w:ind w:left="3600" w:hanging="180"/>
-      </w:pPr>
-    </w:lvl>
-    <w:lvl w:ilvl="3" w:tplc="FFFFFFFF" w:tentative="1">
-      <w:start w:val="1"/>
-      <w:numFmt w:val="decimal"/>
-      <w:lvlText w:val="%4."/>
-      <w:lvlJc w:val="left"/>
-      <w:pPr>
-        <w:ind w:left="4320" w:hanging="360"/>
-      </w:pPr>
-    </w:lvl>
-    <w:lvl w:ilvl="4" w:tplc="FFFFFFFF" w:tentative="1">
-      <w:start w:val="1"/>
-      <w:numFmt w:val="lowerLetter"/>
-      <w:lvlText w:val="%5."/>
-      <w:lvlJc w:val="left"/>
-      <w:pPr>
-        <w:ind w:left="5040" w:hanging="360"/>
-      </w:pPr>
-    </w:lvl>
-    <w:lvl w:ilvl="5" w:tplc="FFFFFFFF" w:tentative="1">
-      <w:start w:val="1"/>
-      <w:numFmt w:val="lowerRoman"/>
-      <w:lvlText w:val="%6."/>
-      <w:lvlJc w:val="right"/>
-      <w:pPr>
-        <w:ind w:left="5760" w:hanging="180"/>
-      </w:pPr>
-    </w:lvl>
-    <w:lvl w:ilvl="6" w:tplc="FFFFFFFF" w:tentative="1">
-      <w:start w:val="1"/>
-      <w:numFmt w:val="decimal"/>
-      <w:lvlText w:val="%7."/>
-      <w:lvlJc w:val="left"/>
-      <w:pPr>
-        <w:ind w:left="6480" w:hanging="360"/>
-      </w:pPr>
-    </w:lvl>
-    <w:lvl w:ilvl="7" w:tplc="FFFFFFFF" w:tentative="1">
-      <w:start w:val="1"/>
-      <w:numFmt w:val="lowerLetter"/>
-      <w:lvlText w:val="%8."/>
-      <w:lvlJc w:val="left"/>
-      <w:pPr>
-        <w:ind w:left="7200" w:hanging="360"/>
-      </w:pPr>
-    </w:lvl>
-    <w:lvl w:ilvl="8" w:tplc="FFFFFFFF" w:tentative="1">
-      <w:start w:val="1"/>
-      <w:numFmt w:val="lowerRoman"/>
-      <w:lvlText w:val="%9."/>
-      <w:lvlJc w:val="right"/>
-      <w:pPr>
-        <w:ind w:left="7920" w:hanging="180"/>
-      </w:pPr>
-    </w:lvl>
-  </w:abstractNum>
-  <w:abstractNum w:abstractNumId="27" w15:restartNumberingAfterBreak="0">
-    <w:nsid w:val="43D930FC"/>
-    <w:multiLevelType w:val="hybridMultilevel"/>
-    <w:tmpl w:val="51964E6A"/>
-    <w:lvl w:ilvl="0" w:tplc="FFFFFFFF">
-      <w:start w:val="1"/>
-      <w:numFmt w:val="decimal"/>
-      <w:lvlText w:val="%1."/>
-      <w:lvlJc w:val="left"/>
-      <w:pPr>
-        <w:ind w:left="720" w:hanging="360"/>
-      </w:pPr>
-    </w:lvl>
-    <w:lvl w:ilvl="1" w:tplc="FFFFFFFF">
-      <w:start w:val="1"/>
-      <w:numFmt w:val="lowerLetter"/>
-      <w:lvlText w:val="%2."/>
-      <w:lvlJc w:val="left"/>
-      <w:pPr>
-        <w:ind w:left="1440" w:hanging="360"/>
-      </w:pPr>
-    </w:lvl>
-    <w:lvl w:ilvl="2" w:tplc="FFFFFFFF">
-      <w:start w:val="1"/>
-      <w:numFmt w:val="lowerRoman"/>
-      <w:lvlText w:val="%3."/>
-      <w:lvlJc w:val="right"/>
-      <w:pPr>
-        <w:ind w:left="2160" w:hanging="180"/>
-      </w:pPr>
-    </w:lvl>
-    <w:lvl w:ilvl="3" w:tplc="FFFFFFFF">
-      <w:start w:val="1"/>
-      <w:numFmt w:val="decimal"/>
-      <w:lvlText w:val="%4."/>
-      <w:lvlJc w:val="left"/>
-      <w:pPr>
-        <w:ind w:left="2880" w:hanging="360"/>
-      </w:pPr>
-    </w:lvl>
-    <w:lvl w:ilvl="4" w:tplc="FFFFFFFF">
-      <w:start w:val="1"/>
-      <w:numFmt w:val="lowerLetter"/>
-      <w:lvlText w:val="%5."/>
-      <w:lvlJc w:val="left"/>
-      <w:pPr>
-        <w:ind w:left="3600" w:hanging="360"/>
-      </w:pPr>
-    </w:lvl>
-    <w:lvl w:ilvl="5" w:tplc="FFFFFFFF">
-      <w:start w:val="1"/>
-      <w:numFmt w:val="lowerRoman"/>
-      <w:lvlText w:val="%6."/>
-      <w:lvlJc w:val="right"/>
-      <w:pPr>
-        <w:ind w:left="4320" w:hanging="180"/>
-      </w:pPr>
-    </w:lvl>
-    <w:lvl w:ilvl="6" w:tplc="FFFFFFFF">
-      <w:start w:val="1"/>
-      <w:numFmt w:val="decimal"/>
-      <w:lvlText w:val="%7."/>
-      <w:lvlJc w:val="left"/>
-      <w:pPr>
-        <w:ind w:left="5040" w:hanging="360"/>
-      </w:pPr>
-    </w:lvl>
-    <w:lvl w:ilvl="7" w:tplc="FFFFFFFF">
-      <w:start w:val="1"/>
-      <w:numFmt w:val="lowerLetter"/>
-      <w:lvlText w:val="%8."/>
-      <w:lvlJc w:val="left"/>
-      <w:pPr>
-        <w:ind w:left="5760" w:hanging="360"/>
-      </w:pPr>
-    </w:lvl>
-    <w:lvl w:ilvl="8" w:tplc="FFFFFFFF">
-      <w:start w:val="1"/>
-      <w:numFmt w:val="lowerRoman"/>
-      <w:lvlText w:val="%9."/>
-      <w:lvlJc w:val="right"/>
-      <w:pPr>
-        <w:ind w:left="6480" w:hanging="180"/>
-      </w:pPr>
-    </w:lvl>
-  </w:abstractNum>
-  <w:abstractNum w:abstractNumId="28" w15:restartNumberingAfterBreak="0">
-    <w:nsid w:val="440D7AFC"/>
-    <w:multiLevelType w:val="hybridMultilevel"/>
-    <w:tmpl w:val="51964E6A"/>
-    <w:lvl w:ilvl="0" w:tplc="FFFFFFFF">
-      <w:start w:val="1"/>
-      <w:numFmt w:val="decimal"/>
-      <w:lvlText w:val="%1."/>
-      <w:lvlJc w:val="left"/>
-      <w:pPr>
-        <w:ind w:left="720" w:hanging="360"/>
-      </w:pPr>
-    </w:lvl>
-    <w:lvl w:ilvl="1" w:tplc="FFFFFFFF">
-      <w:start w:val="1"/>
-      <w:numFmt w:val="lowerLetter"/>
-      <w:lvlText w:val="%2."/>
-      <w:lvlJc w:val="left"/>
-      <w:pPr>
-        <w:ind w:left="1440" w:hanging="360"/>
-      </w:pPr>
-    </w:lvl>
-    <w:lvl w:ilvl="2" w:tplc="FFFFFFFF">
-      <w:start w:val="1"/>
-      <w:numFmt w:val="lowerRoman"/>
-      <w:lvlText w:val="%3."/>
-      <w:lvlJc w:val="right"/>
-      <w:pPr>
-        <w:ind w:left="2160" w:hanging="180"/>
-      </w:pPr>
-    </w:lvl>
-    <w:lvl w:ilvl="3" w:tplc="FFFFFFFF">
-      <w:start w:val="1"/>
-      <w:numFmt w:val="decimal"/>
-      <w:lvlText w:val="%4."/>
-      <w:lvlJc w:val="left"/>
-      <w:pPr>
-        <w:ind w:left="2880" w:hanging="360"/>
-      </w:pPr>
-    </w:lvl>
-    <w:lvl w:ilvl="4" w:tplc="FFFFFFFF">
-      <w:start w:val="1"/>
-      <w:numFmt w:val="lowerLetter"/>
-      <w:lvlText w:val="%5."/>
-      <w:lvlJc w:val="left"/>
-      <w:pPr>
-        <w:ind w:left="3600" w:hanging="360"/>
-      </w:pPr>
-    </w:lvl>
-    <w:lvl w:ilvl="5" w:tplc="FFFFFFFF">
-      <w:start w:val="1"/>
-      <w:numFmt w:val="lowerRoman"/>
-      <w:lvlText w:val="%6."/>
-      <w:lvlJc w:val="right"/>
-      <w:pPr>
-        <w:ind w:left="4320" w:hanging="180"/>
-      </w:pPr>
-    </w:lvl>
-    <w:lvl w:ilvl="6" w:tplc="FFFFFFFF">
-      <w:start w:val="1"/>
-      <w:numFmt w:val="decimal"/>
-      <w:lvlText w:val="%7."/>
-      <w:lvlJc w:val="left"/>
-      <w:pPr>
-        <w:ind w:left="5040" w:hanging="360"/>
-      </w:pPr>
-    </w:lvl>
-    <w:lvl w:ilvl="7" w:tplc="FFFFFFFF">
-      <w:start w:val="1"/>
-      <w:numFmt w:val="lowerLetter"/>
-      <w:lvlText w:val="%8."/>
-      <w:lvlJc w:val="left"/>
-      <w:pPr>
-        <w:ind w:left="5760" w:hanging="360"/>
-      </w:pPr>
-    </w:lvl>
-    <w:lvl w:ilvl="8" w:tplc="FFFFFFFF">
-      <w:start w:val="1"/>
-      <w:numFmt w:val="lowerRoman"/>
-      <w:lvlText w:val="%9."/>
-      <w:lvlJc w:val="right"/>
-      <w:pPr>
-        <w:ind w:left="6480" w:hanging="180"/>
-      </w:pPr>
-    </w:lvl>
-  </w:abstractNum>
-  <w:abstractNum w:abstractNumId="29" w15:restartNumberingAfterBreak="0">
-    <w:nsid w:val="49075F44"/>
-    <w:multiLevelType w:val="hybridMultilevel"/>
-    <w:tmpl w:val="252C8F86"/>
-    <w:lvl w:ilvl="0" w:tplc="FFFFFFFF">
-      <w:start w:val="1"/>
-      <w:numFmt w:val="decimal"/>
-      <w:lvlText w:val="%1."/>
-      <w:lvlJc w:val="left"/>
-      <w:pPr>
-        <w:ind w:left="2160" w:hanging="360"/>
-      </w:pPr>
-    </w:lvl>
-    <w:lvl w:ilvl="1" w:tplc="FFFFFFFF" w:tentative="1">
-      <w:start w:val="1"/>
-      <w:numFmt w:val="lowerLetter"/>
-      <w:lvlText w:val="%2."/>
-      <w:lvlJc w:val="left"/>
-      <w:pPr>
-        <w:ind w:left="2880" w:hanging="360"/>
-      </w:pPr>
-    </w:lvl>
-    <w:lvl w:ilvl="2" w:tplc="FFFFFFFF" w:tentative="1">
-      <w:start w:val="1"/>
-      <w:numFmt w:val="lowerRoman"/>
-      <w:lvlText w:val="%3."/>
-      <w:lvlJc w:val="right"/>
-      <w:pPr>
-        <w:ind w:left="3600" w:hanging="180"/>
-      </w:pPr>
-    </w:lvl>
-    <w:lvl w:ilvl="3" w:tplc="FFFFFFFF" w:tentative="1">
-      <w:start w:val="1"/>
-      <w:numFmt w:val="decimal"/>
-      <w:lvlText w:val="%4."/>
-      <w:lvlJc w:val="left"/>
-      <w:pPr>
-        <w:ind w:left="4320" w:hanging="360"/>
-      </w:pPr>
-    </w:lvl>
-    <w:lvl w:ilvl="4" w:tplc="FFFFFFFF" w:tentative="1">
-      <w:start w:val="1"/>
-      <w:numFmt w:val="lowerLetter"/>
-      <w:lvlText w:val="%5."/>
-      <w:lvlJc w:val="left"/>
-      <w:pPr>
-        <w:ind w:left="5040" w:hanging="360"/>
-      </w:pPr>
-    </w:lvl>
-    <w:lvl w:ilvl="5" w:tplc="FFFFFFFF" w:tentative="1">
-      <w:start w:val="1"/>
-      <w:numFmt w:val="lowerRoman"/>
-      <w:lvlText w:val="%6."/>
-      <w:lvlJc w:val="right"/>
-      <w:pPr>
-        <w:ind w:left="5760" w:hanging="180"/>
-      </w:pPr>
-    </w:lvl>
-    <w:lvl w:ilvl="6" w:tplc="FFFFFFFF" w:tentative="1">
-      <w:start w:val="1"/>
-      <w:numFmt w:val="decimal"/>
-      <w:lvlText w:val="%7."/>
-      <w:lvlJc w:val="left"/>
-      <w:pPr>
-        <w:ind w:left="6480" w:hanging="360"/>
-      </w:pPr>
-    </w:lvl>
-    <w:lvl w:ilvl="7" w:tplc="FFFFFFFF" w:tentative="1">
-      <w:start w:val="1"/>
-      <w:numFmt w:val="lowerLetter"/>
-      <w:lvlText w:val="%8."/>
-      <w:lvlJc w:val="left"/>
-      <w:pPr>
-        <w:ind w:left="7200" w:hanging="360"/>
-      </w:pPr>
-    </w:lvl>
-    <w:lvl w:ilvl="8" w:tplc="FFFFFFFF" w:tentative="1">
-      <w:start w:val="1"/>
-      <w:numFmt w:val="lowerRoman"/>
-      <w:lvlText w:val="%9."/>
-      <w:lvlJc w:val="right"/>
-      <w:pPr>
-        <w:ind w:left="7920" w:hanging="180"/>
-      </w:pPr>
-    </w:lvl>
-  </w:abstractNum>
-  <w:abstractNum w:abstractNumId="30" w15:restartNumberingAfterBreak="0">
-    <w:nsid w:val="49D007D6"/>
-    <w:multiLevelType w:val="hybridMultilevel"/>
-    <w:tmpl w:val="252C8F86"/>
-    <w:lvl w:ilvl="0" w:tplc="FFFFFFFF">
-      <w:start w:val="1"/>
-      <w:numFmt w:val="decimal"/>
-      <w:lvlText w:val="%1."/>
-      <w:lvlJc w:val="left"/>
-      <w:pPr>
-        <w:ind w:left="2160" w:hanging="360"/>
-      </w:pPr>
-    </w:lvl>
-    <w:lvl w:ilvl="1" w:tplc="FFFFFFFF">
-      <w:start w:val="1"/>
-      <w:numFmt w:val="lowerLetter"/>
-      <w:lvlText w:val="%2."/>
-      <w:lvlJc w:val="left"/>
-      <w:pPr>
-        <w:ind w:left="2880" w:hanging="360"/>
-      </w:pPr>
-    </w:lvl>
-    <w:lvl w:ilvl="2" w:tplc="FFFFFFFF">
-      <w:start w:val="1"/>
-      <w:numFmt w:val="lowerRoman"/>
-      <w:lvlText w:val="%3."/>
-      <w:lvlJc w:val="right"/>
-      <w:pPr>
-        <w:ind w:left="3600" w:hanging="180"/>
-      </w:pPr>
-    </w:lvl>
-    <w:lvl w:ilvl="3" w:tplc="FFFFFFFF">
-      <w:start w:val="1"/>
-      <w:numFmt w:val="decimal"/>
-      <w:lvlText w:val="%4."/>
-      <w:lvlJc w:val="left"/>
-      <w:pPr>
-        <w:ind w:left="4320" w:hanging="360"/>
-      </w:pPr>
-    </w:lvl>
-    <w:lvl w:ilvl="4" w:tplc="FFFFFFFF">
-      <w:start w:val="1"/>
-      <w:numFmt w:val="lowerLetter"/>
-      <w:lvlText w:val="%5."/>
-      <w:lvlJc w:val="left"/>
-      <w:pPr>
-        <w:ind w:left="5040" w:hanging="360"/>
-      </w:pPr>
-    </w:lvl>
-    <w:lvl w:ilvl="5" w:tplc="FFFFFFFF">
-      <w:start w:val="1"/>
-      <w:numFmt w:val="lowerRoman"/>
-      <w:lvlText w:val="%6."/>
-      <w:lvlJc w:val="right"/>
-      <w:pPr>
-        <w:ind w:left="5760" w:hanging="180"/>
-      </w:pPr>
-    </w:lvl>
-    <w:lvl w:ilvl="6" w:tplc="FFFFFFFF">
-      <w:start w:val="1"/>
-      <w:numFmt w:val="decimal"/>
-      <w:lvlText w:val="%7."/>
-      <w:lvlJc w:val="left"/>
-      <w:pPr>
-        <w:ind w:left="6480" w:hanging="360"/>
-      </w:pPr>
-    </w:lvl>
-    <w:lvl w:ilvl="7" w:tplc="FFFFFFFF">
-      <w:start w:val="1"/>
-      <w:numFmt w:val="lowerLetter"/>
-      <w:lvlText w:val="%8."/>
-      <w:lvlJc w:val="left"/>
-      <w:pPr>
-        <w:ind w:left="7200" w:hanging="360"/>
-      </w:pPr>
-    </w:lvl>
-    <w:lvl w:ilvl="8" w:tplc="FFFFFFFF">
-      <w:start w:val="1"/>
-      <w:numFmt w:val="lowerRoman"/>
-      <w:lvlText w:val="%9."/>
-      <w:lvlJc w:val="right"/>
-      <w:pPr>
-        <w:ind w:left="7920" w:hanging="180"/>
-      </w:pPr>
-    </w:lvl>
-  </w:abstractNum>
-  <w:abstractNum w:abstractNumId="31" w15:restartNumberingAfterBreak="0">
-    <w:nsid w:val="4D08A0C5"/>
+    <w:nsid w:val="35DE46AD"/>
     <w:multiLevelType w:val="multilevel"/>
-    <w:tmpl w:val="72EEAF36"/>
-    <w:lvl w:ilvl="0">
-      <w:start w:val="1"/>
-      <w:numFmt w:val="decimal"/>
-      <w:lvlText w:val="%1."/>
-      <w:lvlJc w:val="left"/>
-      <w:pPr>
-        <w:ind w:left="720" w:hanging="360"/>
-      </w:pPr>
-    </w:lvl>
-    <w:lvl w:ilvl="1">
-      <w:start w:val="1"/>
-      <w:numFmt w:val="decimal"/>
-      <w:lvlText w:val="%1.%2."/>
-      <w:lvlJc w:val="left"/>
-      <w:pPr>
-        <w:ind w:left="1440" w:hanging="360"/>
-      </w:pPr>
-    </w:lvl>
-    <w:lvl w:ilvl="2">
-      <w:start w:val="1"/>
-      <w:numFmt w:val="decimal"/>
-      <w:lvlText w:val="%1.%2.%3."/>
-      <w:lvlJc w:val="left"/>
-      <w:pPr>
-        <w:ind w:left="2160" w:hanging="180"/>
-      </w:pPr>
-    </w:lvl>
-    <w:lvl w:ilvl="3">
-      <w:start w:val="1"/>
-      <w:numFmt w:val="decimal"/>
-      <w:lvlText w:val="%1.%2.%3.%4."/>
-      <w:lvlJc w:val="left"/>
-      <w:pPr>
-        <w:ind w:left="2880" w:hanging="360"/>
-      </w:pPr>
-    </w:lvl>
-    <w:lvl w:ilvl="4">
-      <w:start w:val="1"/>
-      <w:numFmt w:val="decimal"/>
-      <w:lvlText w:val="%1.%2.%3.%4.%5."/>
-      <w:lvlJc w:val="left"/>
-      <w:pPr>
-        <w:ind w:left="3600" w:hanging="360"/>
-      </w:pPr>
-    </w:lvl>
-    <w:lvl w:ilvl="5">
-      <w:start w:val="1"/>
-      <w:numFmt w:val="decimal"/>
-      <w:lvlText w:val="%1.%2.%3.%4.%5.%6."/>
-      <w:lvlJc w:val="left"/>
-      <w:pPr>
-        <w:ind w:left="4320" w:hanging="180"/>
-      </w:pPr>
-    </w:lvl>
-    <w:lvl w:ilvl="6">
-      <w:start w:val="1"/>
-      <w:numFmt w:val="decimal"/>
-      <w:lvlText w:val="%1.%2.%3.%4.%5.%6.%7."/>
-      <w:lvlJc w:val="left"/>
-      <w:pPr>
-        <w:ind w:left="5040" w:hanging="360"/>
-      </w:pPr>
-    </w:lvl>
-    <w:lvl w:ilvl="7">
-      <w:start w:val="1"/>
-      <w:numFmt w:val="decimal"/>
-      <w:lvlText w:val="%1.%2.%3.%4.%5.%6.%7.%8."/>
-      <w:lvlJc w:val="left"/>
-      <w:pPr>
-        <w:ind w:left="5760" w:hanging="360"/>
-      </w:pPr>
-    </w:lvl>
-    <w:lvl w:ilvl="8">
-      <w:start w:val="1"/>
-      <w:numFmt w:val="decimal"/>
-      <w:lvlText w:val="%1.%2.%3.%4.%5.%6.%7.%8.%9."/>
-      <w:lvlJc w:val="left"/>
-      <w:pPr>
-        <w:ind w:left="6480" w:hanging="180"/>
-      </w:pPr>
-    </w:lvl>
-  </w:abstractNum>
-  <w:abstractNum w:abstractNumId="32" w15:restartNumberingAfterBreak="0">
-    <w:nsid w:val="4F7F0C13"/>
-    <w:multiLevelType w:val="hybridMultilevel"/>
-    <w:tmpl w:val="00E24F32"/>
-    <w:lvl w:ilvl="0" w:tplc="FFFFFFFF">
-      <w:start w:val="1"/>
-      <w:numFmt w:val="decimal"/>
-      <w:lvlText w:val="%1."/>
-      <w:lvlJc w:val="left"/>
-      <w:pPr>
-        <w:ind w:left="2160" w:hanging="360"/>
-      </w:pPr>
-    </w:lvl>
-    <w:lvl w:ilvl="1" w:tplc="FFFFFFFF" w:tentative="1">
-      <w:start w:val="1"/>
-      <w:numFmt w:val="lowerLetter"/>
-      <w:lvlText w:val="%2."/>
-      <w:lvlJc w:val="left"/>
-      <w:pPr>
-        <w:ind w:left="2880" w:hanging="360"/>
-      </w:pPr>
-    </w:lvl>
-    <w:lvl w:ilvl="2" w:tplc="FFFFFFFF" w:tentative="1">
-      <w:start w:val="1"/>
-      <w:numFmt w:val="lowerRoman"/>
-      <w:lvlText w:val="%3."/>
-      <w:lvlJc w:val="right"/>
-      <w:pPr>
-        <w:ind w:left="3600" w:hanging="180"/>
-      </w:pPr>
-    </w:lvl>
-    <w:lvl w:ilvl="3" w:tplc="FFFFFFFF" w:tentative="1">
-      <w:start w:val="1"/>
-      <w:numFmt w:val="decimal"/>
-      <w:lvlText w:val="%4."/>
-      <w:lvlJc w:val="left"/>
-      <w:pPr>
-        <w:ind w:left="4320" w:hanging="360"/>
-      </w:pPr>
-    </w:lvl>
-    <w:lvl w:ilvl="4" w:tplc="FFFFFFFF" w:tentative="1">
-      <w:start w:val="1"/>
-      <w:numFmt w:val="lowerLetter"/>
-      <w:lvlText w:val="%5."/>
-      <w:lvlJc w:val="left"/>
-      <w:pPr>
-        <w:ind w:left="5040" w:hanging="360"/>
-      </w:pPr>
-    </w:lvl>
-    <w:lvl w:ilvl="5" w:tplc="FFFFFFFF" w:tentative="1">
-      <w:start w:val="1"/>
-      <w:numFmt w:val="lowerRoman"/>
-      <w:lvlText w:val="%6."/>
-      <w:lvlJc w:val="right"/>
-      <w:pPr>
-        <w:ind w:left="5760" w:hanging="180"/>
-      </w:pPr>
-    </w:lvl>
-    <w:lvl w:ilvl="6" w:tplc="FFFFFFFF" w:tentative="1">
-      <w:start w:val="1"/>
-      <w:numFmt w:val="decimal"/>
-      <w:lvlText w:val="%7."/>
-      <w:lvlJc w:val="left"/>
-      <w:pPr>
-        <w:ind w:left="6480" w:hanging="360"/>
-      </w:pPr>
-    </w:lvl>
-    <w:lvl w:ilvl="7" w:tplc="FFFFFFFF" w:tentative="1">
-      <w:start w:val="1"/>
-      <w:numFmt w:val="lowerLetter"/>
-      <w:lvlText w:val="%8."/>
-      <w:lvlJc w:val="left"/>
-      <w:pPr>
-        <w:ind w:left="7200" w:hanging="360"/>
-      </w:pPr>
-    </w:lvl>
-    <w:lvl w:ilvl="8" w:tplc="FFFFFFFF" w:tentative="1">
-      <w:start w:val="1"/>
-      <w:numFmt w:val="lowerRoman"/>
-      <w:lvlText w:val="%9."/>
-      <w:lvlJc w:val="right"/>
-      <w:pPr>
-        <w:ind w:left="7920" w:hanging="180"/>
-      </w:pPr>
-    </w:lvl>
-  </w:abstractNum>
-  <w:abstractNum w:abstractNumId="33" w15:restartNumberingAfterBreak="0">
-    <w:nsid w:val="502F64E4"/>
-    <w:multiLevelType w:val="hybridMultilevel"/>
-    <w:tmpl w:val="4A8680E6"/>
-    <w:lvl w:ilvl="0" w:tplc="FFFFFFFF">
-      <w:start w:val="1"/>
-      <w:numFmt w:val="decimal"/>
-      <w:lvlText w:val="%1."/>
-      <w:lvlJc w:val="left"/>
-      <w:pPr>
-        <w:ind w:left="2520" w:hanging="360"/>
-      </w:pPr>
-    </w:lvl>
-    <w:lvl w:ilvl="1" w:tplc="FFFFFFFF">
-      <w:start w:val="1"/>
-      <w:numFmt w:val="lowerLetter"/>
-      <w:lvlText w:val="%2."/>
-      <w:lvlJc w:val="left"/>
-      <w:pPr>
-        <w:ind w:left="3240" w:hanging="360"/>
-      </w:pPr>
-    </w:lvl>
-    <w:lvl w:ilvl="2" w:tplc="FFFFFFFF" w:tentative="1">
-      <w:start w:val="1"/>
-      <w:numFmt w:val="lowerRoman"/>
-      <w:lvlText w:val="%3."/>
-      <w:lvlJc w:val="right"/>
-      <w:pPr>
-        <w:ind w:left="3960" w:hanging="180"/>
-      </w:pPr>
-    </w:lvl>
-    <w:lvl w:ilvl="3" w:tplc="FFFFFFFF" w:tentative="1">
-      <w:start w:val="1"/>
-      <w:numFmt w:val="decimal"/>
-      <w:lvlText w:val="%4."/>
-      <w:lvlJc w:val="left"/>
-      <w:pPr>
-        <w:ind w:left="4680" w:hanging="360"/>
-      </w:pPr>
-    </w:lvl>
-    <w:lvl w:ilvl="4" w:tplc="FFFFFFFF" w:tentative="1">
-      <w:start w:val="1"/>
-      <w:numFmt w:val="lowerLetter"/>
-      <w:lvlText w:val="%5."/>
-      <w:lvlJc w:val="left"/>
-      <w:pPr>
-        <w:ind w:left="5400" w:hanging="360"/>
-      </w:pPr>
-    </w:lvl>
-    <w:lvl w:ilvl="5" w:tplc="FFFFFFFF" w:tentative="1">
-      <w:start w:val="1"/>
-      <w:numFmt w:val="lowerRoman"/>
-      <w:lvlText w:val="%6."/>
-      <w:lvlJc w:val="right"/>
-      <w:pPr>
-        <w:ind w:left="6120" w:hanging="180"/>
-      </w:pPr>
-    </w:lvl>
-    <w:lvl w:ilvl="6" w:tplc="FFFFFFFF" w:tentative="1">
-      <w:start w:val="1"/>
-      <w:numFmt w:val="decimal"/>
-      <w:lvlText w:val="%7."/>
-      <w:lvlJc w:val="left"/>
-      <w:pPr>
-        <w:ind w:left="6840" w:hanging="360"/>
-      </w:pPr>
-    </w:lvl>
-    <w:lvl w:ilvl="7" w:tplc="FFFFFFFF" w:tentative="1">
-      <w:start w:val="1"/>
-      <w:numFmt w:val="lowerLetter"/>
-      <w:lvlText w:val="%8."/>
-      <w:lvlJc w:val="left"/>
-      <w:pPr>
-        <w:ind w:left="7560" w:hanging="360"/>
-      </w:pPr>
-    </w:lvl>
-    <w:lvl w:ilvl="8" w:tplc="FFFFFFFF" w:tentative="1">
-      <w:start w:val="1"/>
-      <w:numFmt w:val="lowerRoman"/>
-      <w:lvlText w:val="%9."/>
-      <w:lvlJc w:val="right"/>
-      <w:pPr>
-        <w:ind w:left="8280" w:hanging="180"/>
-      </w:pPr>
-    </w:lvl>
-  </w:abstractNum>
-  <w:abstractNum w:abstractNumId="34" w15:restartNumberingAfterBreak="0">
-    <w:nsid w:val="587435DE"/>
-    <w:multiLevelType w:val="hybridMultilevel"/>
-    <w:tmpl w:val="9CC267E4"/>
-    <w:lvl w:ilvl="0" w:tplc="0409000F">
-      <w:start w:val="1"/>
-      <w:numFmt w:val="decimal"/>
-      <w:lvlText w:val="%1."/>
-      <w:lvlJc w:val="left"/>
-      <w:pPr>
-        <w:ind w:left="2160" w:hanging="360"/>
-      </w:pPr>
-    </w:lvl>
-    <w:lvl w:ilvl="1" w:tplc="04090019" w:tentative="1">
-      <w:start w:val="1"/>
-      <w:numFmt w:val="lowerLetter"/>
-      <w:lvlText w:val="%2."/>
-      <w:lvlJc w:val="left"/>
-      <w:pPr>
-        <w:ind w:left="2880" w:hanging="360"/>
-      </w:pPr>
-    </w:lvl>
-    <w:lvl w:ilvl="2" w:tplc="0409001B" w:tentative="1">
-      <w:start w:val="1"/>
-      <w:numFmt w:val="lowerRoman"/>
-      <w:lvlText w:val="%3."/>
-      <w:lvlJc w:val="right"/>
-      <w:pPr>
-        <w:ind w:left="3600" w:hanging="180"/>
-      </w:pPr>
-    </w:lvl>
-    <w:lvl w:ilvl="3" w:tplc="0409000F" w:tentative="1">
-      <w:start w:val="1"/>
-      <w:numFmt w:val="decimal"/>
-      <w:lvlText w:val="%4."/>
-      <w:lvlJc w:val="left"/>
-      <w:pPr>
-        <w:ind w:left="4320" w:hanging="360"/>
-      </w:pPr>
-    </w:lvl>
-    <w:lvl w:ilvl="4" w:tplc="04090019" w:tentative="1">
-      <w:start w:val="1"/>
-      <w:numFmt w:val="lowerLetter"/>
-      <w:lvlText w:val="%5."/>
-      <w:lvlJc w:val="left"/>
-      <w:pPr>
-        <w:ind w:left="5040" w:hanging="360"/>
-      </w:pPr>
-    </w:lvl>
-    <w:lvl w:ilvl="5" w:tplc="0409001B" w:tentative="1">
-      <w:start w:val="1"/>
-      <w:numFmt w:val="lowerRoman"/>
-      <w:lvlText w:val="%6."/>
-      <w:lvlJc w:val="right"/>
-      <w:pPr>
-        <w:ind w:left="5760" w:hanging="180"/>
-      </w:pPr>
-    </w:lvl>
-    <w:lvl w:ilvl="6" w:tplc="0409000F" w:tentative="1">
-      <w:start w:val="1"/>
-      <w:numFmt w:val="decimal"/>
-      <w:lvlText w:val="%7."/>
-      <w:lvlJc w:val="left"/>
-      <w:pPr>
-        <w:ind w:left="6480" w:hanging="360"/>
-      </w:pPr>
-    </w:lvl>
-    <w:lvl w:ilvl="7" w:tplc="04090019" w:tentative="1">
-      <w:start w:val="1"/>
-      <w:numFmt w:val="lowerLetter"/>
-      <w:lvlText w:val="%8."/>
-      <w:lvlJc w:val="left"/>
-      <w:pPr>
-        <w:ind w:left="7200" w:hanging="360"/>
-      </w:pPr>
-    </w:lvl>
-    <w:lvl w:ilvl="8" w:tplc="0409001B" w:tentative="1">
-      <w:start w:val="1"/>
-      <w:numFmt w:val="lowerRoman"/>
-      <w:lvlText w:val="%9."/>
-      <w:lvlJc w:val="right"/>
-      <w:pPr>
-        <w:ind w:left="7920" w:hanging="180"/>
-      </w:pPr>
-    </w:lvl>
-  </w:abstractNum>
-  <w:abstractNum w:abstractNumId="35" w15:restartNumberingAfterBreak="0">
-    <w:nsid w:val="58C421AA"/>
-    <w:multiLevelType w:val="hybridMultilevel"/>
-    <w:tmpl w:val="6DA265F0"/>
-    <w:lvl w:ilvl="0" w:tplc="FFFFFFFF">
-      <w:start w:val="1"/>
-      <w:numFmt w:val="decimal"/>
-      <w:lvlText w:val="%1."/>
-      <w:lvlJc w:val="left"/>
-      <w:pPr>
-        <w:ind w:left="2160" w:hanging="360"/>
-      </w:pPr>
-    </w:lvl>
-    <w:lvl w:ilvl="1" w:tplc="04090019" w:tentative="1">
-      <w:start w:val="1"/>
-      <w:numFmt w:val="lowerLetter"/>
-      <w:lvlText w:val="%2."/>
-      <w:lvlJc w:val="left"/>
-      <w:pPr>
-        <w:ind w:left="2880" w:hanging="360"/>
-      </w:pPr>
-    </w:lvl>
-    <w:lvl w:ilvl="2" w:tplc="0409001B" w:tentative="1">
-      <w:start w:val="1"/>
-      <w:numFmt w:val="lowerRoman"/>
-      <w:lvlText w:val="%3."/>
-      <w:lvlJc w:val="right"/>
-      <w:pPr>
-        <w:ind w:left="3600" w:hanging="180"/>
-      </w:pPr>
-    </w:lvl>
-    <w:lvl w:ilvl="3" w:tplc="0409000F" w:tentative="1">
-      <w:start w:val="1"/>
-      <w:numFmt w:val="decimal"/>
-      <w:lvlText w:val="%4."/>
-      <w:lvlJc w:val="left"/>
-      <w:pPr>
-        <w:ind w:left="4320" w:hanging="360"/>
-      </w:pPr>
-    </w:lvl>
-    <w:lvl w:ilvl="4" w:tplc="04090019" w:tentative="1">
-      <w:start w:val="1"/>
-      <w:numFmt w:val="lowerLetter"/>
-      <w:lvlText w:val="%5."/>
-      <w:lvlJc w:val="left"/>
-      <w:pPr>
-        <w:ind w:left="5040" w:hanging="360"/>
-      </w:pPr>
-    </w:lvl>
-    <w:lvl w:ilvl="5" w:tplc="0409001B" w:tentative="1">
-      <w:start w:val="1"/>
-      <w:numFmt w:val="lowerRoman"/>
-      <w:lvlText w:val="%6."/>
-      <w:lvlJc w:val="right"/>
-      <w:pPr>
-        <w:ind w:left="5760" w:hanging="180"/>
-      </w:pPr>
-    </w:lvl>
-    <w:lvl w:ilvl="6" w:tplc="0409000F" w:tentative="1">
-      <w:start w:val="1"/>
-      <w:numFmt w:val="decimal"/>
-      <w:lvlText w:val="%7."/>
-      <w:lvlJc w:val="left"/>
-      <w:pPr>
-        <w:ind w:left="6480" w:hanging="360"/>
-      </w:pPr>
-    </w:lvl>
-    <w:lvl w:ilvl="7" w:tplc="04090019" w:tentative="1">
-      <w:start w:val="1"/>
-      <w:numFmt w:val="lowerLetter"/>
-      <w:lvlText w:val="%8."/>
-      <w:lvlJc w:val="left"/>
-      <w:pPr>
-        <w:ind w:left="7200" w:hanging="360"/>
-      </w:pPr>
-    </w:lvl>
-    <w:lvl w:ilvl="8" w:tplc="0409001B" w:tentative="1">
-      <w:start w:val="1"/>
-      <w:numFmt w:val="lowerRoman"/>
-      <w:lvlText w:val="%9."/>
-      <w:lvlJc w:val="right"/>
-      <w:pPr>
-        <w:ind w:left="7920" w:hanging="180"/>
-      </w:pPr>
-    </w:lvl>
-  </w:abstractNum>
-  <w:abstractNum w:abstractNumId="36" w15:restartNumberingAfterBreak="0">
-    <w:nsid w:val="63E80262"/>
-    <w:multiLevelType w:val="hybridMultilevel"/>
-    <w:tmpl w:val="4A8680E6"/>
-    <w:lvl w:ilvl="0" w:tplc="0409000F">
-      <w:start w:val="1"/>
-      <w:numFmt w:val="decimal"/>
-      <w:lvlText w:val="%1."/>
-      <w:lvlJc w:val="left"/>
-      <w:pPr>
-        <w:ind w:left="2520" w:hanging="360"/>
-      </w:pPr>
-    </w:lvl>
-    <w:lvl w:ilvl="1" w:tplc="04090019">
-      <w:start w:val="1"/>
-      <w:numFmt w:val="lowerLetter"/>
-      <w:lvlText w:val="%2."/>
-      <w:lvlJc w:val="left"/>
-      <w:pPr>
-        <w:ind w:left="3240" w:hanging="360"/>
-      </w:pPr>
-    </w:lvl>
-    <w:lvl w:ilvl="2" w:tplc="0409001B" w:tentative="1">
-      <w:start w:val="1"/>
-      <w:numFmt w:val="lowerRoman"/>
-      <w:lvlText w:val="%3."/>
-      <w:lvlJc w:val="right"/>
-      <w:pPr>
-        <w:ind w:left="3960" w:hanging="180"/>
-      </w:pPr>
-    </w:lvl>
-    <w:lvl w:ilvl="3" w:tplc="0409000F" w:tentative="1">
-      <w:start w:val="1"/>
-      <w:numFmt w:val="decimal"/>
-      <w:lvlText w:val="%4."/>
-      <w:lvlJc w:val="left"/>
-      <w:pPr>
-        <w:ind w:left="4680" w:hanging="360"/>
-      </w:pPr>
-    </w:lvl>
-    <w:lvl w:ilvl="4" w:tplc="04090019" w:tentative="1">
-      <w:start w:val="1"/>
-      <w:numFmt w:val="lowerLetter"/>
-      <w:lvlText w:val="%5."/>
-      <w:lvlJc w:val="left"/>
-      <w:pPr>
-        <w:ind w:left="5400" w:hanging="360"/>
-      </w:pPr>
-    </w:lvl>
-    <w:lvl w:ilvl="5" w:tplc="0409001B" w:tentative="1">
-      <w:start w:val="1"/>
-      <w:numFmt w:val="lowerRoman"/>
-      <w:lvlText w:val="%6."/>
-      <w:lvlJc w:val="right"/>
-      <w:pPr>
-        <w:ind w:left="6120" w:hanging="180"/>
-      </w:pPr>
-    </w:lvl>
-    <w:lvl w:ilvl="6" w:tplc="0409000F" w:tentative="1">
-      <w:start w:val="1"/>
-      <w:numFmt w:val="decimal"/>
-      <w:lvlText w:val="%7."/>
-      <w:lvlJc w:val="left"/>
-      <w:pPr>
-        <w:ind w:left="6840" w:hanging="360"/>
-      </w:pPr>
-    </w:lvl>
-    <w:lvl w:ilvl="7" w:tplc="04090019" w:tentative="1">
-      <w:start w:val="1"/>
-      <w:numFmt w:val="lowerLetter"/>
-      <w:lvlText w:val="%8."/>
-      <w:lvlJc w:val="left"/>
-      <w:pPr>
-        <w:ind w:left="7560" w:hanging="360"/>
-      </w:pPr>
-    </w:lvl>
-    <w:lvl w:ilvl="8" w:tplc="0409001B" w:tentative="1">
-      <w:start w:val="1"/>
-      <w:numFmt w:val="lowerRoman"/>
-      <w:lvlText w:val="%9."/>
-      <w:lvlJc w:val="right"/>
-      <w:pPr>
-        <w:ind w:left="8280" w:hanging="180"/>
-      </w:pPr>
-    </w:lvl>
-  </w:abstractNum>
-  <w:abstractNum w:abstractNumId="37" w15:restartNumberingAfterBreak="0">
-    <w:nsid w:val="679C093E"/>
-    <w:multiLevelType w:val="hybridMultilevel"/>
-    <w:tmpl w:val="A36E5822"/>
-    <w:lvl w:ilvl="0" w:tplc="6DE45040">
-      <w:start w:val="1"/>
-      <w:numFmt w:val="decimal"/>
-      <w:lvlText w:val="%1."/>
-      <w:lvlJc w:val="left"/>
-      <w:pPr>
-        <w:ind w:left="2160" w:hanging="360"/>
-      </w:pPr>
-    </w:lvl>
-    <w:lvl w:ilvl="1" w:tplc="1E4EDFF4">
-      <w:start w:val="1"/>
-      <w:numFmt w:val="lowerLetter"/>
-      <w:lvlText w:val="%2."/>
-      <w:lvlJc w:val="left"/>
-      <w:pPr>
-        <w:ind w:left="2880" w:hanging="360"/>
-      </w:pPr>
-    </w:lvl>
-    <w:lvl w:ilvl="2" w:tplc="165C355E">
-      <w:start w:val="1"/>
-      <w:numFmt w:val="lowerRoman"/>
-      <w:lvlText w:val="%3."/>
-      <w:lvlJc w:val="right"/>
-      <w:pPr>
-        <w:ind w:left="3600" w:hanging="180"/>
-      </w:pPr>
-    </w:lvl>
-    <w:lvl w:ilvl="3" w:tplc="DB8E7AE8">
-      <w:start w:val="1"/>
-      <w:numFmt w:val="decimal"/>
-      <w:lvlText w:val="%4."/>
-      <w:lvlJc w:val="left"/>
-      <w:pPr>
-        <w:ind w:left="4320" w:hanging="360"/>
-      </w:pPr>
-    </w:lvl>
-    <w:lvl w:ilvl="4" w:tplc="A1549ECA">
-      <w:start w:val="1"/>
-      <w:numFmt w:val="lowerLetter"/>
-      <w:lvlText w:val="%5."/>
-      <w:lvlJc w:val="left"/>
-      <w:pPr>
-        <w:ind w:left="5040" w:hanging="360"/>
-      </w:pPr>
-    </w:lvl>
-    <w:lvl w:ilvl="5" w:tplc="3D86A310">
-      <w:start w:val="1"/>
-      <w:numFmt w:val="lowerRoman"/>
-      <w:lvlText w:val="%6."/>
-      <w:lvlJc w:val="right"/>
-      <w:pPr>
-        <w:ind w:left="5760" w:hanging="180"/>
-      </w:pPr>
-    </w:lvl>
-    <w:lvl w:ilvl="6" w:tplc="4D88CA7C">
-      <w:start w:val="1"/>
-      <w:numFmt w:val="decimal"/>
-      <w:lvlText w:val="%7."/>
-      <w:lvlJc w:val="left"/>
-      <w:pPr>
-        <w:ind w:left="6480" w:hanging="360"/>
-      </w:pPr>
-    </w:lvl>
-    <w:lvl w:ilvl="7" w:tplc="A4FCC1E0">
-      <w:start w:val="1"/>
-      <w:numFmt w:val="lowerLetter"/>
-      <w:lvlText w:val="%8."/>
-      <w:lvlJc w:val="left"/>
-      <w:pPr>
-        <w:ind w:left="7200" w:hanging="360"/>
-      </w:pPr>
-    </w:lvl>
-    <w:lvl w:ilvl="8" w:tplc="2932DF52">
-      <w:start w:val="1"/>
-      <w:numFmt w:val="lowerRoman"/>
-      <w:lvlText w:val="%9."/>
-      <w:lvlJc w:val="right"/>
-      <w:pPr>
-        <w:ind w:left="7920" w:hanging="180"/>
-      </w:pPr>
-    </w:lvl>
-  </w:abstractNum>
-  <w:abstractNum w:abstractNumId="38" w15:restartNumberingAfterBreak="0">
-    <w:nsid w:val="6BE21A6B"/>
-    <w:multiLevelType w:val="multilevel"/>
-    <w:tmpl w:val="7C10E34A"/>
+    <w:tmpl w:val="7DC0CAAE"/>
     <w:lvl w:ilvl="0">
       <w:start w:val="1"/>
       <w:numFmt w:val="decimal"/>
@@ -13520,7 +13876,1535 @@
       </w:pPr>
     </w:lvl>
   </w:abstractNum>
+  <w:abstractNum w:abstractNumId="27" w15:restartNumberingAfterBreak="0">
+    <w:nsid w:val="367B4249"/>
+    <w:multiLevelType w:val="hybridMultilevel"/>
+    <w:tmpl w:val="252C8F86"/>
+    <w:lvl w:ilvl="0" w:tplc="FFFFFFFF">
+      <w:start w:val="1"/>
+      <w:numFmt w:val="decimal"/>
+      <w:lvlText w:val="%1."/>
+      <w:lvlJc w:val="left"/>
+      <w:pPr>
+        <w:ind w:left="2160" w:hanging="360"/>
+      </w:pPr>
+    </w:lvl>
+    <w:lvl w:ilvl="1" w:tplc="FFFFFFFF">
+      <w:start w:val="1"/>
+      <w:numFmt w:val="lowerLetter"/>
+      <w:lvlText w:val="%2."/>
+      <w:lvlJc w:val="left"/>
+      <w:pPr>
+        <w:ind w:left="2880" w:hanging="360"/>
+      </w:pPr>
+    </w:lvl>
+    <w:lvl w:ilvl="2" w:tplc="FFFFFFFF">
+      <w:start w:val="1"/>
+      <w:numFmt w:val="lowerRoman"/>
+      <w:lvlText w:val="%3."/>
+      <w:lvlJc w:val="right"/>
+      <w:pPr>
+        <w:ind w:left="3600" w:hanging="180"/>
+      </w:pPr>
+    </w:lvl>
+    <w:lvl w:ilvl="3" w:tplc="FFFFFFFF">
+      <w:start w:val="1"/>
+      <w:numFmt w:val="decimal"/>
+      <w:lvlText w:val="%4."/>
+      <w:lvlJc w:val="left"/>
+      <w:pPr>
+        <w:ind w:left="4320" w:hanging="360"/>
+      </w:pPr>
+    </w:lvl>
+    <w:lvl w:ilvl="4" w:tplc="FFFFFFFF">
+      <w:start w:val="1"/>
+      <w:numFmt w:val="lowerLetter"/>
+      <w:lvlText w:val="%5."/>
+      <w:lvlJc w:val="left"/>
+      <w:pPr>
+        <w:ind w:left="5040" w:hanging="360"/>
+      </w:pPr>
+    </w:lvl>
+    <w:lvl w:ilvl="5" w:tplc="FFFFFFFF">
+      <w:start w:val="1"/>
+      <w:numFmt w:val="lowerRoman"/>
+      <w:lvlText w:val="%6."/>
+      <w:lvlJc w:val="right"/>
+      <w:pPr>
+        <w:ind w:left="5760" w:hanging="180"/>
+      </w:pPr>
+    </w:lvl>
+    <w:lvl w:ilvl="6" w:tplc="FFFFFFFF">
+      <w:start w:val="1"/>
+      <w:numFmt w:val="decimal"/>
+      <w:lvlText w:val="%7."/>
+      <w:lvlJc w:val="left"/>
+      <w:pPr>
+        <w:ind w:left="6480" w:hanging="360"/>
+      </w:pPr>
+    </w:lvl>
+    <w:lvl w:ilvl="7" w:tplc="FFFFFFFF">
+      <w:start w:val="1"/>
+      <w:numFmt w:val="lowerLetter"/>
+      <w:lvlText w:val="%8."/>
+      <w:lvlJc w:val="left"/>
+      <w:pPr>
+        <w:ind w:left="7200" w:hanging="360"/>
+      </w:pPr>
+    </w:lvl>
+    <w:lvl w:ilvl="8" w:tplc="FFFFFFFF">
+      <w:start w:val="1"/>
+      <w:numFmt w:val="lowerRoman"/>
+      <w:lvlText w:val="%9."/>
+      <w:lvlJc w:val="right"/>
+      <w:pPr>
+        <w:ind w:left="7920" w:hanging="180"/>
+      </w:pPr>
+    </w:lvl>
+  </w:abstractNum>
+  <w:abstractNum w:abstractNumId="28" w15:restartNumberingAfterBreak="0">
+    <w:nsid w:val="37057016"/>
+    <w:multiLevelType w:val="hybridMultilevel"/>
+    <w:tmpl w:val="2990E628"/>
+    <w:lvl w:ilvl="0" w:tplc="FFFFFFFF">
+      <w:start w:val="1"/>
+      <w:numFmt w:val="decimal"/>
+      <w:lvlText w:val="%1."/>
+      <w:lvlJc w:val="left"/>
+      <w:pPr>
+        <w:ind w:left="2160" w:hanging="360"/>
+      </w:pPr>
+    </w:lvl>
+    <w:lvl w:ilvl="1" w:tplc="FFFFFFFF" w:tentative="1">
+      <w:start w:val="1"/>
+      <w:numFmt w:val="lowerLetter"/>
+      <w:lvlText w:val="%2."/>
+      <w:lvlJc w:val="left"/>
+      <w:pPr>
+        <w:ind w:left="2880" w:hanging="360"/>
+      </w:pPr>
+    </w:lvl>
+    <w:lvl w:ilvl="2" w:tplc="FFFFFFFF" w:tentative="1">
+      <w:start w:val="1"/>
+      <w:numFmt w:val="lowerRoman"/>
+      <w:lvlText w:val="%3."/>
+      <w:lvlJc w:val="right"/>
+      <w:pPr>
+        <w:ind w:left="3600" w:hanging="180"/>
+      </w:pPr>
+    </w:lvl>
+    <w:lvl w:ilvl="3" w:tplc="FFFFFFFF" w:tentative="1">
+      <w:start w:val="1"/>
+      <w:numFmt w:val="decimal"/>
+      <w:lvlText w:val="%4."/>
+      <w:lvlJc w:val="left"/>
+      <w:pPr>
+        <w:ind w:left="4320" w:hanging="360"/>
+      </w:pPr>
+    </w:lvl>
+    <w:lvl w:ilvl="4" w:tplc="FFFFFFFF" w:tentative="1">
+      <w:start w:val="1"/>
+      <w:numFmt w:val="lowerLetter"/>
+      <w:lvlText w:val="%5."/>
+      <w:lvlJc w:val="left"/>
+      <w:pPr>
+        <w:ind w:left="5040" w:hanging="360"/>
+      </w:pPr>
+    </w:lvl>
+    <w:lvl w:ilvl="5" w:tplc="FFFFFFFF" w:tentative="1">
+      <w:start w:val="1"/>
+      <w:numFmt w:val="lowerRoman"/>
+      <w:lvlText w:val="%6."/>
+      <w:lvlJc w:val="right"/>
+      <w:pPr>
+        <w:ind w:left="5760" w:hanging="180"/>
+      </w:pPr>
+    </w:lvl>
+    <w:lvl w:ilvl="6" w:tplc="FFFFFFFF" w:tentative="1">
+      <w:start w:val="1"/>
+      <w:numFmt w:val="decimal"/>
+      <w:lvlText w:val="%7."/>
+      <w:lvlJc w:val="left"/>
+      <w:pPr>
+        <w:ind w:left="6480" w:hanging="360"/>
+      </w:pPr>
+    </w:lvl>
+    <w:lvl w:ilvl="7" w:tplc="FFFFFFFF" w:tentative="1">
+      <w:start w:val="1"/>
+      <w:numFmt w:val="lowerLetter"/>
+      <w:lvlText w:val="%8."/>
+      <w:lvlJc w:val="left"/>
+      <w:pPr>
+        <w:ind w:left="7200" w:hanging="360"/>
+      </w:pPr>
+    </w:lvl>
+    <w:lvl w:ilvl="8" w:tplc="FFFFFFFF" w:tentative="1">
+      <w:start w:val="1"/>
+      <w:numFmt w:val="lowerRoman"/>
+      <w:lvlText w:val="%9."/>
+      <w:lvlJc w:val="right"/>
+      <w:pPr>
+        <w:ind w:left="7920" w:hanging="180"/>
+      </w:pPr>
+    </w:lvl>
+  </w:abstractNum>
+  <w:abstractNum w:abstractNumId="29" w15:restartNumberingAfterBreak="0">
+    <w:nsid w:val="37A3211A"/>
+    <w:multiLevelType w:val="multilevel"/>
+    <w:tmpl w:val="7DC0CAAE"/>
+    <w:lvl w:ilvl="0">
+      <w:start w:val="1"/>
+      <w:numFmt w:val="decimal"/>
+      <w:lvlText w:val="%1."/>
+      <w:lvlJc w:val="left"/>
+      <w:pPr>
+        <w:tabs>
+          <w:tab w:val="num" w:pos="720"/>
+        </w:tabs>
+        <w:ind w:left="720" w:hanging="720"/>
+      </w:pPr>
+      <w:rPr>
+        <w:b/>
+        <w:kern w:val="2"/>
+        <w:sz w:val="36"/>
+        <w:lang w:val="en-US" w:bidi="en-US"/>
+      </w:rPr>
+    </w:lvl>
+    <w:lvl w:ilvl="1">
+      <w:start w:val="1"/>
+      <w:numFmt w:val="decimal"/>
+      <w:lvlText w:val="%1.%2."/>
+      <w:lvlJc w:val="left"/>
+      <w:pPr>
+        <w:tabs>
+          <w:tab w:val="num" w:pos="720"/>
+        </w:tabs>
+        <w:ind w:left="1440" w:hanging="720"/>
+      </w:pPr>
+    </w:lvl>
+    <w:lvl w:ilvl="2">
+      <w:start w:val="1"/>
+      <w:numFmt w:val="decimal"/>
+      <w:lvlText w:val="%1.%2.%3."/>
+      <w:lvlJc w:val="left"/>
+      <w:pPr>
+        <w:tabs>
+          <w:tab w:val="num" w:pos="720"/>
+        </w:tabs>
+        <w:ind w:left="2160" w:hanging="720"/>
+      </w:pPr>
+    </w:lvl>
+    <w:lvl w:ilvl="3">
+      <w:start w:val="1"/>
+      <w:numFmt w:val="decimal"/>
+      <w:lvlText w:val="%1.%2.%3.%4."/>
+      <w:lvlJc w:val="left"/>
+      <w:pPr>
+        <w:tabs>
+          <w:tab w:val="num" w:pos="720"/>
+        </w:tabs>
+        <w:ind w:left="2880" w:hanging="720"/>
+      </w:pPr>
+    </w:lvl>
+    <w:lvl w:ilvl="4">
+      <w:start w:val="1"/>
+      <w:numFmt w:val="decimal"/>
+      <w:lvlText w:val="%1.%2.%3.%4.%5."/>
+      <w:lvlJc w:val="left"/>
+      <w:pPr>
+        <w:tabs>
+          <w:tab w:val="num" w:pos="720"/>
+        </w:tabs>
+        <w:ind w:left="3600" w:hanging="720"/>
+      </w:pPr>
+    </w:lvl>
+    <w:lvl w:ilvl="5">
+      <w:start w:val="1"/>
+      <w:numFmt w:val="decimal"/>
+      <w:lvlText w:val="%1.%2.%3.%4.%5.%6."/>
+      <w:lvlJc w:val="left"/>
+      <w:pPr>
+        <w:tabs>
+          <w:tab w:val="num" w:pos="720"/>
+        </w:tabs>
+        <w:ind w:left="4320" w:hanging="720"/>
+      </w:pPr>
+    </w:lvl>
+    <w:lvl w:ilvl="6">
+      <w:start w:val="1"/>
+      <w:numFmt w:val="decimal"/>
+      <w:lvlText w:val="%1.%2.%3.%4.%5.%6.%7."/>
+      <w:lvlJc w:val="left"/>
+      <w:pPr>
+        <w:tabs>
+          <w:tab w:val="num" w:pos="720"/>
+        </w:tabs>
+        <w:ind w:left="5040" w:hanging="720"/>
+      </w:pPr>
+    </w:lvl>
+    <w:lvl w:ilvl="7">
+      <w:start w:val="1"/>
+      <w:numFmt w:val="decimal"/>
+      <w:lvlText w:val="%1.%2.%3.%4.%5.%6.%7.%8."/>
+      <w:lvlJc w:val="left"/>
+      <w:pPr>
+        <w:tabs>
+          <w:tab w:val="num" w:pos="720"/>
+        </w:tabs>
+        <w:ind w:left="5760" w:hanging="720"/>
+      </w:pPr>
+    </w:lvl>
+    <w:lvl w:ilvl="8">
+      <w:start w:val="1"/>
+      <w:numFmt w:val="decimal"/>
+      <w:lvlText w:val="%1.%2.%3.%4.%5.%6.%7.%8.%9."/>
+      <w:lvlJc w:val="left"/>
+      <w:pPr>
+        <w:tabs>
+          <w:tab w:val="num" w:pos="720"/>
+        </w:tabs>
+        <w:ind w:left="6480" w:hanging="720"/>
+      </w:pPr>
+    </w:lvl>
+  </w:abstractNum>
+  <w:abstractNum w:abstractNumId="30" w15:restartNumberingAfterBreak="0">
+    <w:nsid w:val="395C3EBA"/>
+    <w:multiLevelType w:val="hybridMultilevel"/>
+    <w:tmpl w:val="9586D066"/>
+    <w:lvl w:ilvl="0" w:tplc="0409000F">
+      <w:start w:val="1"/>
+      <w:numFmt w:val="decimal"/>
+      <w:lvlText w:val="%1."/>
+      <w:lvlJc w:val="left"/>
+      <w:pPr>
+        <w:ind w:left="2160" w:hanging="360"/>
+      </w:pPr>
+    </w:lvl>
+    <w:lvl w:ilvl="1" w:tplc="04090019" w:tentative="1">
+      <w:start w:val="1"/>
+      <w:numFmt w:val="lowerLetter"/>
+      <w:lvlText w:val="%2."/>
+      <w:lvlJc w:val="left"/>
+      <w:pPr>
+        <w:ind w:left="2880" w:hanging="360"/>
+      </w:pPr>
+    </w:lvl>
+    <w:lvl w:ilvl="2" w:tplc="0409001B" w:tentative="1">
+      <w:start w:val="1"/>
+      <w:numFmt w:val="lowerRoman"/>
+      <w:lvlText w:val="%3."/>
+      <w:lvlJc w:val="right"/>
+      <w:pPr>
+        <w:ind w:left="3600" w:hanging="180"/>
+      </w:pPr>
+    </w:lvl>
+    <w:lvl w:ilvl="3" w:tplc="0409000F" w:tentative="1">
+      <w:start w:val="1"/>
+      <w:numFmt w:val="decimal"/>
+      <w:lvlText w:val="%4."/>
+      <w:lvlJc w:val="left"/>
+      <w:pPr>
+        <w:ind w:left="4320" w:hanging="360"/>
+      </w:pPr>
+    </w:lvl>
+    <w:lvl w:ilvl="4" w:tplc="04090019" w:tentative="1">
+      <w:start w:val="1"/>
+      <w:numFmt w:val="lowerLetter"/>
+      <w:lvlText w:val="%5."/>
+      <w:lvlJc w:val="left"/>
+      <w:pPr>
+        <w:ind w:left="5040" w:hanging="360"/>
+      </w:pPr>
+    </w:lvl>
+    <w:lvl w:ilvl="5" w:tplc="0409001B" w:tentative="1">
+      <w:start w:val="1"/>
+      <w:numFmt w:val="lowerRoman"/>
+      <w:lvlText w:val="%6."/>
+      <w:lvlJc w:val="right"/>
+      <w:pPr>
+        <w:ind w:left="5760" w:hanging="180"/>
+      </w:pPr>
+    </w:lvl>
+    <w:lvl w:ilvl="6" w:tplc="0409000F" w:tentative="1">
+      <w:start w:val="1"/>
+      <w:numFmt w:val="decimal"/>
+      <w:lvlText w:val="%7."/>
+      <w:lvlJc w:val="left"/>
+      <w:pPr>
+        <w:ind w:left="6480" w:hanging="360"/>
+      </w:pPr>
+    </w:lvl>
+    <w:lvl w:ilvl="7" w:tplc="04090019" w:tentative="1">
+      <w:start w:val="1"/>
+      <w:numFmt w:val="lowerLetter"/>
+      <w:lvlText w:val="%8."/>
+      <w:lvlJc w:val="left"/>
+      <w:pPr>
+        <w:ind w:left="7200" w:hanging="360"/>
+      </w:pPr>
+    </w:lvl>
+    <w:lvl w:ilvl="8" w:tplc="0409001B" w:tentative="1">
+      <w:start w:val="1"/>
+      <w:numFmt w:val="lowerRoman"/>
+      <w:lvlText w:val="%9."/>
+      <w:lvlJc w:val="right"/>
+      <w:pPr>
+        <w:ind w:left="7920" w:hanging="180"/>
+      </w:pPr>
+    </w:lvl>
+  </w:abstractNum>
+  <w:abstractNum w:abstractNumId="31" w15:restartNumberingAfterBreak="0">
+    <w:nsid w:val="436823BE"/>
+    <w:multiLevelType w:val="hybridMultilevel"/>
+    <w:tmpl w:val="9586D066"/>
+    <w:lvl w:ilvl="0" w:tplc="FFFFFFFF">
+      <w:start w:val="1"/>
+      <w:numFmt w:val="decimal"/>
+      <w:lvlText w:val="%1."/>
+      <w:lvlJc w:val="left"/>
+      <w:pPr>
+        <w:ind w:left="2160" w:hanging="360"/>
+      </w:pPr>
+    </w:lvl>
+    <w:lvl w:ilvl="1" w:tplc="FFFFFFFF" w:tentative="1">
+      <w:start w:val="1"/>
+      <w:numFmt w:val="lowerLetter"/>
+      <w:lvlText w:val="%2."/>
+      <w:lvlJc w:val="left"/>
+      <w:pPr>
+        <w:ind w:left="2880" w:hanging="360"/>
+      </w:pPr>
+    </w:lvl>
+    <w:lvl w:ilvl="2" w:tplc="FFFFFFFF" w:tentative="1">
+      <w:start w:val="1"/>
+      <w:numFmt w:val="lowerRoman"/>
+      <w:lvlText w:val="%3."/>
+      <w:lvlJc w:val="right"/>
+      <w:pPr>
+        <w:ind w:left="3600" w:hanging="180"/>
+      </w:pPr>
+    </w:lvl>
+    <w:lvl w:ilvl="3" w:tplc="FFFFFFFF" w:tentative="1">
+      <w:start w:val="1"/>
+      <w:numFmt w:val="decimal"/>
+      <w:lvlText w:val="%4."/>
+      <w:lvlJc w:val="left"/>
+      <w:pPr>
+        <w:ind w:left="4320" w:hanging="360"/>
+      </w:pPr>
+    </w:lvl>
+    <w:lvl w:ilvl="4" w:tplc="FFFFFFFF" w:tentative="1">
+      <w:start w:val="1"/>
+      <w:numFmt w:val="lowerLetter"/>
+      <w:lvlText w:val="%5."/>
+      <w:lvlJc w:val="left"/>
+      <w:pPr>
+        <w:ind w:left="5040" w:hanging="360"/>
+      </w:pPr>
+    </w:lvl>
+    <w:lvl w:ilvl="5" w:tplc="FFFFFFFF" w:tentative="1">
+      <w:start w:val="1"/>
+      <w:numFmt w:val="lowerRoman"/>
+      <w:lvlText w:val="%6."/>
+      <w:lvlJc w:val="right"/>
+      <w:pPr>
+        <w:ind w:left="5760" w:hanging="180"/>
+      </w:pPr>
+    </w:lvl>
+    <w:lvl w:ilvl="6" w:tplc="FFFFFFFF" w:tentative="1">
+      <w:start w:val="1"/>
+      <w:numFmt w:val="decimal"/>
+      <w:lvlText w:val="%7."/>
+      <w:lvlJc w:val="left"/>
+      <w:pPr>
+        <w:ind w:left="6480" w:hanging="360"/>
+      </w:pPr>
+    </w:lvl>
+    <w:lvl w:ilvl="7" w:tplc="FFFFFFFF" w:tentative="1">
+      <w:start w:val="1"/>
+      <w:numFmt w:val="lowerLetter"/>
+      <w:lvlText w:val="%8."/>
+      <w:lvlJc w:val="left"/>
+      <w:pPr>
+        <w:ind w:left="7200" w:hanging="360"/>
+      </w:pPr>
+    </w:lvl>
+    <w:lvl w:ilvl="8" w:tplc="FFFFFFFF" w:tentative="1">
+      <w:start w:val="1"/>
+      <w:numFmt w:val="lowerRoman"/>
+      <w:lvlText w:val="%9."/>
+      <w:lvlJc w:val="right"/>
+      <w:pPr>
+        <w:ind w:left="7920" w:hanging="180"/>
+      </w:pPr>
+    </w:lvl>
+  </w:abstractNum>
+  <w:abstractNum w:abstractNumId="32" w15:restartNumberingAfterBreak="0">
+    <w:nsid w:val="43D930FC"/>
+    <w:multiLevelType w:val="hybridMultilevel"/>
+    <w:tmpl w:val="51964E6A"/>
+    <w:lvl w:ilvl="0" w:tplc="FFFFFFFF">
+      <w:start w:val="1"/>
+      <w:numFmt w:val="decimal"/>
+      <w:lvlText w:val="%1."/>
+      <w:lvlJc w:val="left"/>
+      <w:pPr>
+        <w:ind w:left="720" w:hanging="360"/>
+      </w:pPr>
+    </w:lvl>
+    <w:lvl w:ilvl="1" w:tplc="FFFFFFFF">
+      <w:start w:val="1"/>
+      <w:numFmt w:val="lowerLetter"/>
+      <w:lvlText w:val="%2."/>
+      <w:lvlJc w:val="left"/>
+      <w:pPr>
+        <w:ind w:left="1440" w:hanging="360"/>
+      </w:pPr>
+    </w:lvl>
+    <w:lvl w:ilvl="2" w:tplc="FFFFFFFF">
+      <w:start w:val="1"/>
+      <w:numFmt w:val="lowerRoman"/>
+      <w:lvlText w:val="%3."/>
+      <w:lvlJc w:val="right"/>
+      <w:pPr>
+        <w:ind w:left="2160" w:hanging="180"/>
+      </w:pPr>
+    </w:lvl>
+    <w:lvl w:ilvl="3" w:tplc="FFFFFFFF">
+      <w:start w:val="1"/>
+      <w:numFmt w:val="decimal"/>
+      <w:lvlText w:val="%4."/>
+      <w:lvlJc w:val="left"/>
+      <w:pPr>
+        <w:ind w:left="2880" w:hanging="360"/>
+      </w:pPr>
+    </w:lvl>
+    <w:lvl w:ilvl="4" w:tplc="FFFFFFFF">
+      <w:start w:val="1"/>
+      <w:numFmt w:val="lowerLetter"/>
+      <w:lvlText w:val="%5."/>
+      <w:lvlJc w:val="left"/>
+      <w:pPr>
+        <w:ind w:left="3600" w:hanging="360"/>
+      </w:pPr>
+    </w:lvl>
+    <w:lvl w:ilvl="5" w:tplc="FFFFFFFF">
+      <w:start w:val="1"/>
+      <w:numFmt w:val="lowerRoman"/>
+      <w:lvlText w:val="%6."/>
+      <w:lvlJc w:val="right"/>
+      <w:pPr>
+        <w:ind w:left="4320" w:hanging="180"/>
+      </w:pPr>
+    </w:lvl>
+    <w:lvl w:ilvl="6" w:tplc="FFFFFFFF">
+      <w:start w:val="1"/>
+      <w:numFmt w:val="decimal"/>
+      <w:lvlText w:val="%7."/>
+      <w:lvlJc w:val="left"/>
+      <w:pPr>
+        <w:ind w:left="5040" w:hanging="360"/>
+      </w:pPr>
+    </w:lvl>
+    <w:lvl w:ilvl="7" w:tplc="FFFFFFFF">
+      <w:start w:val="1"/>
+      <w:numFmt w:val="lowerLetter"/>
+      <w:lvlText w:val="%8."/>
+      <w:lvlJc w:val="left"/>
+      <w:pPr>
+        <w:ind w:left="5760" w:hanging="360"/>
+      </w:pPr>
+    </w:lvl>
+    <w:lvl w:ilvl="8" w:tplc="FFFFFFFF">
+      <w:start w:val="1"/>
+      <w:numFmt w:val="lowerRoman"/>
+      <w:lvlText w:val="%9."/>
+      <w:lvlJc w:val="right"/>
+      <w:pPr>
+        <w:ind w:left="6480" w:hanging="180"/>
+      </w:pPr>
+    </w:lvl>
+  </w:abstractNum>
+  <w:abstractNum w:abstractNumId="33" w15:restartNumberingAfterBreak="0">
+    <w:nsid w:val="440D7AFC"/>
+    <w:multiLevelType w:val="hybridMultilevel"/>
+    <w:tmpl w:val="51964E6A"/>
+    <w:lvl w:ilvl="0" w:tplc="FFFFFFFF">
+      <w:start w:val="1"/>
+      <w:numFmt w:val="decimal"/>
+      <w:lvlText w:val="%1."/>
+      <w:lvlJc w:val="left"/>
+      <w:pPr>
+        <w:ind w:left="720" w:hanging="360"/>
+      </w:pPr>
+    </w:lvl>
+    <w:lvl w:ilvl="1" w:tplc="FFFFFFFF">
+      <w:start w:val="1"/>
+      <w:numFmt w:val="lowerLetter"/>
+      <w:lvlText w:val="%2."/>
+      <w:lvlJc w:val="left"/>
+      <w:pPr>
+        <w:ind w:left="1440" w:hanging="360"/>
+      </w:pPr>
+    </w:lvl>
+    <w:lvl w:ilvl="2" w:tplc="FFFFFFFF">
+      <w:start w:val="1"/>
+      <w:numFmt w:val="lowerRoman"/>
+      <w:lvlText w:val="%3."/>
+      <w:lvlJc w:val="right"/>
+      <w:pPr>
+        <w:ind w:left="2160" w:hanging="180"/>
+      </w:pPr>
+    </w:lvl>
+    <w:lvl w:ilvl="3" w:tplc="FFFFFFFF">
+      <w:start w:val="1"/>
+      <w:numFmt w:val="decimal"/>
+      <w:lvlText w:val="%4."/>
+      <w:lvlJc w:val="left"/>
+      <w:pPr>
+        <w:ind w:left="2880" w:hanging="360"/>
+      </w:pPr>
+    </w:lvl>
+    <w:lvl w:ilvl="4" w:tplc="FFFFFFFF">
+      <w:start w:val="1"/>
+      <w:numFmt w:val="lowerLetter"/>
+      <w:lvlText w:val="%5."/>
+      <w:lvlJc w:val="left"/>
+      <w:pPr>
+        <w:ind w:left="3600" w:hanging="360"/>
+      </w:pPr>
+    </w:lvl>
+    <w:lvl w:ilvl="5" w:tplc="FFFFFFFF">
+      <w:start w:val="1"/>
+      <w:numFmt w:val="lowerRoman"/>
+      <w:lvlText w:val="%6."/>
+      <w:lvlJc w:val="right"/>
+      <w:pPr>
+        <w:ind w:left="4320" w:hanging="180"/>
+      </w:pPr>
+    </w:lvl>
+    <w:lvl w:ilvl="6" w:tplc="FFFFFFFF">
+      <w:start w:val="1"/>
+      <w:numFmt w:val="decimal"/>
+      <w:lvlText w:val="%7."/>
+      <w:lvlJc w:val="left"/>
+      <w:pPr>
+        <w:ind w:left="5040" w:hanging="360"/>
+      </w:pPr>
+    </w:lvl>
+    <w:lvl w:ilvl="7" w:tplc="FFFFFFFF">
+      <w:start w:val="1"/>
+      <w:numFmt w:val="lowerLetter"/>
+      <w:lvlText w:val="%8."/>
+      <w:lvlJc w:val="left"/>
+      <w:pPr>
+        <w:ind w:left="5760" w:hanging="360"/>
+      </w:pPr>
+    </w:lvl>
+    <w:lvl w:ilvl="8" w:tplc="FFFFFFFF">
+      <w:start w:val="1"/>
+      <w:numFmt w:val="lowerRoman"/>
+      <w:lvlText w:val="%9."/>
+      <w:lvlJc w:val="right"/>
+      <w:pPr>
+        <w:ind w:left="6480" w:hanging="180"/>
+      </w:pPr>
+    </w:lvl>
+  </w:abstractNum>
+  <w:abstractNum w:abstractNumId="34" w15:restartNumberingAfterBreak="0">
+    <w:nsid w:val="49075F44"/>
+    <w:multiLevelType w:val="hybridMultilevel"/>
+    <w:tmpl w:val="252C8F86"/>
+    <w:lvl w:ilvl="0" w:tplc="FFFFFFFF">
+      <w:start w:val="1"/>
+      <w:numFmt w:val="decimal"/>
+      <w:lvlText w:val="%1."/>
+      <w:lvlJc w:val="left"/>
+      <w:pPr>
+        <w:ind w:left="2160" w:hanging="360"/>
+      </w:pPr>
+    </w:lvl>
+    <w:lvl w:ilvl="1" w:tplc="FFFFFFFF" w:tentative="1">
+      <w:start w:val="1"/>
+      <w:numFmt w:val="lowerLetter"/>
+      <w:lvlText w:val="%2."/>
+      <w:lvlJc w:val="left"/>
+      <w:pPr>
+        <w:ind w:left="2880" w:hanging="360"/>
+      </w:pPr>
+    </w:lvl>
+    <w:lvl w:ilvl="2" w:tplc="FFFFFFFF" w:tentative="1">
+      <w:start w:val="1"/>
+      <w:numFmt w:val="lowerRoman"/>
+      <w:lvlText w:val="%3."/>
+      <w:lvlJc w:val="right"/>
+      <w:pPr>
+        <w:ind w:left="3600" w:hanging="180"/>
+      </w:pPr>
+    </w:lvl>
+    <w:lvl w:ilvl="3" w:tplc="FFFFFFFF" w:tentative="1">
+      <w:start w:val="1"/>
+      <w:numFmt w:val="decimal"/>
+      <w:lvlText w:val="%4."/>
+      <w:lvlJc w:val="left"/>
+      <w:pPr>
+        <w:ind w:left="4320" w:hanging="360"/>
+      </w:pPr>
+    </w:lvl>
+    <w:lvl w:ilvl="4" w:tplc="FFFFFFFF" w:tentative="1">
+      <w:start w:val="1"/>
+      <w:numFmt w:val="lowerLetter"/>
+      <w:lvlText w:val="%5."/>
+      <w:lvlJc w:val="left"/>
+      <w:pPr>
+        <w:ind w:left="5040" w:hanging="360"/>
+      </w:pPr>
+    </w:lvl>
+    <w:lvl w:ilvl="5" w:tplc="FFFFFFFF" w:tentative="1">
+      <w:start w:val="1"/>
+      <w:numFmt w:val="lowerRoman"/>
+      <w:lvlText w:val="%6."/>
+      <w:lvlJc w:val="right"/>
+      <w:pPr>
+        <w:ind w:left="5760" w:hanging="180"/>
+      </w:pPr>
+    </w:lvl>
+    <w:lvl w:ilvl="6" w:tplc="FFFFFFFF" w:tentative="1">
+      <w:start w:val="1"/>
+      <w:numFmt w:val="decimal"/>
+      <w:lvlText w:val="%7."/>
+      <w:lvlJc w:val="left"/>
+      <w:pPr>
+        <w:ind w:left="6480" w:hanging="360"/>
+      </w:pPr>
+    </w:lvl>
+    <w:lvl w:ilvl="7" w:tplc="FFFFFFFF" w:tentative="1">
+      <w:start w:val="1"/>
+      <w:numFmt w:val="lowerLetter"/>
+      <w:lvlText w:val="%8."/>
+      <w:lvlJc w:val="left"/>
+      <w:pPr>
+        <w:ind w:left="7200" w:hanging="360"/>
+      </w:pPr>
+    </w:lvl>
+    <w:lvl w:ilvl="8" w:tplc="FFFFFFFF" w:tentative="1">
+      <w:start w:val="1"/>
+      <w:numFmt w:val="lowerRoman"/>
+      <w:lvlText w:val="%9."/>
+      <w:lvlJc w:val="right"/>
+      <w:pPr>
+        <w:ind w:left="7920" w:hanging="180"/>
+      </w:pPr>
+    </w:lvl>
+  </w:abstractNum>
+  <w:abstractNum w:abstractNumId="35" w15:restartNumberingAfterBreak="0">
+    <w:nsid w:val="49D007D6"/>
+    <w:multiLevelType w:val="hybridMultilevel"/>
+    <w:tmpl w:val="252C8F86"/>
+    <w:lvl w:ilvl="0" w:tplc="FFFFFFFF">
+      <w:start w:val="1"/>
+      <w:numFmt w:val="decimal"/>
+      <w:lvlText w:val="%1."/>
+      <w:lvlJc w:val="left"/>
+      <w:pPr>
+        <w:ind w:left="2160" w:hanging="360"/>
+      </w:pPr>
+    </w:lvl>
+    <w:lvl w:ilvl="1" w:tplc="FFFFFFFF">
+      <w:start w:val="1"/>
+      <w:numFmt w:val="lowerLetter"/>
+      <w:lvlText w:val="%2."/>
+      <w:lvlJc w:val="left"/>
+      <w:pPr>
+        <w:ind w:left="2880" w:hanging="360"/>
+      </w:pPr>
+    </w:lvl>
+    <w:lvl w:ilvl="2" w:tplc="FFFFFFFF">
+      <w:start w:val="1"/>
+      <w:numFmt w:val="lowerRoman"/>
+      <w:lvlText w:val="%3."/>
+      <w:lvlJc w:val="right"/>
+      <w:pPr>
+        <w:ind w:left="3600" w:hanging="180"/>
+      </w:pPr>
+    </w:lvl>
+    <w:lvl w:ilvl="3" w:tplc="FFFFFFFF">
+      <w:start w:val="1"/>
+      <w:numFmt w:val="decimal"/>
+      <w:lvlText w:val="%4."/>
+      <w:lvlJc w:val="left"/>
+      <w:pPr>
+        <w:ind w:left="4320" w:hanging="360"/>
+      </w:pPr>
+    </w:lvl>
+    <w:lvl w:ilvl="4" w:tplc="FFFFFFFF">
+      <w:start w:val="1"/>
+      <w:numFmt w:val="lowerLetter"/>
+      <w:lvlText w:val="%5."/>
+      <w:lvlJc w:val="left"/>
+      <w:pPr>
+        <w:ind w:left="5040" w:hanging="360"/>
+      </w:pPr>
+    </w:lvl>
+    <w:lvl w:ilvl="5" w:tplc="FFFFFFFF">
+      <w:start w:val="1"/>
+      <w:numFmt w:val="lowerRoman"/>
+      <w:lvlText w:val="%6."/>
+      <w:lvlJc w:val="right"/>
+      <w:pPr>
+        <w:ind w:left="5760" w:hanging="180"/>
+      </w:pPr>
+    </w:lvl>
+    <w:lvl w:ilvl="6" w:tplc="FFFFFFFF">
+      <w:start w:val="1"/>
+      <w:numFmt w:val="decimal"/>
+      <w:lvlText w:val="%7."/>
+      <w:lvlJc w:val="left"/>
+      <w:pPr>
+        <w:ind w:left="6480" w:hanging="360"/>
+      </w:pPr>
+    </w:lvl>
+    <w:lvl w:ilvl="7" w:tplc="FFFFFFFF">
+      <w:start w:val="1"/>
+      <w:numFmt w:val="lowerLetter"/>
+      <w:lvlText w:val="%8."/>
+      <w:lvlJc w:val="left"/>
+      <w:pPr>
+        <w:ind w:left="7200" w:hanging="360"/>
+      </w:pPr>
+    </w:lvl>
+    <w:lvl w:ilvl="8" w:tplc="FFFFFFFF">
+      <w:start w:val="1"/>
+      <w:numFmt w:val="lowerRoman"/>
+      <w:lvlText w:val="%9."/>
+      <w:lvlJc w:val="right"/>
+      <w:pPr>
+        <w:ind w:left="7920" w:hanging="180"/>
+      </w:pPr>
+    </w:lvl>
+  </w:abstractNum>
+  <w:abstractNum w:abstractNumId="36" w15:restartNumberingAfterBreak="0">
+    <w:nsid w:val="4D08A0C5"/>
+    <w:multiLevelType w:val="multilevel"/>
+    <w:tmpl w:val="72EEAF36"/>
+    <w:lvl w:ilvl="0">
+      <w:start w:val="1"/>
+      <w:numFmt w:val="decimal"/>
+      <w:lvlText w:val="%1."/>
+      <w:lvlJc w:val="left"/>
+      <w:pPr>
+        <w:ind w:left="720" w:hanging="360"/>
+      </w:pPr>
+    </w:lvl>
+    <w:lvl w:ilvl="1">
+      <w:start w:val="1"/>
+      <w:numFmt w:val="decimal"/>
+      <w:lvlText w:val="%1.%2."/>
+      <w:lvlJc w:val="left"/>
+      <w:pPr>
+        <w:ind w:left="1440" w:hanging="360"/>
+      </w:pPr>
+    </w:lvl>
+    <w:lvl w:ilvl="2">
+      <w:start w:val="1"/>
+      <w:numFmt w:val="decimal"/>
+      <w:lvlText w:val="%1.%2.%3."/>
+      <w:lvlJc w:val="left"/>
+      <w:pPr>
+        <w:ind w:left="2160" w:hanging="180"/>
+      </w:pPr>
+    </w:lvl>
+    <w:lvl w:ilvl="3">
+      <w:start w:val="1"/>
+      <w:numFmt w:val="decimal"/>
+      <w:lvlText w:val="%1.%2.%3.%4."/>
+      <w:lvlJc w:val="left"/>
+      <w:pPr>
+        <w:ind w:left="2880" w:hanging="360"/>
+      </w:pPr>
+    </w:lvl>
+    <w:lvl w:ilvl="4">
+      <w:start w:val="1"/>
+      <w:numFmt w:val="decimal"/>
+      <w:lvlText w:val="%1.%2.%3.%4.%5."/>
+      <w:lvlJc w:val="left"/>
+      <w:pPr>
+        <w:ind w:left="3600" w:hanging="360"/>
+      </w:pPr>
+    </w:lvl>
+    <w:lvl w:ilvl="5">
+      <w:start w:val="1"/>
+      <w:numFmt w:val="decimal"/>
+      <w:lvlText w:val="%1.%2.%3.%4.%5.%6."/>
+      <w:lvlJc w:val="left"/>
+      <w:pPr>
+        <w:ind w:left="4320" w:hanging="180"/>
+      </w:pPr>
+    </w:lvl>
+    <w:lvl w:ilvl="6">
+      <w:start w:val="1"/>
+      <w:numFmt w:val="decimal"/>
+      <w:lvlText w:val="%1.%2.%3.%4.%5.%6.%7."/>
+      <w:lvlJc w:val="left"/>
+      <w:pPr>
+        <w:ind w:left="5040" w:hanging="360"/>
+      </w:pPr>
+    </w:lvl>
+    <w:lvl w:ilvl="7">
+      <w:start w:val="1"/>
+      <w:numFmt w:val="decimal"/>
+      <w:lvlText w:val="%1.%2.%3.%4.%5.%6.%7.%8."/>
+      <w:lvlJc w:val="left"/>
+      <w:pPr>
+        <w:ind w:left="5760" w:hanging="360"/>
+      </w:pPr>
+    </w:lvl>
+    <w:lvl w:ilvl="8">
+      <w:start w:val="1"/>
+      <w:numFmt w:val="decimal"/>
+      <w:lvlText w:val="%1.%2.%3.%4.%5.%6.%7.%8.%9."/>
+      <w:lvlJc w:val="left"/>
+      <w:pPr>
+        <w:ind w:left="6480" w:hanging="180"/>
+      </w:pPr>
+    </w:lvl>
+  </w:abstractNum>
+  <w:abstractNum w:abstractNumId="37" w15:restartNumberingAfterBreak="0">
+    <w:nsid w:val="4F7F0C13"/>
+    <w:multiLevelType w:val="hybridMultilevel"/>
+    <w:tmpl w:val="00E24F32"/>
+    <w:lvl w:ilvl="0" w:tplc="FFFFFFFF">
+      <w:start w:val="1"/>
+      <w:numFmt w:val="decimal"/>
+      <w:lvlText w:val="%1."/>
+      <w:lvlJc w:val="left"/>
+      <w:pPr>
+        <w:ind w:left="2160" w:hanging="360"/>
+      </w:pPr>
+    </w:lvl>
+    <w:lvl w:ilvl="1" w:tplc="FFFFFFFF" w:tentative="1">
+      <w:start w:val="1"/>
+      <w:numFmt w:val="lowerLetter"/>
+      <w:lvlText w:val="%2."/>
+      <w:lvlJc w:val="left"/>
+      <w:pPr>
+        <w:ind w:left="2880" w:hanging="360"/>
+      </w:pPr>
+    </w:lvl>
+    <w:lvl w:ilvl="2" w:tplc="FFFFFFFF" w:tentative="1">
+      <w:start w:val="1"/>
+      <w:numFmt w:val="lowerRoman"/>
+      <w:lvlText w:val="%3."/>
+      <w:lvlJc w:val="right"/>
+      <w:pPr>
+        <w:ind w:left="3600" w:hanging="180"/>
+      </w:pPr>
+    </w:lvl>
+    <w:lvl w:ilvl="3" w:tplc="FFFFFFFF" w:tentative="1">
+      <w:start w:val="1"/>
+      <w:numFmt w:val="decimal"/>
+      <w:lvlText w:val="%4."/>
+      <w:lvlJc w:val="left"/>
+      <w:pPr>
+        <w:ind w:left="4320" w:hanging="360"/>
+      </w:pPr>
+    </w:lvl>
+    <w:lvl w:ilvl="4" w:tplc="FFFFFFFF" w:tentative="1">
+      <w:start w:val="1"/>
+      <w:numFmt w:val="lowerLetter"/>
+      <w:lvlText w:val="%5."/>
+      <w:lvlJc w:val="left"/>
+      <w:pPr>
+        <w:ind w:left="5040" w:hanging="360"/>
+      </w:pPr>
+    </w:lvl>
+    <w:lvl w:ilvl="5" w:tplc="FFFFFFFF" w:tentative="1">
+      <w:start w:val="1"/>
+      <w:numFmt w:val="lowerRoman"/>
+      <w:lvlText w:val="%6."/>
+      <w:lvlJc w:val="right"/>
+      <w:pPr>
+        <w:ind w:left="5760" w:hanging="180"/>
+      </w:pPr>
+    </w:lvl>
+    <w:lvl w:ilvl="6" w:tplc="FFFFFFFF" w:tentative="1">
+      <w:start w:val="1"/>
+      <w:numFmt w:val="decimal"/>
+      <w:lvlText w:val="%7."/>
+      <w:lvlJc w:val="left"/>
+      <w:pPr>
+        <w:ind w:left="6480" w:hanging="360"/>
+      </w:pPr>
+    </w:lvl>
+    <w:lvl w:ilvl="7" w:tplc="FFFFFFFF" w:tentative="1">
+      <w:start w:val="1"/>
+      <w:numFmt w:val="lowerLetter"/>
+      <w:lvlText w:val="%8."/>
+      <w:lvlJc w:val="left"/>
+      <w:pPr>
+        <w:ind w:left="7200" w:hanging="360"/>
+      </w:pPr>
+    </w:lvl>
+    <w:lvl w:ilvl="8" w:tplc="FFFFFFFF" w:tentative="1">
+      <w:start w:val="1"/>
+      <w:numFmt w:val="lowerRoman"/>
+      <w:lvlText w:val="%9."/>
+      <w:lvlJc w:val="right"/>
+      <w:pPr>
+        <w:ind w:left="7920" w:hanging="180"/>
+      </w:pPr>
+    </w:lvl>
+  </w:abstractNum>
+  <w:abstractNum w:abstractNumId="38" w15:restartNumberingAfterBreak="0">
+    <w:nsid w:val="502F64E4"/>
+    <w:multiLevelType w:val="hybridMultilevel"/>
+    <w:tmpl w:val="4A8680E6"/>
+    <w:lvl w:ilvl="0" w:tplc="FFFFFFFF">
+      <w:start w:val="1"/>
+      <w:numFmt w:val="decimal"/>
+      <w:lvlText w:val="%1."/>
+      <w:lvlJc w:val="left"/>
+      <w:pPr>
+        <w:ind w:left="2520" w:hanging="360"/>
+      </w:pPr>
+    </w:lvl>
+    <w:lvl w:ilvl="1" w:tplc="FFFFFFFF">
+      <w:start w:val="1"/>
+      <w:numFmt w:val="lowerLetter"/>
+      <w:lvlText w:val="%2."/>
+      <w:lvlJc w:val="left"/>
+      <w:pPr>
+        <w:ind w:left="3240" w:hanging="360"/>
+      </w:pPr>
+    </w:lvl>
+    <w:lvl w:ilvl="2" w:tplc="FFFFFFFF" w:tentative="1">
+      <w:start w:val="1"/>
+      <w:numFmt w:val="lowerRoman"/>
+      <w:lvlText w:val="%3."/>
+      <w:lvlJc w:val="right"/>
+      <w:pPr>
+        <w:ind w:left="3960" w:hanging="180"/>
+      </w:pPr>
+    </w:lvl>
+    <w:lvl w:ilvl="3" w:tplc="FFFFFFFF" w:tentative="1">
+      <w:start w:val="1"/>
+      <w:numFmt w:val="decimal"/>
+      <w:lvlText w:val="%4."/>
+      <w:lvlJc w:val="left"/>
+      <w:pPr>
+        <w:ind w:left="4680" w:hanging="360"/>
+      </w:pPr>
+    </w:lvl>
+    <w:lvl w:ilvl="4" w:tplc="FFFFFFFF" w:tentative="1">
+      <w:start w:val="1"/>
+      <w:numFmt w:val="lowerLetter"/>
+      <w:lvlText w:val="%5."/>
+      <w:lvlJc w:val="left"/>
+      <w:pPr>
+        <w:ind w:left="5400" w:hanging="360"/>
+      </w:pPr>
+    </w:lvl>
+    <w:lvl w:ilvl="5" w:tplc="FFFFFFFF" w:tentative="1">
+      <w:start w:val="1"/>
+      <w:numFmt w:val="lowerRoman"/>
+      <w:lvlText w:val="%6."/>
+      <w:lvlJc w:val="right"/>
+      <w:pPr>
+        <w:ind w:left="6120" w:hanging="180"/>
+      </w:pPr>
+    </w:lvl>
+    <w:lvl w:ilvl="6" w:tplc="FFFFFFFF" w:tentative="1">
+      <w:start w:val="1"/>
+      <w:numFmt w:val="decimal"/>
+      <w:lvlText w:val="%7."/>
+      <w:lvlJc w:val="left"/>
+      <w:pPr>
+        <w:ind w:left="6840" w:hanging="360"/>
+      </w:pPr>
+    </w:lvl>
+    <w:lvl w:ilvl="7" w:tplc="FFFFFFFF" w:tentative="1">
+      <w:start w:val="1"/>
+      <w:numFmt w:val="lowerLetter"/>
+      <w:lvlText w:val="%8."/>
+      <w:lvlJc w:val="left"/>
+      <w:pPr>
+        <w:ind w:left="7560" w:hanging="360"/>
+      </w:pPr>
+    </w:lvl>
+    <w:lvl w:ilvl="8" w:tplc="FFFFFFFF" w:tentative="1">
+      <w:start w:val="1"/>
+      <w:numFmt w:val="lowerRoman"/>
+      <w:lvlText w:val="%9."/>
+      <w:lvlJc w:val="right"/>
+      <w:pPr>
+        <w:ind w:left="8280" w:hanging="180"/>
+      </w:pPr>
+    </w:lvl>
+  </w:abstractNum>
   <w:abstractNum w:abstractNumId="39" w15:restartNumberingAfterBreak="0">
+    <w:nsid w:val="587435DE"/>
+    <w:multiLevelType w:val="hybridMultilevel"/>
+    <w:tmpl w:val="9CC267E4"/>
+    <w:lvl w:ilvl="0" w:tplc="0409000F">
+      <w:start w:val="1"/>
+      <w:numFmt w:val="decimal"/>
+      <w:lvlText w:val="%1."/>
+      <w:lvlJc w:val="left"/>
+      <w:pPr>
+        <w:ind w:left="2160" w:hanging="360"/>
+      </w:pPr>
+    </w:lvl>
+    <w:lvl w:ilvl="1" w:tplc="04090019" w:tentative="1">
+      <w:start w:val="1"/>
+      <w:numFmt w:val="lowerLetter"/>
+      <w:lvlText w:val="%2."/>
+      <w:lvlJc w:val="left"/>
+      <w:pPr>
+        <w:ind w:left="2880" w:hanging="360"/>
+      </w:pPr>
+    </w:lvl>
+    <w:lvl w:ilvl="2" w:tplc="0409001B" w:tentative="1">
+      <w:start w:val="1"/>
+      <w:numFmt w:val="lowerRoman"/>
+      <w:lvlText w:val="%3."/>
+      <w:lvlJc w:val="right"/>
+      <w:pPr>
+        <w:ind w:left="3600" w:hanging="180"/>
+      </w:pPr>
+    </w:lvl>
+    <w:lvl w:ilvl="3" w:tplc="0409000F" w:tentative="1">
+      <w:start w:val="1"/>
+      <w:numFmt w:val="decimal"/>
+      <w:lvlText w:val="%4."/>
+      <w:lvlJc w:val="left"/>
+      <w:pPr>
+        <w:ind w:left="4320" w:hanging="360"/>
+      </w:pPr>
+    </w:lvl>
+    <w:lvl w:ilvl="4" w:tplc="04090019" w:tentative="1">
+      <w:start w:val="1"/>
+      <w:numFmt w:val="lowerLetter"/>
+      <w:lvlText w:val="%5."/>
+      <w:lvlJc w:val="left"/>
+      <w:pPr>
+        <w:ind w:left="5040" w:hanging="360"/>
+      </w:pPr>
+    </w:lvl>
+    <w:lvl w:ilvl="5" w:tplc="0409001B" w:tentative="1">
+      <w:start w:val="1"/>
+      <w:numFmt w:val="lowerRoman"/>
+      <w:lvlText w:val="%6."/>
+      <w:lvlJc w:val="right"/>
+      <w:pPr>
+        <w:ind w:left="5760" w:hanging="180"/>
+      </w:pPr>
+    </w:lvl>
+    <w:lvl w:ilvl="6" w:tplc="0409000F" w:tentative="1">
+      <w:start w:val="1"/>
+      <w:numFmt w:val="decimal"/>
+      <w:lvlText w:val="%7."/>
+      <w:lvlJc w:val="left"/>
+      <w:pPr>
+        <w:ind w:left="6480" w:hanging="360"/>
+      </w:pPr>
+    </w:lvl>
+    <w:lvl w:ilvl="7" w:tplc="04090019" w:tentative="1">
+      <w:start w:val="1"/>
+      <w:numFmt w:val="lowerLetter"/>
+      <w:lvlText w:val="%8."/>
+      <w:lvlJc w:val="left"/>
+      <w:pPr>
+        <w:ind w:left="7200" w:hanging="360"/>
+      </w:pPr>
+    </w:lvl>
+    <w:lvl w:ilvl="8" w:tplc="0409001B" w:tentative="1">
+      <w:start w:val="1"/>
+      <w:numFmt w:val="lowerRoman"/>
+      <w:lvlText w:val="%9."/>
+      <w:lvlJc w:val="right"/>
+      <w:pPr>
+        <w:ind w:left="7920" w:hanging="180"/>
+      </w:pPr>
+    </w:lvl>
+  </w:abstractNum>
+  <w:abstractNum w:abstractNumId="40" w15:restartNumberingAfterBreak="0">
+    <w:nsid w:val="58C421AA"/>
+    <w:multiLevelType w:val="hybridMultilevel"/>
+    <w:tmpl w:val="6DA265F0"/>
+    <w:lvl w:ilvl="0" w:tplc="FFFFFFFF">
+      <w:start w:val="1"/>
+      <w:numFmt w:val="decimal"/>
+      <w:lvlText w:val="%1."/>
+      <w:lvlJc w:val="left"/>
+      <w:pPr>
+        <w:ind w:left="2160" w:hanging="360"/>
+      </w:pPr>
+    </w:lvl>
+    <w:lvl w:ilvl="1" w:tplc="04090019" w:tentative="1">
+      <w:start w:val="1"/>
+      <w:numFmt w:val="lowerLetter"/>
+      <w:lvlText w:val="%2."/>
+      <w:lvlJc w:val="left"/>
+      <w:pPr>
+        <w:ind w:left="2880" w:hanging="360"/>
+      </w:pPr>
+    </w:lvl>
+    <w:lvl w:ilvl="2" w:tplc="0409001B" w:tentative="1">
+      <w:start w:val="1"/>
+      <w:numFmt w:val="lowerRoman"/>
+      <w:lvlText w:val="%3."/>
+      <w:lvlJc w:val="right"/>
+      <w:pPr>
+        <w:ind w:left="3600" w:hanging="180"/>
+      </w:pPr>
+    </w:lvl>
+    <w:lvl w:ilvl="3" w:tplc="0409000F" w:tentative="1">
+      <w:start w:val="1"/>
+      <w:numFmt w:val="decimal"/>
+      <w:lvlText w:val="%4."/>
+      <w:lvlJc w:val="left"/>
+      <w:pPr>
+        <w:ind w:left="4320" w:hanging="360"/>
+      </w:pPr>
+    </w:lvl>
+    <w:lvl w:ilvl="4" w:tplc="04090019" w:tentative="1">
+      <w:start w:val="1"/>
+      <w:numFmt w:val="lowerLetter"/>
+      <w:lvlText w:val="%5."/>
+      <w:lvlJc w:val="left"/>
+      <w:pPr>
+        <w:ind w:left="5040" w:hanging="360"/>
+      </w:pPr>
+    </w:lvl>
+    <w:lvl w:ilvl="5" w:tplc="0409001B" w:tentative="1">
+      <w:start w:val="1"/>
+      <w:numFmt w:val="lowerRoman"/>
+      <w:lvlText w:val="%6."/>
+      <w:lvlJc w:val="right"/>
+      <w:pPr>
+        <w:ind w:left="5760" w:hanging="180"/>
+      </w:pPr>
+    </w:lvl>
+    <w:lvl w:ilvl="6" w:tplc="0409000F" w:tentative="1">
+      <w:start w:val="1"/>
+      <w:numFmt w:val="decimal"/>
+      <w:lvlText w:val="%7."/>
+      <w:lvlJc w:val="left"/>
+      <w:pPr>
+        <w:ind w:left="6480" w:hanging="360"/>
+      </w:pPr>
+    </w:lvl>
+    <w:lvl w:ilvl="7" w:tplc="04090019" w:tentative="1">
+      <w:start w:val="1"/>
+      <w:numFmt w:val="lowerLetter"/>
+      <w:lvlText w:val="%8."/>
+      <w:lvlJc w:val="left"/>
+      <w:pPr>
+        <w:ind w:left="7200" w:hanging="360"/>
+      </w:pPr>
+    </w:lvl>
+    <w:lvl w:ilvl="8" w:tplc="0409001B" w:tentative="1">
+      <w:start w:val="1"/>
+      <w:numFmt w:val="lowerRoman"/>
+      <w:lvlText w:val="%9."/>
+      <w:lvlJc w:val="right"/>
+      <w:pPr>
+        <w:ind w:left="7920" w:hanging="180"/>
+      </w:pPr>
+    </w:lvl>
+  </w:abstractNum>
+  <w:abstractNum w:abstractNumId="41" w15:restartNumberingAfterBreak="0">
+    <w:nsid w:val="63E80262"/>
+    <w:multiLevelType w:val="hybridMultilevel"/>
+    <w:tmpl w:val="4A8680E6"/>
+    <w:lvl w:ilvl="0" w:tplc="0409000F">
+      <w:start w:val="1"/>
+      <w:numFmt w:val="decimal"/>
+      <w:lvlText w:val="%1."/>
+      <w:lvlJc w:val="left"/>
+      <w:pPr>
+        <w:ind w:left="2520" w:hanging="360"/>
+      </w:pPr>
+    </w:lvl>
+    <w:lvl w:ilvl="1" w:tplc="04090019">
+      <w:start w:val="1"/>
+      <w:numFmt w:val="lowerLetter"/>
+      <w:lvlText w:val="%2."/>
+      <w:lvlJc w:val="left"/>
+      <w:pPr>
+        <w:ind w:left="3240" w:hanging="360"/>
+      </w:pPr>
+    </w:lvl>
+    <w:lvl w:ilvl="2" w:tplc="0409001B" w:tentative="1">
+      <w:start w:val="1"/>
+      <w:numFmt w:val="lowerRoman"/>
+      <w:lvlText w:val="%3."/>
+      <w:lvlJc w:val="right"/>
+      <w:pPr>
+        <w:ind w:left="3960" w:hanging="180"/>
+      </w:pPr>
+    </w:lvl>
+    <w:lvl w:ilvl="3" w:tplc="0409000F" w:tentative="1">
+      <w:start w:val="1"/>
+      <w:numFmt w:val="decimal"/>
+      <w:lvlText w:val="%4."/>
+      <w:lvlJc w:val="left"/>
+      <w:pPr>
+        <w:ind w:left="4680" w:hanging="360"/>
+      </w:pPr>
+    </w:lvl>
+    <w:lvl w:ilvl="4" w:tplc="04090019" w:tentative="1">
+      <w:start w:val="1"/>
+      <w:numFmt w:val="lowerLetter"/>
+      <w:lvlText w:val="%5."/>
+      <w:lvlJc w:val="left"/>
+      <w:pPr>
+        <w:ind w:left="5400" w:hanging="360"/>
+      </w:pPr>
+    </w:lvl>
+    <w:lvl w:ilvl="5" w:tplc="0409001B" w:tentative="1">
+      <w:start w:val="1"/>
+      <w:numFmt w:val="lowerRoman"/>
+      <w:lvlText w:val="%6."/>
+      <w:lvlJc w:val="right"/>
+      <w:pPr>
+        <w:ind w:left="6120" w:hanging="180"/>
+      </w:pPr>
+    </w:lvl>
+    <w:lvl w:ilvl="6" w:tplc="0409000F" w:tentative="1">
+      <w:start w:val="1"/>
+      <w:numFmt w:val="decimal"/>
+      <w:lvlText w:val="%7."/>
+      <w:lvlJc w:val="left"/>
+      <w:pPr>
+        <w:ind w:left="6840" w:hanging="360"/>
+      </w:pPr>
+    </w:lvl>
+    <w:lvl w:ilvl="7" w:tplc="04090019" w:tentative="1">
+      <w:start w:val="1"/>
+      <w:numFmt w:val="lowerLetter"/>
+      <w:lvlText w:val="%8."/>
+      <w:lvlJc w:val="left"/>
+      <w:pPr>
+        <w:ind w:left="7560" w:hanging="360"/>
+      </w:pPr>
+    </w:lvl>
+    <w:lvl w:ilvl="8" w:tplc="0409001B" w:tentative="1">
+      <w:start w:val="1"/>
+      <w:numFmt w:val="lowerRoman"/>
+      <w:lvlText w:val="%9."/>
+      <w:lvlJc w:val="right"/>
+      <w:pPr>
+        <w:ind w:left="8280" w:hanging="180"/>
+      </w:pPr>
+    </w:lvl>
+  </w:abstractNum>
+  <w:abstractNum w:abstractNumId="42" w15:restartNumberingAfterBreak="0">
+    <w:nsid w:val="679C093E"/>
+    <w:multiLevelType w:val="hybridMultilevel"/>
+    <w:tmpl w:val="A36E5822"/>
+    <w:lvl w:ilvl="0" w:tplc="6DE45040">
+      <w:start w:val="1"/>
+      <w:numFmt w:val="decimal"/>
+      <w:lvlText w:val="%1."/>
+      <w:lvlJc w:val="left"/>
+      <w:pPr>
+        <w:ind w:left="2160" w:hanging="360"/>
+      </w:pPr>
+    </w:lvl>
+    <w:lvl w:ilvl="1" w:tplc="1E4EDFF4">
+      <w:start w:val="1"/>
+      <w:numFmt w:val="lowerLetter"/>
+      <w:lvlText w:val="%2."/>
+      <w:lvlJc w:val="left"/>
+      <w:pPr>
+        <w:ind w:left="2880" w:hanging="360"/>
+      </w:pPr>
+    </w:lvl>
+    <w:lvl w:ilvl="2" w:tplc="165C355E">
+      <w:start w:val="1"/>
+      <w:numFmt w:val="lowerRoman"/>
+      <w:lvlText w:val="%3."/>
+      <w:lvlJc w:val="right"/>
+      <w:pPr>
+        <w:ind w:left="3600" w:hanging="180"/>
+      </w:pPr>
+    </w:lvl>
+    <w:lvl w:ilvl="3" w:tplc="DB8E7AE8">
+      <w:start w:val="1"/>
+      <w:numFmt w:val="decimal"/>
+      <w:lvlText w:val="%4."/>
+      <w:lvlJc w:val="left"/>
+      <w:pPr>
+        <w:ind w:left="4320" w:hanging="360"/>
+      </w:pPr>
+    </w:lvl>
+    <w:lvl w:ilvl="4" w:tplc="A1549ECA">
+      <w:start w:val="1"/>
+      <w:numFmt w:val="lowerLetter"/>
+      <w:lvlText w:val="%5."/>
+      <w:lvlJc w:val="left"/>
+      <w:pPr>
+        <w:ind w:left="5040" w:hanging="360"/>
+      </w:pPr>
+    </w:lvl>
+    <w:lvl w:ilvl="5" w:tplc="3D86A310">
+      <w:start w:val="1"/>
+      <w:numFmt w:val="lowerRoman"/>
+      <w:lvlText w:val="%6."/>
+      <w:lvlJc w:val="right"/>
+      <w:pPr>
+        <w:ind w:left="5760" w:hanging="180"/>
+      </w:pPr>
+    </w:lvl>
+    <w:lvl w:ilvl="6" w:tplc="4D88CA7C">
+      <w:start w:val="1"/>
+      <w:numFmt w:val="decimal"/>
+      <w:lvlText w:val="%7."/>
+      <w:lvlJc w:val="left"/>
+      <w:pPr>
+        <w:ind w:left="6480" w:hanging="360"/>
+      </w:pPr>
+    </w:lvl>
+    <w:lvl w:ilvl="7" w:tplc="A4FCC1E0">
+      <w:start w:val="1"/>
+      <w:numFmt w:val="lowerLetter"/>
+      <w:lvlText w:val="%8."/>
+      <w:lvlJc w:val="left"/>
+      <w:pPr>
+        <w:ind w:left="7200" w:hanging="360"/>
+      </w:pPr>
+    </w:lvl>
+    <w:lvl w:ilvl="8" w:tplc="2932DF52">
+      <w:start w:val="1"/>
+      <w:numFmt w:val="lowerRoman"/>
+      <w:lvlText w:val="%9."/>
+      <w:lvlJc w:val="right"/>
+      <w:pPr>
+        <w:ind w:left="7920" w:hanging="180"/>
+      </w:pPr>
+    </w:lvl>
+  </w:abstractNum>
+  <w:abstractNum w:abstractNumId="43" w15:restartNumberingAfterBreak="0">
+    <w:nsid w:val="6BE21A6B"/>
+    <w:multiLevelType w:val="multilevel"/>
+    <w:tmpl w:val="7C10E34A"/>
+    <w:lvl w:ilvl="0">
+      <w:start w:val="1"/>
+      <w:numFmt w:val="decimal"/>
+      <w:lvlText w:val="%1."/>
+      <w:lvlJc w:val="left"/>
+      <w:pPr>
+        <w:tabs>
+          <w:tab w:val="num" w:pos="720"/>
+        </w:tabs>
+        <w:ind w:left="720" w:hanging="720"/>
+      </w:pPr>
+      <w:rPr>
+        <w:b/>
+        <w:kern w:val="2"/>
+        <w:sz w:val="36"/>
+        <w:lang w:val="en-US" w:bidi="en-US"/>
+      </w:rPr>
+    </w:lvl>
+    <w:lvl w:ilvl="1">
+      <w:start w:val="1"/>
+      <w:numFmt w:val="decimal"/>
+      <w:lvlText w:val="%1.%2."/>
+      <w:lvlJc w:val="left"/>
+      <w:pPr>
+        <w:tabs>
+          <w:tab w:val="num" w:pos="720"/>
+        </w:tabs>
+        <w:ind w:left="1440" w:hanging="720"/>
+      </w:pPr>
+    </w:lvl>
+    <w:lvl w:ilvl="2">
+      <w:start w:val="1"/>
+      <w:numFmt w:val="decimal"/>
+      <w:lvlText w:val="%1.%2.%3."/>
+      <w:lvlJc w:val="left"/>
+      <w:pPr>
+        <w:tabs>
+          <w:tab w:val="num" w:pos="720"/>
+        </w:tabs>
+        <w:ind w:left="2160" w:hanging="720"/>
+      </w:pPr>
+    </w:lvl>
+    <w:lvl w:ilvl="3">
+      <w:start w:val="1"/>
+      <w:numFmt w:val="decimal"/>
+      <w:lvlText w:val="%1.%2.%3.%4."/>
+      <w:lvlJc w:val="left"/>
+      <w:pPr>
+        <w:tabs>
+          <w:tab w:val="num" w:pos="720"/>
+        </w:tabs>
+        <w:ind w:left="2880" w:hanging="720"/>
+      </w:pPr>
+    </w:lvl>
+    <w:lvl w:ilvl="4">
+      <w:start w:val="1"/>
+      <w:numFmt w:val="decimal"/>
+      <w:lvlText w:val="%1.%2.%3.%4.%5."/>
+      <w:lvlJc w:val="left"/>
+      <w:pPr>
+        <w:tabs>
+          <w:tab w:val="num" w:pos="720"/>
+        </w:tabs>
+        <w:ind w:left="3600" w:hanging="720"/>
+      </w:pPr>
+    </w:lvl>
+    <w:lvl w:ilvl="5">
+      <w:start w:val="1"/>
+      <w:numFmt w:val="decimal"/>
+      <w:lvlText w:val="%1.%2.%3.%4.%5.%6."/>
+      <w:lvlJc w:val="left"/>
+      <w:pPr>
+        <w:tabs>
+          <w:tab w:val="num" w:pos="720"/>
+        </w:tabs>
+        <w:ind w:left="4320" w:hanging="720"/>
+      </w:pPr>
+    </w:lvl>
+    <w:lvl w:ilvl="6">
+      <w:start w:val="1"/>
+      <w:numFmt w:val="decimal"/>
+      <w:lvlText w:val="%1.%2.%3.%4.%5.%6.%7."/>
+      <w:lvlJc w:val="left"/>
+      <w:pPr>
+        <w:tabs>
+          <w:tab w:val="num" w:pos="720"/>
+        </w:tabs>
+        <w:ind w:left="5040" w:hanging="720"/>
+      </w:pPr>
+    </w:lvl>
+    <w:lvl w:ilvl="7">
+      <w:start w:val="1"/>
+      <w:numFmt w:val="decimal"/>
+      <w:lvlText w:val="%1.%2.%3.%4.%5.%6.%7.%8."/>
+      <w:lvlJc w:val="left"/>
+      <w:pPr>
+        <w:tabs>
+          <w:tab w:val="num" w:pos="720"/>
+        </w:tabs>
+        <w:ind w:left="5760" w:hanging="720"/>
+      </w:pPr>
+    </w:lvl>
+    <w:lvl w:ilvl="8">
+      <w:start w:val="1"/>
+      <w:numFmt w:val="decimal"/>
+      <w:lvlText w:val="%1.%2.%3.%4.%5.%6.%7.%8.%9."/>
+      <w:lvlJc w:val="left"/>
+      <w:pPr>
+        <w:tabs>
+          <w:tab w:val="num" w:pos="720"/>
+        </w:tabs>
+        <w:ind w:left="6480" w:hanging="720"/>
+      </w:pPr>
+    </w:lvl>
+  </w:abstractNum>
+  <w:abstractNum w:abstractNumId="44" w15:restartNumberingAfterBreak="0">
     <w:nsid w:val="750142DC"/>
     <w:multiLevelType w:val="multilevel"/>
     <w:tmpl w:val="2516311E"/>
@@ -13606,7 +15490,7 @@
       </w:pPr>
     </w:lvl>
   </w:abstractNum>
-  <w:abstractNum w:abstractNumId="40" w15:restartNumberingAfterBreak="0">
+  <w:abstractNum w:abstractNumId="45" w15:restartNumberingAfterBreak="0">
     <w:nsid w:val="751AFF0F"/>
     <w:multiLevelType w:val="multilevel"/>
     <w:tmpl w:val="6B260578"/>
@@ -13692,7 +15576,7 @@
       </w:pPr>
     </w:lvl>
   </w:abstractNum>
-  <w:abstractNum w:abstractNumId="41" w15:restartNumberingAfterBreak="0">
+  <w:abstractNum w:abstractNumId="46" w15:restartNumberingAfterBreak="0">
     <w:nsid w:val="7B250A31"/>
     <w:multiLevelType w:val="hybridMultilevel"/>
     <w:tmpl w:val="5BD45390"/>
@@ -13778,7 +15662,7 @@
       </w:pPr>
     </w:lvl>
   </w:abstractNum>
-  <w:abstractNum w:abstractNumId="42" w15:restartNumberingAfterBreak="0">
+  <w:abstractNum w:abstractNumId="47" w15:restartNumberingAfterBreak="0">
     <w:nsid w:val="7CB633AE"/>
     <w:multiLevelType w:val="hybridMultilevel"/>
     <w:tmpl w:val="97C298DA"/>
@@ -13864,104 +15748,223 @@
       </w:pPr>
     </w:lvl>
   </w:abstractNum>
+  <w:abstractNum w:abstractNumId="48" w15:restartNumberingAfterBreak="0">
+    <w:nsid w:val="7D840F88"/>
+    <w:multiLevelType w:val="multilevel"/>
+    <w:tmpl w:val="7DC0CAAE"/>
+    <w:lvl w:ilvl="0">
+      <w:start w:val="1"/>
+      <w:numFmt w:val="decimal"/>
+      <w:lvlText w:val="%1."/>
+      <w:lvlJc w:val="left"/>
+      <w:pPr>
+        <w:tabs>
+          <w:tab w:val="num" w:pos="720"/>
+        </w:tabs>
+        <w:ind w:left="720" w:hanging="720"/>
+      </w:pPr>
+      <w:rPr>
+        <w:b/>
+        <w:kern w:val="2"/>
+        <w:sz w:val="36"/>
+        <w:lang w:val="en-US" w:bidi="en-US"/>
+      </w:rPr>
+    </w:lvl>
+    <w:lvl w:ilvl="1">
+      <w:start w:val="1"/>
+      <w:numFmt w:val="decimal"/>
+      <w:lvlText w:val="%1.%2."/>
+      <w:lvlJc w:val="left"/>
+      <w:pPr>
+        <w:tabs>
+          <w:tab w:val="num" w:pos="720"/>
+        </w:tabs>
+        <w:ind w:left="1440" w:hanging="720"/>
+      </w:pPr>
+    </w:lvl>
+    <w:lvl w:ilvl="2">
+      <w:start w:val="1"/>
+      <w:numFmt w:val="decimal"/>
+      <w:lvlText w:val="%1.%2.%3."/>
+      <w:lvlJc w:val="left"/>
+      <w:pPr>
+        <w:tabs>
+          <w:tab w:val="num" w:pos="720"/>
+        </w:tabs>
+        <w:ind w:left="2160" w:hanging="720"/>
+      </w:pPr>
+    </w:lvl>
+    <w:lvl w:ilvl="3">
+      <w:start w:val="1"/>
+      <w:numFmt w:val="decimal"/>
+      <w:lvlText w:val="%1.%2.%3.%4."/>
+      <w:lvlJc w:val="left"/>
+      <w:pPr>
+        <w:tabs>
+          <w:tab w:val="num" w:pos="720"/>
+        </w:tabs>
+        <w:ind w:left="2880" w:hanging="720"/>
+      </w:pPr>
+    </w:lvl>
+    <w:lvl w:ilvl="4">
+      <w:start w:val="1"/>
+      <w:numFmt w:val="decimal"/>
+      <w:lvlText w:val="%1.%2.%3.%4.%5."/>
+      <w:lvlJc w:val="left"/>
+      <w:pPr>
+        <w:tabs>
+          <w:tab w:val="num" w:pos="720"/>
+        </w:tabs>
+        <w:ind w:left="3600" w:hanging="720"/>
+      </w:pPr>
+    </w:lvl>
+    <w:lvl w:ilvl="5">
+      <w:start w:val="1"/>
+      <w:numFmt w:val="decimal"/>
+      <w:lvlText w:val="%1.%2.%3.%4.%5.%6."/>
+      <w:lvlJc w:val="left"/>
+      <w:pPr>
+        <w:tabs>
+          <w:tab w:val="num" w:pos="720"/>
+        </w:tabs>
+        <w:ind w:left="4320" w:hanging="720"/>
+      </w:pPr>
+    </w:lvl>
+    <w:lvl w:ilvl="6">
+      <w:start w:val="1"/>
+      <w:numFmt w:val="decimal"/>
+      <w:lvlText w:val="%1.%2.%3.%4.%5.%6.%7."/>
+      <w:lvlJc w:val="left"/>
+      <w:pPr>
+        <w:tabs>
+          <w:tab w:val="num" w:pos="720"/>
+        </w:tabs>
+        <w:ind w:left="5040" w:hanging="720"/>
+      </w:pPr>
+    </w:lvl>
+    <w:lvl w:ilvl="7">
+      <w:start w:val="1"/>
+      <w:numFmt w:val="decimal"/>
+      <w:lvlText w:val="%1.%2.%3.%4.%5.%6.%7.%8."/>
+      <w:lvlJc w:val="left"/>
+      <w:pPr>
+        <w:tabs>
+          <w:tab w:val="num" w:pos="720"/>
+        </w:tabs>
+        <w:ind w:left="5760" w:hanging="720"/>
+      </w:pPr>
+    </w:lvl>
+    <w:lvl w:ilvl="8">
+      <w:start w:val="1"/>
+      <w:numFmt w:val="decimal"/>
+      <w:lvlText w:val="%1.%2.%3.%4.%5.%6.%7.%8.%9."/>
+      <w:lvlJc w:val="left"/>
+      <w:pPr>
+        <w:tabs>
+          <w:tab w:val="num" w:pos="720"/>
+        </w:tabs>
+        <w:ind w:left="6480" w:hanging="720"/>
+      </w:pPr>
+    </w:lvl>
+  </w:abstractNum>
   <w:num w:numId="1" w16cid:durableId="47147763">
+    <w:abstractNumId w:val="10"/>
+  </w:num>
+  <w:num w:numId="2" w16cid:durableId="1083449162">
+    <w:abstractNumId w:val="43"/>
+  </w:num>
+  <w:num w:numId="3" w16cid:durableId="885065102">
+    <w:abstractNumId w:val="25"/>
+  </w:num>
+  <w:num w:numId="4" w16cid:durableId="46297616">
+    <w:abstractNumId w:val="23"/>
+  </w:num>
+  <w:num w:numId="5" w16cid:durableId="299267193">
     <w:abstractNumId w:val="9"/>
   </w:num>
-  <w:num w:numId="2" w16cid:durableId="1083449162">
-    <w:abstractNumId w:val="38"/>
-  </w:num>
-  <w:num w:numId="3" w16cid:durableId="885065102">
-    <w:abstractNumId w:val="22"/>
-  </w:num>
-  <w:num w:numId="4" w16cid:durableId="46297616">
-    <w:abstractNumId w:val="20"/>
-  </w:num>
-  <w:num w:numId="5" w16cid:durableId="299267193">
-    <w:abstractNumId w:val="8"/>
-  </w:num>
   <w:num w:numId="6" w16cid:durableId="942961369">
-    <w:abstractNumId w:val="25"/>
+    <w:abstractNumId w:val="30"/>
   </w:num>
   <w:num w:numId="7" w16cid:durableId="1953243496">
+    <w:abstractNumId w:val="24"/>
+  </w:num>
+  <w:num w:numId="8" w16cid:durableId="1339887603">
+    <w:abstractNumId w:val="5"/>
+  </w:num>
+  <w:num w:numId="9" w16cid:durableId="2091922111">
+    <w:abstractNumId w:val="17"/>
+  </w:num>
+  <w:num w:numId="10" w16cid:durableId="1106193524">
+    <w:abstractNumId w:val="28"/>
+  </w:num>
+  <w:num w:numId="11" w16cid:durableId="687412029">
     <w:abstractNumId w:val="21"/>
   </w:num>
-  <w:num w:numId="8" w16cid:durableId="1339887603">
-    <w:abstractNumId w:val="4"/>
-  </w:num>
-  <w:num w:numId="9" w16cid:durableId="2091922111">
-    <w:abstractNumId w:val="15"/>
-  </w:num>
-  <w:num w:numId="10" w16cid:durableId="1106193524">
-    <w:abstractNumId w:val="24"/>
-  </w:num>
-  <w:num w:numId="11" w16cid:durableId="687412029">
-    <w:abstractNumId w:val="18"/>
-  </w:num>
   <w:num w:numId="12" w16cid:durableId="1953439751">
-    <w:abstractNumId w:val="28"/>
+    <w:abstractNumId w:val="33"/>
   </w:num>
   <w:num w:numId="13" w16cid:durableId="1262496786">
-    <w:abstractNumId w:val="42"/>
+    <w:abstractNumId w:val="47"/>
   </w:num>
   <w:num w:numId="14" w16cid:durableId="50349870">
-    <w:abstractNumId w:val="27"/>
+    <w:abstractNumId w:val="32"/>
   </w:num>
   <w:num w:numId="15" w16cid:durableId="1745955936">
-    <w:abstractNumId w:val="12"/>
+    <w:abstractNumId w:val="13"/>
   </w:num>
   <w:num w:numId="16" w16cid:durableId="285429785">
+    <w:abstractNumId w:val="3"/>
+  </w:num>
+  <w:num w:numId="17" w16cid:durableId="512233956">
     <w:abstractNumId w:val="2"/>
   </w:num>
-  <w:num w:numId="17" w16cid:durableId="512233956">
-    <w:abstractNumId w:val="1"/>
-  </w:num>
   <w:num w:numId="18" w16cid:durableId="674961818">
-    <w:abstractNumId w:val="36"/>
+    <w:abstractNumId w:val="41"/>
   </w:num>
   <w:num w:numId="19" w16cid:durableId="2097742672">
     <w:abstractNumId w:val="0"/>
   </w:num>
   <w:num w:numId="20" w16cid:durableId="390153926">
+    <w:abstractNumId w:val="44"/>
+  </w:num>
+  <w:num w:numId="21" w16cid:durableId="40709924">
+    <w:abstractNumId w:val="45"/>
+  </w:num>
+  <w:num w:numId="22" w16cid:durableId="642856892">
+    <w:abstractNumId w:val="36"/>
+  </w:num>
+  <w:num w:numId="23" w16cid:durableId="221520669">
     <w:abstractNumId w:val="39"/>
   </w:num>
-  <w:num w:numId="21" w16cid:durableId="40709924">
+  <w:num w:numId="24" w16cid:durableId="399445128">
+    <w:abstractNumId w:val="46"/>
+  </w:num>
+  <w:num w:numId="25" w16cid:durableId="2030252345">
+    <w:abstractNumId w:val="15"/>
+  </w:num>
+  <w:num w:numId="26" w16cid:durableId="1377003854">
+    <w:abstractNumId w:val="14"/>
+  </w:num>
+  <w:num w:numId="27" w16cid:durableId="98139195">
+    <w:abstractNumId w:val="20"/>
+  </w:num>
+  <w:num w:numId="28" w16cid:durableId="1366559175">
     <w:abstractNumId w:val="40"/>
   </w:num>
-  <w:num w:numId="22" w16cid:durableId="642856892">
+  <w:num w:numId="29" w16cid:durableId="2060208620">
+    <w:abstractNumId w:val="19"/>
+  </w:num>
+  <w:num w:numId="30" w16cid:durableId="1731145813">
+    <w:abstractNumId w:val="8"/>
+  </w:num>
+  <w:num w:numId="31" w16cid:durableId="1524905915">
     <w:abstractNumId w:val="31"/>
   </w:num>
-  <w:num w:numId="23" w16cid:durableId="221520669">
+  <w:num w:numId="32" w16cid:durableId="35399302">
     <w:abstractNumId w:val="34"/>
   </w:num>
-  <w:num w:numId="24" w16cid:durableId="399445128">
-    <w:abstractNumId w:val="41"/>
-  </w:num>
-  <w:num w:numId="25" w16cid:durableId="2030252345">
-    <w:abstractNumId w:val="14"/>
-  </w:num>
-  <w:num w:numId="26" w16cid:durableId="1377003854">
-    <w:abstractNumId w:val="13"/>
-  </w:num>
-  <w:num w:numId="27" w16cid:durableId="98139195">
-    <w:abstractNumId w:val="17"/>
-  </w:num>
-  <w:num w:numId="28" w16cid:durableId="1366559175">
+  <w:num w:numId="33" w16cid:durableId="767043563">
     <w:abstractNumId w:val="35"/>
-  </w:num>
-  <w:num w:numId="29" w16cid:durableId="2060208620">
-    <w:abstractNumId w:val="16"/>
-  </w:num>
-  <w:num w:numId="30" w16cid:durableId="1731145813">
-    <w:abstractNumId w:val="7"/>
-  </w:num>
-  <w:num w:numId="31" w16cid:durableId="1524905915">
-    <w:abstractNumId w:val="26"/>
-  </w:num>
-  <w:num w:numId="32" w16cid:durableId="35399302">
-    <w:abstractNumId w:val="29"/>
-  </w:num>
-  <w:num w:numId="33" w16cid:durableId="767043563">
-    <w:abstractNumId w:val="30"/>
     <w:lvlOverride w:ilvl="0">
       <w:startOverride w:val="1"/>
     </w:lvlOverride>
@@ -13991,7 +15994,7 @@
     </w:lvlOverride>
   </w:num>
   <w:num w:numId="34" w16cid:durableId="255090837">
-    <w:abstractNumId w:val="5"/>
+    <w:abstractNumId w:val="6"/>
     <w:lvlOverride w:ilvl="0">
       <w:startOverride w:val="1"/>
     </w:lvlOverride>
@@ -14021,7 +16024,7 @@
     </w:lvlOverride>
   </w:num>
   <w:num w:numId="35" w16cid:durableId="1706519681">
-    <w:abstractNumId w:val="10"/>
+    <w:abstractNumId w:val="11"/>
     <w:lvlOverride w:ilvl="0">
       <w:startOverride w:val="1"/>
     </w:lvlOverride>
@@ -14051,7 +16054,7 @@
     </w:lvlOverride>
   </w:num>
   <w:num w:numId="36" w16cid:durableId="671447315">
-    <w:abstractNumId w:val="23"/>
+    <w:abstractNumId w:val="27"/>
     <w:lvlOverride w:ilvl="0">
       <w:startOverride w:val="1"/>
     </w:lvlOverride>
@@ -14081,7 +16084,7 @@
     </w:lvlOverride>
   </w:num>
   <w:num w:numId="37" w16cid:durableId="1114398181">
-    <w:abstractNumId w:val="19"/>
+    <w:abstractNumId w:val="22"/>
     <w:lvlOverride w:ilvl="0">
       <w:startOverride w:val="1"/>
     </w:lvlOverride>
@@ -14111,22 +16114,40 @@
     </w:lvlOverride>
   </w:num>
   <w:num w:numId="38" w16cid:durableId="693045121">
-    <w:abstractNumId w:val="3"/>
+    <w:abstractNumId w:val="4"/>
   </w:num>
   <w:num w:numId="39" w16cid:durableId="767506669">
+    <w:abstractNumId w:val="42"/>
+  </w:num>
+  <w:num w:numId="40" w16cid:durableId="1928612217">
+    <w:abstractNumId w:val="12"/>
+  </w:num>
+  <w:num w:numId="41" w16cid:durableId="978997214">
+    <w:abstractNumId w:val="7"/>
+  </w:num>
+  <w:num w:numId="42" w16cid:durableId="1659653486">
     <w:abstractNumId w:val="37"/>
   </w:num>
-  <w:num w:numId="40" w16cid:durableId="1928612217">
-    <w:abstractNumId w:val="11"/>
+  <w:num w:numId="43" w16cid:durableId="1110664946">
+    <w:abstractNumId w:val="38"/>
   </w:num>
-  <w:num w:numId="41" w16cid:durableId="978997214">
-    <w:abstractNumId w:val="6"/>
+  <w:num w:numId="44" w16cid:durableId="299506514">
+    <w:abstractNumId w:val="29"/>
   </w:num>
-  <w:num w:numId="42" w16cid:durableId="1659653486">
-    <w:abstractNumId w:val="32"/>
+  <w:num w:numId="45" w16cid:durableId="601953540">
+    <w:abstractNumId w:val="26"/>
   </w:num>
-  <w:num w:numId="43" w16cid:durableId="1110664946">
-    <w:abstractNumId w:val="33"/>
+  <w:num w:numId="46" w16cid:durableId="1645699018">
+    <w:abstractNumId w:val="1"/>
+  </w:num>
+  <w:num w:numId="47" w16cid:durableId="956328341">
+    <w:abstractNumId w:val="18"/>
+  </w:num>
+  <w:num w:numId="48" w16cid:durableId="1484277239">
+    <w:abstractNumId w:val="16"/>
+  </w:num>
+  <w:num w:numId="49" w16cid:durableId="400521619">
+    <w:abstractNumId w:val="48"/>
   </w:num>
 </w:numbering>
 </file>

--- a/SDS_Communications.docx
+++ b/SDS_Communications.docx
@@ -543,8 +543,16 @@
               <w:rPr>
                 <w:color w:val="000000"/>
               </w:rPr>
-              <w:t>Darien, Victor, Ola, Clarize</w:t>
-            </w:r>
+              <w:t xml:space="preserve">Darien, Victor, Ola, </w:t>
+            </w:r>
+            <w:proofErr w:type="spellStart"/>
+            <w:r>
+              <w:rPr>
+                <w:color w:val="000000"/>
+              </w:rPr>
+              <w:t>Clarize</w:t>
+            </w:r>
+            <w:proofErr w:type="spellEnd"/>
           </w:p>
         </w:tc>
       </w:tr>
@@ -4455,7 +4463,23 @@
           <w:rFonts w:eastAsia="Arial"/>
           <w:color w:val="000000" w:themeColor="text1"/>
         </w:rPr>
-        <w:t>3.1.1.4, 3.1.1.5, 3.1.1.12, 3.1.1.14, 3.1.2.3, 3.2.3, 3.3.10</w:t>
+        <w:t>3.1.1.4, 3.1.1.5, 3.1.1.12, 3.1.</w:t>
+      </w:r>
+      <w:proofErr w:type="gramStart"/>
+      <w:r>
+        <w:rPr>
+          <w:rFonts w:eastAsia="Arial"/>
+          <w:color w:val="000000" w:themeColor="text1"/>
+        </w:rPr>
+        <w:t>1.14</w:t>
+      </w:r>
+      <w:proofErr w:type="gramEnd"/>
+      <w:r>
+        <w:rPr>
+          <w:rFonts w:eastAsia="Arial"/>
+          <w:color w:val="000000" w:themeColor="text1"/>
+        </w:rPr>
+        <w:t>, 3.1.2.3, 3.2.3, 3.3.10</w:t>
       </w:r>
     </w:p>
     <w:p>
@@ -4912,7 +4936,23 @@
           <w:rFonts w:eastAsia="Arial"/>
           <w:color w:val="000000" w:themeColor="text1"/>
         </w:rPr>
-        <w:t>Relevant requirements: 3.1.3.6 , 3.1.1.13, 3.1.2.4, 3.1.2.5, 3.1.3.6, 3.3.6</w:t>
+        <w:t>Relevant requirements: 3.1.3.6 , 3.1.</w:t>
+      </w:r>
+      <w:proofErr w:type="gramStart"/>
+      <w:r>
+        <w:rPr>
+          <w:rFonts w:eastAsia="Arial"/>
+          <w:color w:val="000000" w:themeColor="text1"/>
+        </w:rPr>
+        <w:t>1.13</w:t>
+      </w:r>
+      <w:proofErr w:type="gramEnd"/>
+      <w:r>
+        <w:rPr>
+          <w:rFonts w:eastAsia="Arial"/>
+          <w:color w:val="000000" w:themeColor="text1"/>
+        </w:rPr>
+        <w:t>, 3.1.2.4, 3.1.2.5, 3.1.3.6, 3.3.6</w:t>
       </w:r>
     </w:p>
     <w:p>
@@ -7107,7 +7147,15 @@
         <w:ind w:left="1440"/>
       </w:pPr>
       <w:r>
-        <w:t>Relevant Requirements: 3.1.1.2, 3.1.1.3, 3.1.1.8, 3.1.3.2, 3.1.3.3, 3.1.3.3.1, 3.1.3.3.2, 3.1.3.4, 3.1.3.5, 3.1.4.1.2, 3.1.4.1.1, 3.2.2, 3.3.3.1, 3.3.4</w:t>
+        <w:t>Relevant Requirements: 3.1.1.2, 3.1.1.3, 3.1.1.8, 3.1.3.2, 3.1.3.3, 3.1.3.3</w:t>
+      </w:r>
+      <w:proofErr w:type="gramStart"/>
+      <w:r>
+        <w:t>.1, 3.1.3.3.2, 3.1.3.4</w:t>
+      </w:r>
+      <w:proofErr w:type="gramEnd"/>
+      <w:r>
+        <w:t>, 3.1.3.5, 3.1.4.1.2, 3.1.4.1.1, 3.2.2, 3.3.3.1, 3.3.4</w:t>
       </w:r>
     </w:p>
     <w:p>
@@ -7316,7 +7364,15 @@
         </w:numPr>
       </w:pPr>
       <w:r>
-        <w:t>Server queues a message for offline members</w:t>
+        <w:t xml:space="preserve">Server queues </w:t>
+      </w:r>
+      <w:proofErr w:type="gramStart"/>
+      <w:r>
+        <w:t>a message</w:t>
+      </w:r>
+      <w:proofErr w:type="gramEnd"/>
+      <w:r>
+        <w:t xml:space="preserve"> for offline members</w:t>
       </w:r>
     </w:p>
     <w:p>
@@ -8555,7 +8611,6 @@
       <w:bookmarkStart w:id="22" w:name="_Toc222478439"/>
       <w:bookmarkStart w:id="23" w:name="_Toc223255452"/>
       <w:bookmarkStart w:id="24" w:name="_Toc224291124"/>
-      <w:commentRangeStart w:id="25"/>
       <w:r>
         <w:t>Communications App Use Case Diagram</w:t>
       </w:r>
@@ -8695,7 +8750,7 @@
         <w:rPr>
           <w:noProof/>
         </w:rPr>
-        <w:t>bLPDRnen4BtxLqo9LBK7KYL74aL9ILIj1A5AGa-vcDrPiBfhKzjBoh_lZ6sMZwKqvH3OzRmtRpwTM-UbzKrT2V6CTeKMhg_lbijAvT8heszkG3fuVdWImqgXziTEXwFinAdn2xHi8dDlx1UOkk23lwB1z69pTAU3STVYKWWwGkWDJLqtEl73ZY-cxG-bGxXNScvbtGkwnmdtjMeGxdAsT20jWfmvRsLySHviNoRt4o4-FQCkO8pEoJb-ZXoP-3GoSvWqFhmOJU9pfkDZnY1fymKqfDX5q5JmPte1_HlE3vnLIkFvp5G5368Ab5usdiG4b9OrmgkMv7ifdNipjX22SGIdlmC8iYWvP9IRUgPqY5g8Q4BrsV5mvV6t7ymuv07yGAlAzJ4eWtRL3ImMLmSaz8euChsIbIfWI8zKPIKhrqNFBQ8-n8UNhAA3tqH7AVg7ztlbbfLSmuErnfAMqdIm9tsFqCUCP_gm8AU1twOPo9LKbPnL-9y1F-8Rl2miocBJ1maxW0VjgKt0nPwXttMg_49HFo2VfknmPQUf-2tWLVzgqAu5dVHJwGVmtPgSUlRG9efkhMAReWEBS-N83-Ktz2m1IifjBNs-K7eE1-XtjCYZYMWYBqsZYoFOa_bwGjzOcirMGjHLaSnjCjxTAmvwl4gOvqqcHJseurHtwKugQobP2pEQifE_jiOfuCsCqrRCVxemV4xDDPZ6mwpndiSlgk3vda1ROsOZTig_yrGKRw2YJKCmGLRzRhtfb3bVTS9iMG-2smifBXC32qDRPyafIULA_72skq4SxMOggzHhqCXUfLtJzYeDVAH-evQb6yGtZWbDMRBFBTj-v-mKAWb7dkbZviTKDpbxBvigeJziWQUY7LR68HSXJcFA48SwplOZvRnG_bqeHRe3E2mUpt0pnVgib0mbJNSUhGdAtxXbvLsypngkLOkvmXK9KNh6_KYigI6XjAPEpeNOt9T_evi48SbtYN7cMYwt8MEVRLc9fwKzfes6_qtQOe-7udwAahkYffTXP7Er32hQq3OJ9cuf6FwVuWy0</w:t>
+        <w:t>dLPDRnen4BtxLupIGyc1LhdI52K2GbQ2a2vTJboStO5OMkojxGtbttTixnU1j4aZHG7Fl9atRpwK6sEvjkKkPso9-WKrN5_V5aKkKcw5aiCXS0FBISn6kK1fprb7iuWf-upwRPTW9Z-UMgM_Gc9y8lSdE2HNZ7schp3Y1WthBL5cC4TZ-1QX3z73E5f5u-HsTkdvp2FMcwajB4hh7sQBy3sIuMla8d2TFaD9AKm09ITXf_4YUQmYJbalngqmbfWvNluvdj3pIk0UHi_SmZsPbJvuqsfqxn0y2oRA7jB4encLGb-5XBeWbbn1V-Y4Wa-vaFZbIUKP388CGXQbDS0zLSbt26l9YMR1ZTahdJ56k3xz30a-05y2oKbUgTez2UbbPgpoeLO1UJrgbLAPyAD4VQ3Mqck_os2mrOYI7AytYbgMgbpfx_vj22kUYmny1OnAgOHqNCrnHLN00KoaTKOJFEdphYMzJ2hIZNqjVtbMowHXt19-vNF4_D_K1n2ZBRM4G9g5JhWnQPaxPZxaR04DDQSzQAIanb9ogo0dd2ej8o_dVCoIZ6GZnmhYPUgCLY-wR1CsIioZkkVsK22rd10RfVTSjqYgU1vrTAcMKcCgy8KmbLyhJBrQNN6-MVnj6vtkgXHhkGlWaDa9C-QM4_UZmJV7Kdakj0SKAFfvDB6IrYBLcD7E2vuRHawdnEbt8wgCRddeev0RTIBOzF9CMjhAKyMCQzXQGbKCKA-cMfK5SzxzjbS-VksKXK9FLlbaB1oULhjEkoXG6ezWxhNVYHzNqz8DLtNbpAeTjuIcLBj--eB6mXGvFzHQ6D-GxbqvIvBkJASb1dDCBSboqPRee1UmAMNgBuG3TFal2vgfpS5Jg6jnG--bUcSTDVLg3J2Ze-HIKvnGXf_Qfijj7NGvKnIjAPpEUJlMyPp2rpWTdFss-5LbP7xVyDSCQKgSK4IAvzRTMOkmoTNUX64RqZqBCMYWNzqMUXasSIPQAtrMdZU0aNpftDCF0ElYxxZ8IutlWqB0DWlz8N30FgY_JlCRA3-nxgJyHyPwJ6he3Msk-u_a3m00</w:t>
       </w:r>
     </w:p>
     <w:p>
@@ -8719,38 +8774,21 @@
       </w:r>
     </w:p>
     <w:p>
-      <w:pPr>
-        <w:rPr>
-          <w:noProof/>
-        </w:rPr>
-      </w:pPr>
       <w:hyperlink r:id="rId12" w:history="1">
         <w:r>
           <w:rPr>
             <w:rStyle w:val="Hyperlink"/>
-            <w:noProof/>
           </w:rPr>
-          <w:t>https://img.plantuml.biz/plantuml/svg/bLPDRnen4BtxLqo9LBK7KYL74aL9ILIj1A5AGa-vcDrPiBfhKzjBoh_lZ6sMZwKqvH3OzRmtRpwTM-UbzKrT2V6CTeKMhg_lbijAvT8heszkG3fuVdWImqgXziTEXwFinAdn2xHi8dDlx1UOkk23lwB1z69pTAU3STVYKWWwGkWDJLqtEl73ZY-cxG-bGxXNScvbtGkwnmdtjMeGxdAsT20jWfmvRsLySHviNoRt4o4-FQCkO8pEoJb-ZXoP-3GoSvWqFhmOJU9pfkDZnY1fymKqfDX5q5JmPte1_HlE3vnLIkFvp5G5368Ab5usdiG4b9OrmgkMv7ifdNipjX22SGIdlmC8iYWvP9IRUgPqY5g8Q4BrsV5mvV6t7ymuv07yGAlAzJ4eWtRL3ImMLmSaz8euChsIbIfWI8zKPIKhrqNFBQ8-n8UNhAA3tqH7AVg7ztlbbfLSmuErnfAMqdIm9tsFqCUCP_gm8AU1twOPo9LKbPnL-9y1F-8Rl2miocBJ1maxW0VjgKt0nPwXttMg_49HFo2VfknmPQUf-2tWLVzgqAu5dVHJwGVmtPgSUlRG9efkhMAReWEBS-N83-Ktz2m1IifjBNs-K7eE1-XtjCYZYMWYBqsZYoFOa_bwGjzOcirMGjHLaSnjCjxTAmvwl4gOvqqcHJseurHtwKugQobP2pEQifE_jiOfuCsCqrRCVxemV4xDDPZ6mwpndiSlgk3vda1ROsOZTig_yrGKRw2YJKCmGLRzRhtfb3bVTS9iMG-2smifBXC32qDRPyafIULA_72skq4SxMOggzHhqCXUfLtJzYeDVAH-evQb6yGtZWbDMRBFBTj-v-</w:t>
+          <w:t>https://img.plantuml.biz/plantuml/svg/dLPDRnen4BtxLupIGyc1LhdI52K2GbQ2a2vTJboStO5OMkojxGtbttTixnU1j4aZHG7Fl9atRpwK6sEvjkKkPso9-WKrN5_V5aKkKcw5aiCXS0FBISn6kK1fprb7iuWf-upwRPTW9Z-UMgM_Gc9y8lSdE2HNZ7schp3Y1WthBL5cC4TZ-1QX3z73E5f5u-HsTkdvp2FMcwajB4hh7sQBy3sIuMla8d2TFaD9AKm09ITXf_4YUQmYJbalngqmbfWvNluvdj3pIk0UHi_SmZsPbJvuqsfqxn0y2oRA7jB4encLGb-5XBeWbbn1V-Y4Wa-vaFZbIUKP388CGXQbDS0zLSbt26l9YMR1ZTahdJ56k3xz30a-05y2oKbUgTez2UbbPgpoeLO1UJrgbLAPyAD4VQ3Mqck_os2mrOYI7AytYbgMgbpfx_vj22kUYmny1OnAgOHqNCrnHLN00KoaTKOJFEdphYMzJ2hIZNqjVtbMowHXt19-vNF4_D_K1n2ZBRM4G9g5JhWnQPaxPZxaR04DDQSzQAIanb9ogo0dd2ej8o_dVCoIZ6GZnmhYPUgCLY-wR1CsIioZkkVsK22rd10RfVTSjqYgU1vrTAcMKcCgy8KmbLyhJBrQNN6-MVnj6vtkgXHhkGlWaDa9C-QM4_UZmJV7Kdakj0SKAFfvDB6IrYBLcD7E2vuRHawdnEbt8wgCRddeev0RTIBOzF9CMjhAKyMCQ</w:t>
         </w:r>
         <w:r>
           <w:rPr>
             <w:rStyle w:val="Hyperlink"/>
-            <w:noProof/>
           </w:rPr>
           <w:lastRenderedPageBreak/>
-          <w:t>mKAWb7dkbZviTKDpbxBvigeJziWQUY7LR68HSXJcFA48SwplOZvRnG_bqeHRe3E2mUpt0pnVgib0mbJNSUhGdAtxXbvLsypngkLOkvmXK9KNh6_KYigI6XjAPEpeNOt9T_evi48SbtYN7cMYwt8MEVRLc9fwKzfes6_qtQOe-7udwAahkYffTXP7Er32hQq3OJ9cuf6FwVuWy0</w:t>
+          <w:t>zXQGbKCKA-cMfK5SzxzjbS-VksKXK9FLlbaB1oULhjEkoXG6ezWxhNVYHzNqz8DLtNbpAeTjuIcLBj--eB6mXGvFzHQ6D-GxbqvIvBkJASb1dDCBSboqPRee1UmAMNgBuG3TFal2vgfpS5Jg6jnG--bUcSTDVLg3J2Ze-HIKvnGXf_Qfijj7NGvKnIjAPpEUJlMyPp2rpWTdFss-5LbP7xVyDSCQKgSK4IAvzRTMOkmoTNUX64RqZqBCMYWNzqMUXasSIPQAtrMdZU0aNpftDCF0ElYxxZ8IutlWqB0DWlz8N30FgY_JlCRA3-nxgJyHyPwJ6he3Msk-u_a3m00</w:t>
         </w:r>
       </w:hyperlink>
-      <w:commentRangeEnd w:id="25"/>
-      <w:r>
-        <w:rPr>
-          <w:rStyle w:val="CommentReference"/>
-          <w:noProof/>
-          <w:sz w:val="20"/>
-          <w:szCs w:val="20"/>
-        </w:rPr>
-        <w:commentReference w:id="25"/>
-      </w:r>
     </w:p>
     <w:p>
       <w:pPr>
@@ -8782,11 +8820,11 @@
           <w:numId w:val="3"/>
         </w:numPr>
       </w:pPr>
-      <w:bookmarkStart w:id="26" w:name="_Toc224291125"/>
+      <w:bookmarkStart w:id="25" w:name="_Toc224291125"/>
       <w:r>
         <w:t>Send Message (Individual) Use Case Diagram</w:t>
       </w:r>
-      <w:bookmarkEnd w:id="26"/>
+      <w:bookmarkEnd w:id="25"/>
     </w:p>
     <w:p>
       <w:r>
@@ -8825,7 +8863,7 @@
                     <pic:cNvPicPr/>
                   </pic:nvPicPr>
                   <pic:blipFill>
-                    <a:blip r:embed="rId17"/>
+                    <a:blip r:embed="rId13"/>
                     <a:stretch>
                       <a:fillRect/>
                     </a:stretch>
@@ -8856,23 +8894,20 @@
           <w:numId w:val="3"/>
         </w:numPr>
       </w:pPr>
-      <w:bookmarkStart w:id="27" w:name="_Toc224291126"/>
+      <w:bookmarkStart w:id="26" w:name="_Toc224291126"/>
       <w:r>
         <w:t>Create Group Use Case Diagram</w:t>
       </w:r>
-      <w:bookmarkEnd w:id="27"/>
+      <w:bookmarkEnd w:id="26"/>
     </w:p>
     <w:p/>
     <w:p>
       <w:r>
+        <w:lastRenderedPageBreak/>
         <w:t xml:space="preserve">Encoding for the Use Case: </w:t>
       </w:r>
       <w:r>
-        <w:t>RLBTQi8m5Bu_Jt7mIc6owQM8M69N1aAtrZv0rXmqq2KbIIVkwNSQTTfjDmd9ztj2rZv85xgF1g0azqaEbykaRHjTow2jMQrGUYpJ0aIZoOJ_KB5z0La7wnwnyj6WtyvODRj29KbN7uGqIYiPo0zfSm1Z0-6eAbCK2IyB54MQx5BCYhnwnR58dkPJaKr6CP8F5q7oxeFZ359zEWhfoIykQR6FVy2jtQCsKRdBDpd0</w:t>
-      </w:r>
-      <w:r>
-        <w:lastRenderedPageBreak/>
-        <w:t>M3ZY4fWvsxMJw9W1L3ESJbVzF9mUHs6XPoL0VnUnx0hLqS6VBL0SP61MXipXryAV1dS31ujIAOwPHwiphQ3GESFbtpfo9-WlRnqsshUDF5smWVspDhBHNpJ8Z-gRyrxxm4qD7UzPaQJiqVo9-KK4M9DH_TVu1W00</w:t>
+        <w:t>RLBTQi8m5Bu_Jt7mIc6owQM8M69N1aAtrZv0rXmqq2KbIIVkwNSQTTfjDmd9ztj2rZv85xgF1g0azqaEbykaRHjTow2jMQrGUYpJ0aIZoOJ_KB5z0La7wnwnyj6WtyvODRj29KbN7uGqIYiPo0zfSm1Z0-6eAbCK2IyB54MQx5BCYhnwnR58dkPJaKr6CP8F5q7oxeFZ359zEWhfoIykQR6FVy2jtQCsKRdBDpd0M3ZY4fWvsxMJw9W1L3ESJbVzF9mUHs6XPoL0VnUnx0hLqS6VBL0SP61MXipXryAV1dS31ujIAOwPHwiphQ3GESFbtpfo9-WlRnqsshUDF5smWVspDhBHNpJ8Z-gRyrxxm4qD7UzPaQJiqVo9-KK4M9DH_TVu1W00</w:t>
       </w:r>
     </w:p>
     <w:p/>
@@ -8902,7 +8937,7 @@
                     <pic:cNvPicPr/>
                   </pic:nvPicPr>
                   <pic:blipFill>
-                    <a:blip r:embed="rId18"/>
+                    <a:blip r:embed="rId14"/>
                     <a:stretch>
                       <a:fillRect/>
                     </a:stretch>
@@ -8931,11 +8966,11 @@
           <w:numId w:val="3"/>
         </w:numPr>
       </w:pPr>
-      <w:bookmarkStart w:id="28" w:name="_Toc224291127"/>
+      <w:bookmarkStart w:id="27" w:name="_Toc224291127"/>
       <w:r>
         <w:t>Log In Use Case Diagram</w:t>
       </w:r>
-      <w:bookmarkEnd w:id="28"/>
+      <w:bookmarkEnd w:id="27"/>
     </w:p>
     <w:p/>
     <w:p>
@@ -8977,7 +9012,7 @@
                     <pic:cNvPicPr/>
                   </pic:nvPicPr>
                   <pic:blipFill>
-                    <a:blip r:embed="rId19"/>
+                    <a:blip r:embed="rId15"/>
                     <a:stretch>
                       <a:fillRect/>
                     </a:stretch>
@@ -9007,11 +9042,11 @@
           <w:numId w:val="3"/>
         </w:numPr>
       </w:pPr>
-      <w:bookmarkStart w:id="29" w:name="_Toc224291128"/>
+      <w:bookmarkStart w:id="28" w:name="_Toc224291128"/>
       <w:r>
         <w:t>Log out Use Case Diagram</w:t>
       </w:r>
-      <w:bookmarkEnd w:id="29"/>
+      <w:bookmarkEnd w:id="28"/>
     </w:p>
     <w:p/>
     <w:p>
@@ -9053,7 +9088,7 @@
                     <pic:cNvPicPr/>
                   </pic:nvPicPr>
                   <pic:blipFill>
-                    <a:blip r:embed="rId20">
+                    <a:blip r:embed="rId16">
                       <a:extLst>
                         <a:ext uri="{28A0092B-C50C-407E-A947-70E740481C1C}">
                           <a14:useLocalDpi xmlns:a14="http://schemas.microsoft.com/office/drawing/2010/main"/>
@@ -9089,11 +9124,11 @@
           <w:numId w:val="3"/>
         </w:numPr>
       </w:pPr>
-      <w:bookmarkStart w:id="30" w:name="_Toc224291129"/>
+      <w:bookmarkStart w:id="29" w:name="_Toc224291129"/>
       <w:r>
         <w:t>Search Users Use Case Diagram</w:t>
       </w:r>
-      <w:bookmarkEnd w:id="30"/>
+      <w:bookmarkEnd w:id="29"/>
     </w:p>
     <w:p/>
     <w:p>
@@ -9134,7 +9169,7 @@
                     <pic:cNvPicPr/>
                   </pic:nvPicPr>
                   <pic:blipFill>
-                    <a:blip r:embed="rId21">
+                    <a:blip r:embed="rId17">
                       <a:extLst>
                         <a:ext uri="{28A0092B-C50C-407E-A947-70E740481C1C}">
                           <a14:useLocalDpi xmlns:a14="http://schemas.microsoft.com/office/drawing/2010/main"/>
@@ -9171,10 +9206,7 @@
       </w:pPr>
       <w:r>
         <w:lastRenderedPageBreak/>
-        <w:t>Register</w:t>
-      </w:r>
-      <w:r>
-        <w:t xml:space="preserve"> Users Use Case Diagram</w:t>
+        <w:t>Register Users Use Case Diagram</w:t>
       </w:r>
     </w:p>
     <w:p/>
@@ -9215,7 +9247,7 @@
                     <pic:cNvPicPr preferRelativeResize="0"/>
                   </pic:nvPicPr>
                   <pic:blipFill>
-                    <a:blip r:embed="rId22"/>
+                    <a:blip r:embed="rId18"/>
                     <a:srcRect/>
                     <a:stretch>
                       <a:fillRect/>
@@ -9253,14 +9285,7 @@
           <w:bCs/>
         </w:rPr>
         <w:lastRenderedPageBreak/>
-        <w:t>CA06-RU</w:t>
-      </w:r>
-      <w:r>
-        <w:rPr>
-          <w:b/>
-          <w:bCs/>
-        </w:rPr>
-        <w:t xml:space="preserve"> Code:</w:t>
+        <w:t>CA06-RU Code:</w:t>
       </w:r>
     </w:p>
     <w:p>
@@ -9326,7 +9351,23 @@
     </w:p>
     <w:p>
       <w:r>
-        <w:t>CLI --&gt; REG : User selects\n"Register User"\nand inputs credentials</w:t>
+        <w:t>CLI --&gt; REG : User selects\</w:t>
+      </w:r>
+      <w:proofErr w:type="spellStart"/>
+      <w:r>
+        <w:t>n"Register</w:t>
+      </w:r>
+      <w:proofErr w:type="spellEnd"/>
+      <w:r>
+        <w:t xml:space="preserve"> User"\</w:t>
+      </w:r>
+      <w:proofErr w:type="spellStart"/>
+      <w:r>
+        <w:t>nand</w:t>
+      </w:r>
+      <w:proofErr w:type="spellEnd"/>
+      <w:r>
+        <w:t xml:space="preserve"> inputs credentials</w:t>
       </w:r>
     </w:p>
     <w:p>
@@ -9393,10 +9434,7 @@
         </w:numPr>
       </w:pPr>
       <w:r>
-        <w:t xml:space="preserve">Send Message (Group) </w:t>
-      </w:r>
-      <w:r>
-        <w:t>Use Case Diagram</w:t>
+        <w:t>Send Message (Group) Use Case Diagram</w:t>
       </w:r>
     </w:p>
     <w:p/>
@@ -9469,7 +9507,7 @@
                     <pic:cNvPicPr preferRelativeResize="0"/>
                   </pic:nvPicPr>
                   <pic:blipFill>
-                    <a:blip r:embed="rId23"/>
+                    <a:blip r:embed="rId19"/>
                     <a:srcRect/>
                     <a:stretch>
                       <a:fillRect/>
@@ -9640,7 +9678,15 @@
     </w:p>
     <w:p>
       <w:r>
-        <w:t>CLI --&gt; SM : User selects group chat\nand types message</w:t>
+        <w:t>CLI --&gt; SM : User selects group chat\</w:t>
+      </w:r>
+      <w:proofErr w:type="spellStart"/>
+      <w:r>
+        <w:t>nand</w:t>
+      </w:r>
+      <w:proofErr w:type="spellEnd"/>
+      <w:r>
+        <w:t xml:space="preserve"> types message</w:t>
       </w:r>
     </w:p>
     <w:p>
@@ -9675,7 +9721,15 @@
     </w:p>
     <w:p>
       <w:r>
-        <w:t>LOG .&gt; CLI : Update chatbox / console</w:t>
+        <w:t xml:space="preserve">LOG .&gt; CLI : Update </w:t>
+      </w:r>
+      <w:proofErr w:type="spellStart"/>
+      <w:r>
+        <w:t>chatbox</w:t>
+      </w:r>
+      <w:proofErr w:type="spellEnd"/>
+      <w:r>
+        <w:t xml:space="preserve"> / console</w:t>
       </w:r>
     </w:p>
     <w:p/>
@@ -9735,7 +9789,10 @@
         </w:numPr>
       </w:pPr>
       <w:r>
-        <w:t>Send Message (Group) Use Case Diagram</w:t>
+        <w:t>View Chat History</w:t>
+      </w:r>
+      <w:r>
+        <w:t xml:space="preserve"> Use Case Diagram</w:t>
       </w:r>
     </w:p>
     <w:p>
@@ -9823,7 +9880,7 @@
                     <pic:cNvPicPr preferRelativeResize="0"/>
                   </pic:nvPicPr>
                   <pic:blipFill>
-                    <a:blip r:embed="rId24"/>
+                    <a:blip r:embed="rId20"/>
                     <a:srcRect/>
                     <a:stretch>
                       <a:fillRect/>
@@ -9859,14 +9916,7 @@
           <w:b/>
           <w:bCs/>
         </w:rPr>
-        <w:t>CA08-VCH</w:t>
-      </w:r>
-      <w:r>
-        <w:rPr>
-          <w:b/>
-          <w:bCs/>
-        </w:rPr>
-        <w:t xml:space="preserve"> Code:</w:t>
+        <w:t>CA08-VCH Code:</w:t>
       </w:r>
     </w:p>
     <w:p>
@@ -9910,7 +9960,15 @@
     </w:p>
     <w:p>
       <w:r>
-        <w:t>(Retrieve Stored Messages) as RET</w:t>
+        <w:t>(</w:t>
+      </w:r>
+      <w:proofErr w:type="gramStart"/>
+      <w:r>
+        <w:t>Retrieve</w:t>
+      </w:r>
+      <w:proofErr w:type="gramEnd"/>
+      <w:r>
+        <w:t xml:space="preserve"> Stored Messages) as RET</w:t>
       </w:r>
     </w:p>
     <w:p>
@@ -9952,7 +10010,15 @@
     </w:p>
     <w:p>
       <w:r>
-        <w:t>DM --&gt; CLI : Display scrollable\nchat history</w:t>
+        <w:t>DM --&gt; CLI : Display scrollable\</w:t>
+      </w:r>
+      <w:proofErr w:type="spellStart"/>
+      <w:r>
+        <w:t>nchat</w:t>
+      </w:r>
+      <w:proofErr w:type="spellEnd"/>
+      <w:r>
+        <w:t xml:space="preserve"> history</w:t>
       </w:r>
     </w:p>
     <w:p/>
@@ -9994,7 +10060,10 @@
         </w:numPr>
       </w:pPr>
       <w:r>
-        <w:t>Send Message (Group) Use Case Diagram</w:t>
+        <w:t>Read Chat Logs</w:t>
+      </w:r>
+      <w:r>
+        <w:t xml:space="preserve"> Use Case Diagram</w:t>
       </w:r>
     </w:p>
     <w:p/>
@@ -10068,7 +10137,7 @@
                     <pic:cNvPicPr preferRelativeResize="0"/>
                   </pic:nvPicPr>
                   <pic:blipFill>
-                    <a:blip r:embed="rId25"/>
+                    <a:blip r:embed="rId21"/>
                     <a:srcRect/>
                     <a:stretch>
                       <a:fillRect/>
@@ -10111,14 +10180,7 @@
           <w:b/>
           <w:bCs/>
         </w:rPr>
-        <w:t>CA09-RCL</w:t>
-      </w:r>
-      <w:r>
-        <w:rPr>
-          <w:b/>
-          <w:bCs/>
-        </w:rPr>
-        <w:t xml:space="preserve"> Code:</w:t>
+        <w:t>CA09-RCL Code:</w:t>
       </w:r>
     </w:p>
     <w:p>
@@ -10168,7 +10230,15 @@
     </w:p>
     <w:p>
       <w:r>
-        <w:t>(Retrieve Log Files) as RET</w:t>
+        <w:t>(</w:t>
+      </w:r>
+      <w:proofErr w:type="gramStart"/>
+      <w:r>
+        <w:t>Retrieve</w:t>
+      </w:r>
+      <w:proofErr w:type="gramEnd"/>
+      <w:r>
+        <w:t xml:space="preserve"> Log Files) as RET</w:t>
       </w:r>
     </w:p>
     <w:p>
@@ -10195,7 +10265,15 @@
     </w:p>
     <w:p>
       <w:r>
-        <w:t>CLI --&gt; RCL : User selects\n"View Chat Logs" function</w:t>
+        <w:t>CLI --&gt; RCL : User selects\</w:t>
+      </w:r>
+      <w:proofErr w:type="spellStart"/>
+      <w:r>
+        <w:t>n"View</w:t>
+      </w:r>
+      <w:proofErr w:type="spellEnd"/>
+      <w:r>
+        <w:t xml:space="preserve"> Chat Logs" function</w:t>
       </w:r>
     </w:p>
     <w:p>
@@ -10220,7 +10298,15 @@
     </w:p>
     <w:p>
       <w:r>
-        <w:t>DISP --&gt; CLI : Display requested\nchat logs</w:t>
+        <w:t>DISP --&gt; CLI : Display requested\</w:t>
+      </w:r>
+      <w:proofErr w:type="spellStart"/>
+      <w:r>
+        <w:t>nchat</w:t>
+      </w:r>
+      <w:proofErr w:type="spellEnd"/>
+      <w:r>
+        <w:t xml:space="preserve"> logs</w:t>
       </w:r>
     </w:p>
     <w:p>
@@ -10267,7 +10353,10 @@
         </w:numPr>
       </w:pPr>
       <w:r>
-        <w:t>Send Message (Group) Use Case Diagram</w:t>
+        <w:t>Receive Message</w:t>
+      </w:r>
+      <w:r>
+        <w:t xml:space="preserve"> Use Case Diagram</w:t>
       </w:r>
     </w:p>
     <w:p/>
@@ -10335,7 +10424,7 @@
                     <pic:cNvPicPr preferRelativeResize="0"/>
                   </pic:nvPicPr>
                   <pic:blipFill>
-                    <a:blip r:embed="rId26"/>
+                    <a:blip r:embed="rId22"/>
                     <a:srcRect/>
                     <a:stretch>
                       <a:fillRect/>
@@ -10371,14 +10460,7 @@
           <w:b/>
           <w:bCs/>
         </w:rPr>
-        <w:t>CA10-RM</w:t>
-      </w:r>
-      <w:r>
-        <w:rPr>
-          <w:b/>
-          <w:bCs/>
-        </w:rPr>
-        <w:t xml:space="preserve"> Code:</w:t>
+        <w:t>CA10-RM Code:</w:t>
       </w:r>
     </w:p>
     <w:p>
@@ -10588,18 +10670,18 @@
           <w:numId w:val="3"/>
         </w:numPr>
       </w:pPr>
-      <w:bookmarkStart w:id="31" w:name="_Object_Candidates_and"/>
-      <w:bookmarkStart w:id="32" w:name="_Toc222478440"/>
-      <w:bookmarkStart w:id="33" w:name="_Toc223255453"/>
-      <w:bookmarkStart w:id="34" w:name="_Toc224291130"/>
-      <w:bookmarkEnd w:id="31"/>
+      <w:bookmarkStart w:id="30" w:name="_Object_Candidates_and"/>
+      <w:bookmarkStart w:id="31" w:name="_Toc222478440"/>
+      <w:bookmarkStart w:id="32" w:name="_Toc223255453"/>
+      <w:bookmarkStart w:id="33" w:name="_Toc224291130"/>
+      <w:bookmarkEnd w:id="30"/>
       <w:r>
         <w:lastRenderedPageBreak/>
         <w:t>Object Candidates and Class Diagrams</w:t>
       </w:r>
+      <w:bookmarkEnd w:id="31"/>
       <w:bookmarkEnd w:id="32"/>
       <w:bookmarkEnd w:id="33"/>
-      <w:bookmarkEnd w:id="34"/>
     </w:p>
     <w:p>
       <w:pPr>
@@ -10609,15 +10691,15 @@
           <w:numId w:val="3"/>
         </w:numPr>
       </w:pPr>
-      <w:bookmarkStart w:id="35" w:name="_Toc222478441"/>
-      <w:bookmarkStart w:id="36" w:name="_Toc223255454"/>
-      <w:bookmarkStart w:id="37" w:name="_Toc224291131"/>
+      <w:bookmarkStart w:id="34" w:name="_Toc222478441"/>
+      <w:bookmarkStart w:id="35" w:name="_Toc223255454"/>
+      <w:bookmarkStart w:id="36" w:name="_Toc224291131"/>
       <w:r>
         <w:t>Object Candidates</w:t>
       </w:r>
+      <w:bookmarkEnd w:id="34"/>
       <w:bookmarkEnd w:id="35"/>
       <w:bookmarkEnd w:id="36"/>
-      <w:bookmarkEnd w:id="37"/>
     </w:p>
     <w:p>
       <w:pPr>
@@ -10644,9 +10726,11 @@
       <w:pPr>
         <w:ind w:left="1440"/>
       </w:pPr>
+      <w:proofErr w:type="spellStart"/>
       <w:r>
         <w:t>AdminPanel</w:t>
       </w:r>
+      <w:proofErr w:type="spellEnd"/>
     </w:p>
     <w:p>
       <w:pPr>
@@ -10732,15 +10816,15 @@
           <w:numId w:val="3"/>
         </w:numPr>
       </w:pPr>
-      <w:bookmarkStart w:id="38" w:name="_Toc222478442"/>
-      <w:bookmarkStart w:id="39" w:name="_Toc223255455"/>
-      <w:bookmarkStart w:id="40" w:name="_Toc224291132"/>
+      <w:bookmarkStart w:id="37" w:name="_Toc222478442"/>
+      <w:bookmarkStart w:id="38" w:name="_Toc223255455"/>
+      <w:bookmarkStart w:id="39" w:name="_Toc224291132"/>
       <w:r>
         <w:t>Class Diagrams</w:t>
       </w:r>
+      <w:bookmarkEnd w:id="37"/>
       <w:bookmarkEnd w:id="38"/>
       <w:bookmarkEnd w:id="39"/>
-      <w:bookmarkEnd w:id="40"/>
     </w:p>
     <w:p>
       <w:pPr>
@@ -10750,18 +10834,18 @@
           <w:numId w:val="3"/>
         </w:numPr>
       </w:pPr>
-      <w:bookmarkStart w:id="41" w:name="_UML_Sequence_Diagrams"/>
-      <w:bookmarkStart w:id="42" w:name="_Toc222478443"/>
-      <w:bookmarkStart w:id="43" w:name="_Toc223255456"/>
-      <w:bookmarkStart w:id="44" w:name="_Toc224291133"/>
-      <w:bookmarkEnd w:id="41"/>
+      <w:bookmarkStart w:id="40" w:name="_UML_Sequence_Diagrams"/>
+      <w:bookmarkStart w:id="41" w:name="_Toc222478443"/>
+      <w:bookmarkStart w:id="42" w:name="_Toc223255456"/>
+      <w:bookmarkStart w:id="43" w:name="_Toc224291133"/>
+      <w:bookmarkEnd w:id="40"/>
       <w:r>
         <w:lastRenderedPageBreak/>
         <w:t>UML Sequence Diagrams</w:t>
       </w:r>
+      <w:bookmarkEnd w:id="41"/>
       <w:bookmarkEnd w:id="42"/>
       <w:bookmarkEnd w:id="43"/>
-      <w:bookmarkEnd w:id="44"/>
     </w:p>
     <w:p>
       <w:pPr>
@@ -10771,18 +10855,18 @@
           <w:numId w:val="3"/>
         </w:numPr>
       </w:pPr>
-      <w:bookmarkStart w:id="45" w:name="_Toc222478444"/>
-      <w:bookmarkStart w:id="46" w:name="_Toc223255457"/>
-      <w:bookmarkStart w:id="47" w:name="_Toc224291134"/>
+      <w:bookmarkStart w:id="44" w:name="_Toc222478444"/>
+      <w:bookmarkStart w:id="45" w:name="_Toc223255457"/>
+      <w:bookmarkStart w:id="46" w:name="_Toc224291134"/>
       <w:r>
         <w:t xml:space="preserve">User Actor and the Communication </w:t>
       </w:r>
+      <w:bookmarkEnd w:id="44"/>
+      <w:r>
+        <w:t>Application</w:t>
+      </w:r>
       <w:bookmarkEnd w:id="45"/>
-      <w:r>
-        <w:t>Application</w:t>
-      </w:r>
       <w:bookmarkEnd w:id="46"/>
-      <w:bookmarkEnd w:id="47"/>
     </w:p>
     <w:p/>
     <w:p>
@@ -10806,7 +10890,7 @@
                     <pic:cNvPicPr/>
                   </pic:nvPicPr>
                   <pic:blipFill>
-                    <a:blip r:embed="rId27">
+                    <a:blip r:embed="rId23">
                       <a:extLst>
                         <a:ext uri="{28A0092B-C50C-407E-A947-70E740481C1C}">
                           <a14:useLocalDpi xmlns:a14="http://schemas.microsoft.com/office/drawing/2010/main"/>
@@ -10841,18 +10925,18 @@
           <w:numId w:val="3"/>
         </w:numPr>
       </w:pPr>
-      <w:bookmarkStart w:id="48" w:name="_Toc222478445"/>
-      <w:bookmarkStart w:id="49" w:name="_Toc223255458"/>
-      <w:bookmarkStart w:id="50" w:name="_Toc224291135"/>
+      <w:bookmarkStart w:id="47" w:name="_Toc222478445"/>
+      <w:bookmarkStart w:id="48" w:name="_Toc223255458"/>
+      <w:bookmarkStart w:id="49" w:name="_Toc224291135"/>
       <w:r>
         <w:t xml:space="preserve">IT User Actor and the Communication </w:t>
       </w:r>
+      <w:bookmarkEnd w:id="47"/>
+      <w:r>
+        <w:t>Application</w:t>
+      </w:r>
       <w:bookmarkEnd w:id="48"/>
-      <w:r>
-        <w:t>Application</w:t>
-      </w:r>
       <w:bookmarkEnd w:id="49"/>
-      <w:bookmarkEnd w:id="50"/>
     </w:p>
     <w:p/>
     <w:p>
@@ -10877,7 +10961,7 @@
                     <pic:cNvPicPr/>
                   </pic:nvPicPr>
                   <pic:blipFill>
-                    <a:blip r:embed="rId28">
+                    <a:blip r:embed="rId24">
                       <a:extLst>
                         <a:ext uri="{28A0092B-C50C-407E-A947-70E740481C1C}">
                           <a14:useLocalDpi xmlns:a14="http://schemas.microsoft.com/office/drawing/2010/main"/>
@@ -10912,14 +10996,14 @@
           <w:numId w:val="3"/>
         </w:numPr>
       </w:pPr>
-      <w:bookmarkStart w:id="51" w:name="_Toc223255459"/>
-      <w:bookmarkStart w:id="52" w:name="_Toc224291136"/>
+      <w:bookmarkStart w:id="50" w:name="_Toc223255459"/>
+      <w:bookmarkStart w:id="51" w:name="_Toc224291136"/>
       <w:r>
         <w:lastRenderedPageBreak/>
         <w:t>Application</w:t>
       </w:r>
+      <w:bookmarkEnd w:id="50"/>
       <w:bookmarkEnd w:id="51"/>
-      <w:bookmarkEnd w:id="52"/>
     </w:p>
     <w:p>
       <w:r>
@@ -10942,7 +11026,7 @@
                     <pic:cNvPicPr/>
                   </pic:nvPicPr>
                   <pic:blipFill>
-                    <a:blip r:embed="rId29">
+                    <a:blip r:embed="rId25">
                       <a:extLst>
                         <a:ext uri="{28A0092B-C50C-407E-A947-70E740481C1C}">
                           <a14:useLocalDpi xmlns:a14="http://schemas.microsoft.com/office/drawing/2010/main"/>
@@ -10971,10 +11055,10 @@
     </w:p>
     <w:p/>
     <w:sectPr>
-      <w:headerReference w:type="default" r:id="rId30"/>
-      <w:footerReference w:type="default" r:id="rId31"/>
-      <w:headerReference w:type="first" r:id="rId32"/>
-      <w:footerReference w:type="first" r:id="rId33"/>
+      <w:headerReference w:type="default" r:id="rId26"/>
+      <w:footerReference w:type="default" r:id="rId27"/>
+      <w:headerReference w:type="first" r:id="rId28"/>
+      <w:footerReference w:type="first" r:id="rId29"/>
       <w:type w:val="continuous"/>
       <w:pgSz w:w="12240" w:h="15840"/>
       <w:pgMar w:top="1440" w:right="1800" w:bottom="1800" w:left="1800" w:header="720" w:footer="1080" w:gutter="0"/>
@@ -10984,45 +11068,6 @@
     </w:sectPr>
   </w:body>
 </w:document>
-</file>
-
-<file path=word/comments.xml><?xml version="1.0" encoding="utf-8"?>
-<w:comments xmlns:wpc="http://schemas.microsoft.com/office/word/2010/wordprocessingCanvas" xmlns:cx="http://schemas.microsoft.com/office/drawing/2014/chartex" xmlns:cx1="http://schemas.microsoft.com/office/drawing/2015/9/8/chartex" xmlns:cx2="http://schemas.microsoft.com/office/drawing/2015/10/21/chartex" xmlns:cx3="http://schemas.microsoft.com/office/drawing/2016/5/9/chartex" xmlns:cx4="http://schemas.microsoft.com/office/drawing/2016/5/10/chartex" xmlns:cx5="http://schemas.microsoft.com/office/drawing/2016/5/11/chartex" xmlns:cx6="http://schemas.microsoft.com/office/drawing/2016/5/12/chartex" xmlns:cx7="http://schemas.microsoft.com/office/drawing/2016/5/13/chartex" xmlns:cx8="http://schemas.microsoft.com/office/drawing/2016/5/14/chartex" xmlns:mc="http://schemas.openxmlformats.org/markup-compatibility/2006" xmlns:aink="http://schemas.microsoft.com/office/drawing/2016/ink" xmlns:am3d="http://schemas.microsoft.com/office/drawing/2017/model3d" xmlns:o="urn:schemas-microsoft-com:office:office" xmlns:oel="http://schemas.microsoft.com/office/2019/extlst" xmlns:r="http://schemas.openxmlformats.org/officeDocument/2006/relationships" xmlns:m="http://schemas.openxmlformats.org/officeDocument/2006/math" xmlns:v="urn:schemas-microsoft-com:vml" xmlns:wp14="http://schemas.microsoft.com/office/word/2010/wordprocessingDrawing" xmlns:wp="http://schemas.openxmlformats.org/drawingml/2006/wordprocessingDrawing" xmlns:w10="urn:schemas-microsoft-com:office:word" xmlns:w="http://schemas.openxmlformats.org/wordprocessingml/2006/main" xmlns:w14="http://schemas.microsoft.com/office/word/2010/wordml" xmlns:w15="http://schemas.microsoft.com/office/word/2012/wordml" xmlns:w16cex="http://schemas.microsoft.com/office/word/2018/wordml/cex" xmlns:w16cid="http://schemas.microsoft.com/office/word/2016/wordml/cid" xmlns:w16="http://schemas.microsoft.com/office/word/2018/wordml" xmlns:w16du="http://schemas.microsoft.com/office/word/2023/wordml/word16du" xmlns:w16sdtdh="http://schemas.microsoft.com/office/word/2020/wordml/sdtdatahash" xmlns:w16sdtfl="http://schemas.microsoft.com/office/word/2024/wordml/sdtformatlock" xmlns:w16se="http://schemas.microsoft.com/office/word/2015/wordml/symex" xmlns:wpg="http://schemas.microsoft.com/office/word/2010/wordprocessingGroup" xmlns:wpi="http://schemas.microsoft.com/office/word/2010/wordprocessingInk" xmlns:wne="http://schemas.microsoft.com/office/word/2006/wordml" xmlns:wps="http://schemas.microsoft.com/office/word/2010/wordprocessingShape" mc:Ignorable="w14 w15 w16se w16cid w16 w16cex w16sdtdh w16sdtfl w16du wp14">
-  <w:comment w:id="25" w:author="Darien Chau" w:date="2026-03-20T10:14:00Z" w:initials="DC">
-    <w:p>
-      <w:pPr>
-        <w:pStyle w:val="CommentText"/>
-      </w:pPr>
-      <w:r>
-        <w:rPr>
-          <w:rStyle w:val="CommentReference"/>
-        </w:rPr>
-        <w:annotationRef/>
-      </w:r>
-      <w:r>
-        <w:t>In Question…. Very lengthy and illegible.</w:t>
-      </w:r>
-    </w:p>
-  </w:comment>
-</w:comments>
-</file>
-
-<file path=word/commentsExtended.xml><?xml version="1.0" encoding="utf-8"?>
-<w15:commentsEx xmlns:wpc="http://schemas.microsoft.com/office/word/2010/wordprocessingCanvas" xmlns:cx="http://schemas.microsoft.com/office/drawing/2014/chartex" xmlns:cx1="http://schemas.microsoft.com/office/drawing/2015/9/8/chartex" xmlns:cx2="http://schemas.microsoft.com/office/drawing/2015/10/21/chartex" xmlns:cx3="http://schemas.microsoft.com/office/drawing/2016/5/9/chartex" xmlns:cx4="http://schemas.microsoft.com/office/drawing/2016/5/10/chartex" xmlns:cx5="http://schemas.microsoft.com/office/drawing/2016/5/11/chartex" xmlns:cx6="http://schemas.microsoft.com/office/drawing/2016/5/12/chartex" xmlns:cx7="http://schemas.microsoft.com/office/drawing/2016/5/13/chartex" xmlns:cx8="http://schemas.microsoft.com/office/drawing/2016/5/14/chartex" xmlns:mc="http://schemas.openxmlformats.org/markup-compatibility/2006" xmlns:aink="http://schemas.microsoft.com/office/drawing/2016/ink" xmlns:am3d="http://schemas.microsoft.com/office/drawing/2017/model3d" xmlns:o="urn:schemas-microsoft-com:office:office" xmlns:oel="http://schemas.microsoft.com/office/2019/extlst" xmlns:r="http://schemas.openxmlformats.org/officeDocument/2006/relationships" xmlns:m="http://schemas.openxmlformats.org/officeDocument/2006/math" xmlns:v="urn:schemas-microsoft-com:vml" xmlns:wp14="http://schemas.microsoft.com/office/word/2010/wordprocessingDrawing" xmlns:wp="http://schemas.openxmlformats.org/drawingml/2006/wordprocessingDrawing" xmlns:w10="urn:schemas-microsoft-com:office:word" xmlns:w="http://schemas.openxmlformats.org/wordprocessingml/2006/main" xmlns:w14="http://schemas.microsoft.com/office/word/2010/wordml" xmlns:w15="http://schemas.microsoft.com/office/word/2012/wordml" xmlns:w16cex="http://schemas.microsoft.com/office/word/2018/wordml/cex" xmlns:w16cid="http://schemas.microsoft.com/office/word/2016/wordml/cid" xmlns:w16="http://schemas.microsoft.com/office/word/2018/wordml" xmlns:w16du="http://schemas.microsoft.com/office/word/2023/wordml/word16du" xmlns:w16sdtdh="http://schemas.microsoft.com/office/word/2020/wordml/sdtdatahash" xmlns:w16sdtfl="http://schemas.microsoft.com/office/word/2024/wordml/sdtformatlock" xmlns:w16se="http://schemas.microsoft.com/office/word/2015/wordml/symex" xmlns:wpg="http://schemas.microsoft.com/office/word/2010/wordprocessingGroup" xmlns:wpi="http://schemas.microsoft.com/office/word/2010/wordprocessingInk" xmlns:wne="http://schemas.microsoft.com/office/word/2006/wordml" xmlns:wps="http://schemas.microsoft.com/office/word/2010/wordprocessingShape" mc:Ignorable="w14 w15 w16se w16cid w16 w16cex w16sdtdh w16sdtfl w16du wp14">
-  <w15:commentEx w15:paraId="1467BDCA" w15:done="0"/>
-</w15:commentsEx>
-</file>
-
-<file path=word/commentsExtensible.xml><?xml version="1.0" encoding="utf-8"?>
-<w16cex:commentsExtensible xmlns:wpc="http://schemas.microsoft.com/office/word/2010/wordprocessingCanvas" xmlns:cx="http://schemas.microsoft.com/office/drawing/2014/chartex" xmlns:cx1="http://schemas.microsoft.com/office/drawing/2015/9/8/chartex" xmlns:cx2="http://schemas.microsoft.com/office/drawing/2015/10/21/chartex" xmlns:cx3="http://schemas.microsoft.com/office/drawing/2016/5/9/chartex" xmlns:cx4="http://schemas.microsoft.com/office/drawing/2016/5/10/chartex" xmlns:cx5="http://schemas.microsoft.com/office/drawing/2016/5/11/chartex" xmlns:cx6="http://schemas.microsoft.com/office/drawing/2016/5/12/chartex" xmlns:cx7="http://schemas.microsoft.com/office/drawing/2016/5/13/chartex" xmlns:cx8="http://schemas.microsoft.com/office/drawing/2016/5/14/chartex" xmlns:cr="http://schemas.microsoft.com/office/comments/2020/reactions" xmlns:mc="http://schemas.openxmlformats.org/markup-compatibility/2006" xmlns:aink="http://schemas.microsoft.com/office/drawing/2016/ink" xmlns:am3d="http://schemas.microsoft.com/office/drawing/2017/model3d" xmlns:o="urn:schemas-microsoft-com:office:office" xmlns:oel="http://schemas.microsoft.com/office/2019/extlst" xmlns:r="http://schemas.openxmlformats.org/officeDocument/2006/relationships" xmlns:m="http://schemas.openxmlformats.org/officeDocument/2006/math" xmlns:v="urn:schemas-microsoft-com:vml" xmlns:wp14="http://schemas.microsoft.com/office/word/2010/wordprocessingDrawing" xmlns:wp="http://schemas.openxmlformats.org/drawingml/2006/wordprocessingDrawing" xmlns:w10="urn:schemas-microsoft-com:office:word" xmlns:w="http://schemas.openxmlformats.org/wordprocessingml/2006/main" xmlns:w14="http://schemas.microsoft.com/office/word/2010/wordml" xmlns:w15="http://schemas.microsoft.com/office/word/2012/wordml" xmlns:w16cex="http://schemas.microsoft.com/office/word/2018/wordml/cex" xmlns:w16cid="http://schemas.microsoft.com/office/word/2016/wordml/cid" xmlns:w16="http://schemas.microsoft.com/office/word/2018/wordml" xmlns:w16du="http://schemas.microsoft.com/office/word/2023/wordml/word16du" xmlns:w16sdtdh="http://schemas.microsoft.com/office/word/2020/wordml/sdtdatahash" xmlns:w16sdtfl="http://schemas.microsoft.com/office/word/2024/wordml/sdtformatlock" xmlns:w16se="http://schemas.microsoft.com/office/word/2015/wordml/symex" xmlns:wpg="http://schemas.microsoft.com/office/word/2010/wordprocessingGroup" xmlns:wpi="http://schemas.microsoft.com/office/word/2010/wordprocessingInk" xmlns:wne="http://schemas.microsoft.com/office/word/2006/wordml" xmlns:wps="http://schemas.microsoft.com/office/word/2010/wordprocessingShape" mc:Ignorable="w14 w15 w16se w16cid w16 w16cex w16sdtdh w16sdtfl cr w16du wp14">
-  <w16cex:commentExtensible w16cex:durableId="63E82EF3" w16cex:dateUtc="2026-03-20T17:14:00Z"/>
-</w16cex:commentsExtensible>
-</file>
-
-<file path=word/commentsIds.xml><?xml version="1.0" encoding="utf-8"?>
-<w16cid:commentsIds xmlns:wpc="http://schemas.microsoft.com/office/word/2010/wordprocessingCanvas" xmlns:cx="http://schemas.microsoft.com/office/drawing/2014/chartex" xmlns:cx1="http://schemas.microsoft.com/office/drawing/2015/9/8/chartex" xmlns:cx2="http://schemas.microsoft.com/office/drawing/2015/10/21/chartex" xmlns:cx3="http://schemas.microsoft.com/office/drawing/2016/5/9/chartex" xmlns:cx4="http://schemas.microsoft.com/office/drawing/2016/5/10/chartex" xmlns:cx5="http://schemas.microsoft.com/office/drawing/2016/5/11/chartex" xmlns:cx6="http://schemas.microsoft.com/office/drawing/2016/5/12/chartex" xmlns:cx7="http://schemas.microsoft.com/office/drawing/2016/5/13/chartex" xmlns:cx8="http://schemas.microsoft.com/office/drawing/2016/5/14/chartex" xmlns:mc="http://schemas.openxmlformats.org/markup-compatibility/2006" xmlns:aink="http://schemas.microsoft.com/office/drawing/2016/ink" xmlns:am3d="http://schemas.microsoft.com/office/drawing/2017/model3d" xmlns:o="urn:schemas-microsoft-com:office:office" xmlns:oel="http://schemas.microsoft.com/office/2019/extlst" xmlns:r="http://schemas.openxmlformats.org/officeDocument/2006/relationships" xmlns:m="http://schemas.openxmlformats.org/officeDocument/2006/math" xmlns:v="urn:schemas-microsoft-com:vml" xmlns:wp14="http://schemas.microsoft.com/office/word/2010/wordprocessingDrawing" xmlns:wp="http://schemas.openxmlformats.org/drawingml/2006/wordprocessingDrawing" xmlns:w10="urn:schemas-microsoft-com:office:word" xmlns:w="http://schemas.openxmlformats.org/wordprocessingml/2006/main" xmlns:w14="http://schemas.microsoft.com/office/word/2010/wordml" xmlns:w15="http://schemas.microsoft.com/office/word/2012/wordml" xmlns:w16cex="http://schemas.microsoft.com/office/word/2018/wordml/cex" xmlns:w16cid="http://schemas.microsoft.com/office/word/2016/wordml/cid" xmlns:w16="http://schemas.microsoft.com/office/word/2018/wordml" xmlns:w16du="http://schemas.microsoft.com/office/word/2023/wordml/word16du" xmlns:w16sdtdh="http://schemas.microsoft.com/office/word/2020/wordml/sdtdatahash" xmlns:w16sdtfl="http://schemas.microsoft.com/office/word/2024/wordml/sdtformatlock" xmlns:w16se="http://schemas.microsoft.com/office/word/2015/wordml/symex" xmlns:wpg="http://schemas.microsoft.com/office/word/2010/wordprocessingGroup" xmlns:wpi="http://schemas.microsoft.com/office/word/2010/wordprocessingInk" xmlns:wne="http://schemas.microsoft.com/office/word/2006/wordml" xmlns:wps="http://schemas.microsoft.com/office/word/2010/wordprocessingShape" mc:Ignorable="w14 w15 w16se w16cid w16 w16cex w16sdtdh w16sdtfl w16du wp14">
-  <w16cid:commentId w16cid:paraId="1467BDCA" w16cid:durableId="63E82EF3"/>
-</w16cid:commentsIds>
 </file>
 
 <file path=word/endnotes.xml><?xml version="1.0" encoding="utf-8"?>
@@ -11098,8 +11143,17 @@
                     <w:rStyle w:val="PageNumber"/>
                     <w:color w:val="000000"/>
                   </w:rPr>
-                  <w:t>ii</w:t>
+                  <w:t>i</w:t>
                 </w:r>
+                <w:proofErr w:type="spellStart"/>
+                <w:r>
+                  <w:rPr>
+                    <w:rStyle w:val="PageNumber"/>
+                    <w:color w:val="000000"/>
+                  </w:rPr>
+                  <w:t>i</w:t>
+                </w:r>
+                <w:proofErr w:type="spellEnd"/>
                 <w:r>
                   <w:rPr>
                     <w:rStyle w:val="PageNumber"/>
@@ -11162,8 +11216,17 @@
                     <w:rStyle w:val="PageNumber"/>
                     <w:color w:val="000000"/>
                   </w:rPr>
-                  <w:t>viii</w:t>
+                  <w:t>vii</w:t>
                 </w:r>
+                <w:proofErr w:type="spellStart"/>
+                <w:r>
+                  <w:rPr>
+                    <w:rStyle w:val="PageNumber"/>
+                    <w:color w:val="000000"/>
+                  </w:rPr>
+                  <w:t>i</w:t>
+                </w:r>
+                <w:proofErr w:type="spellEnd"/>
                 <w:r>
                   <w:rPr>
                     <w:rStyle w:val="PageNumber"/>
@@ -11216,8 +11279,16 @@
       <w:rPr>
         <w:rStyle w:val="PageNumber"/>
       </w:rPr>
-      <w:t>iii</w:t>
+      <w:t>ii</w:t>
     </w:r>
+    <w:proofErr w:type="spellStart"/>
+    <w:r>
+      <w:rPr>
+        <w:rStyle w:val="PageNumber"/>
+      </w:rPr>
+      <w:t>i</w:t>
+    </w:r>
+    <w:proofErr w:type="spellEnd"/>
     <w:r>
       <w:rPr>
         <w:rStyle w:val="PageNumber"/>
@@ -16150,14 +16221,6 @@
     <w:abstractNumId w:val="48"/>
   </w:num>
 </w:numbering>
-</file>
-
-<file path=word/people.xml><?xml version="1.0" encoding="utf-8"?>
-<w15:people xmlns:wpc="http://schemas.microsoft.com/office/word/2010/wordprocessingCanvas" xmlns:cx="http://schemas.microsoft.com/office/drawing/2014/chartex" xmlns:cx1="http://schemas.microsoft.com/office/drawing/2015/9/8/chartex" xmlns:cx2="http://schemas.microsoft.com/office/drawing/2015/10/21/chartex" xmlns:cx3="http://schemas.microsoft.com/office/drawing/2016/5/9/chartex" xmlns:cx4="http://schemas.microsoft.com/office/drawing/2016/5/10/chartex" xmlns:cx5="http://schemas.microsoft.com/office/drawing/2016/5/11/chartex" xmlns:cx6="http://schemas.microsoft.com/office/drawing/2016/5/12/chartex" xmlns:cx7="http://schemas.microsoft.com/office/drawing/2016/5/13/chartex" xmlns:cx8="http://schemas.microsoft.com/office/drawing/2016/5/14/chartex" xmlns:mc="http://schemas.openxmlformats.org/markup-compatibility/2006" xmlns:aink="http://schemas.microsoft.com/office/drawing/2016/ink" xmlns:am3d="http://schemas.microsoft.com/office/drawing/2017/model3d" xmlns:o="urn:schemas-microsoft-com:office:office" xmlns:oel="http://schemas.microsoft.com/office/2019/extlst" xmlns:r="http://schemas.openxmlformats.org/officeDocument/2006/relationships" xmlns:m="http://schemas.openxmlformats.org/officeDocument/2006/math" xmlns:v="urn:schemas-microsoft-com:vml" xmlns:wp14="http://schemas.microsoft.com/office/word/2010/wordprocessingDrawing" xmlns:wp="http://schemas.openxmlformats.org/drawingml/2006/wordprocessingDrawing" xmlns:w10="urn:schemas-microsoft-com:office:word" xmlns:w="http://schemas.openxmlformats.org/wordprocessingml/2006/main" xmlns:w14="http://schemas.microsoft.com/office/word/2010/wordml" xmlns:w15="http://schemas.microsoft.com/office/word/2012/wordml" xmlns:w16cex="http://schemas.microsoft.com/office/word/2018/wordml/cex" xmlns:w16cid="http://schemas.microsoft.com/office/word/2016/wordml/cid" xmlns:w16="http://schemas.microsoft.com/office/word/2018/wordml" xmlns:w16du="http://schemas.microsoft.com/office/word/2023/wordml/word16du" xmlns:w16sdtdh="http://schemas.microsoft.com/office/word/2020/wordml/sdtdatahash" xmlns:w16sdtfl="http://schemas.microsoft.com/office/word/2024/wordml/sdtformatlock" xmlns:w16se="http://schemas.microsoft.com/office/word/2015/wordml/symex" xmlns:wpg="http://schemas.microsoft.com/office/word/2010/wordprocessingGroup" xmlns:wpi="http://schemas.microsoft.com/office/word/2010/wordprocessingInk" xmlns:wne="http://schemas.microsoft.com/office/word/2006/wordml" xmlns:wps="http://schemas.microsoft.com/office/word/2010/wordprocessingShape" mc:Ignorable="w14 w15 w16se w16cid w16 w16cex w16sdtdh w16sdtfl w16du wp14">
-  <w15:person w15:author="Darien Chau">
-    <w15:presenceInfo w15:providerId="AD" w15:userId="S::dchau@horizon.csueastbay.edu::6457da15-b024-46f4-96d8-2a4edc11854b"/>
-  </w15:person>
-</w15:people>
 </file>
 
 <file path=word/styles.xml><?xml version="1.0" encoding="utf-8"?>

--- a/SDS_Communications.docx
+++ b/SDS_Communications.docx
@@ -10820,11 +10820,78 @@
       <w:bookmarkStart w:id="38" w:name="_Toc223255455"/>
       <w:bookmarkStart w:id="39" w:name="_Toc224291132"/>
       <w:r>
-        <w:t>Class Diagrams</w:t>
+        <w:t>Class Diagr</w:t>
       </w:r>
       <w:bookmarkEnd w:id="37"/>
       <w:bookmarkEnd w:id="38"/>
       <w:bookmarkEnd w:id="39"/>
+      <w:r>
+        <w:t>ams</w:t>
+      </w:r>
+    </w:p>
+    <w:p>
+      <w:pPr>
+        <w:ind w:left="1440"/>
+        <w:rPr>
+          <w:b/>
+          <w:bCs/>
+        </w:rPr>
+      </w:pPr>
+    </w:p>
+    <w:p>
+      <w:pPr>
+        <w:ind w:left="1440"/>
+      </w:pPr>
+      <w:r>
+        <w:t xml:space="preserve">Encoding: </w:t>
+      </w:r>
+    </w:p>
+    <w:p>
+      <w:pPr>
+        <w:ind w:left="1440"/>
+      </w:pPr>
+      <w:r>
+        <w:t>TLPBR-Cs4BxpLmnoYRE9ZUQQGx6ghNK4s98hoLq4tQBWMenDh4If8fri4FI_T_YIwDZD8UPyyt4qBmxvMIhQgsDJ4o9_SD7HdZPGSy7KMyUWxTMX9JLxLg1QwFd-eA3YFTiftWf2hgVJASJfTXtdKPbaQG484CB4iO4Ypl-8ywACocq1xsIx8RzbMKaMsTUK_Eiuso9WPEagIMCIVOsUo29TaEpB5mDuyhfO_bq-RU9tiewB8bh698-NIL7QJ-VnxzkuA4aHH_dyqKlpnwXSPKilvd6q24HS9caWPDlII_ghDhnvjbvlqsJk0emscvKJRB3N-iT40lDLLDWKx6eg9Mmbwp4mr2OBU00k5AvtxL6eGJeYHT268L2edeizOXtkVMtxAiIuJ4gKlxTjpQW0HB1kwYWH6vE8ADrv-z5ydctJqcd8hV5cSXoCta4th6zGhLgxdjoCtxs5FLFelC6qmnPmFfynDyxnCqLXV3LmuEqjoC3Ow9cclRIyieJ1Q7TEC4Ko-SVi3Da7nDAiZ8i7SXrL3HSRAbWDDHEL1AuagvzrDrFeMiM4uhG6Kwyx-CxGEYgMssJcQfYKGnLn6TIHgx2IwAjbOf3MxwISqB5YGKnxexiPTOXLRTOnCJexyNpGCTeGeyKwIJTH6gykXrgm_WKzdRT2ebdeMLVJ7MimGXVAQ5v7WqTA-ok7WAJT_t1oSdLW9suPPtD6grMxbvDdNklMbH_hfYbxBXNhXwwJGTUTyJiKhV-sTq8FR0SPPR8nQkbRImOAVj6mTWJJh0BZWoR2AVP25RkaUwJrsHwiX4sao_Gx6I7CnecC7NGYfqnX4__GxQMJtp0fwPwjC4LeVMsbFp_zPUlYPAcJFswSE1YQ6wHLBNvoxy-hyMyQfFqKdH-eGlf7gYdYAOX08iwWxAXEiOBHVdUua1hlupZrXX7cZuiUN7pdfs7Fi0BL0l-XIlze-rJHSAV4aylwKbz80Ogt4EyujlUvufyZanxsryPW9pZ3Wua1muox42RZ_Bq36QpxODtORKZm5b3lbpUsTJ4eUZOHvsFSHcSYTvtkWptRb8SHNz0EOHlT47XWzkCepyS418fBLy4mXl9uDTxrm_p1NtSg6le61_g2RThs3DG1RwjMC60_iIzr-nzeNxtIdk6qFUAhui3U02MWTOqsK0IfhqCxZ6RmoCIE6NXtQ3akssUu_p2RUTFLPiwv6vSu_EeUPZFu1FRl2ltL3vafNFqIu5Tcpx05uDvIg_PLJ7z5xcnsRsZZ52JEkgPf2Yxmk9DhVUQzxK0tdc3YJuTZNIRvGNxoWL3_Fz-nsuYUH5xxJHYzURTPtZS18pMu74y-vjIkuAle2Hz6jjh1WyqbqsJFjve7NPpav0teT44UpTzdR4pz_FmF</w:t>
+      </w:r>
+    </w:p>
+    <w:p>
+      <w:pPr>
+        <w:ind w:left="1440"/>
+      </w:pPr>
+    </w:p>
+    <w:p>
+      <w:pPr>
+        <w:ind w:left="1440"/>
+        <w:rPr>
+          <w:b/>
+          <w:bCs/>
+        </w:rPr>
+      </w:pPr>
+      <w:r>
+        <w:rPr>
+          <w:b/>
+          <w:bCs/>
+        </w:rPr>
+        <w:t>Image:</w:t>
+      </w:r>
+    </w:p>
+    <w:p>
+      <w:pPr>
+        <w:ind w:left="1440"/>
+      </w:pPr>
+      <w:r>
+        <w:lastRenderedPageBreak/>
+        <w:t>https://img.plantuml.biz/plantuml/svg/TLPBR-Cs4BxpLmnoYRE9ZUQQGx6ghNK4s98hoLq4tQBWMenDh4If8fri4FI_T_YIwDZD8UPyyt4qBmxvMIhQgsDJ4o9_SD7HdZPGSy7KMyUWxTMX9JLxLg1QwFd-eA3YFTiftWf2hgVJASJfTXtdKPbaQG484CB4iO4Ypl-8ywACocq1xsIx8RzbMKaMsTUK_Eiuso9WPEagIMCIVOsUo29TaEpB5mDuyhfO_bq-RU9tiewB8bh698-NIL7QJ-VnxzkuA4aHH_dyqKlpnwXSPKilvd6q24HS9caWPDlII_ghDhnvjbvlqsJk0emscvKJRB3N-iT40lDLLDWKx6eg9Mmbwp4mr2OBU00k5AvtxL6eGJeYHT268L2edeizOXtkVMtxAiIuJ4gKlxTjpQW0HB1kwYWH6vE8ADrv-z5ydctJqcd8hV5cSXoCta4th6zGhLgxdjoCtxs5FLFelC6qmnPmFfynDyxnCqLXV3LmuEqjoC3Ow9cclRIyieJ1Q7TEC4Ko-SVi3Da7nDAiZ8i7SXrL3HSRAbWDDHEL1AuagvzrDrFeMiM4uhG6Kwyx-CxGEYgMssJcQfYKGnLn6TIHgx2IwAjbOf3MxwISqB5YGKnxexiPTOXLRTOnCJexyNpGCTeGeyKwIJTH6gykXrgm_WKzdRT2ebdeMLVJ7MimGXVAQ5v7WqTA-ok7WAJT_t1oSdLW9suPPtD6grMxbvDdNklMbH_hfYbxBXNhXwwJGTUTyJiKhV-sTq8FR0SPPR8nQkbRImOAVj6mTWJJh0BZWoR2AVP25RkaUwJrsHwiX4sao_Gx6I7CnecC7NGYfqnX4__GxQMJtp0fwPwjC4LeVMsbFp_zPUlYPAcJFswSE1YQ6wHLBNvoxy-hyMyQfFqKdH-eGlf7gYdYAOX08iwWxAXEiOBHVdUua1hlupZrXX7cZuiUN7pdfs7Fi0BL0l-XIlze-rJHSAV4aylwKbz80Ogt4EyujlUvufyZanxsryPW9pZ3Wua1muox42RZ_Bq36QpxODtORKZm5b3lbpUsTJ4eUZOHvsFSHcSYTvtkWptRb8SHNz0EOHlT47XWzkCepyS418fBLy4mXl9uDTxrm_p1NtSg6le61_g2RThs3DG1RwjMC60_iIzr-nzeNxtIdk6qFUAhui3U02MWTOqsK0IfhqCxZ6RmoCIE6NXtQ3akssUu_p2RUTFLPiwv6vSu_EeUPZFu1FRl2ltL3vafNFqIu5Tcpx05uDvIg_PLJ7z5xcnsRsZZ52JEkgPf2Yxmk9DhVUQzxK0tdc3YJuTZNIRvGNxoWL3_Fz-nsuYUH5xxJHYzURTPtZS18pMu74y-vjIkuAle2Hz6jjh1WyqbqsJFjve7NPpav0teT44UpTzdR4pz_FmF</w:t>
+      </w:r>
+    </w:p>
+    <w:p/>
+    <w:p>
+      <w:pPr>
+        <w:rPr>
+          <w:b/>
+          <w:bCs/>
+        </w:rPr>
+      </w:pPr>
     </w:p>
     <w:p>
       <w:pPr>
@@ -11143,17 +11210,8 @@
                     <w:rStyle w:val="PageNumber"/>
                     <w:color w:val="000000"/>
                   </w:rPr>
-                  <w:t>i</w:t>
+                  <w:t>ii</w:t>
                 </w:r>
-                <w:proofErr w:type="spellStart"/>
-                <w:r>
-                  <w:rPr>
-                    <w:rStyle w:val="PageNumber"/>
-                    <w:color w:val="000000"/>
-                  </w:rPr>
-                  <w:t>i</w:t>
-                </w:r>
-                <w:proofErr w:type="spellEnd"/>
                 <w:r>
                   <w:rPr>
                     <w:rStyle w:val="PageNumber"/>
@@ -11216,17 +11274,8 @@
                     <w:rStyle w:val="PageNumber"/>
                     <w:color w:val="000000"/>
                   </w:rPr>
-                  <w:t>vii</w:t>
+                  <w:t>viii</w:t>
                 </w:r>
-                <w:proofErr w:type="spellStart"/>
-                <w:r>
-                  <w:rPr>
-                    <w:rStyle w:val="PageNumber"/>
-                    <w:color w:val="000000"/>
-                  </w:rPr>
-                  <w:t>i</w:t>
-                </w:r>
-                <w:proofErr w:type="spellEnd"/>
                 <w:r>
                   <w:rPr>
                     <w:rStyle w:val="PageNumber"/>
@@ -11279,16 +11328,8 @@
       <w:rPr>
         <w:rStyle w:val="PageNumber"/>
       </w:rPr>
-      <w:t>ii</w:t>
+      <w:t>iii</w:t>
     </w:r>
-    <w:proofErr w:type="spellStart"/>
-    <w:r>
-      <w:rPr>
-        <w:rStyle w:val="PageNumber"/>
-      </w:rPr>
-      <w:t>i</w:t>
-    </w:r>
-    <w:proofErr w:type="spellEnd"/>
     <w:r>
       <w:rPr>
         <w:rStyle w:val="PageNumber"/>
@@ -13169,9 +13210,9 @@
   </w:abstractNum>
   <w:abstractNum w:abstractNumId="19" w15:restartNumberingAfterBreak="0">
     <w:nsid w:val="2A9A136E"/>
-    <w:multiLevelType w:val="hybridMultilevel"/>
-    <w:tmpl w:val="3336EF62"/>
-    <w:lvl w:ilvl="0" w:tplc="FFFFFFFF">
+    <w:multiLevelType w:val="multilevel"/>
+    <w:tmpl w:val="853CD44E"/>
+    <w:lvl w:ilvl="0">
       <w:start w:val="1"/>
       <w:numFmt w:val="decimal"/>
       <w:lvlText w:val="%1."/>
@@ -13180,77 +13221,109 @@
         <w:ind w:left="2160" w:hanging="360"/>
       </w:pPr>
     </w:lvl>
-    <w:lvl w:ilvl="1" w:tplc="04090019" w:tentative="1">
-      <w:start w:val="1"/>
-      <w:numFmt w:val="lowerLetter"/>
-      <w:lvlText w:val="%2."/>
-      <w:lvlJc w:val="left"/>
-      <w:pPr>
-        <w:ind w:left="2880" w:hanging="360"/>
-      </w:pPr>
-    </w:lvl>
-    <w:lvl w:ilvl="2" w:tplc="0409001B" w:tentative="1">
-      <w:start w:val="1"/>
-      <w:numFmt w:val="lowerRoman"/>
-      <w:lvlText w:val="%3."/>
-      <w:lvlJc w:val="right"/>
-      <w:pPr>
-        <w:ind w:left="3600" w:hanging="180"/>
-      </w:pPr>
-    </w:lvl>
-    <w:lvl w:ilvl="3" w:tplc="0409000F" w:tentative="1">
-      <w:start w:val="1"/>
-      <w:numFmt w:val="decimal"/>
-      <w:lvlText w:val="%4."/>
-      <w:lvlJc w:val="left"/>
-      <w:pPr>
-        <w:ind w:left="4320" w:hanging="360"/>
-      </w:pPr>
-    </w:lvl>
-    <w:lvl w:ilvl="4" w:tplc="04090019" w:tentative="1">
-      <w:start w:val="1"/>
-      <w:numFmt w:val="lowerLetter"/>
-      <w:lvlText w:val="%5."/>
-      <w:lvlJc w:val="left"/>
-      <w:pPr>
-        <w:ind w:left="5040" w:hanging="360"/>
-      </w:pPr>
-    </w:lvl>
-    <w:lvl w:ilvl="5" w:tplc="0409001B" w:tentative="1">
-      <w:start w:val="1"/>
-      <w:numFmt w:val="lowerRoman"/>
-      <w:lvlText w:val="%6."/>
-      <w:lvlJc w:val="right"/>
-      <w:pPr>
-        <w:ind w:left="5760" w:hanging="180"/>
-      </w:pPr>
-    </w:lvl>
-    <w:lvl w:ilvl="6" w:tplc="0409000F" w:tentative="1">
-      <w:start w:val="1"/>
-      <w:numFmt w:val="decimal"/>
-      <w:lvlText w:val="%7."/>
-      <w:lvlJc w:val="left"/>
-      <w:pPr>
-        <w:ind w:left="6480" w:hanging="360"/>
-      </w:pPr>
-    </w:lvl>
-    <w:lvl w:ilvl="7" w:tplc="04090019" w:tentative="1">
-      <w:start w:val="1"/>
-      <w:numFmt w:val="lowerLetter"/>
-      <w:lvlText w:val="%8."/>
-      <w:lvlJc w:val="left"/>
-      <w:pPr>
-        <w:ind w:left="7200" w:hanging="360"/>
-      </w:pPr>
-    </w:lvl>
-    <w:lvl w:ilvl="8" w:tplc="0409001B" w:tentative="1">
-      <w:start w:val="1"/>
-      <w:numFmt w:val="lowerRoman"/>
-      <w:lvlText w:val="%9."/>
-      <w:lvlJc w:val="right"/>
-      <w:pPr>
-        <w:ind w:left="7920" w:hanging="180"/>
-      </w:pPr>
+    <w:lvl w:ilvl="1">
+      <w:start w:val="2"/>
+      <w:numFmt w:val="decimal"/>
+      <w:isLgl/>
+      <w:lvlText w:val="%1.%2"/>
+      <w:lvlJc w:val="left"/>
+      <w:pPr>
+        <w:ind w:left="2250" w:hanging="450"/>
+      </w:pPr>
+      <w:rPr>
+        <w:rFonts w:hint="default"/>
+      </w:rPr>
+    </w:lvl>
+    <w:lvl w:ilvl="2">
+      <w:start w:val="1"/>
+      <w:numFmt w:val="decimal"/>
+      <w:isLgl/>
+      <w:lvlText w:val="%1.%2.%3"/>
+      <w:lvlJc w:val="left"/>
+      <w:pPr>
+        <w:ind w:left="2520" w:hanging="720"/>
+      </w:pPr>
+      <w:rPr>
+        <w:rFonts w:hint="default"/>
+      </w:rPr>
+    </w:lvl>
+    <w:lvl w:ilvl="3">
+      <w:start w:val="1"/>
+      <w:numFmt w:val="decimal"/>
+      <w:isLgl/>
+      <w:lvlText w:val="%1.%2.%3.%4"/>
+      <w:lvlJc w:val="left"/>
+      <w:pPr>
+        <w:ind w:left="2520" w:hanging="720"/>
+      </w:pPr>
+      <w:rPr>
+        <w:rFonts w:hint="default"/>
+      </w:rPr>
+    </w:lvl>
+    <w:lvl w:ilvl="4">
+      <w:start w:val="1"/>
+      <w:numFmt w:val="decimal"/>
+      <w:isLgl/>
+      <w:lvlText w:val="%1.%2.%3.%4.%5"/>
+      <w:lvlJc w:val="left"/>
+      <w:pPr>
+        <w:ind w:left="2520" w:hanging="720"/>
+      </w:pPr>
+      <w:rPr>
+        <w:rFonts w:hint="default"/>
+      </w:rPr>
+    </w:lvl>
+    <w:lvl w:ilvl="5">
+      <w:start w:val="1"/>
+      <w:numFmt w:val="decimal"/>
+      <w:isLgl/>
+      <w:lvlText w:val="%1.%2.%3.%4.%5.%6"/>
+      <w:lvlJc w:val="left"/>
+      <w:pPr>
+        <w:ind w:left="2880" w:hanging="1080"/>
+      </w:pPr>
+      <w:rPr>
+        <w:rFonts w:hint="default"/>
+      </w:rPr>
+    </w:lvl>
+    <w:lvl w:ilvl="6">
+      <w:start w:val="1"/>
+      <w:numFmt w:val="decimal"/>
+      <w:isLgl/>
+      <w:lvlText w:val="%1.%2.%3.%4.%5.%6.%7"/>
+      <w:lvlJc w:val="left"/>
+      <w:pPr>
+        <w:ind w:left="2880" w:hanging="1080"/>
+      </w:pPr>
+      <w:rPr>
+        <w:rFonts w:hint="default"/>
+      </w:rPr>
+    </w:lvl>
+    <w:lvl w:ilvl="7">
+      <w:start w:val="1"/>
+      <w:numFmt w:val="decimal"/>
+      <w:isLgl/>
+      <w:lvlText w:val="%1.%2.%3.%4.%5.%6.%7.%8"/>
+      <w:lvlJc w:val="left"/>
+      <w:pPr>
+        <w:ind w:left="3240" w:hanging="1440"/>
+      </w:pPr>
+      <w:rPr>
+        <w:rFonts w:hint="default"/>
+      </w:rPr>
+    </w:lvl>
+    <w:lvl w:ilvl="8">
+      <w:start w:val="1"/>
+      <w:numFmt w:val="decimal"/>
+      <w:isLgl/>
+      <w:lvlText w:val="%1.%2.%3.%4.%5.%6.%7.%8.%9"/>
+      <w:lvlJc w:val="left"/>
+      <w:pPr>
+        <w:ind w:left="3240" w:hanging="1440"/>
+      </w:pPr>
+      <w:rPr>
+        <w:rFonts w:hint="default"/>
+      </w:rPr>
     </w:lvl>
   </w:abstractNum>
   <w:abstractNum w:abstractNumId="20" w15:restartNumberingAfterBreak="0">

--- a/SDS_Communications.docx
+++ b/SDS_Communications.docx
@@ -543,16 +543,8 @@
               <w:rPr>
                 <w:color w:val="000000"/>
               </w:rPr>
-              <w:t xml:space="preserve">Darien, Victor, Ola, </w:t>
-            </w:r>
-            <w:proofErr w:type="spellStart"/>
-            <w:r>
-              <w:rPr>
-                <w:color w:val="000000"/>
-              </w:rPr>
-              <w:t>Clarize</w:t>
-            </w:r>
-            <w:proofErr w:type="spellEnd"/>
+              <w:t>Darien, Victor, Ola, Clarize</w:t>
+            </w:r>
           </w:p>
         </w:tc>
       </w:tr>
@@ -576,6 +568,13 @@
                 <w:u w:val="single"/>
               </w:rPr>
             </w:pPr>
+            <w:r>
+              <w:rPr>
+                <w:color w:val="000000"/>
+                <w:u w:val="single"/>
+              </w:rPr>
+              <w:t>03/27/2026</w:t>
+            </w:r>
           </w:p>
         </w:tc>
         <w:tc>
@@ -596,6 +595,12 @@
                 <w:color w:val="000000"/>
               </w:rPr>
             </w:pPr>
+            <w:r>
+              <w:rPr>
+                <w:color w:val="000000"/>
+              </w:rPr>
+              <w:t>1.3</w:t>
+            </w:r>
           </w:p>
         </w:tc>
         <w:tc>
@@ -616,6 +621,12 @@
                 <w:color w:val="000000"/>
               </w:rPr>
             </w:pPr>
+            <w:r>
+              <w:rPr>
+                <w:color w:val="000000"/>
+              </w:rPr>
+              <w:t>Full UML Class Diagram</w:t>
+            </w:r>
           </w:p>
         </w:tc>
         <w:tc>
@@ -637,6 +648,12 @@
                 <w:color w:val="000000"/>
               </w:rPr>
             </w:pPr>
+            <w:r>
+              <w:rPr>
+                <w:color w:val="000000"/>
+              </w:rPr>
+              <w:t>Darien, Clarize, Victor</w:t>
+            </w:r>
           </w:p>
         </w:tc>
       </w:tr>
@@ -4463,23 +4480,7 @@
           <w:rFonts w:eastAsia="Arial"/>
           <w:color w:val="000000" w:themeColor="text1"/>
         </w:rPr>
-        <w:t>3.1.1.4, 3.1.1.5, 3.1.1.12, 3.1.</w:t>
-      </w:r>
-      <w:proofErr w:type="gramStart"/>
-      <w:r>
-        <w:rPr>
-          <w:rFonts w:eastAsia="Arial"/>
-          <w:color w:val="000000" w:themeColor="text1"/>
-        </w:rPr>
-        <w:t>1.14</w:t>
-      </w:r>
-      <w:proofErr w:type="gramEnd"/>
-      <w:r>
-        <w:rPr>
-          <w:rFonts w:eastAsia="Arial"/>
-          <w:color w:val="000000" w:themeColor="text1"/>
-        </w:rPr>
-        <w:t>, 3.1.2.3, 3.2.3, 3.3.10</w:t>
+        <w:t>3.1.1.4, 3.1.1.5, 3.1.1.12, 3.1.1.14, 3.1.2.3, 3.2.3, 3.3.10</w:t>
       </w:r>
     </w:p>
     <w:p>
@@ -4936,23 +4937,7 @@
           <w:rFonts w:eastAsia="Arial"/>
           <w:color w:val="000000" w:themeColor="text1"/>
         </w:rPr>
-        <w:t>Relevant requirements: 3.1.3.6 , 3.1.</w:t>
-      </w:r>
-      <w:proofErr w:type="gramStart"/>
-      <w:r>
-        <w:rPr>
-          <w:rFonts w:eastAsia="Arial"/>
-          <w:color w:val="000000" w:themeColor="text1"/>
-        </w:rPr>
-        <w:t>1.13</w:t>
-      </w:r>
-      <w:proofErr w:type="gramEnd"/>
-      <w:r>
-        <w:rPr>
-          <w:rFonts w:eastAsia="Arial"/>
-          <w:color w:val="000000" w:themeColor="text1"/>
-        </w:rPr>
-        <w:t>, 3.1.2.4, 3.1.2.5, 3.1.3.6, 3.3.6</w:t>
+        <w:t>Relevant requirements: 3.1.3.6 , 3.1.1.13, 3.1.2.4, 3.1.2.5, 3.1.3.6, 3.3.6</w:t>
       </w:r>
     </w:p>
     <w:p>
@@ -7147,15 +7132,7 @@
         <w:ind w:left="1440"/>
       </w:pPr>
       <w:r>
-        <w:t>Relevant Requirements: 3.1.1.2, 3.1.1.3, 3.1.1.8, 3.1.3.2, 3.1.3.3, 3.1.3.3</w:t>
-      </w:r>
-      <w:proofErr w:type="gramStart"/>
-      <w:r>
-        <w:t>.1, 3.1.3.3.2, 3.1.3.4</w:t>
-      </w:r>
-      <w:proofErr w:type="gramEnd"/>
-      <w:r>
-        <w:t>, 3.1.3.5, 3.1.4.1.2, 3.1.4.1.1, 3.2.2, 3.3.3.1, 3.3.4</w:t>
+        <w:t>Relevant Requirements: 3.1.1.2, 3.1.1.3, 3.1.1.8, 3.1.3.2, 3.1.3.3, 3.1.3.3.1, 3.1.3.3.2, 3.1.3.4, 3.1.3.5, 3.1.4.1.2, 3.1.4.1.1, 3.2.2, 3.3.3.1, 3.3.4</w:t>
       </w:r>
     </w:p>
     <w:p>
@@ -7364,15 +7341,7 @@
         </w:numPr>
       </w:pPr>
       <w:r>
-        <w:t xml:space="preserve">Server queues </w:t>
-      </w:r>
-      <w:proofErr w:type="gramStart"/>
-      <w:r>
-        <w:t>a message</w:t>
-      </w:r>
-      <w:proofErr w:type="gramEnd"/>
-      <w:r>
-        <w:t xml:space="preserve"> for offline members</w:t>
+        <w:t>Server queues a message for offline members</w:t>
       </w:r>
     </w:p>
     <w:p>
@@ -9351,23 +9320,7 @@
     </w:p>
     <w:p>
       <w:r>
-        <w:t>CLI --&gt; REG : User selects\</w:t>
-      </w:r>
-      <w:proofErr w:type="spellStart"/>
-      <w:r>
-        <w:t>n"Register</w:t>
-      </w:r>
-      <w:proofErr w:type="spellEnd"/>
-      <w:r>
-        <w:t xml:space="preserve"> User"\</w:t>
-      </w:r>
-      <w:proofErr w:type="spellStart"/>
-      <w:r>
-        <w:t>nand</w:t>
-      </w:r>
-      <w:proofErr w:type="spellEnd"/>
-      <w:r>
-        <w:t xml:space="preserve"> inputs credentials</w:t>
+        <w:t>CLI --&gt; REG : User selects\n"Register User"\nand inputs credentials</w:t>
       </w:r>
     </w:p>
     <w:p>
@@ -9678,15 +9631,7 @@
     </w:p>
     <w:p>
       <w:r>
-        <w:t>CLI --&gt; SM : User selects group chat\</w:t>
-      </w:r>
-      <w:proofErr w:type="spellStart"/>
-      <w:r>
-        <w:t>nand</w:t>
-      </w:r>
-      <w:proofErr w:type="spellEnd"/>
-      <w:r>
-        <w:t xml:space="preserve"> types message</w:t>
+        <w:t>CLI --&gt; SM : User selects group chat\nand types message</w:t>
       </w:r>
     </w:p>
     <w:p>
@@ -9721,15 +9666,7 @@
     </w:p>
     <w:p>
       <w:r>
-        <w:t xml:space="preserve">LOG .&gt; CLI : Update </w:t>
-      </w:r>
-      <w:proofErr w:type="spellStart"/>
-      <w:r>
-        <w:t>chatbox</w:t>
-      </w:r>
-      <w:proofErr w:type="spellEnd"/>
-      <w:r>
-        <w:t xml:space="preserve"> / console</w:t>
+        <w:t>LOG .&gt; CLI : Update chatbox / console</w:t>
       </w:r>
     </w:p>
     <w:p/>
@@ -9960,15 +9897,7 @@
     </w:p>
     <w:p>
       <w:r>
-        <w:t>(</w:t>
-      </w:r>
-      <w:proofErr w:type="gramStart"/>
-      <w:r>
-        <w:t>Retrieve</w:t>
-      </w:r>
-      <w:proofErr w:type="gramEnd"/>
-      <w:r>
-        <w:t xml:space="preserve"> Stored Messages) as RET</w:t>
+        <w:t>(Retrieve Stored Messages) as RET</w:t>
       </w:r>
     </w:p>
     <w:p>
@@ -10010,15 +9939,7 @@
     </w:p>
     <w:p>
       <w:r>
-        <w:t>DM --&gt; CLI : Display scrollable\</w:t>
-      </w:r>
-      <w:proofErr w:type="spellStart"/>
-      <w:r>
-        <w:t>nchat</w:t>
-      </w:r>
-      <w:proofErr w:type="spellEnd"/>
-      <w:r>
-        <w:t xml:space="preserve"> history</w:t>
+        <w:t>DM --&gt; CLI : Display scrollable\nchat history</w:t>
       </w:r>
     </w:p>
     <w:p/>
@@ -10230,15 +10151,7 @@
     </w:p>
     <w:p>
       <w:r>
-        <w:t>(</w:t>
-      </w:r>
-      <w:proofErr w:type="gramStart"/>
-      <w:r>
-        <w:t>Retrieve</w:t>
-      </w:r>
-      <w:proofErr w:type="gramEnd"/>
-      <w:r>
-        <w:t xml:space="preserve"> Log Files) as RET</w:t>
+        <w:t>(Retrieve Log Files) as RET</w:t>
       </w:r>
     </w:p>
     <w:p>
@@ -10265,15 +10178,7 @@
     </w:p>
     <w:p>
       <w:r>
-        <w:t>CLI --&gt; RCL : User selects\</w:t>
-      </w:r>
-      <w:proofErr w:type="spellStart"/>
-      <w:r>
-        <w:t>n"View</w:t>
-      </w:r>
-      <w:proofErr w:type="spellEnd"/>
-      <w:r>
-        <w:t xml:space="preserve"> Chat Logs" function</w:t>
+        <w:t>CLI --&gt; RCL : User selects\n"View Chat Logs" function</w:t>
       </w:r>
     </w:p>
     <w:p>
@@ -10298,15 +10203,7 @@
     </w:p>
     <w:p>
       <w:r>
-        <w:t>DISP --&gt; CLI : Display requested\</w:t>
-      </w:r>
-      <w:proofErr w:type="spellStart"/>
-      <w:r>
-        <w:t>nchat</w:t>
-      </w:r>
-      <w:proofErr w:type="spellEnd"/>
-      <w:r>
-        <w:t xml:space="preserve"> logs</w:t>
+        <w:t>DISP --&gt; CLI : Display requested\nchat logs</w:t>
       </w:r>
     </w:p>
     <w:p>
@@ -10726,11 +10623,9 @@
       <w:pPr>
         <w:ind w:left="1440"/>
       </w:pPr>
-      <w:proofErr w:type="spellStart"/>
       <w:r>
         <w:t>AdminPanel</w:t>
       </w:r>
-      <w:proofErr w:type="spellEnd"/>
     </w:p>
     <w:p>
       <w:pPr>
@@ -10820,13 +10715,16 @@
       <w:bookmarkStart w:id="38" w:name="_Toc223255455"/>
       <w:bookmarkStart w:id="39" w:name="_Toc224291132"/>
       <w:r>
+        <w:t xml:space="preserve">Full UML </w:t>
+      </w:r>
+      <w:r>
         <w:t>Class Diagr</w:t>
       </w:r>
       <w:bookmarkEnd w:id="37"/>
       <w:bookmarkEnd w:id="38"/>
       <w:bookmarkEnd w:id="39"/>
       <w:r>
-        <w:t>ams</w:t>
+        <w:t>am</w:t>
       </w:r>
     </w:p>
     <w:p>
@@ -10851,13 +10749,12 @@
         <w:ind w:left="1440"/>
       </w:pPr>
       <w:r>
-        <w:t>TLPBR-Cs4BxpLmnoYRE9ZUQQGx6ghNK4s98hoLq4tQBWMenDh4If8fri4FI_T_YIwDZD8UPyyt4qBmxvMIhQgsDJ4o9_SD7HdZPGSy7KMyUWxTMX9JLxLg1QwFd-eA3YFTiftWf2hgVJASJfTXtdKPbaQG484CB4iO4Ypl-8ywACocq1xsIx8RzbMKaMsTUK_Eiuso9WPEagIMCIVOsUo29TaEpB5mDuyhfO_bq-RU9tiewB8bh698-NIL7QJ-VnxzkuA4aHH_dyqKlpnwXSPKilvd6q24HS9caWPDlII_ghDhnvjbvlqsJk0emscvKJRB3N-iT40lDLLDWKx6eg9Mmbwp4mr2OBU00k5AvtxL6eGJeYHT268L2edeizOXtkVMtxAiIuJ4gKlxTjpQW0HB1kwYWH6vE8ADrv-z5ydctJqcd8hV5cSXoCta4th6zGhLgxdjoCtxs5FLFelC6qmnPmFfynDyxnCqLXV3LmuEqjoC3Ow9cclRIyieJ1Q7TEC4Ko-SVi3Da7nDAiZ8i7SXrL3HSRAbWDDHEL1AuagvzrDrFeMiM4uhG6Kwyx-CxGEYgMssJcQfYKGnLn6TIHgx2IwAjbOf3MxwISqB5YGKnxexiPTOXLRTOnCJexyNpGCTeGeyKwIJTH6gykXrgm_WKzdRT2ebdeMLVJ7MimGXVAQ5v7WqTA-ok7WAJT_t1oSdLW9suPPtD6grMxbvDdNklMbH_hfYbxBXNhXwwJGTUTyJiKhV-sTq8FR0SPPR8nQkbRImOAVj6mTWJJh0BZWoR2AVP25RkaUwJrsHwiX4sao_Gx6I7CnecC7NGYfqnX4__GxQMJtp0fwPwjC4LeVMsbFp_zPUlYPAcJFswSE1YQ6wHLBNvoxy-hyMyQfFqKdH-eGlf7gYdYAOX08iwWxAXEiOBHVdUua1hlupZrXX7cZuiUN7pdfs7Fi0BL0l-XIlze-rJHSAV4aylwKbz80Ogt4EyujlUvufyZanxsryPW9pZ3Wua1muox42RZ_Bq36QpxODtORKZm5b3lbpUsTJ4eUZOHvsFSHcSYTvtkWptRb8SHNz0EOHlT47XWzkCepyS418fBLy4mXl9uDTxrm_p1NtSg6le61_g2RThs3DG1RwjMC60_iIzr-nzeNxtIdk6qFUAhui3U02MWTOqsK0IfhqCxZ6RmoCIE6NXtQ3akssUu_p2RUTFLPiwv6vSu_EeUPZFu1FRl2ltL3vafNFqIu5Tcpx05uDvIg_PLJ7z5xcnsRsZZ52JEkgPf2Yxmk9DhVUQzxK0tdc3YJuTZNIRvGNxoWL3_Fz-nsuYUH5xxJHYzURTPtZS18pMu74y-vjIkuAle2Hz6jjh1WyqbqsJFjve7NPpav0teT44UpTzdR4pz_FmF</w:t>
-      </w:r>
-    </w:p>
-    <w:p>
-      <w:pPr>
-        <w:ind w:left="1440"/>
-      </w:pPr>
+        <w:t>bHfhRziuyhj_1T4lTHedsDx7ebYirrOI0V7ZBBb5SNie68csXSYIJfIR3OhzxpSpV4lsNgue494p7CvxXgH_anrlkzEn78taSr4rlEL7LXQLw5uRmUgsEzIZKkmwrjMiBVQ7ZkL5AxAkgAlHwFtDpGsBbjj5j9ccyMgPC9Y0QIQgqr6qdB3mcoNHvakqIT9fkar-ZXXRBH_ZPOGVTtVwAzfiLflHNoErO9iOTFPpfB6dNwVVHlFbV6GM_OLxyJndhVZFIKXW4fYMo6ftAEIGYqtqpssKfEctTVHpb4JB-I9AakbzDDf4zt6IAY4q4i2dczc36Ns9ew-prJATpjB4p3skflFPmpHzWBMhpJSplOccyyVLlHdEO9n6zvlLTkqMtiTBRx3QfcOqdS_rDexSOlKbwas2vA6QfP8GsKIrHQXasWR-Bi14y8TO86v0IXZ7wNgwZ1wL5eUaO3KgYbbAtvFjR0OAi-ExQVmOpTKGH82FzIR-0fj_DthLcthZv5kIHelleR5dZt6qJAsv6GDfbz4i9UBpEB53ffYT7NYr5woem7ch32nUxzX2ICbX4eo_KTwW_NEsMYosotYcFNIwNZ_gWV5Mn49_0pwcYVBXhEHIigqKBV03q7ZEFi5-7NndzQdgxEW4A1K_2fX8khQezZ3NmDgNkitzkKB6AOoVwheKl68m0xnt9mbppjLXbcU6_dGsMssDLaQZQ-9cVB949wontrS0xchrFRvo-rwplUY0UPf3XjM4vdc0kTQC3m09yKhJ7hVNJ7h476U8zgCkSeLWYJP31EN6g7_GZjK-WxdbAesIJwFtq_nOL6jUYPALeiebApefoXsQcREcxaJL5RnaPAy9Un907G3ts_XMsp1EhHNXqxDZqVcM15uL9WYf-8xJCNSMysJQ4-pAmM0khrUDg1opOuElFHQbciuNyP92xhoeYMX_0ASpY40W2pcjANacZY2X5iMHHsaWS91VQGMIQlsd8DcYO05RnEn6yFontilnhYZHTMNVReYoBsGdMkjrqlEw0Nu3GyM_yXsV0-L118pN19R6jQG7ACuIHaP0pPr7t4AcK8P-y4wSWptmSh26B06kmOwyg9JBQCtY9EOTYEvJsuB6qU5HCJQV-a1og4ygE_phbzlRZ_ycQDoieLwwo64C_byZxN4FT4K0ghpJfYcBZFAkOvIWB-2WXo-5U1dBFZC18YXtvlXICGeV1CiB2Kxq2YvLgPeTjMtTruWyFIbb2ACES8sYmgsrKaoIkoj4cVi2kbpN0_cxXtBnhXF7fgCjR10H98DOQecExAdYKByGuph7Zuywrv_B9qe2g13T2emFswCSshPrrV6iayPq7vJTEBgH01q1lYHB03bJJWoItZAkcbFtPbdBckSplMa8gI5R-3kEmHSmhyo7Cf468FKPuL4AKNNd4Q4r4o2CHJxAlHCcmCp0xPx12lMf6m_rTz_Mf</w:t>
+      </w:r>
+      <w:r>
+        <w:lastRenderedPageBreak/>
+        <w:t>sRM2cBEyuGzpY_FkmBaPN0oOILcdfulwqY2qRC3PR8nbEtsDH3CCzGrTdgQTbedj1bgxkIYiQUAOqrcnGLtRNtytqj0jRkYFPBSWbGGyffXjr6UKLUSuZvjNLAMzVHLYPVjvU01wFfy_22qhFTpfR4fCFGMVsjrpbwgNKFWJa0-cPww0vPCbN6e10oHC7W8X7gwx99liXjb6DsGiGTUvIMa9gKqFQidgKBhFluHf00Y6W79KBdJOrVnS1TFehfb74O08DijU0LEtogVrGE0QOymq2mO0XmaXzIqD_0o668v3VaU6-6ELx0uh_LofzORhvY6irhFVLGgpU4aJCJLO6hbXoxE9MIJC_vfU7Izh6rCJHE4HQR8J8zB4P3FLTt1FqYVTznVYKb9j2cU4xrPo415Ku15XW3YGKylalllUBomTBpEp9AmSqxhOnSa4oQzxzRxFgfbW60e0DnyNgc618JYWpvtvkGc64ck-nSZx63HnfVu3DIAJJ0hk4Ustw1ld08ymBa6trfOzJfBqK4oUTR9H-hMgbUnLIU2D1rIOWuZGUVcLSSIsK64J7sPkjZL7IzTVo6rlJ1312oD1ynCF4wyXgZVj2b0tPoRBp6eAc_t4FpKGltDkEp2QgWj4cPEA8D2etLrIiKuH9-mlo_H1qe7Ia-GjZF5r5Yf2n0LH2UDVWD7dQp0T3R3SBH6r-34iz6mlxO-02b1Mxuhe5_f-B4nFaoJu8A8yiaSxRNzRVHvJXA6e0VeTn_Ar9Ym1kGdGzgJiuGd0wfNHlBK2EB2KKDWAnjJJfvXK5dUpqPM29qfDiu6cBBVMm9CpQx3C5D-aDJPio0nwKEXcz3pRq6q4O82-QbNUPJg0xxK8UfIV6cVnER9nfBjldFdinTRpylneoBnphRelKWChn02GNiATjq0z0tJDDt4ls_fU0nq67iFBPCoG6Q3dW0tMgDC6iKYCcHpl36eilg8zmAwXvTwnU-dtKwq8iUA2piMsDhhXPAk6beX6qWgTi4QrDfzRGiev0poXKFNvq8w9nbso0RsvAGHIpprQ8jhH7CZn5qV8tADhdAAz65EO6q6qwUqmR17W5eWF7IO6pu4euONKVgmcZlrWbhX27xAe9UYcUlGBED0orT6AZA-P3jem7I-SygyLjSWxGdw5xS9k5yd5HRwfxkpKqjClzBmLWfJ-RLAM_vY257MblRs5tXaEJJvUr2Xz3TNQZ1q375OTdNMtdYvfEJmYI3EHcCONY0Wh51b3PxIzqkzrWykv_73zdNWzPezW05juqmJU-hMhh3WpMSJzEhlhuGCxKokBiYafjIrF7jsbEZcL5LucZDEcOZkio6am0d43dcExpINV6OWc3KzsBtO5QWdnnhP3I93iGNkm8eT-y7B8jVapeN8k1TWHd2h6kiZT0m4vuGJe2Ugd32okLHo-SOgrQ6uju6ryq6W1e55xYv_2n2Yn6ppQizWeiyz8aT_0anU8csM6aNiWWsgkeCMv5a4lBR-BTrRLTAquWTrS_b9NJu9bPXaZ-D2uc56v73q673iqhPrU9E9BgLkFqtOdAppXGiRvuBKy-Xyumt2cE1bQT9l-Mh8YDoqgPeO7YW_1vdirx2nrKIFlF63WnwIHD4Qlz7CgdHYWyMFljuUI0h0RyoqVKsE8JDI4VSIPrTKf_eaGLQUPQ818rRYvP8MJUR2llgHj4_71qsDv-3_t5-Fb-fAKhILJmAlNWXd79PfjR0VQvhS2qGhAl3Lot-Xyz8DZQ9xCIPWNY3Hq0PFhs5jxHKgwkOk47Pd9j0zwFcYtoeEw8gyuTq1vMbLdWpJ5qoIDvfqxEru1ulNi5RJKc-dTVkgQPcBp4CXQHR2_1mbZJOtgz_cJw5uupDSJIvjOEiY9ysJZ-32zq7Y3doCg_FBcvCGtesgyAN2e_ApL2nhmkVA6YvJbqvz7eqkdw135ABowfd7ekbaDLFgW69vj8SJEwCF9aDlp0wyisOpMq9h6cnBQSVd76zy7jGYNr4V9xxF_EEgb-AiQ9WvwzqEd-UnqO5m05y80XqMh1H2JzAXQ9herIWuGFfNNvSIUJyYg7PVYW80ze80x__1pAWtwi19B5ogqPLNW7hhAXD-0dUQtAlU_Mrn44fb5BBJJ3b_t6EDRO-yPF8LSkMHwIffdXicgYdHjVAgrpB4rQuUzrNhaNxXBMPVJRIt-Ai2_jrwWGyWvrUhHvtpQr_mk2ArfeNkio3Fe_Zzu53NmKDNrwSRN7hEiTLX75TwxxcRwD7z9CI-Si9V_SfvvAzGHo6V7y5be4X0kr63Lmjia52C0szpK1ae_GcE25H4qCF0Cu06385XQ8jKNt3B7WIu2ardXxg0JsXhF_PUW8jZKz9hgdxN7-dvTn_PxItxmDI_Ty0l_jxbXhtxnPj_fzxKp1B6FYhKl7wfRdu5tDlRZuJctbf7cZgY8Gfyt6_ZaJbzQF8Uj7Uw3oyS71tOweD5ziZHj2KMh1w5juF_BwrWzGZlU8nk_gW8ZNuOfD3_gDXG5EyHFz17I3XayWF-TCClwUXPhIZL0HODxBrReaUxHrqu_E63xWTb7UyrCvZkFH46iC7pLm0TllQ4X0FL-n3FEN3w5XtjrdjZxhs8c6M3uzGbn447UGanR0qkOOM9amn_IwQ-jJTkEjeVfzzMsrI5klVBBIqWXOxtsojBnJZUU_y-a-duyvGLUWPuNd3_6GQAtZEuOu9_lq6bnr-v_HS0</w:t>
+      </w:r>
     </w:p>
     <w:p>
       <w:pPr>
@@ -10867,24 +10764,39 @@
           <w:bCs/>
         </w:rPr>
       </w:pPr>
-      <w:r>
+    </w:p>
+    <w:p>
+      <w:pPr>
+        <w:ind w:left="1440"/>
         <w:rPr>
           <w:b/>
           <w:bCs/>
         </w:rPr>
+      </w:pPr>
+      <w:r>
+        <w:rPr>
+          <w:b/>
+          <w:bCs/>
+        </w:rPr>
+        <w:lastRenderedPageBreak/>
         <w:t>Image:</w:t>
       </w:r>
     </w:p>
     <w:p>
       <w:pPr>
-        <w:ind w:left="1440"/>
-      </w:pPr>
+        <w:ind w:left="1440" w:hanging="1440"/>
+      </w:pPr>
+      <w:r>
+        <w:tab/>
+      </w:r>
+      <w:r>
+        <w:t>https://img.plantuml.biz/plantuml/svg/bHfhRziuyhj_1T4lTHedsDx7ebYirrOI0V7ZBBb5SNie68csXSYIJfIR3OhzxpSpV4lsNgue494p7CvxXgH_anrlkzEn78taSr4rlEL7LXQLw5uRmUgsEzIZKkmwrjMiBVQ7ZkL5AxAkgAlHwFtDpGsBbjj5j9ccyMgPC9Y0QIQgqr6qdB3mcoNHvakqIT9fkar-ZXXRBH_ZPOGVTtVwAzfiLflHNoErO9iOTFPpfB6dNwVVHlFbV6GM_OLxyJndhVZFIKXW4fYMo6ftAEIGYqtqpssKfEctTVHpb4JB-I9AakbzDDf4zt6IAY4q4i2dczc36Ns9ew-prJATpjB4p3skflFPmpHzWBMhpJSplOccyyVLlHdEO9n6zvlLTkqMtiTBRx3QfcOqdS_rDexSOlKbwas2vA6QfP8GsKIrHQXasWR-Bi14y8TO86v0IXZ7wNgwZ1wL5eUaO3KgYbbAtvFjR0OAi-ExQVmOpTKGH82FzIR-0fj_DthLcthZv5kIHelleR5dZt6qJAsv6GDfbz4i9UBpEB53ffYT7NYr5woem7ch32nUxzX2ICbX4eo_KTwW_NEsMYosotYcFNIwNZ_gWV5Mn49_0pwcYVBXhEHIigqKBV03q7ZEFi5-7NndzQdgxEW4A1K_2fX8khQezZ3NmDgNkitzkKB6AOoVwheKl68m0xnt9mbppjLXbcU6_dGsMssDLaQZQ-9cVB949wontrS0xchrFRvo-rwplUY0UPf3XjM4vdc0kTQC3m09yKhJ7hVNJ7h476U8zgCkSeLWYJP31EN6g7_GZjK-WxdbAesIJwFtq_nOL6jUYPALeiebApefoXsQcREcxaJL5RnaPAy9Un907G3ts_XMsp1EhHNXqxDZqVcM15uL9WYf-8xJCNSMysJQ4-pAmM0khrUDg1opOuElFHQbciuNyP92xhoeYMX_0ASpY40W2pcjANacZY2X5iMHHsaWS91VQGMIQlsd8DcYO05RnEn6yFontilnhYZHTMNVReYoBsGdMkjrqlEw0Nu3GyM_yXsV0-L118pN19R6jQG7ACuIHaP0pPr7t4AcK8P-y4wSWptmSh26B06kmOwyg9JBQCtY9EOTYEvJsuB6qU5HCJQV-a1og4ygE_phbzlRZ_ycQDoieLwwo64C_byZxN4FT4K0ghpJfYcBZFAkOvIWB-2WXo-5U1dBFZC18YXtvlXICGeV1CiB2Kxq2YvLgPeTjMtTruWyFIbb2ACES8sYmgsrKaoIkoj4cVi2kbpN0_cxXtBnhXF7fgCjR10H98DOQecExAdYKByGuph7Zuywrv_B9qe2g13T2emFswCSshPrrV6iayPq7vJTEBgH01q1lYHB03bJJWoItZAkcbFtPbdBckSplMa8gI5R-3kEmHSmhyo7Cf468FKPuL4AKNNd4Q4r4o2CHJxAlHCcmCp0xPx12lMf6m_rTz_MfsRM2cBEyuGzpY_FkmBaPN0oOILcdfulwqY2qRC3PR8nbEtsDH3CCzGrTdgQTbedj1bgxkIYiQUAOqrcnGLtRNtytqj0jRkYFPBSWbGGyffXjr6UKLUSuZvjNLAMzVHLYPVjvU01wFfy_22qhFTpfR4fCFGMVsjrpbwgNKFWJa0-cPww0vPCbN6e10oHC7W8X7gwx99liXjb6DsGiGTUvIMa9gKqFQidgKBhFluHf00Y6W79KBdJOrVnS1TFehfb74O08DijU0LEtogVrGE0QOymq2mO0XmaXzIqD_0o668v3VaU6-6ELx0uh_LofzORhvY6irhFVLGgpU4aJCJLO6hbXoxE9MIJC_vfU7Izh6rCJHE4HQR8J8zB4P3FLTt1FqYVTznVYKb9j2cU4xrPo415Ku15XW3YGKylalllUBomTBpEp9AmSqxhOnSa4oQzxzRxFgfbW60e0DnyNgc618JYWpvtvkGc64ck-nSZx63HnfVu3DIAJJ0hk4Ustw1ld08ymBa6trfOzJfBqK4oUTR9H-hMgbUnLIU2D1rIOWuZGUVcLSSIsK64J7sPkjZL7IzTVo6rlJ1312oD1ynCF4wyXgZVj2b0tPoRBp6eAc_t4FpKGltDkEp2QgWj4cPEA8D2etLrIiKuH9-mlo_H1qe7Ia-GjZF5r5Yf2n0LH2UDVWD7dQp0T3R3SBH6r-34iz6mlxO-02b1Mxuhe5_f-B4nFaoJu8A8yiaSxRNzRVHvJXA6e0VeTn_Ar9Ym1kGdGzgJiuGd0wfNHlBK2EB2KKDWAnjJJfvXK5dUpqPM29qfDiu6cBBVMm9CpQx3C5D-aDJPio0nwKEXcz3pRq6q4O82-QbNUPJg0xxK8UfIV6cVnER9nfBjldFdinTRpylneoBnphRelKWChn02GNiATjq0z0tJDDt4ls_fU0nq67iFBPCoG6Q3dW0tMgDC6iKYCcHpl36eilg8zmAwXvTwnU-dtKwq8iUA2piMsDhhXPAk6beX6qWgTi4QrDfzRGiev0poXKFNvq8w9nbso0RsvAGHIpprQ8jhH7CZn5qV8tADhdAAz65EO6q6qwUqmR17W5eWF7IO6pu4euONKVgmcZlrWbhX27xAe9UYcUlGBED0orT6AZA-P3jem7I-SygyLjSWxGdw5xS9k5yd5HRwfxkpKqjClzBmLWfJ-</w:t>
+      </w:r>
       <w:r>
         <w:lastRenderedPageBreak/>
-        <w:t>https://img.plantuml.biz/plantuml/svg/TLPBR-Cs4BxpLmnoYRE9ZUQQGx6ghNK4s98hoLq4tQBWMenDh4If8fri4FI_T_YIwDZD8UPyyt4qBmxvMIhQgsDJ4o9_SD7HdZPGSy7KMyUWxTMX9JLxLg1QwFd-eA3YFTiftWf2hgVJASJfTXtdKPbaQG484CB4iO4Ypl-8ywACocq1xsIx8RzbMKaMsTUK_Eiuso9WPEagIMCIVOsUo29TaEpB5mDuyhfO_bq-RU9tiewB8bh698-NIL7QJ-VnxzkuA4aHH_dyqKlpnwXSPKilvd6q24HS9caWPDlII_ghDhnvjbvlqsJk0emscvKJRB3N-iT40lDLLDWKx6eg9Mmbwp4mr2OBU00k5AvtxL6eGJeYHT268L2edeizOXtkVMtxAiIuJ4gKlxTjpQW0HB1kwYWH6vE8ADrv-z5ydctJqcd8hV5cSXoCta4th6zGhLgxdjoCtxs5FLFelC6qmnPmFfynDyxnCqLXV3LmuEqjoC3Ow9cclRIyieJ1Q7TEC4Ko-SVi3Da7nDAiZ8i7SXrL3HSRAbWDDHEL1AuagvzrDrFeMiM4uhG6Kwyx-CxGEYgMssJcQfYKGnLn6TIHgx2IwAjbOf3MxwISqB5YGKnxexiPTOXLRTOnCJexyNpGCTeGeyKwIJTH6gykXrgm_WKzdRT2ebdeMLVJ7MimGXVAQ5v7WqTA-ok7WAJT_t1oSdLW9suPPtD6grMxbvDdNklMbH_hfYbxBXNhXwwJGTUTyJiKhV-sTq8FR0SPPR8nQkbRImOAVj6mTWJJh0BZWoR2AVP25RkaUwJrsHwiX4sao_Gx6I7CnecC7NGYfqnX4__GxQMJtp0fwPwjC4LeVMsbFp_zPUlYPAcJFswSE1YQ6wHLBNvoxy-hyMyQfFqKdH-eGlf7gYdYAOX08iwWxAXEiOBHVdUua1hlupZrXX7cZuiUN7pdfs7Fi0BL0l-XIlze-rJHSAV4aylwKbz80Ogt4EyujlUvufyZanxsryPW9pZ3Wua1muox42RZ_Bq36QpxODtORKZm5b3lbpUsTJ4eUZOHvsFSHcSYTvtkWptRb8SHNz0EOHlT47XWzkCepyS418fBLy4mXl9uDTxrm_p1NtSg6le61_g2RThs3DG1RwjMC60_iIzr-nzeNxtIdk6qFUAhui3U02MWTOqsK0IfhqCxZ6RmoCIE6NXtQ3akssUu_p2RUTFLPiwv6vSu_EeUPZFu1FRl2ltL3vafNFqIu5Tcpx05uDvIg_PLJ7z5xcnsRsZZ52JEkgPf2Yxmk9DhVUQzxK0tdc3YJuTZNIRvGNxoWL3_Fz-nsuYUH5xxJHYzURTPtZS18pMu74y-vjIkuAle2Hz6jjh1WyqbqsJFjve7NPpav0teT44UpTzdR4pz_FmF</w:t>
-      </w:r>
-    </w:p>
-    <w:p/>
+        <w:t>RLAM_vY257MblRs5tXaEJJvUr2Xz3TNQZ1q375OTdNMtdYvfEJmYI3EHcCONY0Wh51b3PxIzqkzrWykv_73zdNWzPezW05juqmJU-hMhh3WpMSJzEhlhuGCxKokBiYafjIrF7jsbEZcL5LucZDEcOZkio6am0d43dcExpINV6OWc3KzsBtO5QWdnnhP3I93iGNkm8eT-y7B8jVapeN8k1TWHd2h6kiZT0m4vuGJe2Ugd32okLHo-SOgrQ6uju6ryq6W1e55xYv_2n2Yn6ppQizWeiyz8aT_0anU8csM6aNiWWsgkeCMv5a4lBR-BTrRLTAquWTrS_b9NJu9bPXaZ-D2uc56v73q673iqhPrU9E9BgLkFqtOdAppXGiRvuBKy-Xyumt2cE1bQT9l-Mh8YDoqgPeO7YW_1vdirx2nrKIFlF63WnwIHD4Qlz7CgdHYWyMFljuUI0h0RyoqVKsE8JDI4VSIPrTKf_eaGLQUPQ818rRYvP8MJUR2llgHj4_71qsDv-3_t5-Fb-fAKhILJmAlNWXd79PfjR0VQvhS2qGhAl3Lot-Xyz8DZQ9xCIPWNY3Hq0PFhs5jxHKgwkOk47Pd9j0zwFcYtoeEw8gyuTq1vMbLdWpJ5qoIDvfqxEru1ulNi5RJKc-dTVkgQPcBp4CXQHR2_1mbZJOtgz_cJw5uupDSJIvjOEiY9ysJZ-32zq7Y3doCg_FBcvCGtesgyAN2e_ApL2nhmkVA6YvJbqvz7eqkdw135ABowfd7ekbaDLFgW69vj8SJEwCF9aDlp0wyisOpMq9h6cnBQSVd76zy7jGYNr4V9xxF_EEgb-AiQ9WvwzqEd-UnqO5m05y80XqMh1H2JzAXQ9herIWuGFfNNvSIUJyYg7PVYW80ze80x__1pAWtwi19B5ogqPLNW7hhAXD-0dUQtAlU_Mrn44fb5BBJJ3b_t6EDRO-yPF8LSkMHwIffdXicgYdHjVAgrpB4rQuUzrNhaNxXBMPVJRIt-Ai2_jrwWGyWvrUhHvtpQr_mk2ArfeNkio3Fe_Zzu53NmKDNrwSRN7hEiTLX75TwxxcRwD7z9CI-Si9V_SfvvAzGHo6V7y5be4X0kr63Lmjia52C0szpK1ae_GcE25H4qCF0Cu06385XQ8jKNt3B7WIu2ardXxg0JsXhF_PUW8jZKz9hgdxN7-dvTn_PxItxmDI_Ty0l_jxbXhtxnPj_fzxKp1B6FYhKl7wfRdu5tDlRZuJctbf7cZgY8Gfyt6_ZaJbzQF8Uj7Uw3oyS71tOweD5ziZHj2KMh1w5juF_BwrWzGZlU8nk_gW8ZNuOfD3_gDXG5EyHFz17I3XayWF-TCClwUXPhIZL0HODxBrReaUxHrqu_E63xWTb7UyrCvZkFH46iC7pLm0TllQ4X0FL-n3FEN3w5XtjrdjZxhs8c6M3uzGbn447UGanR0qkOOM9amn_IwQ-jJTkEjeVfzzMsrI5klVBBIqWXOxtsojBnJZUU_y-a-duyvGLUWPuNd3_6GQAtZEuOu9_lq6bnr-v_HS0</w:t>
+      </w:r>
+    </w:p>
     <w:p>
       <w:pPr>
         <w:rPr>

--- a/SDS_Communications.docx
+++ b/SDS_Communications.docx
@@ -677,6 +677,13 @@
                 <w:u w:val="single"/>
               </w:rPr>
             </w:pPr>
+            <w:r>
+              <w:rPr>
+                <w:color w:val="000000"/>
+                <w:u w:val="single"/>
+              </w:rPr>
+              <w:t>04/02/2026</w:t>
+            </w:r>
           </w:p>
         </w:tc>
         <w:tc>
@@ -697,6 +704,12 @@
                 <w:color w:val="000000"/>
               </w:rPr>
             </w:pPr>
+            <w:r>
+              <w:rPr>
+                <w:color w:val="000000"/>
+              </w:rPr>
+              <w:t>1.4</w:t>
+            </w:r>
           </w:p>
         </w:tc>
         <w:tc>
@@ -717,6 +730,12 @@
                 <w:color w:val="000000"/>
               </w:rPr>
             </w:pPr>
+            <w:r>
+              <w:rPr>
+                <w:color w:val="000000"/>
+              </w:rPr>
+              <w:t>Sequence Diagrams</w:t>
+            </w:r>
           </w:p>
         </w:tc>
         <w:tc>
@@ -738,6 +757,12 @@
                 <w:color w:val="000000"/>
               </w:rPr>
             </w:pPr>
+            <w:r>
+              <w:rPr>
+                <w:color w:val="000000"/>
+              </w:rPr>
+              <w:t>Clarize, Victor</w:t>
+            </w:r>
           </w:p>
         </w:tc>
       </w:tr>
@@ -761,6 +786,13 @@
                 <w:u w:val="single"/>
               </w:rPr>
             </w:pPr>
+            <w:r>
+              <w:rPr>
+                <w:color w:val="000000"/>
+                <w:u w:val="single"/>
+              </w:rPr>
+              <w:t>04/02/2026</w:t>
+            </w:r>
           </w:p>
         </w:tc>
         <w:tc>
@@ -781,6 +813,12 @@
                 <w:color w:val="000000"/>
               </w:rPr>
             </w:pPr>
+            <w:r>
+              <w:rPr>
+                <w:color w:val="000000"/>
+              </w:rPr>
+              <w:t>1.5</w:t>
+            </w:r>
           </w:p>
         </w:tc>
         <w:tc>
@@ -801,6 +839,12 @@
                 <w:color w:val="000000"/>
               </w:rPr>
             </w:pPr>
+            <w:r>
+              <w:rPr>
+                <w:color w:val="000000"/>
+              </w:rPr>
+              <w:t>Revise UML Class Diagram and Class Candidates</w:t>
+            </w:r>
           </w:p>
         </w:tc>
         <w:tc>
@@ -822,6 +866,12 @@
                 <w:color w:val="000000"/>
               </w:rPr>
             </w:pPr>
+            <w:r>
+              <w:rPr>
+                <w:color w:val="000000"/>
+              </w:rPr>
+              <w:t>Darien D. Chau</w:t>
+            </w:r>
           </w:p>
         </w:tc>
       </w:tr>
@@ -9320,7 +9370,23 @@
     </w:p>
     <w:p>
       <w:r>
-        <w:t>CLI --&gt; REG : User selects\n"Register User"\nand inputs credentials</w:t>
+        <w:t>CLI --&gt; REG : User selects\</w:t>
+      </w:r>
+      <w:proofErr w:type="spellStart"/>
+      <w:r>
+        <w:t>n"Register</w:t>
+      </w:r>
+      <w:proofErr w:type="spellEnd"/>
+      <w:r>
+        <w:t xml:space="preserve"> User"\</w:t>
+      </w:r>
+      <w:proofErr w:type="spellStart"/>
+      <w:r>
+        <w:t>nand</w:t>
+      </w:r>
+      <w:proofErr w:type="spellEnd"/>
+      <w:r>
+        <w:t xml:space="preserve"> inputs credentials</w:t>
       </w:r>
     </w:p>
     <w:p>
@@ -9631,7 +9697,15 @@
     </w:p>
     <w:p>
       <w:r>
-        <w:t>CLI --&gt; SM : User selects group chat\nand types message</w:t>
+        <w:t>CLI --&gt; SM : User selects group chat\</w:t>
+      </w:r>
+      <w:proofErr w:type="spellStart"/>
+      <w:r>
+        <w:t>nand</w:t>
+      </w:r>
+      <w:proofErr w:type="spellEnd"/>
+      <w:r>
+        <w:t xml:space="preserve"> types message</w:t>
       </w:r>
     </w:p>
     <w:p>
@@ -9666,7 +9740,15 @@
     </w:p>
     <w:p>
       <w:r>
-        <w:t>LOG .&gt; CLI : Update chatbox / console</w:t>
+        <w:t xml:space="preserve">LOG .&gt; CLI : Update </w:t>
+      </w:r>
+      <w:proofErr w:type="spellStart"/>
+      <w:r>
+        <w:t>chatbox</w:t>
+      </w:r>
+      <w:proofErr w:type="spellEnd"/>
+      <w:r>
+        <w:t xml:space="preserve"> / console</w:t>
       </w:r>
     </w:p>
     <w:p/>
@@ -9939,7 +10021,15 @@
     </w:p>
     <w:p>
       <w:r>
-        <w:t>DM --&gt; CLI : Display scrollable\nchat history</w:t>
+        <w:t>DM --&gt; CLI : Display scrollable\</w:t>
+      </w:r>
+      <w:proofErr w:type="spellStart"/>
+      <w:r>
+        <w:t>nchat</w:t>
+      </w:r>
+      <w:proofErr w:type="spellEnd"/>
+      <w:r>
+        <w:t xml:space="preserve"> history</w:t>
       </w:r>
     </w:p>
     <w:p/>
@@ -10178,7 +10268,15 @@
     </w:p>
     <w:p>
       <w:r>
-        <w:t>CLI --&gt; RCL : User selects\n"View Chat Logs" function</w:t>
+        <w:t>CLI --&gt; RCL : User selects\</w:t>
+      </w:r>
+      <w:proofErr w:type="spellStart"/>
+      <w:r>
+        <w:t>n"View</w:t>
+      </w:r>
+      <w:proofErr w:type="spellEnd"/>
+      <w:r>
+        <w:t xml:space="preserve"> Chat Logs" function</w:t>
       </w:r>
     </w:p>
     <w:p>
@@ -10203,7 +10301,15 @@
     </w:p>
     <w:p>
       <w:r>
-        <w:t>DISP --&gt; CLI : Display requested\nchat logs</w:t>
+        <w:t>DISP --&gt; CLI : Display requested\</w:t>
+      </w:r>
+      <w:proofErr w:type="spellStart"/>
+      <w:r>
+        <w:t>nchat</w:t>
+      </w:r>
+      <w:proofErr w:type="spellEnd"/>
+      <w:r>
+        <w:t xml:space="preserve"> logs</w:t>
       </w:r>
     </w:p>
     <w:p>
@@ -10608,95 +10714,586 @@
         <w:ind w:left="1440"/>
       </w:pPr>
       <w:r>
+        <w:rPr>
+          <w:b/>
+          <w:bCs/>
+        </w:rPr>
         <w:t>User</w:t>
       </w:r>
+      <w:r>
+        <w:rPr>
+          <w:b/>
+          <w:bCs/>
+        </w:rPr>
+        <w:t xml:space="preserve">: </w:t>
+      </w:r>
+      <w:r>
+        <w:t>General actors who interact with the system for its communication services.</w:t>
+      </w:r>
     </w:p>
     <w:p>
       <w:pPr>
         <w:ind w:left="1440"/>
       </w:pPr>
-      <w:r>
+    </w:p>
+    <w:p>
+      <w:pPr>
+        <w:ind w:left="1440"/>
+      </w:pPr>
+      <w:r>
+        <w:rPr>
+          <w:b/>
+          <w:bCs/>
+        </w:rPr>
         <w:t>IT User</w:t>
       </w:r>
+      <w:r>
+        <w:rPr>
+          <w:b/>
+          <w:bCs/>
+        </w:rPr>
+        <w:t xml:space="preserve">: </w:t>
+      </w:r>
+      <w:r>
+        <w:t>Super actors who interact with the system similar to regular users, but with elevated privileges in the GUI.</w:t>
+      </w:r>
     </w:p>
     <w:p>
       <w:pPr>
         <w:ind w:left="1440"/>
       </w:pPr>
-      <w:r>
-        <w:t>AdminPanel</w:t>
-      </w:r>
     </w:p>
     <w:p>
       <w:pPr>
         <w:ind w:left="1440"/>
       </w:pPr>
       <w:r>
-        <w:t>Client</w:t>
+        <w:rPr>
+          <w:b/>
+          <w:bCs/>
+        </w:rPr>
+        <w:t>GUI</w:t>
+      </w:r>
+      <w:r>
+        <w:rPr>
+          <w:b/>
+          <w:bCs/>
+        </w:rPr>
+        <w:t xml:space="preserve">: </w:t>
+      </w:r>
+      <w:r>
+        <w:t>The interactive interface where users can point and click to make actions and use the communication service.</w:t>
+      </w:r>
+    </w:p>
+    <w:p>
+      <w:pPr>
+        <w:pStyle w:val="ListParagraph"/>
+        <w:numPr>
+          <w:ilvl w:val="0"/>
+          <w:numId w:val="4"/>
+        </w:numPr>
+        <w:rPr>
+          <w:b/>
+          <w:bCs/>
+        </w:rPr>
+      </w:pPr>
+      <w:proofErr w:type="spellStart"/>
+      <w:r>
+        <w:rPr>
+          <w:b/>
+          <w:bCs/>
+        </w:rPr>
+        <w:t>ITControlPanelView</w:t>
+      </w:r>
+      <w:proofErr w:type="spellEnd"/>
+    </w:p>
+    <w:p>
+      <w:pPr>
+        <w:pStyle w:val="ListParagraph"/>
+        <w:numPr>
+          <w:ilvl w:val="1"/>
+          <w:numId w:val="4"/>
+        </w:numPr>
+        <w:rPr>
+          <w:b/>
+          <w:bCs/>
+        </w:rPr>
+      </w:pPr>
+      <w:r>
+        <w:t xml:space="preserve">An implied sub interface that contributes to the commands that an </w:t>
+      </w:r>
+      <w:proofErr w:type="spellStart"/>
+      <w:r>
+        <w:t>ITUser</w:t>
+      </w:r>
+      <w:proofErr w:type="spellEnd"/>
+      <w:r>
+        <w:t xml:space="preserve"> can execute.</w:t>
+      </w:r>
+    </w:p>
+    <w:p>
+      <w:pPr>
+        <w:pStyle w:val="ListParagraph"/>
+        <w:numPr>
+          <w:ilvl w:val="0"/>
+          <w:numId w:val="4"/>
+        </w:numPr>
+        <w:rPr>
+          <w:b/>
+          <w:bCs/>
+        </w:rPr>
+      </w:pPr>
+      <w:proofErr w:type="spellStart"/>
+      <w:r>
+        <w:rPr>
+          <w:b/>
+          <w:bCs/>
+        </w:rPr>
+        <w:t>GroupCreationView</w:t>
+      </w:r>
+      <w:proofErr w:type="spellEnd"/>
+    </w:p>
+    <w:p>
+      <w:pPr>
+        <w:pStyle w:val="ListParagraph"/>
+        <w:numPr>
+          <w:ilvl w:val="1"/>
+          <w:numId w:val="4"/>
+        </w:numPr>
+        <w:rPr>
+          <w:b/>
+          <w:bCs/>
+        </w:rPr>
+      </w:pPr>
+      <w:r>
+        <w:t xml:space="preserve">An implied sub interface that provides a graphical representation to search, add, and make a new chat with other users. </w:t>
+      </w:r>
+    </w:p>
+    <w:p>
+      <w:pPr>
+        <w:pStyle w:val="ListParagraph"/>
+        <w:numPr>
+          <w:ilvl w:val="0"/>
+          <w:numId w:val="4"/>
+        </w:numPr>
+        <w:rPr>
+          <w:b/>
+          <w:bCs/>
+        </w:rPr>
+      </w:pPr>
+      <w:proofErr w:type="spellStart"/>
+      <w:r>
+        <w:rPr>
+          <w:b/>
+          <w:bCs/>
+        </w:rPr>
+        <w:t>ChatOverlayView</w:t>
+      </w:r>
+      <w:proofErr w:type="spellEnd"/>
+    </w:p>
+    <w:p>
+      <w:pPr>
+        <w:pStyle w:val="ListParagraph"/>
+        <w:numPr>
+          <w:ilvl w:val="1"/>
+          <w:numId w:val="4"/>
+        </w:numPr>
+        <w:rPr>
+          <w:b/>
+          <w:bCs/>
+        </w:rPr>
+      </w:pPr>
+      <w:r>
+        <w:t xml:space="preserve">An implied sub interface that </w:t>
+      </w:r>
+      <w:r>
+        <w:t>serves as the graphical representation</w:t>
+      </w:r>
+      <w:r>
+        <w:tab/>
+        <w:t>for users to interact and communicate with other users.</w:t>
+      </w:r>
+    </w:p>
+    <w:p>
+      <w:pPr>
+        <w:pStyle w:val="ListParagraph"/>
+        <w:numPr>
+          <w:ilvl w:val="0"/>
+          <w:numId w:val="4"/>
+        </w:numPr>
+        <w:rPr>
+          <w:b/>
+          <w:bCs/>
+        </w:rPr>
+      </w:pPr>
+      <w:proofErr w:type="spellStart"/>
+      <w:r>
+        <w:rPr>
+          <w:b/>
+          <w:bCs/>
+        </w:rPr>
+        <w:t>LoginView</w:t>
+      </w:r>
+      <w:proofErr w:type="spellEnd"/>
+    </w:p>
+    <w:p>
+      <w:pPr>
+        <w:pStyle w:val="ListParagraph"/>
+        <w:numPr>
+          <w:ilvl w:val="1"/>
+          <w:numId w:val="4"/>
+        </w:numPr>
+        <w:rPr>
+          <w:b/>
+          <w:bCs/>
+        </w:rPr>
+      </w:pPr>
+      <w:r>
+        <w:t xml:space="preserve">An implied sub interface that is the first page that the user will see, in order to login to the communication application. </w:t>
+      </w:r>
+    </w:p>
+    <w:p>
+      <w:pPr>
+        <w:pStyle w:val="ListParagraph"/>
+        <w:numPr>
+          <w:ilvl w:val="0"/>
+          <w:numId w:val="4"/>
+        </w:numPr>
+        <w:rPr>
+          <w:b/>
+          <w:bCs/>
+        </w:rPr>
+      </w:pPr>
+      <w:proofErr w:type="spellStart"/>
+      <w:r>
+        <w:rPr>
+          <w:b/>
+          <w:bCs/>
+        </w:rPr>
+        <w:t>ClientNetwork</w:t>
+      </w:r>
+      <w:proofErr w:type="spellEnd"/>
+    </w:p>
+    <w:p>
+      <w:pPr>
+        <w:pStyle w:val="ListParagraph"/>
+        <w:numPr>
+          <w:ilvl w:val="1"/>
+          <w:numId w:val="4"/>
+        </w:numPr>
+        <w:rPr>
+          <w:b/>
+          <w:bCs/>
+        </w:rPr>
+      </w:pPr>
+      <w:r>
+        <w:t xml:space="preserve">Responsible for request creation, forwarding, and parsing to make decisions on the user’s behalf. Also serves as the user’s connection to the server. </w:t>
       </w:r>
     </w:p>
     <w:p>
       <w:pPr>
         <w:ind w:left="1440"/>
-      </w:pPr>
-      <w:r>
-        <w:t>Server</w:t>
-      </w:r>
+        <w:rPr>
+          <w:b/>
+          <w:bCs/>
+        </w:rPr>
+      </w:pPr>
     </w:p>
     <w:p>
       <w:pPr>
         <w:ind w:left="1440"/>
       </w:pPr>
       <w:r>
+        <w:rPr>
+          <w:b/>
+          <w:bCs/>
+        </w:rPr>
+        <w:t>Request</w:t>
+      </w:r>
+      <w:r>
+        <w:rPr>
+          <w:b/>
+          <w:bCs/>
+        </w:rPr>
+        <w:t xml:space="preserve">: </w:t>
+      </w:r>
+      <w:r>
+        <w:t>The designated class that defines how requests will be sent and received between the client and server.</w:t>
+      </w:r>
+    </w:p>
+    <w:p>
+      <w:pPr>
+        <w:ind w:left="1440"/>
+      </w:pPr>
+    </w:p>
+    <w:p>
+      <w:pPr>
+        <w:ind w:left="1440"/>
+      </w:pPr>
+      <w:proofErr w:type="spellStart"/>
+      <w:r>
+        <w:rPr>
+          <w:b/>
+          <w:bCs/>
+        </w:rPr>
+        <w:t>ServerNetwork</w:t>
+      </w:r>
+      <w:proofErr w:type="spellEnd"/>
+      <w:r>
+        <w:rPr>
+          <w:b/>
+          <w:bCs/>
+        </w:rPr>
+        <w:t xml:space="preserve">: </w:t>
+      </w:r>
+      <w:r>
+        <w:t xml:space="preserve">Initializes the server, accept incoming connections, and process incoming and forward outgoing requests. </w:t>
+      </w:r>
+    </w:p>
+    <w:p>
+      <w:pPr>
+        <w:pStyle w:val="ListParagraph"/>
+        <w:numPr>
+          <w:ilvl w:val="0"/>
+          <w:numId w:val="4"/>
+        </w:numPr>
+        <w:rPr>
+          <w:b/>
+          <w:bCs/>
+        </w:rPr>
+      </w:pPr>
+      <w:proofErr w:type="spellStart"/>
+      <w:r>
+        <w:rPr>
+          <w:b/>
+          <w:bCs/>
+        </w:rPr>
+        <w:t>ClientHandler</w:t>
+      </w:r>
+      <w:proofErr w:type="spellEnd"/>
+    </w:p>
+    <w:p>
+      <w:pPr>
+        <w:pStyle w:val="ListParagraph"/>
+        <w:numPr>
+          <w:ilvl w:val="1"/>
+          <w:numId w:val="4"/>
+        </w:numPr>
+        <w:rPr>
+          <w:b/>
+          <w:bCs/>
+        </w:rPr>
+      </w:pPr>
+      <w:r>
+        <w:t>Incoming connections are forwarded and receive a thread of execution to provide multithreaded capability with the communications application.</w:t>
+      </w:r>
+    </w:p>
+    <w:p>
+      <w:pPr>
+        <w:ind w:left="1440"/>
+      </w:pPr>
+      <w:proofErr w:type="spellStart"/>
+      <w:r>
+        <w:rPr>
+          <w:b/>
+          <w:bCs/>
+        </w:rPr>
+        <w:t>RequestHandler</w:t>
+      </w:r>
+      <w:proofErr w:type="spellEnd"/>
+      <w:r>
+        <w:rPr>
+          <w:b/>
+          <w:bCs/>
+        </w:rPr>
+        <w:t xml:space="preserve">: </w:t>
+      </w:r>
+      <w:r>
+        <w:t xml:space="preserve">Processes and creates requests that are inbound, dependent on the request’s specific type. </w:t>
+      </w:r>
+    </w:p>
+    <w:p>
+      <w:pPr>
+        <w:pStyle w:val="ListParagraph"/>
+        <w:numPr>
+          <w:ilvl w:val="0"/>
+          <w:numId w:val="4"/>
+        </w:numPr>
+        <w:rPr>
+          <w:b/>
+          <w:bCs/>
+        </w:rPr>
+      </w:pPr>
+      <w:proofErr w:type="spellStart"/>
+      <w:r>
+        <w:rPr>
+          <w:b/>
+          <w:bCs/>
+        </w:rPr>
+        <w:t>UserAuthenticator</w:t>
+      </w:r>
+      <w:proofErr w:type="spellEnd"/>
+    </w:p>
+    <w:p>
+      <w:pPr>
+        <w:pStyle w:val="ListParagraph"/>
+        <w:numPr>
+          <w:ilvl w:val="1"/>
+          <w:numId w:val="4"/>
+        </w:numPr>
+        <w:rPr>
+          <w:b/>
+          <w:bCs/>
+        </w:rPr>
+      </w:pPr>
+      <w:r>
+        <w:t>Processes requests that are relevant to logging in and logging out of the system.</w:t>
+      </w:r>
+    </w:p>
+    <w:p>
+      <w:pPr>
+        <w:pStyle w:val="ListParagraph"/>
+        <w:numPr>
+          <w:ilvl w:val="0"/>
+          <w:numId w:val="4"/>
+        </w:numPr>
+        <w:rPr>
+          <w:b/>
+          <w:bCs/>
+        </w:rPr>
+      </w:pPr>
+      <w:proofErr w:type="spellStart"/>
+      <w:r>
+        <w:rPr>
+          <w:b/>
+          <w:bCs/>
+        </w:rPr>
+        <w:t>ConnectionManager</w:t>
+      </w:r>
+      <w:proofErr w:type="spellEnd"/>
+    </w:p>
+    <w:p>
+      <w:pPr>
+        <w:pStyle w:val="ListParagraph"/>
+        <w:numPr>
+          <w:ilvl w:val="1"/>
+          <w:numId w:val="4"/>
+        </w:numPr>
+        <w:rPr>
+          <w:b/>
+          <w:bCs/>
+        </w:rPr>
+      </w:pPr>
+      <w:r>
+        <w:t>Processes requests that are relevant to connecting and disconnecting clients upon application start up.</w:t>
+      </w:r>
+    </w:p>
+    <w:p>
+      <w:pPr>
+        <w:pStyle w:val="ListParagraph"/>
+        <w:numPr>
+          <w:ilvl w:val="0"/>
+          <w:numId w:val="4"/>
+        </w:numPr>
+        <w:rPr>
+          <w:b/>
+          <w:bCs/>
+        </w:rPr>
+      </w:pPr>
+      <w:proofErr w:type="spellStart"/>
+      <w:r>
+        <w:rPr>
+          <w:b/>
+          <w:bCs/>
+        </w:rPr>
+        <w:t>StorageManager</w:t>
+      </w:r>
+      <w:proofErr w:type="spellEnd"/>
+    </w:p>
+    <w:p>
+      <w:pPr>
+        <w:pStyle w:val="ListParagraph"/>
+        <w:numPr>
+          <w:ilvl w:val="1"/>
+          <w:numId w:val="4"/>
+        </w:numPr>
+        <w:rPr>
+          <w:b/>
+          <w:bCs/>
+        </w:rPr>
+      </w:pPr>
+      <w:r>
+        <w:t xml:space="preserve">Processes requests that are relevant to general user information and storing them to files. </w:t>
+      </w:r>
+    </w:p>
+    <w:p>
+      <w:pPr>
+        <w:pStyle w:val="ListParagraph"/>
+        <w:numPr>
+          <w:ilvl w:val="0"/>
+          <w:numId w:val="4"/>
+        </w:numPr>
+        <w:rPr>
+          <w:b/>
+          <w:bCs/>
+        </w:rPr>
+      </w:pPr>
+      <w:proofErr w:type="spellStart"/>
+      <w:r>
+        <w:rPr>
+          <w:b/>
+          <w:bCs/>
+        </w:rPr>
+        <w:t>LoggingManager</w:t>
+      </w:r>
+      <w:proofErr w:type="spellEnd"/>
+    </w:p>
+    <w:p>
+      <w:pPr>
+        <w:pStyle w:val="ListParagraph"/>
+        <w:numPr>
+          <w:ilvl w:val="1"/>
+          <w:numId w:val="4"/>
+        </w:numPr>
+        <w:rPr>
+          <w:b/>
+          <w:bCs/>
+        </w:rPr>
+      </w:pPr>
+      <w:r>
+        <w:t xml:space="preserve">Processes requests that are relevant to all other managers, recording all information based on the log class. </w:t>
+      </w:r>
+    </w:p>
+    <w:p>
+      <w:pPr>
+        <w:ind w:left="1440"/>
+        <w:rPr>
+          <w:b/>
+          <w:bCs/>
+        </w:rPr>
+      </w:pPr>
+    </w:p>
+    <w:p>
+      <w:pPr>
+        <w:ind w:left="1440"/>
+      </w:pPr>
+      <w:r>
+        <w:rPr>
+          <w:b/>
+          <w:bCs/>
+        </w:rPr>
         <w:t>Log</w:t>
       </w:r>
-    </w:p>
-    <w:p>
-      <w:pPr>
-        <w:ind w:left="1440"/>
-      </w:pPr>
-      <w:r>
-        <w:t>Logger</w:t>
-      </w:r>
-    </w:p>
-    <w:p>
-      <w:pPr>
-        <w:ind w:left="1440"/>
-      </w:pPr>
-      <w:r>
-        <w:t>Message</w:t>
-      </w:r>
-    </w:p>
-    <w:p>
-      <w:pPr>
-        <w:ind w:left="1440"/>
-      </w:pPr>
-      <w:r>
-        <w:t>Networking (Client)</w:t>
-      </w:r>
-    </w:p>
-    <w:p>
-      <w:pPr>
-        <w:ind w:left="1440"/>
-      </w:pPr>
-      <w:r>
-        <w:t>Networking (Server)</w:t>
-      </w:r>
-    </w:p>
-    <w:p>
-      <w:pPr>
-        <w:ind w:left="1440"/>
-      </w:pPr>
-    </w:p>
-    <w:p>
-      <w:pPr>
-        <w:ind w:left="1440"/>
-      </w:pPr>
-    </w:p>
-    <w:p>
-      <w:pPr>
-        <w:ind w:left="1440"/>
-      </w:pPr>
+      <w:r>
+        <w:rPr>
+          <w:b/>
+          <w:bCs/>
+        </w:rPr>
+        <w:t xml:space="preserve">: </w:t>
+      </w:r>
+      <w:r>
+        <w:t xml:space="preserve">Defines the contents of what a log should be, and in turn, the specifics of what is to be written to a log file. </w:t>
+      </w:r>
     </w:p>
     <w:p>
       <w:pPr>
@@ -10715,6 +11312,7 @@
       <w:bookmarkStart w:id="38" w:name="_Toc223255455"/>
       <w:bookmarkStart w:id="39" w:name="_Toc224291132"/>
       <w:r>
+        <w:lastRenderedPageBreak/>
         <w:t xml:space="preserve">Full UML </w:t>
       </w:r>
       <w:r>
@@ -10749,11 +11347,11 @@
         <w:ind w:left="1440"/>
       </w:pPr>
       <w:r>
-        <w:t>bHfhRziuyhj_1T4lTHedsDx7ebYirrOI0V7ZBBb5SNie68csXSYIJfIR3OhzxpSpV4lsNgue494p7CvxXgH_anrlkzEn78taSr4rlEL7LXQLw5uRmUgsEzIZKkmwrjMiBVQ7ZkL5AxAkgAlHwFtDpGsBbjj5j9ccyMgPC9Y0QIQgqr6qdB3mcoNHvakqIT9fkar-ZXXRBH_ZPOGVTtVwAzfiLflHNoErO9iOTFPpfB6dNwVVHlFbV6GM_OLxyJndhVZFIKXW4fYMo6ftAEIGYqtqpssKfEctTVHpb4JB-I9AakbzDDf4zt6IAY4q4i2dczc36Ns9ew-prJATpjB4p3skflFPmpHzWBMhpJSplOccyyVLlHdEO9n6zvlLTkqMtiTBRx3QfcOqdS_rDexSOlKbwas2vA6QfP8GsKIrHQXasWR-Bi14y8TO86v0IXZ7wNgwZ1wL5eUaO3KgYbbAtvFjR0OAi-ExQVmOpTKGH82FzIR-0fj_DthLcthZv5kIHelleR5dZt6qJAsv6GDfbz4i9UBpEB53ffYT7NYr5woem7ch32nUxzX2ICbX4eo_KTwW_NEsMYosotYcFNIwNZ_gWV5Mn49_0pwcYVBXhEHIigqKBV03q7ZEFi5-7NndzQdgxEW4A1K_2fX8khQezZ3NmDgNkitzkKB6AOoVwheKl68m0xnt9mbppjLXbcU6_dGsMssDLaQZQ-9cVB949wontrS0xchrFRvo-rwplUY0UPf3XjM4vdc0kTQC3m09yKhJ7hVNJ7h476U8zgCkSeLWYJP31EN6g7_GZjK-WxdbAesIJwFtq_nOL6jUYPALeiebApefoXsQcREcxaJL5RnaPAy9Un907G3ts_XMsp1EhHNXqxDZqVcM15uL9WYf-8xJCNSMysJQ4-pAmM0khrUDg1opOuElFHQbciuNyP92xhoeYMX_0ASpY40W2pcjANacZY2X5iMHHsaWS91VQGMIQlsd8DcYO05RnEn6yFontilnhYZHTMNVReYoBsGdMkjrqlEw0Nu3GyM_yXsV0-L118pN19R6jQG7ACuIHaP0pPr7t4AcK8P-y4wSWptmSh26B06kmOwyg9JBQCtY9EOTYEvJsuB6qU5HCJQV-a1og4ygE_phbzlRZ_ycQDoieLwwo64C_byZxN4FT4K0ghpJfYcBZFAkOvIWB-2WXo-5U1dBFZC18YXtvlXICGeV1CiB2Kxq2YvLgPeTjMtTruWyFIbb2ACES8sYmgsrKaoIkoj4cVi2kbpN0_cxXtBnhXF7fgCjR10H98DOQecExAdYKByGuph7Zuywrv_B9qe2g13T2emFswCSshPrrV6iayPq7vJTEBgH01q1lYHB03bJJWoItZAkcbFtPbdBckSplMa8gI5R-3kEmHSmhyo7Cf468FKPuL4AKNNd4Q4r4o2CHJxAlHCcmCp0xPx12lMf6m_rTz_Mf</w:t>
+        <w:t>bHfhRziuyhj-1T4ljHl7QEzZKHIhjPL4W5zdoIsAsqF1IBGjH9Pqf9niKEn_lnc-H4hsNgue46bcE9pt32d_9bhAs_Ef30BnL5GDvVH4og9YxMl3ICtROnsKRD-IjYQyE1nRaXUSPMrHLq7m_lRsbaIhtJBQXccyNYK4000ch3gV6AUI2fz94cs_HTia3TDTyYiWPBrQnAi87-xkz5EqtQwtmL-1Mh1B33dv5MZgy7lu8vYlve5Pz1VkHVESSFQVCnCW90WjKDJsM8YX5DledxieITCVc-XNa4Ih-J9Aal0-2hRHVPoaIWbD1FXmEtimRz_YwFjilKh3MPeOs68TpcSFOVe0QzVR7mQyZSBvOdrlNcVmdaRts_LkqosyZrVEotgNchTmFjVRTEoMwszH3mYQ-sOMIaCK4yqMeP7bDl1t2Iw2Fr84AGre2UznkWbNqK9PSSWALgEXYENqCzdDPc0m-tuNnejehbv11NZOREDliFbFOrUzgVEU_4ZIQFdJT_Pi4KUhrBgR4D1s5SrIoNmU9_QLA65dHreT62ag2Dug0u_NUx9aGb00WlEtAXfqVCxMo-Lk5SzqX8QRpKA_c6X5Aemta2DCL0nd9HM2x0JZ80zWupdv3Fkry9pLvwgrRsSWgUY90I1fUL4T0DR0sfUQvowi474AxuzrNJ9Q4O20xErP0AmBTO3IpF0FPxFrpbWb26waDAEpPJeXZNqU0xgjrVDetErxGmwi1U4b30LM02tpW7AZ1HyW4Ych13lItX3XCEiaGxBdkiWLWMNQ30bK6AFzmJhM-YJGzezJwm5uT7nGjAuNO1z52GAgFUDqH3jhE_8S96xSuG2Mr-k6LM5-AgeDhLWvClGwskvtCJdHeY9IA2qQ0Z5I8HxEdBDAcWYZm6QWYvHgV5RnzA-Fq-cdVqjit6oWmdQs9WJ-to3lKGyrbWXPgyEcAOjCPggLL65Vm2p7RmLx6Oc-C1uX667MoQMy2WyIbnUYAUdhhAugLUKZpci-SZtsdeZpep86C-POr8UYmgsrKKnQt1Mip5q5k-peeTpTVRresx9JqyejhEia9WCFSib7z4nnh5-auBegZ4wwEboAGAK1r9Hs_SmuR8zwQD_MLKkpLXZNVL1-0r3npC16G2-a9u2TAK26I6yPLysvVREkPKtpcTxKnzGGe-wE8uW5ZERvK2Tf0LRbHddKWbNjPK9evWoKiSGdSUYKyIWp2Bidy49zRaT3-ztp-jpCE9F2EP5mGFZgSYW8LaAGCQinSUnytKO2d9uTaL2CeD3pLqynnr4tE1jetccToCtGSkSk6tkcEDNIhRZWZjUd_xq4JBil-4dgpQG9V5apx4_b1NF5AUx3wrAM7CTU5NlPNKyUm6ukvmzYo_emLnOBGQ2tn1jdXqAqZA_KhZvopw2UXEVs2C6ZAmwuNrmWmkIHABJJzP1yazzaXT4jd3pGAY-XD2cZQQW6ohwW9xy5Q05CD06o0LkTJ_fTsCQ1kpWQrPnGU0E4zDsILX3qNCMiVW6SZWY3pRnNm8FcK9eE1bzwhzYTVBb7HhdJ61RdjLxUcHM1M-qO7whjt2Ub-G08WBWQWDPkwY8iaJwv49z6ncxwiQECQRtOP8hCJ4Ko0_AvwZlu1_dJbhehiIWndkB9me521IgQ0ZmoH4WPD7YPtF_4WTJoSUO1oyB2EgkFkYIP4E4yS-Vvf9O1WU40UFCuLeC3A4K7az6iqrlYfEPgPhBA3XPjNOqlOAtQ4cSLTzZsHxfjPm07SMaaj1vE67_6n6-Xc3pfuYCaBDxqEhQQH91dHvIOyTKzshdTiKHna21JJwOljdLBosw-4DfVM24yaKO3OIQE9Cv0f5RrUaHRDvVW9IPLvUpkenyvzD-CYjRlXjeZVkM4DiWqMLkdiXdxv1FozotwACk1iXEKxKm9DLBc0aA5qKMZFy25qiXOpcQOZjRf6fquFbBUTxraOm1AWlPyMy2yqj9JOs9O0Y44aUIpEGng_zliSuB4Jq47qPy-bAknO0tOJuQy9nSPJmPSnqRpr2ZIfQF6m5OsfpfzXabbPR-OMJvsfiIuc63AVsz9C0NT-6ccuY2fioScrPGFYjoaddjkraxm6kJdNkTHflVa6XKDkPvVEYPnUBAvPAVll8lPgwFdzVnHcNXdH_HU9lg7Ja_Hde6xQG3cXZ1Dj_7lkpHAFgEoXBo7aKav8BD9Bn6tsg946CCYCLJpN83-MGsdmOEPuOLUyVjvlsUSvTXnOSS2Htkz49KMi5mqK5JiWWsOjVtE2sZa1Ef5HwxFXVASPCIHFh0d9qrOugb7UrmJcZi4siqnBDVaggO85zSft1kVTB2OESLd84SWF7IOEo54euMNKVgmddVc1REAbfypcAKavCPtoyYpyjXe9Pqlo1u6C5tlEcFUgCCtFyFyqcq2uTSAHONnsTtog2LcNcae5ynqVcrIJbyC8rcrXRql11b93aF-0KmetCsL6GmVmnoMZI_w6s-Tb1uk4wJPQWeZ2oI4LQgi8LBwSQdNkidLHVnmV1r4lHOFSC3R1DF4dhfrA2nfyyKalVhxLHB3E9CZSreApQdbD7lgECcxDjNX9Sm4PSBQBuQHGYUGEp9otA2v5ZC3nQphmU_5la0xTQ99lq5cAB4W74Yn9y-qB7BDxbAAZ7e9PXItfh4n8e-</w:t>
       </w:r>
       <w:r>
         <w:lastRenderedPageBreak/>
-        <w:t>sRM2cBEyuGzpY_FkmBaPN0oOILcdfulwqY2qRC3PR8nbEtsDH3CCzGrTdgQTbedj1bgxkIYiQUAOqrcnGLtRNtytqj0jRkYFPBSWbGGyffXjr6UKLUSuZvjNLAMzVHLYPVjvU01wFfy_22qhFTpfR4fCFGMVsjrpbwgNKFWJa0-cPww0vPCbN6e10oHC7W8X7gwx99liXjb6DsGiGTUvIMa9gKqFQidgKBhFluHf00Y6W79KBdJOrVnS1TFehfb74O08DijU0LEtogVrGE0QOymq2mO0XmaXzIqD_0o668v3VaU6-6ELx0uh_LofzORhvY6irhFVLGgpU4aJCJLO6hbXoxE9MIJC_vfU7Izh6rCJHE4HQR8J8zB4P3FLTt1FqYVTznVYKb9j2cU4xrPo415Ku15XW3YGKylalllUBomTBpEp9AmSqxhOnSa4oQzxzRxFgfbW60e0DnyNgc618JYWpvtvkGc64ck-nSZx63HnfVu3DIAJJ0hk4Ustw1ld08ymBa6trfOzJfBqK4oUTR9H-hMgbUnLIU2D1rIOWuZGUVcLSSIsK64J7sPkjZL7IzTVo6rlJ1312oD1ynCF4wyXgZVj2b0tPoRBp6eAc_t4FpKGltDkEp2QgWj4cPEA8D2etLrIiKuH9-mlo_H1qe7Ia-GjZF5r5Yf2n0LH2UDVWD7dQp0T3R3SBH6r-34iz6mlxO-02b1Mxuhe5_f-B4nFaoJu8A8yiaSxRNzRVHvJXA6e0VeTn_Ar9Ym1kGdGzgJiuGd0wfNHlBK2EB2KKDWAnjJJfvXK5dUpqPM29qfDiu6cBBVMm9CpQx3C5D-aDJPio0nwKEXcz3pRq6q4O82-QbNUPJg0xxK8UfIV6cVnER9nfBjldFdinTRpylneoBnphRelKWChn02GNiATjq0z0tJDDt4ls_fU0nq67iFBPCoG6Q3dW0tMgDC6iKYCcHpl36eilg8zmAwXvTwnU-dtKwq8iUA2piMsDhhXPAk6beX6qWgTi4QrDfzRGiev0poXKFNvq8w9nbso0RsvAGHIpprQ8jhH7CZn5qV8tADhdAAz65EO6q6qwUqmR17W5eWF7IO6pu4euONKVgmcZlrWbhX27xAe9UYcUlGBED0orT6AZA-P3jem7I-SygyLjSWxGdw5xS9k5yd5HRwfxkpKqjClzBmLWfJ-RLAM_vY257MblRs5tXaEJJvUr2Xz3TNQZ1q375OTdNMtdYvfEJmYI3EHcCONY0Wh51b3PxIzqkzrWykv_73zdNWzPezW05juqmJU-hMhh3WpMSJzEhlhuGCxKokBiYafjIrF7jsbEZcL5LucZDEcOZkio6am0d43dcExpINV6OWc3KzsBtO5QWdnnhP3I93iGNkm8eT-y7B8jVapeN8k1TWHd2h6kiZT0m4vuGJe2Ugd32okLHo-SOgrQ6uju6ryq6W1e55xYv_2n2Yn6ppQizWeiyz8aT_0anU8csM6aNiWWsgkeCMv5a4lBR-BTrRLTAquWTrS_b9NJu9bPXaZ-D2uc56v73q673iqhPrU9E9BgLkFqtOdAppXGiRvuBKy-Xyumt2cE1bQT9l-Mh8YDoqgPeO7YW_1vdirx2nrKIFlF63WnwIHD4Qlz7CgdHYWyMFljuUI0h0RyoqVKsE8JDI4VSIPrTKf_eaGLQUPQ818rRYvP8MJUR2llgHj4_71qsDv-3_t5-Fb-fAKhILJmAlNWXd79PfjR0VQvhS2qGhAl3Lot-Xyz8DZQ9xCIPWNY3Hq0PFhs5jxHKgwkOk47Pd9j0zwFcYtoeEw8gyuTq1vMbLdWpJ5qoIDvfqxEru1ulNi5RJKc-dTVkgQPcBp4CXQHR2_1mbZJOtgz_cJw5uupDSJIvjOEiY9ysJZ-32zq7Y3doCg_FBcvCGtesgyAN2e_ApL2nhmkVA6YvJbqvz7eqkdw135ABowfd7ekbaDLFgW69vj8SJEwCF9aDlp0wyisOpMq9h6cnBQSVd76zy7jGYNr4V9xxF_EEgb-AiQ9WvwzqEd-UnqO5m05y80XqMh1H2JzAXQ9herIWuGFfNNvSIUJyYg7PVYW80ze80x__1pAWtwi19B5ogqPLNW7hhAXD-0dUQtAlU_Mrn44fb5BBJJ3b_t6EDRO-yPF8LSkMHwIffdXicgYdHjVAgrpB4rQuUzrNhaNxXBMPVJRIt-Ai2_jrwWGyWvrUhHvtpQr_mk2ArfeNkio3Fe_Zzu53NmKDNrwSRN7hEiTLX75TwxxcRwD7z9CI-Si9V_SfvvAzGHo6V7y5be4X0kr63Lmjia52C0szpK1ae_GcE25H4qCF0Cu06385XQ8jKNt3B7WIu2ardXxg0JsXhF_PUW8jZKz9hgdxN7-dvTn_PxItxmDI_Ty0l_jxbXhtxnPj_fzxKp1B6FYhKl7wfRdu5tDlRZuJctbf7cZgY8Gfyt6_ZaJbzQF8Uj7Uw3oyS71tOweD5ziZHj2KMh1w5juF_BwrWzGZlU8nk_gW8ZNuOfD3_gDXG5EyHFz17I3XayWF-TCClwUXPhIZL0HODxBrReaUxHrqu_E63xWTb7UyrCvZkFH46iC7pLm0TllQ4X0FL-n3FEN3w5XtjrdjZxhs8c6M3uzGbn447UGanR0qkOOM9amn_IwQ-jJTkEjeVfzzMsrI5klVBBIqWXOxtsojBnJZUU_y-a-duyvGLUWPuNd3_6GQAtZEuOu9_lq6bnr-v_HS0</w:t>
+        <w:t>149nm0dHK5HCYVIwKNgwpIdKexcrW_NnaQ44GaNRNXGKeKMArURLdCDQN7ecZFm4dhh4sIuqXzju6LTt22FB4F5dD4ddSUwj96iwUvJINdzNb4rE5IVGaBWGUPbWEHu-1n5tPjW5lJapNIhTR9cnDrlMYIvik1ENCe-kDy-Bd12rBKtxBLyE6vMPCrSpmGFd5gsHV_S5MCptHnaqE-Uc15Tp4ZHPMbHERB6xszVP0Le1-OwNjMt84bL4sSQTmjaLrhiy2TALPnXfmOiLUhbdHL2wSgnVI-lBueBdH7EAVkkj1Nwqf-ifbWLSlacRajscri9zhcjqBP2iQyDMfVtxmoXiQnVTgJW2S8LFV1u-lVc_jDIevpLrXt9sPmFPWvwjngoJO5oM356gFg0zNTT8lNm2KqMZAiRFZ7IpUm5hDItrjg_chvcKkCe-5a518yqkSDDdSh7vRFFdgZIv8DRcsWUsBL5fUnWWkVEyLRY_6g3g_lBa8uTseIb_PU5Hz5afapVXIMyDbwjAfBwEnvIDCY8nLJZzpH3IJh1PA7L2iZFPmOY7wO3ACnkn8M-isioMCfjwsikouakEDpuDQv1hgqyIDcN-CUoNEgeQLizxlyOCk3ZgG3X0BNgB3WhKYw6awL4qp7GVU0TAz-hfMoFiP8NltjIm0P2y9yFuVt8nsanEuL0kNQd8L5M3UkigOMy0xInxKxFwsFF2rCWRPQw6wU3nWZ-KdMXBn2hNoH7IND9yR9ceeqRrot1iPucfVZ_gcTLY_K8xLLpFjBVwka7-tdk47aCkhrKUTosjVyBWYjAMPdhEWpgFw_UHGry73KDUd6rnwAR3LOHnNEby0jz6Y-n410U1g3I44VrLVXqxx2dqKwla9GWQQ18mRDKGrmm49rJXIdeF9mEYFS4IGJGGZ3283UC0h20nZaPeBfkI1GQX8S7Qi2tY4iVRJrF_kM9oQafsaH-LxeE7lFf7fb7mWwjyxa1T_8N5BtdrquE_KDxL0hq2gsw_ouNuN1txhqGiTcjwvtRzAwBXzd4u_MEB075Cqs3BpLWV-lT__oyjR7U3jZT7wZqgIoH-9AF8_AZ9KfRV_1_n2xne3mu6pKfqwqIlEnqOCm-vBB9pOy2liXzkyVgbkdK-G7hZtNS_33RvPUTZX9ngViMTLYPfY74oTJy2z4xTPEZZjN2CS37ZN2FtEVOtAhslIUrFfhwcz4DF9k0X_h7UfoaJdfpXQGHdPpezfB1SJFRwF3TQxW_H3MZFsxddWts_GRV6tIVy5</w:t>
       </w:r>
     </w:p>
     <w:p>
@@ -10778,32 +11376,27 @@
           <w:b/>
           <w:bCs/>
         </w:rPr>
-        <w:lastRenderedPageBreak/>
         <w:t>Image:</w:t>
       </w:r>
     </w:p>
     <w:p>
       <w:pPr>
         <w:ind w:left="1440" w:hanging="1440"/>
-      </w:pPr>
-      <w:r>
-        <w:tab/>
-      </w:r>
-      <w:r>
-        <w:t>https://img.plantuml.biz/plantuml/svg/bHfhRziuyhj_1T4lTHedsDx7ebYirrOI0V7ZBBb5SNie68csXSYIJfIR3OhzxpSpV4lsNgue494p7CvxXgH_anrlkzEn78taSr4rlEL7LXQLw5uRmUgsEzIZKkmwrjMiBVQ7ZkL5AxAkgAlHwFtDpGsBbjj5j9ccyMgPC9Y0QIQgqr6qdB3mcoNHvakqIT9fkar-ZXXRBH_ZPOGVTtVwAzfiLflHNoErO9iOTFPpfB6dNwVVHlFbV6GM_OLxyJndhVZFIKXW4fYMo6ftAEIGYqtqpssKfEctTVHpb4JB-I9AakbzDDf4zt6IAY4q4i2dczc36Ns9ew-prJATpjB4p3skflFPmpHzWBMhpJSplOccyyVLlHdEO9n6zvlLTkqMtiTBRx3QfcOqdS_rDexSOlKbwas2vA6QfP8GsKIrHQXasWR-Bi14y8TO86v0IXZ7wNgwZ1wL5eUaO3KgYbbAtvFjR0OAi-ExQVmOpTKGH82FzIR-0fj_DthLcthZv5kIHelleR5dZt6qJAsv6GDfbz4i9UBpEB53ffYT7NYr5woem7ch32nUxzX2ICbX4eo_KTwW_NEsMYosotYcFNIwNZ_gWV5Mn49_0pwcYVBXhEHIigqKBV03q7ZEFi5-7NndzQdgxEW4A1K_2fX8khQezZ3NmDgNkitzkKB6AOoVwheKl68m0xnt9mbppjLXbcU6_dGsMssDLaQZQ-9cVB949wontrS0xchrFRvo-rwplUY0UPf3XjM4vdc0kTQC3m09yKhJ7hVNJ7h476U8zgCkSeLWYJP31EN6g7_GZjK-WxdbAesIJwFtq_nOL6jUYPALeiebApefoXsQcREcxaJL5RnaPAy9Un907G3ts_XMsp1EhHNXqxDZqVcM15uL9WYf-8xJCNSMysJQ4-pAmM0khrUDg1opOuElFHQbciuNyP92xhoeYMX_0ASpY40W2pcjANacZY2X5iMHHsaWS91VQGMIQlsd8DcYO05RnEn6yFontilnhYZHTMNVReYoBsGdMkjrqlEw0Nu3GyM_yXsV0-L118pN19R6jQG7ACuIHaP0pPr7t4AcK8P-y4wSWptmSh26B06kmOwyg9JBQCtY9EOTYEvJsuB6qU5HCJQV-a1og4ygE_phbzlRZ_ycQDoieLwwo64C_byZxN4FT4K0ghpJfYcBZFAkOvIWB-2WXo-5U1dBFZC18YXtvlXICGeV1CiB2Kxq2YvLgPeTjMtTruWyFIbb2ACES8sYmgsrKaoIkoj4cVi2kbpN0_cxXtBnhXF7fgCjR10H98DOQecExAdYKByGuph7Zuywrv_B9qe2g13T2emFswCSshPrrV6iayPq7vJTEBgH01q1lYHB03bJJWoItZAkcbFtPbdBckSplMa8gI5R-3kEmHSmhyo7Cf468FKPuL4AKNNd4Q4r4o2CHJxAlHCcmCp0xPx12lMf6m_rTz_MfsRM2cBEyuGzpY_FkmBaPN0oOILcdfulwqY2qRC3PR8nbEtsDH3CCzGrTdgQTbedj1bgxkIYiQUAOqrcnGLtRNtytqj0jRkYFPBSWbGGyffXjr6UKLUSuZvjNLAMzVHLYPVjvU01wFfy_22qhFTpfR4fCFGMVsjrpbwgNKFWJa0-cPww0vPCbN6e10oHC7W8X7gwx99liXjb6DsGiGTUvIMa9gKqFQidgKBhFluHf00Y6W79KBdJOrVnS1TFehfb74O08DijU0LEtogVrGE0QOymq2mO0XmaXzIqD_0o668v3VaU6-6ELx0uh_LofzORhvY6irhFVLGgpU4aJCJLO6hbXoxE9MIJC_vfU7Izh6rCJHE4HQR8J8zB4P3FLTt1FqYVTznVYKb9j2cU4xrPo415Ku15XW3YGKylalllUBomTBpEp9AmSqxhOnSa4oQzxzRxFgfbW60e0DnyNgc618JYWpvtvkGc64ck-nSZx63HnfVu3DIAJJ0hk4Ustw1ld08ymBa6trfOzJfBqK4oUTR9H-hMgbUnLIU2D1rIOWuZGUVcLSSIsK64J7sPkjZL7IzTVo6rlJ1312oD1ynCF4wyXgZVj2b0tPoRBp6eAc_t4FpKGltDkEp2QgWj4cPEA8D2etLrIiKuH9-mlo_H1qe7Ia-GjZF5r5Yf2n0LH2UDVWD7dQp0T3R3SBH6r-34iz6mlxO-02b1Mxuhe5_f-B4nFaoJu8A8yiaSxRNzRVHvJXA6e0VeTn_Ar9Ym1kGdGzgJiuGd0wfNHlBK2EB2KKDWAnjJJfvXK5dUpqPM29qfDiu6cBBVMm9CpQx3C5D-aDJPio0nwKEXcz3pRq6q4O82-QbNUPJg0xxK8UfIV6cVnER9nfBjldFdinTRpylneoBnphRelKWChn02GNiATjq0z0tJDDt4ls_fU0nq67iFBPCoG6Q3dW0tMgDC6iKYCcHpl36eilg8zmAwXvTwnU-dtKwq8iUA2piMsDhhXPAk6beX6qWgTi4QrDfzRGiev0poXKFNvq8w9nbso0RsvAGHIpprQ8jhH7CZn5qV8tADhdAAz65EO6q6qwUqmR17W5eWF7IO6pu4euONKVgmcZlrWbhX27xAe9UYcUlGBED0orT6AZA-P3jem7I-SygyLjSWxGdw5xS9k5yd5HRwfxkpKqjClzBmLWfJ-</w:t>
-      </w:r>
-      <w:r>
-        <w:lastRenderedPageBreak/>
-        <w:t>RLAM_vY257MblRs5tXaEJJvUr2Xz3TNQZ1q375OTdNMtdYvfEJmYI3EHcCONY0Wh51b3PxIzqkzrWykv_73zdNWzPezW05juqmJU-hMhh3WpMSJzEhlhuGCxKokBiYafjIrF7jsbEZcL5LucZDEcOZkio6am0d43dcExpINV6OWc3KzsBtO5QWdnnhP3I93iGNkm8eT-y7B8jVapeN8k1TWHd2h6kiZT0m4vuGJe2Ugd32okLHo-SOgrQ6uju6ryq6W1e55xYv_2n2Yn6ppQizWeiyz8aT_0anU8csM6aNiWWsgkeCMv5a4lBR-BTrRLTAquWTrS_b9NJu9bPXaZ-D2uc56v73q673iqhPrU9E9BgLkFqtOdAppXGiRvuBKy-Xyumt2cE1bQT9l-Mh8YDoqgPeO7YW_1vdirx2nrKIFlF63WnwIHD4Qlz7CgdHYWyMFljuUI0h0RyoqVKsE8JDI4VSIPrTKf_eaGLQUPQ818rRYvP8MJUR2llgHj4_71qsDv-3_t5-Fb-fAKhILJmAlNWXd79PfjR0VQvhS2qGhAl3Lot-Xyz8DZQ9xCIPWNY3Hq0PFhs5jxHKgwkOk47Pd9j0zwFcYtoeEw8gyuTq1vMbLdWpJ5qoIDvfqxEru1ulNi5RJKc-dTVkgQPcBp4CXQHR2_1mbZJOtgz_cJw5uupDSJIvjOEiY9ysJZ-32zq7Y3doCg_FBcvCGtesgyAN2e_ApL2nhmkVA6YvJbqvz7eqkdw135ABowfd7ekbaDLFgW69vj8SJEwCF9aDlp0wyisOpMq9h6cnBQSVd76zy7jGYNr4V9xxF_EEgb-AiQ9WvwzqEd-UnqO5m05y80XqMh1H2JzAXQ9herIWuGFfNNvSIUJyYg7PVYW80ze80x__1pAWtwi19B5ogqPLNW7hhAXD-0dUQtAlU_Mrn44fb5BBJJ3b_t6EDRO-yPF8LSkMHwIffdXicgYdHjVAgrpB4rQuUzrNhaNxXBMPVJRIt-Ai2_jrwWGyWvrUhHvtpQr_mk2ArfeNkio3Fe_Zzu53NmKDNrwSRN7hEiTLX75TwxxcRwD7z9CI-Si9V_SfvvAzGHo6V7y5be4X0kr63Lmjia52C0szpK1ae_GcE25H4qCF0Cu06385XQ8jKNt3B7WIu2ardXxg0JsXhF_PUW8jZKz9hgdxN7-dvTn_PxItxmDI_Ty0l_jxbXhtxnPj_fzxKp1B6FYhKl7wfRdu5tDlRZuJctbf7cZgY8Gfyt6_ZaJbzQF8Uj7Uw3oyS71tOweD5ziZHj2KMh1w5juF_BwrWzGZlU8nk_gW8ZNuOfD3_gDXG5EyHFz17I3XayWF-TCClwUXPhIZL0HODxBrReaUxHrqu_E63xWTb7UyrCvZkFH46iC7pLm0TllQ4X0FL-n3FEN3w5XtjrdjZxhs8c6M3uzGbn447UGanR0qkOOM9amn_IwQ-jJTkEjeVfzzMsrI5klVBBIqWXOxtsojBnJZUU_y-a-duyvGLUWPuNd3_6GQAtZEuOu9_lq6bnr-v_HS0</w:t>
-      </w:r>
-    </w:p>
-    <w:p>
-      <w:pPr>
         <w:rPr>
           <w:b/>
           <w:bCs/>
         </w:rPr>
       </w:pPr>
+      <w:r>
+        <w:tab/>
+      </w:r>
+      <w:r>
+        <w:t>https://img.plantuml.biz/plantuml/svg/bHfhRziuyhj-1T4ljHl7QEzZKHIhjPL4W5zdoIsAsqF1IBGjH9Pqf9niKEn_lnc-H4hsNgue46bcE9pt32d_9bhAs_Ef30BnL5GDvVH4og9YxMl3ICtROnsKRD-IjYQyE1nRaXUSPMrHLq7m_lRsbaIhtJBQXccyNYK4000ch3gV6AUI2fz94cs_HTia3TDTyYiWPBrQnAi87-xkz5EqtQwtmL-1Mh1B33dv5MZgy7lu8vYlve5Pz1VkHVESSFQVCnCW90WjKDJsM8YX5DledxieITCVc-XNa4Ih-J9Aal0-2hRHVPoaIWbD1FXmEtimRz_YwFjilKh3MPeOs68TpcSFOVe0QzVR7mQyZSBvOdrlNcVmdaRts_LkqosyZrVEotgNchTmFjVRTEoMwszH3mYQ-sOMIaCK4yqMeP7bDl1t2Iw2Fr84AGre2UznkWbNqK9PSSWALgEXYENqCzdDPc0m-tuNnejehbv11NZOREDliFbFOrUzgVEU_4ZIQFdJT_Pi4KUhrBgR4D1s5SrIoNmU9_QLA65dHreT62ag2Dug0u_NUx9aGb00WlEtAXfqVCxMo-Lk5SzqX8QRpKA_c6X5Aemta2DCL0nd9HM2x0JZ80zWupdv3Fkry9pLvwgrRsSWgUY90I1fUL4T0DR0sfUQvowi474AxuzrNJ9Q4O20xErP0AmBTO3IpF0FPxFrpbWb26waDAEpPJeXZNqU0xgjrVDetErxGmwi1U4b30LM02tpW7AZ1HyW4Ych13lItX3XCEiaGxBdkiWLWMNQ30bK6AFzmJhM-YJGzezJwm5uT7nGjAuNO1z52GAgFUDqH3jhE_8S96xSuG2Mr-k6LM5-AgeDhLWvClGwskvtCJdHeY9IA2qQ0Z5I8HxEdBDAcWYZm6QWYvHgV5RnzA-Fq-cdVqjit6oWmdQs9WJ-to3lKGyrbWXPgyEcAOjCPggLL65Vm2p7RmLx6Oc-C1uX667MoQMy2WyIbnUYAUdhhAugLUKZpci-SZtsdeZpep86C-POr8UYmgsrKKnQt1Mip5q5k-peeTpTVRresx9JqyejhEia9WCFSib7z4nnh5-auBegZ4wwEboAGAK1r9Hs_SmuR8zwQD_MLKkpLXZNVL1-0r3npC16G2-a9u2TAK26I6yPLysvVREkPKtpcTxKnzGGe-wE8uW5ZERvK2Tf0LRbHddKWbNjPK9evWoKiSGdSUYKyIWp2Bidy49zRaT3-ztp-</w:t>
+      </w:r>
+      <w:r>
+        <w:lastRenderedPageBreak/>
+        <w:t>jpCE9F2EP5mGFZgSYW8LaAGCQinSUnytKO2d9uTaL2CeD3pLqynnr4tE1jetccToCtGSkSk6tkcEDNIhRZWZjUd_xq4JBil-4dgpQG9V5apx4_b1NF5AUx3wrAM7CTU5NlPNKyUm6ukvmzYo_emLnOBGQ2tn1jdXqAqZA_KhZvopw2UXEVs2C6ZAmwuNrmWmkIHABJJzP1yazzaXT4jd3pGAY-XD2cZQQW6ohwW9xy5Q05CD06o0LkTJ_fTsCQ1kpWQrPnGU0E4zDsILX3qNCMiVW6SZWY3pRnNm8FcK9eE1bzwhzYTVBb7HhdJ61RdjLxUcHM1M-qO7whjt2Ub-G08WBWQWDPkwY8iaJwv49z6ncxwiQECQRtOP8hCJ4Ko0_AvwZlu1_dJbhehiIWndkB9me521IgQ0ZmoH4WPD7YPtF_4WTJoSUO1oyB2EgkFkYIP4E4yS-Vvf9O1WU40UFCuLeC3A4K7az6iqrlYfEPgPhBA3XPjNOqlOAtQ4cSLTzZsHxfjPm07SMaaj1vE67_6n6-Xc3pfuYCaBDxqEhQQH91dHvIOyTKzshdTiKHna21JJwOljdLBosw-4DfVM24yaKO3OIQE9Cv0f5RrUaHRDvVW9IPLvUpkenyvzD-CYjRlXjeZVkM4DiWqMLkdiXdxv1FozotwACk1iXEKxKm9DLBc0aA5qKMZFy25qiXOpcQOZjRf6fquFbBUTxraOm1AWlPyMy2yqj9JOs9O0Y44aUIpEGng_zliSuB4Jq47qPy-bAknO0tOJuQy9nSPJmPSnqRpr2ZIfQF6m5OsfpfzXabbPR-OMJvsfiIuc63AVsz9C0NT-6ccuY2fioScrPGFYjoaddjkraxm6kJdNkTHflVa6XKDkPvVEYPnUBAvPAVll8lPgwFdzVnHcNXdH_HU9lg7Ja_Hde6xQG3cXZ1Dj_7lkpHAFgEoXBo7aKav8BD9Bn6tsg946CCYCLJpN83-MGsdmOEPuOLUyVjvlsUSvTXnOSS2Htkz49KMi5mqK5JiWWsOjVtE2sZa1Ef5HwxFXVASPCIHFh0d9qrOugb7UrmJcZi4siqnBDVaggO85zSft1kVTB2OESLd84SWF7IOEo54euMNKVgmddVc1REAbfypcAKavCPtoyYpyjXe9Pqlo1u6C5tlEcFUgCCtFyFyqcq2uTSAHONnsTtog2LcNcae5ynqVcrIJbyC8rcrXRql11b93aF-0KmetCsL6GmVmnoMZI_w6s-Tb1uk4wJPQWeZ2oI4LQgi8LBwSQdNkidLHVnmV1r4lHOFSC3R1DF4dhfrA2nfyyKalVhxLHB3E9CZSreApQdbD7lgECcxDjNX9Sm4PSBQBuQHGYUGEp9otA2v5ZC3nQphmU_5la0xTQ99lq5cAB4W74Yn9y-qB7BDxbAAZ7e9PXItfh4n8e-149nm0dHK5HCYVIwKNgwpIdKexcrW_NnaQ44GaNRNXGKeKMArURLdCDQN7ecZFm4dhh4sIuqXzju6LTt22FB4F5dD4ddSUwj96iwUvJINdzNb4rE5IVGaBWGUPbWEHu-1n5tPjW5lJapNIhTR9cnDrlMYIvik1ENCe-kDy-Bd12rBKtxBLyE6vMPCrSpmGFd5gsHV_S5MCptHnaqE-Uc15Tp4ZHPMbHERB6xszVP0Le1-OwNjMt84bL4sSQTmjaLrhiy2TALPnXfmOiLUhbdHL2wSgnVI-lBueBdH7EAVkkj1Nwqf-ifbWLSlacRajscri9zhcjqBP2iQyDMfVtxmoXiQnVTgJW2S8LFV1u-lVc_jDIevpLrXt9sPmFPWvwjngoJO5oM356gFg0zNTT8lNm2KqMZAiRFZ7IpUm5hDItrjg_chvcKkCe-5a518yqkSDDdSh7vRFFdgZIv8DRcsWUsBL5fUnWWkVEyLRY_6g3g_lBa8uTseIb_PU5Hz5afapVXIMyDbwjAfBwEnvIDCY8nLJZzpH3IJh1PA7L2iZFPmOY7wO3ACnkn8M-isioMCfjwsikouakEDpuDQv1hgqyIDcN-CUoNEgeQLizxlyOCk3ZgG3X0BNgB3WhKYw6awL4qp7GVU0TAz-hfMoFiP8NltjIm0P2y9yFuVt8nsanEuL0kNQd8L5M3UkigOMy0xInxKxFwsFF2rCWRPQw6wU3nWZ-KdMXBn2hNoH7IND9yR9ceeqRrot1iPucfVZ_gcTLY_K8xLLpFjBVwka7-tdk47aCkhrKUTosjVyBWYjAMPdhEWpgFw_UHGry73KDUd6rnwAR3LOHnNEby0jz6Y-n410U1g3I44VrLVXqxx2dqKwla9GWQQ18mRDKGrmm49rJXIdeF9mEYFS4IGJGGZ3283UC0h20nZaPeBfkI1GQX8S7Qi2tY4iVRJrF_kM9oQafsaH-LxeE7lFf7fb7mWwjyxa1T_8N5BtdrquE_KDxL0hq2gsw_ouNuN1txhqGiTcjwvtRzAwBXzd4u_MEB075Cqs3BpLWV-lT__oyjR7U3jZT7wZqgIoH-9AF8_AZ9KfRV_1_n2xne3mu6pKfqwqIlEnqOCm-vBB9pOy2liXzkyVgbkdK-G7hZtNS_33RvPUTZX9ngViMTLYPfY74oTJy2z4xTPEZZjN2CS37ZN2FtEVOtAhslIUrFfhwcz4DF9k0X_h7UfoaJdfpXQGHdPpezfB1SJFRwF3TQxW_H3MZFsxddWts_GRV6tIVy5</w:t>
+      </w:r>
     </w:p>
     <w:p>
       <w:pPr>
@@ -10849,45 +11442,102 @@
     </w:p>
     <w:p/>
     <w:p>
+      <w:pPr>
+        <w:rPr>
+          <w:b/>
+          <w:bCs/>
+        </w:rPr>
+      </w:pPr>
+      <w:r>
+        <w:rPr>
+          <w:b/>
+          <w:bCs/>
+        </w:rPr>
+        <w:t>Encoding:</w:t>
+      </w:r>
+    </w:p>
+    <w:p>
+      <w:r>
+        <w:t>fLN1Zjem4BtxAtm4gVi3IAmMqOeYBLJQNNftazbWrR6puycY_dt7JW8CILUjoW6mPzxCcpSly1398BMrKsJ9WJv4G6rygTUXhbjl2qCsUBrg6jT_LyeK531dgeR1jh2DyQGtXwquFuRA-kyMJk9sxInusWET0luKaMV0Ty2fo1EyjH3fA_DoDqqJYrLBHwwP-0KPVUOBKy7EU7x7MtPChveATHI7Rcgvr5STaXhBfL9PgBlxDFL2Pn6lD9hD5T-dy5c4XIvjR9pvnR4p-2fgYA1kADzmoZbowN6oL1pJrUpnssQxvp9z3o4f9u8lTn0ZppLpgKmltro9n8GKaYyqXfQWXxw45uCLa2ZnYOidnFRpN0biAYQtnFE6OHWbGobvj3TMu7841eqozDr4asjGETL8xdcXUPnCQzNfpOt66660Jj0dY4tm4MOjq-A9H4fcThC5GKmdrAtyms8dCeVDTei7MhU8d98awGc8X8ipTb_sXtcsx0Oye77T0xqgfdtR0Bu6hBlmnRGV60h_oqius8Zo-Qzir60ek4n_dTna7Ec-Klwq236D4cqay0KepQ_nLkMF0OzbtWU2N3LXPCQatnAeL2o8f16FeNMb_W79NnLdJ5EOC2EtpjN-pOKySUlEM_Z0XjWZ_cI-iNSUk0__7_m6</w:t>
+      </w:r>
+      <w:r>
+        <w:br/>
+      </w:r>
+      <w:r>
+        <w:br/>
+      </w:r>
+    </w:p>
+    <w:p>
+      <w:pPr>
+        <w:rPr>
+          <w:b/>
+          <w:bCs/>
+        </w:rPr>
+      </w:pPr>
+      <w:r>
+        <w:rPr>
+          <w:b/>
+          <w:bCs/>
+        </w:rPr>
+        <w:t>Image:</w:t>
+      </w:r>
+    </w:p>
+    <w:p>
+      <w:r>
+        <w:fldChar w:fldCharType="begin"/>
+      </w:r>
+      <w:r>
+        <w:instrText xml:space="preserve"> INCLUDEPICTURE "https://img.plantuml.biz/plantuml/png/fLN1Zjem4BtxAtm4gVi3IAmMqOeYBLJQNNftazbWrR6puycY_dt7JW8CILUjoW6mPzxCcpSly1398BMrKsJ9WJv4G6rygTUXhbjl2qCsUBrg6jT_LyeK531dgeR1jh2DyQGtXwquFuRA-kyMJk9sxInusWET0luKaMV0Ty2fo1EyjH3fA_DoDqqJYrLBHwwP-0KPVUOBKy7EU7x7MtPChveATHI7Rcgvr5STaXhBfL9PgBlxDFL2Pn6lD9hD5T-dy5c4XIvjR9pvnR4p-2fgYA1kADzmoZbowN6oL1pJrUpnssQxvp9z3o4f9u8lTn0ZppLpgKmltro9n8GKaYyqXfQWXxw45uCLa2ZnYOidnFRpN0biAYQtnFE6OHWbGobvj3TMu7841eqozDr4asjGETL8xdcXUPnCQzNfpOt66660Jj0dY4tm4MOjq-A9H4fcThC5GKmdrAtyms8dCeVDTei7MhU8d98awGc8X8ipTb_sXtcsx0Oye77T0xqgfdtR0Bu6hBlmnRGV60h_oqius8Zo-Qzir60ek4n_dTna7Ec-Klwq236D4cqay0KepQ_nLkMF0OzbtWU2N3LXPCQatnAeL2o8f16FeNMb_W79NnLdJ5EOC2EtpjN-pOKySUlEM_Z0XjWZ_cI-iNSUk0__7_m6" \* MERGEFORMATINET </w:instrText>
+      </w:r>
+      <w:r>
+        <w:fldChar w:fldCharType="separate"/>
+      </w:r>
       <w:r>
         <w:rPr>
           <w:noProof/>
         </w:rPr>
         <w:drawing>
-          <wp:inline distT="0" distB="0" distL="0" distR="0" wp14:anchorId="47646713" wp14:editId="71D32515">
-            <wp:extent cx="5095875" cy="5486400"/>
+          <wp:inline distT="0" distB="0" distL="0" distR="0" wp14:anchorId="7C674E73" wp14:editId="3FFF3FD9">
+            <wp:extent cx="5486400" cy="4057650"/>
             <wp:effectExtent l="0" t="0" r="0" b="0"/>
-            <wp:docPr id="1897449995" name="drawing"/>
+            <wp:docPr id="667765563" name="Picture 1" descr="A screenshot of a computer&#10;&#10;AI-generated content may be incorrect."/>
             <wp:cNvGraphicFramePr>
-              <a:graphicFrameLocks xmlns:a="http://schemas.openxmlformats.org/drawingml/2006/main" noChangeAspect="1"/>
+              <a:graphicFrameLocks xmlns:a="http://schemas.openxmlformats.org/drawingml/2006/main"/>
             </wp:cNvGraphicFramePr>
             <a:graphic xmlns:a="http://schemas.openxmlformats.org/drawingml/2006/main">
               <a:graphicData uri="http://schemas.openxmlformats.org/drawingml/2006/picture">
                 <pic:pic xmlns:pic="http://schemas.openxmlformats.org/drawingml/2006/picture">
                   <pic:nvPicPr>
-                    <pic:cNvPr id="1897449995" name="Picture 1897449995"/>
-                    <pic:cNvPicPr/>
+                    <pic:cNvPr id="667765563" name="Picture 1" descr="A screenshot of a computer&#10;&#10;AI-generated content may be incorrect."/>
+                    <pic:cNvPicPr>
+                      <a:picLocks/>
+                    </pic:cNvPicPr>
                   </pic:nvPicPr>
                   <pic:blipFill>
-                    <a:blip r:embed="rId23">
+                    <a:blip r:embed="rId23" cstate="print">
                       <a:extLst>
                         <a:ext uri="{28A0092B-C50C-407E-A947-70E740481C1C}">
-                          <a14:useLocalDpi xmlns:a14="http://schemas.microsoft.com/office/drawing/2010/main"/>
+                          <a14:useLocalDpi xmlns:a14="http://schemas.microsoft.com/office/drawing/2010/main" val="0"/>
                         </a:ext>
                       </a:extLst>
                     </a:blip>
+                    <a:srcRect/>
                     <a:stretch>
                       <a:fillRect/>
                     </a:stretch>
                   </pic:blipFill>
-                  <pic:spPr>
+                  <pic:spPr bwMode="auto">
                     <a:xfrm>
                       <a:off x="0" y="0"/>
-                      <a:ext cx="5095875" cy="5486400"/>
+                      <a:ext cx="5486400" cy="4057650"/>
                     </a:xfrm>
                     <a:prstGeom prst="rect">
                       <a:avLst/>
                     </a:prstGeom>
+                    <a:noFill/>
+                    <a:ln>
+                      <a:noFill/>
+                    </a:ln>
                   </pic:spPr>
                 </pic:pic>
               </a:graphicData>
@@ -10895,7 +11545,741 @@
           </wp:inline>
         </w:drawing>
       </w:r>
-    </w:p>
+      <w:r>
+        <w:fldChar w:fldCharType="end"/>
+      </w:r>
+    </w:p>
+    <w:p/>
+    <w:p>
+      <w:pPr>
+        <w:rPr>
+          <w:b/>
+          <w:bCs/>
+        </w:rPr>
+      </w:pPr>
+    </w:p>
+    <w:p>
+      <w:pPr>
+        <w:rPr>
+          <w:b/>
+          <w:bCs/>
+        </w:rPr>
+      </w:pPr>
+    </w:p>
+    <w:p>
+      <w:pPr>
+        <w:rPr>
+          <w:b/>
+          <w:bCs/>
+        </w:rPr>
+      </w:pPr>
+    </w:p>
+    <w:p>
+      <w:pPr>
+        <w:rPr>
+          <w:b/>
+          <w:bCs/>
+        </w:rPr>
+      </w:pPr>
+    </w:p>
+    <w:p>
+      <w:pPr>
+        <w:rPr>
+          <w:b/>
+          <w:bCs/>
+        </w:rPr>
+      </w:pPr>
+      <w:r>
+        <w:rPr>
+          <w:b/>
+          <w:bCs/>
+        </w:rPr>
+        <w:lastRenderedPageBreak/>
+        <w:t>Code:</w:t>
+      </w:r>
+    </w:p>
+    <w:p>
+      <w:r>
+        <w:t>@startuml</w:t>
+      </w:r>
+    </w:p>
+    <w:p>
+      <w:r>
+        <w:t>title User and Communication Application</w:t>
+      </w:r>
+    </w:p>
+    <w:p/>
+    <w:p>
+      <w:r>
+        <w:t>actor User</w:t>
+      </w:r>
+    </w:p>
+    <w:p>
+      <w:r>
+        <w:t>participant GUI</w:t>
+      </w:r>
+    </w:p>
+    <w:p>
+      <w:r>
+        <w:t xml:space="preserve">participant </w:t>
+      </w:r>
+      <w:proofErr w:type="spellStart"/>
+      <w:r>
+        <w:t>LoginView</w:t>
+      </w:r>
+      <w:proofErr w:type="spellEnd"/>
+    </w:p>
+    <w:p>
+      <w:r>
+        <w:t xml:space="preserve">participant </w:t>
+      </w:r>
+      <w:proofErr w:type="spellStart"/>
+      <w:r>
+        <w:t>ClientNetwork</w:t>
+      </w:r>
+      <w:proofErr w:type="spellEnd"/>
+    </w:p>
+    <w:p>
+      <w:r>
+        <w:t xml:space="preserve">participant </w:t>
+      </w:r>
+      <w:proofErr w:type="spellStart"/>
+      <w:r>
+        <w:t>ServerNetwork</w:t>
+      </w:r>
+      <w:proofErr w:type="spellEnd"/>
+    </w:p>
+    <w:p>
+      <w:r>
+        <w:t xml:space="preserve">participant </w:t>
+      </w:r>
+      <w:proofErr w:type="spellStart"/>
+      <w:r>
+        <w:t>RequestHandler</w:t>
+      </w:r>
+      <w:proofErr w:type="spellEnd"/>
+    </w:p>
+    <w:p>
+      <w:r>
+        <w:t xml:space="preserve">participant </w:t>
+      </w:r>
+      <w:proofErr w:type="spellStart"/>
+      <w:r>
+        <w:t>UserAuthenticator</w:t>
+      </w:r>
+      <w:proofErr w:type="spellEnd"/>
+    </w:p>
+    <w:p>
+      <w:r>
+        <w:t xml:space="preserve">participant </w:t>
+      </w:r>
+      <w:proofErr w:type="spellStart"/>
+      <w:r>
+        <w:t>StorageManager</w:t>
+      </w:r>
+      <w:proofErr w:type="spellEnd"/>
+    </w:p>
+    <w:p>
+      <w:r>
+        <w:t xml:space="preserve">participant </w:t>
+      </w:r>
+      <w:proofErr w:type="spellStart"/>
+      <w:r>
+        <w:t>LoggingManager</w:t>
+      </w:r>
+      <w:proofErr w:type="spellEnd"/>
+    </w:p>
+    <w:p>
+      <w:r>
+        <w:t xml:space="preserve">participant </w:t>
+      </w:r>
+      <w:proofErr w:type="spellStart"/>
+      <w:r>
+        <w:t>ClientHandler</w:t>
+      </w:r>
+      <w:proofErr w:type="spellEnd"/>
+    </w:p>
+    <w:p/>
+    <w:p>
+      <w:r>
+        <w:t>== Authentication ==</w:t>
+      </w:r>
+    </w:p>
+    <w:p/>
+    <w:p>
+      <w:r>
+        <w:t xml:space="preserve">User -&gt; GUI: </w:t>
+      </w:r>
+      <w:proofErr w:type="spellStart"/>
+      <w:r>
+        <w:t>startApplication</w:t>
+      </w:r>
+      <w:proofErr w:type="spellEnd"/>
+      <w:r>
+        <w:t>()</w:t>
+      </w:r>
+    </w:p>
+    <w:p>
+      <w:r>
+        <w:t xml:space="preserve">GUI -&gt; </w:t>
+      </w:r>
+      <w:proofErr w:type="spellStart"/>
+      <w:r>
+        <w:t>LoginView</w:t>
+      </w:r>
+      <w:proofErr w:type="spellEnd"/>
+      <w:r>
+        <w:t>: display()</w:t>
+      </w:r>
+    </w:p>
+    <w:p/>
+    <w:p>
+      <w:r>
+        <w:t xml:space="preserve">User -&gt; </w:t>
+      </w:r>
+      <w:proofErr w:type="spellStart"/>
+      <w:r>
+        <w:t>LoginView</w:t>
+      </w:r>
+      <w:proofErr w:type="spellEnd"/>
+      <w:r>
+        <w:t xml:space="preserve">: </w:t>
+      </w:r>
+      <w:proofErr w:type="spellStart"/>
+      <w:r>
+        <w:t>attemptLogin</w:t>
+      </w:r>
+      <w:proofErr w:type="spellEnd"/>
+      <w:r>
+        <w:t>()</w:t>
+      </w:r>
+    </w:p>
+    <w:p>
+      <w:proofErr w:type="spellStart"/>
+      <w:r>
+        <w:t>LoginView</w:t>
+      </w:r>
+      <w:proofErr w:type="spellEnd"/>
+      <w:r>
+        <w:t xml:space="preserve"> -&gt; GUI: </w:t>
+      </w:r>
+      <w:proofErr w:type="spellStart"/>
+      <w:r>
+        <w:t>switchView</w:t>
+      </w:r>
+      <w:proofErr w:type="spellEnd"/>
+      <w:r>
+        <w:t>(LOGIN)</w:t>
+      </w:r>
+    </w:p>
+    <w:p/>
+    <w:p>
+      <w:r>
+        <w:t xml:space="preserve">GUI -&gt; </w:t>
+      </w:r>
+      <w:proofErr w:type="spellStart"/>
+      <w:r>
+        <w:t>ClientNetwork</w:t>
+      </w:r>
+      <w:proofErr w:type="spellEnd"/>
+      <w:r>
+        <w:t xml:space="preserve">: </w:t>
+      </w:r>
+      <w:proofErr w:type="spellStart"/>
+      <w:r>
+        <w:t>sendMessage</w:t>
+      </w:r>
+      <w:proofErr w:type="spellEnd"/>
+      <w:r>
+        <w:t>(</w:t>
+      </w:r>
+      <w:proofErr w:type="spellStart"/>
+      <w:r>
+        <w:t>loginRequest</w:t>
+      </w:r>
+      <w:proofErr w:type="spellEnd"/>
+      <w:r>
+        <w:t>)</w:t>
+      </w:r>
+    </w:p>
+    <w:p>
+      <w:proofErr w:type="spellStart"/>
+      <w:r>
+        <w:t>ClientNetwork</w:t>
+      </w:r>
+      <w:proofErr w:type="spellEnd"/>
+      <w:r>
+        <w:t xml:space="preserve"> -&gt; </w:t>
+      </w:r>
+      <w:proofErr w:type="spellStart"/>
+      <w:r>
+        <w:t>ServerNetwork</w:t>
+      </w:r>
+      <w:proofErr w:type="spellEnd"/>
+      <w:r>
+        <w:t xml:space="preserve">: </w:t>
+      </w:r>
+      <w:proofErr w:type="spellStart"/>
+      <w:r>
+        <w:t>routeMessageToTarget</w:t>
+      </w:r>
+      <w:proofErr w:type="spellEnd"/>
+      <w:r>
+        <w:t>(</w:t>
+      </w:r>
+      <w:proofErr w:type="spellStart"/>
+      <w:r>
+        <w:t>loginRequest</w:t>
+      </w:r>
+      <w:proofErr w:type="spellEnd"/>
+      <w:r>
+        <w:t xml:space="preserve">, </w:t>
+      </w:r>
+      <w:proofErr w:type="spellStart"/>
+      <w:r>
+        <w:t>serverID</w:t>
+      </w:r>
+      <w:proofErr w:type="spellEnd"/>
+      <w:r>
+        <w:t>)</w:t>
+      </w:r>
+    </w:p>
+    <w:p>
+      <w:proofErr w:type="spellStart"/>
+      <w:r>
+        <w:t>ServerNetwork</w:t>
+      </w:r>
+      <w:proofErr w:type="spellEnd"/>
+      <w:r>
+        <w:t xml:space="preserve"> -&gt; </w:t>
+      </w:r>
+      <w:proofErr w:type="spellStart"/>
+      <w:r>
+        <w:t>RequestHandler</w:t>
+      </w:r>
+      <w:proofErr w:type="spellEnd"/>
+      <w:r>
+        <w:t xml:space="preserve">: </w:t>
+      </w:r>
+      <w:proofErr w:type="spellStart"/>
+      <w:r>
+        <w:t>doLogin</w:t>
+      </w:r>
+      <w:proofErr w:type="spellEnd"/>
+      <w:r>
+        <w:t>()</w:t>
+      </w:r>
+    </w:p>
+    <w:p/>
+    <w:p>
+      <w:proofErr w:type="spellStart"/>
+      <w:r>
+        <w:t>RequestHandler</w:t>
+      </w:r>
+      <w:proofErr w:type="spellEnd"/>
+      <w:r>
+        <w:t xml:space="preserve"> -&gt; </w:t>
+      </w:r>
+      <w:proofErr w:type="spellStart"/>
+      <w:r>
+        <w:t>UserAuthenticator</w:t>
+      </w:r>
+      <w:proofErr w:type="spellEnd"/>
+      <w:r>
+        <w:t>: authenticate()</w:t>
+      </w:r>
+    </w:p>
+    <w:p>
+      <w:proofErr w:type="spellStart"/>
+      <w:r>
+        <w:t>UserAuthenticator</w:t>
+      </w:r>
+      <w:proofErr w:type="spellEnd"/>
+      <w:r>
+        <w:t xml:space="preserve"> --&gt; </w:t>
+      </w:r>
+      <w:proofErr w:type="spellStart"/>
+      <w:r>
+        <w:t>RequestHandler</w:t>
+      </w:r>
+      <w:proofErr w:type="spellEnd"/>
+      <w:r>
+        <w:t>: authenticated</w:t>
+      </w:r>
+    </w:p>
+    <w:p/>
+    <w:p>
+      <w:proofErr w:type="spellStart"/>
+      <w:r>
+        <w:t>RequestHandler</w:t>
+      </w:r>
+      <w:proofErr w:type="spellEnd"/>
+      <w:r>
+        <w:t xml:space="preserve"> -&gt; </w:t>
+      </w:r>
+      <w:proofErr w:type="spellStart"/>
+      <w:r>
+        <w:t>LoggingManager</w:t>
+      </w:r>
+      <w:proofErr w:type="spellEnd"/>
+      <w:r>
+        <w:t xml:space="preserve">: </w:t>
+      </w:r>
+      <w:proofErr w:type="spellStart"/>
+      <w:r>
+        <w:t>logLoginAttempt</w:t>
+      </w:r>
+      <w:proofErr w:type="spellEnd"/>
+      <w:r>
+        <w:t>()</w:t>
+      </w:r>
+    </w:p>
+    <w:p>
+      <w:proofErr w:type="spellStart"/>
+      <w:r>
+        <w:t>RequestHandler</w:t>
+      </w:r>
+      <w:proofErr w:type="spellEnd"/>
+      <w:r>
+        <w:t xml:space="preserve"> -&gt; </w:t>
+      </w:r>
+      <w:proofErr w:type="spellStart"/>
+      <w:r>
+        <w:t>ClientHandler</w:t>
+      </w:r>
+      <w:proofErr w:type="spellEnd"/>
+      <w:r>
+        <w:t xml:space="preserve">: </w:t>
+      </w:r>
+      <w:proofErr w:type="spellStart"/>
+      <w:r>
+        <w:t>sendResponse</w:t>
+      </w:r>
+      <w:proofErr w:type="spellEnd"/>
+      <w:r>
+        <w:t>(user)</w:t>
+      </w:r>
+    </w:p>
+    <w:p/>
+    <w:p>
+      <w:proofErr w:type="spellStart"/>
+      <w:r>
+        <w:t>ClientHandler</w:t>
+      </w:r>
+      <w:proofErr w:type="spellEnd"/>
+      <w:r>
+        <w:t xml:space="preserve"> --&gt; </w:t>
+      </w:r>
+      <w:proofErr w:type="spellStart"/>
+      <w:r>
+        <w:t>ClientNetwork</w:t>
+      </w:r>
+      <w:proofErr w:type="spellEnd"/>
+      <w:r>
+        <w:t>: authenticated user</w:t>
+      </w:r>
+    </w:p>
+    <w:p>
+      <w:proofErr w:type="spellStart"/>
+      <w:r>
+        <w:t>ClientNetwork</w:t>
+      </w:r>
+      <w:proofErr w:type="spellEnd"/>
+      <w:r>
+        <w:t xml:space="preserve"> --&gt; GUI: authenticated user</w:t>
+      </w:r>
+    </w:p>
+    <w:p/>
+    <w:p>
+      <w:r>
+        <w:t xml:space="preserve">GUI -&gt; GUI: </w:t>
+      </w:r>
+      <w:proofErr w:type="spellStart"/>
+      <w:r>
+        <w:t>setCurrentUser</w:t>
+      </w:r>
+      <w:proofErr w:type="spellEnd"/>
+      <w:r>
+        <w:t>(user)</w:t>
+      </w:r>
+    </w:p>
+    <w:p>
+      <w:r>
+        <w:t xml:space="preserve">GUI -&gt; GUI: </w:t>
+      </w:r>
+      <w:proofErr w:type="spellStart"/>
+      <w:r>
+        <w:t>switchView</w:t>
+      </w:r>
+      <w:proofErr w:type="spellEnd"/>
+      <w:r>
+        <w:t>(MENU)</w:t>
+      </w:r>
+    </w:p>
+    <w:p/>
+    <w:p>
+      <w:r>
+        <w:t>== General User Action ==</w:t>
+      </w:r>
+    </w:p>
+    <w:p/>
+    <w:p>
+      <w:r>
+        <w:t xml:space="preserve">User -&gt; GUI: </w:t>
+      </w:r>
+      <w:proofErr w:type="spellStart"/>
+      <w:r>
+        <w:t>performAction</w:t>
+      </w:r>
+      <w:proofErr w:type="spellEnd"/>
+      <w:r>
+        <w:t>()</w:t>
+      </w:r>
+    </w:p>
+    <w:p>
+      <w:r>
+        <w:t xml:space="preserve">GUI -&gt; </w:t>
+      </w:r>
+      <w:proofErr w:type="spellStart"/>
+      <w:r>
+        <w:t>ClientNetwork</w:t>
+      </w:r>
+      <w:proofErr w:type="spellEnd"/>
+      <w:r>
+        <w:t xml:space="preserve">: </w:t>
+      </w:r>
+      <w:proofErr w:type="spellStart"/>
+      <w:r>
+        <w:t>sendMessage</w:t>
+      </w:r>
+      <w:proofErr w:type="spellEnd"/>
+      <w:r>
+        <w:t>(request)</w:t>
+      </w:r>
+    </w:p>
+    <w:p>
+      <w:proofErr w:type="spellStart"/>
+      <w:r>
+        <w:t>ClientNetwork</w:t>
+      </w:r>
+      <w:proofErr w:type="spellEnd"/>
+      <w:r>
+        <w:t xml:space="preserve"> -&gt; </w:t>
+      </w:r>
+      <w:proofErr w:type="spellStart"/>
+      <w:r>
+        <w:t>ServerNetwork</w:t>
+      </w:r>
+      <w:proofErr w:type="spellEnd"/>
+      <w:r>
+        <w:t xml:space="preserve">: </w:t>
+      </w:r>
+      <w:proofErr w:type="spellStart"/>
+      <w:r>
+        <w:t>routeMessageToTarget</w:t>
+      </w:r>
+      <w:proofErr w:type="spellEnd"/>
+      <w:r>
+        <w:t xml:space="preserve">(request, </w:t>
+      </w:r>
+      <w:proofErr w:type="spellStart"/>
+      <w:r>
+        <w:t>targetID</w:t>
+      </w:r>
+      <w:proofErr w:type="spellEnd"/>
+      <w:r>
+        <w:t>)</w:t>
+      </w:r>
+    </w:p>
+    <w:p>
+      <w:proofErr w:type="spellStart"/>
+      <w:r>
+        <w:t>ServerNetwork</w:t>
+      </w:r>
+      <w:proofErr w:type="spellEnd"/>
+      <w:r>
+        <w:t xml:space="preserve"> -&gt; </w:t>
+      </w:r>
+      <w:proofErr w:type="spellStart"/>
+      <w:r>
+        <w:t>RequestHandler</w:t>
+      </w:r>
+      <w:proofErr w:type="spellEnd"/>
+      <w:r>
+        <w:t xml:space="preserve">: </w:t>
+      </w:r>
+      <w:proofErr w:type="spellStart"/>
+      <w:r>
+        <w:t>processRequest</w:t>
+      </w:r>
+      <w:proofErr w:type="spellEnd"/>
+      <w:r>
+        <w:t>()</w:t>
+      </w:r>
+    </w:p>
+    <w:p/>
+    <w:p>
+      <w:r>
+        <w:t>alt request requires persistence</w:t>
+      </w:r>
+    </w:p>
+    <w:p>
+      <w:r>
+        <w:t xml:space="preserve">    </w:t>
+      </w:r>
+      <w:proofErr w:type="spellStart"/>
+      <w:r>
+        <w:t>RequestHandler</w:t>
+      </w:r>
+      <w:proofErr w:type="spellEnd"/>
+      <w:r>
+        <w:t xml:space="preserve"> -&gt; </w:t>
+      </w:r>
+      <w:proofErr w:type="spellStart"/>
+      <w:r>
+        <w:t>StorageManager</w:t>
+      </w:r>
+      <w:proofErr w:type="spellEnd"/>
+      <w:r>
+        <w:t xml:space="preserve">: </w:t>
+      </w:r>
+      <w:proofErr w:type="spellStart"/>
+      <w:r>
+        <w:t>saveMessage</w:t>
+      </w:r>
+      <w:proofErr w:type="spellEnd"/>
+      <w:r>
+        <w:t>()</w:t>
+      </w:r>
+    </w:p>
+    <w:p>
+      <w:r>
+        <w:t xml:space="preserve">    </w:t>
+      </w:r>
+      <w:proofErr w:type="spellStart"/>
+      <w:r>
+        <w:t>StorageManager</w:t>
+      </w:r>
+      <w:proofErr w:type="spellEnd"/>
+      <w:r>
+        <w:t xml:space="preserve"> --&gt; </w:t>
+      </w:r>
+      <w:proofErr w:type="spellStart"/>
+      <w:r>
+        <w:t>RequestHandler</w:t>
+      </w:r>
+      <w:proofErr w:type="spellEnd"/>
+      <w:r>
+        <w:t>: saved</w:t>
+      </w:r>
+    </w:p>
+    <w:p>
+      <w:r>
+        <w:t>end</w:t>
+      </w:r>
+    </w:p>
+    <w:p/>
+    <w:p>
+      <w:r>
+        <w:t>alt request should be logged</w:t>
+      </w:r>
+    </w:p>
+    <w:p>
+      <w:r>
+        <w:t xml:space="preserve">    </w:t>
+      </w:r>
+      <w:proofErr w:type="spellStart"/>
+      <w:r>
+        <w:t>RequestHandler</w:t>
+      </w:r>
+      <w:proofErr w:type="spellEnd"/>
+      <w:r>
+        <w:t xml:space="preserve"> -&gt; </w:t>
+      </w:r>
+      <w:proofErr w:type="spellStart"/>
+      <w:r>
+        <w:t>LoggingManager</w:t>
+      </w:r>
+      <w:proofErr w:type="spellEnd"/>
+      <w:r>
+        <w:t>: log()</w:t>
+      </w:r>
+    </w:p>
+    <w:p>
+      <w:r>
+        <w:t>end</w:t>
+      </w:r>
+    </w:p>
+    <w:p/>
+    <w:p>
+      <w:proofErr w:type="spellStart"/>
+      <w:r>
+        <w:t>RequestHandler</w:t>
+      </w:r>
+      <w:proofErr w:type="spellEnd"/>
+      <w:r>
+        <w:t xml:space="preserve"> -&gt; </w:t>
+      </w:r>
+      <w:proofErr w:type="spellStart"/>
+      <w:r>
+        <w:t>ClientHandler</w:t>
+      </w:r>
+      <w:proofErr w:type="spellEnd"/>
+      <w:r>
+        <w:t xml:space="preserve">: </w:t>
+      </w:r>
+      <w:proofErr w:type="spellStart"/>
+      <w:r>
+        <w:t>sendResponse</w:t>
+      </w:r>
+      <w:proofErr w:type="spellEnd"/>
+      <w:r>
+        <w:t>(result)</w:t>
+      </w:r>
+    </w:p>
+    <w:p>
+      <w:proofErr w:type="spellStart"/>
+      <w:r>
+        <w:t>ClientHandler</w:t>
+      </w:r>
+      <w:proofErr w:type="spellEnd"/>
+      <w:r>
+        <w:t xml:space="preserve"> --&gt; </w:t>
+      </w:r>
+      <w:proofErr w:type="spellStart"/>
+      <w:r>
+        <w:t>ClientNetwork</w:t>
+      </w:r>
+      <w:proofErr w:type="spellEnd"/>
+      <w:r>
+        <w:t>: response</w:t>
+      </w:r>
+    </w:p>
+    <w:p>
+      <w:proofErr w:type="spellStart"/>
+      <w:r>
+        <w:t>ClientNetwork</w:t>
+      </w:r>
+      <w:proofErr w:type="spellEnd"/>
+      <w:r>
+        <w:t xml:space="preserve"> --&gt; GUI: </w:t>
+      </w:r>
+      <w:proofErr w:type="spellStart"/>
+      <w:r>
+        <w:t>switchView</w:t>
+      </w:r>
+      <w:proofErr w:type="spellEnd"/>
+      <w:r>
+        <w:t>(MENU)</w:t>
+      </w:r>
+    </w:p>
+    <w:p/>
+    <w:p>
+      <w:r>
+        <w:t>@enduml</w:t>
+      </w:r>
+    </w:p>
+    <w:p/>
     <w:p>
       <w:pPr>
         <w:pStyle w:val="Heading2"/>
@@ -10919,46 +12303,97 @@
     </w:p>
     <w:p/>
     <w:p>
+      <w:pPr>
+        <w:rPr>
+          <w:b/>
+          <w:bCs/>
+        </w:rPr>
+      </w:pPr>
+      <w:r>
+        <w:rPr>
+          <w:b/>
+          <w:bCs/>
+        </w:rPr>
+        <w:t>Encoding:</w:t>
+      </w:r>
+    </w:p>
+    <w:p>
+      <w:r>
+        <w:t>fLNRZjem47ttL_WHfEuF855jH2iQYOKLc-sxcqo3LSTExScY_drdSWEJx8ggF23YEJDpvinnU0oeF3QL4QZHW4mp-Hh0IsKBkN5LrLYTAzJEogIkJVzR29MZymHchAYfWivrhIpAxMiQFUzSgUrt3UVeDCqspg9tvbbPC9FmncYmk0SyE_yhYho0VmC_5pd2xmO2VYFYveOJaqmQF55D7i35qHSwK2KyAKlV_fOyiI_dGXt5ePjOh-LL1vPhlHQYqqS-V6PPLhAL-ah6nLBGEOT7bLQoqA4swW_5hjAluWeHgXhR4mADaKkNiyRyn4UBtM6RxgbGtoMIbO1WYoS8WMPR62xJIxWK4P0p8zbNqhi6eK_DNAPy2HYL-4J5EIFziXHHBXUBDqKJks4O4OSOFDaTAN1v14gQ8EJ3J9Fhf6AkKRphbQHnMbf9fpSrckP49kW4FKAedGsmqCZ4QAO8r7AxsKD4ZIzWmvVgPWV3TkV1muOx0m1k6ky9nGn68X7auX6wYeTzTZpidfFzrzq8czxGo9hazorOyCemXoIViVnSXHhyJ-Uh3azrffXxADxXP_zVLlQ3Yx5zlil5jNSvbUcFMIDbKAfE6IweFGGM8EY0O7CGaZvJJyMl8vfAlGtyg2Zdn8XPjtDI8KYFY4KukSOKyWUmkKi2p3EOkGdKkItsRrU01cxCk8CFRe3lCzup_KTUUAIEzFVr5m00</w:t>
+      </w:r>
+    </w:p>
+    <w:p/>
+    <w:p>
+      <w:pPr>
+        <w:rPr>
+          <w:b/>
+          <w:bCs/>
+        </w:rPr>
+      </w:pPr>
+      <w:r>
+        <w:rPr>
+          <w:b/>
+          <w:bCs/>
+        </w:rPr>
+        <w:t>Image:</w:t>
+      </w:r>
+    </w:p>
+    <w:p>
+      <w:r>
+        <w:fldChar w:fldCharType="begin"/>
+      </w:r>
+      <w:r>
+        <w:instrText xml:space="preserve"> INCLUDEPICTURE "https://img.plantuml.biz/plantuml/png/fLNRZjem47ttL_WHfEuF855jH2iQYOKLc-sxcqo3LSTExScY_drdSWEJx8ggF23YEJDpvinnU0oeF3QL4QZHW4mp-Hh0IsKBkN5LrLYTAzJEogIkJVzR29MZymHchAYfWivrhIpAxMiQFUzSgUrt3UVeDCqspg9tvbbPC9FmncYmk0SyE_yhYho0VmC_5pd2xmO2VYFYveOJaqmQF55D7i35qHSwK2KyAKlV_fOyiI_dGXt5ePjOh-LL1vPhlHQYqqS-V6PPLhAL-ah6nLBGEOT7bLQoqA4swW_5hjAluWeHgXhR4mADaKkNiyRyn4UBtM6RxgbGtoMIbO1WYoS8WMPR62xJIxWK4P0p8zbNqhi6eK_DNAPy2HYL-4J5EIFziXHHBXUBDqKJks4O4OSOFDaTAN1v14gQ8EJ3J9Fhf6AkKRphbQHnMbf9fpSrckP49kW4FKAedGsmqCZ4QAO8r7AxsKD4ZIzWmvVgPWV3TkV1muOx0m1k6ky9nGn68X7auX6wYeTzTZpidfFzrzq8czxGo9hazorOyCemXoIViVnSXHhyJ-Uh3azrffXxADxXP_zVLlQ3Yx5zlil5jNSvbUcFMIDbKAfE6IweFGGM8EY0O7CGaZvJJyMl8vfAlGtyg2Zdn8XPjtDI8KYFY4KukSOKyWUmkKi2p3EOkGdKkItsRrU01cxCk8CFRe3lCzup_KTUUAIEzFVr5m00" \* MERGEFORMATINET </w:instrText>
+      </w:r>
+      <w:r>
+        <w:fldChar w:fldCharType="separate"/>
+      </w:r>
       <w:r>
         <w:rPr>
           <w:noProof/>
         </w:rPr>
-        <w:lastRenderedPageBreak/>
         <w:drawing>
-          <wp:inline distT="0" distB="0" distL="0" distR="0" wp14:anchorId="4C428705" wp14:editId="2F42B657">
-            <wp:extent cx="3914775" cy="5486400"/>
+          <wp:inline distT="0" distB="0" distL="0" distR="0" wp14:anchorId="2CF4E832" wp14:editId="7196C48D">
+            <wp:extent cx="5486400" cy="3710305"/>
             <wp:effectExtent l="0" t="0" r="0" b="0"/>
-            <wp:docPr id="1577990753" name="drawing"/>
+            <wp:docPr id="1874015452" name="Picture 3" descr="A screenshot of a computer&#10;&#10;AI-generated content may be incorrect."/>
             <wp:cNvGraphicFramePr>
-              <a:graphicFrameLocks xmlns:a="http://schemas.openxmlformats.org/drawingml/2006/main" noChangeAspect="1"/>
+              <a:graphicFrameLocks xmlns:a="http://schemas.openxmlformats.org/drawingml/2006/main"/>
             </wp:cNvGraphicFramePr>
             <a:graphic xmlns:a="http://schemas.openxmlformats.org/drawingml/2006/main">
               <a:graphicData uri="http://schemas.openxmlformats.org/drawingml/2006/picture">
                 <pic:pic xmlns:pic="http://schemas.openxmlformats.org/drawingml/2006/picture">
                   <pic:nvPicPr>
-                    <pic:cNvPr id="1577990753" name="Picture 1577990753"/>
-                    <pic:cNvPicPr/>
+                    <pic:cNvPr id="1874015452" name="Picture 3" descr="A screenshot of a computer&#10;&#10;AI-generated content may be incorrect."/>
+                    <pic:cNvPicPr>
+                      <a:picLocks/>
+                    </pic:cNvPicPr>
                   </pic:nvPicPr>
                   <pic:blipFill>
-                    <a:blip r:embed="rId24">
+                    <a:blip r:embed="rId24" cstate="print">
                       <a:extLst>
                         <a:ext uri="{28A0092B-C50C-407E-A947-70E740481C1C}">
-                          <a14:useLocalDpi xmlns:a14="http://schemas.microsoft.com/office/drawing/2010/main"/>
+                          <a14:useLocalDpi xmlns:a14="http://schemas.microsoft.com/office/drawing/2010/main" val="0"/>
                         </a:ext>
                       </a:extLst>
                     </a:blip>
+                    <a:srcRect/>
                     <a:stretch>
                       <a:fillRect/>
                     </a:stretch>
                   </pic:blipFill>
-                  <pic:spPr>
+                  <pic:spPr bwMode="auto">
                     <a:xfrm>
                       <a:off x="0" y="0"/>
-                      <a:ext cx="3914775" cy="5486400"/>
+                      <a:ext cx="5486400" cy="3710305"/>
                     </a:xfrm>
                     <a:prstGeom prst="rect">
                       <a:avLst/>
                     </a:prstGeom>
+                    <a:noFill/>
+                    <a:ln>
+                      <a:noFill/>
+                    </a:ln>
                   </pic:spPr>
                 </pic:pic>
               </a:graphicData>
@@ -10966,7 +12401,797 @@
           </wp:inline>
         </w:drawing>
       </w:r>
-    </w:p>
+      <w:r>
+        <w:fldChar w:fldCharType="end"/>
+      </w:r>
+    </w:p>
+    <w:p/>
+    <w:p/>
+    <w:p/>
+    <w:p>
+      <w:pPr>
+        <w:rPr>
+          <w:b/>
+          <w:bCs/>
+        </w:rPr>
+      </w:pPr>
+      <w:r>
+        <w:rPr>
+          <w:b/>
+          <w:bCs/>
+        </w:rPr>
+        <w:t>Code:</w:t>
+      </w:r>
+    </w:p>
+    <w:p>
+      <w:r>
+        <w:t>@startuml</w:t>
+      </w:r>
+    </w:p>
+    <w:p>
+      <w:r>
+        <w:t>title IT User and Communication Application</w:t>
+      </w:r>
+    </w:p>
+    <w:p/>
+    <w:p>
+      <w:r>
+        <w:t xml:space="preserve">actor </w:t>
+      </w:r>
+      <w:proofErr w:type="spellStart"/>
+      <w:r>
+        <w:t>ITUser</w:t>
+      </w:r>
+      <w:proofErr w:type="spellEnd"/>
+    </w:p>
+    <w:p>
+      <w:r>
+        <w:t>participant GUI</w:t>
+      </w:r>
+    </w:p>
+    <w:p>
+      <w:r>
+        <w:t xml:space="preserve">participant </w:t>
+      </w:r>
+      <w:proofErr w:type="spellStart"/>
+      <w:r>
+        <w:t>LoginView</w:t>
+      </w:r>
+      <w:proofErr w:type="spellEnd"/>
+    </w:p>
+    <w:p>
+      <w:r>
+        <w:t xml:space="preserve">participant </w:t>
+      </w:r>
+      <w:proofErr w:type="spellStart"/>
+      <w:r>
+        <w:t>ITControlPanelView</w:t>
+      </w:r>
+      <w:proofErr w:type="spellEnd"/>
+    </w:p>
+    <w:p>
+      <w:r>
+        <w:t xml:space="preserve">participant </w:t>
+      </w:r>
+      <w:proofErr w:type="spellStart"/>
+      <w:r>
+        <w:t>ClientNetwork</w:t>
+      </w:r>
+      <w:proofErr w:type="spellEnd"/>
+    </w:p>
+    <w:p>
+      <w:r>
+        <w:t xml:space="preserve">participant </w:t>
+      </w:r>
+      <w:proofErr w:type="spellStart"/>
+      <w:r>
+        <w:t>ServerNetwork</w:t>
+      </w:r>
+      <w:proofErr w:type="spellEnd"/>
+    </w:p>
+    <w:p>
+      <w:r>
+        <w:t xml:space="preserve">participant </w:t>
+      </w:r>
+      <w:proofErr w:type="spellStart"/>
+      <w:r>
+        <w:t>RequestHandler</w:t>
+      </w:r>
+      <w:proofErr w:type="spellEnd"/>
+    </w:p>
+    <w:p>
+      <w:r>
+        <w:t xml:space="preserve">participant </w:t>
+      </w:r>
+      <w:proofErr w:type="spellStart"/>
+      <w:r>
+        <w:t>UserAuthenticator</w:t>
+      </w:r>
+      <w:proofErr w:type="spellEnd"/>
+    </w:p>
+    <w:p>
+      <w:r>
+        <w:t xml:space="preserve">participant </w:t>
+      </w:r>
+      <w:proofErr w:type="spellStart"/>
+      <w:r>
+        <w:t>StorageManager</w:t>
+      </w:r>
+      <w:proofErr w:type="spellEnd"/>
+    </w:p>
+    <w:p>
+      <w:r>
+        <w:t xml:space="preserve">participant </w:t>
+      </w:r>
+      <w:proofErr w:type="spellStart"/>
+      <w:r>
+        <w:t>LoggingManager</w:t>
+      </w:r>
+      <w:proofErr w:type="spellEnd"/>
+    </w:p>
+    <w:p>
+      <w:r>
+        <w:t xml:space="preserve">participant </w:t>
+      </w:r>
+      <w:proofErr w:type="spellStart"/>
+      <w:r>
+        <w:t>ClientHandler</w:t>
+      </w:r>
+      <w:proofErr w:type="spellEnd"/>
+    </w:p>
+    <w:p/>
+    <w:p>
+      <w:r>
+        <w:t>== Authentication ==</w:t>
+      </w:r>
+    </w:p>
+    <w:p/>
+    <w:p>
+      <w:proofErr w:type="spellStart"/>
+      <w:r>
+        <w:t>ITUser</w:t>
+      </w:r>
+      <w:proofErr w:type="spellEnd"/>
+      <w:r>
+        <w:t xml:space="preserve"> -&gt; GUI: </w:t>
+      </w:r>
+      <w:proofErr w:type="spellStart"/>
+      <w:r>
+        <w:t>startApplication</w:t>
+      </w:r>
+      <w:proofErr w:type="spellEnd"/>
+      <w:r>
+        <w:t>()</w:t>
+      </w:r>
+    </w:p>
+    <w:p>
+      <w:r>
+        <w:t xml:space="preserve">GUI -&gt; </w:t>
+      </w:r>
+      <w:proofErr w:type="spellStart"/>
+      <w:r>
+        <w:t>LoginView</w:t>
+      </w:r>
+      <w:proofErr w:type="spellEnd"/>
+      <w:r>
+        <w:t>: display()</w:t>
+      </w:r>
+    </w:p>
+    <w:p/>
+    <w:p>
+      <w:proofErr w:type="spellStart"/>
+      <w:r>
+        <w:t>ITUser</w:t>
+      </w:r>
+      <w:proofErr w:type="spellEnd"/>
+      <w:r>
+        <w:t xml:space="preserve"> -&gt; </w:t>
+      </w:r>
+      <w:proofErr w:type="spellStart"/>
+      <w:r>
+        <w:t>LoginView</w:t>
+      </w:r>
+      <w:proofErr w:type="spellEnd"/>
+      <w:r>
+        <w:t xml:space="preserve">: </w:t>
+      </w:r>
+      <w:proofErr w:type="spellStart"/>
+      <w:r>
+        <w:t>attemptLogin</w:t>
+      </w:r>
+      <w:proofErr w:type="spellEnd"/>
+      <w:r>
+        <w:t>()</w:t>
+      </w:r>
+    </w:p>
+    <w:p>
+      <w:proofErr w:type="spellStart"/>
+      <w:r>
+        <w:t>LoginView</w:t>
+      </w:r>
+      <w:proofErr w:type="spellEnd"/>
+      <w:r>
+        <w:t xml:space="preserve"> -&gt; GUI: </w:t>
+      </w:r>
+      <w:proofErr w:type="spellStart"/>
+      <w:r>
+        <w:t>switchView</w:t>
+      </w:r>
+      <w:proofErr w:type="spellEnd"/>
+      <w:r>
+        <w:t>(LOGIN)</w:t>
+      </w:r>
+    </w:p>
+    <w:p/>
+    <w:p>
+      <w:r>
+        <w:t xml:space="preserve">GUI -&gt; </w:t>
+      </w:r>
+      <w:proofErr w:type="spellStart"/>
+      <w:r>
+        <w:t>ClientNetwork</w:t>
+      </w:r>
+      <w:proofErr w:type="spellEnd"/>
+      <w:r>
+        <w:t xml:space="preserve">: </w:t>
+      </w:r>
+      <w:proofErr w:type="spellStart"/>
+      <w:r>
+        <w:t>sendMessage</w:t>
+      </w:r>
+      <w:proofErr w:type="spellEnd"/>
+      <w:r>
+        <w:t>(</w:t>
+      </w:r>
+      <w:proofErr w:type="spellStart"/>
+      <w:r>
+        <w:t>loginRequest</w:t>
+      </w:r>
+      <w:proofErr w:type="spellEnd"/>
+      <w:r>
+        <w:t>)</w:t>
+      </w:r>
+    </w:p>
+    <w:p>
+      <w:proofErr w:type="spellStart"/>
+      <w:r>
+        <w:t>ClientNetwork</w:t>
+      </w:r>
+      <w:proofErr w:type="spellEnd"/>
+      <w:r>
+        <w:t xml:space="preserve"> -&gt; </w:t>
+      </w:r>
+      <w:proofErr w:type="spellStart"/>
+      <w:r>
+        <w:t>ServerNetwork</w:t>
+      </w:r>
+      <w:proofErr w:type="spellEnd"/>
+      <w:r>
+        <w:t xml:space="preserve">: </w:t>
+      </w:r>
+      <w:proofErr w:type="spellStart"/>
+      <w:r>
+        <w:t>routeMessageToTarget</w:t>
+      </w:r>
+      <w:proofErr w:type="spellEnd"/>
+      <w:r>
+        <w:t>(</w:t>
+      </w:r>
+      <w:proofErr w:type="spellStart"/>
+      <w:r>
+        <w:t>loginRequest</w:t>
+      </w:r>
+      <w:proofErr w:type="spellEnd"/>
+      <w:r>
+        <w:t xml:space="preserve">, </w:t>
+      </w:r>
+      <w:proofErr w:type="spellStart"/>
+      <w:r>
+        <w:t>serverID</w:t>
+      </w:r>
+      <w:proofErr w:type="spellEnd"/>
+      <w:r>
+        <w:t>)</w:t>
+      </w:r>
+    </w:p>
+    <w:p>
+      <w:proofErr w:type="spellStart"/>
+      <w:r>
+        <w:t>ServerNetwork</w:t>
+      </w:r>
+      <w:proofErr w:type="spellEnd"/>
+      <w:r>
+        <w:t xml:space="preserve"> -&gt; </w:t>
+      </w:r>
+      <w:proofErr w:type="spellStart"/>
+      <w:r>
+        <w:t>RequestHandler</w:t>
+      </w:r>
+      <w:proofErr w:type="spellEnd"/>
+      <w:r>
+        <w:t xml:space="preserve">: </w:t>
+      </w:r>
+      <w:proofErr w:type="spellStart"/>
+      <w:r>
+        <w:t>doLogin</w:t>
+      </w:r>
+      <w:proofErr w:type="spellEnd"/>
+      <w:r>
+        <w:t>()</w:t>
+      </w:r>
+    </w:p>
+    <w:p/>
+    <w:p>
+      <w:proofErr w:type="spellStart"/>
+      <w:r>
+        <w:t>RequestHandler</w:t>
+      </w:r>
+      <w:proofErr w:type="spellEnd"/>
+      <w:r>
+        <w:t xml:space="preserve"> -&gt; </w:t>
+      </w:r>
+      <w:proofErr w:type="spellStart"/>
+      <w:r>
+        <w:t>UserAuthenticator</w:t>
+      </w:r>
+      <w:proofErr w:type="spellEnd"/>
+      <w:r>
+        <w:t>: authenticate()</w:t>
+      </w:r>
+    </w:p>
+    <w:p>
+      <w:proofErr w:type="spellStart"/>
+      <w:r>
+        <w:t>UserAuthenticator</w:t>
+      </w:r>
+      <w:proofErr w:type="spellEnd"/>
+      <w:r>
+        <w:t xml:space="preserve"> --&gt; </w:t>
+      </w:r>
+      <w:proofErr w:type="spellStart"/>
+      <w:r>
+        <w:t>RequestHandler</w:t>
+      </w:r>
+      <w:proofErr w:type="spellEnd"/>
+      <w:r>
+        <w:t>: authenticated</w:t>
+      </w:r>
+    </w:p>
+    <w:p/>
+    <w:p>
+      <w:proofErr w:type="spellStart"/>
+      <w:r>
+        <w:t>RequestHandler</w:t>
+      </w:r>
+      <w:proofErr w:type="spellEnd"/>
+      <w:r>
+        <w:t xml:space="preserve"> -&gt; </w:t>
+      </w:r>
+      <w:proofErr w:type="spellStart"/>
+      <w:r>
+        <w:t>LoggingManager</w:t>
+      </w:r>
+      <w:proofErr w:type="spellEnd"/>
+      <w:r>
+        <w:t xml:space="preserve">: </w:t>
+      </w:r>
+      <w:proofErr w:type="spellStart"/>
+      <w:r>
+        <w:t>logLoginAttempt</w:t>
+      </w:r>
+      <w:proofErr w:type="spellEnd"/>
+      <w:r>
+        <w:t>()</w:t>
+      </w:r>
+    </w:p>
+    <w:p>
+      <w:proofErr w:type="spellStart"/>
+      <w:r>
+        <w:t>RequestHandler</w:t>
+      </w:r>
+      <w:proofErr w:type="spellEnd"/>
+      <w:r>
+        <w:t xml:space="preserve"> -&gt; </w:t>
+      </w:r>
+      <w:proofErr w:type="spellStart"/>
+      <w:r>
+        <w:t>ClientHandler</w:t>
+      </w:r>
+      <w:proofErr w:type="spellEnd"/>
+      <w:r>
+        <w:t xml:space="preserve">: </w:t>
+      </w:r>
+      <w:proofErr w:type="spellStart"/>
+      <w:r>
+        <w:t>sendResponse</w:t>
+      </w:r>
+      <w:proofErr w:type="spellEnd"/>
+      <w:r>
+        <w:t>(</w:t>
+      </w:r>
+      <w:proofErr w:type="spellStart"/>
+      <w:r>
+        <w:t>itUser</w:t>
+      </w:r>
+      <w:proofErr w:type="spellEnd"/>
+      <w:r>
+        <w:t>)</w:t>
+      </w:r>
+    </w:p>
+    <w:p/>
+    <w:p>
+      <w:proofErr w:type="spellStart"/>
+      <w:r>
+        <w:t>ClientHandler</w:t>
+      </w:r>
+      <w:proofErr w:type="spellEnd"/>
+      <w:r>
+        <w:t xml:space="preserve"> --&gt; </w:t>
+      </w:r>
+      <w:proofErr w:type="spellStart"/>
+      <w:r>
+        <w:t>ClientNetwork</w:t>
+      </w:r>
+      <w:proofErr w:type="spellEnd"/>
+      <w:r>
+        <w:t>: authenticated IT user</w:t>
+      </w:r>
+    </w:p>
+    <w:p>
+      <w:proofErr w:type="spellStart"/>
+      <w:r>
+        <w:t>ClientNetwork</w:t>
+      </w:r>
+      <w:proofErr w:type="spellEnd"/>
+      <w:r>
+        <w:t xml:space="preserve"> --&gt; GUI: authenticated IT user</w:t>
+      </w:r>
+    </w:p>
+    <w:p/>
+    <w:p>
+      <w:r>
+        <w:t xml:space="preserve">GUI -&gt; GUI: </w:t>
+      </w:r>
+      <w:proofErr w:type="spellStart"/>
+      <w:r>
+        <w:t>setCurrentUser</w:t>
+      </w:r>
+      <w:proofErr w:type="spellEnd"/>
+      <w:r>
+        <w:t>(</w:t>
+      </w:r>
+      <w:proofErr w:type="spellStart"/>
+      <w:r>
+        <w:t>itUser</w:t>
+      </w:r>
+      <w:proofErr w:type="spellEnd"/>
+      <w:r>
+        <w:t>)</w:t>
+      </w:r>
+    </w:p>
+    <w:p>
+      <w:r>
+        <w:t xml:space="preserve">GUI -&gt; GUI: </w:t>
+      </w:r>
+      <w:proofErr w:type="spellStart"/>
+      <w:r>
+        <w:t>switchView</w:t>
+      </w:r>
+      <w:proofErr w:type="spellEnd"/>
+      <w:r>
+        <w:t>(ITCONTROLPANEL)</w:t>
+      </w:r>
+    </w:p>
+    <w:p>
+      <w:r>
+        <w:t xml:space="preserve">GUI -&gt; </w:t>
+      </w:r>
+      <w:proofErr w:type="spellStart"/>
+      <w:r>
+        <w:t>ITControlPanelView</w:t>
+      </w:r>
+      <w:proofErr w:type="spellEnd"/>
+      <w:r>
+        <w:t>: display()</w:t>
+      </w:r>
+    </w:p>
+    <w:p/>
+    <w:p>
+      <w:r>
+        <w:t>== General IT Action ==</w:t>
+      </w:r>
+    </w:p>
+    <w:p/>
+    <w:p>
+      <w:proofErr w:type="spellStart"/>
+      <w:r>
+        <w:t>ITUser</w:t>
+      </w:r>
+      <w:proofErr w:type="spellEnd"/>
+      <w:r>
+        <w:t xml:space="preserve"> -&gt; </w:t>
+      </w:r>
+      <w:proofErr w:type="spellStart"/>
+      <w:r>
+        <w:t>ITControlPanelView</w:t>
+      </w:r>
+      <w:proofErr w:type="spellEnd"/>
+      <w:r>
+        <w:t xml:space="preserve">: </w:t>
+      </w:r>
+      <w:proofErr w:type="spellStart"/>
+      <w:r>
+        <w:t>performAction</w:t>
+      </w:r>
+      <w:proofErr w:type="spellEnd"/>
+      <w:r>
+        <w:t>()</w:t>
+      </w:r>
+    </w:p>
+    <w:p>
+      <w:proofErr w:type="spellStart"/>
+      <w:r>
+        <w:t>ITControlPanelView</w:t>
+      </w:r>
+      <w:proofErr w:type="spellEnd"/>
+      <w:r>
+        <w:t xml:space="preserve"> -&gt; GUI: </w:t>
+      </w:r>
+      <w:proofErr w:type="spellStart"/>
+      <w:r>
+        <w:t>switchView</w:t>
+      </w:r>
+      <w:proofErr w:type="spellEnd"/>
+      <w:r>
+        <w:t>(ITCONTROLPANEL)</w:t>
+      </w:r>
+    </w:p>
+    <w:p/>
+    <w:p>
+      <w:r>
+        <w:t xml:space="preserve">GUI -&gt; </w:t>
+      </w:r>
+      <w:proofErr w:type="spellStart"/>
+      <w:r>
+        <w:t>ClientNetwork</w:t>
+      </w:r>
+      <w:proofErr w:type="spellEnd"/>
+      <w:r>
+        <w:t xml:space="preserve">: </w:t>
+      </w:r>
+      <w:proofErr w:type="spellStart"/>
+      <w:r>
+        <w:t>sendMessage</w:t>
+      </w:r>
+      <w:proofErr w:type="spellEnd"/>
+      <w:r>
+        <w:t>(request)</w:t>
+      </w:r>
+    </w:p>
+    <w:p>
+      <w:proofErr w:type="spellStart"/>
+      <w:r>
+        <w:t>ClientNetwork</w:t>
+      </w:r>
+      <w:proofErr w:type="spellEnd"/>
+      <w:r>
+        <w:t xml:space="preserve"> -&gt; </w:t>
+      </w:r>
+      <w:proofErr w:type="spellStart"/>
+      <w:r>
+        <w:t>ServerNetwork</w:t>
+      </w:r>
+      <w:proofErr w:type="spellEnd"/>
+      <w:r>
+        <w:t xml:space="preserve">: </w:t>
+      </w:r>
+      <w:proofErr w:type="spellStart"/>
+      <w:r>
+        <w:t>routeMessageToTarget</w:t>
+      </w:r>
+      <w:proofErr w:type="spellEnd"/>
+      <w:r>
+        <w:t xml:space="preserve">(request, </w:t>
+      </w:r>
+      <w:proofErr w:type="spellStart"/>
+      <w:r>
+        <w:t>targetID</w:t>
+      </w:r>
+      <w:proofErr w:type="spellEnd"/>
+      <w:r>
+        <w:t>)</w:t>
+      </w:r>
+    </w:p>
+    <w:p>
+      <w:proofErr w:type="spellStart"/>
+      <w:r>
+        <w:t>ServerNetwork</w:t>
+      </w:r>
+      <w:proofErr w:type="spellEnd"/>
+      <w:r>
+        <w:t xml:space="preserve"> -&gt; </w:t>
+      </w:r>
+      <w:proofErr w:type="spellStart"/>
+      <w:r>
+        <w:t>RequestHandler</w:t>
+      </w:r>
+      <w:proofErr w:type="spellEnd"/>
+      <w:r>
+        <w:t xml:space="preserve">: </w:t>
+      </w:r>
+      <w:proofErr w:type="spellStart"/>
+      <w:r>
+        <w:t>processRequest</w:t>
+      </w:r>
+      <w:proofErr w:type="spellEnd"/>
+      <w:r>
+        <w:t>()</w:t>
+      </w:r>
+    </w:p>
+    <w:p/>
+    <w:p>
+      <w:r>
+        <w:t>alt action requires persistence</w:t>
+      </w:r>
+    </w:p>
+    <w:p>
+      <w:r>
+        <w:t xml:space="preserve">    </w:t>
+      </w:r>
+      <w:proofErr w:type="spellStart"/>
+      <w:r>
+        <w:t>RequestHandler</w:t>
+      </w:r>
+      <w:proofErr w:type="spellEnd"/>
+      <w:r>
+        <w:t xml:space="preserve"> -&gt; </w:t>
+      </w:r>
+      <w:proofErr w:type="spellStart"/>
+      <w:r>
+        <w:t>StorageManager</w:t>
+      </w:r>
+      <w:proofErr w:type="spellEnd"/>
+      <w:r>
+        <w:t xml:space="preserve">: </w:t>
+      </w:r>
+      <w:proofErr w:type="spellStart"/>
+      <w:r>
+        <w:t>saveMessage</w:t>
+      </w:r>
+      <w:proofErr w:type="spellEnd"/>
+      <w:r>
+        <w:t>()</w:t>
+      </w:r>
+    </w:p>
+    <w:p>
+      <w:r>
+        <w:t xml:space="preserve">    </w:t>
+      </w:r>
+      <w:proofErr w:type="spellStart"/>
+      <w:r>
+        <w:t>StorageManager</w:t>
+      </w:r>
+      <w:proofErr w:type="spellEnd"/>
+      <w:r>
+        <w:t xml:space="preserve"> --&gt; </w:t>
+      </w:r>
+      <w:proofErr w:type="spellStart"/>
+      <w:r>
+        <w:t>RequestHandler</w:t>
+      </w:r>
+      <w:proofErr w:type="spellEnd"/>
+      <w:r>
+        <w:t>: saved</w:t>
+      </w:r>
+    </w:p>
+    <w:p>
+      <w:r>
+        <w:lastRenderedPageBreak/>
+        <w:t>end</w:t>
+      </w:r>
+    </w:p>
+    <w:p/>
+    <w:p>
+      <w:r>
+        <w:t>alt action should be logged</w:t>
+      </w:r>
+    </w:p>
+    <w:p>
+      <w:r>
+        <w:t xml:space="preserve">    </w:t>
+      </w:r>
+      <w:proofErr w:type="spellStart"/>
+      <w:r>
+        <w:t>RequestHandler</w:t>
+      </w:r>
+      <w:proofErr w:type="spellEnd"/>
+      <w:r>
+        <w:t xml:space="preserve"> -&gt; </w:t>
+      </w:r>
+      <w:proofErr w:type="spellStart"/>
+      <w:r>
+        <w:t>LoggingManager</w:t>
+      </w:r>
+      <w:proofErr w:type="spellEnd"/>
+      <w:r>
+        <w:t>: log()</w:t>
+      </w:r>
+    </w:p>
+    <w:p>
+      <w:r>
+        <w:t>end</w:t>
+      </w:r>
+    </w:p>
+    <w:p/>
+    <w:p>
+      <w:proofErr w:type="spellStart"/>
+      <w:r>
+        <w:t>RequestHandler</w:t>
+      </w:r>
+      <w:proofErr w:type="spellEnd"/>
+      <w:r>
+        <w:t xml:space="preserve"> -&gt; </w:t>
+      </w:r>
+      <w:proofErr w:type="spellStart"/>
+      <w:r>
+        <w:t>ClientHandler</w:t>
+      </w:r>
+      <w:proofErr w:type="spellEnd"/>
+      <w:r>
+        <w:t xml:space="preserve">: </w:t>
+      </w:r>
+      <w:proofErr w:type="spellStart"/>
+      <w:r>
+        <w:t>sendResponse</w:t>
+      </w:r>
+      <w:proofErr w:type="spellEnd"/>
+      <w:r>
+        <w:t>(result)</w:t>
+      </w:r>
+    </w:p>
+    <w:p>
+      <w:proofErr w:type="spellStart"/>
+      <w:r>
+        <w:t>ClientHandler</w:t>
+      </w:r>
+      <w:proofErr w:type="spellEnd"/>
+      <w:r>
+        <w:t xml:space="preserve"> --&gt; </w:t>
+      </w:r>
+      <w:proofErr w:type="spellStart"/>
+      <w:r>
+        <w:t>ClientNetwork</w:t>
+      </w:r>
+      <w:proofErr w:type="spellEnd"/>
+      <w:r>
+        <w:t>: response</w:t>
+      </w:r>
+    </w:p>
+    <w:p>
+      <w:proofErr w:type="spellStart"/>
+      <w:r>
+        <w:t>ClientNetwork</w:t>
+      </w:r>
+      <w:proofErr w:type="spellEnd"/>
+      <w:r>
+        <w:t xml:space="preserve"> --&gt; GUI: </w:t>
+      </w:r>
+      <w:proofErr w:type="spellStart"/>
+      <w:r>
+        <w:t>switchView</w:t>
+      </w:r>
+      <w:proofErr w:type="spellEnd"/>
+      <w:r>
+        <w:t>(ITCONTROLPANEL)</w:t>
+      </w:r>
+    </w:p>
+    <w:p/>
+    <w:p>
+      <w:r>
+        <w:t>@enduml</w:t>
+      </w:r>
+    </w:p>
+    <w:p/>
     <w:p>
       <w:pPr>
         <w:pStyle w:val="Heading2"/>
@@ -10978,58 +13203,495 @@
       <w:bookmarkStart w:id="50" w:name="_Toc223255459"/>
       <w:bookmarkStart w:id="51" w:name="_Toc224291136"/>
       <w:r>
-        <w:lastRenderedPageBreak/>
         <w:t>Application</w:t>
       </w:r>
       <w:bookmarkEnd w:id="50"/>
       <w:bookmarkEnd w:id="51"/>
     </w:p>
     <w:p>
+      <w:pPr>
+        <w:rPr>
+          <w:b/>
+          <w:bCs/>
+        </w:rPr>
+      </w:pPr>
+      <w:r>
+        <w:rPr>
+          <w:b/>
+          <w:bCs/>
+        </w:rPr>
+        <w:t>Encoding:</w:t>
+      </w:r>
+    </w:p>
+    <w:p>
+      <w:r>
+        <w:t>RLF1JiCm3BtxAonEcyGEwx5IqT2GO1BZCBOFY5fJ8hga9Eac_XwdQJSyUcchF3_xlUTqvODoeJis47He21_Rjj6b2jeQ05K6w_3kuCdXyWwLn_YvX9OfkjIjCW6V3vi8y4kUhnjD9hnHE5lt9P1tSYToKyYElZlouKMPgY4dIQn4rRHLXfyIUhLrhKqz1IKHK_skiZDXCxlOp02A0hVaFRTbqKmg2e0-0Lmyz8vpz6IgeMOsXtWMCM5U5hdaSGwY9f94BZawsmKQM7kxLwwcCBBliOiADqzp4ApOHeQOO-jioLs6OnO9ig8VBT9bmUf4LrSInSN4a4YefZhBvUJOs7fQWbXLYcn7lhN6q-oOf8oPNLXf2nbdHINflvBZSO_tcypnfEcy_bIz_VzDRjPLKSFDt0-MrdneTqn_mys-BZTW43UoE8Pq2uRXopGy6WfZBS2AxV5Fzmi0</w:t>
+      </w:r>
+    </w:p>
+    <w:p>
+      <w:pPr>
+        <w:rPr>
+          <w:b/>
+          <w:bCs/>
+        </w:rPr>
+      </w:pPr>
+    </w:p>
+    <w:p>
+      <w:pPr>
+        <w:rPr>
+          <w:b/>
+          <w:bCs/>
+        </w:rPr>
+      </w:pPr>
+      <w:r>
+        <w:rPr>
+          <w:b/>
+          <w:bCs/>
+        </w:rPr>
+        <w:t>Image:</w:t>
+      </w:r>
+    </w:p>
+    <w:p>
+      <w:pPr>
+        <w:rPr>
+          <w:b/>
+          <w:bCs/>
+        </w:rPr>
+      </w:pPr>
+      <w:r>
+        <w:fldChar w:fldCharType="begin"/>
+      </w:r>
+      <w:r>
+        <w:instrText xml:space="preserve"> INCLUDEPICTURE "https://img.plantuml.biz/plantuml/png/RLF1JiCm3BtxAonEcyGEwx5IqT2GO1BZCBOFY5fJ8hga9Eac_XwdQJSyUcchF3_xlUTqvODoeJis47He21_Rjj6b2jeQ05K6w_3kuCdXyWwLn_YvX9OfkjIjCW6V3vi8y4kUhnjD9hnHE5lt9P1tSYToKyYElZlouKMPgY4dIQn4rRHLXfyIUhLrhKqz1IKHK_skiZDXCxlOp02A0hVaFRTbqKmg2e0-0Lmyz8vpz6IgeMOsXtWMCM5U5hdaSGwY9f94BZawsmKQM7kxLwwcCBBliOiADqzp4ApOHeQOO-jioLs6OnO9ig8VBT9bmUf4LrSInSN4a4YefZhBvUJOs7fQWbXLYcn7lhN6q-oOf8oPNLXf2nbdHINflvBZSO_tcypnfEcy_bIz_VzDRjPLKSFDt0-MrdneTqn_mys-BZTW43UoE8Pq2uRXopGy6WfZBS2AxV5Fzmi0" \* MERGEFORMATINET </w:instrText>
+      </w:r>
+      <w:r>
+        <w:fldChar w:fldCharType="separate"/>
+      </w:r>
       <w:r>
         <w:rPr>
           <w:noProof/>
         </w:rPr>
         <w:drawing>
-          <wp:inline distT="0" distB="0" distL="0" distR="0" wp14:anchorId="2D59F42F" wp14:editId="6EF97AF9">
-            <wp:extent cx="3914775" cy="5486400"/>
+          <wp:inline distT="0" distB="0" distL="0" distR="0" wp14:anchorId="22855BEF" wp14:editId="6B212509">
+            <wp:extent cx="5486400" cy="2409190"/>
             <wp:effectExtent l="0" t="0" r="0" b="0"/>
-            <wp:docPr id="131603598" name="drawing"/>
+            <wp:docPr id="1348700448" name="Picture 5" descr="A screenshot of a computer program&#10;&#10;AI-generated content may be incorrect."/>
             <wp:cNvGraphicFramePr>
-              <a:graphicFrameLocks xmlns:a="http://schemas.openxmlformats.org/drawingml/2006/main" noChangeAspect="1"/>
+              <a:graphicFrameLocks xmlns:a="http://schemas.openxmlformats.org/drawingml/2006/main"/>
             </wp:cNvGraphicFramePr>
             <a:graphic xmlns:a="http://schemas.openxmlformats.org/drawingml/2006/main">
               <a:graphicData uri="http://schemas.openxmlformats.org/drawingml/2006/picture">
                 <pic:pic xmlns:pic="http://schemas.openxmlformats.org/drawingml/2006/picture">
                   <pic:nvPicPr>
-                    <pic:cNvPr id="131603598" name="Picture 131603598"/>
-                    <pic:cNvPicPr/>
+                    <pic:cNvPr id="1348700448" name="Picture 5" descr="A screenshot of a computer program&#10;&#10;AI-generated content may be incorrect."/>
+                    <pic:cNvPicPr>
+                      <a:picLocks/>
+                    </pic:cNvPicPr>
                   </pic:nvPicPr>
                   <pic:blipFill>
-                    <a:blip r:embed="rId25">
+                    <a:blip r:embed="rId25" cstate="print">
                       <a:extLst>
                         <a:ext uri="{28A0092B-C50C-407E-A947-70E740481C1C}">
-                          <a14:useLocalDpi xmlns:a14="http://schemas.microsoft.com/office/drawing/2010/main"/>
+                          <a14:useLocalDpi xmlns:a14="http://schemas.microsoft.com/office/drawing/2010/main" val="0"/>
                         </a:ext>
                       </a:extLst>
                     </a:blip>
+                    <a:srcRect/>
                     <a:stretch>
                       <a:fillRect/>
                     </a:stretch>
                   </pic:blipFill>
-                  <pic:spPr>
+                  <pic:spPr bwMode="auto">
                     <a:xfrm>
                       <a:off x="0" y="0"/>
-                      <a:ext cx="3914775" cy="5486400"/>
+                      <a:ext cx="5486400" cy="2409190"/>
                     </a:xfrm>
                     <a:prstGeom prst="rect">
                       <a:avLst/>
                     </a:prstGeom>
+                    <a:noFill/>
+                    <a:ln>
+                      <a:noFill/>
+                    </a:ln>
                   </pic:spPr>
                 </pic:pic>
               </a:graphicData>
             </a:graphic>
           </wp:inline>
         </w:drawing>
+      </w:r>
+      <w:r>
+        <w:fldChar w:fldCharType="end"/>
+      </w:r>
+    </w:p>
+    <w:p>
+      <w:pPr>
+        <w:rPr>
+          <w:b/>
+          <w:bCs/>
+        </w:rPr>
+      </w:pPr>
+    </w:p>
+    <w:p>
+      <w:pPr>
+        <w:rPr>
+          <w:b/>
+          <w:bCs/>
+        </w:rPr>
+      </w:pPr>
+      <w:r>
+        <w:rPr>
+          <w:b/>
+          <w:bCs/>
+        </w:rPr>
+        <w:t>Code:</w:t>
+      </w:r>
+    </w:p>
+    <w:p>
+      <w:r>
+        <w:t>@startuml</w:t>
+      </w:r>
+    </w:p>
+    <w:p>
+      <w:r>
+        <w:t>title Application</w:t>
+      </w:r>
+    </w:p>
+    <w:p/>
+    <w:p>
+      <w:r>
+        <w:t>actor "User 1" as User1</w:t>
+      </w:r>
+    </w:p>
+    <w:p>
+      <w:r>
+        <w:t>participant GUI as GUI1</w:t>
+      </w:r>
+    </w:p>
+    <w:p>
+      <w:r>
+        <w:t xml:space="preserve">participant </w:t>
+      </w:r>
+      <w:proofErr w:type="spellStart"/>
+      <w:r>
+        <w:t>ClientNetwork</w:t>
+      </w:r>
+      <w:proofErr w:type="spellEnd"/>
+    </w:p>
+    <w:p>
+      <w:r>
+        <w:t xml:space="preserve">participant </w:t>
+      </w:r>
+      <w:proofErr w:type="spellStart"/>
+      <w:r>
+        <w:t>ServerNetwork</w:t>
+      </w:r>
+      <w:proofErr w:type="spellEnd"/>
+    </w:p>
+    <w:p>
+      <w:r>
+        <w:t xml:space="preserve">participant </w:t>
+      </w:r>
+      <w:proofErr w:type="spellStart"/>
+      <w:r>
+        <w:t>RequestHandler</w:t>
+      </w:r>
+      <w:proofErr w:type="spellEnd"/>
+    </w:p>
+    <w:p>
+      <w:r>
+        <w:t xml:space="preserve">participant </w:t>
+      </w:r>
+      <w:proofErr w:type="spellStart"/>
+      <w:r>
+        <w:t>StorageManager</w:t>
+      </w:r>
+      <w:proofErr w:type="spellEnd"/>
+    </w:p>
+    <w:p>
+      <w:r>
+        <w:t xml:space="preserve">participant </w:t>
+      </w:r>
+      <w:proofErr w:type="spellStart"/>
+      <w:r>
+        <w:t>LoggingManager</w:t>
+      </w:r>
+      <w:proofErr w:type="spellEnd"/>
+    </w:p>
+    <w:p>
+      <w:r>
+        <w:t xml:space="preserve">participant </w:t>
+      </w:r>
+      <w:proofErr w:type="spellStart"/>
+      <w:r>
+        <w:t>ClientHandler</w:t>
+      </w:r>
+      <w:proofErr w:type="spellEnd"/>
+    </w:p>
+    <w:p>
+      <w:r>
+        <w:lastRenderedPageBreak/>
+        <w:t>participant GUI as GUI2</w:t>
+      </w:r>
+    </w:p>
+    <w:p>
+      <w:r>
+        <w:t>actor "User 2" as User2</w:t>
+      </w:r>
+    </w:p>
+    <w:p/>
+    <w:p>
+      <w:r>
+        <w:t>== Message Sent ==</w:t>
+      </w:r>
+    </w:p>
+    <w:p/>
+    <w:p>
+      <w:r>
+        <w:t xml:space="preserve">User1 -&gt; GUI1: </w:t>
+      </w:r>
+      <w:proofErr w:type="spellStart"/>
+      <w:r>
+        <w:t>sendMessage</w:t>
+      </w:r>
+      <w:proofErr w:type="spellEnd"/>
+      <w:r>
+        <w:t>()</w:t>
+      </w:r>
+    </w:p>
+    <w:p>
+      <w:r>
+        <w:t xml:space="preserve">GUI1 -&gt; </w:t>
+      </w:r>
+      <w:proofErr w:type="spellStart"/>
+      <w:r>
+        <w:t>ClientNetwork</w:t>
+      </w:r>
+      <w:proofErr w:type="spellEnd"/>
+      <w:r>
+        <w:t xml:space="preserve">: </w:t>
+      </w:r>
+      <w:proofErr w:type="spellStart"/>
+      <w:r>
+        <w:t>sendMessage</w:t>
+      </w:r>
+      <w:proofErr w:type="spellEnd"/>
+      <w:r>
+        <w:t>(request)</w:t>
+      </w:r>
+    </w:p>
+    <w:p>
+      <w:proofErr w:type="spellStart"/>
+      <w:r>
+        <w:t>ClientNetwork</w:t>
+      </w:r>
+      <w:proofErr w:type="spellEnd"/>
+      <w:r>
+        <w:t xml:space="preserve"> -&gt; </w:t>
+      </w:r>
+      <w:proofErr w:type="spellStart"/>
+      <w:r>
+        <w:t>ServerNetwork</w:t>
+      </w:r>
+      <w:proofErr w:type="spellEnd"/>
+      <w:r>
+        <w:t xml:space="preserve">: </w:t>
+      </w:r>
+      <w:proofErr w:type="spellStart"/>
+      <w:r>
+        <w:t>routeMessageToTarget</w:t>
+      </w:r>
+      <w:proofErr w:type="spellEnd"/>
+      <w:r>
+        <w:t>(request, user2ID)</w:t>
+      </w:r>
+    </w:p>
+    <w:p>
+      <w:proofErr w:type="spellStart"/>
+      <w:r>
+        <w:t>ServerNetwork</w:t>
+      </w:r>
+      <w:proofErr w:type="spellEnd"/>
+      <w:r>
+        <w:t xml:space="preserve"> -&gt; </w:t>
+      </w:r>
+      <w:proofErr w:type="spellStart"/>
+      <w:r>
+        <w:t>RequestHandler</w:t>
+      </w:r>
+      <w:proofErr w:type="spellEnd"/>
+      <w:r>
+        <w:t xml:space="preserve">: </w:t>
+      </w:r>
+      <w:proofErr w:type="spellStart"/>
+      <w:r>
+        <w:t>processRequest</w:t>
+      </w:r>
+      <w:proofErr w:type="spellEnd"/>
+      <w:r>
+        <w:t>()</w:t>
+      </w:r>
+    </w:p>
+    <w:p/>
+    <w:p>
+      <w:proofErr w:type="spellStart"/>
+      <w:r>
+        <w:t>RequestHandler</w:t>
+      </w:r>
+      <w:proofErr w:type="spellEnd"/>
+      <w:r>
+        <w:t xml:space="preserve"> -&gt; </w:t>
+      </w:r>
+      <w:proofErr w:type="spellStart"/>
+      <w:r>
+        <w:t>StorageManager</w:t>
+      </w:r>
+      <w:proofErr w:type="spellEnd"/>
+      <w:r>
+        <w:t xml:space="preserve">: </w:t>
+      </w:r>
+      <w:proofErr w:type="spellStart"/>
+      <w:r>
+        <w:t>saveMessage</w:t>
+      </w:r>
+      <w:proofErr w:type="spellEnd"/>
+      <w:r>
+        <w:t>()</w:t>
+      </w:r>
+    </w:p>
+    <w:p>
+      <w:proofErr w:type="spellStart"/>
+      <w:r>
+        <w:t>StorageManager</w:t>
+      </w:r>
+      <w:proofErr w:type="spellEnd"/>
+      <w:r>
+        <w:t xml:space="preserve"> --&gt; </w:t>
+      </w:r>
+      <w:proofErr w:type="spellStart"/>
+      <w:r>
+        <w:t>RequestHandler</w:t>
+      </w:r>
+      <w:proofErr w:type="spellEnd"/>
+      <w:r>
+        <w:t>: saved</w:t>
+      </w:r>
+    </w:p>
+    <w:p/>
+    <w:p>
+      <w:proofErr w:type="spellStart"/>
+      <w:r>
+        <w:t>RequestHandler</w:t>
+      </w:r>
+      <w:proofErr w:type="spellEnd"/>
+      <w:r>
+        <w:t xml:space="preserve"> -&gt; </w:t>
+      </w:r>
+      <w:proofErr w:type="spellStart"/>
+      <w:r>
+        <w:t>LoggingManager</w:t>
+      </w:r>
+      <w:proofErr w:type="spellEnd"/>
+      <w:r>
+        <w:t>: log()</w:t>
+      </w:r>
+    </w:p>
+    <w:p/>
+    <w:p>
+      <w:proofErr w:type="spellStart"/>
+      <w:r>
+        <w:t>RequestHandler</w:t>
+      </w:r>
+      <w:proofErr w:type="spellEnd"/>
+      <w:r>
+        <w:t xml:space="preserve"> -&gt; </w:t>
+      </w:r>
+      <w:proofErr w:type="spellStart"/>
+      <w:r>
+        <w:t>ClientHandler</w:t>
+      </w:r>
+      <w:proofErr w:type="spellEnd"/>
+      <w:r>
+        <w:t xml:space="preserve">: </w:t>
+      </w:r>
+      <w:proofErr w:type="spellStart"/>
+      <w:r>
+        <w:t>sendResponse</w:t>
+      </w:r>
+      <w:proofErr w:type="spellEnd"/>
+      <w:r>
+        <w:t>(message)</w:t>
+      </w:r>
+    </w:p>
+    <w:p>
+      <w:proofErr w:type="spellStart"/>
+      <w:r>
+        <w:t>ClientHandler</w:t>
+      </w:r>
+      <w:proofErr w:type="spellEnd"/>
+      <w:r>
+        <w:t xml:space="preserve"> --&gt; GUI2: </w:t>
+      </w:r>
+      <w:proofErr w:type="spellStart"/>
+      <w:r>
+        <w:t>receiveMessage</w:t>
+      </w:r>
+      <w:proofErr w:type="spellEnd"/>
+      <w:r>
+        <w:t>()</w:t>
+      </w:r>
+    </w:p>
+    <w:p>
+      <w:r>
+        <w:t xml:space="preserve">GUI2 --&gt; User2: </w:t>
+      </w:r>
+      <w:proofErr w:type="spellStart"/>
+      <w:r>
+        <w:t>viewChat</w:t>
+      </w:r>
+      <w:proofErr w:type="spellEnd"/>
+      <w:r>
+        <w:t>()</w:t>
+      </w:r>
+    </w:p>
+    <w:p/>
+    <w:p>
+      <w:proofErr w:type="spellStart"/>
+      <w:r>
+        <w:t>ClientHandler</w:t>
+      </w:r>
+      <w:proofErr w:type="spellEnd"/>
+      <w:r>
+        <w:t xml:space="preserve"> --&gt; </w:t>
+      </w:r>
+      <w:proofErr w:type="spellStart"/>
+      <w:r>
+        <w:t>ClientNetwork</w:t>
+      </w:r>
+      <w:proofErr w:type="spellEnd"/>
+      <w:r>
+        <w:t>: delivery confirmation</w:t>
+      </w:r>
+    </w:p>
+    <w:p>
+      <w:proofErr w:type="spellStart"/>
+      <w:r>
+        <w:t>ClientNetwork</w:t>
+      </w:r>
+      <w:proofErr w:type="spellEnd"/>
+      <w:r>
+        <w:t xml:space="preserve"> --&gt; GUI1: message delivered</w:t>
+      </w:r>
+    </w:p>
+    <w:p>
+      <w:r>
+        <w:t>GUI1 --&gt; User1: view sent message</w:t>
+      </w:r>
+    </w:p>
+    <w:p/>
+    <w:p>
+      <w:r>
+        <w:t>@enduml</w:t>
       </w:r>
     </w:p>
     <w:p/>
@@ -11088,55 +13750,164 @@
       <w:rPr>
         <w:noProof/>
       </w:rPr>
-      <w:pict w14:anchorId="69DF42EA">
-        <v:rect id="Frame1" o:spid="_x0000_s1026" style="position:absolute;margin-left:0;margin-top:.05pt;width:4.65pt;height:9.35pt;z-index:-503316473;visibility:visible;mso-wrap-style:square;mso-wrap-distance-left:0;mso-wrap-distance-top:0;mso-wrap-distance-right:0;mso-wrap-distance-bottom:0;mso-position-horizontal:center;mso-position-horizontal-relative:margin;mso-position-vertical:absolute;mso-position-vertical-relative:text;v-text-anchor:top" o:gfxdata="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" o:allowincell="f" filled="f" stroked="f" strokeweight="0">
-          <v:textbox inset="0,0,0,0">
-            <w:txbxContent>
-              <w:p>
-                <w:pPr>
-                  <w:pStyle w:val="Footer"/>
-                </w:pPr>
-                <w:r>
-                  <w:rPr>
-                    <w:rStyle w:val="PageNumber"/>
-                    <w:color w:val="000000"/>
-                  </w:rPr>
-                  <w:fldChar w:fldCharType="begin"/>
-                </w:r>
-                <w:r>
-                  <w:rPr>
-                    <w:rStyle w:val="PageNumber"/>
-                    <w:color w:val="000000"/>
-                  </w:rPr>
-                  <w:instrText>PAGE</w:instrText>
-                </w:r>
-                <w:r>
-                  <w:rPr>
-                    <w:rStyle w:val="PageNumber"/>
-                    <w:color w:val="000000"/>
-                  </w:rPr>
-                  <w:fldChar w:fldCharType="separate"/>
-                </w:r>
-                <w:r>
-                  <w:rPr>
-                    <w:rStyle w:val="PageNumber"/>
-                    <w:color w:val="000000"/>
-                  </w:rPr>
-                  <w:t>ii</w:t>
-                </w:r>
-                <w:r>
-                  <w:rPr>
-                    <w:rStyle w:val="PageNumber"/>
-                    <w:color w:val="000000"/>
-                  </w:rPr>
-                  <w:fldChar w:fldCharType="end"/>
-                </w:r>
-              </w:p>
-            </w:txbxContent>
-          </v:textbox>
-          <w10:wrap type="square" side="largest" anchorx="margin"/>
-        </v:rect>
-      </w:pict>
+      <mc:AlternateContent>
+        <mc:Choice Requires="wps">
+          <w:drawing>
+            <wp:anchor distT="0" distB="0" distL="0" distR="0" simplePos="0" relativeHeight="7" behindDoc="1" locked="0" layoutInCell="0" allowOverlap="1" wp14:anchorId="6989005D" wp14:editId="3C1D58B1">
+              <wp:simplePos x="0" y="0"/>
+              <wp:positionH relativeFrom="margin">
+                <wp:align>center</wp:align>
+              </wp:positionH>
+              <wp:positionV relativeFrom="paragraph">
+                <wp:posOffset>635</wp:posOffset>
+              </wp:positionV>
+              <wp:extent cx="59055" cy="118745"/>
+              <wp:effectExtent l="0" t="0" r="0" b="0"/>
+              <wp:wrapSquare wrapText="largest"/>
+              <wp:docPr id="2000310669" name="Rectangle 15"/>
+              <wp:cNvGraphicFramePr>
+                <a:graphicFrameLocks xmlns:a="http://schemas.openxmlformats.org/drawingml/2006/main"/>
+              </wp:cNvGraphicFramePr>
+              <a:graphic xmlns:a="http://schemas.openxmlformats.org/drawingml/2006/main">
+                <a:graphicData uri="http://schemas.microsoft.com/office/word/2010/wordprocessingShape">
+                  <wps:wsp>
+                    <wps:cNvSpPr>
+                      <a:spLocks/>
+                    </wps:cNvSpPr>
+                    <wps:spPr>
+                      <a:xfrm>
+                        <a:off x="0" y="0"/>
+                        <a:ext cx="59055" cy="118745"/>
+                      </a:xfrm>
+                      <a:prstGeom prst="rect">
+                        <a:avLst/>
+                      </a:prstGeom>
+                      <a:noFill/>
+                      <a:ln w="0">
+                        <a:noFill/>
+                      </a:ln>
+                      <a:effectLst/>
+                    </wps:spPr>
+                    <wps:txbx>
+                      <w:txbxContent>
+                        <w:p>
+                          <w:pPr>
+                            <w:pStyle w:val="Footer"/>
+                          </w:pPr>
+                          <w:r>
+                            <w:rPr>
+                              <w:rStyle w:val="PageNumber"/>
+                              <w:color w:val="000000"/>
+                            </w:rPr>
+                            <w:fldChar w:fldCharType="begin"/>
+                          </w:r>
+                          <w:r>
+                            <w:rPr>
+                              <w:rStyle w:val="PageNumber"/>
+                              <w:color w:val="000000"/>
+                            </w:rPr>
+                            <w:instrText>PAGE</w:instrText>
+                          </w:r>
+                          <w:r>
+                            <w:rPr>
+                              <w:rStyle w:val="PageNumber"/>
+                              <w:color w:val="000000"/>
+                            </w:rPr>
+                            <w:fldChar w:fldCharType="separate"/>
+                          </w:r>
+                          <w:r>
+                            <w:rPr>
+                              <w:rStyle w:val="PageNumber"/>
+                              <w:color w:val="000000"/>
+                            </w:rPr>
+                            <w:t>ii</w:t>
+                          </w:r>
+                          <w:r>
+                            <w:rPr>
+                              <w:rStyle w:val="PageNumber"/>
+                              <w:color w:val="000000"/>
+                            </w:rPr>
+                            <w:fldChar w:fldCharType="end"/>
+                          </w:r>
+                        </w:p>
+                      </w:txbxContent>
+                    </wps:txbx>
+                    <wps:bodyPr lIns="0" tIns="0" rIns="0" bIns="0">
+                      <a:noAutofit/>
+                    </wps:bodyPr>
+                  </wps:wsp>
+                </a:graphicData>
+              </a:graphic>
+              <wp14:sizeRelH relativeFrom="page">
+                <wp14:pctWidth>0</wp14:pctWidth>
+              </wp14:sizeRelH>
+              <wp14:sizeRelV relativeFrom="page">
+                <wp14:pctHeight>0</wp14:pctHeight>
+              </wp14:sizeRelV>
+            </wp:anchor>
+          </w:drawing>
+        </mc:Choice>
+        <mc:Fallback>
+          <w:pict>
+            <v:rect w14:anchorId="6989005D" id="Rectangle 15" o:spid="_x0000_s1026" style="position:absolute;margin-left:0;margin-top:.05pt;width:4.65pt;height:9.35pt;z-index:-503316473;visibility:visible;mso-wrap-style:square;mso-width-percent:0;mso-height-percent:0;mso-wrap-distance-left:0;mso-wrap-distance-top:0;mso-wrap-distance-right:0;mso-wrap-distance-bottom:0;mso-position-horizontal:center;mso-position-horizontal-relative:margin;mso-position-vertical:absolute;mso-position-vertical-relative:text;mso-width-percent:0;mso-height-percent:0;mso-width-relative:page;mso-height-relative:page;v-text-anchor:top" o:gfxdata="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" o:allowincell="f" filled="f" stroked="f" strokeweight="0">
+              <v:textbox inset="0,0,0,0">
+                <w:txbxContent>
+                  <w:p>
+                    <w:pPr>
+                      <w:pStyle w:val="Footer"/>
+                    </w:pPr>
+                    <w:r>
+                      <w:rPr>
+                        <w:rStyle w:val="PageNumber"/>
+                        <w:color w:val="000000"/>
+                      </w:rPr>
+                      <w:fldChar w:fldCharType="begin"/>
+                    </w:r>
+                    <w:r>
+                      <w:rPr>
+                        <w:rStyle w:val="PageNumber"/>
+                        <w:color w:val="000000"/>
+                      </w:rPr>
+                      <w:instrText>PAGE</w:instrText>
+                    </w:r>
+                    <w:r>
+                      <w:rPr>
+                        <w:rStyle w:val="PageNumber"/>
+                        <w:color w:val="000000"/>
+                      </w:rPr>
+                      <w:fldChar w:fldCharType="separate"/>
+                    </w:r>
+                    <w:r>
+                      <w:rPr>
+                        <w:rStyle w:val="PageNumber"/>
+                        <w:color w:val="000000"/>
+                      </w:rPr>
+                      <w:t>i</w:t>
+                    </w:r>
+                    <w:proofErr w:type="spellStart"/>
+                    <w:r>
+                      <w:rPr>
+                        <w:rStyle w:val="PageNumber"/>
+                        <w:color w:val="000000"/>
+                      </w:rPr>
+                      <w:t>i</w:t>
+                    </w:r>
+                    <w:proofErr w:type="spellEnd"/>
+                    <w:r>
+                      <w:rPr>
+                        <w:rStyle w:val="PageNumber"/>
+                        <w:color w:val="000000"/>
+                      </w:rPr>
+                      <w:fldChar w:fldCharType="end"/>
+                    </w:r>
+                  </w:p>
+                </w:txbxContent>
+              </v:textbox>
+              <w10:wrap type="square" side="largest" anchorx="margin"/>
+            </v:rect>
+          </w:pict>
+        </mc:Fallback>
+      </mc:AlternateContent>
     </w:r>
   </w:p>
 </w:ftr>
@@ -11152,55 +13923,164 @@
       <w:rPr>
         <w:noProof/>
       </w:rPr>
-      <w:pict w14:anchorId="3D83149B">
-        <v:rect id="Frame2" o:spid="_x0000_s1025" style="position:absolute;margin-left:0;margin-top:.05pt;width:5.65pt;height:1.8pt;z-index:-503316474;visibility:visible;mso-wrap-style:square;mso-wrap-distance-left:0;mso-wrap-distance-top:0;mso-wrap-distance-right:0;mso-wrap-distance-bottom:0;mso-position-horizontal:center;mso-position-horizontal-relative:margin;mso-position-vertical:absolute;mso-position-vertical-relative:text;v-text-anchor:top" o:gfxdata="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" o:allowincell="f" filled="f" stroked="f" strokeweight="0">
-          <v:textbox inset="0,0,0,0">
-            <w:txbxContent>
-              <w:p>
-                <w:pPr>
-                  <w:pStyle w:val="Footer"/>
-                </w:pPr>
-                <w:r>
-                  <w:rPr>
-                    <w:rStyle w:val="PageNumber"/>
-                    <w:color w:val="000000"/>
-                  </w:rPr>
-                  <w:fldChar w:fldCharType="begin"/>
-                </w:r>
-                <w:r>
-                  <w:rPr>
-                    <w:rStyle w:val="PageNumber"/>
-                    <w:color w:val="000000"/>
-                  </w:rPr>
-                  <w:instrText>PAGE</w:instrText>
-                </w:r>
-                <w:r>
-                  <w:rPr>
-                    <w:rStyle w:val="PageNumber"/>
-                    <w:color w:val="000000"/>
-                  </w:rPr>
-                  <w:fldChar w:fldCharType="separate"/>
-                </w:r>
-                <w:r>
-                  <w:rPr>
-                    <w:rStyle w:val="PageNumber"/>
-                    <w:color w:val="000000"/>
-                  </w:rPr>
-                  <w:t>viii</w:t>
-                </w:r>
-                <w:r>
-                  <w:rPr>
-                    <w:rStyle w:val="PageNumber"/>
-                    <w:color w:val="000000"/>
-                  </w:rPr>
-                  <w:fldChar w:fldCharType="end"/>
-                </w:r>
-              </w:p>
-            </w:txbxContent>
-          </v:textbox>
-          <w10:wrap type="square" side="largest" anchorx="margin"/>
-        </v:rect>
-      </w:pict>
+      <mc:AlternateContent>
+        <mc:Choice Requires="wps">
+          <w:drawing>
+            <wp:anchor distT="0" distB="0" distL="0" distR="0" simplePos="0" relativeHeight="6" behindDoc="1" locked="0" layoutInCell="0" allowOverlap="1" wp14:anchorId="416A84A7" wp14:editId="65179284">
+              <wp:simplePos x="0" y="0"/>
+              <wp:positionH relativeFrom="margin">
+                <wp:align>center</wp:align>
+              </wp:positionH>
+              <wp:positionV relativeFrom="paragraph">
+                <wp:posOffset>635</wp:posOffset>
+              </wp:positionV>
+              <wp:extent cx="71755" cy="22860"/>
+              <wp:effectExtent l="0" t="0" r="0" b="0"/>
+              <wp:wrapSquare wrapText="largest"/>
+              <wp:docPr id="76443807" name="Rectangle 13"/>
+              <wp:cNvGraphicFramePr>
+                <a:graphicFrameLocks xmlns:a="http://schemas.openxmlformats.org/drawingml/2006/main"/>
+              </wp:cNvGraphicFramePr>
+              <a:graphic xmlns:a="http://schemas.openxmlformats.org/drawingml/2006/main">
+                <a:graphicData uri="http://schemas.microsoft.com/office/word/2010/wordprocessingShape">
+                  <wps:wsp>
+                    <wps:cNvSpPr>
+                      <a:spLocks/>
+                    </wps:cNvSpPr>
+                    <wps:spPr>
+                      <a:xfrm>
+                        <a:off x="0" y="0"/>
+                        <a:ext cx="71755" cy="22860"/>
+                      </a:xfrm>
+                      <a:prstGeom prst="rect">
+                        <a:avLst/>
+                      </a:prstGeom>
+                      <a:noFill/>
+                      <a:ln w="0">
+                        <a:noFill/>
+                      </a:ln>
+                      <a:effectLst/>
+                    </wps:spPr>
+                    <wps:txbx>
+                      <w:txbxContent>
+                        <w:p>
+                          <w:pPr>
+                            <w:pStyle w:val="Footer"/>
+                          </w:pPr>
+                          <w:r>
+                            <w:rPr>
+                              <w:rStyle w:val="PageNumber"/>
+                              <w:color w:val="000000"/>
+                            </w:rPr>
+                            <w:fldChar w:fldCharType="begin"/>
+                          </w:r>
+                          <w:r>
+                            <w:rPr>
+                              <w:rStyle w:val="PageNumber"/>
+                              <w:color w:val="000000"/>
+                            </w:rPr>
+                            <w:instrText>PAGE</w:instrText>
+                          </w:r>
+                          <w:r>
+                            <w:rPr>
+                              <w:rStyle w:val="PageNumber"/>
+                              <w:color w:val="000000"/>
+                            </w:rPr>
+                            <w:fldChar w:fldCharType="separate"/>
+                          </w:r>
+                          <w:r>
+                            <w:rPr>
+                              <w:rStyle w:val="PageNumber"/>
+                              <w:color w:val="000000"/>
+                            </w:rPr>
+                            <w:t>viii</w:t>
+                          </w:r>
+                          <w:r>
+                            <w:rPr>
+                              <w:rStyle w:val="PageNumber"/>
+                              <w:color w:val="000000"/>
+                            </w:rPr>
+                            <w:fldChar w:fldCharType="end"/>
+                          </w:r>
+                        </w:p>
+                      </w:txbxContent>
+                    </wps:txbx>
+                    <wps:bodyPr lIns="0" tIns="0" rIns="0" bIns="0">
+                      <a:noAutofit/>
+                    </wps:bodyPr>
+                  </wps:wsp>
+                </a:graphicData>
+              </a:graphic>
+              <wp14:sizeRelH relativeFrom="page">
+                <wp14:pctWidth>0</wp14:pctWidth>
+              </wp14:sizeRelH>
+              <wp14:sizeRelV relativeFrom="page">
+                <wp14:pctHeight>0</wp14:pctHeight>
+              </wp14:sizeRelV>
+            </wp:anchor>
+          </w:drawing>
+        </mc:Choice>
+        <mc:Fallback>
+          <w:pict>
+            <v:rect w14:anchorId="416A84A7" id="Rectangle 13" o:spid="_x0000_s1027" style="position:absolute;margin-left:0;margin-top:.05pt;width:5.65pt;height:1.8pt;z-index:-503316474;visibility:visible;mso-wrap-style:square;mso-width-percent:0;mso-height-percent:0;mso-wrap-distance-left:0;mso-wrap-distance-top:0;mso-wrap-distance-right:0;mso-wrap-distance-bottom:0;mso-position-horizontal:center;mso-position-horizontal-relative:margin;mso-position-vertical:absolute;mso-position-vertical-relative:text;mso-width-percent:0;mso-height-percent:0;mso-width-relative:page;mso-height-relative:page;v-text-anchor:top" o:gfxdata="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" o:allowincell="f" filled="f" stroked="f" strokeweight="0">
+              <v:textbox inset="0,0,0,0">
+                <w:txbxContent>
+                  <w:p>
+                    <w:pPr>
+                      <w:pStyle w:val="Footer"/>
+                    </w:pPr>
+                    <w:r>
+                      <w:rPr>
+                        <w:rStyle w:val="PageNumber"/>
+                        <w:color w:val="000000"/>
+                      </w:rPr>
+                      <w:fldChar w:fldCharType="begin"/>
+                    </w:r>
+                    <w:r>
+                      <w:rPr>
+                        <w:rStyle w:val="PageNumber"/>
+                        <w:color w:val="000000"/>
+                      </w:rPr>
+                      <w:instrText>PAGE</w:instrText>
+                    </w:r>
+                    <w:r>
+                      <w:rPr>
+                        <w:rStyle w:val="PageNumber"/>
+                        <w:color w:val="000000"/>
+                      </w:rPr>
+                      <w:fldChar w:fldCharType="separate"/>
+                    </w:r>
+                    <w:r>
+                      <w:rPr>
+                        <w:rStyle w:val="PageNumber"/>
+                        <w:color w:val="000000"/>
+                      </w:rPr>
+                      <w:t>vii</w:t>
+                    </w:r>
+                    <w:proofErr w:type="spellStart"/>
+                    <w:r>
+                      <w:rPr>
+                        <w:rStyle w:val="PageNumber"/>
+                        <w:color w:val="000000"/>
+                      </w:rPr>
+                      <w:t>i</w:t>
+                    </w:r>
+                    <w:proofErr w:type="spellEnd"/>
+                    <w:r>
+                      <w:rPr>
+                        <w:rStyle w:val="PageNumber"/>
+                        <w:color w:val="000000"/>
+                      </w:rPr>
+                      <w:fldChar w:fldCharType="end"/>
+                    </w:r>
+                  </w:p>
+                </w:txbxContent>
+              </v:textbox>
+              <w10:wrap type="square" side="largest" anchorx="margin"/>
+            </v:rect>
+          </w:pict>
+        </mc:Fallback>
+      </mc:AlternateContent>
     </w:r>
   </w:p>
 </w:ftr>

--- a/SDS_Communications.docx
+++ b/SDS_Communications.docx
@@ -895,6 +895,13 @@
                 <w:u w:val="single"/>
               </w:rPr>
             </w:pPr>
+            <w:r>
+              <w:rPr>
+                <w:color w:val="000000"/>
+                <w:u w:val="single"/>
+              </w:rPr>
+              <w:t>04/05/2026</w:t>
+            </w:r>
           </w:p>
         </w:tc>
         <w:tc>
@@ -915,6 +922,12 @@
                 <w:color w:val="000000"/>
               </w:rPr>
             </w:pPr>
+            <w:r>
+              <w:rPr>
+                <w:color w:val="000000"/>
+              </w:rPr>
+              <w:t>1.6</w:t>
+            </w:r>
           </w:p>
         </w:tc>
         <w:tc>
@@ -935,6 +948,12 @@
                 <w:color w:val="000000"/>
               </w:rPr>
             </w:pPr>
+            <w:r>
+              <w:rPr>
+                <w:color w:val="000000"/>
+              </w:rPr>
+              <w:t>Additional Sequence Diagrams</w:t>
+            </w:r>
           </w:p>
         </w:tc>
         <w:tc>
@@ -956,6 +975,12 @@
                 <w:color w:val="000000"/>
               </w:rPr>
             </w:pPr>
+            <w:r>
+              <w:rPr>
+                <w:color w:val="000000"/>
+              </w:rPr>
+              <w:t>Victor Ramos</w:t>
+            </w:r>
           </w:p>
         </w:tc>
       </w:tr>
@@ -1968,7 +1993,7 @@
           <w:r>
             <w:fldChar w:fldCharType="separate"/>
           </w:r>
-          <w:hyperlink w:anchor="_Toc224291115" w:history="1">
+          <w:hyperlink w:anchor="_Toc226368420" w:history="1">
             <w:r>
               <w:rPr>
                 <w:rStyle w:val="Hyperlink"/>
@@ -2014,7 +2039,7 @@
               <w:rPr>
                 <w:noProof/>
               </w:rPr>
-              <w:instrText xml:space="preserve"> PAGEREF _Toc224291115 \h </w:instrText>
+              <w:instrText xml:space="preserve"> PAGEREF _Toc226368420 \h </w:instrText>
             </w:r>
             <w:r>
               <w:rPr>
@@ -2058,7 +2083,7 @@
               <w14:ligatures w14:val="standardContextual"/>
             </w:rPr>
           </w:pPr>
-          <w:hyperlink w:anchor="_Toc224291116" w:history="1">
+          <w:hyperlink w:anchor="_Toc226368421" w:history="1">
             <w:r>
               <w:rPr>
                 <w:rStyle w:val="Hyperlink"/>
@@ -2102,7 +2127,7 @@
               <w:rPr>
                 <w:noProof/>
               </w:rPr>
-              <w:instrText xml:space="preserve"> PAGEREF _Toc224291116 \h </w:instrText>
+              <w:instrText xml:space="preserve"> PAGEREF _Toc226368421 \h </w:instrText>
             </w:r>
             <w:r>
               <w:rPr>
@@ -2146,7 +2171,7 @@
               <w14:ligatures w14:val="standardContextual"/>
             </w:rPr>
           </w:pPr>
-          <w:hyperlink w:anchor="_Toc224291117" w:history="1">
+          <w:hyperlink w:anchor="_Toc226368422" w:history="1">
             <w:r>
               <w:rPr>
                 <w:rStyle w:val="Hyperlink"/>
@@ -2190,7 +2215,7 @@
               <w:rPr>
                 <w:noProof/>
               </w:rPr>
-              <w:instrText xml:space="preserve"> PAGEREF _Toc224291117 \h </w:instrText>
+              <w:instrText xml:space="preserve"> PAGEREF _Toc226368422 \h </w:instrText>
             </w:r>
             <w:r>
               <w:rPr>
@@ -2234,7 +2259,7 @@
               <w14:ligatures w14:val="standardContextual"/>
             </w:rPr>
           </w:pPr>
-          <w:hyperlink w:anchor="_Toc224291118" w:history="1">
+          <w:hyperlink w:anchor="_Toc226368423" w:history="1">
             <w:r>
               <w:rPr>
                 <w:rStyle w:val="Hyperlink"/>
@@ -2278,7 +2303,7 @@
               <w:rPr>
                 <w:noProof/>
               </w:rPr>
-              <w:instrText xml:space="preserve"> PAGEREF _Toc224291118 \h </w:instrText>
+              <w:instrText xml:space="preserve"> PAGEREF _Toc226368423 \h </w:instrText>
             </w:r>
             <w:r>
               <w:rPr>
@@ -2322,7 +2347,7 @@
               <w14:ligatures w14:val="standardContextual"/>
             </w:rPr>
           </w:pPr>
-          <w:hyperlink w:anchor="_Toc224291119" w:history="1">
+          <w:hyperlink w:anchor="_Toc226368424" w:history="1">
             <w:r>
               <w:rPr>
                 <w:rStyle w:val="Hyperlink"/>
@@ -2366,7 +2391,7 @@
               <w:rPr>
                 <w:noProof/>
               </w:rPr>
-              <w:instrText xml:space="preserve"> PAGEREF _Toc224291119 \h </w:instrText>
+              <w:instrText xml:space="preserve"> PAGEREF _Toc226368424 \h </w:instrText>
             </w:r>
             <w:r>
               <w:rPr>
@@ -2411,7 +2436,7 @@
               <w14:ligatures w14:val="standardContextual"/>
             </w:rPr>
           </w:pPr>
-          <w:hyperlink w:anchor="_Toc224291120" w:history="1">
+          <w:hyperlink w:anchor="_Toc226368425" w:history="1">
             <w:r>
               <w:rPr>
                 <w:rStyle w:val="Hyperlink"/>
@@ -2457,7 +2482,7 @@
               <w:rPr>
                 <w:noProof/>
               </w:rPr>
-              <w:instrText xml:space="preserve"> PAGEREF _Toc224291120 \h </w:instrText>
+              <w:instrText xml:space="preserve"> PAGEREF _Toc226368425 \h </w:instrText>
             </w:r>
             <w:r>
               <w:rPr>
@@ -2501,7 +2526,7 @@
               <w14:ligatures w14:val="standardContextual"/>
             </w:rPr>
           </w:pPr>
-          <w:hyperlink w:anchor="_Toc224291121" w:history="1">
+          <w:hyperlink w:anchor="_Toc226368426" w:history="1">
             <w:r>
               <w:rPr>
                 <w:rStyle w:val="Hyperlink"/>
@@ -2545,7 +2570,7 @@
               <w:rPr>
                 <w:noProof/>
               </w:rPr>
-              <w:instrText xml:space="preserve"> PAGEREF _Toc224291121 \h </w:instrText>
+              <w:instrText xml:space="preserve"> PAGEREF _Toc226368426 \h </w:instrText>
             </w:r>
             <w:r>
               <w:rPr>
@@ -2589,7 +2614,7 @@
               <w14:ligatures w14:val="standardContextual"/>
             </w:rPr>
           </w:pPr>
-          <w:hyperlink w:anchor="_Toc224291122" w:history="1">
+          <w:hyperlink w:anchor="_Toc226368427" w:history="1">
             <w:r>
               <w:rPr>
                 <w:rStyle w:val="Hyperlink"/>
@@ -2633,7 +2658,7 @@
               <w:rPr>
                 <w:noProof/>
               </w:rPr>
-              <w:instrText xml:space="preserve"> PAGEREF _Toc224291122 \h </w:instrText>
+              <w:instrText xml:space="preserve"> PAGEREF _Toc226368427 \h </w:instrText>
             </w:r>
             <w:r>
               <w:rPr>
@@ -2678,7 +2703,7 @@
               <w14:ligatures w14:val="standardContextual"/>
             </w:rPr>
           </w:pPr>
-          <w:hyperlink w:anchor="_Toc224291123" w:history="1">
+          <w:hyperlink w:anchor="_Toc226368428" w:history="1">
             <w:r>
               <w:rPr>
                 <w:rStyle w:val="Hyperlink"/>
@@ -2724,7 +2749,7 @@
               <w:rPr>
                 <w:noProof/>
               </w:rPr>
-              <w:instrText xml:space="preserve"> PAGEREF _Toc224291123 \h </w:instrText>
+              <w:instrText xml:space="preserve"> PAGEREF _Toc226368428 \h </w:instrText>
             </w:r>
             <w:r>
               <w:rPr>
@@ -2768,7 +2793,7 @@
               <w14:ligatures w14:val="standardContextual"/>
             </w:rPr>
           </w:pPr>
-          <w:hyperlink w:anchor="_Toc224291124" w:history="1">
+          <w:hyperlink w:anchor="_Toc226368429" w:history="1">
             <w:r>
               <w:rPr>
                 <w:rStyle w:val="Hyperlink"/>
@@ -2812,7 +2837,7 @@
               <w:rPr>
                 <w:noProof/>
               </w:rPr>
-              <w:instrText xml:space="preserve"> PAGEREF _Toc224291124 \h </w:instrText>
+              <w:instrText xml:space="preserve"> PAGEREF _Toc226368429 \h </w:instrText>
             </w:r>
             <w:r>
               <w:rPr>
@@ -2856,7 +2881,7 @@
               <w14:ligatures w14:val="standardContextual"/>
             </w:rPr>
           </w:pPr>
-          <w:hyperlink w:anchor="_Toc224291125" w:history="1">
+          <w:hyperlink w:anchor="_Toc226368430" w:history="1">
             <w:r>
               <w:rPr>
                 <w:rStyle w:val="Hyperlink"/>
@@ -2900,7 +2925,7 @@
               <w:rPr>
                 <w:noProof/>
               </w:rPr>
-              <w:instrText xml:space="preserve"> PAGEREF _Toc224291125 \h </w:instrText>
+              <w:instrText xml:space="preserve"> PAGEREF _Toc226368430 \h </w:instrText>
             </w:r>
             <w:r>
               <w:rPr>
@@ -2944,7 +2969,7 @@
               <w14:ligatures w14:val="standardContextual"/>
             </w:rPr>
           </w:pPr>
-          <w:hyperlink w:anchor="_Toc224291126" w:history="1">
+          <w:hyperlink w:anchor="_Toc226368431" w:history="1">
             <w:r>
               <w:rPr>
                 <w:rStyle w:val="Hyperlink"/>
@@ -2988,7 +3013,7 @@
               <w:rPr>
                 <w:noProof/>
               </w:rPr>
-              <w:instrText xml:space="preserve"> PAGEREF _Toc224291126 \h </w:instrText>
+              <w:instrText xml:space="preserve"> PAGEREF _Toc226368431 \h </w:instrText>
             </w:r>
             <w:r>
               <w:rPr>
@@ -3032,7 +3057,7 @@
               <w14:ligatures w14:val="standardContextual"/>
             </w:rPr>
           </w:pPr>
-          <w:hyperlink w:anchor="_Toc224291127" w:history="1">
+          <w:hyperlink w:anchor="_Toc226368432" w:history="1">
             <w:r>
               <w:rPr>
                 <w:rStyle w:val="Hyperlink"/>
@@ -3076,7 +3101,7 @@
               <w:rPr>
                 <w:noProof/>
               </w:rPr>
-              <w:instrText xml:space="preserve"> PAGEREF _Toc224291127 \h </w:instrText>
+              <w:instrText xml:space="preserve"> PAGEREF _Toc226368432 \h </w:instrText>
             </w:r>
             <w:r>
               <w:rPr>
@@ -3120,7 +3145,7 @@
               <w14:ligatures w14:val="standardContextual"/>
             </w:rPr>
           </w:pPr>
-          <w:hyperlink w:anchor="_Toc224291128" w:history="1">
+          <w:hyperlink w:anchor="_Toc226368433" w:history="1">
             <w:r>
               <w:rPr>
                 <w:rStyle w:val="Hyperlink"/>
@@ -3164,7 +3189,7 @@
               <w:rPr>
                 <w:noProof/>
               </w:rPr>
-              <w:instrText xml:space="preserve"> PAGEREF _Toc224291128 \h </w:instrText>
+              <w:instrText xml:space="preserve"> PAGEREF _Toc226368433 \h </w:instrText>
             </w:r>
             <w:r>
               <w:rPr>
@@ -3208,7 +3233,7 @@
               <w14:ligatures w14:val="standardContextual"/>
             </w:rPr>
           </w:pPr>
-          <w:hyperlink w:anchor="_Toc224291129" w:history="1">
+          <w:hyperlink w:anchor="_Toc226368434" w:history="1">
             <w:r>
               <w:rPr>
                 <w:rStyle w:val="Hyperlink"/>
@@ -3252,7 +3277,7 @@
               <w:rPr>
                 <w:noProof/>
               </w:rPr>
-              <w:instrText xml:space="preserve"> PAGEREF _Toc224291129 \h </w:instrText>
+              <w:instrText xml:space="preserve"> PAGEREF _Toc226368434 \h </w:instrText>
             </w:r>
             <w:r>
               <w:rPr>
@@ -3270,6 +3295,446 @@
                 <w:noProof/>
               </w:rPr>
               <w:t>16</w:t>
+            </w:r>
+            <w:r>
+              <w:rPr>
+                <w:noProof/>
+              </w:rPr>
+              <w:fldChar w:fldCharType="end"/>
+            </w:r>
+          </w:hyperlink>
+        </w:p>
+        <w:p>
+          <w:pPr>
+            <w:pStyle w:val="TOC2"/>
+            <w:tabs>
+              <w:tab w:val="left" w:pos="800"/>
+            </w:tabs>
+            <w:rPr>
+              <w:rFonts w:asciiTheme="minorHAnsi" w:eastAsiaTheme="minorEastAsia" w:hAnsiTheme="minorHAnsi" w:cstheme="minorBidi"/>
+              <w:smallCaps w:val="0"/>
+              <w:noProof/>
+              <w:kern w:val="2"/>
+              <w:sz w:val="24"/>
+              <w:szCs w:val="24"/>
+              <w:lang w:eastAsia="en-US"/>
+              <w14:ligatures w14:val="standardContextual"/>
+            </w:rPr>
+          </w:pPr>
+          <w:hyperlink w:anchor="_Toc226368435" w:history="1">
+            <w:r>
+              <w:rPr>
+                <w:rStyle w:val="Hyperlink"/>
+                <w:noProof/>
+              </w:rPr>
+              <w:t>3.7.</w:t>
+            </w:r>
+            <w:r>
+              <w:rPr>
+                <w:rFonts w:asciiTheme="minorHAnsi" w:eastAsiaTheme="minorEastAsia" w:hAnsiTheme="minorHAnsi" w:cstheme="minorBidi"/>
+                <w:smallCaps w:val="0"/>
+                <w:noProof/>
+                <w:kern w:val="2"/>
+                <w:sz w:val="24"/>
+                <w:szCs w:val="24"/>
+                <w:lang w:eastAsia="en-US"/>
+                <w14:ligatures w14:val="standardContextual"/>
+              </w:rPr>
+              <w:tab/>
+            </w:r>
+            <w:r>
+              <w:rPr>
+                <w:rStyle w:val="Hyperlink"/>
+                <w:noProof/>
+              </w:rPr>
+              <w:t>Register Users Use Case Diagram</w:t>
+            </w:r>
+            <w:r>
+              <w:rPr>
+                <w:noProof/>
+              </w:rPr>
+              <w:tab/>
+            </w:r>
+            <w:r>
+              <w:rPr>
+                <w:noProof/>
+              </w:rPr>
+              <w:fldChar w:fldCharType="begin"/>
+            </w:r>
+            <w:r>
+              <w:rPr>
+                <w:noProof/>
+              </w:rPr>
+              <w:instrText xml:space="preserve"> PAGEREF _Toc226368435 \h </w:instrText>
+            </w:r>
+            <w:r>
+              <w:rPr>
+                <w:noProof/>
+              </w:rPr>
+            </w:r>
+            <w:r>
+              <w:rPr>
+                <w:noProof/>
+              </w:rPr>
+              <w:fldChar w:fldCharType="separate"/>
+            </w:r>
+            <w:r>
+              <w:rPr>
+                <w:noProof/>
+              </w:rPr>
+              <w:t>17</w:t>
+            </w:r>
+            <w:r>
+              <w:rPr>
+                <w:noProof/>
+              </w:rPr>
+              <w:fldChar w:fldCharType="end"/>
+            </w:r>
+          </w:hyperlink>
+        </w:p>
+        <w:p>
+          <w:pPr>
+            <w:pStyle w:val="TOC2"/>
+            <w:tabs>
+              <w:tab w:val="left" w:pos="800"/>
+            </w:tabs>
+            <w:rPr>
+              <w:rFonts w:asciiTheme="minorHAnsi" w:eastAsiaTheme="minorEastAsia" w:hAnsiTheme="minorHAnsi" w:cstheme="minorBidi"/>
+              <w:smallCaps w:val="0"/>
+              <w:noProof/>
+              <w:kern w:val="2"/>
+              <w:sz w:val="24"/>
+              <w:szCs w:val="24"/>
+              <w:lang w:eastAsia="en-US"/>
+              <w14:ligatures w14:val="standardContextual"/>
+            </w:rPr>
+          </w:pPr>
+          <w:hyperlink w:anchor="_Toc226368436" w:history="1">
+            <w:r>
+              <w:rPr>
+                <w:rStyle w:val="Hyperlink"/>
+                <w:noProof/>
+              </w:rPr>
+              <w:t>3.8.</w:t>
+            </w:r>
+            <w:r>
+              <w:rPr>
+                <w:rFonts w:asciiTheme="minorHAnsi" w:eastAsiaTheme="minorEastAsia" w:hAnsiTheme="minorHAnsi" w:cstheme="minorBidi"/>
+                <w:smallCaps w:val="0"/>
+                <w:noProof/>
+                <w:kern w:val="2"/>
+                <w:sz w:val="24"/>
+                <w:szCs w:val="24"/>
+                <w:lang w:eastAsia="en-US"/>
+                <w14:ligatures w14:val="standardContextual"/>
+              </w:rPr>
+              <w:tab/>
+            </w:r>
+            <w:r>
+              <w:rPr>
+                <w:rStyle w:val="Hyperlink"/>
+                <w:noProof/>
+              </w:rPr>
+              <w:t>Send Message (Group) Use Case Diagram</w:t>
+            </w:r>
+            <w:r>
+              <w:rPr>
+                <w:noProof/>
+              </w:rPr>
+              <w:tab/>
+            </w:r>
+            <w:r>
+              <w:rPr>
+                <w:noProof/>
+              </w:rPr>
+              <w:fldChar w:fldCharType="begin"/>
+            </w:r>
+            <w:r>
+              <w:rPr>
+                <w:noProof/>
+              </w:rPr>
+              <w:instrText xml:space="preserve"> PAGEREF _Toc226368436 \h </w:instrText>
+            </w:r>
+            <w:r>
+              <w:rPr>
+                <w:noProof/>
+              </w:rPr>
+            </w:r>
+            <w:r>
+              <w:rPr>
+                <w:noProof/>
+              </w:rPr>
+              <w:fldChar w:fldCharType="separate"/>
+            </w:r>
+            <w:r>
+              <w:rPr>
+                <w:noProof/>
+              </w:rPr>
+              <w:t>19</w:t>
+            </w:r>
+            <w:r>
+              <w:rPr>
+                <w:noProof/>
+              </w:rPr>
+              <w:fldChar w:fldCharType="end"/>
+            </w:r>
+          </w:hyperlink>
+        </w:p>
+        <w:p>
+          <w:pPr>
+            <w:pStyle w:val="TOC2"/>
+            <w:tabs>
+              <w:tab w:val="left" w:pos="800"/>
+            </w:tabs>
+            <w:rPr>
+              <w:rFonts w:asciiTheme="minorHAnsi" w:eastAsiaTheme="minorEastAsia" w:hAnsiTheme="minorHAnsi" w:cstheme="minorBidi"/>
+              <w:smallCaps w:val="0"/>
+              <w:noProof/>
+              <w:kern w:val="2"/>
+              <w:sz w:val="24"/>
+              <w:szCs w:val="24"/>
+              <w:lang w:eastAsia="en-US"/>
+              <w14:ligatures w14:val="standardContextual"/>
+            </w:rPr>
+          </w:pPr>
+          <w:hyperlink w:anchor="_Toc226368437" w:history="1">
+            <w:r>
+              <w:rPr>
+                <w:rStyle w:val="Hyperlink"/>
+                <w:noProof/>
+              </w:rPr>
+              <w:t>3.9.</w:t>
+            </w:r>
+            <w:r>
+              <w:rPr>
+                <w:rFonts w:asciiTheme="minorHAnsi" w:eastAsiaTheme="minorEastAsia" w:hAnsiTheme="minorHAnsi" w:cstheme="minorBidi"/>
+                <w:smallCaps w:val="0"/>
+                <w:noProof/>
+                <w:kern w:val="2"/>
+                <w:sz w:val="24"/>
+                <w:szCs w:val="24"/>
+                <w:lang w:eastAsia="en-US"/>
+                <w14:ligatures w14:val="standardContextual"/>
+              </w:rPr>
+              <w:tab/>
+            </w:r>
+            <w:r>
+              <w:rPr>
+                <w:rStyle w:val="Hyperlink"/>
+                <w:noProof/>
+              </w:rPr>
+              <w:t>View Chat History Use Case Diagram</w:t>
+            </w:r>
+            <w:r>
+              <w:rPr>
+                <w:noProof/>
+              </w:rPr>
+              <w:tab/>
+            </w:r>
+            <w:r>
+              <w:rPr>
+                <w:noProof/>
+              </w:rPr>
+              <w:fldChar w:fldCharType="begin"/>
+            </w:r>
+            <w:r>
+              <w:rPr>
+                <w:noProof/>
+              </w:rPr>
+              <w:instrText xml:space="preserve"> PAGEREF _Toc226368437 \h </w:instrText>
+            </w:r>
+            <w:r>
+              <w:rPr>
+                <w:noProof/>
+              </w:rPr>
+            </w:r>
+            <w:r>
+              <w:rPr>
+                <w:noProof/>
+              </w:rPr>
+              <w:fldChar w:fldCharType="separate"/>
+            </w:r>
+            <w:r>
+              <w:rPr>
+                <w:noProof/>
+              </w:rPr>
+              <w:t>21</w:t>
+            </w:r>
+            <w:r>
+              <w:rPr>
+                <w:noProof/>
+              </w:rPr>
+              <w:fldChar w:fldCharType="end"/>
+            </w:r>
+          </w:hyperlink>
+        </w:p>
+        <w:p>
+          <w:pPr>
+            <w:pStyle w:val="TOC2"/>
+            <w:tabs>
+              <w:tab w:val="left" w:pos="1000"/>
+            </w:tabs>
+            <w:rPr>
+              <w:rFonts w:asciiTheme="minorHAnsi" w:eastAsiaTheme="minorEastAsia" w:hAnsiTheme="minorHAnsi" w:cstheme="minorBidi"/>
+              <w:smallCaps w:val="0"/>
+              <w:noProof/>
+              <w:kern w:val="2"/>
+              <w:sz w:val="24"/>
+              <w:szCs w:val="24"/>
+              <w:lang w:eastAsia="en-US"/>
+              <w14:ligatures w14:val="standardContextual"/>
+            </w:rPr>
+          </w:pPr>
+          <w:hyperlink w:anchor="_Toc226368438" w:history="1">
+            <w:r>
+              <w:rPr>
+                <w:rStyle w:val="Hyperlink"/>
+                <w:noProof/>
+              </w:rPr>
+              <w:t>3.10.</w:t>
+            </w:r>
+            <w:r>
+              <w:rPr>
+                <w:rFonts w:asciiTheme="minorHAnsi" w:eastAsiaTheme="minorEastAsia" w:hAnsiTheme="minorHAnsi" w:cstheme="minorBidi"/>
+                <w:smallCaps w:val="0"/>
+                <w:noProof/>
+                <w:kern w:val="2"/>
+                <w:sz w:val="24"/>
+                <w:szCs w:val="24"/>
+                <w:lang w:eastAsia="en-US"/>
+                <w14:ligatures w14:val="standardContextual"/>
+              </w:rPr>
+              <w:tab/>
+            </w:r>
+            <w:r>
+              <w:rPr>
+                <w:rStyle w:val="Hyperlink"/>
+                <w:noProof/>
+              </w:rPr>
+              <w:t>Read Chat Logs Use Case Diagram</w:t>
+            </w:r>
+            <w:r>
+              <w:rPr>
+                <w:noProof/>
+              </w:rPr>
+              <w:tab/>
+            </w:r>
+            <w:r>
+              <w:rPr>
+                <w:noProof/>
+              </w:rPr>
+              <w:fldChar w:fldCharType="begin"/>
+            </w:r>
+            <w:r>
+              <w:rPr>
+                <w:noProof/>
+              </w:rPr>
+              <w:instrText xml:space="preserve"> PAGEREF _Toc226368438 \h </w:instrText>
+            </w:r>
+            <w:r>
+              <w:rPr>
+                <w:noProof/>
+              </w:rPr>
+            </w:r>
+            <w:r>
+              <w:rPr>
+                <w:noProof/>
+              </w:rPr>
+              <w:fldChar w:fldCharType="separate"/>
+            </w:r>
+            <w:r>
+              <w:rPr>
+                <w:noProof/>
+              </w:rPr>
+              <w:t>23</w:t>
+            </w:r>
+            <w:r>
+              <w:rPr>
+                <w:noProof/>
+              </w:rPr>
+              <w:fldChar w:fldCharType="end"/>
+            </w:r>
+          </w:hyperlink>
+        </w:p>
+        <w:p>
+          <w:pPr>
+            <w:pStyle w:val="TOC2"/>
+            <w:tabs>
+              <w:tab w:val="left" w:pos="1000"/>
+            </w:tabs>
+            <w:rPr>
+              <w:rFonts w:asciiTheme="minorHAnsi" w:eastAsiaTheme="minorEastAsia" w:hAnsiTheme="minorHAnsi" w:cstheme="minorBidi"/>
+              <w:smallCaps w:val="0"/>
+              <w:noProof/>
+              <w:kern w:val="2"/>
+              <w:sz w:val="24"/>
+              <w:szCs w:val="24"/>
+              <w:lang w:eastAsia="en-US"/>
+              <w14:ligatures w14:val="standardContextual"/>
+            </w:rPr>
+          </w:pPr>
+          <w:hyperlink w:anchor="_Toc226368439" w:history="1">
+            <w:r>
+              <w:rPr>
+                <w:rStyle w:val="Hyperlink"/>
+                <w:noProof/>
+              </w:rPr>
+              <w:t>3.11.</w:t>
+            </w:r>
+            <w:r>
+              <w:rPr>
+                <w:rFonts w:asciiTheme="minorHAnsi" w:eastAsiaTheme="minorEastAsia" w:hAnsiTheme="minorHAnsi" w:cstheme="minorBidi"/>
+                <w:smallCaps w:val="0"/>
+                <w:noProof/>
+                <w:kern w:val="2"/>
+                <w:sz w:val="24"/>
+                <w:szCs w:val="24"/>
+                <w:lang w:eastAsia="en-US"/>
+                <w14:ligatures w14:val="standardContextual"/>
+              </w:rPr>
+              <w:tab/>
+            </w:r>
+            <w:r>
+              <w:rPr>
+                <w:rStyle w:val="Hyperlink"/>
+                <w:noProof/>
+              </w:rPr>
+              <w:t>Receive Message Use Case Diagram</w:t>
+            </w:r>
+            <w:r>
+              <w:rPr>
+                <w:noProof/>
+              </w:rPr>
+              <w:tab/>
+            </w:r>
+            <w:r>
+              <w:rPr>
+                <w:noProof/>
+              </w:rPr>
+              <w:fldChar w:fldCharType="begin"/>
+            </w:r>
+            <w:r>
+              <w:rPr>
+                <w:noProof/>
+              </w:rPr>
+              <w:instrText xml:space="preserve"> PAGEREF _Toc226368439 \h </w:instrText>
+            </w:r>
+            <w:r>
+              <w:rPr>
+                <w:noProof/>
+              </w:rPr>
+            </w:r>
+            <w:r>
+              <w:rPr>
+                <w:noProof/>
+              </w:rPr>
+              <w:fldChar w:fldCharType="separate"/>
+            </w:r>
+            <w:r>
+              <w:rPr>
+                <w:noProof/>
+              </w:rPr>
+              <w:t>25</w:t>
             </w:r>
             <w:r>
               <w:rPr>
@@ -3297,7 +3762,7 @@
               <w14:ligatures w14:val="standardContextual"/>
             </w:rPr>
           </w:pPr>
-          <w:hyperlink w:anchor="_Toc224291130" w:history="1">
+          <w:hyperlink w:anchor="_Toc226368440" w:history="1">
             <w:r>
               <w:rPr>
                 <w:rStyle w:val="Hyperlink"/>
@@ -3343,7 +3808,7 @@
               <w:rPr>
                 <w:noProof/>
               </w:rPr>
-              <w:instrText xml:space="preserve"> PAGEREF _Toc224291130 \h </w:instrText>
+              <w:instrText xml:space="preserve"> PAGEREF _Toc226368440 \h </w:instrText>
             </w:r>
             <w:r>
               <w:rPr>
@@ -3360,7 +3825,7 @@
               <w:rPr>
                 <w:noProof/>
               </w:rPr>
-              <w:t>20</w:t>
+              <w:t>29</w:t>
             </w:r>
             <w:r>
               <w:rPr>
@@ -3387,7 +3852,7 @@
               <w14:ligatures w14:val="standardContextual"/>
             </w:rPr>
           </w:pPr>
-          <w:hyperlink w:anchor="_Toc224291131" w:history="1">
+          <w:hyperlink w:anchor="_Toc226368441" w:history="1">
             <w:r>
               <w:rPr>
                 <w:rStyle w:val="Hyperlink"/>
@@ -3431,7 +3896,7 @@
               <w:rPr>
                 <w:noProof/>
               </w:rPr>
-              <w:instrText xml:space="preserve"> PAGEREF _Toc224291131 \h </w:instrText>
+              <w:instrText xml:space="preserve"> PAGEREF _Toc226368441 \h </w:instrText>
             </w:r>
             <w:r>
               <w:rPr>
@@ -3448,7 +3913,7 @@
               <w:rPr>
                 <w:noProof/>
               </w:rPr>
-              <w:t>20</w:t>
+              <w:t>29</w:t>
             </w:r>
             <w:r>
               <w:rPr>
@@ -3475,7 +3940,7 @@
               <w14:ligatures w14:val="standardContextual"/>
             </w:rPr>
           </w:pPr>
-          <w:hyperlink w:anchor="_Toc224291132" w:history="1">
+          <w:hyperlink w:anchor="_Toc226368442" w:history="1">
             <w:r>
               <w:rPr>
                 <w:rStyle w:val="Hyperlink"/>
@@ -3501,7 +3966,7 @@
                 <w:rStyle w:val="Hyperlink"/>
                 <w:noProof/>
               </w:rPr>
-              <w:t>Class Diagrams</w:t>
+              <w:t>Full UML Class Diagram</w:t>
             </w:r>
             <w:r>
               <w:rPr>
@@ -3519,7 +3984,7 @@
               <w:rPr>
                 <w:noProof/>
               </w:rPr>
-              <w:instrText xml:space="preserve"> PAGEREF _Toc224291132 \h </w:instrText>
+              <w:instrText xml:space="preserve"> PAGEREF _Toc226368442 \h </w:instrText>
             </w:r>
             <w:r>
               <w:rPr>
@@ -3536,7 +4001,7 @@
               <w:rPr>
                 <w:noProof/>
               </w:rPr>
-              <w:t>20</w:t>
+              <w:t>30</w:t>
             </w:r>
             <w:r>
               <w:rPr>
@@ -3564,7 +4029,7 @@
               <w14:ligatures w14:val="standardContextual"/>
             </w:rPr>
           </w:pPr>
-          <w:hyperlink w:anchor="_Toc224291133" w:history="1">
+          <w:hyperlink w:anchor="_Toc226368443" w:history="1">
             <w:r>
               <w:rPr>
                 <w:rStyle w:val="Hyperlink"/>
@@ -3610,7 +4075,7 @@
               <w:rPr>
                 <w:noProof/>
               </w:rPr>
-              <w:instrText xml:space="preserve"> PAGEREF _Toc224291133 \h </w:instrText>
+              <w:instrText xml:space="preserve"> PAGEREF _Toc226368443 \h </w:instrText>
             </w:r>
             <w:r>
               <w:rPr>
@@ -3627,7 +4092,7 @@
               <w:rPr>
                 <w:noProof/>
               </w:rPr>
-              <w:t>21</w:t>
+              <w:t>33</w:t>
             </w:r>
             <w:r>
               <w:rPr>
@@ -3654,7 +4119,7 @@
               <w14:ligatures w14:val="standardContextual"/>
             </w:rPr>
           </w:pPr>
-          <w:hyperlink w:anchor="_Toc224291134" w:history="1">
+          <w:hyperlink w:anchor="_Toc226368444" w:history="1">
             <w:r>
               <w:rPr>
                 <w:rStyle w:val="Hyperlink"/>
@@ -3698,7 +4163,7 @@
               <w:rPr>
                 <w:noProof/>
               </w:rPr>
-              <w:instrText xml:space="preserve"> PAGEREF _Toc224291134 \h </w:instrText>
+              <w:instrText xml:space="preserve"> PAGEREF _Toc226368444 \h </w:instrText>
             </w:r>
             <w:r>
               <w:rPr>
@@ -3715,7 +4180,7 @@
               <w:rPr>
                 <w:noProof/>
               </w:rPr>
-              <w:t>21</w:t>
+              <w:t>33</w:t>
             </w:r>
             <w:r>
               <w:rPr>
@@ -3742,7 +4207,7 @@
               <w14:ligatures w14:val="standardContextual"/>
             </w:rPr>
           </w:pPr>
-          <w:hyperlink w:anchor="_Toc224291135" w:history="1">
+          <w:hyperlink w:anchor="_Toc226368445" w:history="1">
             <w:r>
               <w:rPr>
                 <w:rStyle w:val="Hyperlink"/>
@@ -3786,7 +4251,7 @@
               <w:rPr>
                 <w:noProof/>
               </w:rPr>
-              <w:instrText xml:space="preserve"> PAGEREF _Toc224291135 \h </w:instrText>
+              <w:instrText xml:space="preserve"> PAGEREF _Toc226368445 \h </w:instrText>
             </w:r>
             <w:r>
               <w:rPr>
@@ -3803,7 +4268,7 @@
               <w:rPr>
                 <w:noProof/>
               </w:rPr>
-              <w:t>21</w:t>
+              <w:t>35</w:t>
             </w:r>
             <w:r>
               <w:rPr>
@@ -3830,7 +4295,7 @@
               <w14:ligatures w14:val="standardContextual"/>
             </w:rPr>
           </w:pPr>
-          <w:hyperlink w:anchor="_Toc224291136" w:history="1">
+          <w:hyperlink w:anchor="_Toc226368446" w:history="1">
             <w:r>
               <w:rPr>
                 <w:rStyle w:val="Hyperlink"/>
@@ -3874,7 +4339,7 @@
               <w:rPr>
                 <w:noProof/>
               </w:rPr>
-              <w:instrText xml:space="preserve"> PAGEREF _Toc224291136 \h </w:instrText>
+              <w:instrText xml:space="preserve"> PAGEREF _Toc226368446 \h </w:instrText>
             </w:r>
             <w:r>
               <w:rPr>
@@ -3891,7 +4356,271 @@
               <w:rPr>
                 <w:noProof/>
               </w:rPr>
-              <w:t>23</w:t>
+              <w:t>37</w:t>
+            </w:r>
+            <w:r>
+              <w:rPr>
+                <w:noProof/>
+              </w:rPr>
+              <w:fldChar w:fldCharType="end"/>
+            </w:r>
+          </w:hyperlink>
+        </w:p>
+        <w:p>
+          <w:pPr>
+            <w:pStyle w:val="TOC2"/>
+            <w:tabs>
+              <w:tab w:val="left" w:pos="800"/>
+            </w:tabs>
+            <w:rPr>
+              <w:rFonts w:asciiTheme="minorHAnsi" w:eastAsiaTheme="minorEastAsia" w:hAnsiTheme="minorHAnsi" w:cstheme="minorBidi"/>
+              <w:smallCaps w:val="0"/>
+              <w:noProof/>
+              <w:kern w:val="2"/>
+              <w:sz w:val="24"/>
+              <w:szCs w:val="24"/>
+              <w:lang w:eastAsia="en-US"/>
+              <w14:ligatures w14:val="standardContextual"/>
+            </w:rPr>
+          </w:pPr>
+          <w:hyperlink w:anchor="_Toc226368447" w:history="1">
+            <w:r>
+              <w:rPr>
+                <w:rStyle w:val="Hyperlink"/>
+                <w:noProof/>
+              </w:rPr>
+              <w:t>5.4.</w:t>
+            </w:r>
+            <w:r>
+              <w:rPr>
+                <w:rFonts w:asciiTheme="minorHAnsi" w:eastAsiaTheme="minorEastAsia" w:hAnsiTheme="minorHAnsi" w:cstheme="minorBidi"/>
+                <w:smallCaps w:val="0"/>
+                <w:noProof/>
+                <w:kern w:val="2"/>
+                <w:sz w:val="24"/>
+                <w:szCs w:val="24"/>
+                <w:lang w:eastAsia="en-US"/>
+                <w14:ligatures w14:val="standardContextual"/>
+              </w:rPr>
+              <w:tab/>
+            </w:r>
+            <w:r>
+              <w:rPr>
+                <w:rStyle w:val="Hyperlink"/>
+                <w:noProof/>
+              </w:rPr>
+              <w:t>Log Out</w:t>
+            </w:r>
+            <w:r>
+              <w:rPr>
+                <w:noProof/>
+              </w:rPr>
+              <w:tab/>
+            </w:r>
+            <w:r>
+              <w:rPr>
+                <w:noProof/>
+              </w:rPr>
+              <w:fldChar w:fldCharType="begin"/>
+            </w:r>
+            <w:r>
+              <w:rPr>
+                <w:noProof/>
+              </w:rPr>
+              <w:instrText xml:space="preserve"> PAGEREF _Toc226368447 \h </w:instrText>
+            </w:r>
+            <w:r>
+              <w:rPr>
+                <w:noProof/>
+              </w:rPr>
+            </w:r>
+            <w:r>
+              <w:rPr>
+                <w:noProof/>
+              </w:rPr>
+              <w:fldChar w:fldCharType="separate"/>
+            </w:r>
+            <w:r>
+              <w:rPr>
+                <w:noProof/>
+              </w:rPr>
+              <w:t>38</w:t>
+            </w:r>
+            <w:r>
+              <w:rPr>
+                <w:noProof/>
+              </w:rPr>
+              <w:fldChar w:fldCharType="end"/>
+            </w:r>
+          </w:hyperlink>
+        </w:p>
+        <w:p>
+          <w:pPr>
+            <w:pStyle w:val="TOC2"/>
+            <w:tabs>
+              <w:tab w:val="left" w:pos="800"/>
+            </w:tabs>
+            <w:rPr>
+              <w:rFonts w:asciiTheme="minorHAnsi" w:eastAsiaTheme="minorEastAsia" w:hAnsiTheme="minorHAnsi" w:cstheme="minorBidi"/>
+              <w:smallCaps w:val="0"/>
+              <w:noProof/>
+              <w:kern w:val="2"/>
+              <w:sz w:val="24"/>
+              <w:szCs w:val="24"/>
+              <w:lang w:eastAsia="en-US"/>
+              <w14:ligatures w14:val="standardContextual"/>
+            </w:rPr>
+          </w:pPr>
+          <w:hyperlink w:anchor="_Toc226368448" w:history="1">
+            <w:r>
+              <w:rPr>
+                <w:rStyle w:val="Hyperlink"/>
+                <w:noProof/>
+              </w:rPr>
+              <w:t>5.5.</w:t>
+            </w:r>
+            <w:r>
+              <w:rPr>
+                <w:rFonts w:asciiTheme="minorHAnsi" w:eastAsiaTheme="minorEastAsia" w:hAnsiTheme="minorHAnsi" w:cstheme="minorBidi"/>
+                <w:smallCaps w:val="0"/>
+                <w:noProof/>
+                <w:kern w:val="2"/>
+                <w:sz w:val="24"/>
+                <w:szCs w:val="24"/>
+                <w:lang w:eastAsia="en-US"/>
+                <w14:ligatures w14:val="standardContextual"/>
+              </w:rPr>
+              <w:tab/>
+            </w:r>
+            <w:r>
+              <w:rPr>
+                <w:rStyle w:val="Hyperlink"/>
+                <w:noProof/>
+              </w:rPr>
+              <w:t>Search User</w:t>
+            </w:r>
+            <w:r>
+              <w:rPr>
+                <w:noProof/>
+              </w:rPr>
+              <w:tab/>
+            </w:r>
+            <w:r>
+              <w:rPr>
+                <w:noProof/>
+              </w:rPr>
+              <w:fldChar w:fldCharType="begin"/>
+            </w:r>
+            <w:r>
+              <w:rPr>
+                <w:noProof/>
+              </w:rPr>
+              <w:instrText xml:space="preserve"> PAGEREF _Toc226368448 \h </w:instrText>
+            </w:r>
+            <w:r>
+              <w:rPr>
+                <w:noProof/>
+              </w:rPr>
+            </w:r>
+            <w:r>
+              <w:rPr>
+                <w:noProof/>
+              </w:rPr>
+              <w:fldChar w:fldCharType="separate"/>
+            </w:r>
+            <w:r>
+              <w:rPr>
+                <w:noProof/>
+              </w:rPr>
+              <w:t>40</w:t>
+            </w:r>
+            <w:r>
+              <w:rPr>
+                <w:noProof/>
+              </w:rPr>
+              <w:fldChar w:fldCharType="end"/>
+            </w:r>
+          </w:hyperlink>
+        </w:p>
+        <w:p>
+          <w:pPr>
+            <w:pStyle w:val="TOC2"/>
+            <w:tabs>
+              <w:tab w:val="left" w:pos="800"/>
+            </w:tabs>
+            <w:rPr>
+              <w:rFonts w:asciiTheme="minorHAnsi" w:eastAsiaTheme="minorEastAsia" w:hAnsiTheme="minorHAnsi" w:cstheme="minorBidi"/>
+              <w:smallCaps w:val="0"/>
+              <w:noProof/>
+              <w:kern w:val="2"/>
+              <w:sz w:val="24"/>
+              <w:szCs w:val="24"/>
+              <w:lang w:eastAsia="en-US"/>
+              <w14:ligatures w14:val="standardContextual"/>
+            </w:rPr>
+          </w:pPr>
+          <w:hyperlink w:anchor="_Toc226368449" w:history="1">
+            <w:r>
+              <w:rPr>
+                <w:rStyle w:val="Hyperlink"/>
+                <w:noProof/>
+              </w:rPr>
+              <w:t>5.6.</w:t>
+            </w:r>
+            <w:r>
+              <w:rPr>
+                <w:rFonts w:asciiTheme="minorHAnsi" w:eastAsiaTheme="minorEastAsia" w:hAnsiTheme="minorHAnsi" w:cstheme="minorBidi"/>
+                <w:smallCaps w:val="0"/>
+                <w:noProof/>
+                <w:kern w:val="2"/>
+                <w:sz w:val="24"/>
+                <w:szCs w:val="24"/>
+                <w:lang w:eastAsia="en-US"/>
+                <w14:ligatures w14:val="standardContextual"/>
+              </w:rPr>
+              <w:tab/>
+            </w:r>
+            <w:r>
+              <w:rPr>
+                <w:rStyle w:val="Hyperlink"/>
+                <w:noProof/>
+              </w:rPr>
+              <w:t>Register Users</w:t>
+            </w:r>
+            <w:r>
+              <w:rPr>
+                <w:noProof/>
+              </w:rPr>
+              <w:tab/>
+            </w:r>
+            <w:r>
+              <w:rPr>
+                <w:noProof/>
+              </w:rPr>
+              <w:fldChar w:fldCharType="begin"/>
+            </w:r>
+            <w:r>
+              <w:rPr>
+                <w:noProof/>
+              </w:rPr>
+              <w:instrText xml:space="preserve"> PAGEREF _Toc226368449 \h </w:instrText>
+            </w:r>
+            <w:r>
+              <w:rPr>
+                <w:noProof/>
+              </w:rPr>
+            </w:r>
+            <w:r>
+              <w:rPr>
+                <w:noProof/>
+              </w:rPr>
+              <w:fldChar w:fldCharType="separate"/>
+            </w:r>
+            <w:r>
+              <w:rPr>
+                <w:noProof/>
+              </w:rPr>
+              <w:t>42</w:t>
             </w:r>
             <w:r>
               <w:rPr>
@@ -3948,12 +4677,13 @@
       <w:bookmarkStart w:id="2" w:name="_Toc223255426"/>
       <w:bookmarkStart w:id="3" w:name="_Toc222478435"/>
       <w:bookmarkStart w:id="4" w:name="_Toc223255448"/>
-      <w:bookmarkStart w:id="5" w:name="_Toc224291120"/>
+      <w:bookmarkStart w:id="5" w:name="_Toc226368420"/>
       <w:r>
         <w:lastRenderedPageBreak/>
         <w:t>Purpose</w:t>
       </w:r>
       <w:bookmarkEnd w:id="2"/>
+      <w:bookmarkEnd w:id="5"/>
     </w:p>
     <w:p>
       <w:pPr>
@@ -3972,10 +4702,12 @@
         </w:numPr>
       </w:pPr>
       <w:bookmarkStart w:id="6" w:name="_Toc223255427"/>
+      <w:bookmarkStart w:id="7" w:name="_Toc226368421"/>
       <w:r>
         <w:t>Scope</w:t>
       </w:r>
       <w:bookmarkEnd w:id="6"/>
+      <w:bookmarkEnd w:id="7"/>
     </w:p>
     <w:p>
       <w:pPr>
@@ -3993,11 +4725,13 @@
           <w:numId w:val="3"/>
         </w:numPr>
       </w:pPr>
-      <w:bookmarkStart w:id="7" w:name="_Toc223255428"/>
+      <w:bookmarkStart w:id="8" w:name="_Toc223255428"/>
+      <w:bookmarkStart w:id="9" w:name="_Toc226368422"/>
       <w:r>
         <w:t>Definitions, Acronyms, Abbreviations</w:t>
       </w:r>
-      <w:bookmarkEnd w:id="7"/>
+      <w:bookmarkEnd w:id="8"/>
+      <w:bookmarkEnd w:id="9"/>
     </w:p>
     <w:p>
       <w:pPr>
@@ -4195,11 +4929,13 @@
           <w:numId w:val="3"/>
         </w:numPr>
       </w:pPr>
-      <w:bookmarkStart w:id="8" w:name="_Toc223255429"/>
+      <w:bookmarkStart w:id="10" w:name="_Toc223255429"/>
+      <w:bookmarkStart w:id="11" w:name="_Toc226368423"/>
       <w:r>
         <w:t>References</w:t>
       </w:r>
-      <w:bookmarkEnd w:id="8"/>
+      <w:bookmarkEnd w:id="10"/>
+      <w:bookmarkEnd w:id="11"/>
     </w:p>
     <w:p>
       <w:pPr>
@@ -4289,7 +5025,7 @@
         <w:t>Sequence Diagram Documentation</w:t>
       </w:r>
     </w:p>
-    <w:bookmarkStart w:id="9" w:name="_Toc223255430"/>
+    <w:bookmarkStart w:id="12" w:name="_Toc223255430"/>
     <w:p>
       <w:pPr>
         <w:pStyle w:val="Heading2"/>
@@ -4305,10 +5041,12 @@
         </w:rPr>
         <w:fldChar w:fldCharType="end"/>
       </w:r>
+      <w:bookmarkStart w:id="13" w:name="_Toc226368424"/>
       <w:r>
         <w:t>Overview</w:t>
       </w:r>
-      <w:bookmarkEnd w:id="9"/>
+      <w:bookmarkEnd w:id="12"/>
+      <w:bookmarkEnd w:id="13"/>
     </w:p>
     <w:p>
       <w:pPr>
@@ -4338,15 +5076,16 @@
           <w:numId w:val="3"/>
         </w:numPr>
       </w:pPr>
-      <w:bookmarkStart w:id="10" w:name="_Actors_and_Use-Cases"/>
-      <w:bookmarkEnd w:id="10"/>
+      <w:bookmarkStart w:id="14" w:name="_Actors_and_Use-Cases"/>
+      <w:bookmarkStart w:id="15" w:name="_Toc226368425"/>
+      <w:bookmarkEnd w:id="14"/>
       <w:r>
         <w:lastRenderedPageBreak/>
         <w:t>Actors and Use-Cases</w:t>
       </w:r>
       <w:bookmarkEnd w:id="3"/>
       <w:bookmarkEnd w:id="4"/>
-      <w:bookmarkEnd w:id="5"/>
+      <w:bookmarkEnd w:id="15"/>
     </w:p>
     <w:p>
       <w:pPr>
@@ -4356,15 +5095,15 @@
           <w:numId w:val="3"/>
         </w:numPr>
       </w:pPr>
-      <w:bookmarkStart w:id="11" w:name="_Toc222478436"/>
-      <w:bookmarkStart w:id="12" w:name="_Toc223255449"/>
-      <w:bookmarkStart w:id="13" w:name="_Toc224291121"/>
+      <w:bookmarkStart w:id="16" w:name="_Toc222478436"/>
+      <w:bookmarkStart w:id="17" w:name="_Toc223255449"/>
+      <w:bookmarkStart w:id="18" w:name="_Toc226368426"/>
       <w:r>
         <w:t>Actors</w:t>
       </w:r>
-      <w:bookmarkEnd w:id="11"/>
-      <w:bookmarkEnd w:id="12"/>
-      <w:bookmarkEnd w:id="13"/>
+      <w:bookmarkEnd w:id="16"/>
+      <w:bookmarkEnd w:id="17"/>
+      <w:bookmarkEnd w:id="18"/>
     </w:p>
     <w:p>
       <w:pPr>
@@ -4424,15 +5163,15 @@
           <w:numId w:val="3"/>
         </w:numPr>
       </w:pPr>
-      <w:bookmarkStart w:id="14" w:name="_Toc222478437"/>
-      <w:bookmarkStart w:id="15" w:name="_Toc223255450"/>
-      <w:bookmarkStart w:id="16" w:name="_Toc224291122"/>
+      <w:bookmarkStart w:id="19" w:name="_Toc222478437"/>
+      <w:bookmarkStart w:id="20" w:name="_Toc223255450"/>
+      <w:bookmarkStart w:id="21" w:name="_Toc226368427"/>
       <w:r>
         <w:t>Use-Cases</w:t>
       </w:r>
-      <w:bookmarkEnd w:id="14"/>
-      <w:bookmarkEnd w:id="15"/>
-      <w:bookmarkEnd w:id="16"/>
+      <w:bookmarkEnd w:id="19"/>
+      <w:bookmarkEnd w:id="20"/>
+      <w:bookmarkEnd w:id="21"/>
     </w:p>
     <w:p/>
     <w:p>
@@ -4530,7 +5269,23 @@
           <w:rFonts w:eastAsia="Arial"/>
           <w:color w:val="000000" w:themeColor="text1"/>
         </w:rPr>
-        <w:t>3.1.1.4, 3.1.1.5, 3.1.1.12, 3.1.1.14, 3.1.2.3, 3.2.3, 3.3.10</w:t>
+        <w:t>3.1.1.4, 3.1.1.5, 3.1.1.12, 3.1.</w:t>
+      </w:r>
+      <w:proofErr w:type="gramStart"/>
+      <w:r>
+        <w:rPr>
+          <w:rFonts w:eastAsia="Arial"/>
+          <w:color w:val="000000" w:themeColor="text1"/>
+        </w:rPr>
+        <w:t>1.14</w:t>
+      </w:r>
+      <w:proofErr w:type="gramEnd"/>
+      <w:r>
+        <w:rPr>
+          <w:rFonts w:eastAsia="Arial"/>
+          <w:color w:val="000000" w:themeColor="text1"/>
+        </w:rPr>
+        <w:t>, 3.1.2.3, 3.2.3, 3.3.10</w:t>
       </w:r>
     </w:p>
     <w:p>
@@ -4987,7 +5742,23 @@
           <w:rFonts w:eastAsia="Arial"/>
           <w:color w:val="000000" w:themeColor="text1"/>
         </w:rPr>
-        <w:t>Relevant requirements: 3.1.3.6 , 3.1.1.13, 3.1.2.4, 3.1.2.5, 3.1.3.6, 3.3.6</w:t>
+        <w:t>Relevant requirements: 3.1.3.6 , 3.1.</w:t>
+      </w:r>
+      <w:proofErr w:type="gramStart"/>
+      <w:r>
+        <w:rPr>
+          <w:rFonts w:eastAsia="Arial"/>
+          <w:color w:val="000000" w:themeColor="text1"/>
+        </w:rPr>
+        <w:t>1.13</w:t>
+      </w:r>
+      <w:proofErr w:type="gramEnd"/>
+      <w:r>
+        <w:rPr>
+          <w:rFonts w:eastAsia="Arial"/>
+          <w:color w:val="000000" w:themeColor="text1"/>
+        </w:rPr>
+        <w:t>, 3.1.2.4, 3.1.2.5, 3.1.3.6, 3.3.6</w:t>
       </w:r>
     </w:p>
     <w:p>
@@ -5344,11 +6115,11 @@
       <w:r>
         <w:t xml:space="preserve">User tries to add a non-existing user. Thus, </w:t>
       </w:r>
-      <w:bookmarkStart w:id="17" w:name="_Int_8HwDT4LL"/>
+      <w:bookmarkStart w:id="22" w:name="_Int_8HwDT4LL"/>
       <w:r>
         <w:t>will</w:t>
       </w:r>
-      <w:bookmarkEnd w:id="17"/>
+      <w:bookmarkEnd w:id="22"/>
       <w:r>
         <w:t xml:space="preserve"> fail to add to the group and prompt an error message that says, “user does not exist”. </w:t>
       </w:r>
@@ -7182,7 +7953,15 @@
         <w:ind w:left="1440"/>
       </w:pPr>
       <w:r>
-        <w:t>Relevant Requirements: 3.1.1.2, 3.1.1.3, 3.1.1.8, 3.1.3.2, 3.1.3.3, 3.1.3.3.1, 3.1.3.3.2, 3.1.3.4, 3.1.3.5, 3.1.4.1.2, 3.1.4.1.1, 3.2.2, 3.3.3.1, 3.3.4</w:t>
+        <w:t>Relevant Requirements: 3.1.1.2, 3.1.1.3, 3.1.1.8, 3.1.3.2, 3.1.3.3, 3.1.3.3</w:t>
+      </w:r>
+      <w:proofErr w:type="gramStart"/>
+      <w:r>
+        <w:t>.1, 3.1.3.3.2, 3.1.3.4</w:t>
+      </w:r>
+      <w:proofErr w:type="gramEnd"/>
+      <w:r>
+        <w:t>, 3.1.3.5, 3.1.4.1.2, 3.1.4.1.1, 3.2.2, 3.3.3.1, 3.3.4</w:t>
       </w:r>
     </w:p>
     <w:p>
@@ -8606,18 +9385,18 @@
           <w:numId w:val="3"/>
         </w:numPr>
       </w:pPr>
-      <w:bookmarkStart w:id="18" w:name="_Use-Case_Diagram"/>
-      <w:bookmarkStart w:id="19" w:name="_Toc222478438"/>
-      <w:bookmarkStart w:id="20" w:name="_Toc223255451"/>
-      <w:bookmarkStart w:id="21" w:name="_Toc224291123"/>
-      <w:bookmarkEnd w:id="18"/>
+      <w:bookmarkStart w:id="23" w:name="_Use-Case_Diagram"/>
+      <w:bookmarkStart w:id="24" w:name="_Toc222478438"/>
+      <w:bookmarkStart w:id="25" w:name="_Toc223255451"/>
+      <w:bookmarkStart w:id="26" w:name="_Toc226368428"/>
+      <w:bookmarkEnd w:id="23"/>
       <w:r>
         <w:lastRenderedPageBreak/>
         <w:t>Use-Case Diagram</w:t>
       </w:r>
-      <w:bookmarkEnd w:id="19"/>
-      <w:bookmarkEnd w:id="20"/>
-      <w:bookmarkEnd w:id="21"/>
+      <w:bookmarkEnd w:id="24"/>
+      <w:bookmarkEnd w:id="25"/>
+      <w:bookmarkEnd w:id="26"/>
     </w:p>
     <w:p>
       <w:pPr>
@@ -8627,15 +9406,15 @@
           <w:numId w:val="3"/>
         </w:numPr>
       </w:pPr>
-      <w:bookmarkStart w:id="22" w:name="_Toc222478439"/>
-      <w:bookmarkStart w:id="23" w:name="_Toc223255452"/>
-      <w:bookmarkStart w:id="24" w:name="_Toc224291124"/>
+      <w:bookmarkStart w:id="27" w:name="_Toc222478439"/>
+      <w:bookmarkStart w:id="28" w:name="_Toc223255452"/>
+      <w:bookmarkStart w:id="29" w:name="_Toc226368429"/>
       <w:r>
         <w:t>Communications App Use Case Diagram</w:t>
       </w:r>
-      <w:bookmarkEnd w:id="22"/>
-      <w:bookmarkEnd w:id="23"/>
-      <w:bookmarkEnd w:id="24"/>
+      <w:bookmarkEnd w:id="27"/>
+      <w:bookmarkEnd w:id="28"/>
+      <w:bookmarkEnd w:id="29"/>
     </w:p>
     <w:p/>
     <w:p>
@@ -8839,11 +9618,11 @@
           <w:numId w:val="3"/>
         </w:numPr>
       </w:pPr>
-      <w:bookmarkStart w:id="25" w:name="_Toc224291125"/>
+      <w:bookmarkStart w:id="30" w:name="_Toc226368430"/>
       <w:r>
         <w:t>Send Message (Individual) Use Case Diagram</w:t>
       </w:r>
-      <w:bookmarkEnd w:id="25"/>
+      <w:bookmarkEnd w:id="30"/>
     </w:p>
     <w:p>
       <w:r>
@@ -8913,11 +9692,11 @@
           <w:numId w:val="3"/>
         </w:numPr>
       </w:pPr>
-      <w:bookmarkStart w:id="26" w:name="_Toc224291126"/>
+      <w:bookmarkStart w:id="31" w:name="_Toc226368431"/>
       <w:r>
         <w:t>Create Group Use Case Diagram</w:t>
       </w:r>
-      <w:bookmarkEnd w:id="26"/>
+      <w:bookmarkEnd w:id="31"/>
     </w:p>
     <w:p/>
     <w:p>
@@ -8985,11 +9764,11 @@
           <w:numId w:val="3"/>
         </w:numPr>
       </w:pPr>
-      <w:bookmarkStart w:id="27" w:name="_Toc224291127"/>
+      <w:bookmarkStart w:id="32" w:name="_Toc226368432"/>
       <w:r>
         <w:t>Log In Use Case Diagram</w:t>
       </w:r>
-      <w:bookmarkEnd w:id="27"/>
+      <w:bookmarkEnd w:id="32"/>
     </w:p>
     <w:p/>
     <w:p>
@@ -9061,11 +9840,11 @@
           <w:numId w:val="3"/>
         </w:numPr>
       </w:pPr>
-      <w:bookmarkStart w:id="28" w:name="_Toc224291128"/>
+      <w:bookmarkStart w:id="33" w:name="_Toc226368433"/>
       <w:r>
         <w:t>Log out Use Case Diagram</w:t>
       </w:r>
-      <w:bookmarkEnd w:id="28"/>
+      <w:bookmarkEnd w:id="33"/>
     </w:p>
     <w:p/>
     <w:p>
@@ -9143,11 +9922,11 @@
           <w:numId w:val="3"/>
         </w:numPr>
       </w:pPr>
-      <w:bookmarkStart w:id="29" w:name="_Toc224291129"/>
+      <w:bookmarkStart w:id="34" w:name="_Toc226368434"/>
       <w:r>
         <w:t>Search Users Use Case Diagram</w:t>
       </w:r>
-      <w:bookmarkEnd w:id="29"/>
+      <w:bookmarkEnd w:id="34"/>
     </w:p>
     <w:p/>
     <w:p>
@@ -9223,10 +10002,12 @@
           <w:numId w:val="3"/>
         </w:numPr>
       </w:pPr>
+      <w:bookmarkStart w:id="35" w:name="_Toc226368435"/>
       <w:r>
         <w:lastRenderedPageBreak/>
         <w:t>Register Users Use Case Diagram</w:t>
       </w:r>
+      <w:bookmarkEnd w:id="35"/>
     </w:p>
     <w:p/>
     <w:p>
@@ -9452,9 +10233,11 @@
           <w:numId w:val="3"/>
         </w:numPr>
       </w:pPr>
+      <w:bookmarkStart w:id="36" w:name="_Toc226368436"/>
       <w:r>
         <w:t>Send Message (Group) Use Case Diagram</w:t>
       </w:r>
+      <w:bookmarkEnd w:id="36"/>
     </w:p>
     <w:p/>
     <w:p>
@@ -9807,12 +10590,14 @@
           <w:numId w:val="3"/>
         </w:numPr>
       </w:pPr>
+      <w:bookmarkStart w:id="37" w:name="_Toc226368437"/>
       <w:r>
         <w:t>View Chat History</w:t>
       </w:r>
       <w:r>
         <w:t xml:space="preserve"> Use Case Diagram</w:t>
       </w:r>
+      <w:bookmarkEnd w:id="37"/>
     </w:p>
     <w:p>
       <w:pPr>
@@ -9979,7 +10764,15 @@
     </w:p>
     <w:p>
       <w:r>
-        <w:t>(Retrieve Stored Messages) as RET</w:t>
+        <w:t>(</w:t>
+      </w:r>
+      <w:proofErr w:type="gramStart"/>
+      <w:r>
+        <w:t>Retrieve</w:t>
+      </w:r>
+      <w:proofErr w:type="gramEnd"/>
+      <w:r>
+        <w:t xml:space="preserve"> Stored Messages) as RET</w:t>
       </w:r>
     </w:p>
     <w:p>
@@ -10070,12 +10863,14 @@
           <w:numId w:val="3"/>
         </w:numPr>
       </w:pPr>
+      <w:bookmarkStart w:id="38" w:name="_Toc226368438"/>
       <w:r>
         <w:t>Read Chat Logs</w:t>
       </w:r>
       <w:r>
         <w:t xml:space="preserve"> Use Case Diagram</w:t>
       </w:r>
+      <w:bookmarkEnd w:id="38"/>
     </w:p>
     <w:p/>
     <w:p>
@@ -10241,7 +11036,15 @@
     </w:p>
     <w:p>
       <w:r>
-        <w:t>(Retrieve Log Files) as RET</w:t>
+        <w:t>(</w:t>
+      </w:r>
+      <w:proofErr w:type="gramStart"/>
+      <w:r>
+        <w:t>Retrieve</w:t>
+      </w:r>
+      <w:proofErr w:type="gramEnd"/>
+      <w:r>
+        <w:t xml:space="preserve"> Log Files) as RET</w:t>
       </w:r>
     </w:p>
     <w:p>
@@ -10355,12 +11158,14 @@
           <w:numId w:val="3"/>
         </w:numPr>
       </w:pPr>
+      <w:bookmarkStart w:id="39" w:name="_Toc226368439"/>
       <w:r>
         <w:t>Receive Message</w:t>
       </w:r>
       <w:r>
         <w:t xml:space="preserve"> Use Case Diagram</w:t>
       </w:r>
+      <w:bookmarkEnd w:id="39"/>
     </w:p>
     <w:p/>
     <w:p>
@@ -10673,18 +11478,18 @@
           <w:numId w:val="3"/>
         </w:numPr>
       </w:pPr>
-      <w:bookmarkStart w:id="30" w:name="_Object_Candidates_and"/>
-      <w:bookmarkStart w:id="31" w:name="_Toc222478440"/>
-      <w:bookmarkStart w:id="32" w:name="_Toc223255453"/>
-      <w:bookmarkStart w:id="33" w:name="_Toc224291130"/>
-      <w:bookmarkEnd w:id="30"/>
+      <w:bookmarkStart w:id="40" w:name="_Object_Candidates_and"/>
+      <w:bookmarkStart w:id="41" w:name="_Toc222478440"/>
+      <w:bookmarkStart w:id="42" w:name="_Toc223255453"/>
+      <w:bookmarkStart w:id="43" w:name="_Toc226368440"/>
+      <w:bookmarkEnd w:id="40"/>
       <w:r>
         <w:lastRenderedPageBreak/>
         <w:t>Object Candidates and Class Diagrams</w:t>
       </w:r>
-      <w:bookmarkEnd w:id="31"/>
-      <w:bookmarkEnd w:id="32"/>
-      <w:bookmarkEnd w:id="33"/>
+      <w:bookmarkEnd w:id="41"/>
+      <w:bookmarkEnd w:id="42"/>
+      <w:bookmarkEnd w:id="43"/>
     </w:p>
     <w:p>
       <w:pPr>
@@ -10694,15 +11499,15 @@
           <w:numId w:val="3"/>
         </w:numPr>
       </w:pPr>
-      <w:bookmarkStart w:id="34" w:name="_Toc222478441"/>
-      <w:bookmarkStart w:id="35" w:name="_Toc223255454"/>
-      <w:bookmarkStart w:id="36" w:name="_Toc224291131"/>
+      <w:bookmarkStart w:id="44" w:name="_Toc222478441"/>
+      <w:bookmarkStart w:id="45" w:name="_Toc223255454"/>
+      <w:bookmarkStart w:id="46" w:name="_Toc226368441"/>
       <w:r>
         <w:t>Object Candidates</w:t>
       </w:r>
-      <w:bookmarkEnd w:id="34"/>
-      <w:bookmarkEnd w:id="35"/>
-      <w:bookmarkEnd w:id="36"/>
+      <w:bookmarkEnd w:id="44"/>
+      <w:bookmarkEnd w:id="45"/>
+      <w:bookmarkEnd w:id="46"/>
     </w:p>
     <w:p>
       <w:pPr>
@@ -11163,6 +11968,7 @@
         </w:rPr>
       </w:pPr>
       <w:proofErr w:type="spellStart"/>
+      <w:proofErr w:type="gramStart"/>
       <w:r>
         <w:rPr>
           <w:b/>
@@ -11171,6 +11977,7 @@
         <w:t>ConnectionManager</w:t>
       </w:r>
       <w:proofErr w:type="spellEnd"/>
+      <w:proofErr w:type="gramEnd"/>
     </w:p>
     <w:p>
       <w:pPr>
@@ -11201,6 +12008,7 @@
         </w:rPr>
       </w:pPr>
       <w:proofErr w:type="spellStart"/>
+      <w:proofErr w:type="gramStart"/>
       <w:r>
         <w:rPr>
           <w:b/>
@@ -11209,6 +12017,7 @@
         <w:t>StorageManager</w:t>
       </w:r>
       <w:proofErr w:type="spellEnd"/>
+      <w:proofErr w:type="gramEnd"/>
     </w:p>
     <w:p>
       <w:pPr>
@@ -11239,6 +12048,7 @@
         </w:rPr>
       </w:pPr>
       <w:proofErr w:type="spellStart"/>
+      <w:proofErr w:type="gramStart"/>
       <w:r>
         <w:rPr>
           <w:b/>
@@ -11247,6 +12057,7 @@
         <w:t>LoggingManager</w:t>
       </w:r>
       <w:proofErr w:type="spellEnd"/>
+      <w:proofErr w:type="gramEnd"/>
     </w:p>
     <w:p>
       <w:pPr>
@@ -11308,9 +12119,9 @@
           <w:numId w:val="3"/>
         </w:numPr>
       </w:pPr>
-      <w:bookmarkStart w:id="37" w:name="_Toc222478442"/>
-      <w:bookmarkStart w:id="38" w:name="_Toc223255455"/>
-      <w:bookmarkStart w:id="39" w:name="_Toc224291132"/>
+      <w:bookmarkStart w:id="47" w:name="_Toc222478442"/>
+      <w:bookmarkStart w:id="48" w:name="_Toc223255455"/>
+      <w:bookmarkStart w:id="49" w:name="_Toc226368442"/>
       <w:r>
         <w:lastRenderedPageBreak/>
         <w:t xml:space="preserve">Full UML </w:t>
@@ -11318,12 +12129,12 @@
       <w:r>
         <w:t>Class Diagr</w:t>
       </w:r>
-      <w:bookmarkEnd w:id="37"/>
-      <w:bookmarkEnd w:id="38"/>
-      <w:bookmarkEnd w:id="39"/>
+      <w:bookmarkEnd w:id="47"/>
+      <w:bookmarkEnd w:id="48"/>
       <w:r>
         <w:t>am</w:t>
       </w:r>
+      <w:bookmarkEnd w:id="49"/>
     </w:p>
     <w:p>
       <w:pPr>
@@ -11406,18 +12217,18 @@
           <w:numId w:val="3"/>
         </w:numPr>
       </w:pPr>
-      <w:bookmarkStart w:id="40" w:name="_UML_Sequence_Diagrams"/>
-      <w:bookmarkStart w:id="41" w:name="_Toc222478443"/>
-      <w:bookmarkStart w:id="42" w:name="_Toc223255456"/>
-      <w:bookmarkStart w:id="43" w:name="_Toc224291133"/>
-      <w:bookmarkEnd w:id="40"/>
+      <w:bookmarkStart w:id="50" w:name="_UML_Sequence_Diagrams"/>
+      <w:bookmarkStart w:id="51" w:name="_Toc222478443"/>
+      <w:bookmarkStart w:id="52" w:name="_Toc223255456"/>
+      <w:bookmarkStart w:id="53" w:name="_Toc226368443"/>
+      <w:bookmarkEnd w:id="50"/>
       <w:r>
         <w:lastRenderedPageBreak/>
         <w:t>UML Sequence Diagrams</w:t>
       </w:r>
-      <w:bookmarkEnd w:id="41"/>
-      <w:bookmarkEnd w:id="42"/>
-      <w:bookmarkEnd w:id="43"/>
+      <w:bookmarkEnd w:id="51"/>
+      <w:bookmarkEnd w:id="52"/>
+      <w:bookmarkEnd w:id="53"/>
     </w:p>
     <w:p>
       <w:pPr>
@@ -11427,18 +12238,18 @@
           <w:numId w:val="3"/>
         </w:numPr>
       </w:pPr>
-      <w:bookmarkStart w:id="44" w:name="_Toc222478444"/>
-      <w:bookmarkStart w:id="45" w:name="_Toc223255457"/>
-      <w:bookmarkStart w:id="46" w:name="_Toc224291134"/>
+      <w:bookmarkStart w:id="54" w:name="_Toc222478444"/>
+      <w:bookmarkStart w:id="55" w:name="_Toc223255457"/>
+      <w:bookmarkStart w:id="56" w:name="_Toc226368444"/>
       <w:r>
         <w:t xml:space="preserve">User Actor and the Communication </w:t>
       </w:r>
-      <w:bookmarkEnd w:id="44"/>
+      <w:bookmarkEnd w:id="54"/>
       <w:r>
         <w:t>Application</w:t>
       </w:r>
-      <w:bookmarkEnd w:id="45"/>
-      <w:bookmarkEnd w:id="46"/>
+      <w:bookmarkEnd w:id="55"/>
+      <w:bookmarkEnd w:id="56"/>
     </w:p>
     <w:p/>
     <w:p>
@@ -12157,10 +12968,12 @@
         <w:t xml:space="preserve">    </w:t>
       </w:r>
       <w:proofErr w:type="spellStart"/>
+      <w:proofErr w:type="gramStart"/>
       <w:r>
         <w:t>StorageManager</w:t>
       </w:r>
       <w:proofErr w:type="spellEnd"/>
+      <w:proofErr w:type="gramEnd"/>
       <w:r>
         <w:t xml:space="preserve"> --&gt; </w:t>
       </w:r>
@@ -12288,18 +13101,18 @@
           <w:numId w:val="3"/>
         </w:numPr>
       </w:pPr>
-      <w:bookmarkStart w:id="47" w:name="_Toc222478445"/>
-      <w:bookmarkStart w:id="48" w:name="_Toc223255458"/>
-      <w:bookmarkStart w:id="49" w:name="_Toc224291135"/>
+      <w:bookmarkStart w:id="57" w:name="_Toc222478445"/>
+      <w:bookmarkStart w:id="58" w:name="_Toc223255458"/>
+      <w:bookmarkStart w:id="59" w:name="_Toc226368445"/>
       <w:r>
         <w:t xml:space="preserve">IT User Actor and the Communication </w:t>
       </w:r>
-      <w:bookmarkEnd w:id="47"/>
+      <w:bookmarkEnd w:id="57"/>
       <w:r>
         <w:t>Application</w:t>
       </w:r>
-      <w:bookmarkEnd w:id="48"/>
-      <w:bookmarkEnd w:id="49"/>
+      <w:bookmarkEnd w:id="58"/>
+      <w:bookmarkEnd w:id="59"/>
     </w:p>
     <w:p/>
     <w:p>
@@ -13068,10 +13881,12 @@
         <w:t xml:space="preserve">    </w:t>
       </w:r>
       <w:proofErr w:type="spellStart"/>
+      <w:proofErr w:type="gramStart"/>
       <w:r>
         <w:t>StorageManager</w:t>
       </w:r>
       <w:proofErr w:type="spellEnd"/>
+      <w:proofErr w:type="gramEnd"/>
       <w:r>
         <w:t xml:space="preserve"> --&gt; </w:t>
       </w:r>
@@ -13200,13 +14015,13 @@
           <w:numId w:val="3"/>
         </w:numPr>
       </w:pPr>
-      <w:bookmarkStart w:id="50" w:name="_Toc223255459"/>
-      <w:bookmarkStart w:id="51" w:name="_Toc224291136"/>
+      <w:bookmarkStart w:id="60" w:name="_Toc223255459"/>
+      <w:bookmarkStart w:id="61" w:name="_Toc226368446"/>
       <w:r>
         <w:t>Application</w:t>
       </w:r>
-      <w:bookmarkEnd w:id="50"/>
-      <w:bookmarkEnd w:id="51"/>
+      <w:bookmarkEnd w:id="60"/>
+      <w:bookmarkEnd w:id="61"/>
     </w:p>
     <w:p>
       <w:pPr>
@@ -13561,10 +14376,12 @@
     </w:p>
     <w:p>
       <w:proofErr w:type="spellStart"/>
+      <w:proofErr w:type="gramStart"/>
       <w:r>
         <w:t>StorageManager</w:t>
       </w:r>
       <w:proofErr w:type="spellEnd"/>
+      <w:proofErr w:type="gramEnd"/>
       <w:r>
         <w:t xml:space="preserve"> --&gt; </w:t>
       </w:r>
@@ -13689,6 +14506,3495 @@
       </w:r>
     </w:p>
     <w:p/>
+    <w:p>
+      <w:r>
+        <w:t>@enduml</w:t>
+      </w:r>
+    </w:p>
+    <w:p/>
+    <w:p>
+      <w:pPr>
+        <w:pStyle w:val="Heading2"/>
+        <w:numPr>
+          <w:ilvl w:val="1"/>
+          <w:numId w:val="3"/>
+        </w:numPr>
+      </w:pPr>
+      <w:bookmarkStart w:id="62" w:name="_Toc226368447"/>
+      <w:r>
+        <w:t>Log Out</w:t>
+      </w:r>
+      <w:bookmarkEnd w:id="62"/>
+    </w:p>
+    <w:p/>
+    <w:p>
+      <w:pPr>
+        <w:ind w:firstLine="720"/>
+        <w:rPr>
+          <w:b/>
+        </w:rPr>
+      </w:pPr>
+    </w:p>
+    <w:p>
+      <w:pPr>
+        <w:rPr>
+          <w:b/>
+          <w:bCs/>
+        </w:rPr>
+      </w:pPr>
+      <w:r>
+        <w:rPr>
+          <w:b/>
+          <w:bCs/>
+        </w:rPr>
+        <w:t>Encoding:</w:t>
+      </w:r>
+    </w:p>
+    <w:p>
+      <w:r>
+        <w:t>XLJ1RY8n3BtdAwAUuC1-08TLgsxLHIf5WhPxsKisuqB4J48JPz3-_Te98oi8QI-Caxnd-prRt2Sq4VFGAtJOWzx1LmPlGVzmPX_DiDGlOQyt6PKo5aFKxmcYEX77MNSo7lNTFhiF1-UbVZmOt8mGU_ENB-wqIPg35ZuOvv_VLqjDFmL2tnPXUmSUNm4fvHIUGpmMz2CTMlZ1-Aw7E85_rcC5Nmuj8SBNsdYpPywMzQQ6H5StQIRZOLdqFr04dbuCXihXcoiHmVlrdhkY02owu4lHgRFwh1JdqullnIXTDDXZOjD3Hlqd8mRFphlH85Gt2r8ObXaLFvihfQRtuXIz9_3T6bAYqZDIFfTinSg28lHa5J5snD2TGQD7P_Gks2EWi2QWKbD4T3PD4jI9NAmLfc1K3M-Ikq1YDbLC2sEJ2T1NhPcCysO04LIdu0D5OOHOZZpXWKv9Crv_nZ3yzeK0EpA5ff98BwgIUt7TIyhM4afrqDPe6vk6IOHOYjL5lD6XZ7sY_B-aaAwh2ebdl8Lq8ZKmg_uGwTF5mV3YpILRCmMPeApBXKSf8tcuIAw3Y-FQXk7K0qBJc-HYlkJfNB9ryscGzKrsTWkO8pcFGOzqqoGagEmm_JUmlBD3U-2xsSVgwTVkxU7jwTlBvddrAjOoL35SojHF9KCdHIfMZWMdxid3FFJ_0000 XLJ1RY8n3BtdAwAUuC1-08TLgsxLHIf5WhPxsKisuqB4J48JPz3-_Te98oi8QI-Caxnd-prRt2Sq4VFGAtJOWzx1LmPlGVzmPX_DiDGlOQyt6PKo5aFKxmcYEX77MNSo7lNTFhiF1-UbVZmOt8mGU_ENB-wqIPg35ZuOvv_VLqjDFmL2tnPXUmSUNm4fvHIUGpmMz2CTMlZ1-Aw7E85_rcC5Nmuj8SBNsdYpPywMzQQ6H5StQIRZOLdqFr04dbuCXihXcoiHmVlrdhkY02owu4lHgRFwh1JdqullnIXTDDXZOjD3Hlqd8mRFphlH85Gt2r8ObXaLFvihfQRtuXIz9_3T6bAYqZDIFfTinSg28lHa5J5snD2TGQD7P_Gks2EWi2QWKbD4T3PD4jI9NAmLfc1K3M-Ikq1YDbLC2sEJ2T1NhPcCysO04LIdu0D5OOHOZZpXWKv9Crv_nZ3yzeK0EpA5ff98BwgIUt7TIyhM4afrqDPe6vk6IOHOYjL5lD6XZ7sY_B-aaAwh2ebdl8Lq8ZKmg_uGwTF5mV3YpILRCmMPeApBXKSf8tcuIAw3Y-FQXk7K0qBJc-HYlkJfNB9ryscGzKrsTWkO8pcFGOzqqoGagEmm_JUmlBD3U-2xsSVgwTVkxU7jwTlBvddrAjOoL35SojHF9KCdHIfMZWMdxid3FFJ_0000</w:t>
+      </w:r>
+    </w:p>
+    <w:p>
+      <w:pPr>
+        <w:rPr>
+          <w:b/>
+          <w:bCs/>
+        </w:rPr>
+      </w:pPr>
+    </w:p>
+    <w:p>
+      <w:r>
+        <w:rPr>
+          <w:b/>
+        </w:rPr>
+        <w:lastRenderedPageBreak/>
+        <w:drawing>
+          <wp:inline distT="0" distB="0" distL="0" distR="0" wp14:anchorId="5DA02CE6" wp14:editId="33954908">
+            <wp:extent cx="5476875" cy="2514600"/>
+            <wp:effectExtent l="0" t="0" r="9525" b="0"/>
+            <wp:docPr id="1899692608" name="Picture 8" descr="A sequence diagram illustrates a user logging out from a chat overlay view, involving steps like sending a request, handling it, performing a logout, and confirming completion before returning to the login view.&#10;&#10;AI-generated content may be incorrect."/>
+            <wp:cNvGraphicFramePr>
+              <a:graphicFrameLocks xmlns:a="http://schemas.openxmlformats.org/drawingml/2006/main" noChangeAspect="1"/>
+            </wp:cNvGraphicFramePr>
+            <a:graphic xmlns:a="http://schemas.openxmlformats.org/drawingml/2006/main">
+              <a:graphicData uri="http://schemas.openxmlformats.org/drawingml/2006/picture">
+                <pic:pic xmlns:pic="http://schemas.openxmlformats.org/drawingml/2006/picture">
+                  <pic:nvPicPr>
+                    <pic:cNvPr id="0" name="Picture 16" descr="A sequence diagram illustrates a user logging out from a chat overlay view, involving steps like sending a request, handling it, performing a logout, and confirming completion before returning to the login view.&#10;&#10;AI-generated content may be incorrect."/>
+                    <pic:cNvPicPr>
+                      <a:picLocks noChangeAspect="1" noChangeArrowheads="1"/>
+                    </pic:cNvPicPr>
+                  </pic:nvPicPr>
+                  <pic:blipFill>
+                    <a:blip r:embed="rId26" cstate="print">
+                      <a:extLst>
+                        <a:ext uri="{28A0092B-C50C-407E-A947-70E740481C1C}">
+                          <a14:useLocalDpi xmlns:a14="http://schemas.microsoft.com/office/drawing/2010/main" val="0"/>
+                        </a:ext>
+                      </a:extLst>
+                    </a:blip>
+                    <a:srcRect/>
+                    <a:stretch>
+                      <a:fillRect/>
+                    </a:stretch>
+                  </pic:blipFill>
+                  <pic:spPr bwMode="auto">
+                    <a:xfrm>
+                      <a:off x="0" y="0"/>
+                      <a:ext cx="5476875" cy="2514600"/>
+                    </a:xfrm>
+                    <a:prstGeom prst="rect">
+                      <a:avLst/>
+                    </a:prstGeom>
+                    <a:noFill/>
+                    <a:ln>
+                      <a:noFill/>
+                    </a:ln>
+                  </pic:spPr>
+                </pic:pic>
+              </a:graphicData>
+            </a:graphic>
+          </wp:inline>
+        </w:drawing>
+      </w:r>
+      <w:r>
+        <w:t xml:space="preserve"> </w:t>
+      </w:r>
+    </w:p>
+    <w:p/>
+    <w:p>
+      <w:r>
+        <w:t xml:space="preserve">Code: </w:t>
+      </w:r>
+    </w:p>
+    <w:p>
+      <w:pPr>
+        <w:rPr>
+          <w:b/>
+          <w:bCs/>
+        </w:rPr>
+      </w:pPr>
+      <w:r>
+        <w:rPr>
+          <w:b/>
+          <w:bCs/>
+        </w:rPr>
+        <w:t>@startuml</w:t>
+      </w:r>
+    </w:p>
+    <w:p>
+      <w:pPr>
+        <w:rPr>
+          <w:b/>
+          <w:bCs/>
+        </w:rPr>
+      </w:pPr>
+      <w:r>
+        <w:rPr>
+          <w:b/>
+          <w:bCs/>
+        </w:rPr>
+        <w:t>title Sequence Diagram: Log Out</w:t>
+      </w:r>
+    </w:p>
+    <w:p>
+      <w:pPr>
+        <w:rPr>
+          <w:b/>
+          <w:bCs/>
+        </w:rPr>
+      </w:pPr>
+    </w:p>
+    <w:p>
+      <w:pPr>
+        <w:rPr>
+          <w:b/>
+          <w:bCs/>
+        </w:rPr>
+      </w:pPr>
+      <w:r>
+        <w:rPr>
+          <w:b/>
+          <w:bCs/>
+        </w:rPr>
+        <w:t>actor User</w:t>
+      </w:r>
+    </w:p>
+    <w:p>
+      <w:pPr>
+        <w:rPr>
+          <w:b/>
+          <w:bCs/>
+        </w:rPr>
+      </w:pPr>
+      <w:r>
+        <w:rPr>
+          <w:b/>
+          <w:bCs/>
+        </w:rPr>
+        <w:t>participant "</w:t>
+      </w:r>
+      <w:proofErr w:type="spellStart"/>
+      <w:r>
+        <w:rPr>
+          <w:b/>
+          <w:bCs/>
+        </w:rPr>
+        <w:t>guiView</w:t>
+      </w:r>
+      <w:proofErr w:type="spellEnd"/>
+      <w:r>
+        <w:rPr>
+          <w:b/>
+          <w:bCs/>
+        </w:rPr>
+        <w:t xml:space="preserve">: </w:t>
+      </w:r>
+      <w:proofErr w:type="spellStart"/>
+      <w:r>
+        <w:rPr>
+          <w:b/>
+          <w:bCs/>
+        </w:rPr>
+        <w:t>ChatOverlayView</w:t>
+      </w:r>
+      <w:proofErr w:type="spellEnd"/>
+      <w:r>
+        <w:rPr>
+          <w:b/>
+          <w:bCs/>
+        </w:rPr>
+        <w:t>" as View</w:t>
+      </w:r>
+    </w:p>
+    <w:p>
+      <w:pPr>
+        <w:rPr>
+          <w:b/>
+          <w:bCs/>
+        </w:rPr>
+      </w:pPr>
+      <w:r>
+        <w:rPr>
+          <w:b/>
+          <w:bCs/>
+        </w:rPr>
+        <w:t>participant "</w:t>
+      </w:r>
+      <w:proofErr w:type="spellStart"/>
+      <w:r>
+        <w:rPr>
+          <w:b/>
+          <w:bCs/>
+        </w:rPr>
+        <w:t>mainGUI</w:t>
+      </w:r>
+      <w:proofErr w:type="spellEnd"/>
+      <w:r>
+        <w:rPr>
+          <w:b/>
+          <w:bCs/>
+        </w:rPr>
+        <w:t>: GUI" as GUI</w:t>
+      </w:r>
+    </w:p>
+    <w:p>
+      <w:pPr>
+        <w:rPr>
+          <w:b/>
+          <w:bCs/>
+        </w:rPr>
+      </w:pPr>
+      <w:r>
+        <w:rPr>
+          <w:b/>
+          <w:bCs/>
+        </w:rPr>
+        <w:t>participant "</w:t>
+      </w:r>
+      <w:proofErr w:type="spellStart"/>
+      <w:r>
+        <w:rPr>
+          <w:b/>
+          <w:bCs/>
+        </w:rPr>
+        <w:t>clientNet</w:t>
+      </w:r>
+      <w:proofErr w:type="spellEnd"/>
+      <w:r>
+        <w:rPr>
+          <w:b/>
+          <w:bCs/>
+        </w:rPr>
+        <w:t xml:space="preserve">: </w:t>
+      </w:r>
+      <w:proofErr w:type="spellStart"/>
+      <w:r>
+        <w:rPr>
+          <w:b/>
+          <w:bCs/>
+        </w:rPr>
+        <w:t>ClientNetwork</w:t>
+      </w:r>
+      <w:proofErr w:type="spellEnd"/>
+      <w:r>
+        <w:rPr>
+          <w:b/>
+          <w:bCs/>
+        </w:rPr>
+        <w:t xml:space="preserve">" as </w:t>
+      </w:r>
+      <w:proofErr w:type="spellStart"/>
+      <w:r>
+        <w:rPr>
+          <w:b/>
+          <w:bCs/>
+        </w:rPr>
+        <w:t>CNet</w:t>
+      </w:r>
+      <w:proofErr w:type="spellEnd"/>
+    </w:p>
+    <w:p>
+      <w:pPr>
+        <w:rPr>
+          <w:b/>
+          <w:bCs/>
+        </w:rPr>
+      </w:pPr>
+      <w:r>
+        <w:rPr>
+          <w:b/>
+          <w:bCs/>
+        </w:rPr>
+        <w:t xml:space="preserve">participant "handler: </w:t>
+      </w:r>
+      <w:proofErr w:type="spellStart"/>
+      <w:r>
+        <w:rPr>
+          <w:b/>
+          <w:bCs/>
+        </w:rPr>
+        <w:t>ClientHandler</w:t>
+      </w:r>
+      <w:proofErr w:type="spellEnd"/>
+      <w:r>
+        <w:rPr>
+          <w:b/>
+          <w:bCs/>
+        </w:rPr>
+        <w:t xml:space="preserve">" as </w:t>
+      </w:r>
+      <w:proofErr w:type="spellStart"/>
+      <w:r>
+        <w:rPr>
+          <w:b/>
+          <w:bCs/>
+        </w:rPr>
+        <w:t>CHandler</w:t>
+      </w:r>
+      <w:proofErr w:type="spellEnd"/>
+    </w:p>
+    <w:p>
+      <w:pPr>
+        <w:rPr>
+          <w:b/>
+          <w:bCs/>
+        </w:rPr>
+      </w:pPr>
+      <w:r>
+        <w:rPr>
+          <w:b/>
+          <w:bCs/>
+        </w:rPr>
+        <w:t>participant "</w:t>
+      </w:r>
+      <w:proofErr w:type="spellStart"/>
+      <w:r>
+        <w:rPr>
+          <w:b/>
+          <w:bCs/>
+        </w:rPr>
+        <w:t>reqManager</w:t>
+      </w:r>
+      <w:proofErr w:type="spellEnd"/>
+      <w:r>
+        <w:rPr>
+          <w:b/>
+          <w:bCs/>
+        </w:rPr>
+        <w:t xml:space="preserve">: </w:t>
+      </w:r>
+      <w:proofErr w:type="spellStart"/>
+      <w:r>
+        <w:rPr>
+          <w:b/>
+          <w:bCs/>
+        </w:rPr>
+        <w:t>RequestHandler</w:t>
+      </w:r>
+      <w:proofErr w:type="spellEnd"/>
+      <w:r>
+        <w:rPr>
+          <w:b/>
+          <w:bCs/>
+        </w:rPr>
+        <w:t xml:space="preserve">" as </w:t>
+      </w:r>
+      <w:proofErr w:type="spellStart"/>
+      <w:r>
+        <w:rPr>
+          <w:b/>
+          <w:bCs/>
+        </w:rPr>
+        <w:t>ReqHandler</w:t>
+      </w:r>
+      <w:proofErr w:type="spellEnd"/>
+    </w:p>
+    <w:p>
+      <w:pPr>
+        <w:rPr>
+          <w:b/>
+          <w:bCs/>
+        </w:rPr>
+      </w:pPr>
+      <w:r>
+        <w:rPr>
+          <w:b/>
+          <w:bCs/>
+        </w:rPr>
+        <w:t xml:space="preserve">participant "auth: </w:t>
+      </w:r>
+      <w:proofErr w:type="spellStart"/>
+      <w:r>
+        <w:rPr>
+          <w:b/>
+          <w:bCs/>
+        </w:rPr>
+        <w:t>UserAuthenticator</w:t>
+      </w:r>
+      <w:proofErr w:type="spellEnd"/>
+      <w:r>
+        <w:rPr>
+          <w:b/>
+          <w:bCs/>
+        </w:rPr>
+        <w:t>" as Auth</w:t>
+      </w:r>
+    </w:p>
+    <w:p>
+      <w:pPr>
+        <w:rPr>
+          <w:b/>
+          <w:bCs/>
+        </w:rPr>
+      </w:pPr>
+      <w:r>
+        <w:rPr>
+          <w:b/>
+          <w:bCs/>
+        </w:rPr>
+        <w:t>participant "</w:t>
+      </w:r>
+      <w:proofErr w:type="spellStart"/>
+      <w:r>
+        <w:rPr>
+          <w:b/>
+          <w:bCs/>
+        </w:rPr>
+        <w:t>connMgr</w:t>
+      </w:r>
+      <w:proofErr w:type="spellEnd"/>
+      <w:r>
+        <w:rPr>
+          <w:b/>
+          <w:bCs/>
+        </w:rPr>
+        <w:t xml:space="preserve">: </w:t>
+      </w:r>
+      <w:proofErr w:type="spellStart"/>
+      <w:r>
+        <w:rPr>
+          <w:b/>
+          <w:bCs/>
+        </w:rPr>
+        <w:t>ConnectionManager</w:t>
+      </w:r>
+      <w:proofErr w:type="spellEnd"/>
+      <w:r>
+        <w:rPr>
+          <w:b/>
+          <w:bCs/>
+        </w:rPr>
+        <w:t xml:space="preserve">" as </w:t>
+      </w:r>
+      <w:proofErr w:type="spellStart"/>
+      <w:r>
+        <w:rPr>
+          <w:b/>
+          <w:bCs/>
+        </w:rPr>
+        <w:t>ConnMgr</w:t>
+      </w:r>
+      <w:proofErr w:type="spellEnd"/>
+    </w:p>
+    <w:p>
+      <w:pPr>
+        <w:rPr>
+          <w:b/>
+          <w:bCs/>
+        </w:rPr>
+      </w:pPr>
+    </w:p>
+    <w:p>
+      <w:pPr>
+        <w:rPr>
+          <w:b/>
+          <w:bCs/>
+        </w:rPr>
+      </w:pPr>
+      <w:r>
+        <w:rPr>
+          <w:b/>
+          <w:bCs/>
+        </w:rPr>
+        <w:t>User -&gt; View : Clicks Logout button</w:t>
+      </w:r>
+    </w:p>
+    <w:p>
+      <w:pPr>
+        <w:rPr>
+          <w:b/>
+          <w:bCs/>
+        </w:rPr>
+      </w:pPr>
+      <w:r>
+        <w:rPr>
+          <w:b/>
+          <w:bCs/>
+        </w:rPr>
+        <w:t>activate View</w:t>
+      </w:r>
+    </w:p>
+    <w:p>
+      <w:pPr>
+        <w:rPr>
+          <w:b/>
+          <w:bCs/>
+        </w:rPr>
+      </w:pPr>
+      <w:r>
+        <w:rPr>
+          <w:b/>
+          <w:bCs/>
+        </w:rPr>
+        <w:t xml:space="preserve">View -&gt; View : </w:t>
+      </w:r>
+      <w:proofErr w:type="spellStart"/>
+      <w:r>
+        <w:rPr>
+          <w:b/>
+          <w:bCs/>
+        </w:rPr>
+        <w:t>clickLogout</w:t>
+      </w:r>
+      <w:proofErr w:type="spellEnd"/>
+      <w:r>
+        <w:rPr>
+          <w:b/>
+          <w:bCs/>
+        </w:rPr>
+        <w:t>()</w:t>
+      </w:r>
+    </w:p>
+    <w:p>
+      <w:pPr>
+        <w:rPr>
+          <w:b/>
+          <w:bCs/>
+        </w:rPr>
+      </w:pPr>
+    </w:p>
+    <w:p>
+      <w:pPr>
+        <w:rPr>
+          <w:b/>
+          <w:bCs/>
+        </w:rPr>
+      </w:pPr>
+    </w:p>
+    <w:p>
+      <w:pPr>
+        <w:rPr>
+          <w:b/>
+          <w:bCs/>
+        </w:rPr>
+      </w:pPr>
+    </w:p>
+    <w:p>
+      <w:pPr>
+        <w:rPr>
+          <w:b/>
+          <w:bCs/>
+        </w:rPr>
+      </w:pPr>
+      <w:r>
+        <w:rPr>
+          <w:b/>
+          <w:bCs/>
+        </w:rPr>
+        <w:t xml:space="preserve">View -&gt; </w:t>
+      </w:r>
+      <w:proofErr w:type="spellStart"/>
+      <w:r>
+        <w:rPr>
+          <w:b/>
+          <w:bCs/>
+        </w:rPr>
+        <w:t>CNet</w:t>
+      </w:r>
+      <w:proofErr w:type="spellEnd"/>
+      <w:r>
+        <w:rPr>
+          <w:b/>
+          <w:bCs/>
+        </w:rPr>
+        <w:t xml:space="preserve"> : </w:t>
+      </w:r>
+      <w:proofErr w:type="spellStart"/>
+      <w:r>
+        <w:rPr>
+          <w:b/>
+          <w:bCs/>
+        </w:rPr>
+        <w:t>sendMessage</w:t>
+      </w:r>
+      <w:proofErr w:type="spellEnd"/>
+      <w:r>
+        <w:rPr>
+          <w:b/>
+          <w:bCs/>
+        </w:rPr>
+        <w:t>(req)</w:t>
+      </w:r>
+    </w:p>
+    <w:p>
+      <w:pPr>
+        <w:rPr>
+          <w:b/>
+          <w:bCs/>
+        </w:rPr>
+      </w:pPr>
+      <w:r>
+        <w:rPr>
+          <w:b/>
+          <w:bCs/>
+        </w:rPr>
+        <w:t xml:space="preserve">activate </w:t>
+      </w:r>
+      <w:proofErr w:type="spellStart"/>
+      <w:r>
+        <w:rPr>
+          <w:b/>
+          <w:bCs/>
+        </w:rPr>
+        <w:t>CNet</w:t>
+      </w:r>
+      <w:proofErr w:type="spellEnd"/>
+    </w:p>
+    <w:p>
+      <w:pPr>
+        <w:rPr>
+          <w:b/>
+          <w:bCs/>
+        </w:rPr>
+      </w:pPr>
+      <w:proofErr w:type="spellStart"/>
+      <w:r>
+        <w:rPr>
+          <w:b/>
+          <w:bCs/>
+        </w:rPr>
+        <w:t>CNet</w:t>
+      </w:r>
+      <w:proofErr w:type="spellEnd"/>
+      <w:r>
+        <w:rPr>
+          <w:b/>
+          <w:bCs/>
+        </w:rPr>
+        <w:t xml:space="preserve"> -&gt; </w:t>
+      </w:r>
+      <w:proofErr w:type="spellStart"/>
+      <w:r>
+        <w:rPr>
+          <w:b/>
+          <w:bCs/>
+        </w:rPr>
+        <w:t>CHandler</w:t>
+      </w:r>
+      <w:proofErr w:type="spellEnd"/>
+      <w:r>
+        <w:rPr>
+          <w:b/>
+          <w:bCs/>
+        </w:rPr>
+        <w:t xml:space="preserve"> : Send data via Socket</w:t>
+      </w:r>
+    </w:p>
+    <w:p>
+      <w:pPr>
+        <w:rPr>
+          <w:b/>
+          <w:bCs/>
+        </w:rPr>
+      </w:pPr>
+      <w:r>
+        <w:rPr>
+          <w:b/>
+          <w:bCs/>
+        </w:rPr>
+        <w:t xml:space="preserve">activate </w:t>
+      </w:r>
+      <w:proofErr w:type="spellStart"/>
+      <w:r>
+        <w:rPr>
+          <w:b/>
+          <w:bCs/>
+        </w:rPr>
+        <w:t>CHandler</w:t>
+      </w:r>
+      <w:proofErr w:type="spellEnd"/>
+    </w:p>
+    <w:p>
+      <w:pPr>
+        <w:rPr>
+          <w:b/>
+          <w:bCs/>
+        </w:rPr>
+      </w:pPr>
+    </w:p>
+    <w:p>
+      <w:pPr>
+        <w:rPr>
+          <w:b/>
+          <w:bCs/>
+        </w:rPr>
+      </w:pPr>
+      <w:proofErr w:type="spellStart"/>
+      <w:r>
+        <w:rPr>
+          <w:b/>
+          <w:bCs/>
+        </w:rPr>
+        <w:t>CHandler</w:t>
+      </w:r>
+      <w:proofErr w:type="spellEnd"/>
+      <w:r>
+        <w:rPr>
+          <w:b/>
+          <w:bCs/>
+        </w:rPr>
+        <w:t xml:space="preserve"> -&gt; </w:t>
+      </w:r>
+      <w:proofErr w:type="spellStart"/>
+      <w:r>
+        <w:rPr>
+          <w:b/>
+          <w:bCs/>
+        </w:rPr>
+        <w:t>ReqHandler</w:t>
+      </w:r>
+      <w:proofErr w:type="spellEnd"/>
+      <w:r>
+        <w:rPr>
+          <w:b/>
+          <w:bCs/>
+        </w:rPr>
+        <w:t xml:space="preserve"> : </w:t>
+      </w:r>
+      <w:proofErr w:type="spellStart"/>
+      <w:r>
+        <w:rPr>
+          <w:b/>
+          <w:bCs/>
+        </w:rPr>
+        <w:t>handleRequest</w:t>
+      </w:r>
+      <w:proofErr w:type="spellEnd"/>
+    </w:p>
+    <w:p>
+      <w:pPr>
+        <w:rPr>
+          <w:b/>
+          <w:bCs/>
+        </w:rPr>
+      </w:pPr>
+      <w:r>
+        <w:rPr>
+          <w:b/>
+          <w:bCs/>
+        </w:rPr>
+        <w:t xml:space="preserve">activate </w:t>
+      </w:r>
+      <w:proofErr w:type="spellStart"/>
+      <w:r>
+        <w:rPr>
+          <w:b/>
+          <w:bCs/>
+        </w:rPr>
+        <w:t>ReqHandler</w:t>
+      </w:r>
+      <w:proofErr w:type="spellEnd"/>
+    </w:p>
+    <w:p>
+      <w:pPr>
+        <w:rPr>
+          <w:b/>
+          <w:bCs/>
+        </w:rPr>
+      </w:pPr>
+      <w:proofErr w:type="spellStart"/>
+      <w:r>
+        <w:rPr>
+          <w:b/>
+          <w:bCs/>
+        </w:rPr>
+        <w:t>ReqHandler</w:t>
+      </w:r>
+      <w:proofErr w:type="spellEnd"/>
+      <w:r>
+        <w:rPr>
+          <w:b/>
+          <w:bCs/>
+        </w:rPr>
+        <w:t xml:space="preserve"> -&gt; </w:t>
+      </w:r>
+      <w:proofErr w:type="spellStart"/>
+      <w:r>
+        <w:rPr>
+          <w:b/>
+          <w:bCs/>
+        </w:rPr>
+        <w:t>ReqHandler</w:t>
+      </w:r>
+      <w:proofErr w:type="spellEnd"/>
+      <w:r>
+        <w:rPr>
+          <w:b/>
+          <w:bCs/>
+        </w:rPr>
+        <w:t xml:space="preserve"> : </w:t>
+      </w:r>
+      <w:proofErr w:type="spellStart"/>
+      <w:r>
+        <w:rPr>
+          <w:b/>
+          <w:bCs/>
+        </w:rPr>
+        <w:t>doLogOut</w:t>
+      </w:r>
+      <w:proofErr w:type="spellEnd"/>
+      <w:r>
+        <w:rPr>
+          <w:b/>
+          <w:bCs/>
+        </w:rPr>
+        <w:t>()</w:t>
+      </w:r>
+    </w:p>
+    <w:p>
+      <w:pPr>
+        <w:rPr>
+          <w:b/>
+          <w:bCs/>
+        </w:rPr>
+      </w:pPr>
+    </w:p>
+    <w:p>
+      <w:pPr>
+        <w:rPr>
+          <w:b/>
+          <w:bCs/>
+        </w:rPr>
+      </w:pPr>
+      <w:proofErr w:type="spellStart"/>
+      <w:r>
+        <w:rPr>
+          <w:b/>
+          <w:bCs/>
+        </w:rPr>
+        <w:t>ReqHandler</w:t>
+      </w:r>
+      <w:proofErr w:type="spellEnd"/>
+      <w:r>
+        <w:rPr>
+          <w:b/>
+          <w:bCs/>
+        </w:rPr>
+        <w:t xml:space="preserve"> -&gt; Auth : logout(username)</w:t>
+      </w:r>
+    </w:p>
+    <w:p>
+      <w:pPr>
+        <w:rPr>
+          <w:b/>
+          <w:bCs/>
+        </w:rPr>
+      </w:pPr>
+      <w:r>
+        <w:rPr>
+          <w:b/>
+          <w:bCs/>
+        </w:rPr>
+        <w:t>activate Auth</w:t>
+      </w:r>
+    </w:p>
+    <w:p>
+      <w:pPr>
+        <w:rPr>
+          <w:b/>
+          <w:bCs/>
+        </w:rPr>
+      </w:pPr>
+      <w:r>
+        <w:rPr>
+          <w:b/>
+          <w:bCs/>
+        </w:rPr>
+        <w:t>note over Auth: Removes user from\</w:t>
+      </w:r>
+      <w:proofErr w:type="spellStart"/>
+      <w:r>
+        <w:rPr>
+          <w:b/>
+          <w:bCs/>
+        </w:rPr>
+        <w:t>nactiveSessions</w:t>
+      </w:r>
+      <w:proofErr w:type="spellEnd"/>
+      <w:r>
+        <w:rPr>
+          <w:b/>
+          <w:bCs/>
+        </w:rPr>
+        <w:t xml:space="preserve"> Set</w:t>
+      </w:r>
+    </w:p>
+    <w:p>
+      <w:pPr>
+        <w:rPr>
+          <w:b/>
+          <w:bCs/>
+        </w:rPr>
+      </w:pPr>
+      <w:r>
+        <w:rPr>
+          <w:b/>
+          <w:bCs/>
+        </w:rPr>
+        <w:t xml:space="preserve">Auth --&gt; </w:t>
+      </w:r>
+      <w:proofErr w:type="spellStart"/>
+      <w:r>
+        <w:rPr>
+          <w:b/>
+          <w:bCs/>
+        </w:rPr>
+        <w:t>ReqHandler</w:t>
+      </w:r>
+      <w:proofErr w:type="spellEnd"/>
+      <w:r>
+        <w:rPr>
+          <w:b/>
+          <w:bCs/>
+        </w:rPr>
+        <w:t xml:space="preserve"> : success</w:t>
+      </w:r>
+    </w:p>
+    <w:p>
+      <w:pPr>
+        <w:rPr>
+          <w:b/>
+          <w:bCs/>
+        </w:rPr>
+      </w:pPr>
+      <w:r>
+        <w:rPr>
+          <w:b/>
+          <w:bCs/>
+        </w:rPr>
+        <w:t>deactivate Auth</w:t>
+      </w:r>
+    </w:p>
+    <w:p>
+      <w:pPr>
+        <w:rPr>
+          <w:b/>
+          <w:bCs/>
+        </w:rPr>
+      </w:pPr>
+    </w:p>
+    <w:p>
+      <w:pPr>
+        <w:rPr>
+          <w:b/>
+          <w:bCs/>
+        </w:rPr>
+      </w:pPr>
+      <w:proofErr w:type="spellStart"/>
+      <w:r>
+        <w:rPr>
+          <w:b/>
+          <w:bCs/>
+        </w:rPr>
+        <w:t>ReqHandler</w:t>
+      </w:r>
+      <w:proofErr w:type="spellEnd"/>
+      <w:r>
+        <w:rPr>
+          <w:b/>
+          <w:bCs/>
+        </w:rPr>
+        <w:t xml:space="preserve"> -&gt; </w:t>
+      </w:r>
+      <w:proofErr w:type="spellStart"/>
+      <w:r>
+        <w:rPr>
+          <w:b/>
+          <w:bCs/>
+        </w:rPr>
+        <w:t>ConnMgr</w:t>
+      </w:r>
+      <w:proofErr w:type="spellEnd"/>
+      <w:r>
+        <w:rPr>
+          <w:b/>
+          <w:bCs/>
+        </w:rPr>
+        <w:t xml:space="preserve"> : </w:t>
+      </w:r>
+      <w:proofErr w:type="spellStart"/>
+      <w:r>
+        <w:rPr>
+          <w:b/>
+          <w:bCs/>
+        </w:rPr>
+        <w:t>removeClient</w:t>
+      </w:r>
+      <w:proofErr w:type="spellEnd"/>
+      <w:r>
+        <w:rPr>
+          <w:b/>
+          <w:bCs/>
+        </w:rPr>
+        <w:t>(username)</w:t>
+      </w:r>
+    </w:p>
+    <w:p>
+      <w:pPr>
+        <w:rPr>
+          <w:b/>
+          <w:bCs/>
+        </w:rPr>
+      </w:pPr>
+      <w:r>
+        <w:rPr>
+          <w:b/>
+          <w:bCs/>
+        </w:rPr>
+        <w:t xml:space="preserve">activate </w:t>
+      </w:r>
+      <w:proofErr w:type="spellStart"/>
+      <w:r>
+        <w:rPr>
+          <w:b/>
+          <w:bCs/>
+        </w:rPr>
+        <w:t>ConnMgr</w:t>
+      </w:r>
+      <w:proofErr w:type="spellEnd"/>
+    </w:p>
+    <w:p>
+      <w:pPr>
+        <w:rPr>
+          <w:b/>
+          <w:bCs/>
+        </w:rPr>
+      </w:pPr>
+    </w:p>
+    <w:p>
+      <w:pPr>
+        <w:rPr>
+          <w:b/>
+          <w:bCs/>
+        </w:rPr>
+      </w:pPr>
+      <w:proofErr w:type="spellStart"/>
+      <w:r>
+        <w:rPr>
+          <w:b/>
+          <w:bCs/>
+        </w:rPr>
+        <w:t>ConnMgr</w:t>
+      </w:r>
+      <w:proofErr w:type="spellEnd"/>
+      <w:r>
+        <w:rPr>
+          <w:b/>
+          <w:bCs/>
+        </w:rPr>
+        <w:t xml:space="preserve"> --&gt; </w:t>
+      </w:r>
+      <w:proofErr w:type="spellStart"/>
+      <w:r>
+        <w:rPr>
+          <w:b/>
+          <w:bCs/>
+        </w:rPr>
+        <w:t>ReqHandler</w:t>
+      </w:r>
+      <w:proofErr w:type="spellEnd"/>
+      <w:r>
+        <w:rPr>
+          <w:b/>
+          <w:bCs/>
+        </w:rPr>
+        <w:t xml:space="preserve"> : success</w:t>
+      </w:r>
+    </w:p>
+    <w:p>
+      <w:pPr>
+        <w:rPr>
+          <w:b/>
+          <w:bCs/>
+        </w:rPr>
+      </w:pPr>
+      <w:r>
+        <w:rPr>
+          <w:b/>
+          <w:bCs/>
+        </w:rPr>
+        <w:t xml:space="preserve">deactivate </w:t>
+      </w:r>
+      <w:proofErr w:type="spellStart"/>
+      <w:r>
+        <w:rPr>
+          <w:b/>
+          <w:bCs/>
+        </w:rPr>
+        <w:t>ConnMgr</w:t>
+      </w:r>
+      <w:proofErr w:type="spellEnd"/>
+    </w:p>
+    <w:p>
+      <w:pPr>
+        <w:rPr>
+          <w:b/>
+          <w:bCs/>
+        </w:rPr>
+      </w:pPr>
+    </w:p>
+    <w:p>
+      <w:pPr>
+        <w:rPr>
+          <w:b/>
+          <w:bCs/>
+        </w:rPr>
+      </w:pPr>
+      <w:proofErr w:type="spellStart"/>
+      <w:r>
+        <w:rPr>
+          <w:b/>
+          <w:bCs/>
+        </w:rPr>
+        <w:t>ReqHandler</w:t>
+      </w:r>
+      <w:proofErr w:type="spellEnd"/>
+      <w:r>
+        <w:rPr>
+          <w:b/>
+          <w:bCs/>
+        </w:rPr>
+        <w:t xml:space="preserve"> -&gt; </w:t>
+      </w:r>
+      <w:proofErr w:type="spellStart"/>
+      <w:r>
+        <w:rPr>
+          <w:b/>
+          <w:bCs/>
+        </w:rPr>
+        <w:t>CHandler</w:t>
+      </w:r>
+      <w:proofErr w:type="spellEnd"/>
+      <w:r>
+        <w:rPr>
+          <w:b/>
+          <w:bCs/>
+        </w:rPr>
+        <w:t xml:space="preserve"> : </w:t>
+      </w:r>
+      <w:proofErr w:type="spellStart"/>
+      <w:r>
+        <w:rPr>
+          <w:b/>
+          <w:bCs/>
+        </w:rPr>
+        <w:t>sendResponse</w:t>
+      </w:r>
+      <w:proofErr w:type="spellEnd"/>
+      <w:r>
+        <w:rPr>
+          <w:b/>
+          <w:bCs/>
+        </w:rPr>
+        <w:t>(</w:t>
+      </w:r>
+      <w:proofErr w:type="spellStart"/>
+      <w:r>
+        <w:rPr>
+          <w:b/>
+          <w:bCs/>
+        </w:rPr>
+        <w:t>logoutConfirmation</w:t>
+      </w:r>
+      <w:proofErr w:type="spellEnd"/>
+      <w:r>
+        <w:rPr>
+          <w:b/>
+          <w:bCs/>
+        </w:rPr>
+        <w:t>)</w:t>
+      </w:r>
+    </w:p>
+    <w:p>
+      <w:pPr>
+        <w:rPr>
+          <w:b/>
+          <w:bCs/>
+        </w:rPr>
+      </w:pPr>
+      <w:r>
+        <w:rPr>
+          <w:b/>
+          <w:bCs/>
+        </w:rPr>
+        <w:t xml:space="preserve">deactivate </w:t>
+      </w:r>
+      <w:proofErr w:type="spellStart"/>
+      <w:r>
+        <w:rPr>
+          <w:b/>
+          <w:bCs/>
+        </w:rPr>
+        <w:t>ReqHandler</w:t>
+      </w:r>
+      <w:proofErr w:type="spellEnd"/>
+    </w:p>
+    <w:p>
+      <w:pPr>
+        <w:rPr>
+          <w:b/>
+          <w:bCs/>
+        </w:rPr>
+      </w:pPr>
+    </w:p>
+    <w:p>
+      <w:pPr>
+        <w:rPr>
+          <w:b/>
+          <w:bCs/>
+        </w:rPr>
+      </w:pPr>
+      <w:proofErr w:type="spellStart"/>
+      <w:r>
+        <w:rPr>
+          <w:b/>
+          <w:bCs/>
+        </w:rPr>
+        <w:t>CHandler</w:t>
+      </w:r>
+      <w:proofErr w:type="spellEnd"/>
+      <w:r>
+        <w:rPr>
+          <w:b/>
+          <w:bCs/>
+        </w:rPr>
+        <w:t xml:space="preserve"> -&gt; </w:t>
+      </w:r>
+      <w:proofErr w:type="spellStart"/>
+      <w:r>
+        <w:rPr>
+          <w:b/>
+          <w:bCs/>
+        </w:rPr>
+        <w:t>CNet</w:t>
+      </w:r>
+      <w:proofErr w:type="spellEnd"/>
+      <w:r>
+        <w:rPr>
+          <w:b/>
+          <w:bCs/>
+        </w:rPr>
+        <w:t xml:space="preserve"> : Confirm server-side logout complete</w:t>
+      </w:r>
+    </w:p>
+    <w:p>
+      <w:pPr>
+        <w:rPr>
+          <w:b/>
+          <w:bCs/>
+        </w:rPr>
+      </w:pPr>
+      <w:r>
+        <w:rPr>
+          <w:b/>
+          <w:bCs/>
+        </w:rPr>
+        <w:t xml:space="preserve">deactivate </w:t>
+      </w:r>
+      <w:proofErr w:type="spellStart"/>
+      <w:r>
+        <w:rPr>
+          <w:b/>
+          <w:bCs/>
+        </w:rPr>
+        <w:t>CHandler</w:t>
+      </w:r>
+      <w:proofErr w:type="spellEnd"/>
+    </w:p>
+    <w:p>
+      <w:pPr>
+        <w:rPr>
+          <w:b/>
+          <w:bCs/>
+        </w:rPr>
+      </w:pPr>
+    </w:p>
+    <w:p>
+      <w:pPr>
+        <w:rPr>
+          <w:b/>
+          <w:bCs/>
+        </w:rPr>
+      </w:pPr>
+      <w:proofErr w:type="spellStart"/>
+      <w:r>
+        <w:rPr>
+          <w:b/>
+          <w:bCs/>
+        </w:rPr>
+        <w:t>CNet</w:t>
+      </w:r>
+      <w:proofErr w:type="spellEnd"/>
+      <w:r>
+        <w:rPr>
+          <w:b/>
+          <w:bCs/>
+        </w:rPr>
+        <w:t xml:space="preserve"> -&gt; </w:t>
+      </w:r>
+      <w:proofErr w:type="spellStart"/>
+      <w:r>
+        <w:rPr>
+          <w:b/>
+          <w:bCs/>
+        </w:rPr>
+        <w:t>CNet</w:t>
+      </w:r>
+      <w:proofErr w:type="spellEnd"/>
+      <w:r>
+        <w:rPr>
+          <w:b/>
+          <w:bCs/>
+        </w:rPr>
+        <w:t xml:space="preserve"> : disconnect()</w:t>
+      </w:r>
+    </w:p>
+    <w:p>
+      <w:pPr>
+        <w:rPr>
+          <w:b/>
+          <w:bCs/>
+        </w:rPr>
+      </w:pPr>
+      <w:proofErr w:type="spellStart"/>
+      <w:r>
+        <w:rPr>
+          <w:b/>
+          <w:bCs/>
+        </w:rPr>
+        <w:t>CNet</w:t>
+      </w:r>
+      <w:proofErr w:type="spellEnd"/>
+      <w:r>
+        <w:rPr>
+          <w:b/>
+          <w:bCs/>
+        </w:rPr>
+        <w:t xml:space="preserve"> --&gt; View : Returns to view</w:t>
+      </w:r>
+    </w:p>
+    <w:p>
+      <w:pPr>
+        <w:rPr>
+          <w:b/>
+          <w:bCs/>
+        </w:rPr>
+      </w:pPr>
+      <w:r>
+        <w:rPr>
+          <w:b/>
+          <w:bCs/>
+        </w:rPr>
+        <w:t xml:space="preserve">deactivate </w:t>
+      </w:r>
+      <w:proofErr w:type="spellStart"/>
+      <w:r>
+        <w:rPr>
+          <w:b/>
+          <w:bCs/>
+        </w:rPr>
+        <w:t>CNet</w:t>
+      </w:r>
+      <w:proofErr w:type="spellEnd"/>
+    </w:p>
+    <w:p>
+      <w:pPr>
+        <w:rPr>
+          <w:b/>
+          <w:bCs/>
+        </w:rPr>
+      </w:pPr>
+    </w:p>
+    <w:p>
+      <w:pPr>
+        <w:rPr>
+          <w:b/>
+          <w:bCs/>
+        </w:rPr>
+      </w:pPr>
+      <w:r>
+        <w:rPr>
+          <w:b/>
+          <w:bCs/>
+        </w:rPr>
+        <w:t xml:space="preserve">View -&gt; GUI : </w:t>
+      </w:r>
+      <w:proofErr w:type="spellStart"/>
+      <w:r>
+        <w:rPr>
+          <w:b/>
+          <w:bCs/>
+        </w:rPr>
+        <w:t>switchView</w:t>
+      </w:r>
+      <w:proofErr w:type="spellEnd"/>
+      <w:r>
+        <w:rPr>
+          <w:b/>
+          <w:bCs/>
+        </w:rPr>
+        <w:t>(VIEWSTATE.LOGIN)</w:t>
+      </w:r>
+    </w:p>
+    <w:p>
+      <w:pPr>
+        <w:rPr>
+          <w:b/>
+          <w:bCs/>
+        </w:rPr>
+      </w:pPr>
+      <w:r>
+        <w:rPr>
+          <w:b/>
+          <w:bCs/>
+        </w:rPr>
+        <w:t>activate GUI</w:t>
+      </w:r>
+    </w:p>
+    <w:p>
+      <w:pPr>
+        <w:rPr>
+          <w:b/>
+          <w:bCs/>
+        </w:rPr>
+      </w:pPr>
+      <w:r>
+        <w:rPr>
+          <w:b/>
+          <w:bCs/>
+        </w:rPr>
+        <w:t>GUI --&gt; View : View switched</w:t>
+      </w:r>
+    </w:p>
+    <w:p>
+      <w:pPr>
+        <w:rPr>
+          <w:b/>
+          <w:bCs/>
+        </w:rPr>
+      </w:pPr>
+      <w:r>
+        <w:rPr>
+          <w:b/>
+          <w:bCs/>
+        </w:rPr>
+        <w:t>deactivate GUI</w:t>
+      </w:r>
+    </w:p>
+    <w:p>
+      <w:pPr>
+        <w:rPr>
+          <w:b/>
+          <w:bCs/>
+        </w:rPr>
+      </w:pPr>
+      <w:r>
+        <w:rPr>
+          <w:b/>
+          <w:bCs/>
+        </w:rPr>
+        <w:t>deactivate View</w:t>
+      </w:r>
+    </w:p>
+    <w:p>
+      <w:pPr>
+        <w:rPr>
+          <w:b/>
+          <w:bCs/>
+        </w:rPr>
+      </w:pPr>
+      <w:r>
+        <w:rPr>
+          <w:b/>
+          <w:bCs/>
+        </w:rPr>
+        <w:t>@enduml</w:t>
+      </w:r>
+    </w:p>
+    <w:p>
+      <w:pPr>
+        <w:rPr>
+          <w:b/>
+          <w:bCs/>
+        </w:rPr>
+      </w:pPr>
+    </w:p>
+    <w:p>
+      <w:pPr>
+        <w:rPr>
+          <w:b/>
+          <w:bCs/>
+        </w:rPr>
+      </w:pPr>
+    </w:p>
+    <w:p>
+      <w:pPr>
+        <w:pStyle w:val="Heading2"/>
+        <w:numPr>
+          <w:ilvl w:val="1"/>
+          <w:numId w:val="3"/>
+        </w:numPr>
+      </w:pPr>
+      <w:bookmarkStart w:id="63" w:name="_Toc226368448"/>
+      <w:r>
+        <w:t>Search User</w:t>
+      </w:r>
+      <w:bookmarkEnd w:id="63"/>
+    </w:p>
+    <w:p>
+      <w:pPr>
+        <w:rPr>
+          <w:b/>
+          <w:bCs/>
+        </w:rPr>
+      </w:pPr>
+      <w:r>
+        <w:rPr>
+          <w:b/>
+          <w:bCs/>
+        </w:rPr>
+        <w:t>Encoding:</w:t>
+      </w:r>
+    </w:p>
+    <w:p>
+      <w:r>
+        <w:t>TP91ZnCn38Nl-HNMdbh4Id3WKg7LIaM20-NG0Iw8WvantQXfCcjxkfHVZoTfr4s1qpZEUywyBxaNHTRf49nw3GGTFKuKUu9t7dUCXvLraFi7-2B4ucJluuZMXmF-sf08xgZplmbUltdb7FQQE2kTYTJtViIeS7FqzBI2zvocSSs4wbFyQgqRG86vQDLzy1Jr4-aArhLyIhpFyhKjMla3nY4GL_67iYpYyw8rC3rkCE9kzcpdkDAOhFLFcrWsCncGKfGPsLDRpitPuVOkfu8LV3wD933DwC17a8Bo1_ACoXzHgUJFyekjw3BnnTAvkft3v-qudDalBCpoCYpJoIfJr_JcwCm10oh2qIDqgT-JFdFLlAvMPgySoe02-KohFVGvC2l_Ds58vI5Pe5PMuPac91pEgI_ZAzigkxsUl2MTE0fiS7pRAVkuUmdbU-S6-cjESto3AOFTaemf2Yr--g34b7_eenTTrc5jvXPQPbzu2p3955IghqLTRgdU-IN5VDot5zy1cV7KMCtWhb_Au6KCU5eimQJjcxgdE4o7y0S0</w:t>
+      </w:r>
+    </w:p>
+    <w:p/>
+    <w:p>
+      <w:pPr>
+        <w:rPr>
+          <w:b/>
+          <w:bCs/>
+        </w:rPr>
+      </w:pPr>
+      <w:r>
+        <w:rPr>
+          <w:b/>
+        </w:rPr>
+        <w:lastRenderedPageBreak/>
+        <w:drawing>
+          <wp:inline distT="0" distB="0" distL="0" distR="0" wp14:anchorId="64E75DF3" wp14:editId="7A4B3DF8">
+            <wp:extent cx="5476875" cy="2962275"/>
+            <wp:effectExtent l="0" t="0" r="9525" b="9525"/>
+            <wp:docPr id="1916708652" name="Picture 7" descr="The image depicts a sequence diagram for a user search functionality, showing the flow of actions from requesting a search, handling the request, performing the search, and then returning and displaying the results.&#10;&#10;AI-generated content may be incorrect."/>
+            <wp:cNvGraphicFramePr>
+              <a:graphicFrameLocks xmlns:a="http://schemas.openxmlformats.org/drawingml/2006/main" noChangeAspect="1"/>
+            </wp:cNvGraphicFramePr>
+            <a:graphic xmlns:a="http://schemas.openxmlformats.org/drawingml/2006/main">
+              <a:graphicData uri="http://schemas.openxmlformats.org/drawingml/2006/picture">
+                <pic:pic xmlns:pic="http://schemas.openxmlformats.org/drawingml/2006/picture">
+                  <pic:nvPicPr>
+                    <pic:cNvPr id="0" name="Picture 17" descr="The image depicts a sequence diagram for a user search functionality, showing the flow of actions from requesting a search, handling the request, performing the search, and then returning and displaying the results.&#10;&#10;AI-generated content may be incorrect."/>
+                    <pic:cNvPicPr>
+                      <a:picLocks noChangeAspect="1" noChangeArrowheads="1"/>
+                    </pic:cNvPicPr>
+                  </pic:nvPicPr>
+                  <pic:blipFill>
+                    <a:blip r:embed="rId27" cstate="print">
+                      <a:extLst>
+                        <a:ext uri="{28A0092B-C50C-407E-A947-70E740481C1C}">
+                          <a14:useLocalDpi xmlns:a14="http://schemas.microsoft.com/office/drawing/2010/main" val="0"/>
+                        </a:ext>
+                      </a:extLst>
+                    </a:blip>
+                    <a:srcRect/>
+                    <a:stretch>
+                      <a:fillRect/>
+                    </a:stretch>
+                  </pic:blipFill>
+                  <pic:spPr bwMode="auto">
+                    <a:xfrm>
+                      <a:off x="0" y="0"/>
+                      <a:ext cx="5476875" cy="2962275"/>
+                    </a:xfrm>
+                    <a:prstGeom prst="rect">
+                      <a:avLst/>
+                    </a:prstGeom>
+                    <a:noFill/>
+                    <a:ln>
+                      <a:noFill/>
+                    </a:ln>
+                  </pic:spPr>
+                </pic:pic>
+              </a:graphicData>
+            </a:graphic>
+          </wp:inline>
+        </w:drawing>
+      </w:r>
+    </w:p>
+    <w:p>
+      <w:pPr>
+        <w:rPr>
+          <w:b/>
+          <w:bCs/>
+        </w:rPr>
+      </w:pPr>
+    </w:p>
+    <w:p>
+      <w:pPr>
+        <w:rPr>
+          <w:b/>
+          <w:bCs/>
+        </w:rPr>
+      </w:pPr>
+      <w:r>
+        <w:rPr>
+          <w:b/>
+          <w:bCs/>
+        </w:rPr>
+        <w:t xml:space="preserve">Coding: </w:t>
+      </w:r>
+    </w:p>
+    <w:p>
+      <w:pPr>
+        <w:rPr>
+          <w:b/>
+          <w:bCs/>
+        </w:rPr>
+      </w:pPr>
+      <w:r>
+        <w:rPr>
+          <w:b/>
+          <w:bCs/>
+        </w:rPr>
+        <w:t>@startuml</w:t>
+      </w:r>
+    </w:p>
+    <w:p>
+      <w:pPr>
+        <w:rPr>
+          <w:b/>
+          <w:bCs/>
+        </w:rPr>
+      </w:pPr>
+      <w:r>
+        <w:rPr>
+          <w:b/>
+          <w:bCs/>
+        </w:rPr>
+        <w:t>title Sequence Diagram: Search Users</w:t>
+      </w:r>
+    </w:p>
+    <w:p>
+      <w:pPr>
+        <w:rPr>
+          <w:b/>
+          <w:bCs/>
+        </w:rPr>
+      </w:pPr>
+      <w:proofErr w:type="spellStart"/>
+      <w:r>
+        <w:rPr>
+          <w:b/>
+          <w:bCs/>
+        </w:rPr>
+        <w:t>skinparam</w:t>
+      </w:r>
+      <w:proofErr w:type="spellEnd"/>
+      <w:r>
+        <w:rPr>
+          <w:b/>
+          <w:bCs/>
+        </w:rPr>
+        <w:t xml:space="preserve"> </w:t>
+      </w:r>
+      <w:proofErr w:type="spellStart"/>
+      <w:r>
+        <w:rPr>
+          <w:b/>
+          <w:bCs/>
+        </w:rPr>
+        <w:t>maxMessageSize</w:t>
+      </w:r>
+      <w:proofErr w:type="spellEnd"/>
+      <w:r>
+        <w:rPr>
+          <w:b/>
+          <w:bCs/>
+        </w:rPr>
+        <w:t xml:space="preserve"> 150</w:t>
+      </w:r>
+    </w:p>
+    <w:p>
+      <w:pPr>
+        <w:rPr>
+          <w:b/>
+          <w:bCs/>
+        </w:rPr>
+      </w:pPr>
+    </w:p>
+    <w:p>
+      <w:pPr>
+        <w:rPr>
+          <w:b/>
+          <w:bCs/>
+        </w:rPr>
+      </w:pPr>
+      <w:r>
+        <w:rPr>
+          <w:b/>
+          <w:bCs/>
+        </w:rPr>
+        <w:t>actor User</w:t>
+      </w:r>
+    </w:p>
+    <w:p>
+      <w:pPr>
+        <w:rPr>
+          <w:b/>
+          <w:bCs/>
+        </w:rPr>
+      </w:pPr>
+      <w:r>
+        <w:rPr>
+          <w:b/>
+          <w:bCs/>
+        </w:rPr>
+        <w:t xml:space="preserve">participant "view: </w:t>
+      </w:r>
+      <w:proofErr w:type="spellStart"/>
+      <w:proofErr w:type="gramStart"/>
+      <w:r>
+        <w:rPr>
+          <w:b/>
+          <w:bCs/>
+        </w:rPr>
+        <w:t>GroupCreationView</w:t>
+      </w:r>
+      <w:proofErr w:type="spellEnd"/>
+      <w:r>
+        <w:rPr>
+          <w:b/>
+          <w:bCs/>
+        </w:rPr>
+        <w:t>" as View</w:t>
+      </w:r>
+      <w:proofErr w:type="gramEnd"/>
+    </w:p>
+    <w:p>
+      <w:pPr>
+        <w:rPr>
+          <w:b/>
+          <w:bCs/>
+        </w:rPr>
+      </w:pPr>
+      <w:r>
+        <w:rPr>
+          <w:b/>
+          <w:bCs/>
+        </w:rPr>
+        <w:t>participant "</w:t>
+      </w:r>
+      <w:proofErr w:type="spellStart"/>
+      <w:r>
+        <w:rPr>
+          <w:b/>
+          <w:bCs/>
+        </w:rPr>
+        <w:t>clientNet</w:t>
+      </w:r>
+      <w:proofErr w:type="spellEnd"/>
+      <w:r>
+        <w:rPr>
+          <w:b/>
+          <w:bCs/>
+        </w:rPr>
+        <w:t xml:space="preserve">: </w:t>
+      </w:r>
+      <w:proofErr w:type="spellStart"/>
+      <w:r>
+        <w:rPr>
+          <w:b/>
+          <w:bCs/>
+        </w:rPr>
+        <w:t>ClientNetwork</w:t>
+      </w:r>
+      <w:proofErr w:type="spellEnd"/>
+      <w:r>
+        <w:rPr>
+          <w:b/>
+          <w:bCs/>
+        </w:rPr>
+        <w:t xml:space="preserve">" as </w:t>
+      </w:r>
+      <w:proofErr w:type="spellStart"/>
+      <w:r>
+        <w:rPr>
+          <w:b/>
+          <w:bCs/>
+        </w:rPr>
+        <w:t>CNet</w:t>
+      </w:r>
+      <w:proofErr w:type="spellEnd"/>
+    </w:p>
+    <w:p>
+      <w:pPr>
+        <w:rPr>
+          <w:b/>
+          <w:bCs/>
+        </w:rPr>
+      </w:pPr>
+      <w:r>
+        <w:rPr>
+          <w:b/>
+          <w:bCs/>
+        </w:rPr>
+        <w:t xml:space="preserve">participant "handler: </w:t>
+      </w:r>
+      <w:proofErr w:type="spellStart"/>
+      <w:r>
+        <w:rPr>
+          <w:b/>
+          <w:bCs/>
+        </w:rPr>
+        <w:t>ClientHandler</w:t>
+      </w:r>
+      <w:proofErr w:type="spellEnd"/>
+      <w:r>
+        <w:rPr>
+          <w:b/>
+          <w:bCs/>
+        </w:rPr>
+        <w:t xml:space="preserve">" as </w:t>
+      </w:r>
+      <w:proofErr w:type="spellStart"/>
+      <w:r>
+        <w:rPr>
+          <w:b/>
+          <w:bCs/>
+        </w:rPr>
+        <w:t>CHandler</w:t>
+      </w:r>
+      <w:proofErr w:type="spellEnd"/>
+    </w:p>
+    <w:p>
+      <w:pPr>
+        <w:rPr>
+          <w:b/>
+          <w:bCs/>
+        </w:rPr>
+      </w:pPr>
+      <w:r>
+        <w:rPr>
+          <w:b/>
+          <w:bCs/>
+        </w:rPr>
+        <w:t>participant "</w:t>
+      </w:r>
+      <w:proofErr w:type="spellStart"/>
+      <w:r>
+        <w:rPr>
+          <w:b/>
+          <w:bCs/>
+        </w:rPr>
+        <w:t>reqManager</w:t>
+      </w:r>
+      <w:proofErr w:type="spellEnd"/>
+      <w:r>
+        <w:rPr>
+          <w:b/>
+          <w:bCs/>
+        </w:rPr>
+        <w:t xml:space="preserve">: </w:t>
+      </w:r>
+      <w:proofErr w:type="spellStart"/>
+      <w:r>
+        <w:rPr>
+          <w:b/>
+          <w:bCs/>
+        </w:rPr>
+        <w:t>RequestHandler</w:t>
+      </w:r>
+      <w:proofErr w:type="spellEnd"/>
+      <w:r>
+        <w:rPr>
+          <w:b/>
+          <w:bCs/>
+        </w:rPr>
+        <w:t xml:space="preserve">" as </w:t>
+      </w:r>
+      <w:proofErr w:type="spellStart"/>
+      <w:r>
+        <w:rPr>
+          <w:b/>
+          <w:bCs/>
+        </w:rPr>
+        <w:t>ReqHandler</w:t>
+      </w:r>
+      <w:proofErr w:type="spellEnd"/>
+    </w:p>
+    <w:p>
+      <w:pPr>
+        <w:rPr>
+          <w:b/>
+          <w:bCs/>
+        </w:rPr>
+      </w:pPr>
+      <w:r>
+        <w:rPr>
+          <w:b/>
+          <w:bCs/>
+        </w:rPr>
+        <w:t xml:space="preserve">participant "storage: </w:t>
+      </w:r>
+      <w:proofErr w:type="spellStart"/>
+      <w:r>
+        <w:rPr>
+          <w:b/>
+          <w:bCs/>
+        </w:rPr>
+        <w:t>StorageManager</w:t>
+      </w:r>
+      <w:proofErr w:type="spellEnd"/>
+      <w:r>
+        <w:rPr>
+          <w:b/>
+          <w:bCs/>
+        </w:rPr>
+        <w:t>" as Storage</w:t>
+      </w:r>
+    </w:p>
+    <w:p>
+      <w:pPr>
+        <w:rPr>
+          <w:b/>
+          <w:bCs/>
+        </w:rPr>
+      </w:pPr>
+    </w:p>
+    <w:p>
+      <w:pPr>
+        <w:rPr>
+          <w:b/>
+          <w:bCs/>
+        </w:rPr>
+      </w:pPr>
+      <w:r>
+        <w:rPr>
+          <w:b/>
+          <w:bCs/>
+        </w:rPr>
+        <w:t>User -&gt; View : Types users in search bar</w:t>
+      </w:r>
+    </w:p>
+    <w:p>
+      <w:pPr>
+        <w:rPr>
+          <w:b/>
+          <w:bCs/>
+        </w:rPr>
+      </w:pPr>
+      <w:r>
+        <w:rPr>
+          <w:b/>
+          <w:bCs/>
+        </w:rPr>
+        <w:t>activate View</w:t>
+      </w:r>
+    </w:p>
+    <w:p>
+      <w:pPr>
+        <w:rPr>
+          <w:b/>
+          <w:bCs/>
+        </w:rPr>
+      </w:pPr>
+      <w:r>
+        <w:rPr>
+          <w:b/>
+          <w:bCs/>
+        </w:rPr>
+        <w:t xml:space="preserve">View -&gt; View : </w:t>
+      </w:r>
+      <w:proofErr w:type="spellStart"/>
+      <w:r>
+        <w:rPr>
+          <w:b/>
+          <w:bCs/>
+        </w:rPr>
+        <w:t>searchUsers</w:t>
+      </w:r>
+      <w:proofErr w:type="spellEnd"/>
+      <w:r>
+        <w:rPr>
+          <w:b/>
+          <w:bCs/>
+        </w:rPr>
+        <w:t>()</w:t>
+      </w:r>
+    </w:p>
+    <w:p>
+      <w:pPr>
+        <w:rPr>
+          <w:b/>
+          <w:bCs/>
+        </w:rPr>
+      </w:pPr>
+    </w:p>
+    <w:p>
+      <w:pPr>
+        <w:rPr>
+          <w:b/>
+          <w:bCs/>
+        </w:rPr>
+      </w:pPr>
+    </w:p>
+    <w:p>
+      <w:pPr>
+        <w:rPr>
+          <w:b/>
+          <w:bCs/>
+        </w:rPr>
+      </w:pPr>
+      <w:r>
+        <w:rPr>
+          <w:b/>
+          <w:bCs/>
+        </w:rPr>
+        <w:t xml:space="preserve">View -&gt; </w:t>
+      </w:r>
+      <w:proofErr w:type="spellStart"/>
+      <w:r>
+        <w:rPr>
+          <w:b/>
+          <w:bCs/>
+        </w:rPr>
+        <w:t>CNet</w:t>
+      </w:r>
+      <w:proofErr w:type="spellEnd"/>
+      <w:r>
+        <w:rPr>
+          <w:b/>
+          <w:bCs/>
+        </w:rPr>
+        <w:t xml:space="preserve"> : </w:t>
+      </w:r>
+      <w:proofErr w:type="spellStart"/>
+      <w:r>
+        <w:rPr>
+          <w:b/>
+          <w:bCs/>
+        </w:rPr>
+        <w:t>sendMessage</w:t>
+      </w:r>
+      <w:proofErr w:type="spellEnd"/>
+      <w:r>
+        <w:rPr>
+          <w:b/>
+          <w:bCs/>
+        </w:rPr>
+        <w:t>(req)</w:t>
+      </w:r>
+    </w:p>
+    <w:p>
+      <w:pPr>
+        <w:rPr>
+          <w:b/>
+          <w:bCs/>
+        </w:rPr>
+      </w:pPr>
+      <w:r>
+        <w:rPr>
+          <w:b/>
+          <w:bCs/>
+        </w:rPr>
+        <w:t xml:space="preserve">activate </w:t>
+      </w:r>
+      <w:proofErr w:type="spellStart"/>
+      <w:r>
+        <w:rPr>
+          <w:b/>
+          <w:bCs/>
+        </w:rPr>
+        <w:t>CNet</w:t>
+      </w:r>
+      <w:proofErr w:type="spellEnd"/>
+    </w:p>
+    <w:p>
+      <w:pPr>
+        <w:rPr>
+          <w:b/>
+          <w:bCs/>
+        </w:rPr>
+      </w:pPr>
+      <w:proofErr w:type="spellStart"/>
+      <w:r>
+        <w:rPr>
+          <w:b/>
+          <w:bCs/>
+        </w:rPr>
+        <w:t>CNet</w:t>
+      </w:r>
+      <w:proofErr w:type="spellEnd"/>
+      <w:r>
+        <w:rPr>
+          <w:b/>
+          <w:bCs/>
+        </w:rPr>
+        <w:t xml:space="preserve"> -&gt; </w:t>
+      </w:r>
+      <w:proofErr w:type="spellStart"/>
+      <w:r>
+        <w:rPr>
+          <w:b/>
+          <w:bCs/>
+        </w:rPr>
+        <w:t>CHandler</w:t>
+      </w:r>
+      <w:proofErr w:type="spellEnd"/>
+      <w:r>
+        <w:rPr>
+          <w:b/>
+          <w:bCs/>
+        </w:rPr>
+        <w:t xml:space="preserve"> : Send data via Socket</w:t>
+      </w:r>
+    </w:p>
+    <w:p>
+      <w:pPr>
+        <w:rPr>
+          <w:b/>
+          <w:bCs/>
+        </w:rPr>
+      </w:pPr>
+      <w:r>
+        <w:rPr>
+          <w:b/>
+          <w:bCs/>
+        </w:rPr>
+        <w:t xml:space="preserve">activate </w:t>
+      </w:r>
+      <w:proofErr w:type="spellStart"/>
+      <w:r>
+        <w:rPr>
+          <w:b/>
+          <w:bCs/>
+        </w:rPr>
+        <w:t>CHandler</w:t>
+      </w:r>
+      <w:proofErr w:type="spellEnd"/>
+    </w:p>
+    <w:p>
+      <w:pPr>
+        <w:rPr>
+          <w:b/>
+          <w:bCs/>
+        </w:rPr>
+      </w:pPr>
+    </w:p>
+    <w:p>
+      <w:pPr>
+        <w:rPr>
+          <w:b/>
+          <w:bCs/>
+        </w:rPr>
+      </w:pPr>
+      <w:proofErr w:type="spellStart"/>
+      <w:r>
+        <w:rPr>
+          <w:b/>
+          <w:bCs/>
+        </w:rPr>
+        <w:t>CHandler</w:t>
+      </w:r>
+      <w:proofErr w:type="spellEnd"/>
+      <w:r>
+        <w:rPr>
+          <w:b/>
+          <w:bCs/>
+        </w:rPr>
+        <w:t xml:space="preserve"> -&gt; </w:t>
+      </w:r>
+      <w:proofErr w:type="spellStart"/>
+      <w:r>
+        <w:rPr>
+          <w:b/>
+          <w:bCs/>
+        </w:rPr>
+        <w:t>ReqHandler</w:t>
+      </w:r>
+      <w:proofErr w:type="spellEnd"/>
+      <w:r>
+        <w:rPr>
+          <w:b/>
+          <w:bCs/>
+        </w:rPr>
+        <w:t xml:space="preserve"> : </w:t>
+      </w:r>
+      <w:proofErr w:type="spellStart"/>
+      <w:r>
+        <w:rPr>
+          <w:b/>
+          <w:bCs/>
+        </w:rPr>
+        <w:t>handleRequest</w:t>
+      </w:r>
+      <w:proofErr w:type="spellEnd"/>
+      <w:r>
+        <w:rPr>
+          <w:b/>
+          <w:bCs/>
+        </w:rPr>
+        <w:t>(req)</w:t>
+      </w:r>
+    </w:p>
+    <w:p>
+      <w:pPr>
+        <w:rPr>
+          <w:b/>
+          <w:bCs/>
+        </w:rPr>
+      </w:pPr>
+      <w:r>
+        <w:rPr>
+          <w:b/>
+          <w:bCs/>
+        </w:rPr>
+        <w:t xml:space="preserve">activate </w:t>
+      </w:r>
+      <w:proofErr w:type="spellStart"/>
+      <w:r>
+        <w:rPr>
+          <w:b/>
+          <w:bCs/>
+        </w:rPr>
+        <w:t>ReqHandler</w:t>
+      </w:r>
+      <w:proofErr w:type="spellEnd"/>
+    </w:p>
+    <w:p>
+      <w:pPr>
+        <w:rPr>
+          <w:b/>
+          <w:bCs/>
+        </w:rPr>
+      </w:pPr>
+      <w:proofErr w:type="spellStart"/>
+      <w:r>
+        <w:rPr>
+          <w:b/>
+          <w:bCs/>
+        </w:rPr>
+        <w:t>ReqHandler</w:t>
+      </w:r>
+      <w:proofErr w:type="spellEnd"/>
+      <w:r>
+        <w:rPr>
+          <w:b/>
+          <w:bCs/>
+        </w:rPr>
+        <w:t xml:space="preserve"> -&gt; </w:t>
+      </w:r>
+      <w:proofErr w:type="spellStart"/>
+      <w:r>
+        <w:rPr>
+          <w:b/>
+          <w:bCs/>
+        </w:rPr>
+        <w:t>ReqHandler</w:t>
+      </w:r>
+      <w:proofErr w:type="spellEnd"/>
+      <w:r>
+        <w:rPr>
+          <w:b/>
+          <w:bCs/>
+        </w:rPr>
+        <w:t xml:space="preserve"> : </w:t>
+      </w:r>
+      <w:proofErr w:type="spellStart"/>
+      <w:r>
+        <w:rPr>
+          <w:b/>
+          <w:bCs/>
+        </w:rPr>
+        <w:t>doSearch</w:t>
+      </w:r>
+      <w:proofErr w:type="spellEnd"/>
+      <w:r>
+        <w:rPr>
+          <w:b/>
+          <w:bCs/>
+        </w:rPr>
+        <w:t>()</w:t>
+      </w:r>
+    </w:p>
+    <w:p>
+      <w:pPr>
+        <w:rPr>
+          <w:b/>
+          <w:bCs/>
+        </w:rPr>
+      </w:pPr>
+    </w:p>
+    <w:p>
+      <w:pPr>
+        <w:rPr>
+          <w:b/>
+          <w:bCs/>
+        </w:rPr>
+      </w:pPr>
+      <w:proofErr w:type="spellStart"/>
+      <w:r>
+        <w:rPr>
+          <w:b/>
+          <w:bCs/>
+        </w:rPr>
+        <w:t>ReqHandler</w:t>
+      </w:r>
+      <w:proofErr w:type="spellEnd"/>
+      <w:r>
+        <w:rPr>
+          <w:b/>
+          <w:bCs/>
+        </w:rPr>
+        <w:t xml:space="preserve"> -&gt; Storage : </w:t>
+      </w:r>
+      <w:proofErr w:type="spellStart"/>
+      <w:r>
+        <w:rPr>
+          <w:b/>
+          <w:bCs/>
+        </w:rPr>
+        <w:t>loadUsers</w:t>
+      </w:r>
+      <w:proofErr w:type="spellEnd"/>
+      <w:r>
+        <w:rPr>
+          <w:b/>
+          <w:bCs/>
+        </w:rPr>
+        <w:t>()</w:t>
+      </w:r>
+    </w:p>
+    <w:p>
+      <w:pPr>
+        <w:rPr>
+          <w:b/>
+          <w:bCs/>
+        </w:rPr>
+      </w:pPr>
+      <w:r>
+        <w:rPr>
+          <w:b/>
+          <w:bCs/>
+        </w:rPr>
+        <w:t>activate Storage</w:t>
+      </w:r>
+    </w:p>
+    <w:p>
+      <w:pPr>
+        <w:rPr>
+          <w:b/>
+          <w:bCs/>
+        </w:rPr>
+      </w:pPr>
+      <w:r>
+        <w:rPr>
+          <w:b/>
+          <w:bCs/>
+        </w:rPr>
+        <w:t xml:space="preserve">Storage --&gt; </w:t>
+      </w:r>
+      <w:proofErr w:type="spellStart"/>
+      <w:r>
+        <w:rPr>
+          <w:b/>
+          <w:bCs/>
+        </w:rPr>
+        <w:t>ReqHandler</w:t>
+      </w:r>
+      <w:proofErr w:type="spellEnd"/>
+      <w:r>
+        <w:rPr>
+          <w:b/>
+          <w:bCs/>
+        </w:rPr>
+        <w:t xml:space="preserve"> : Returns Map&lt;String, String&gt;</w:t>
+      </w:r>
+    </w:p>
+    <w:p>
+      <w:pPr>
+        <w:rPr>
+          <w:b/>
+          <w:bCs/>
+        </w:rPr>
+      </w:pPr>
+      <w:r>
+        <w:rPr>
+          <w:b/>
+          <w:bCs/>
+        </w:rPr>
+        <w:t>deactivate Storage</w:t>
+      </w:r>
+    </w:p>
+    <w:p>
+      <w:pPr>
+        <w:rPr>
+          <w:b/>
+          <w:bCs/>
+        </w:rPr>
+      </w:pPr>
+    </w:p>
+    <w:p>
+      <w:pPr>
+        <w:rPr>
+          <w:b/>
+          <w:bCs/>
+        </w:rPr>
+      </w:pPr>
+    </w:p>
+    <w:p>
+      <w:pPr>
+        <w:rPr>
+          <w:b/>
+          <w:bCs/>
+        </w:rPr>
+      </w:pPr>
+      <w:proofErr w:type="spellStart"/>
+      <w:r>
+        <w:rPr>
+          <w:b/>
+          <w:bCs/>
+        </w:rPr>
+        <w:t>ReqHandler</w:t>
+      </w:r>
+      <w:proofErr w:type="spellEnd"/>
+      <w:r>
+        <w:rPr>
+          <w:b/>
+          <w:bCs/>
+        </w:rPr>
+        <w:t xml:space="preserve"> -&gt; </w:t>
+      </w:r>
+      <w:proofErr w:type="spellStart"/>
+      <w:r>
+        <w:rPr>
+          <w:b/>
+          <w:bCs/>
+        </w:rPr>
+        <w:t>CHandler</w:t>
+      </w:r>
+      <w:proofErr w:type="spellEnd"/>
+      <w:r>
+        <w:rPr>
+          <w:b/>
+          <w:bCs/>
+        </w:rPr>
+        <w:t xml:space="preserve"> : </w:t>
+      </w:r>
+      <w:proofErr w:type="spellStart"/>
+      <w:r>
+        <w:rPr>
+          <w:b/>
+          <w:bCs/>
+        </w:rPr>
+        <w:t>sendResponse</w:t>
+      </w:r>
+      <w:proofErr w:type="spellEnd"/>
+      <w:r>
+        <w:rPr>
+          <w:b/>
+          <w:bCs/>
+        </w:rPr>
+        <w:t>(</w:t>
+      </w:r>
+      <w:proofErr w:type="spellStart"/>
+      <w:r>
+        <w:rPr>
+          <w:b/>
+          <w:bCs/>
+        </w:rPr>
+        <w:t>filteredUserList</w:t>
+      </w:r>
+      <w:proofErr w:type="spellEnd"/>
+      <w:r>
+        <w:rPr>
+          <w:b/>
+          <w:bCs/>
+        </w:rPr>
+        <w:t>)</w:t>
+      </w:r>
+    </w:p>
+    <w:p>
+      <w:pPr>
+        <w:rPr>
+          <w:b/>
+          <w:bCs/>
+        </w:rPr>
+      </w:pPr>
+      <w:r>
+        <w:rPr>
+          <w:b/>
+          <w:bCs/>
+        </w:rPr>
+        <w:lastRenderedPageBreak/>
+        <w:t xml:space="preserve">deactivate </w:t>
+      </w:r>
+      <w:proofErr w:type="spellStart"/>
+      <w:r>
+        <w:rPr>
+          <w:b/>
+          <w:bCs/>
+        </w:rPr>
+        <w:t>ReqHandler</w:t>
+      </w:r>
+      <w:proofErr w:type="spellEnd"/>
+    </w:p>
+    <w:p>
+      <w:pPr>
+        <w:rPr>
+          <w:b/>
+          <w:bCs/>
+        </w:rPr>
+      </w:pPr>
+    </w:p>
+    <w:p>
+      <w:pPr>
+        <w:rPr>
+          <w:b/>
+          <w:bCs/>
+        </w:rPr>
+      </w:pPr>
+      <w:proofErr w:type="spellStart"/>
+      <w:r>
+        <w:rPr>
+          <w:b/>
+          <w:bCs/>
+        </w:rPr>
+        <w:t>CHandler</w:t>
+      </w:r>
+      <w:proofErr w:type="spellEnd"/>
+      <w:r>
+        <w:rPr>
+          <w:b/>
+          <w:bCs/>
+        </w:rPr>
+        <w:t xml:space="preserve"> -&gt; </w:t>
+      </w:r>
+      <w:proofErr w:type="spellStart"/>
+      <w:r>
+        <w:rPr>
+          <w:b/>
+          <w:bCs/>
+        </w:rPr>
+        <w:t>CNet</w:t>
+      </w:r>
+      <w:proofErr w:type="spellEnd"/>
+      <w:r>
+        <w:rPr>
+          <w:b/>
+          <w:bCs/>
+        </w:rPr>
+        <w:t xml:space="preserve"> : Sends results</w:t>
+      </w:r>
+    </w:p>
+    <w:p>
+      <w:pPr>
+        <w:rPr>
+          <w:b/>
+          <w:bCs/>
+        </w:rPr>
+      </w:pPr>
+      <w:r>
+        <w:rPr>
+          <w:b/>
+          <w:bCs/>
+        </w:rPr>
+        <w:t xml:space="preserve">deactivate </w:t>
+      </w:r>
+      <w:proofErr w:type="spellStart"/>
+      <w:r>
+        <w:rPr>
+          <w:b/>
+          <w:bCs/>
+        </w:rPr>
+        <w:t>CHandler</w:t>
+      </w:r>
+      <w:proofErr w:type="spellEnd"/>
+    </w:p>
+    <w:p>
+      <w:pPr>
+        <w:rPr>
+          <w:b/>
+          <w:bCs/>
+        </w:rPr>
+      </w:pPr>
+    </w:p>
+    <w:p>
+      <w:pPr>
+        <w:rPr>
+          <w:b/>
+          <w:bCs/>
+        </w:rPr>
+      </w:pPr>
+      <w:proofErr w:type="spellStart"/>
+      <w:r>
+        <w:rPr>
+          <w:b/>
+          <w:bCs/>
+        </w:rPr>
+        <w:t>CNet</w:t>
+      </w:r>
+      <w:proofErr w:type="spellEnd"/>
+      <w:r>
+        <w:rPr>
+          <w:b/>
+          <w:bCs/>
+        </w:rPr>
+        <w:t xml:space="preserve"> --&gt; View : Returns User[*] array</w:t>
+      </w:r>
+    </w:p>
+    <w:p>
+      <w:pPr>
+        <w:rPr>
+          <w:b/>
+          <w:bCs/>
+        </w:rPr>
+      </w:pPr>
+      <w:r>
+        <w:rPr>
+          <w:b/>
+          <w:bCs/>
+        </w:rPr>
+        <w:t xml:space="preserve">deactivate </w:t>
+      </w:r>
+      <w:proofErr w:type="spellStart"/>
+      <w:r>
+        <w:rPr>
+          <w:b/>
+          <w:bCs/>
+        </w:rPr>
+        <w:t>CNet</w:t>
+      </w:r>
+      <w:proofErr w:type="spellEnd"/>
+    </w:p>
+    <w:p>
+      <w:pPr>
+        <w:rPr>
+          <w:b/>
+          <w:bCs/>
+        </w:rPr>
+      </w:pPr>
+    </w:p>
+    <w:p>
+      <w:pPr>
+        <w:rPr>
+          <w:b/>
+          <w:bCs/>
+        </w:rPr>
+      </w:pPr>
+      <w:r>
+        <w:rPr>
+          <w:b/>
+          <w:bCs/>
+        </w:rPr>
+        <w:t xml:space="preserve">View -&gt; View : display() </w:t>
+      </w:r>
+    </w:p>
+    <w:p>
+      <w:pPr>
+        <w:rPr>
+          <w:b/>
+          <w:bCs/>
+        </w:rPr>
+      </w:pPr>
+      <w:r>
+        <w:rPr>
+          <w:b/>
+          <w:bCs/>
+        </w:rPr>
+        <w:t>deactivate View</w:t>
+      </w:r>
+    </w:p>
+    <w:p>
+      <w:pPr>
+        <w:rPr>
+          <w:b/>
+          <w:bCs/>
+        </w:rPr>
+      </w:pPr>
+      <w:r>
+        <w:rPr>
+          <w:b/>
+          <w:bCs/>
+        </w:rPr>
+        <w:t>@enduml</w:t>
+      </w:r>
+    </w:p>
+    <w:p>
+      <w:pPr>
+        <w:rPr>
+          <w:b/>
+          <w:bCs/>
+        </w:rPr>
+      </w:pPr>
+    </w:p>
+    <w:p>
+      <w:pPr>
+        <w:rPr>
+          <w:b/>
+          <w:bCs/>
+        </w:rPr>
+      </w:pPr>
+    </w:p>
+    <w:p>
+      <w:pPr>
+        <w:rPr>
+          <w:b/>
+          <w:bCs/>
+        </w:rPr>
+      </w:pPr>
+    </w:p>
+    <w:p>
+      <w:pPr>
+        <w:pStyle w:val="Heading2"/>
+        <w:numPr>
+          <w:ilvl w:val="1"/>
+          <w:numId w:val="3"/>
+        </w:numPr>
+      </w:pPr>
+      <w:bookmarkStart w:id="64" w:name="_Toc226368449"/>
+      <w:r>
+        <w:t>Register Users</w:t>
+      </w:r>
+      <w:bookmarkEnd w:id="64"/>
+    </w:p>
+    <w:p>
+      <w:pPr>
+        <w:rPr>
+          <w:b/>
+          <w:bCs/>
+        </w:rPr>
+      </w:pPr>
+      <w:r>
+        <w:rPr>
+          <w:b/>
+          <w:bCs/>
+        </w:rPr>
+        <w:t xml:space="preserve">Encoding: </w:t>
+      </w:r>
+    </w:p>
+    <w:p>
+      <w:r>
+        <w:t>TLFDRXen4BxlKumuL8kKlC0UgbGKgKWbgY3jVRexR2oCJJnUQD--Ow-Dx2PS4lzyF_YRRv_Oe_FJIJTUUKsmfxU9J4_mLU7eyDJ1ZaR5dXpyP79DWxst3XQRbxXV039iNkBLMOHKhyveF2paB-bEhbRMU6VrZx3_fUYQ665PCtgjoFXdyXsiyl9gtJ4ILhAfuQze1aqkWx_DsncSDZN1qTiM3Ow1imklv8eaHn_ISFAlNNph5rcHaHlqTkQ4anhDSYKM7UpdHNACw7HK4xGTuo_wBl-L6GjyF0g9p_72u-SK6tImDfuSWv7D97S6JmIVu8pCajZm099bV-JRwCBGr0KzvU2JK2df4lQPhi6kNJPD0Glv2uZ935jYnf5QoNDv4vu75562pWCGnbuOCA17k2Y4lUsFv0jMZhp9Aw6dKII1USvfOBLfEJDPtbCORCv17bK3umIXYo6k_mY6svndOHF7796F_sixyfCp30VKJ70Z0rvGQVojwPvZZZjcdMaFjn4kx_ZnrFV4t0nK_xhQ95Sj4F12TpsoHiOtcVVEzw0qHQsXjCwqsZqLLrXIxeqvs7P-h4Elh5bVoFWjZuLxAdgYbTvPPInzCw6qBLkNUheZFbl3rARCu2IcfKfcb_NBNK_DPN19fQplGEyBdBfVVb6xr8tiVz0uLbnXD1zzYeFYiyQ_xH8AUBfkdiWCqqd_0m00</w:t>
+      </w:r>
+    </w:p>
+    <w:p/>
+    <w:p>
+      <w:r>
+        <w:drawing>
+          <wp:inline distT="0" distB="0" distL="0" distR="0" wp14:anchorId="1B0C30C9" wp14:editId="3272D467">
+            <wp:extent cx="5486400" cy="2257425"/>
+            <wp:effectExtent l="0" t="0" r="0" b="9525"/>
+            <wp:docPr id="1709612433" name="Picture 6" descr="A diagram illustrating a user registering an account, checking for username availability, saving the user, and logging the event, with each step communicating through a network socket.&#10;&#10;AI-generated content may be incorrect."/>
+            <wp:cNvGraphicFramePr>
+              <a:graphicFrameLocks xmlns:a="http://schemas.openxmlformats.org/drawingml/2006/main" noChangeAspect="1"/>
+            </wp:cNvGraphicFramePr>
+            <a:graphic xmlns:a="http://schemas.openxmlformats.org/drawingml/2006/main">
+              <a:graphicData uri="http://schemas.openxmlformats.org/drawingml/2006/picture">
+                <pic:pic xmlns:pic="http://schemas.openxmlformats.org/drawingml/2006/picture">
+                  <pic:nvPicPr>
+                    <pic:cNvPr id="0" name="Picture 1" descr="A diagram illustrating a user registering an account, checking for username availability, saving the user, and logging the event, with each step communicating through a network socket.&#10;&#10;AI-generated content may be incorrect."/>
+                    <pic:cNvPicPr>
+                      <a:picLocks noChangeAspect="1" noChangeArrowheads="1"/>
+                    </pic:cNvPicPr>
+                  </pic:nvPicPr>
+                  <pic:blipFill>
+                    <a:blip r:embed="rId28" cstate="print">
+                      <a:extLst>
+                        <a:ext uri="{28A0092B-C50C-407E-A947-70E740481C1C}">
+                          <a14:useLocalDpi xmlns:a14="http://schemas.microsoft.com/office/drawing/2010/main" val="0"/>
+                        </a:ext>
+                      </a:extLst>
+                    </a:blip>
+                    <a:srcRect/>
+                    <a:stretch>
+                      <a:fillRect/>
+                    </a:stretch>
+                  </pic:blipFill>
+                  <pic:spPr bwMode="auto">
+                    <a:xfrm>
+                      <a:off x="0" y="0"/>
+                      <a:ext cx="5486400" cy="2257425"/>
+                    </a:xfrm>
+                    <a:prstGeom prst="rect">
+                      <a:avLst/>
+                    </a:prstGeom>
+                    <a:noFill/>
+                    <a:ln>
+                      <a:noFill/>
+                    </a:ln>
+                  </pic:spPr>
+                </pic:pic>
+              </a:graphicData>
+            </a:graphic>
+          </wp:inline>
+        </w:drawing>
+      </w:r>
+    </w:p>
+    <w:p/>
+    <w:p>
+      <w:pPr>
+        <w:rPr>
+          <w:b/>
+          <w:bCs/>
+        </w:rPr>
+      </w:pPr>
+      <w:r>
+        <w:rPr>
+          <w:b/>
+          <w:bCs/>
+        </w:rPr>
+        <w:t>Coding:</w:t>
+      </w:r>
+    </w:p>
+    <w:p>
+      <w:r>
+        <w:t>@startuml</w:t>
+      </w:r>
+    </w:p>
+    <w:p>
+      <w:r>
+        <w:t>title Sequence Diagram: Register User</w:t>
+      </w:r>
+    </w:p>
+    <w:p/>
+    <w:p>
+      <w:r>
+        <w:t xml:space="preserve">actor "IT User" as </w:t>
+      </w:r>
+      <w:proofErr w:type="spellStart"/>
+      <w:r>
+        <w:t>ITUser</w:t>
+      </w:r>
+      <w:proofErr w:type="spellEnd"/>
+    </w:p>
+    <w:p>
+      <w:r>
+        <w:t xml:space="preserve">participant "panel: </w:t>
+      </w:r>
+      <w:proofErr w:type="spellStart"/>
+      <w:r>
+        <w:t>ITControlPanelView</w:t>
+      </w:r>
+      <w:proofErr w:type="spellEnd"/>
+      <w:r>
+        <w:t xml:space="preserve">" as </w:t>
+      </w:r>
+      <w:proofErr w:type="spellStart"/>
+      <w:r>
+        <w:t>ITView</w:t>
+      </w:r>
+      <w:proofErr w:type="spellEnd"/>
+    </w:p>
+    <w:p>
+      <w:r>
+        <w:t>participant "</w:t>
+      </w:r>
+      <w:proofErr w:type="spellStart"/>
+      <w:r>
+        <w:t>clientNet</w:t>
+      </w:r>
+      <w:proofErr w:type="spellEnd"/>
+      <w:r>
+        <w:t xml:space="preserve">: </w:t>
+      </w:r>
+      <w:proofErr w:type="spellStart"/>
+      <w:r>
+        <w:t>ClientNetwork</w:t>
+      </w:r>
+      <w:proofErr w:type="spellEnd"/>
+      <w:r>
+        <w:t xml:space="preserve">" as </w:t>
+      </w:r>
+      <w:proofErr w:type="spellStart"/>
+      <w:r>
+        <w:t>CNet</w:t>
+      </w:r>
+      <w:proofErr w:type="spellEnd"/>
+    </w:p>
+    <w:p>
+      <w:r>
+        <w:lastRenderedPageBreak/>
+        <w:t xml:space="preserve">participant "handler: </w:t>
+      </w:r>
+      <w:proofErr w:type="spellStart"/>
+      <w:r>
+        <w:t>ClientHandler</w:t>
+      </w:r>
+      <w:proofErr w:type="spellEnd"/>
+      <w:r>
+        <w:t xml:space="preserve">" as </w:t>
+      </w:r>
+      <w:proofErr w:type="spellStart"/>
+      <w:r>
+        <w:t>CHandler</w:t>
+      </w:r>
+      <w:proofErr w:type="spellEnd"/>
+    </w:p>
+    <w:p>
+      <w:r>
+        <w:t>participant "</w:t>
+      </w:r>
+      <w:proofErr w:type="spellStart"/>
+      <w:r>
+        <w:t>reqManager</w:t>
+      </w:r>
+      <w:proofErr w:type="spellEnd"/>
+      <w:r>
+        <w:t xml:space="preserve">: </w:t>
+      </w:r>
+      <w:proofErr w:type="spellStart"/>
+      <w:r>
+        <w:t>RequestHandler</w:t>
+      </w:r>
+      <w:proofErr w:type="spellEnd"/>
+      <w:r>
+        <w:t xml:space="preserve">" as </w:t>
+      </w:r>
+      <w:proofErr w:type="spellStart"/>
+      <w:r>
+        <w:t>ReqHandler</w:t>
+      </w:r>
+      <w:proofErr w:type="spellEnd"/>
+    </w:p>
+    <w:p>
+      <w:r>
+        <w:t xml:space="preserve">participant "auth: </w:t>
+      </w:r>
+      <w:proofErr w:type="spellStart"/>
+      <w:r>
+        <w:t>UserAuthenticator</w:t>
+      </w:r>
+      <w:proofErr w:type="spellEnd"/>
+      <w:r>
+        <w:t>" as Auth</w:t>
+      </w:r>
+    </w:p>
+    <w:p>
+      <w:r>
+        <w:t xml:space="preserve">participant "storage: </w:t>
+      </w:r>
+      <w:proofErr w:type="spellStart"/>
+      <w:r>
+        <w:t>StorageManager</w:t>
+      </w:r>
+      <w:proofErr w:type="spellEnd"/>
+      <w:r>
+        <w:t>" as Storage</w:t>
+      </w:r>
+    </w:p>
+    <w:p>
+      <w:r>
+        <w:t xml:space="preserve">participant "logger: </w:t>
+      </w:r>
+      <w:proofErr w:type="spellStart"/>
+      <w:r>
+        <w:t>LoggingManager</w:t>
+      </w:r>
+      <w:proofErr w:type="spellEnd"/>
+      <w:r>
+        <w:t>" as Logger</w:t>
+      </w:r>
+    </w:p>
+    <w:p/>
+    <w:p>
+      <w:proofErr w:type="spellStart"/>
+      <w:r>
+        <w:t>ITUser</w:t>
+      </w:r>
+      <w:proofErr w:type="spellEnd"/>
+      <w:r>
+        <w:t xml:space="preserve"> -&gt; </w:t>
+      </w:r>
+      <w:proofErr w:type="spellStart"/>
+      <w:r>
+        <w:t>ITView</w:t>
+      </w:r>
+      <w:proofErr w:type="spellEnd"/>
+      <w:r>
+        <w:t xml:space="preserve"> : Enters new username &amp; password, clicks Register</w:t>
+      </w:r>
+    </w:p>
+    <w:p>
+      <w:r>
+        <w:t xml:space="preserve">activate </w:t>
+      </w:r>
+      <w:proofErr w:type="spellStart"/>
+      <w:r>
+        <w:t>ITView</w:t>
+      </w:r>
+      <w:proofErr w:type="spellEnd"/>
+    </w:p>
+    <w:p>
+      <w:proofErr w:type="spellStart"/>
+      <w:r>
+        <w:t>ITView</w:t>
+      </w:r>
+      <w:proofErr w:type="spellEnd"/>
+      <w:r>
+        <w:t xml:space="preserve"> -&gt; </w:t>
+      </w:r>
+      <w:proofErr w:type="spellStart"/>
+      <w:r>
+        <w:t>ITView</w:t>
+      </w:r>
+      <w:proofErr w:type="spellEnd"/>
+      <w:r>
+        <w:t xml:space="preserve"> : </w:t>
+      </w:r>
+      <w:proofErr w:type="spellStart"/>
+      <w:r>
+        <w:t>registerNewUser</w:t>
+      </w:r>
+      <w:proofErr w:type="spellEnd"/>
+      <w:r>
+        <w:t>()</w:t>
+      </w:r>
+    </w:p>
+    <w:p/>
+    <w:p/>
+    <w:p>
+      <w:proofErr w:type="spellStart"/>
+      <w:r>
+        <w:t>ITView</w:t>
+      </w:r>
+      <w:proofErr w:type="spellEnd"/>
+      <w:r>
+        <w:t xml:space="preserve"> -&gt; </w:t>
+      </w:r>
+      <w:proofErr w:type="spellStart"/>
+      <w:r>
+        <w:t>CNet</w:t>
+      </w:r>
+      <w:proofErr w:type="spellEnd"/>
+      <w:r>
+        <w:t xml:space="preserve"> : </w:t>
+      </w:r>
+      <w:proofErr w:type="spellStart"/>
+      <w:r>
+        <w:t>sendMessage</w:t>
+      </w:r>
+      <w:proofErr w:type="spellEnd"/>
+      <w:r>
+        <w:t>(req)</w:t>
+      </w:r>
+    </w:p>
+    <w:p>
+      <w:r>
+        <w:t xml:space="preserve">activate </w:t>
+      </w:r>
+      <w:proofErr w:type="spellStart"/>
+      <w:r>
+        <w:t>CNet</w:t>
+      </w:r>
+      <w:proofErr w:type="spellEnd"/>
+    </w:p>
+    <w:p>
+      <w:proofErr w:type="spellStart"/>
+      <w:r>
+        <w:t>CNet</w:t>
+      </w:r>
+      <w:proofErr w:type="spellEnd"/>
+      <w:r>
+        <w:t xml:space="preserve"> -&gt; </w:t>
+      </w:r>
+      <w:proofErr w:type="spellStart"/>
+      <w:r>
+        <w:t>CHandler</w:t>
+      </w:r>
+      <w:proofErr w:type="spellEnd"/>
+      <w:r>
+        <w:t xml:space="preserve"> : Send data via Socket</w:t>
+      </w:r>
+    </w:p>
+    <w:p>
+      <w:r>
+        <w:t xml:space="preserve">activate </w:t>
+      </w:r>
+      <w:proofErr w:type="spellStart"/>
+      <w:r>
+        <w:t>CHandler</w:t>
+      </w:r>
+      <w:proofErr w:type="spellEnd"/>
+    </w:p>
+    <w:p/>
+    <w:p>
+      <w:proofErr w:type="spellStart"/>
+      <w:r>
+        <w:t>CHandler</w:t>
+      </w:r>
+      <w:proofErr w:type="spellEnd"/>
+      <w:r>
+        <w:t xml:space="preserve"> -&gt; </w:t>
+      </w:r>
+      <w:proofErr w:type="spellStart"/>
+      <w:r>
+        <w:t>ReqHandler</w:t>
+      </w:r>
+      <w:proofErr w:type="spellEnd"/>
+      <w:r>
+        <w:t xml:space="preserve"> : </w:t>
+      </w:r>
+      <w:proofErr w:type="spellStart"/>
+      <w:r>
+        <w:t>handleRequest</w:t>
+      </w:r>
+      <w:proofErr w:type="spellEnd"/>
+      <w:r>
+        <w:t>(req)</w:t>
+      </w:r>
+    </w:p>
+    <w:p>
+      <w:r>
+        <w:t xml:space="preserve">activate </w:t>
+      </w:r>
+      <w:proofErr w:type="spellStart"/>
+      <w:r>
+        <w:t>ReqHandler</w:t>
+      </w:r>
+      <w:proofErr w:type="spellEnd"/>
+    </w:p>
+    <w:p>
+      <w:proofErr w:type="spellStart"/>
+      <w:r>
+        <w:t>ReqHandler</w:t>
+      </w:r>
+      <w:proofErr w:type="spellEnd"/>
+      <w:r>
+        <w:t xml:space="preserve"> -&gt; </w:t>
+      </w:r>
+      <w:proofErr w:type="spellStart"/>
+      <w:r>
+        <w:t>ReqHandler</w:t>
+      </w:r>
+      <w:proofErr w:type="spellEnd"/>
+      <w:r>
+        <w:t xml:space="preserve"> : </w:t>
+      </w:r>
+      <w:proofErr w:type="spellStart"/>
+      <w:r>
+        <w:t>doRegister</w:t>
+      </w:r>
+      <w:proofErr w:type="spellEnd"/>
+      <w:r>
+        <w:t>()</w:t>
+      </w:r>
+    </w:p>
+    <w:p/>
+    <w:p>
+      <w:proofErr w:type="spellStart"/>
+      <w:r>
+        <w:t>ReqHandler</w:t>
+      </w:r>
+      <w:proofErr w:type="spellEnd"/>
+      <w:r>
+        <w:t xml:space="preserve"> -&gt; Auth : </w:t>
+      </w:r>
+      <w:proofErr w:type="spellStart"/>
+      <w:r>
+        <w:t>userExists</w:t>
+      </w:r>
+      <w:proofErr w:type="spellEnd"/>
+      <w:r>
+        <w:t>(username)</w:t>
+      </w:r>
+    </w:p>
+    <w:p>
+      <w:r>
+        <w:t>activate Auth</w:t>
+      </w:r>
+    </w:p>
+    <w:p>
+      <w:r>
+        <w:t xml:space="preserve">Auth --&gt; </w:t>
+      </w:r>
+      <w:proofErr w:type="spellStart"/>
+      <w:r>
+        <w:t>ReqHandler</w:t>
+      </w:r>
+      <w:proofErr w:type="spellEnd"/>
+      <w:r>
+        <w:t xml:space="preserve"> : returns false (username available)</w:t>
+      </w:r>
+    </w:p>
+    <w:p/>
+    <w:p>
+      <w:proofErr w:type="spellStart"/>
+      <w:r>
+        <w:t>ReqHandler</w:t>
+      </w:r>
+      <w:proofErr w:type="spellEnd"/>
+      <w:r>
+        <w:t xml:space="preserve"> -&gt; Auth : </w:t>
+      </w:r>
+      <w:proofErr w:type="spellStart"/>
+      <w:r>
+        <w:t>registerUser</w:t>
+      </w:r>
+      <w:proofErr w:type="spellEnd"/>
+      <w:r>
+        <w:t>(username, password)</w:t>
+      </w:r>
+    </w:p>
+    <w:p>
+      <w:r>
+        <w:t xml:space="preserve">Auth --&gt; </w:t>
+      </w:r>
+      <w:proofErr w:type="spellStart"/>
+      <w:r>
+        <w:t>ReqHandler</w:t>
+      </w:r>
+      <w:proofErr w:type="spellEnd"/>
+      <w:r>
+        <w:t xml:space="preserve"> : success</w:t>
+      </w:r>
+    </w:p>
+    <w:p>
+      <w:r>
+        <w:t>deactivate Auth</w:t>
+      </w:r>
+    </w:p>
+    <w:p/>
+    <w:p>
+      <w:proofErr w:type="spellStart"/>
+      <w:r>
+        <w:t>ReqHandler</w:t>
+      </w:r>
+      <w:proofErr w:type="spellEnd"/>
+      <w:r>
+        <w:t xml:space="preserve"> -&gt; Storage : </w:t>
+      </w:r>
+      <w:proofErr w:type="spellStart"/>
+      <w:r>
+        <w:t>saveUser</w:t>
+      </w:r>
+      <w:proofErr w:type="spellEnd"/>
+      <w:r>
+        <w:t>(username, password)</w:t>
+      </w:r>
+    </w:p>
+    <w:p>
+      <w:r>
+        <w:t>activate Storage</w:t>
+      </w:r>
+    </w:p>
+    <w:p>
+      <w:r>
+        <w:t xml:space="preserve">Storage --&gt; </w:t>
+      </w:r>
+      <w:proofErr w:type="spellStart"/>
+      <w:r>
+        <w:t>ReqHandler</w:t>
+      </w:r>
+      <w:proofErr w:type="spellEnd"/>
+      <w:r>
+        <w:t xml:space="preserve"> : file saved</w:t>
+      </w:r>
+    </w:p>
+    <w:p>
+      <w:r>
+        <w:t>deactivate Storage</w:t>
+      </w:r>
+    </w:p>
+    <w:p/>
+    <w:p>
+      <w:proofErr w:type="spellStart"/>
+      <w:r>
+        <w:t>ReqHandler</w:t>
+      </w:r>
+      <w:proofErr w:type="spellEnd"/>
+      <w:r>
+        <w:t xml:space="preserve"> -&gt; Logger : </w:t>
+      </w:r>
+      <w:proofErr w:type="spellStart"/>
+      <w:r>
+        <w:t>logInfo</w:t>
+      </w:r>
+      <w:proofErr w:type="spellEnd"/>
+      <w:r>
+        <w:t>(</w:t>
+      </w:r>
+      <w:proofErr w:type="spellStart"/>
+      <w:r>
+        <w:t>registrationEventMsg</w:t>
+      </w:r>
+      <w:proofErr w:type="spellEnd"/>
+      <w:r>
+        <w:t>)</w:t>
+      </w:r>
+    </w:p>
+    <w:p>
+      <w:r>
+        <w:t>activate Logger</w:t>
+      </w:r>
+    </w:p>
+    <w:p>
+      <w:r>
+        <w:t xml:space="preserve">Logger --&gt; </w:t>
+      </w:r>
+      <w:proofErr w:type="spellStart"/>
+      <w:r>
+        <w:t>ReqHandler</w:t>
+      </w:r>
+      <w:proofErr w:type="spellEnd"/>
+      <w:r>
+        <w:t xml:space="preserve"> : logged</w:t>
+      </w:r>
+    </w:p>
+    <w:p>
+      <w:r>
+        <w:t>deactivate Logger</w:t>
+      </w:r>
+    </w:p>
+    <w:p/>
+    <w:p>
+      <w:proofErr w:type="spellStart"/>
+      <w:r>
+        <w:t>ReqHandler</w:t>
+      </w:r>
+      <w:proofErr w:type="spellEnd"/>
+      <w:r>
+        <w:t xml:space="preserve"> -&gt; </w:t>
+      </w:r>
+      <w:proofErr w:type="spellStart"/>
+      <w:r>
+        <w:t>CHandler</w:t>
+      </w:r>
+      <w:proofErr w:type="spellEnd"/>
+      <w:r>
+        <w:t xml:space="preserve"> : </w:t>
+      </w:r>
+      <w:proofErr w:type="spellStart"/>
+      <w:r>
+        <w:t>sendResponse</w:t>
+      </w:r>
+      <w:proofErr w:type="spellEnd"/>
+      <w:r>
+        <w:t>(success msg)</w:t>
+      </w:r>
+    </w:p>
+    <w:p>
+      <w:r>
+        <w:t xml:space="preserve">deactivate </w:t>
+      </w:r>
+      <w:proofErr w:type="spellStart"/>
+      <w:r>
+        <w:t>ReqHandler</w:t>
+      </w:r>
+      <w:proofErr w:type="spellEnd"/>
+    </w:p>
+    <w:p/>
+    <w:p>
+      <w:proofErr w:type="spellStart"/>
+      <w:r>
+        <w:t>CHandler</w:t>
+      </w:r>
+      <w:proofErr w:type="spellEnd"/>
+      <w:r>
+        <w:t xml:space="preserve"> -&gt; </w:t>
+      </w:r>
+      <w:proofErr w:type="spellStart"/>
+      <w:r>
+        <w:t>CNet</w:t>
+      </w:r>
+      <w:proofErr w:type="spellEnd"/>
+      <w:r>
+        <w:t xml:space="preserve"> : Sends response via Socket</w:t>
+      </w:r>
+    </w:p>
+    <w:p>
+      <w:r>
+        <w:t xml:space="preserve">deactivate </w:t>
+      </w:r>
+      <w:proofErr w:type="spellStart"/>
+      <w:r>
+        <w:t>CHandler</w:t>
+      </w:r>
+      <w:proofErr w:type="spellEnd"/>
+    </w:p>
+    <w:p/>
+    <w:p>
+      <w:proofErr w:type="spellStart"/>
+      <w:r>
+        <w:t>CNet</w:t>
+      </w:r>
+      <w:proofErr w:type="spellEnd"/>
+      <w:r>
+        <w:t xml:space="preserve"> --&gt; </w:t>
+      </w:r>
+      <w:proofErr w:type="spellStart"/>
+      <w:r>
+        <w:t>ITView</w:t>
+      </w:r>
+      <w:proofErr w:type="spellEnd"/>
+      <w:r>
+        <w:t xml:space="preserve"> : Returns success flag</w:t>
+      </w:r>
+    </w:p>
+    <w:p>
+      <w:r>
+        <w:t xml:space="preserve">deactivate </w:t>
+      </w:r>
+      <w:proofErr w:type="spellStart"/>
+      <w:r>
+        <w:t>CNet</w:t>
+      </w:r>
+      <w:proofErr w:type="spellEnd"/>
+    </w:p>
+    <w:p/>
+    <w:p>
+      <w:proofErr w:type="spellStart"/>
+      <w:r>
+        <w:t>ITView</w:t>
+      </w:r>
+      <w:proofErr w:type="spellEnd"/>
+      <w:r>
+        <w:t xml:space="preserve"> -&gt; </w:t>
+      </w:r>
+      <w:proofErr w:type="spellStart"/>
+      <w:r>
+        <w:t>ITView</w:t>
+      </w:r>
+      <w:proofErr w:type="spellEnd"/>
+      <w:r>
+        <w:t xml:space="preserve"> : display() </w:t>
+      </w:r>
+    </w:p>
+    <w:p>
+      <w:r>
+        <w:t xml:space="preserve">deactivate </w:t>
+      </w:r>
+      <w:proofErr w:type="spellStart"/>
+      <w:r>
+        <w:t>ITView</w:t>
+      </w:r>
+      <w:proofErr w:type="spellEnd"/>
+    </w:p>
     <w:p>
       <w:r>
         <w:t>@enduml</w:t>
@@ -13696,10 +18002,10 @@
     </w:p>
     <w:p/>
     <w:sectPr>
-      <w:headerReference w:type="default" r:id="rId26"/>
-      <w:footerReference w:type="default" r:id="rId27"/>
-      <w:headerReference w:type="first" r:id="rId28"/>
-      <w:footerReference w:type="first" r:id="rId29"/>
+      <w:headerReference w:type="default" r:id="rId29"/>
+      <w:footerReference w:type="default" r:id="rId30"/>
+      <w:headerReference w:type="first" r:id="rId31"/>
+      <w:footerReference w:type="first" r:id="rId32"/>
       <w:type w:val="continuous"/>
       <w:pgSz w:w="12240" w:h="15840"/>
       <w:pgMar w:top="1440" w:right="1800" w:bottom="1800" w:left="1800" w:header="720" w:footer="1080" w:gutter="0"/>
@@ -13849,7 +18155,7 @@
         </mc:Choice>
         <mc:Fallback>
           <w:pict>
-            <v:rect w14:anchorId="6989005D" id="Rectangle 15" o:spid="_x0000_s1026" style="position:absolute;margin-left:0;margin-top:.05pt;width:4.65pt;height:9.35pt;z-index:-503316473;visibility:visible;mso-wrap-style:square;mso-width-percent:0;mso-height-percent:0;mso-wrap-distance-left:0;mso-wrap-distance-top:0;mso-wrap-distance-right:0;mso-wrap-distance-bottom:0;mso-position-horizontal:center;mso-position-horizontal-relative:margin;mso-position-vertical:absolute;mso-position-vertical-relative:text;mso-width-percent:0;mso-height-percent:0;mso-width-relative:page;mso-height-relative:page;v-text-anchor:top" o:gfxdata="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" o:allowincell="f" filled="f" stroked="f" strokeweight="0">
+            <v:rect w14:anchorId="6989005D" id="Rectangle 15" o:spid="_x0000_s1026" style="position:absolute;margin-left:0;margin-top:.05pt;width:4.65pt;height:9.35pt;z-index:-503316473;visibility:visible;mso-wrap-style:square;mso-width-percent:0;mso-height-percent:0;mso-wrap-distance-left:0;mso-wrap-distance-top:0;mso-wrap-distance-right:0;mso-wrap-distance-bottom:0;mso-position-horizontal:center;mso-position-horizontal-relative:margin;mso-position-vertical:absolute;mso-position-vertical-relative:text;mso-width-percent:0;mso-height-percent:0;mso-width-relative:page;mso-height-relative:page;v-text-anchor:top" o:gfxdata="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" o:allowincell="f" filled="f" stroked="f" strokeweight="0">
               <v:textbox inset="0,0,0,0">
                 <w:txbxContent>
                   <w:p>
@@ -13882,17 +18188,8 @@
                         <w:rStyle w:val="PageNumber"/>
                         <w:color w:val="000000"/>
                       </w:rPr>
-                      <w:t>i</w:t>
+                      <w:t>ii</w:t>
                     </w:r>
-                    <w:proofErr w:type="spellStart"/>
-                    <w:r>
-                      <w:rPr>
-                        <w:rStyle w:val="PageNumber"/>
-                        <w:color w:val="000000"/>
-                      </w:rPr>
-                      <w:t>i</w:t>
-                    </w:r>
-                    <w:proofErr w:type="spellEnd"/>
                     <w:r>
                       <w:rPr>
                         <w:rStyle w:val="PageNumber"/>
@@ -14022,7 +18319,7 @@
         </mc:Choice>
         <mc:Fallback>
           <w:pict>
-            <v:rect w14:anchorId="416A84A7" id="Rectangle 13" o:spid="_x0000_s1027" style="position:absolute;margin-left:0;margin-top:.05pt;width:5.65pt;height:1.8pt;z-index:-503316474;visibility:visible;mso-wrap-style:square;mso-width-percent:0;mso-height-percent:0;mso-wrap-distance-left:0;mso-wrap-distance-top:0;mso-wrap-distance-right:0;mso-wrap-distance-bottom:0;mso-position-horizontal:center;mso-position-horizontal-relative:margin;mso-position-vertical:absolute;mso-position-vertical-relative:text;mso-width-percent:0;mso-height-percent:0;mso-width-relative:page;mso-height-relative:page;v-text-anchor:top" o:gfxdata="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" o:allowincell="f" filled="f" stroked="f" strokeweight="0">
+            <v:rect w14:anchorId="416A84A7" id="Rectangle 13" o:spid="_x0000_s1027" style="position:absolute;margin-left:0;margin-top:.05pt;width:5.65pt;height:1.8pt;z-index:-503316474;visibility:visible;mso-wrap-style:square;mso-width-percent:0;mso-height-percent:0;mso-wrap-distance-left:0;mso-wrap-distance-top:0;mso-wrap-distance-right:0;mso-wrap-distance-bottom:0;mso-position-horizontal:center;mso-position-horizontal-relative:margin;mso-position-vertical:absolute;mso-position-vertical-relative:text;mso-width-percent:0;mso-height-percent:0;mso-width-relative:page;mso-height-relative:page;v-text-anchor:top" o:gfxdata="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" o:allowincell="f" filled="f" stroked="f" strokeweight="0">
               <v:textbox inset="0,0,0,0">
                 <w:txbxContent>
                   <w:p>
@@ -14055,17 +18352,8 @@
                         <w:rStyle w:val="PageNumber"/>
                         <w:color w:val="000000"/>
                       </w:rPr>
-                      <w:t>vii</w:t>
+                      <w:t>viii</w:t>
                     </w:r>
-                    <w:proofErr w:type="spellStart"/>
-                    <w:r>
-                      <w:rPr>
-                        <w:rStyle w:val="PageNumber"/>
-                        <w:color w:val="000000"/>
-                      </w:rPr>
-                      <w:t>i</w:t>
-                    </w:r>
-                    <w:proofErr w:type="spellEnd"/>
                     <w:r>
                       <w:rPr>
                         <w:rStyle w:val="PageNumber"/>
@@ -14120,8 +18408,16 @@
       <w:rPr>
         <w:rStyle w:val="PageNumber"/>
       </w:rPr>
-      <w:t>iii</w:t>
+      <w:t>ii</w:t>
     </w:r>
+    <w:proofErr w:type="spellStart"/>
+    <w:r>
+      <w:rPr>
+        <w:rStyle w:val="PageNumber"/>
+      </w:rPr>
+      <w:t>i</w:t>
+    </w:r>
+    <w:proofErr w:type="spellEnd"/>
     <w:r>
       <w:rPr>
         <w:rStyle w:val="PageNumber"/>
@@ -15119,13 +19415,12 @@
     </w:lvl>
   </w:abstractNum>
   <w:abstractNum w:abstractNumId="10" w15:restartNumberingAfterBreak="0">
-    <w:nsid w:val="1C6169E6"/>
+    <w:nsid w:val="1B460316"/>
     <w:multiLevelType w:val="multilevel"/>
-    <w:tmpl w:val="43EC376C"/>
+    <w:tmpl w:val="65E0AC6E"/>
     <w:lvl w:ilvl="0">
       <w:start w:val="1"/>
       <w:numFmt w:val="decimal"/>
-      <w:pStyle w:val="Heading1"/>
       <w:lvlText w:val="%1."/>
       <w:lvlJc w:val="left"/>
       <w:pPr>
@@ -15143,9 +19438,8 @@
     </w:lvl>
     <w:lvl w:ilvl="1">
       <w:start w:val="1"/>
-      <w:numFmt w:val="decimal"/>
-      <w:pStyle w:val="Heading2"/>
-      <w:lvlText w:val="%1.%2."/>
+      <w:numFmt w:val="none"/>
+      <w:lvlText w:val="5.6"/>
       <w:lvlJc w:val="left"/>
       <w:pPr>
         <w:tabs>
@@ -15157,7 +19451,6 @@
     <w:lvl w:ilvl="2">
       <w:start w:val="1"/>
       <w:numFmt w:val="decimal"/>
-      <w:pStyle w:val="Heading3"/>
       <w:lvlText w:val="%1.%2.%3."/>
       <w:lvlJc w:val="left"/>
       <w:pPr>
@@ -15170,7 +19463,6 @@
     <w:lvl w:ilvl="3">
       <w:start w:val="1"/>
       <w:numFmt w:val="decimal"/>
-      <w:pStyle w:val="Heading4"/>
       <w:lvlText w:val="%1.%2.%3.%4."/>
       <w:lvlJc w:val="left"/>
       <w:pPr>
@@ -15183,7 +19475,6 @@
     <w:lvl w:ilvl="4">
       <w:start w:val="1"/>
       <w:numFmt w:val="decimal"/>
-      <w:pStyle w:val="Heading5"/>
       <w:lvlText w:val="%1.%2.%3.%4.%5."/>
       <w:lvlJc w:val="left"/>
       <w:pPr>
@@ -15196,7 +19487,6 @@
     <w:lvl w:ilvl="5">
       <w:start w:val="1"/>
       <w:numFmt w:val="decimal"/>
-      <w:pStyle w:val="Heading6"/>
       <w:lvlText w:val="%1.%2.%3.%4.%5.%6."/>
       <w:lvlJc w:val="left"/>
       <w:pPr>
@@ -15209,7 +19499,6 @@
     <w:lvl w:ilvl="6">
       <w:start w:val="1"/>
       <w:numFmt w:val="decimal"/>
-      <w:pStyle w:val="Heading7"/>
       <w:lvlText w:val="%1.%2.%3.%4.%5.%6.%7."/>
       <w:lvlJc w:val="left"/>
       <w:pPr>
@@ -15222,7 +19511,6 @@
     <w:lvl w:ilvl="7">
       <w:start w:val="1"/>
       <w:numFmt w:val="decimal"/>
-      <w:pStyle w:val="Heading8"/>
       <w:lvlText w:val="%1.%2.%3.%4.%5.%6.%7.%8."/>
       <w:lvlJc w:val="left"/>
       <w:pPr>
@@ -15235,7 +19523,6 @@
     <w:lvl w:ilvl="8">
       <w:start w:val="1"/>
       <w:numFmt w:val="decimal"/>
-      <w:pStyle w:val="Heading9"/>
       <w:lvlText w:val="%1.%2.%3.%4.%5.%6.%7.%8.%9."/>
       <w:lvlJc w:val="left"/>
       <w:pPr>
@@ -15247,442 +19534,13 @@
     </w:lvl>
   </w:abstractNum>
   <w:abstractNum w:abstractNumId="11" w15:restartNumberingAfterBreak="0">
-    <w:nsid w:val="1FA817CA"/>
-    <w:multiLevelType w:val="hybridMultilevel"/>
-    <w:tmpl w:val="252C8F86"/>
-    <w:lvl w:ilvl="0" w:tplc="FFFFFFFF">
-      <w:start w:val="1"/>
-      <w:numFmt w:val="decimal"/>
-      <w:lvlText w:val="%1."/>
-      <w:lvlJc w:val="left"/>
-      <w:pPr>
-        <w:ind w:left="2160" w:hanging="360"/>
-      </w:pPr>
-    </w:lvl>
-    <w:lvl w:ilvl="1" w:tplc="FFFFFFFF">
-      <w:start w:val="1"/>
-      <w:numFmt w:val="lowerLetter"/>
-      <w:lvlText w:val="%2."/>
-      <w:lvlJc w:val="left"/>
-      <w:pPr>
-        <w:ind w:left="2880" w:hanging="360"/>
-      </w:pPr>
-    </w:lvl>
-    <w:lvl w:ilvl="2" w:tplc="FFFFFFFF">
-      <w:start w:val="1"/>
-      <w:numFmt w:val="lowerRoman"/>
-      <w:lvlText w:val="%3."/>
-      <w:lvlJc w:val="right"/>
-      <w:pPr>
-        <w:ind w:left="3600" w:hanging="180"/>
-      </w:pPr>
-    </w:lvl>
-    <w:lvl w:ilvl="3" w:tplc="FFFFFFFF">
-      <w:start w:val="1"/>
-      <w:numFmt w:val="decimal"/>
-      <w:lvlText w:val="%4."/>
-      <w:lvlJc w:val="left"/>
-      <w:pPr>
-        <w:ind w:left="4320" w:hanging="360"/>
-      </w:pPr>
-    </w:lvl>
-    <w:lvl w:ilvl="4" w:tplc="FFFFFFFF">
-      <w:start w:val="1"/>
-      <w:numFmt w:val="lowerLetter"/>
-      <w:lvlText w:val="%5."/>
-      <w:lvlJc w:val="left"/>
-      <w:pPr>
-        <w:ind w:left="5040" w:hanging="360"/>
-      </w:pPr>
-    </w:lvl>
-    <w:lvl w:ilvl="5" w:tplc="FFFFFFFF">
-      <w:start w:val="1"/>
-      <w:numFmt w:val="lowerRoman"/>
-      <w:lvlText w:val="%6."/>
-      <w:lvlJc w:val="right"/>
-      <w:pPr>
-        <w:ind w:left="5760" w:hanging="180"/>
-      </w:pPr>
-    </w:lvl>
-    <w:lvl w:ilvl="6" w:tplc="FFFFFFFF">
-      <w:start w:val="1"/>
-      <w:numFmt w:val="decimal"/>
-      <w:lvlText w:val="%7."/>
-      <w:lvlJc w:val="left"/>
-      <w:pPr>
-        <w:ind w:left="6480" w:hanging="360"/>
-      </w:pPr>
-    </w:lvl>
-    <w:lvl w:ilvl="7" w:tplc="FFFFFFFF">
-      <w:start w:val="1"/>
-      <w:numFmt w:val="lowerLetter"/>
-      <w:lvlText w:val="%8."/>
-      <w:lvlJc w:val="left"/>
-      <w:pPr>
-        <w:ind w:left="7200" w:hanging="360"/>
-      </w:pPr>
-    </w:lvl>
-    <w:lvl w:ilvl="8" w:tplc="FFFFFFFF">
-      <w:start w:val="1"/>
-      <w:numFmt w:val="lowerRoman"/>
-      <w:lvlText w:val="%9."/>
-      <w:lvlJc w:val="right"/>
-      <w:pPr>
-        <w:ind w:left="7920" w:hanging="180"/>
-      </w:pPr>
-    </w:lvl>
-  </w:abstractNum>
-  <w:abstractNum w:abstractNumId="12" w15:restartNumberingAfterBreak="0">
-    <w:nsid w:val="1FAB0ED7"/>
-    <w:multiLevelType w:val="hybridMultilevel"/>
-    <w:tmpl w:val="30A8FFBA"/>
-    <w:lvl w:ilvl="0" w:tplc="FFFFFFFF">
-      <w:start w:val="1"/>
-      <w:numFmt w:val="decimal"/>
-      <w:lvlText w:val="%1."/>
-      <w:lvlJc w:val="left"/>
-      <w:pPr>
-        <w:ind w:left="2160" w:hanging="360"/>
-      </w:pPr>
-    </w:lvl>
-    <w:lvl w:ilvl="1" w:tplc="FFFFFFFF" w:tentative="1">
-      <w:start w:val="1"/>
-      <w:numFmt w:val="lowerLetter"/>
-      <w:lvlText w:val="%2."/>
-      <w:lvlJc w:val="left"/>
-      <w:pPr>
-        <w:ind w:left="2880" w:hanging="360"/>
-      </w:pPr>
-    </w:lvl>
-    <w:lvl w:ilvl="2" w:tplc="FFFFFFFF" w:tentative="1">
-      <w:start w:val="1"/>
-      <w:numFmt w:val="lowerRoman"/>
-      <w:lvlText w:val="%3."/>
-      <w:lvlJc w:val="right"/>
-      <w:pPr>
-        <w:ind w:left="3600" w:hanging="180"/>
-      </w:pPr>
-    </w:lvl>
-    <w:lvl w:ilvl="3" w:tplc="FFFFFFFF" w:tentative="1">
-      <w:start w:val="1"/>
-      <w:numFmt w:val="decimal"/>
-      <w:lvlText w:val="%4."/>
-      <w:lvlJc w:val="left"/>
-      <w:pPr>
-        <w:ind w:left="4320" w:hanging="360"/>
-      </w:pPr>
-    </w:lvl>
-    <w:lvl w:ilvl="4" w:tplc="FFFFFFFF" w:tentative="1">
-      <w:start w:val="1"/>
-      <w:numFmt w:val="lowerLetter"/>
-      <w:lvlText w:val="%5."/>
-      <w:lvlJc w:val="left"/>
-      <w:pPr>
-        <w:ind w:left="5040" w:hanging="360"/>
-      </w:pPr>
-    </w:lvl>
-    <w:lvl w:ilvl="5" w:tplc="FFFFFFFF" w:tentative="1">
-      <w:start w:val="1"/>
-      <w:numFmt w:val="lowerRoman"/>
-      <w:lvlText w:val="%6."/>
-      <w:lvlJc w:val="right"/>
-      <w:pPr>
-        <w:ind w:left="5760" w:hanging="180"/>
-      </w:pPr>
-    </w:lvl>
-    <w:lvl w:ilvl="6" w:tplc="FFFFFFFF" w:tentative="1">
-      <w:start w:val="1"/>
-      <w:numFmt w:val="decimal"/>
-      <w:lvlText w:val="%7."/>
-      <w:lvlJc w:val="left"/>
-      <w:pPr>
-        <w:ind w:left="6480" w:hanging="360"/>
-      </w:pPr>
-    </w:lvl>
-    <w:lvl w:ilvl="7" w:tplc="FFFFFFFF" w:tentative="1">
-      <w:start w:val="1"/>
-      <w:numFmt w:val="lowerLetter"/>
-      <w:lvlText w:val="%8."/>
-      <w:lvlJc w:val="left"/>
-      <w:pPr>
-        <w:ind w:left="7200" w:hanging="360"/>
-      </w:pPr>
-    </w:lvl>
-    <w:lvl w:ilvl="8" w:tplc="FFFFFFFF" w:tentative="1">
-      <w:start w:val="1"/>
-      <w:numFmt w:val="lowerRoman"/>
-      <w:lvlText w:val="%9."/>
-      <w:lvlJc w:val="right"/>
-      <w:pPr>
-        <w:ind w:left="7920" w:hanging="180"/>
-      </w:pPr>
-    </w:lvl>
-  </w:abstractNum>
-  <w:abstractNum w:abstractNumId="13" w15:restartNumberingAfterBreak="0">
-    <w:nsid w:val="20D70694"/>
-    <w:multiLevelType w:val="hybridMultilevel"/>
-    <w:tmpl w:val="30A8FFBA"/>
-    <w:lvl w:ilvl="0" w:tplc="FFFFFFFF">
-      <w:start w:val="1"/>
-      <w:numFmt w:val="decimal"/>
-      <w:lvlText w:val="%1."/>
-      <w:lvlJc w:val="left"/>
-      <w:pPr>
-        <w:ind w:left="2160" w:hanging="360"/>
-      </w:pPr>
-    </w:lvl>
-    <w:lvl w:ilvl="1" w:tplc="04090019" w:tentative="1">
-      <w:start w:val="1"/>
-      <w:numFmt w:val="lowerLetter"/>
-      <w:lvlText w:val="%2."/>
-      <w:lvlJc w:val="left"/>
-      <w:pPr>
-        <w:ind w:left="2880" w:hanging="360"/>
-      </w:pPr>
-    </w:lvl>
-    <w:lvl w:ilvl="2" w:tplc="0409001B" w:tentative="1">
-      <w:start w:val="1"/>
-      <w:numFmt w:val="lowerRoman"/>
-      <w:lvlText w:val="%3."/>
-      <w:lvlJc w:val="right"/>
-      <w:pPr>
-        <w:ind w:left="3600" w:hanging="180"/>
-      </w:pPr>
-    </w:lvl>
-    <w:lvl w:ilvl="3" w:tplc="0409000F" w:tentative="1">
-      <w:start w:val="1"/>
-      <w:numFmt w:val="decimal"/>
-      <w:lvlText w:val="%4."/>
-      <w:lvlJc w:val="left"/>
-      <w:pPr>
-        <w:ind w:left="4320" w:hanging="360"/>
-      </w:pPr>
-    </w:lvl>
-    <w:lvl w:ilvl="4" w:tplc="04090019" w:tentative="1">
-      <w:start w:val="1"/>
-      <w:numFmt w:val="lowerLetter"/>
-      <w:lvlText w:val="%5."/>
-      <w:lvlJc w:val="left"/>
-      <w:pPr>
-        <w:ind w:left="5040" w:hanging="360"/>
-      </w:pPr>
-    </w:lvl>
-    <w:lvl w:ilvl="5" w:tplc="0409001B" w:tentative="1">
-      <w:start w:val="1"/>
-      <w:numFmt w:val="lowerRoman"/>
-      <w:lvlText w:val="%6."/>
-      <w:lvlJc w:val="right"/>
-      <w:pPr>
-        <w:ind w:left="5760" w:hanging="180"/>
-      </w:pPr>
-    </w:lvl>
-    <w:lvl w:ilvl="6" w:tplc="0409000F" w:tentative="1">
-      <w:start w:val="1"/>
-      <w:numFmt w:val="decimal"/>
-      <w:lvlText w:val="%7."/>
-      <w:lvlJc w:val="left"/>
-      <w:pPr>
-        <w:ind w:left="6480" w:hanging="360"/>
-      </w:pPr>
-    </w:lvl>
-    <w:lvl w:ilvl="7" w:tplc="04090019" w:tentative="1">
-      <w:start w:val="1"/>
-      <w:numFmt w:val="lowerLetter"/>
-      <w:lvlText w:val="%8."/>
-      <w:lvlJc w:val="left"/>
-      <w:pPr>
-        <w:ind w:left="7200" w:hanging="360"/>
-      </w:pPr>
-    </w:lvl>
-    <w:lvl w:ilvl="8" w:tplc="0409001B" w:tentative="1">
-      <w:start w:val="1"/>
-      <w:numFmt w:val="lowerRoman"/>
-      <w:lvlText w:val="%9."/>
-      <w:lvlJc w:val="right"/>
-      <w:pPr>
-        <w:ind w:left="7920" w:hanging="180"/>
-      </w:pPr>
-    </w:lvl>
-  </w:abstractNum>
-  <w:abstractNum w:abstractNumId="14" w15:restartNumberingAfterBreak="0">
-    <w:nsid w:val="23BE6FC0"/>
-    <w:multiLevelType w:val="hybridMultilevel"/>
-    <w:tmpl w:val="E8443C9A"/>
-    <w:lvl w:ilvl="0" w:tplc="FFFFFFFF">
-      <w:start w:val="1"/>
-      <w:numFmt w:val="decimal"/>
-      <w:lvlText w:val="%1."/>
-      <w:lvlJc w:val="left"/>
-      <w:pPr>
-        <w:ind w:left="2160" w:hanging="360"/>
-      </w:pPr>
-    </w:lvl>
-    <w:lvl w:ilvl="1" w:tplc="04090019" w:tentative="1">
-      <w:start w:val="1"/>
-      <w:numFmt w:val="lowerLetter"/>
-      <w:lvlText w:val="%2."/>
-      <w:lvlJc w:val="left"/>
-      <w:pPr>
-        <w:ind w:left="2880" w:hanging="360"/>
-      </w:pPr>
-    </w:lvl>
-    <w:lvl w:ilvl="2" w:tplc="0409001B" w:tentative="1">
-      <w:start w:val="1"/>
-      <w:numFmt w:val="lowerRoman"/>
-      <w:lvlText w:val="%3."/>
-      <w:lvlJc w:val="right"/>
-      <w:pPr>
-        <w:ind w:left="3600" w:hanging="180"/>
-      </w:pPr>
-    </w:lvl>
-    <w:lvl w:ilvl="3" w:tplc="0409000F" w:tentative="1">
-      <w:start w:val="1"/>
-      <w:numFmt w:val="decimal"/>
-      <w:lvlText w:val="%4."/>
-      <w:lvlJc w:val="left"/>
-      <w:pPr>
-        <w:ind w:left="4320" w:hanging="360"/>
-      </w:pPr>
-    </w:lvl>
-    <w:lvl w:ilvl="4" w:tplc="04090019" w:tentative="1">
-      <w:start w:val="1"/>
-      <w:numFmt w:val="lowerLetter"/>
-      <w:lvlText w:val="%5."/>
-      <w:lvlJc w:val="left"/>
-      <w:pPr>
-        <w:ind w:left="5040" w:hanging="360"/>
-      </w:pPr>
-    </w:lvl>
-    <w:lvl w:ilvl="5" w:tplc="0409001B" w:tentative="1">
-      <w:start w:val="1"/>
-      <w:numFmt w:val="lowerRoman"/>
-      <w:lvlText w:val="%6."/>
-      <w:lvlJc w:val="right"/>
-      <w:pPr>
-        <w:ind w:left="5760" w:hanging="180"/>
-      </w:pPr>
-    </w:lvl>
-    <w:lvl w:ilvl="6" w:tplc="0409000F" w:tentative="1">
-      <w:start w:val="1"/>
-      <w:numFmt w:val="decimal"/>
-      <w:lvlText w:val="%7."/>
-      <w:lvlJc w:val="left"/>
-      <w:pPr>
-        <w:ind w:left="6480" w:hanging="360"/>
-      </w:pPr>
-    </w:lvl>
-    <w:lvl w:ilvl="7" w:tplc="04090019" w:tentative="1">
-      <w:start w:val="1"/>
-      <w:numFmt w:val="lowerLetter"/>
-      <w:lvlText w:val="%8."/>
-      <w:lvlJc w:val="left"/>
-      <w:pPr>
-        <w:ind w:left="7200" w:hanging="360"/>
-      </w:pPr>
-    </w:lvl>
-    <w:lvl w:ilvl="8" w:tplc="0409001B" w:tentative="1">
-      <w:start w:val="1"/>
-      <w:numFmt w:val="lowerRoman"/>
-      <w:lvlText w:val="%9."/>
-      <w:lvlJc w:val="right"/>
-      <w:pPr>
-        <w:ind w:left="7920" w:hanging="180"/>
-      </w:pPr>
-    </w:lvl>
-  </w:abstractNum>
-  <w:abstractNum w:abstractNumId="15" w15:restartNumberingAfterBreak="0">
-    <w:nsid w:val="256D6FDE"/>
-    <w:multiLevelType w:val="hybridMultilevel"/>
-    <w:tmpl w:val="9586D066"/>
-    <w:lvl w:ilvl="0" w:tplc="FFFFFFFF">
-      <w:start w:val="1"/>
-      <w:numFmt w:val="decimal"/>
-      <w:lvlText w:val="%1."/>
-      <w:lvlJc w:val="left"/>
-      <w:pPr>
-        <w:ind w:left="2160" w:hanging="360"/>
-      </w:pPr>
-    </w:lvl>
-    <w:lvl w:ilvl="1" w:tplc="FFFFFFFF" w:tentative="1">
-      <w:start w:val="1"/>
-      <w:numFmt w:val="lowerLetter"/>
-      <w:lvlText w:val="%2."/>
-      <w:lvlJc w:val="left"/>
-      <w:pPr>
-        <w:ind w:left="2880" w:hanging="360"/>
-      </w:pPr>
-    </w:lvl>
-    <w:lvl w:ilvl="2" w:tplc="FFFFFFFF" w:tentative="1">
-      <w:start w:val="1"/>
-      <w:numFmt w:val="lowerRoman"/>
-      <w:lvlText w:val="%3."/>
-      <w:lvlJc w:val="right"/>
-      <w:pPr>
-        <w:ind w:left="3600" w:hanging="180"/>
-      </w:pPr>
-    </w:lvl>
-    <w:lvl w:ilvl="3" w:tplc="FFFFFFFF" w:tentative="1">
-      <w:start w:val="1"/>
-      <w:numFmt w:val="decimal"/>
-      <w:lvlText w:val="%4."/>
-      <w:lvlJc w:val="left"/>
-      <w:pPr>
-        <w:ind w:left="4320" w:hanging="360"/>
-      </w:pPr>
-    </w:lvl>
-    <w:lvl w:ilvl="4" w:tplc="FFFFFFFF" w:tentative="1">
-      <w:start w:val="1"/>
-      <w:numFmt w:val="lowerLetter"/>
-      <w:lvlText w:val="%5."/>
-      <w:lvlJc w:val="left"/>
-      <w:pPr>
-        <w:ind w:left="5040" w:hanging="360"/>
-      </w:pPr>
-    </w:lvl>
-    <w:lvl w:ilvl="5" w:tplc="FFFFFFFF" w:tentative="1">
-      <w:start w:val="1"/>
-      <w:numFmt w:val="lowerRoman"/>
-      <w:lvlText w:val="%6."/>
-      <w:lvlJc w:val="right"/>
-      <w:pPr>
-        <w:ind w:left="5760" w:hanging="180"/>
-      </w:pPr>
-    </w:lvl>
-    <w:lvl w:ilvl="6" w:tplc="FFFFFFFF" w:tentative="1">
-      <w:start w:val="1"/>
-      <w:numFmt w:val="decimal"/>
-      <w:lvlText w:val="%7."/>
-      <w:lvlJc w:val="left"/>
-      <w:pPr>
-        <w:ind w:left="6480" w:hanging="360"/>
-      </w:pPr>
-    </w:lvl>
-    <w:lvl w:ilvl="7" w:tplc="FFFFFFFF" w:tentative="1">
-      <w:start w:val="1"/>
-      <w:numFmt w:val="lowerLetter"/>
-      <w:lvlText w:val="%8."/>
-      <w:lvlJc w:val="left"/>
-      <w:pPr>
-        <w:ind w:left="7200" w:hanging="360"/>
-      </w:pPr>
-    </w:lvl>
-    <w:lvl w:ilvl="8" w:tplc="FFFFFFFF" w:tentative="1">
-      <w:start w:val="1"/>
-      <w:numFmt w:val="lowerRoman"/>
-      <w:lvlText w:val="%9."/>
-      <w:lvlJc w:val="right"/>
-      <w:pPr>
-        <w:ind w:left="7920" w:hanging="180"/>
-      </w:pPr>
-    </w:lvl>
-  </w:abstractNum>
-  <w:abstractNum w:abstractNumId="16" w15:restartNumberingAfterBreak="0">
-    <w:nsid w:val="26EA23D5"/>
+    <w:nsid w:val="1C6169E6"/>
     <w:multiLevelType w:val="multilevel"/>
-    <w:tmpl w:val="7DC0CAAE"/>
+    <w:tmpl w:val="43EC376C"/>
     <w:lvl w:ilvl="0">
       <w:start w:val="1"/>
       <w:numFmt w:val="decimal"/>
+      <w:pStyle w:val="Heading1"/>
       <w:lvlText w:val="%1."/>
       <w:lvlJc w:val="left"/>
       <w:pPr>
@@ -15701,6 +19559,7 @@
     <w:lvl w:ilvl="1">
       <w:start w:val="1"/>
       <w:numFmt w:val="decimal"/>
+      <w:pStyle w:val="Heading2"/>
       <w:lvlText w:val="%1.%2."/>
       <w:lvlJc w:val="left"/>
       <w:pPr>
@@ -15713,6 +19572,7 @@
     <w:lvl w:ilvl="2">
       <w:start w:val="1"/>
       <w:numFmt w:val="decimal"/>
+      <w:pStyle w:val="Heading3"/>
       <w:lvlText w:val="%1.%2.%3."/>
       <w:lvlJc w:val="left"/>
       <w:pPr>
@@ -15725,6 +19585,7 @@
     <w:lvl w:ilvl="3">
       <w:start w:val="1"/>
       <w:numFmt w:val="decimal"/>
+      <w:pStyle w:val="Heading4"/>
       <w:lvlText w:val="%1.%2.%3.%4."/>
       <w:lvlJc w:val="left"/>
       <w:pPr>
@@ -15737,6 +19598,7 @@
     <w:lvl w:ilvl="4">
       <w:start w:val="1"/>
       <w:numFmt w:val="decimal"/>
+      <w:pStyle w:val="Heading5"/>
       <w:lvlText w:val="%1.%2.%3.%4.%5."/>
       <w:lvlJc w:val="left"/>
       <w:pPr>
@@ -15749,6 +19611,7 @@
     <w:lvl w:ilvl="5">
       <w:start w:val="1"/>
       <w:numFmt w:val="decimal"/>
+      <w:pStyle w:val="Heading6"/>
       <w:lvlText w:val="%1.%2.%3.%4.%5.%6."/>
       <w:lvlJc w:val="left"/>
       <w:pPr>
@@ -15761,6 +19624,7 @@
     <w:lvl w:ilvl="6">
       <w:start w:val="1"/>
       <w:numFmt w:val="decimal"/>
+      <w:pStyle w:val="Heading7"/>
       <w:lvlText w:val="%1.%2.%3.%4.%5.%6.%7."/>
       <w:lvlJc w:val="left"/>
       <w:pPr>
@@ -15773,6 +19637,7 @@
     <w:lvl w:ilvl="7">
       <w:start w:val="1"/>
       <w:numFmt w:val="decimal"/>
+      <w:pStyle w:val="Heading8"/>
       <w:lvlText w:val="%1.%2.%3.%4.%5.%6.%7.%8."/>
       <w:lvlJc w:val="left"/>
       <w:pPr>
@@ -15785,6 +19650,7 @@
     <w:lvl w:ilvl="8">
       <w:start w:val="1"/>
       <w:numFmt w:val="decimal"/>
+      <w:pStyle w:val="Heading9"/>
       <w:lvlText w:val="%1.%2.%3.%4.%5.%6.%7.%8.%9."/>
       <w:lvlJc w:val="left"/>
       <w:pPr>
@@ -15795,10 +19661,10 @@
       </w:pPr>
     </w:lvl>
   </w:abstractNum>
-  <w:abstractNum w:abstractNumId="17" w15:restartNumberingAfterBreak="0">
-    <w:nsid w:val="28685451"/>
+  <w:abstractNum w:abstractNumId="12" w15:restartNumberingAfterBreak="0">
+    <w:nsid w:val="1FA817CA"/>
     <w:multiLevelType w:val="hybridMultilevel"/>
-    <w:tmpl w:val="E7BCD22A"/>
+    <w:tmpl w:val="252C8F86"/>
     <w:lvl w:ilvl="0" w:tplc="FFFFFFFF">
       <w:start w:val="1"/>
       <w:numFmt w:val="decimal"/>
@@ -15808,7 +19674,7 @@
         <w:ind w:left="2160" w:hanging="360"/>
       </w:pPr>
     </w:lvl>
-    <w:lvl w:ilvl="1" w:tplc="FFFFFFFF" w:tentative="1">
+    <w:lvl w:ilvl="1" w:tplc="FFFFFFFF">
       <w:start w:val="1"/>
       <w:numFmt w:val="lowerLetter"/>
       <w:lvlText w:val="%2."/>
@@ -15817,7 +19683,7 @@
         <w:ind w:left="2880" w:hanging="360"/>
       </w:pPr>
     </w:lvl>
-    <w:lvl w:ilvl="2" w:tplc="FFFFFFFF" w:tentative="1">
+    <w:lvl w:ilvl="2" w:tplc="FFFFFFFF">
       <w:start w:val="1"/>
       <w:numFmt w:val="lowerRoman"/>
       <w:lvlText w:val="%3."/>
@@ -15826,7 +19692,7 @@
         <w:ind w:left="3600" w:hanging="180"/>
       </w:pPr>
     </w:lvl>
-    <w:lvl w:ilvl="3" w:tplc="FFFFFFFF" w:tentative="1">
+    <w:lvl w:ilvl="3" w:tplc="FFFFFFFF">
       <w:start w:val="1"/>
       <w:numFmt w:val="decimal"/>
       <w:lvlText w:val="%4."/>
@@ -15835,7 +19701,7 @@
         <w:ind w:left="4320" w:hanging="360"/>
       </w:pPr>
     </w:lvl>
-    <w:lvl w:ilvl="4" w:tplc="FFFFFFFF" w:tentative="1">
+    <w:lvl w:ilvl="4" w:tplc="FFFFFFFF">
       <w:start w:val="1"/>
       <w:numFmt w:val="lowerLetter"/>
       <w:lvlText w:val="%5."/>
@@ -15844,7 +19710,7 @@
         <w:ind w:left="5040" w:hanging="360"/>
       </w:pPr>
     </w:lvl>
-    <w:lvl w:ilvl="5" w:tplc="FFFFFFFF" w:tentative="1">
+    <w:lvl w:ilvl="5" w:tplc="FFFFFFFF">
       <w:start w:val="1"/>
       <w:numFmt w:val="lowerRoman"/>
       <w:lvlText w:val="%6."/>
@@ -15853,7 +19719,7 @@
         <w:ind w:left="5760" w:hanging="180"/>
       </w:pPr>
     </w:lvl>
-    <w:lvl w:ilvl="6" w:tplc="FFFFFFFF" w:tentative="1">
+    <w:lvl w:ilvl="6" w:tplc="FFFFFFFF">
       <w:start w:val="1"/>
       <w:numFmt w:val="decimal"/>
       <w:lvlText w:val="%7."/>
@@ -15862,7 +19728,7 @@
         <w:ind w:left="6480" w:hanging="360"/>
       </w:pPr>
     </w:lvl>
-    <w:lvl w:ilvl="7" w:tplc="FFFFFFFF" w:tentative="1">
+    <w:lvl w:ilvl="7" w:tplc="FFFFFFFF">
       <w:start w:val="1"/>
       <w:numFmt w:val="lowerLetter"/>
       <w:lvlText w:val="%8."/>
@@ -15871,7 +19737,7 @@
         <w:ind w:left="7200" w:hanging="360"/>
       </w:pPr>
     </w:lvl>
-    <w:lvl w:ilvl="8" w:tplc="FFFFFFFF" w:tentative="1">
+    <w:lvl w:ilvl="8" w:tplc="FFFFFFFF">
       <w:start w:val="1"/>
       <w:numFmt w:val="lowerRoman"/>
       <w:lvlText w:val="%9."/>
@@ -15881,8 +19747,352 @@
       </w:pPr>
     </w:lvl>
   </w:abstractNum>
-  <w:abstractNum w:abstractNumId="18" w15:restartNumberingAfterBreak="0">
-    <w:nsid w:val="2A3A3692"/>
+  <w:abstractNum w:abstractNumId="13" w15:restartNumberingAfterBreak="0">
+    <w:nsid w:val="1FAB0ED7"/>
+    <w:multiLevelType w:val="hybridMultilevel"/>
+    <w:tmpl w:val="30A8FFBA"/>
+    <w:lvl w:ilvl="0" w:tplc="FFFFFFFF">
+      <w:start w:val="1"/>
+      <w:numFmt w:val="decimal"/>
+      <w:lvlText w:val="%1."/>
+      <w:lvlJc w:val="left"/>
+      <w:pPr>
+        <w:ind w:left="2160" w:hanging="360"/>
+      </w:pPr>
+    </w:lvl>
+    <w:lvl w:ilvl="1" w:tplc="FFFFFFFF" w:tentative="1">
+      <w:start w:val="1"/>
+      <w:numFmt w:val="lowerLetter"/>
+      <w:lvlText w:val="%2."/>
+      <w:lvlJc w:val="left"/>
+      <w:pPr>
+        <w:ind w:left="2880" w:hanging="360"/>
+      </w:pPr>
+    </w:lvl>
+    <w:lvl w:ilvl="2" w:tplc="FFFFFFFF" w:tentative="1">
+      <w:start w:val="1"/>
+      <w:numFmt w:val="lowerRoman"/>
+      <w:lvlText w:val="%3."/>
+      <w:lvlJc w:val="right"/>
+      <w:pPr>
+        <w:ind w:left="3600" w:hanging="180"/>
+      </w:pPr>
+    </w:lvl>
+    <w:lvl w:ilvl="3" w:tplc="FFFFFFFF" w:tentative="1">
+      <w:start w:val="1"/>
+      <w:numFmt w:val="decimal"/>
+      <w:lvlText w:val="%4."/>
+      <w:lvlJc w:val="left"/>
+      <w:pPr>
+        <w:ind w:left="4320" w:hanging="360"/>
+      </w:pPr>
+    </w:lvl>
+    <w:lvl w:ilvl="4" w:tplc="FFFFFFFF" w:tentative="1">
+      <w:start w:val="1"/>
+      <w:numFmt w:val="lowerLetter"/>
+      <w:lvlText w:val="%5."/>
+      <w:lvlJc w:val="left"/>
+      <w:pPr>
+        <w:ind w:left="5040" w:hanging="360"/>
+      </w:pPr>
+    </w:lvl>
+    <w:lvl w:ilvl="5" w:tplc="FFFFFFFF" w:tentative="1">
+      <w:start w:val="1"/>
+      <w:numFmt w:val="lowerRoman"/>
+      <w:lvlText w:val="%6."/>
+      <w:lvlJc w:val="right"/>
+      <w:pPr>
+        <w:ind w:left="5760" w:hanging="180"/>
+      </w:pPr>
+    </w:lvl>
+    <w:lvl w:ilvl="6" w:tplc="FFFFFFFF" w:tentative="1">
+      <w:start w:val="1"/>
+      <w:numFmt w:val="decimal"/>
+      <w:lvlText w:val="%7."/>
+      <w:lvlJc w:val="left"/>
+      <w:pPr>
+        <w:ind w:left="6480" w:hanging="360"/>
+      </w:pPr>
+    </w:lvl>
+    <w:lvl w:ilvl="7" w:tplc="FFFFFFFF" w:tentative="1">
+      <w:start w:val="1"/>
+      <w:numFmt w:val="lowerLetter"/>
+      <w:lvlText w:val="%8."/>
+      <w:lvlJc w:val="left"/>
+      <w:pPr>
+        <w:ind w:left="7200" w:hanging="360"/>
+      </w:pPr>
+    </w:lvl>
+    <w:lvl w:ilvl="8" w:tplc="FFFFFFFF" w:tentative="1">
+      <w:start w:val="1"/>
+      <w:numFmt w:val="lowerRoman"/>
+      <w:lvlText w:val="%9."/>
+      <w:lvlJc w:val="right"/>
+      <w:pPr>
+        <w:ind w:left="7920" w:hanging="180"/>
+      </w:pPr>
+    </w:lvl>
+  </w:abstractNum>
+  <w:abstractNum w:abstractNumId="14" w15:restartNumberingAfterBreak="0">
+    <w:nsid w:val="20D70694"/>
+    <w:multiLevelType w:val="hybridMultilevel"/>
+    <w:tmpl w:val="30A8FFBA"/>
+    <w:lvl w:ilvl="0" w:tplc="FFFFFFFF">
+      <w:start w:val="1"/>
+      <w:numFmt w:val="decimal"/>
+      <w:lvlText w:val="%1."/>
+      <w:lvlJc w:val="left"/>
+      <w:pPr>
+        <w:ind w:left="2160" w:hanging="360"/>
+      </w:pPr>
+    </w:lvl>
+    <w:lvl w:ilvl="1" w:tplc="04090019" w:tentative="1">
+      <w:start w:val="1"/>
+      <w:numFmt w:val="lowerLetter"/>
+      <w:lvlText w:val="%2."/>
+      <w:lvlJc w:val="left"/>
+      <w:pPr>
+        <w:ind w:left="2880" w:hanging="360"/>
+      </w:pPr>
+    </w:lvl>
+    <w:lvl w:ilvl="2" w:tplc="0409001B" w:tentative="1">
+      <w:start w:val="1"/>
+      <w:numFmt w:val="lowerRoman"/>
+      <w:lvlText w:val="%3."/>
+      <w:lvlJc w:val="right"/>
+      <w:pPr>
+        <w:ind w:left="3600" w:hanging="180"/>
+      </w:pPr>
+    </w:lvl>
+    <w:lvl w:ilvl="3" w:tplc="0409000F" w:tentative="1">
+      <w:start w:val="1"/>
+      <w:numFmt w:val="decimal"/>
+      <w:lvlText w:val="%4."/>
+      <w:lvlJc w:val="left"/>
+      <w:pPr>
+        <w:ind w:left="4320" w:hanging="360"/>
+      </w:pPr>
+    </w:lvl>
+    <w:lvl w:ilvl="4" w:tplc="04090019" w:tentative="1">
+      <w:start w:val="1"/>
+      <w:numFmt w:val="lowerLetter"/>
+      <w:lvlText w:val="%5."/>
+      <w:lvlJc w:val="left"/>
+      <w:pPr>
+        <w:ind w:left="5040" w:hanging="360"/>
+      </w:pPr>
+    </w:lvl>
+    <w:lvl w:ilvl="5" w:tplc="0409001B" w:tentative="1">
+      <w:start w:val="1"/>
+      <w:numFmt w:val="lowerRoman"/>
+      <w:lvlText w:val="%6."/>
+      <w:lvlJc w:val="right"/>
+      <w:pPr>
+        <w:ind w:left="5760" w:hanging="180"/>
+      </w:pPr>
+    </w:lvl>
+    <w:lvl w:ilvl="6" w:tplc="0409000F" w:tentative="1">
+      <w:start w:val="1"/>
+      <w:numFmt w:val="decimal"/>
+      <w:lvlText w:val="%7."/>
+      <w:lvlJc w:val="left"/>
+      <w:pPr>
+        <w:ind w:left="6480" w:hanging="360"/>
+      </w:pPr>
+    </w:lvl>
+    <w:lvl w:ilvl="7" w:tplc="04090019" w:tentative="1">
+      <w:start w:val="1"/>
+      <w:numFmt w:val="lowerLetter"/>
+      <w:lvlText w:val="%8."/>
+      <w:lvlJc w:val="left"/>
+      <w:pPr>
+        <w:ind w:left="7200" w:hanging="360"/>
+      </w:pPr>
+    </w:lvl>
+    <w:lvl w:ilvl="8" w:tplc="0409001B" w:tentative="1">
+      <w:start w:val="1"/>
+      <w:numFmt w:val="lowerRoman"/>
+      <w:lvlText w:val="%9."/>
+      <w:lvlJc w:val="right"/>
+      <w:pPr>
+        <w:ind w:left="7920" w:hanging="180"/>
+      </w:pPr>
+    </w:lvl>
+  </w:abstractNum>
+  <w:abstractNum w:abstractNumId="15" w15:restartNumberingAfterBreak="0">
+    <w:nsid w:val="23BE6FC0"/>
+    <w:multiLevelType w:val="hybridMultilevel"/>
+    <w:tmpl w:val="E8443C9A"/>
+    <w:lvl w:ilvl="0" w:tplc="FFFFFFFF">
+      <w:start w:val="1"/>
+      <w:numFmt w:val="decimal"/>
+      <w:lvlText w:val="%1."/>
+      <w:lvlJc w:val="left"/>
+      <w:pPr>
+        <w:ind w:left="2160" w:hanging="360"/>
+      </w:pPr>
+    </w:lvl>
+    <w:lvl w:ilvl="1" w:tplc="04090019" w:tentative="1">
+      <w:start w:val="1"/>
+      <w:numFmt w:val="lowerLetter"/>
+      <w:lvlText w:val="%2."/>
+      <w:lvlJc w:val="left"/>
+      <w:pPr>
+        <w:ind w:left="2880" w:hanging="360"/>
+      </w:pPr>
+    </w:lvl>
+    <w:lvl w:ilvl="2" w:tplc="0409001B" w:tentative="1">
+      <w:start w:val="1"/>
+      <w:numFmt w:val="lowerRoman"/>
+      <w:lvlText w:val="%3."/>
+      <w:lvlJc w:val="right"/>
+      <w:pPr>
+        <w:ind w:left="3600" w:hanging="180"/>
+      </w:pPr>
+    </w:lvl>
+    <w:lvl w:ilvl="3" w:tplc="0409000F" w:tentative="1">
+      <w:start w:val="1"/>
+      <w:numFmt w:val="decimal"/>
+      <w:lvlText w:val="%4."/>
+      <w:lvlJc w:val="left"/>
+      <w:pPr>
+        <w:ind w:left="4320" w:hanging="360"/>
+      </w:pPr>
+    </w:lvl>
+    <w:lvl w:ilvl="4" w:tplc="04090019" w:tentative="1">
+      <w:start w:val="1"/>
+      <w:numFmt w:val="lowerLetter"/>
+      <w:lvlText w:val="%5."/>
+      <w:lvlJc w:val="left"/>
+      <w:pPr>
+        <w:ind w:left="5040" w:hanging="360"/>
+      </w:pPr>
+    </w:lvl>
+    <w:lvl w:ilvl="5" w:tplc="0409001B" w:tentative="1">
+      <w:start w:val="1"/>
+      <w:numFmt w:val="lowerRoman"/>
+      <w:lvlText w:val="%6."/>
+      <w:lvlJc w:val="right"/>
+      <w:pPr>
+        <w:ind w:left="5760" w:hanging="180"/>
+      </w:pPr>
+    </w:lvl>
+    <w:lvl w:ilvl="6" w:tplc="0409000F" w:tentative="1">
+      <w:start w:val="1"/>
+      <w:numFmt w:val="decimal"/>
+      <w:lvlText w:val="%7."/>
+      <w:lvlJc w:val="left"/>
+      <w:pPr>
+        <w:ind w:left="6480" w:hanging="360"/>
+      </w:pPr>
+    </w:lvl>
+    <w:lvl w:ilvl="7" w:tplc="04090019" w:tentative="1">
+      <w:start w:val="1"/>
+      <w:numFmt w:val="lowerLetter"/>
+      <w:lvlText w:val="%8."/>
+      <w:lvlJc w:val="left"/>
+      <w:pPr>
+        <w:ind w:left="7200" w:hanging="360"/>
+      </w:pPr>
+    </w:lvl>
+    <w:lvl w:ilvl="8" w:tplc="0409001B" w:tentative="1">
+      <w:start w:val="1"/>
+      <w:numFmt w:val="lowerRoman"/>
+      <w:lvlText w:val="%9."/>
+      <w:lvlJc w:val="right"/>
+      <w:pPr>
+        <w:ind w:left="7920" w:hanging="180"/>
+      </w:pPr>
+    </w:lvl>
+  </w:abstractNum>
+  <w:abstractNum w:abstractNumId="16" w15:restartNumberingAfterBreak="0">
+    <w:nsid w:val="256D6FDE"/>
+    <w:multiLevelType w:val="hybridMultilevel"/>
+    <w:tmpl w:val="9586D066"/>
+    <w:lvl w:ilvl="0" w:tplc="FFFFFFFF">
+      <w:start w:val="1"/>
+      <w:numFmt w:val="decimal"/>
+      <w:lvlText w:val="%1."/>
+      <w:lvlJc w:val="left"/>
+      <w:pPr>
+        <w:ind w:left="2160" w:hanging="360"/>
+      </w:pPr>
+    </w:lvl>
+    <w:lvl w:ilvl="1" w:tplc="FFFFFFFF" w:tentative="1">
+      <w:start w:val="1"/>
+      <w:numFmt w:val="lowerLetter"/>
+      <w:lvlText w:val="%2."/>
+      <w:lvlJc w:val="left"/>
+      <w:pPr>
+        <w:ind w:left="2880" w:hanging="360"/>
+      </w:pPr>
+    </w:lvl>
+    <w:lvl w:ilvl="2" w:tplc="FFFFFFFF" w:tentative="1">
+      <w:start w:val="1"/>
+      <w:numFmt w:val="lowerRoman"/>
+      <w:lvlText w:val="%3."/>
+      <w:lvlJc w:val="right"/>
+      <w:pPr>
+        <w:ind w:left="3600" w:hanging="180"/>
+      </w:pPr>
+    </w:lvl>
+    <w:lvl w:ilvl="3" w:tplc="FFFFFFFF" w:tentative="1">
+      <w:start w:val="1"/>
+      <w:numFmt w:val="decimal"/>
+      <w:lvlText w:val="%4."/>
+      <w:lvlJc w:val="left"/>
+      <w:pPr>
+        <w:ind w:left="4320" w:hanging="360"/>
+      </w:pPr>
+    </w:lvl>
+    <w:lvl w:ilvl="4" w:tplc="FFFFFFFF" w:tentative="1">
+      <w:start w:val="1"/>
+      <w:numFmt w:val="lowerLetter"/>
+      <w:lvlText w:val="%5."/>
+      <w:lvlJc w:val="left"/>
+      <w:pPr>
+        <w:ind w:left="5040" w:hanging="360"/>
+      </w:pPr>
+    </w:lvl>
+    <w:lvl w:ilvl="5" w:tplc="FFFFFFFF" w:tentative="1">
+      <w:start w:val="1"/>
+      <w:numFmt w:val="lowerRoman"/>
+      <w:lvlText w:val="%6."/>
+      <w:lvlJc w:val="right"/>
+      <w:pPr>
+        <w:ind w:left="5760" w:hanging="180"/>
+      </w:pPr>
+    </w:lvl>
+    <w:lvl w:ilvl="6" w:tplc="FFFFFFFF" w:tentative="1">
+      <w:start w:val="1"/>
+      <w:numFmt w:val="decimal"/>
+      <w:lvlText w:val="%7."/>
+      <w:lvlJc w:val="left"/>
+      <w:pPr>
+        <w:ind w:left="6480" w:hanging="360"/>
+      </w:pPr>
+    </w:lvl>
+    <w:lvl w:ilvl="7" w:tplc="FFFFFFFF" w:tentative="1">
+      <w:start w:val="1"/>
+      <w:numFmt w:val="lowerLetter"/>
+      <w:lvlText w:val="%8."/>
+      <w:lvlJc w:val="left"/>
+      <w:pPr>
+        <w:ind w:left="7200" w:hanging="360"/>
+      </w:pPr>
+    </w:lvl>
+    <w:lvl w:ilvl="8" w:tplc="FFFFFFFF" w:tentative="1">
+      <w:start w:val="1"/>
+      <w:numFmt w:val="lowerRoman"/>
+      <w:lvlText w:val="%9."/>
+      <w:lvlJc w:val="right"/>
+      <w:pPr>
+        <w:ind w:left="7920" w:hanging="180"/>
+      </w:pPr>
+    </w:lvl>
+  </w:abstractNum>
+  <w:abstractNum w:abstractNumId="17" w15:restartNumberingAfterBreak="0">
+    <w:nsid w:val="26EA23D5"/>
     <w:multiLevelType w:val="multilevel"/>
     <w:tmpl w:val="7DC0CAAE"/>
     <w:lvl w:ilvl="0">
@@ -16000,7 +20210,212 @@
       </w:pPr>
     </w:lvl>
   </w:abstractNum>
+  <w:abstractNum w:abstractNumId="18" w15:restartNumberingAfterBreak="0">
+    <w:nsid w:val="28685451"/>
+    <w:multiLevelType w:val="hybridMultilevel"/>
+    <w:tmpl w:val="E7BCD22A"/>
+    <w:lvl w:ilvl="0" w:tplc="FFFFFFFF">
+      <w:start w:val="1"/>
+      <w:numFmt w:val="decimal"/>
+      <w:lvlText w:val="%1."/>
+      <w:lvlJc w:val="left"/>
+      <w:pPr>
+        <w:ind w:left="2160" w:hanging="360"/>
+      </w:pPr>
+    </w:lvl>
+    <w:lvl w:ilvl="1" w:tplc="FFFFFFFF" w:tentative="1">
+      <w:start w:val="1"/>
+      <w:numFmt w:val="lowerLetter"/>
+      <w:lvlText w:val="%2."/>
+      <w:lvlJc w:val="left"/>
+      <w:pPr>
+        <w:ind w:left="2880" w:hanging="360"/>
+      </w:pPr>
+    </w:lvl>
+    <w:lvl w:ilvl="2" w:tplc="FFFFFFFF" w:tentative="1">
+      <w:start w:val="1"/>
+      <w:numFmt w:val="lowerRoman"/>
+      <w:lvlText w:val="%3."/>
+      <w:lvlJc w:val="right"/>
+      <w:pPr>
+        <w:ind w:left="3600" w:hanging="180"/>
+      </w:pPr>
+    </w:lvl>
+    <w:lvl w:ilvl="3" w:tplc="FFFFFFFF" w:tentative="1">
+      <w:start w:val="1"/>
+      <w:numFmt w:val="decimal"/>
+      <w:lvlText w:val="%4."/>
+      <w:lvlJc w:val="left"/>
+      <w:pPr>
+        <w:ind w:left="4320" w:hanging="360"/>
+      </w:pPr>
+    </w:lvl>
+    <w:lvl w:ilvl="4" w:tplc="FFFFFFFF" w:tentative="1">
+      <w:start w:val="1"/>
+      <w:numFmt w:val="lowerLetter"/>
+      <w:lvlText w:val="%5."/>
+      <w:lvlJc w:val="left"/>
+      <w:pPr>
+        <w:ind w:left="5040" w:hanging="360"/>
+      </w:pPr>
+    </w:lvl>
+    <w:lvl w:ilvl="5" w:tplc="FFFFFFFF" w:tentative="1">
+      <w:start w:val="1"/>
+      <w:numFmt w:val="lowerRoman"/>
+      <w:lvlText w:val="%6."/>
+      <w:lvlJc w:val="right"/>
+      <w:pPr>
+        <w:ind w:left="5760" w:hanging="180"/>
+      </w:pPr>
+    </w:lvl>
+    <w:lvl w:ilvl="6" w:tplc="FFFFFFFF" w:tentative="1">
+      <w:start w:val="1"/>
+      <w:numFmt w:val="decimal"/>
+      <w:lvlText w:val="%7."/>
+      <w:lvlJc w:val="left"/>
+      <w:pPr>
+        <w:ind w:left="6480" w:hanging="360"/>
+      </w:pPr>
+    </w:lvl>
+    <w:lvl w:ilvl="7" w:tplc="FFFFFFFF" w:tentative="1">
+      <w:start w:val="1"/>
+      <w:numFmt w:val="lowerLetter"/>
+      <w:lvlText w:val="%8."/>
+      <w:lvlJc w:val="left"/>
+      <w:pPr>
+        <w:ind w:left="7200" w:hanging="360"/>
+      </w:pPr>
+    </w:lvl>
+    <w:lvl w:ilvl="8" w:tplc="FFFFFFFF" w:tentative="1">
+      <w:start w:val="1"/>
+      <w:numFmt w:val="lowerRoman"/>
+      <w:lvlText w:val="%9."/>
+      <w:lvlJc w:val="right"/>
+      <w:pPr>
+        <w:ind w:left="7920" w:hanging="180"/>
+      </w:pPr>
+    </w:lvl>
+  </w:abstractNum>
   <w:abstractNum w:abstractNumId="19" w15:restartNumberingAfterBreak="0">
+    <w:nsid w:val="2A3A3692"/>
+    <w:multiLevelType w:val="multilevel"/>
+    <w:tmpl w:val="7DC0CAAE"/>
+    <w:lvl w:ilvl="0">
+      <w:start w:val="1"/>
+      <w:numFmt w:val="decimal"/>
+      <w:lvlText w:val="%1."/>
+      <w:lvlJc w:val="left"/>
+      <w:pPr>
+        <w:tabs>
+          <w:tab w:val="num" w:pos="720"/>
+        </w:tabs>
+        <w:ind w:left="720" w:hanging="720"/>
+      </w:pPr>
+      <w:rPr>
+        <w:b/>
+        <w:kern w:val="2"/>
+        <w:sz w:val="36"/>
+        <w:lang w:val="en-US" w:bidi="en-US"/>
+      </w:rPr>
+    </w:lvl>
+    <w:lvl w:ilvl="1">
+      <w:start w:val="1"/>
+      <w:numFmt w:val="decimal"/>
+      <w:lvlText w:val="%1.%2."/>
+      <w:lvlJc w:val="left"/>
+      <w:pPr>
+        <w:tabs>
+          <w:tab w:val="num" w:pos="720"/>
+        </w:tabs>
+        <w:ind w:left="1440" w:hanging="720"/>
+      </w:pPr>
+    </w:lvl>
+    <w:lvl w:ilvl="2">
+      <w:start w:val="1"/>
+      <w:numFmt w:val="decimal"/>
+      <w:lvlText w:val="%1.%2.%3."/>
+      <w:lvlJc w:val="left"/>
+      <w:pPr>
+        <w:tabs>
+          <w:tab w:val="num" w:pos="720"/>
+        </w:tabs>
+        <w:ind w:left="2160" w:hanging="720"/>
+      </w:pPr>
+    </w:lvl>
+    <w:lvl w:ilvl="3">
+      <w:start w:val="1"/>
+      <w:numFmt w:val="decimal"/>
+      <w:lvlText w:val="%1.%2.%3.%4."/>
+      <w:lvlJc w:val="left"/>
+      <w:pPr>
+        <w:tabs>
+          <w:tab w:val="num" w:pos="720"/>
+        </w:tabs>
+        <w:ind w:left="2880" w:hanging="720"/>
+      </w:pPr>
+    </w:lvl>
+    <w:lvl w:ilvl="4">
+      <w:start w:val="1"/>
+      <w:numFmt w:val="decimal"/>
+      <w:lvlText w:val="%1.%2.%3.%4.%5."/>
+      <w:lvlJc w:val="left"/>
+      <w:pPr>
+        <w:tabs>
+          <w:tab w:val="num" w:pos="720"/>
+        </w:tabs>
+        <w:ind w:left="3600" w:hanging="720"/>
+      </w:pPr>
+    </w:lvl>
+    <w:lvl w:ilvl="5">
+      <w:start w:val="1"/>
+      <w:numFmt w:val="decimal"/>
+      <w:lvlText w:val="%1.%2.%3.%4.%5.%6."/>
+      <w:lvlJc w:val="left"/>
+      <w:pPr>
+        <w:tabs>
+          <w:tab w:val="num" w:pos="720"/>
+        </w:tabs>
+        <w:ind w:left="4320" w:hanging="720"/>
+      </w:pPr>
+    </w:lvl>
+    <w:lvl w:ilvl="6">
+      <w:start w:val="1"/>
+      <w:numFmt w:val="decimal"/>
+      <w:lvlText w:val="%1.%2.%3.%4.%5.%6.%7."/>
+      <w:lvlJc w:val="left"/>
+      <w:pPr>
+        <w:tabs>
+          <w:tab w:val="num" w:pos="720"/>
+        </w:tabs>
+        <w:ind w:left="5040" w:hanging="720"/>
+      </w:pPr>
+    </w:lvl>
+    <w:lvl w:ilvl="7">
+      <w:start w:val="1"/>
+      <w:numFmt w:val="decimal"/>
+      <w:lvlText w:val="%1.%2.%3.%4.%5.%6.%7.%8."/>
+      <w:lvlJc w:val="left"/>
+      <w:pPr>
+        <w:tabs>
+          <w:tab w:val="num" w:pos="720"/>
+        </w:tabs>
+        <w:ind w:left="5760" w:hanging="720"/>
+      </w:pPr>
+    </w:lvl>
+    <w:lvl w:ilvl="8">
+      <w:start w:val="1"/>
+      <w:numFmt w:val="decimal"/>
+      <w:lvlText w:val="%1.%2.%3.%4.%5.%6.%7.%8.%9."/>
+      <w:lvlJc w:val="left"/>
+      <w:pPr>
+        <w:tabs>
+          <w:tab w:val="num" w:pos="720"/>
+        </w:tabs>
+        <w:ind w:left="6480" w:hanging="720"/>
+      </w:pPr>
+    </w:lvl>
+  </w:abstractNum>
+  <w:abstractNum w:abstractNumId="20" w15:restartNumberingAfterBreak="0">
     <w:nsid w:val="2A9A136E"/>
     <w:multiLevelType w:val="multilevel"/>
     <w:tmpl w:val="853CD44E"/>
@@ -16118,7 +20533,7 @@
       </w:rPr>
     </w:lvl>
   </w:abstractNum>
-  <w:abstractNum w:abstractNumId="20" w15:restartNumberingAfterBreak="0">
+  <w:abstractNum w:abstractNumId="21" w15:restartNumberingAfterBreak="0">
     <w:nsid w:val="2B144B28"/>
     <w:multiLevelType w:val="hybridMultilevel"/>
     <w:tmpl w:val="F23686A6"/>
@@ -16204,7 +20619,7 @@
       </w:pPr>
     </w:lvl>
   </w:abstractNum>
-  <w:abstractNum w:abstractNumId="21" w15:restartNumberingAfterBreak="0">
+  <w:abstractNum w:abstractNumId="22" w15:restartNumberingAfterBreak="0">
     <w:nsid w:val="329825FF"/>
     <w:multiLevelType w:val="hybridMultilevel"/>
     <w:tmpl w:val="D5F0DC90"/>
@@ -16290,7 +20705,7 @@
       </w:pPr>
     </w:lvl>
   </w:abstractNum>
-  <w:abstractNum w:abstractNumId="22" w15:restartNumberingAfterBreak="0">
+  <w:abstractNum w:abstractNumId="23" w15:restartNumberingAfterBreak="0">
     <w:nsid w:val="329A6F5C"/>
     <w:multiLevelType w:val="hybridMultilevel"/>
     <w:tmpl w:val="252C8F86"/>
@@ -16376,7 +20791,7 @@
       </w:pPr>
     </w:lvl>
   </w:abstractNum>
-  <w:abstractNum w:abstractNumId="23" w15:restartNumberingAfterBreak="0">
+  <w:abstractNum w:abstractNumId="24" w15:restartNumberingAfterBreak="0">
     <w:nsid w:val="332F5D3F"/>
     <w:multiLevelType w:val="hybridMultilevel"/>
     <w:tmpl w:val="153C04BE"/>
@@ -16488,7 +20903,7 @@
       </w:rPr>
     </w:lvl>
   </w:abstractNum>
-  <w:abstractNum w:abstractNumId="24" w15:restartNumberingAfterBreak="0">
+  <w:abstractNum w:abstractNumId="25" w15:restartNumberingAfterBreak="0">
     <w:nsid w:val="33EC155B"/>
     <w:multiLevelType w:val="hybridMultilevel"/>
     <w:tmpl w:val="252C8F86"/>
@@ -16574,7 +20989,7 @@
       </w:pPr>
     </w:lvl>
   </w:abstractNum>
-  <w:abstractNum w:abstractNumId="25" w15:restartNumberingAfterBreak="0">
+  <w:abstractNum w:abstractNumId="26" w15:restartNumberingAfterBreak="0">
     <w:nsid w:val="34C40072"/>
     <w:multiLevelType w:val="multilevel"/>
     <w:tmpl w:val="7DC0CAAE"/>
@@ -16693,7 +21108,7 @@
       </w:pPr>
     </w:lvl>
   </w:abstractNum>
-  <w:abstractNum w:abstractNumId="26" w15:restartNumberingAfterBreak="0">
+  <w:abstractNum w:abstractNumId="27" w15:restartNumberingAfterBreak="0">
     <w:nsid w:val="35DE46AD"/>
     <w:multiLevelType w:val="multilevel"/>
     <w:tmpl w:val="7DC0CAAE"/>
@@ -16812,7 +21227,7 @@
       </w:pPr>
     </w:lvl>
   </w:abstractNum>
-  <w:abstractNum w:abstractNumId="27" w15:restartNumberingAfterBreak="0">
+  <w:abstractNum w:abstractNumId="28" w15:restartNumberingAfterBreak="0">
     <w:nsid w:val="367B4249"/>
     <w:multiLevelType w:val="hybridMultilevel"/>
     <w:tmpl w:val="252C8F86"/>
@@ -16898,7 +21313,7 @@
       </w:pPr>
     </w:lvl>
   </w:abstractNum>
-  <w:abstractNum w:abstractNumId="28" w15:restartNumberingAfterBreak="0">
+  <w:abstractNum w:abstractNumId="29" w15:restartNumberingAfterBreak="0">
     <w:nsid w:val="37057016"/>
     <w:multiLevelType w:val="hybridMultilevel"/>
     <w:tmpl w:val="2990E628"/>
@@ -16984,7 +21399,7 @@
       </w:pPr>
     </w:lvl>
   </w:abstractNum>
-  <w:abstractNum w:abstractNumId="29" w15:restartNumberingAfterBreak="0">
+  <w:abstractNum w:abstractNumId="30" w15:restartNumberingAfterBreak="0">
     <w:nsid w:val="37A3211A"/>
     <w:multiLevelType w:val="multilevel"/>
     <w:tmpl w:val="7DC0CAAE"/>
@@ -17103,7 +21518,7 @@
       </w:pPr>
     </w:lvl>
   </w:abstractNum>
-  <w:abstractNum w:abstractNumId="30" w15:restartNumberingAfterBreak="0">
+  <w:abstractNum w:abstractNumId="31" w15:restartNumberingAfterBreak="0">
     <w:nsid w:val="395C3EBA"/>
     <w:multiLevelType w:val="hybridMultilevel"/>
     <w:tmpl w:val="9586D066"/>
@@ -17189,7 +21604,7 @@
       </w:pPr>
     </w:lvl>
   </w:abstractNum>
-  <w:abstractNum w:abstractNumId="31" w15:restartNumberingAfterBreak="0">
+  <w:abstractNum w:abstractNumId="32" w15:restartNumberingAfterBreak="0">
     <w:nsid w:val="436823BE"/>
     <w:multiLevelType w:val="hybridMultilevel"/>
     <w:tmpl w:val="9586D066"/>
@@ -17275,7 +21690,7 @@
       </w:pPr>
     </w:lvl>
   </w:abstractNum>
-  <w:abstractNum w:abstractNumId="32" w15:restartNumberingAfterBreak="0">
+  <w:abstractNum w:abstractNumId="33" w15:restartNumberingAfterBreak="0">
     <w:nsid w:val="43D930FC"/>
     <w:multiLevelType w:val="hybridMultilevel"/>
     <w:tmpl w:val="51964E6A"/>
@@ -17361,7 +21776,7 @@
       </w:pPr>
     </w:lvl>
   </w:abstractNum>
-  <w:abstractNum w:abstractNumId="33" w15:restartNumberingAfterBreak="0">
+  <w:abstractNum w:abstractNumId="34" w15:restartNumberingAfterBreak="0">
     <w:nsid w:val="440D7AFC"/>
     <w:multiLevelType w:val="hybridMultilevel"/>
     <w:tmpl w:val="51964E6A"/>
@@ -17447,7 +21862,7 @@
       </w:pPr>
     </w:lvl>
   </w:abstractNum>
-  <w:abstractNum w:abstractNumId="34" w15:restartNumberingAfterBreak="0">
+  <w:abstractNum w:abstractNumId="35" w15:restartNumberingAfterBreak="0">
     <w:nsid w:val="49075F44"/>
     <w:multiLevelType w:val="hybridMultilevel"/>
     <w:tmpl w:val="252C8F86"/>
@@ -17533,7 +21948,7 @@
       </w:pPr>
     </w:lvl>
   </w:abstractNum>
-  <w:abstractNum w:abstractNumId="35" w15:restartNumberingAfterBreak="0">
+  <w:abstractNum w:abstractNumId="36" w15:restartNumberingAfterBreak="0">
     <w:nsid w:val="49D007D6"/>
     <w:multiLevelType w:val="hybridMultilevel"/>
     <w:tmpl w:val="252C8F86"/>
@@ -17619,7 +22034,7 @@
       </w:pPr>
     </w:lvl>
   </w:abstractNum>
-  <w:abstractNum w:abstractNumId="36" w15:restartNumberingAfterBreak="0">
+  <w:abstractNum w:abstractNumId="37" w15:restartNumberingAfterBreak="0">
     <w:nsid w:val="4D08A0C5"/>
     <w:multiLevelType w:val="multilevel"/>
     <w:tmpl w:val="72EEAF36"/>
@@ -17705,7 +22120,7 @@
       </w:pPr>
     </w:lvl>
   </w:abstractNum>
-  <w:abstractNum w:abstractNumId="37" w15:restartNumberingAfterBreak="0">
+  <w:abstractNum w:abstractNumId="38" w15:restartNumberingAfterBreak="0">
     <w:nsid w:val="4F7F0C13"/>
     <w:multiLevelType w:val="hybridMultilevel"/>
     <w:tmpl w:val="00E24F32"/>
@@ -17791,7 +22206,7 @@
       </w:pPr>
     </w:lvl>
   </w:abstractNum>
-  <w:abstractNum w:abstractNumId="38" w15:restartNumberingAfterBreak="0">
+  <w:abstractNum w:abstractNumId="39" w15:restartNumberingAfterBreak="0">
     <w:nsid w:val="502F64E4"/>
     <w:multiLevelType w:val="hybridMultilevel"/>
     <w:tmpl w:val="4A8680E6"/>
@@ -17877,7 +22292,7 @@
       </w:pPr>
     </w:lvl>
   </w:abstractNum>
-  <w:abstractNum w:abstractNumId="39" w15:restartNumberingAfterBreak="0">
+  <w:abstractNum w:abstractNumId="40" w15:restartNumberingAfterBreak="0">
     <w:nsid w:val="587435DE"/>
     <w:multiLevelType w:val="hybridMultilevel"/>
     <w:tmpl w:val="9CC267E4"/>
@@ -17963,7 +22378,7 @@
       </w:pPr>
     </w:lvl>
   </w:abstractNum>
-  <w:abstractNum w:abstractNumId="40" w15:restartNumberingAfterBreak="0">
+  <w:abstractNum w:abstractNumId="41" w15:restartNumberingAfterBreak="0">
     <w:nsid w:val="58C421AA"/>
     <w:multiLevelType w:val="hybridMultilevel"/>
     <w:tmpl w:val="6DA265F0"/>
@@ -18049,182 +22464,10 @@
       </w:pPr>
     </w:lvl>
   </w:abstractNum>
-  <w:abstractNum w:abstractNumId="41" w15:restartNumberingAfterBreak="0">
-    <w:nsid w:val="63E80262"/>
-    <w:multiLevelType w:val="hybridMultilevel"/>
-    <w:tmpl w:val="4A8680E6"/>
-    <w:lvl w:ilvl="0" w:tplc="0409000F">
-      <w:start w:val="1"/>
-      <w:numFmt w:val="decimal"/>
-      <w:lvlText w:val="%1."/>
-      <w:lvlJc w:val="left"/>
-      <w:pPr>
-        <w:ind w:left="2520" w:hanging="360"/>
-      </w:pPr>
-    </w:lvl>
-    <w:lvl w:ilvl="1" w:tplc="04090019">
-      <w:start w:val="1"/>
-      <w:numFmt w:val="lowerLetter"/>
-      <w:lvlText w:val="%2."/>
-      <w:lvlJc w:val="left"/>
-      <w:pPr>
-        <w:ind w:left="3240" w:hanging="360"/>
-      </w:pPr>
-    </w:lvl>
-    <w:lvl w:ilvl="2" w:tplc="0409001B" w:tentative="1">
-      <w:start w:val="1"/>
-      <w:numFmt w:val="lowerRoman"/>
-      <w:lvlText w:val="%3."/>
-      <w:lvlJc w:val="right"/>
-      <w:pPr>
-        <w:ind w:left="3960" w:hanging="180"/>
-      </w:pPr>
-    </w:lvl>
-    <w:lvl w:ilvl="3" w:tplc="0409000F" w:tentative="1">
-      <w:start w:val="1"/>
-      <w:numFmt w:val="decimal"/>
-      <w:lvlText w:val="%4."/>
-      <w:lvlJc w:val="left"/>
-      <w:pPr>
-        <w:ind w:left="4680" w:hanging="360"/>
-      </w:pPr>
-    </w:lvl>
-    <w:lvl w:ilvl="4" w:tplc="04090019" w:tentative="1">
-      <w:start w:val="1"/>
-      <w:numFmt w:val="lowerLetter"/>
-      <w:lvlText w:val="%5."/>
-      <w:lvlJc w:val="left"/>
-      <w:pPr>
-        <w:ind w:left="5400" w:hanging="360"/>
-      </w:pPr>
-    </w:lvl>
-    <w:lvl w:ilvl="5" w:tplc="0409001B" w:tentative="1">
-      <w:start w:val="1"/>
-      <w:numFmt w:val="lowerRoman"/>
-      <w:lvlText w:val="%6."/>
-      <w:lvlJc w:val="right"/>
-      <w:pPr>
-        <w:ind w:left="6120" w:hanging="180"/>
-      </w:pPr>
-    </w:lvl>
-    <w:lvl w:ilvl="6" w:tplc="0409000F" w:tentative="1">
-      <w:start w:val="1"/>
-      <w:numFmt w:val="decimal"/>
-      <w:lvlText w:val="%7."/>
-      <w:lvlJc w:val="left"/>
-      <w:pPr>
-        <w:ind w:left="6840" w:hanging="360"/>
-      </w:pPr>
-    </w:lvl>
-    <w:lvl w:ilvl="7" w:tplc="04090019" w:tentative="1">
-      <w:start w:val="1"/>
-      <w:numFmt w:val="lowerLetter"/>
-      <w:lvlText w:val="%8."/>
-      <w:lvlJc w:val="left"/>
-      <w:pPr>
-        <w:ind w:left="7560" w:hanging="360"/>
-      </w:pPr>
-    </w:lvl>
-    <w:lvl w:ilvl="8" w:tplc="0409001B" w:tentative="1">
-      <w:start w:val="1"/>
-      <w:numFmt w:val="lowerRoman"/>
-      <w:lvlText w:val="%9."/>
-      <w:lvlJc w:val="right"/>
-      <w:pPr>
-        <w:ind w:left="8280" w:hanging="180"/>
-      </w:pPr>
-    </w:lvl>
-  </w:abstractNum>
   <w:abstractNum w:abstractNumId="42" w15:restartNumberingAfterBreak="0">
-    <w:nsid w:val="679C093E"/>
-    <w:multiLevelType w:val="hybridMultilevel"/>
-    <w:tmpl w:val="A36E5822"/>
-    <w:lvl w:ilvl="0" w:tplc="6DE45040">
-      <w:start w:val="1"/>
-      <w:numFmt w:val="decimal"/>
-      <w:lvlText w:val="%1."/>
-      <w:lvlJc w:val="left"/>
-      <w:pPr>
-        <w:ind w:left="2160" w:hanging="360"/>
-      </w:pPr>
-    </w:lvl>
-    <w:lvl w:ilvl="1" w:tplc="1E4EDFF4">
-      <w:start w:val="1"/>
-      <w:numFmt w:val="lowerLetter"/>
-      <w:lvlText w:val="%2."/>
-      <w:lvlJc w:val="left"/>
-      <w:pPr>
-        <w:ind w:left="2880" w:hanging="360"/>
-      </w:pPr>
-    </w:lvl>
-    <w:lvl w:ilvl="2" w:tplc="165C355E">
-      <w:start w:val="1"/>
-      <w:numFmt w:val="lowerRoman"/>
-      <w:lvlText w:val="%3."/>
-      <w:lvlJc w:val="right"/>
-      <w:pPr>
-        <w:ind w:left="3600" w:hanging="180"/>
-      </w:pPr>
-    </w:lvl>
-    <w:lvl w:ilvl="3" w:tplc="DB8E7AE8">
-      <w:start w:val="1"/>
-      <w:numFmt w:val="decimal"/>
-      <w:lvlText w:val="%4."/>
-      <w:lvlJc w:val="left"/>
-      <w:pPr>
-        <w:ind w:left="4320" w:hanging="360"/>
-      </w:pPr>
-    </w:lvl>
-    <w:lvl w:ilvl="4" w:tplc="A1549ECA">
-      <w:start w:val="1"/>
-      <w:numFmt w:val="lowerLetter"/>
-      <w:lvlText w:val="%5."/>
-      <w:lvlJc w:val="left"/>
-      <w:pPr>
-        <w:ind w:left="5040" w:hanging="360"/>
-      </w:pPr>
-    </w:lvl>
-    <w:lvl w:ilvl="5" w:tplc="3D86A310">
-      <w:start w:val="1"/>
-      <w:numFmt w:val="lowerRoman"/>
-      <w:lvlText w:val="%6."/>
-      <w:lvlJc w:val="right"/>
-      <w:pPr>
-        <w:ind w:left="5760" w:hanging="180"/>
-      </w:pPr>
-    </w:lvl>
-    <w:lvl w:ilvl="6" w:tplc="4D88CA7C">
-      <w:start w:val="1"/>
-      <w:numFmt w:val="decimal"/>
-      <w:lvlText w:val="%7."/>
-      <w:lvlJc w:val="left"/>
-      <w:pPr>
-        <w:ind w:left="6480" w:hanging="360"/>
-      </w:pPr>
-    </w:lvl>
-    <w:lvl w:ilvl="7" w:tplc="A4FCC1E0">
-      <w:start w:val="1"/>
-      <w:numFmt w:val="lowerLetter"/>
-      <w:lvlText w:val="%8."/>
-      <w:lvlJc w:val="left"/>
-      <w:pPr>
-        <w:ind w:left="7200" w:hanging="360"/>
-      </w:pPr>
-    </w:lvl>
-    <w:lvl w:ilvl="8" w:tplc="2932DF52">
-      <w:start w:val="1"/>
-      <w:numFmt w:val="lowerRoman"/>
-      <w:lvlText w:val="%9."/>
-      <w:lvlJc w:val="right"/>
-      <w:pPr>
-        <w:ind w:left="7920" w:hanging="180"/>
-      </w:pPr>
-    </w:lvl>
-  </w:abstractNum>
-  <w:abstractNum w:abstractNumId="43" w15:restartNumberingAfterBreak="0">
-    <w:nsid w:val="6BE21A6B"/>
+    <w:nsid w:val="5D623A7D"/>
     <w:multiLevelType w:val="multilevel"/>
-    <w:tmpl w:val="7C10E34A"/>
+    <w:tmpl w:val="7DC0CAAE"/>
     <w:lvl w:ilvl="0">
       <w:start w:val="1"/>
       <w:numFmt w:val="decimal"/>
@@ -18340,352 +22583,8 @@
       </w:pPr>
     </w:lvl>
   </w:abstractNum>
-  <w:abstractNum w:abstractNumId="44" w15:restartNumberingAfterBreak="0">
-    <w:nsid w:val="750142DC"/>
-    <w:multiLevelType w:val="multilevel"/>
-    <w:tmpl w:val="2516311E"/>
-    <w:lvl w:ilvl="0">
-      <w:start w:val="1"/>
-      <w:numFmt w:val="decimal"/>
-      <w:lvlText w:val="%1."/>
-      <w:lvlJc w:val="left"/>
-      <w:pPr>
-        <w:ind w:left="720" w:hanging="360"/>
-      </w:pPr>
-    </w:lvl>
-    <w:lvl w:ilvl="1">
-      <w:start w:val="1"/>
-      <w:numFmt w:val="decimal"/>
-      <w:lvlText w:val="%1.%2."/>
-      <w:lvlJc w:val="left"/>
-      <w:pPr>
-        <w:ind w:left="1440" w:hanging="360"/>
-      </w:pPr>
-    </w:lvl>
-    <w:lvl w:ilvl="2">
-      <w:start w:val="1"/>
-      <w:numFmt w:val="decimal"/>
-      <w:lvlText w:val="%1.%2.%3."/>
-      <w:lvlJc w:val="left"/>
-      <w:pPr>
-        <w:ind w:left="2160" w:hanging="180"/>
-      </w:pPr>
-    </w:lvl>
-    <w:lvl w:ilvl="3">
-      <w:start w:val="1"/>
-      <w:numFmt w:val="decimal"/>
-      <w:lvlText w:val="%1.%2.%3.%4."/>
-      <w:lvlJc w:val="left"/>
-      <w:pPr>
-        <w:ind w:left="2880" w:hanging="360"/>
-      </w:pPr>
-    </w:lvl>
-    <w:lvl w:ilvl="4">
-      <w:start w:val="1"/>
-      <w:numFmt w:val="decimal"/>
-      <w:lvlText w:val="%1.%2.%3.%4.%5."/>
-      <w:lvlJc w:val="left"/>
-      <w:pPr>
-        <w:ind w:left="3600" w:hanging="360"/>
-      </w:pPr>
-    </w:lvl>
-    <w:lvl w:ilvl="5">
-      <w:start w:val="1"/>
-      <w:numFmt w:val="decimal"/>
-      <w:lvlText w:val="%1.%2.%3.%4.%5.%6."/>
-      <w:lvlJc w:val="left"/>
-      <w:pPr>
-        <w:ind w:left="4320" w:hanging="180"/>
-      </w:pPr>
-    </w:lvl>
-    <w:lvl w:ilvl="6">
-      <w:start w:val="1"/>
-      <w:numFmt w:val="decimal"/>
-      <w:lvlText w:val="%1.%2.%3.%4.%5.%6.%7."/>
-      <w:lvlJc w:val="left"/>
-      <w:pPr>
-        <w:ind w:left="5040" w:hanging="360"/>
-      </w:pPr>
-    </w:lvl>
-    <w:lvl w:ilvl="7">
-      <w:start w:val="1"/>
-      <w:numFmt w:val="decimal"/>
-      <w:lvlText w:val="%1.%2.%3.%4.%5.%6.%7.%8."/>
-      <w:lvlJc w:val="left"/>
-      <w:pPr>
-        <w:ind w:left="5760" w:hanging="360"/>
-      </w:pPr>
-    </w:lvl>
-    <w:lvl w:ilvl="8">
-      <w:start w:val="1"/>
-      <w:numFmt w:val="decimal"/>
-      <w:lvlText w:val="%1.%2.%3.%4.%5.%6.%7.%8.%9."/>
-      <w:lvlJc w:val="left"/>
-      <w:pPr>
-        <w:ind w:left="6480" w:hanging="180"/>
-      </w:pPr>
-    </w:lvl>
-  </w:abstractNum>
-  <w:abstractNum w:abstractNumId="45" w15:restartNumberingAfterBreak="0">
-    <w:nsid w:val="751AFF0F"/>
-    <w:multiLevelType w:val="multilevel"/>
-    <w:tmpl w:val="6B260578"/>
-    <w:lvl w:ilvl="0">
-      <w:start w:val="1"/>
-      <w:numFmt w:val="decimal"/>
-      <w:lvlText w:val="%1."/>
-      <w:lvlJc w:val="left"/>
-      <w:pPr>
-        <w:ind w:left="720" w:hanging="360"/>
-      </w:pPr>
-    </w:lvl>
-    <w:lvl w:ilvl="1">
-      <w:start w:val="1"/>
-      <w:numFmt w:val="decimal"/>
-      <w:lvlText w:val="%1.%2."/>
-      <w:lvlJc w:val="left"/>
-      <w:pPr>
-        <w:ind w:left="1440" w:hanging="360"/>
-      </w:pPr>
-    </w:lvl>
-    <w:lvl w:ilvl="2">
-      <w:start w:val="1"/>
-      <w:numFmt w:val="decimal"/>
-      <w:lvlText w:val="%1.%2.%3."/>
-      <w:lvlJc w:val="left"/>
-      <w:pPr>
-        <w:ind w:left="2160" w:hanging="180"/>
-      </w:pPr>
-    </w:lvl>
-    <w:lvl w:ilvl="3">
-      <w:start w:val="1"/>
-      <w:numFmt w:val="decimal"/>
-      <w:lvlText w:val="%1.%2.%3.%4."/>
-      <w:lvlJc w:val="left"/>
-      <w:pPr>
-        <w:ind w:left="2880" w:hanging="360"/>
-      </w:pPr>
-    </w:lvl>
-    <w:lvl w:ilvl="4">
-      <w:start w:val="1"/>
-      <w:numFmt w:val="decimal"/>
-      <w:lvlText w:val="%1.%2.%3.%4.%5."/>
-      <w:lvlJc w:val="left"/>
-      <w:pPr>
-        <w:ind w:left="3600" w:hanging="360"/>
-      </w:pPr>
-    </w:lvl>
-    <w:lvl w:ilvl="5">
-      <w:start w:val="1"/>
-      <w:numFmt w:val="decimal"/>
-      <w:lvlText w:val="%1.%2.%3.%4.%5.%6."/>
-      <w:lvlJc w:val="left"/>
-      <w:pPr>
-        <w:ind w:left="4320" w:hanging="180"/>
-      </w:pPr>
-    </w:lvl>
-    <w:lvl w:ilvl="6">
-      <w:start w:val="1"/>
-      <w:numFmt w:val="decimal"/>
-      <w:lvlText w:val="%1.%2.%3.%4.%5.%6.%7."/>
-      <w:lvlJc w:val="left"/>
-      <w:pPr>
-        <w:ind w:left="5040" w:hanging="360"/>
-      </w:pPr>
-    </w:lvl>
-    <w:lvl w:ilvl="7">
-      <w:start w:val="1"/>
-      <w:numFmt w:val="decimal"/>
-      <w:lvlText w:val="%1.%2.%3.%4.%5.%6.%7.%8."/>
-      <w:lvlJc w:val="left"/>
-      <w:pPr>
-        <w:ind w:left="5760" w:hanging="360"/>
-      </w:pPr>
-    </w:lvl>
-    <w:lvl w:ilvl="8">
-      <w:start w:val="1"/>
-      <w:numFmt w:val="decimal"/>
-      <w:lvlText w:val="%1.%2.%3.%4.%5.%6.%7.%8.%9."/>
-      <w:lvlJc w:val="left"/>
-      <w:pPr>
-        <w:ind w:left="6480" w:hanging="180"/>
-      </w:pPr>
-    </w:lvl>
-  </w:abstractNum>
-  <w:abstractNum w:abstractNumId="46" w15:restartNumberingAfterBreak="0">
-    <w:nsid w:val="7B250A31"/>
-    <w:multiLevelType w:val="hybridMultilevel"/>
-    <w:tmpl w:val="5BD45390"/>
-    <w:lvl w:ilvl="0" w:tplc="0409000F">
-      <w:start w:val="1"/>
-      <w:numFmt w:val="decimal"/>
-      <w:lvlText w:val="%1."/>
-      <w:lvlJc w:val="left"/>
-      <w:pPr>
-        <w:ind w:left="2160" w:hanging="360"/>
-      </w:pPr>
-    </w:lvl>
-    <w:lvl w:ilvl="1" w:tplc="04090019" w:tentative="1">
-      <w:start w:val="1"/>
-      <w:numFmt w:val="lowerLetter"/>
-      <w:lvlText w:val="%2."/>
-      <w:lvlJc w:val="left"/>
-      <w:pPr>
-        <w:ind w:left="2880" w:hanging="360"/>
-      </w:pPr>
-    </w:lvl>
-    <w:lvl w:ilvl="2" w:tplc="0409001B" w:tentative="1">
-      <w:start w:val="1"/>
-      <w:numFmt w:val="lowerRoman"/>
-      <w:lvlText w:val="%3."/>
-      <w:lvlJc w:val="right"/>
-      <w:pPr>
-        <w:ind w:left="3600" w:hanging="180"/>
-      </w:pPr>
-    </w:lvl>
-    <w:lvl w:ilvl="3" w:tplc="0409000F" w:tentative="1">
-      <w:start w:val="1"/>
-      <w:numFmt w:val="decimal"/>
-      <w:lvlText w:val="%4."/>
-      <w:lvlJc w:val="left"/>
-      <w:pPr>
-        <w:ind w:left="4320" w:hanging="360"/>
-      </w:pPr>
-    </w:lvl>
-    <w:lvl w:ilvl="4" w:tplc="04090019" w:tentative="1">
-      <w:start w:val="1"/>
-      <w:numFmt w:val="lowerLetter"/>
-      <w:lvlText w:val="%5."/>
-      <w:lvlJc w:val="left"/>
-      <w:pPr>
-        <w:ind w:left="5040" w:hanging="360"/>
-      </w:pPr>
-    </w:lvl>
-    <w:lvl w:ilvl="5" w:tplc="0409001B" w:tentative="1">
-      <w:start w:val="1"/>
-      <w:numFmt w:val="lowerRoman"/>
-      <w:lvlText w:val="%6."/>
-      <w:lvlJc w:val="right"/>
-      <w:pPr>
-        <w:ind w:left="5760" w:hanging="180"/>
-      </w:pPr>
-    </w:lvl>
-    <w:lvl w:ilvl="6" w:tplc="0409000F" w:tentative="1">
-      <w:start w:val="1"/>
-      <w:numFmt w:val="decimal"/>
-      <w:lvlText w:val="%7."/>
-      <w:lvlJc w:val="left"/>
-      <w:pPr>
-        <w:ind w:left="6480" w:hanging="360"/>
-      </w:pPr>
-    </w:lvl>
-    <w:lvl w:ilvl="7" w:tplc="04090019" w:tentative="1">
-      <w:start w:val="1"/>
-      <w:numFmt w:val="lowerLetter"/>
-      <w:lvlText w:val="%8."/>
-      <w:lvlJc w:val="left"/>
-      <w:pPr>
-        <w:ind w:left="7200" w:hanging="360"/>
-      </w:pPr>
-    </w:lvl>
-    <w:lvl w:ilvl="8" w:tplc="0409001B" w:tentative="1">
-      <w:start w:val="1"/>
-      <w:numFmt w:val="lowerRoman"/>
-      <w:lvlText w:val="%9."/>
-      <w:lvlJc w:val="right"/>
-      <w:pPr>
-        <w:ind w:left="7920" w:hanging="180"/>
-      </w:pPr>
-    </w:lvl>
-  </w:abstractNum>
-  <w:abstractNum w:abstractNumId="47" w15:restartNumberingAfterBreak="0">
-    <w:nsid w:val="7CB633AE"/>
-    <w:multiLevelType w:val="hybridMultilevel"/>
-    <w:tmpl w:val="97C298DA"/>
-    <w:lvl w:ilvl="0" w:tplc="FFFFFFFF">
-      <w:start w:val="1"/>
-      <w:numFmt w:val="decimal"/>
-      <w:lvlText w:val="%1."/>
-      <w:lvlJc w:val="left"/>
-      <w:pPr>
-        <w:ind w:left="1800" w:hanging="360"/>
-      </w:pPr>
-    </w:lvl>
-    <w:lvl w:ilvl="1" w:tplc="04090019" w:tentative="1">
-      <w:start w:val="1"/>
-      <w:numFmt w:val="lowerLetter"/>
-      <w:lvlText w:val="%2."/>
-      <w:lvlJc w:val="left"/>
-      <w:pPr>
-        <w:ind w:left="2520" w:hanging="360"/>
-      </w:pPr>
-    </w:lvl>
-    <w:lvl w:ilvl="2" w:tplc="0409001B" w:tentative="1">
-      <w:start w:val="1"/>
-      <w:numFmt w:val="lowerRoman"/>
-      <w:lvlText w:val="%3."/>
-      <w:lvlJc w:val="right"/>
-      <w:pPr>
-        <w:ind w:left="3240" w:hanging="180"/>
-      </w:pPr>
-    </w:lvl>
-    <w:lvl w:ilvl="3" w:tplc="0409000F" w:tentative="1">
-      <w:start w:val="1"/>
-      <w:numFmt w:val="decimal"/>
-      <w:lvlText w:val="%4."/>
-      <w:lvlJc w:val="left"/>
-      <w:pPr>
-        <w:ind w:left="3960" w:hanging="360"/>
-      </w:pPr>
-    </w:lvl>
-    <w:lvl w:ilvl="4" w:tplc="04090019" w:tentative="1">
-      <w:start w:val="1"/>
-      <w:numFmt w:val="lowerLetter"/>
-      <w:lvlText w:val="%5."/>
-      <w:lvlJc w:val="left"/>
-      <w:pPr>
-        <w:ind w:left="4680" w:hanging="360"/>
-      </w:pPr>
-    </w:lvl>
-    <w:lvl w:ilvl="5" w:tplc="0409001B" w:tentative="1">
-      <w:start w:val="1"/>
-      <w:numFmt w:val="lowerRoman"/>
-      <w:lvlText w:val="%6."/>
-      <w:lvlJc w:val="right"/>
-      <w:pPr>
-        <w:ind w:left="5400" w:hanging="180"/>
-      </w:pPr>
-    </w:lvl>
-    <w:lvl w:ilvl="6" w:tplc="0409000F" w:tentative="1">
-      <w:start w:val="1"/>
-      <w:numFmt w:val="decimal"/>
-      <w:lvlText w:val="%7."/>
-      <w:lvlJc w:val="left"/>
-      <w:pPr>
-        <w:ind w:left="6120" w:hanging="360"/>
-      </w:pPr>
-    </w:lvl>
-    <w:lvl w:ilvl="7" w:tplc="04090019" w:tentative="1">
-      <w:start w:val="1"/>
-      <w:numFmt w:val="lowerLetter"/>
-      <w:lvlText w:val="%8."/>
-      <w:lvlJc w:val="left"/>
-      <w:pPr>
-        <w:ind w:left="6840" w:hanging="360"/>
-      </w:pPr>
-    </w:lvl>
-    <w:lvl w:ilvl="8" w:tplc="0409001B" w:tentative="1">
-      <w:start w:val="1"/>
-      <w:numFmt w:val="lowerRoman"/>
-      <w:lvlText w:val="%9."/>
-      <w:lvlJc w:val="right"/>
-      <w:pPr>
-        <w:ind w:left="7560" w:hanging="180"/>
-      </w:pPr>
-    </w:lvl>
-  </w:abstractNum>
-  <w:abstractNum w:abstractNumId="48" w15:restartNumberingAfterBreak="0">
-    <w:nsid w:val="7D840F88"/>
+  <w:abstractNum w:abstractNumId="43" w15:restartNumberingAfterBreak="0">
+    <w:nsid w:val="5DB06230"/>
     <w:multiLevelType w:val="multilevel"/>
     <w:tmpl w:val="7DC0CAAE"/>
     <w:lvl w:ilvl="0">
@@ -18803,50 +22702,1036 @@
       </w:pPr>
     </w:lvl>
   </w:abstractNum>
+  <w:abstractNum w:abstractNumId="44" w15:restartNumberingAfterBreak="0">
+    <w:nsid w:val="63E80262"/>
+    <w:multiLevelType w:val="hybridMultilevel"/>
+    <w:tmpl w:val="4A8680E6"/>
+    <w:lvl w:ilvl="0" w:tplc="0409000F">
+      <w:start w:val="1"/>
+      <w:numFmt w:val="decimal"/>
+      <w:lvlText w:val="%1."/>
+      <w:lvlJc w:val="left"/>
+      <w:pPr>
+        <w:ind w:left="2520" w:hanging="360"/>
+      </w:pPr>
+    </w:lvl>
+    <w:lvl w:ilvl="1" w:tplc="04090019">
+      <w:start w:val="1"/>
+      <w:numFmt w:val="lowerLetter"/>
+      <w:lvlText w:val="%2."/>
+      <w:lvlJc w:val="left"/>
+      <w:pPr>
+        <w:ind w:left="3240" w:hanging="360"/>
+      </w:pPr>
+    </w:lvl>
+    <w:lvl w:ilvl="2" w:tplc="0409001B" w:tentative="1">
+      <w:start w:val="1"/>
+      <w:numFmt w:val="lowerRoman"/>
+      <w:lvlText w:val="%3."/>
+      <w:lvlJc w:val="right"/>
+      <w:pPr>
+        <w:ind w:left="3960" w:hanging="180"/>
+      </w:pPr>
+    </w:lvl>
+    <w:lvl w:ilvl="3" w:tplc="0409000F" w:tentative="1">
+      <w:start w:val="1"/>
+      <w:numFmt w:val="decimal"/>
+      <w:lvlText w:val="%4."/>
+      <w:lvlJc w:val="left"/>
+      <w:pPr>
+        <w:ind w:left="4680" w:hanging="360"/>
+      </w:pPr>
+    </w:lvl>
+    <w:lvl w:ilvl="4" w:tplc="04090019" w:tentative="1">
+      <w:start w:val="1"/>
+      <w:numFmt w:val="lowerLetter"/>
+      <w:lvlText w:val="%5."/>
+      <w:lvlJc w:val="left"/>
+      <w:pPr>
+        <w:ind w:left="5400" w:hanging="360"/>
+      </w:pPr>
+    </w:lvl>
+    <w:lvl w:ilvl="5" w:tplc="0409001B" w:tentative="1">
+      <w:start w:val="1"/>
+      <w:numFmt w:val="lowerRoman"/>
+      <w:lvlText w:val="%6."/>
+      <w:lvlJc w:val="right"/>
+      <w:pPr>
+        <w:ind w:left="6120" w:hanging="180"/>
+      </w:pPr>
+    </w:lvl>
+    <w:lvl w:ilvl="6" w:tplc="0409000F" w:tentative="1">
+      <w:start w:val="1"/>
+      <w:numFmt w:val="decimal"/>
+      <w:lvlText w:val="%7."/>
+      <w:lvlJc w:val="left"/>
+      <w:pPr>
+        <w:ind w:left="6840" w:hanging="360"/>
+      </w:pPr>
+    </w:lvl>
+    <w:lvl w:ilvl="7" w:tplc="04090019" w:tentative="1">
+      <w:start w:val="1"/>
+      <w:numFmt w:val="lowerLetter"/>
+      <w:lvlText w:val="%8."/>
+      <w:lvlJc w:val="left"/>
+      <w:pPr>
+        <w:ind w:left="7560" w:hanging="360"/>
+      </w:pPr>
+    </w:lvl>
+    <w:lvl w:ilvl="8" w:tplc="0409001B" w:tentative="1">
+      <w:start w:val="1"/>
+      <w:numFmt w:val="lowerRoman"/>
+      <w:lvlText w:val="%9."/>
+      <w:lvlJc w:val="right"/>
+      <w:pPr>
+        <w:ind w:left="8280" w:hanging="180"/>
+      </w:pPr>
+    </w:lvl>
+  </w:abstractNum>
+  <w:abstractNum w:abstractNumId="45" w15:restartNumberingAfterBreak="0">
+    <w:nsid w:val="679C093E"/>
+    <w:multiLevelType w:val="hybridMultilevel"/>
+    <w:tmpl w:val="A36E5822"/>
+    <w:lvl w:ilvl="0" w:tplc="6DE45040">
+      <w:start w:val="1"/>
+      <w:numFmt w:val="decimal"/>
+      <w:lvlText w:val="%1."/>
+      <w:lvlJc w:val="left"/>
+      <w:pPr>
+        <w:ind w:left="2160" w:hanging="360"/>
+      </w:pPr>
+    </w:lvl>
+    <w:lvl w:ilvl="1" w:tplc="1E4EDFF4">
+      <w:start w:val="1"/>
+      <w:numFmt w:val="lowerLetter"/>
+      <w:lvlText w:val="%2."/>
+      <w:lvlJc w:val="left"/>
+      <w:pPr>
+        <w:ind w:left="2880" w:hanging="360"/>
+      </w:pPr>
+    </w:lvl>
+    <w:lvl w:ilvl="2" w:tplc="165C355E">
+      <w:start w:val="1"/>
+      <w:numFmt w:val="lowerRoman"/>
+      <w:lvlText w:val="%3."/>
+      <w:lvlJc w:val="right"/>
+      <w:pPr>
+        <w:ind w:left="3600" w:hanging="180"/>
+      </w:pPr>
+    </w:lvl>
+    <w:lvl w:ilvl="3" w:tplc="DB8E7AE8">
+      <w:start w:val="1"/>
+      <w:numFmt w:val="decimal"/>
+      <w:lvlText w:val="%4."/>
+      <w:lvlJc w:val="left"/>
+      <w:pPr>
+        <w:ind w:left="4320" w:hanging="360"/>
+      </w:pPr>
+    </w:lvl>
+    <w:lvl w:ilvl="4" w:tplc="A1549ECA">
+      <w:start w:val="1"/>
+      <w:numFmt w:val="lowerLetter"/>
+      <w:lvlText w:val="%5."/>
+      <w:lvlJc w:val="left"/>
+      <w:pPr>
+        <w:ind w:left="5040" w:hanging="360"/>
+      </w:pPr>
+    </w:lvl>
+    <w:lvl w:ilvl="5" w:tplc="3D86A310">
+      <w:start w:val="1"/>
+      <w:numFmt w:val="lowerRoman"/>
+      <w:lvlText w:val="%6."/>
+      <w:lvlJc w:val="right"/>
+      <w:pPr>
+        <w:ind w:left="5760" w:hanging="180"/>
+      </w:pPr>
+    </w:lvl>
+    <w:lvl w:ilvl="6" w:tplc="4D88CA7C">
+      <w:start w:val="1"/>
+      <w:numFmt w:val="decimal"/>
+      <w:lvlText w:val="%7."/>
+      <w:lvlJc w:val="left"/>
+      <w:pPr>
+        <w:ind w:left="6480" w:hanging="360"/>
+      </w:pPr>
+    </w:lvl>
+    <w:lvl w:ilvl="7" w:tplc="A4FCC1E0">
+      <w:start w:val="1"/>
+      <w:numFmt w:val="lowerLetter"/>
+      <w:lvlText w:val="%8."/>
+      <w:lvlJc w:val="left"/>
+      <w:pPr>
+        <w:ind w:left="7200" w:hanging="360"/>
+      </w:pPr>
+    </w:lvl>
+    <w:lvl w:ilvl="8" w:tplc="2932DF52">
+      <w:start w:val="1"/>
+      <w:numFmt w:val="lowerRoman"/>
+      <w:lvlText w:val="%9."/>
+      <w:lvlJc w:val="right"/>
+      <w:pPr>
+        <w:ind w:left="7920" w:hanging="180"/>
+      </w:pPr>
+    </w:lvl>
+  </w:abstractNum>
+  <w:abstractNum w:abstractNumId="46" w15:restartNumberingAfterBreak="0">
+    <w:nsid w:val="6BE21A6B"/>
+    <w:multiLevelType w:val="multilevel"/>
+    <w:tmpl w:val="7C10E34A"/>
+    <w:lvl w:ilvl="0">
+      <w:start w:val="1"/>
+      <w:numFmt w:val="decimal"/>
+      <w:lvlText w:val="%1."/>
+      <w:lvlJc w:val="left"/>
+      <w:pPr>
+        <w:tabs>
+          <w:tab w:val="num" w:pos="720"/>
+        </w:tabs>
+        <w:ind w:left="720" w:hanging="720"/>
+      </w:pPr>
+      <w:rPr>
+        <w:b/>
+        <w:kern w:val="2"/>
+        <w:sz w:val="36"/>
+        <w:lang w:val="en-US" w:bidi="en-US"/>
+      </w:rPr>
+    </w:lvl>
+    <w:lvl w:ilvl="1">
+      <w:start w:val="1"/>
+      <w:numFmt w:val="decimal"/>
+      <w:lvlText w:val="%1.%2."/>
+      <w:lvlJc w:val="left"/>
+      <w:pPr>
+        <w:tabs>
+          <w:tab w:val="num" w:pos="720"/>
+        </w:tabs>
+        <w:ind w:left="1440" w:hanging="720"/>
+      </w:pPr>
+    </w:lvl>
+    <w:lvl w:ilvl="2">
+      <w:start w:val="1"/>
+      <w:numFmt w:val="decimal"/>
+      <w:lvlText w:val="%1.%2.%3."/>
+      <w:lvlJc w:val="left"/>
+      <w:pPr>
+        <w:tabs>
+          <w:tab w:val="num" w:pos="720"/>
+        </w:tabs>
+        <w:ind w:left="2160" w:hanging="720"/>
+      </w:pPr>
+    </w:lvl>
+    <w:lvl w:ilvl="3">
+      <w:start w:val="1"/>
+      <w:numFmt w:val="decimal"/>
+      <w:lvlText w:val="%1.%2.%3.%4."/>
+      <w:lvlJc w:val="left"/>
+      <w:pPr>
+        <w:tabs>
+          <w:tab w:val="num" w:pos="720"/>
+        </w:tabs>
+        <w:ind w:left="2880" w:hanging="720"/>
+      </w:pPr>
+    </w:lvl>
+    <w:lvl w:ilvl="4">
+      <w:start w:val="1"/>
+      <w:numFmt w:val="decimal"/>
+      <w:lvlText w:val="%1.%2.%3.%4.%5."/>
+      <w:lvlJc w:val="left"/>
+      <w:pPr>
+        <w:tabs>
+          <w:tab w:val="num" w:pos="720"/>
+        </w:tabs>
+        <w:ind w:left="3600" w:hanging="720"/>
+      </w:pPr>
+    </w:lvl>
+    <w:lvl w:ilvl="5">
+      <w:start w:val="1"/>
+      <w:numFmt w:val="decimal"/>
+      <w:lvlText w:val="%1.%2.%3.%4.%5.%6."/>
+      <w:lvlJc w:val="left"/>
+      <w:pPr>
+        <w:tabs>
+          <w:tab w:val="num" w:pos="720"/>
+        </w:tabs>
+        <w:ind w:left="4320" w:hanging="720"/>
+      </w:pPr>
+    </w:lvl>
+    <w:lvl w:ilvl="6">
+      <w:start w:val="1"/>
+      <w:numFmt w:val="decimal"/>
+      <w:lvlText w:val="%1.%2.%3.%4.%5.%6.%7."/>
+      <w:lvlJc w:val="left"/>
+      <w:pPr>
+        <w:tabs>
+          <w:tab w:val="num" w:pos="720"/>
+        </w:tabs>
+        <w:ind w:left="5040" w:hanging="720"/>
+      </w:pPr>
+    </w:lvl>
+    <w:lvl w:ilvl="7">
+      <w:start w:val="1"/>
+      <w:numFmt w:val="decimal"/>
+      <w:lvlText w:val="%1.%2.%3.%4.%5.%6.%7.%8."/>
+      <w:lvlJc w:val="left"/>
+      <w:pPr>
+        <w:tabs>
+          <w:tab w:val="num" w:pos="720"/>
+        </w:tabs>
+        <w:ind w:left="5760" w:hanging="720"/>
+      </w:pPr>
+    </w:lvl>
+    <w:lvl w:ilvl="8">
+      <w:start w:val="1"/>
+      <w:numFmt w:val="decimal"/>
+      <w:lvlText w:val="%1.%2.%3.%4.%5.%6.%7.%8.%9."/>
+      <w:lvlJc w:val="left"/>
+      <w:pPr>
+        <w:tabs>
+          <w:tab w:val="num" w:pos="720"/>
+        </w:tabs>
+        <w:ind w:left="6480" w:hanging="720"/>
+      </w:pPr>
+    </w:lvl>
+  </w:abstractNum>
+  <w:abstractNum w:abstractNumId="47" w15:restartNumberingAfterBreak="0">
+    <w:nsid w:val="702F1BE2"/>
+    <w:multiLevelType w:val="multilevel"/>
+    <w:tmpl w:val="EB6043EE"/>
+    <w:lvl w:ilvl="0">
+      <w:start w:val="5"/>
+      <w:numFmt w:val="decimal"/>
+      <w:lvlText w:val="%1."/>
+      <w:lvlJc w:val="left"/>
+      <w:pPr>
+        <w:ind w:left="360" w:hanging="360"/>
+      </w:pPr>
+      <w:rPr>
+        <w:rFonts w:hint="default"/>
+      </w:rPr>
+    </w:lvl>
+    <w:lvl w:ilvl="1">
+      <w:start w:val="5"/>
+      <w:numFmt w:val="decimal"/>
+      <w:lvlText w:val="%1.%2."/>
+      <w:lvlJc w:val="left"/>
+      <w:pPr>
+        <w:ind w:left="3060" w:hanging="360"/>
+      </w:pPr>
+      <w:rPr>
+        <w:rFonts w:hint="default"/>
+      </w:rPr>
+    </w:lvl>
+    <w:lvl w:ilvl="2">
+      <w:start w:val="1"/>
+      <w:numFmt w:val="decimal"/>
+      <w:lvlText w:val="%1.%2.%3."/>
+      <w:lvlJc w:val="left"/>
+      <w:pPr>
+        <w:ind w:left="720" w:hanging="720"/>
+      </w:pPr>
+      <w:rPr>
+        <w:rFonts w:hint="default"/>
+      </w:rPr>
+    </w:lvl>
+    <w:lvl w:ilvl="3">
+      <w:start w:val="1"/>
+      <w:numFmt w:val="decimal"/>
+      <w:lvlText w:val="%1.%2.%3.%4."/>
+      <w:lvlJc w:val="left"/>
+      <w:pPr>
+        <w:ind w:left="720" w:hanging="720"/>
+      </w:pPr>
+      <w:rPr>
+        <w:rFonts w:hint="default"/>
+      </w:rPr>
+    </w:lvl>
+    <w:lvl w:ilvl="4">
+      <w:start w:val="1"/>
+      <w:numFmt w:val="decimal"/>
+      <w:lvlText w:val="%1.%2.%3.%4.%5."/>
+      <w:lvlJc w:val="left"/>
+      <w:pPr>
+        <w:ind w:left="1080" w:hanging="1080"/>
+      </w:pPr>
+      <w:rPr>
+        <w:rFonts w:hint="default"/>
+      </w:rPr>
+    </w:lvl>
+    <w:lvl w:ilvl="5">
+      <w:start w:val="1"/>
+      <w:numFmt w:val="decimal"/>
+      <w:lvlText w:val="%1.%2.%3.%4.%5.%6."/>
+      <w:lvlJc w:val="left"/>
+      <w:pPr>
+        <w:ind w:left="1080" w:hanging="1080"/>
+      </w:pPr>
+      <w:rPr>
+        <w:rFonts w:hint="default"/>
+      </w:rPr>
+    </w:lvl>
+    <w:lvl w:ilvl="6">
+      <w:start w:val="1"/>
+      <w:numFmt w:val="decimal"/>
+      <w:lvlText w:val="%1.%2.%3.%4.%5.%6.%7."/>
+      <w:lvlJc w:val="left"/>
+      <w:pPr>
+        <w:ind w:left="1080" w:hanging="1080"/>
+      </w:pPr>
+      <w:rPr>
+        <w:rFonts w:hint="default"/>
+      </w:rPr>
+    </w:lvl>
+    <w:lvl w:ilvl="7">
+      <w:start w:val="1"/>
+      <w:numFmt w:val="decimal"/>
+      <w:lvlText w:val="%1.%2.%3.%4.%5.%6.%7.%8."/>
+      <w:lvlJc w:val="left"/>
+      <w:pPr>
+        <w:ind w:left="1440" w:hanging="1440"/>
+      </w:pPr>
+      <w:rPr>
+        <w:rFonts w:hint="default"/>
+      </w:rPr>
+    </w:lvl>
+    <w:lvl w:ilvl="8">
+      <w:start w:val="1"/>
+      <w:numFmt w:val="decimal"/>
+      <w:lvlText w:val="%1.%2.%3.%4.%5.%6.%7.%8.%9."/>
+      <w:lvlJc w:val="left"/>
+      <w:pPr>
+        <w:ind w:left="1440" w:hanging="1440"/>
+      </w:pPr>
+      <w:rPr>
+        <w:rFonts w:hint="default"/>
+      </w:rPr>
+    </w:lvl>
+  </w:abstractNum>
+  <w:abstractNum w:abstractNumId="48" w15:restartNumberingAfterBreak="0">
+    <w:nsid w:val="750142DC"/>
+    <w:multiLevelType w:val="multilevel"/>
+    <w:tmpl w:val="2516311E"/>
+    <w:lvl w:ilvl="0">
+      <w:start w:val="1"/>
+      <w:numFmt w:val="decimal"/>
+      <w:lvlText w:val="%1."/>
+      <w:lvlJc w:val="left"/>
+      <w:pPr>
+        <w:ind w:left="720" w:hanging="360"/>
+      </w:pPr>
+    </w:lvl>
+    <w:lvl w:ilvl="1">
+      <w:start w:val="1"/>
+      <w:numFmt w:val="decimal"/>
+      <w:lvlText w:val="%1.%2."/>
+      <w:lvlJc w:val="left"/>
+      <w:pPr>
+        <w:ind w:left="1440" w:hanging="360"/>
+      </w:pPr>
+    </w:lvl>
+    <w:lvl w:ilvl="2">
+      <w:start w:val="1"/>
+      <w:numFmt w:val="decimal"/>
+      <w:lvlText w:val="%1.%2.%3."/>
+      <w:lvlJc w:val="left"/>
+      <w:pPr>
+        <w:ind w:left="2160" w:hanging="180"/>
+      </w:pPr>
+    </w:lvl>
+    <w:lvl w:ilvl="3">
+      <w:start w:val="1"/>
+      <w:numFmt w:val="decimal"/>
+      <w:lvlText w:val="%1.%2.%3.%4."/>
+      <w:lvlJc w:val="left"/>
+      <w:pPr>
+        <w:ind w:left="2880" w:hanging="360"/>
+      </w:pPr>
+    </w:lvl>
+    <w:lvl w:ilvl="4">
+      <w:start w:val="1"/>
+      <w:numFmt w:val="decimal"/>
+      <w:lvlText w:val="%1.%2.%3.%4.%5."/>
+      <w:lvlJc w:val="left"/>
+      <w:pPr>
+        <w:ind w:left="3600" w:hanging="360"/>
+      </w:pPr>
+    </w:lvl>
+    <w:lvl w:ilvl="5">
+      <w:start w:val="1"/>
+      <w:numFmt w:val="decimal"/>
+      <w:lvlText w:val="%1.%2.%3.%4.%5.%6."/>
+      <w:lvlJc w:val="left"/>
+      <w:pPr>
+        <w:ind w:left="4320" w:hanging="180"/>
+      </w:pPr>
+    </w:lvl>
+    <w:lvl w:ilvl="6">
+      <w:start w:val="1"/>
+      <w:numFmt w:val="decimal"/>
+      <w:lvlText w:val="%1.%2.%3.%4.%5.%6.%7."/>
+      <w:lvlJc w:val="left"/>
+      <w:pPr>
+        <w:ind w:left="5040" w:hanging="360"/>
+      </w:pPr>
+    </w:lvl>
+    <w:lvl w:ilvl="7">
+      <w:start w:val="1"/>
+      <w:numFmt w:val="decimal"/>
+      <w:lvlText w:val="%1.%2.%3.%4.%5.%6.%7.%8."/>
+      <w:lvlJc w:val="left"/>
+      <w:pPr>
+        <w:ind w:left="5760" w:hanging="360"/>
+      </w:pPr>
+    </w:lvl>
+    <w:lvl w:ilvl="8">
+      <w:start w:val="1"/>
+      <w:numFmt w:val="decimal"/>
+      <w:lvlText w:val="%1.%2.%3.%4.%5.%6.%7.%8.%9."/>
+      <w:lvlJc w:val="left"/>
+      <w:pPr>
+        <w:ind w:left="6480" w:hanging="180"/>
+      </w:pPr>
+    </w:lvl>
+  </w:abstractNum>
+  <w:abstractNum w:abstractNumId="49" w15:restartNumberingAfterBreak="0">
+    <w:nsid w:val="751AFF0F"/>
+    <w:multiLevelType w:val="multilevel"/>
+    <w:tmpl w:val="6B260578"/>
+    <w:lvl w:ilvl="0">
+      <w:start w:val="1"/>
+      <w:numFmt w:val="decimal"/>
+      <w:lvlText w:val="%1."/>
+      <w:lvlJc w:val="left"/>
+      <w:pPr>
+        <w:ind w:left="720" w:hanging="360"/>
+      </w:pPr>
+    </w:lvl>
+    <w:lvl w:ilvl="1">
+      <w:start w:val="1"/>
+      <w:numFmt w:val="decimal"/>
+      <w:lvlText w:val="%1.%2."/>
+      <w:lvlJc w:val="left"/>
+      <w:pPr>
+        <w:ind w:left="1440" w:hanging="360"/>
+      </w:pPr>
+    </w:lvl>
+    <w:lvl w:ilvl="2">
+      <w:start w:val="1"/>
+      <w:numFmt w:val="decimal"/>
+      <w:lvlText w:val="%1.%2.%3."/>
+      <w:lvlJc w:val="left"/>
+      <w:pPr>
+        <w:ind w:left="2160" w:hanging="180"/>
+      </w:pPr>
+    </w:lvl>
+    <w:lvl w:ilvl="3">
+      <w:start w:val="1"/>
+      <w:numFmt w:val="decimal"/>
+      <w:lvlText w:val="%1.%2.%3.%4."/>
+      <w:lvlJc w:val="left"/>
+      <w:pPr>
+        <w:ind w:left="2880" w:hanging="360"/>
+      </w:pPr>
+    </w:lvl>
+    <w:lvl w:ilvl="4">
+      <w:start w:val="1"/>
+      <w:numFmt w:val="decimal"/>
+      <w:lvlText w:val="%1.%2.%3.%4.%5."/>
+      <w:lvlJc w:val="left"/>
+      <w:pPr>
+        <w:ind w:left="3600" w:hanging="360"/>
+      </w:pPr>
+    </w:lvl>
+    <w:lvl w:ilvl="5">
+      <w:start w:val="1"/>
+      <w:numFmt w:val="decimal"/>
+      <w:lvlText w:val="%1.%2.%3.%4.%5.%6."/>
+      <w:lvlJc w:val="left"/>
+      <w:pPr>
+        <w:ind w:left="4320" w:hanging="180"/>
+      </w:pPr>
+    </w:lvl>
+    <w:lvl w:ilvl="6">
+      <w:start w:val="1"/>
+      <w:numFmt w:val="decimal"/>
+      <w:lvlText w:val="%1.%2.%3.%4.%5.%6.%7."/>
+      <w:lvlJc w:val="left"/>
+      <w:pPr>
+        <w:ind w:left="5040" w:hanging="360"/>
+      </w:pPr>
+    </w:lvl>
+    <w:lvl w:ilvl="7">
+      <w:start w:val="1"/>
+      <w:numFmt w:val="decimal"/>
+      <w:lvlText w:val="%1.%2.%3.%4.%5.%6.%7.%8."/>
+      <w:lvlJc w:val="left"/>
+      <w:pPr>
+        <w:ind w:left="5760" w:hanging="360"/>
+      </w:pPr>
+    </w:lvl>
+    <w:lvl w:ilvl="8">
+      <w:start w:val="1"/>
+      <w:numFmt w:val="decimal"/>
+      <w:lvlText w:val="%1.%2.%3.%4.%5.%6.%7.%8.%9."/>
+      <w:lvlJc w:val="left"/>
+      <w:pPr>
+        <w:ind w:left="6480" w:hanging="180"/>
+      </w:pPr>
+    </w:lvl>
+  </w:abstractNum>
+  <w:abstractNum w:abstractNumId="50" w15:restartNumberingAfterBreak="0">
+    <w:nsid w:val="7B250A31"/>
+    <w:multiLevelType w:val="hybridMultilevel"/>
+    <w:tmpl w:val="5BD45390"/>
+    <w:lvl w:ilvl="0" w:tplc="0409000F">
+      <w:start w:val="1"/>
+      <w:numFmt w:val="decimal"/>
+      <w:lvlText w:val="%1."/>
+      <w:lvlJc w:val="left"/>
+      <w:pPr>
+        <w:ind w:left="2160" w:hanging="360"/>
+      </w:pPr>
+    </w:lvl>
+    <w:lvl w:ilvl="1" w:tplc="04090019" w:tentative="1">
+      <w:start w:val="1"/>
+      <w:numFmt w:val="lowerLetter"/>
+      <w:lvlText w:val="%2."/>
+      <w:lvlJc w:val="left"/>
+      <w:pPr>
+        <w:ind w:left="2880" w:hanging="360"/>
+      </w:pPr>
+    </w:lvl>
+    <w:lvl w:ilvl="2" w:tplc="0409001B" w:tentative="1">
+      <w:start w:val="1"/>
+      <w:numFmt w:val="lowerRoman"/>
+      <w:lvlText w:val="%3."/>
+      <w:lvlJc w:val="right"/>
+      <w:pPr>
+        <w:ind w:left="3600" w:hanging="180"/>
+      </w:pPr>
+    </w:lvl>
+    <w:lvl w:ilvl="3" w:tplc="0409000F" w:tentative="1">
+      <w:start w:val="1"/>
+      <w:numFmt w:val="decimal"/>
+      <w:lvlText w:val="%4."/>
+      <w:lvlJc w:val="left"/>
+      <w:pPr>
+        <w:ind w:left="4320" w:hanging="360"/>
+      </w:pPr>
+    </w:lvl>
+    <w:lvl w:ilvl="4" w:tplc="04090019" w:tentative="1">
+      <w:start w:val="1"/>
+      <w:numFmt w:val="lowerLetter"/>
+      <w:lvlText w:val="%5."/>
+      <w:lvlJc w:val="left"/>
+      <w:pPr>
+        <w:ind w:left="5040" w:hanging="360"/>
+      </w:pPr>
+    </w:lvl>
+    <w:lvl w:ilvl="5" w:tplc="0409001B" w:tentative="1">
+      <w:start w:val="1"/>
+      <w:numFmt w:val="lowerRoman"/>
+      <w:lvlText w:val="%6."/>
+      <w:lvlJc w:val="right"/>
+      <w:pPr>
+        <w:ind w:left="5760" w:hanging="180"/>
+      </w:pPr>
+    </w:lvl>
+    <w:lvl w:ilvl="6" w:tplc="0409000F" w:tentative="1">
+      <w:start w:val="1"/>
+      <w:numFmt w:val="decimal"/>
+      <w:lvlText w:val="%7."/>
+      <w:lvlJc w:val="left"/>
+      <w:pPr>
+        <w:ind w:left="6480" w:hanging="360"/>
+      </w:pPr>
+    </w:lvl>
+    <w:lvl w:ilvl="7" w:tplc="04090019" w:tentative="1">
+      <w:start w:val="1"/>
+      <w:numFmt w:val="lowerLetter"/>
+      <w:lvlText w:val="%8."/>
+      <w:lvlJc w:val="left"/>
+      <w:pPr>
+        <w:ind w:left="7200" w:hanging="360"/>
+      </w:pPr>
+    </w:lvl>
+    <w:lvl w:ilvl="8" w:tplc="0409001B" w:tentative="1">
+      <w:start w:val="1"/>
+      <w:numFmt w:val="lowerRoman"/>
+      <w:lvlText w:val="%9."/>
+      <w:lvlJc w:val="right"/>
+      <w:pPr>
+        <w:ind w:left="7920" w:hanging="180"/>
+      </w:pPr>
+    </w:lvl>
+  </w:abstractNum>
+  <w:abstractNum w:abstractNumId="51" w15:restartNumberingAfterBreak="0">
+    <w:nsid w:val="7B6E0EED"/>
+    <w:multiLevelType w:val="multilevel"/>
+    <w:tmpl w:val="7DC0CAAE"/>
+    <w:lvl w:ilvl="0">
+      <w:start w:val="1"/>
+      <w:numFmt w:val="decimal"/>
+      <w:lvlText w:val="%1."/>
+      <w:lvlJc w:val="left"/>
+      <w:pPr>
+        <w:tabs>
+          <w:tab w:val="num" w:pos="720"/>
+        </w:tabs>
+        <w:ind w:left="720" w:hanging="720"/>
+      </w:pPr>
+      <w:rPr>
+        <w:b/>
+        <w:kern w:val="2"/>
+        <w:sz w:val="36"/>
+        <w:lang w:val="en-US" w:bidi="en-US"/>
+      </w:rPr>
+    </w:lvl>
+    <w:lvl w:ilvl="1">
+      <w:start w:val="1"/>
+      <w:numFmt w:val="decimal"/>
+      <w:lvlText w:val="%1.%2."/>
+      <w:lvlJc w:val="left"/>
+      <w:pPr>
+        <w:tabs>
+          <w:tab w:val="num" w:pos="720"/>
+        </w:tabs>
+        <w:ind w:left="1440" w:hanging="720"/>
+      </w:pPr>
+    </w:lvl>
+    <w:lvl w:ilvl="2">
+      <w:start w:val="1"/>
+      <w:numFmt w:val="decimal"/>
+      <w:lvlText w:val="%1.%2.%3."/>
+      <w:lvlJc w:val="left"/>
+      <w:pPr>
+        <w:tabs>
+          <w:tab w:val="num" w:pos="720"/>
+        </w:tabs>
+        <w:ind w:left="2160" w:hanging="720"/>
+      </w:pPr>
+    </w:lvl>
+    <w:lvl w:ilvl="3">
+      <w:start w:val="1"/>
+      <w:numFmt w:val="decimal"/>
+      <w:lvlText w:val="%1.%2.%3.%4."/>
+      <w:lvlJc w:val="left"/>
+      <w:pPr>
+        <w:tabs>
+          <w:tab w:val="num" w:pos="720"/>
+        </w:tabs>
+        <w:ind w:left="2880" w:hanging="720"/>
+      </w:pPr>
+    </w:lvl>
+    <w:lvl w:ilvl="4">
+      <w:start w:val="1"/>
+      <w:numFmt w:val="decimal"/>
+      <w:lvlText w:val="%1.%2.%3.%4.%5."/>
+      <w:lvlJc w:val="left"/>
+      <w:pPr>
+        <w:tabs>
+          <w:tab w:val="num" w:pos="720"/>
+        </w:tabs>
+        <w:ind w:left="3600" w:hanging="720"/>
+      </w:pPr>
+    </w:lvl>
+    <w:lvl w:ilvl="5">
+      <w:start w:val="1"/>
+      <w:numFmt w:val="decimal"/>
+      <w:lvlText w:val="%1.%2.%3.%4.%5.%6."/>
+      <w:lvlJc w:val="left"/>
+      <w:pPr>
+        <w:tabs>
+          <w:tab w:val="num" w:pos="720"/>
+        </w:tabs>
+        <w:ind w:left="4320" w:hanging="720"/>
+      </w:pPr>
+    </w:lvl>
+    <w:lvl w:ilvl="6">
+      <w:start w:val="1"/>
+      <w:numFmt w:val="decimal"/>
+      <w:lvlText w:val="%1.%2.%3.%4.%5.%6.%7."/>
+      <w:lvlJc w:val="left"/>
+      <w:pPr>
+        <w:tabs>
+          <w:tab w:val="num" w:pos="720"/>
+        </w:tabs>
+        <w:ind w:left="5040" w:hanging="720"/>
+      </w:pPr>
+    </w:lvl>
+    <w:lvl w:ilvl="7">
+      <w:start w:val="1"/>
+      <w:numFmt w:val="decimal"/>
+      <w:lvlText w:val="%1.%2.%3.%4.%5.%6.%7.%8."/>
+      <w:lvlJc w:val="left"/>
+      <w:pPr>
+        <w:tabs>
+          <w:tab w:val="num" w:pos="720"/>
+        </w:tabs>
+        <w:ind w:left="5760" w:hanging="720"/>
+      </w:pPr>
+    </w:lvl>
+    <w:lvl w:ilvl="8">
+      <w:start w:val="1"/>
+      <w:numFmt w:val="decimal"/>
+      <w:lvlText w:val="%1.%2.%3.%4.%5.%6.%7.%8.%9."/>
+      <w:lvlJc w:val="left"/>
+      <w:pPr>
+        <w:tabs>
+          <w:tab w:val="num" w:pos="720"/>
+        </w:tabs>
+        <w:ind w:left="6480" w:hanging="720"/>
+      </w:pPr>
+    </w:lvl>
+  </w:abstractNum>
+  <w:abstractNum w:abstractNumId="52" w15:restartNumberingAfterBreak="0">
+    <w:nsid w:val="7CB633AE"/>
+    <w:multiLevelType w:val="hybridMultilevel"/>
+    <w:tmpl w:val="97C298DA"/>
+    <w:lvl w:ilvl="0" w:tplc="FFFFFFFF">
+      <w:start w:val="1"/>
+      <w:numFmt w:val="decimal"/>
+      <w:lvlText w:val="%1."/>
+      <w:lvlJc w:val="left"/>
+      <w:pPr>
+        <w:ind w:left="1800" w:hanging="360"/>
+      </w:pPr>
+    </w:lvl>
+    <w:lvl w:ilvl="1" w:tplc="04090019" w:tentative="1">
+      <w:start w:val="1"/>
+      <w:numFmt w:val="lowerLetter"/>
+      <w:lvlText w:val="%2."/>
+      <w:lvlJc w:val="left"/>
+      <w:pPr>
+        <w:ind w:left="2520" w:hanging="360"/>
+      </w:pPr>
+    </w:lvl>
+    <w:lvl w:ilvl="2" w:tplc="0409001B" w:tentative="1">
+      <w:start w:val="1"/>
+      <w:numFmt w:val="lowerRoman"/>
+      <w:lvlText w:val="%3."/>
+      <w:lvlJc w:val="right"/>
+      <w:pPr>
+        <w:ind w:left="3240" w:hanging="180"/>
+      </w:pPr>
+    </w:lvl>
+    <w:lvl w:ilvl="3" w:tplc="0409000F" w:tentative="1">
+      <w:start w:val="1"/>
+      <w:numFmt w:val="decimal"/>
+      <w:lvlText w:val="%4."/>
+      <w:lvlJc w:val="left"/>
+      <w:pPr>
+        <w:ind w:left="3960" w:hanging="360"/>
+      </w:pPr>
+    </w:lvl>
+    <w:lvl w:ilvl="4" w:tplc="04090019" w:tentative="1">
+      <w:start w:val="1"/>
+      <w:numFmt w:val="lowerLetter"/>
+      <w:lvlText w:val="%5."/>
+      <w:lvlJc w:val="left"/>
+      <w:pPr>
+        <w:ind w:left="4680" w:hanging="360"/>
+      </w:pPr>
+    </w:lvl>
+    <w:lvl w:ilvl="5" w:tplc="0409001B" w:tentative="1">
+      <w:start w:val="1"/>
+      <w:numFmt w:val="lowerRoman"/>
+      <w:lvlText w:val="%6."/>
+      <w:lvlJc w:val="right"/>
+      <w:pPr>
+        <w:ind w:left="5400" w:hanging="180"/>
+      </w:pPr>
+    </w:lvl>
+    <w:lvl w:ilvl="6" w:tplc="0409000F" w:tentative="1">
+      <w:start w:val="1"/>
+      <w:numFmt w:val="decimal"/>
+      <w:lvlText w:val="%7."/>
+      <w:lvlJc w:val="left"/>
+      <w:pPr>
+        <w:ind w:left="6120" w:hanging="360"/>
+      </w:pPr>
+    </w:lvl>
+    <w:lvl w:ilvl="7" w:tplc="04090019" w:tentative="1">
+      <w:start w:val="1"/>
+      <w:numFmt w:val="lowerLetter"/>
+      <w:lvlText w:val="%8."/>
+      <w:lvlJc w:val="left"/>
+      <w:pPr>
+        <w:ind w:left="6840" w:hanging="360"/>
+      </w:pPr>
+    </w:lvl>
+    <w:lvl w:ilvl="8" w:tplc="0409001B" w:tentative="1">
+      <w:start w:val="1"/>
+      <w:numFmt w:val="lowerRoman"/>
+      <w:lvlText w:val="%9."/>
+      <w:lvlJc w:val="right"/>
+      <w:pPr>
+        <w:ind w:left="7560" w:hanging="180"/>
+      </w:pPr>
+    </w:lvl>
+  </w:abstractNum>
+  <w:abstractNum w:abstractNumId="53" w15:restartNumberingAfterBreak="0">
+    <w:nsid w:val="7D840F88"/>
+    <w:multiLevelType w:val="multilevel"/>
+    <w:tmpl w:val="7DC0CAAE"/>
+    <w:lvl w:ilvl="0">
+      <w:start w:val="1"/>
+      <w:numFmt w:val="decimal"/>
+      <w:lvlText w:val="%1."/>
+      <w:lvlJc w:val="left"/>
+      <w:pPr>
+        <w:tabs>
+          <w:tab w:val="num" w:pos="720"/>
+        </w:tabs>
+        <w:ind w:left="720" w:hanging="720"/>
+      </w:pPr>
+      <w:rPr>
+        <w:b/>
+        <w:kern w:val="2"/>
+        <w:sz w:val="36"/>
+        <w:lang w:val="en-US" w:bidi="en-US"/>
+      </w:rPr>
+    </w:lvl>
+    <w:lvl w:ilvl="1">
+      <w:start w:val="1"/>
+      <w:numFmt w:val="decimal"/>
+      <w:lvlText w:val="%1.%2."/>
+      <w:lvlJc w:val="left"/>
+      <w:pPr>
+        <w:tabs>
+          <w:tab w:val="num" w:pos="720"/>
+        </w:tabs>
+        <w:ind w:left="1440" w:hanging="720"/>
+      </w:pPr>
+    </w:lvl>
+    <w:lvl w:ilvl="2">
+      <w:start w:val="1"/>
+      <w:numFmt w:val="decimal"/>
+      <w:lvlText w:val="%1.%2.%3."/>
+      <w:lvlJc w:val="left"/>
+      <w:pPr>
+        <w:tabs>
+          <w:tab w:val="num" w:pos="720"/>
+        </w:tabs>
+        <w:ind w:left="2160" w:hanging="720"/>
+      </w:pPr>
+    </w:lvl>
+    <w:lvl w:ilvl="3">
+      <w:start w:val="1"/>
+      <w:numFmt w:val="decimal"/>
+      <w:lvlText w:val="%1.%2.%3.%4."/>
+      <w:lvlJc w:val="left"/>
+      <w:pPr>
+        <w:tabs>
+          <w:tab w:val="num" w:pos="720"/>
+        </w:tabs>
+        <w:ind w:left="2880" w:hanging="720"/>
+      </w:pPr>
+    </w:lvl>
+    <w:lvl w:ilvl="4">
+      <w:start w:val="1"/>
+      <w:numFmt w:val="decimal"/>
+      <w:lvlText w:val="%1.%2.%3.%4.%5."/>
+      <w:lvlJc w:val="left"/>
+      <w:pPr>
+        <w:tabs>
+          <w:tab w:val="num" w:pos="720"/>
+        </w:tabs>
+        <w:ind w:left="3600" w:hanging="720"/>
+      </w:pPr>
+    </w:lvl>
+    <w:lvl w:ilvl="5">
+      <w:start w:val="1"/>
+      <w:numFmt w:val="decimal"/>
+      <w:lvlText w:val="%1.%2.%3.%4.%5.%6."/>
+      <w:lvlJc w:val="left"/>
+      <w:pPr>
+        <w:tabs>
+          <w:tab w:val="num" w:pos="720"/>
+        </w:tabs>
+        <w:ind w:left="4320" w:hanging="720"/>
+      </w:pPr>
+    </w:lvl>
+    <w:lvl w:ilvl="6">
+      <w:start w:val="1"/>
+      <w:numFmt w:val="decimal"/>
+      <w:lvlText w:val="%1.%2.%3.%4.%5.%6.%7."/>
+      <w:lvlJc w:val="left"/>
+      <w:pPr>
+        <w:tabs>
+          <w:tab w:val="num" w:pos="720"/>
+        </w:tabs>
+        <w:ind w:left="5040" w:hanging="720"/>
+      </w:pPr>
+    </w:lvl>
+    <w:lvl w:ilvl="7">
+      <w:start w:val="1"/>
+      <w:numFmt w:val="decimal"/>
+      <w:lvlText w:val="%1.%2.%3.%4.%5.%6.%7.%8."/>
+      <w:lvlJc w:val="left"/>
+      <w:pPr>
+        <w:tabs>
+          <w:tab w:val="num" w:pos="720"/>
+        </w:tabs>
+        <w:ind w:left="5760" w:hanging="720"/>
+      </w:pPr>
+    </w:lvl>
+    <w:lvl w:ilvl="8">
+      <w:start w:val="1"/>
+      <w:numFmt w:val="decimal"/>
+      <w:lvlText w:val="%1.%2.%3.%4.%5.%6.%7.%8.%9."/>
+      <w:lvlJc w:val="left"/>
+      <w:pPr>
+        <w:tabs>
+          <w:tab w:val="num" w:pos="720"/>
+        </w:tabs>
+        <w:ind w:left="6480" w:hanging="720"/>
+      </w:pPr>
+    </w:lvl>
+  </w:abstractNum>
   <w:num w:numId="1" w16cid:durableId="47147763">
-    <w:abstractNumId w:val="10"/>
+    <w:abstractNumId w:val="11"/>
   </w:num>
   <w:num w:numId="2" w16cid:durableId="1083449162">
-    <w:abstractNumId w:val="43"/>
+    <w:abstractNumId w:val="46"/>
   </w:num>
   <w:num w:numId="3" w16cid:durableId="885065102">
-    <w:abstractNumId w:val="25"/>
+    <w:abstractNumId w:val="26"/>
   </w:num>
   <w:num w:numId="4" w16cid:durableId="46297616">
-    <w:abstractNumId w:val="23"/>
+    <w:abstractNumId w:val="24"/>
   </w:num>
   <w:num w:numId="5" w16cid:durableId="299267193">
     <w:abstractNumId w:val="9"/>
   </w:num>
   <w:num w:numId="6" w16cid:durableId="942961369">
-    <w:abstractNumId w:val="30"/>
+    <w:abstractNumId w:val="31"/>
   </w:num>
   <w:num w:numId="7" w16cid:durableId="1953243496">
-    <w:abstractNumId w:val="24"/>
+    <w:abstractNumId w:val="25"/>
   </w:num>
   <w:num w:numId="8" w16cid:durableId="1339887603">
     <w:abstractNumId w:val="5"/>
   </w:num>
   <w:num w:numId="9" w16cid:durableId="2091922111">
-    <w:abstractNumId w:val="17"/>
+    <w:abstractNumId w:val="18"/>
   </w:num>
   <w:num w:numId="10" w16cid:durableId="1106193524">
-    <w:abstractNumId w:val="28"/>
+    <w:abstractNumId w:val="29"/>
   </w:num>
   <w:num w:numId="11" w16cid:durableId="687412029">
-    <w:abstractNumId w:val="21"/>
+    <w:abstractNumId w:val="22"/>
   </w:num>
   <w:num w:numId="12" w16cid:durableId="1953439751">
+    <w:abstractNumId w:val="34"/>
+  </w:num>
+  <w:num w:numId="13" w16cid:durableId="1262496786">
+    <w:abstractNumId w:val="52"/>
+  </w:num>
+  <w:num w:numId="14" w16cid:durableId="50349870">
     <w:abstractNumId w:val="33"/>
   </w:num>
-  <w:num w:numId="13" w16cid:durableId="1262496786">
-    <w:abstractNumId w:val="47"/>
-  </w:num>
-  <w:num w:numId="14" w16cid:durableId="50349870">
-    <w:abstractNumId w:val="32"/>
-  </w:num>
   <w:num w:numId="15" w16cid:durableId="1745955936">
-    <w:abstractNumId w:val="13"/>
+    <w:abstractNumId w:val="14"/>
   </w:num>
   <w:num w:numId="16" w16cid:durableId="285429785">
     <w:abstractNumId w:val="3"/>
@@ -18855,52 +23740,52 @@
     <w:abstractNumId w:val="2"/>
   </w:num>
   <w:num w:numId="18" w16cid:durableId="674961818">
-    <w:abstractNumId w:val="41"/>
+    <w:abstractNumId w:val="44"/>
   </w:num>
   <w:num w:numId="19" w16cid:durableId="2097742672">
     <w:abstractNumId w:val="0"/>
   </w:num>
   <w:num w:numId="20" w16cid:durableId="390153926">
-    <w:abstractNumId w:val="44"/>
+    <w:abstractNumId w:val="48"/>
   </w:num>
   <w:num w:numId="21" w16cid:durableId="40709924">
-    <w:abstractNumId w:val="45"/>
+    <w:abstractNumId w:val="49"/>
   </w:num>
   <w:num w:numId="22" w16cid:durableId="642856892">
-    <w:abstractNumId w:val="36"/>
+    <w:abstractNumId w:val="37"/>
   </w:num>
   <w:num w:numId="23" w16cid:durableId="221520669">
-    <w:abstractNumId w:val="39"/>
+    <w:abstractNumId w:val="40"/>
   </w:num>
   <w:num w:numId="24" w16cid:durableId="399445128">
-    <w:abstractNumId w:val="46"/>
+    <w:abstractNumId w:val="50"/>
   </w:num>
   <w:num w:numId="25" w16cid:durableId="2030252345">
+    <w:abstractNumId w:val="16"/>
+  </w:num>
+  <w:num w:numId="26" w16cid:durableId="1377003854">
     <w:abstractNumId w:val="15"/>
   </w:num>
-  <w:num w:numId="26" w16cid:durableId="1377003854">
-    <w:abstractNumId w:val="14"/>
-  </w:num>
   <w:num w:numId="27" w16cid:durableId="98139195">
-    <w:abstractNumId w:val="20"/>
+    <w:abstractNumId w:val="21"/>
   </w:num>
   <w:num w:numId="28" w16cid:durableId="1366559175">
-    <w:abstractNumId w:val="40"/>
+    <w:abstractNumId w:val="41"/>
   </w:num>
   <w:num w:numId="29" w16cid:durableId="2060208620">
-    <w:abstractNumId w:val="19"/>
+    <w:abstractNumId w:val="20"/>
   </w:num>
   <w:num w:numId="30" w16cid:durableId="1731145813">
     <w:abstractNumId w:val="8"/>
   </w:num>
   <w:num w:numId="31" w16cid:durableId="1524905915">
-    <w:abstractNumId w:val="31"/>
+    <w:abstractNumId w:val="32"/>
   </w:num>
   <w:num w:numId="32" w16cid:durableId="35399302">
-    <w:abstractNumId w:val="34"/>
+    <w:abstractNumId w:val="35"/>
   </w:num>
   <w:num w:numId="33" w16cid:durableId="767043563">
-    <w:abstractNumId w:val="35"/>
+    <w:abstractNumId w:val="36"/>
     <w:lvlOverride w:ilvl="0">
       <w:startOverride w:val="1"/>
     </w:lvlOverride>
@@ -18960,7 +23845,7 @@
     </w:lvlOverride>
   </w:num>
   <w:num w:numId="35" w16cid:durableId="1706519681">
-    <w:abstractNumId w:val="11"/>
+    <w:abstractNumId w:val="12"/>
     <w:lvlOverride w:ilvl="0">
       <w:startOverride w:val="1"/>
     </w:lvlOverride>
@@ -18990,7 +23875,7 @@
     </w:lvlOverride>
   </w:num>
   <w:num w:numId="36" w16cid:durableId="671447315">
-    <w:abstractNumId w:val="27"/>
+    <w:abstractNumId w:val="28"/>
     <w:lvlOverride w:ilvl="0">
       <w:startOverride w:val="1"/>
     </w:lvlOverride>
@@ -19020,7 +23905,7 @@
     </w:lvlOverride>
   </w:num>
   <w:num w:numId="37" w16cid:durableId="1114398181">
-    <w:abstractNumId w:val="22"/>
+    <w:abstractNumId w:val="23"/>
     <w:lvlOverride w:ilvl="0">
       <w:startOverride w:val="1"/>
     </w:lvlOverride>
@@ -19053,37 +23938,109 @@
     <w:abstractNumId w:val="4"/>
   </w:num>
   <w:num w:numId="39" w16cid:durableId="767506669">
-    <w:abstractNumId w:val="42"/>
+    <w:abstractNumId w:val="45"/>
   </w:num>
   <w:num w:numId="40" w16cid:durableId="1928612217">
-    <w:abstractNumId w:val="12"/>
+    <w:abstractNumId w:val="13"/>
   </w:num>
   <w:num w:numId="41" w16cid:durableId="978997214">
     <w:abstractNumId w:val="7"/>
   </w:num>
   <w:num w:numId="42" w16cid:durableId="1659653486">
-    <w:abstractNumId w:val="37"/>
+    <w:abstractNumId w:val="38"/>
   </w:num>
   <w:num w:numId="43" w16cid:durableId="1110664946">
-    <w:abstractNumId w:val="38"/>
+    <w:abstractNumId w:val="39"/>
   </w:num>
   <w:num w:numId="44" w16cid:durableId="299506514">
-    <w:abstractNumId w:val="29"/>
+    <w:abstractNumId w:val="30"/>
   </w:num>
   <w:num w:numId="45" w16cid:durableId="601953540">
-    <w:abstractNumId w:val="26"/>
+    <w:abstractNumId w:val="27"/>
   </w:num>
   <w:num w:numId="46" w16cid:durableId="1645699018">
     <w:abstractNumId w:val="1"/>
   </w:num>
   <w:num w:numId="47" w16cid:durableId="956328341">
-    <w:abstractNumId w:val="18"/>
+    <w:abstractNumId w:val="19"/>
   </w:num>
   <w:num w:numId="48" w16cid:durableId="1484277239">
-    <w:abstractNumId w:val="16"/>
+    <w:abstractNumId w:val="17"/>
   </w:num>
   <w:num w:numId="49" w16cid:durableId="400521619">
-    <w:abstractNumId w:val="48"/>
+    <w:abstractNumId w:val="53"/>
+  </w:num>
+  <w:num w:numId="50" w16cid:durableId="1065566916">
+    <w:abstractNumId w:val="11"/>
+    <w:lvlOverride w:ilvl="0">
+      <w:startOverride w:val="1"/>
+    </w:lvlOverride>
+    <w:lvlOverride w:ilvl="1">
+      <w:startOverride w:val="1"/>
+    </w:lvlOverride>
+    <w:lvlOverride w:ilvl="2">
+      <w:startOverride w:val="1"/>
+    </w:lvlOverride>
+    <w:lvlOverride w:ilvl="3">
+      <w:startOverride w:val="1"/>
+    </w:lvlOverride>
+    <w:lvlOverride w:ilvl="4">
+      <w:startOverride w:val="1"/>
+    </w:lvlOverride>
+    <w:lvlOverride w:ilvl="5">
+      <w:startOverride w:val="1"/>
+    </w:lvlOverride>
+    <w:lvlOverride w:ilvl="6">
+      <w:startOverride w:val="1"/>
+    </w:lvlOverride>
+    <w:lvlOverride w:ilvl="7">
+      <w:startOverride w:val="1"/>
+    </w:lvlOverride>
+    <w:lvlOverride w:ilvl="8">
+      <w:startOverride w:val="1"/>
+    </w:lvlOverride>
+  </w:num>
+  <w:num w:numId="51" w16cid:durableId="1738046918">
+    <w:abstractNumId w:val="10"/>
+    <w:lvlOverride w:ilvl="0">
+      <w:startOverride w:val="1"/>
+    </w:lvlOverride>
+    <w:lvlOverride w:ilvl="1">
+      <w:startOverride w:val="1"/>
+    </w:lvlOverride>
+    <w:lvlOverride w:ilvl="2">
+      <w:startOverride w:val="1"/>
+    </w:lvlOverride>
+    <w:lvlOverride w:ilvl="3">
+      <w:startOverride w:val="1"/>
+    </w:lvlOverride>
+    <w:lvlOverride w:ilvl="4">
+      <w:startOverride w:val="1"/>
+    </w:lvlOverride>
+    <w:lvlOverride w:ilvl="5">
+      <w:startOverride w:val="1"/>
+    </w:lvlOverride>
+    <w:lvlOverride w:ilvl="6">
+      <w:startOverride w:val="1"/>
+    </w:lvlOverride>
+    <w:lvlOverride w:ilvl="7">
+      <w:startOverride w:val="1"/>
+    </w:lvlOverride>
+    <w:lvlOverride w:ilvl="8">
+      <w:startOverride w:val="1"/>
+    </w:lvlOverride>
+  </w:num>
+  <w:num w:numId="52" w16cid:durableId="933822651">
+    <w:abstractNumId w:val="47"/>
+  </w:num>
+  <w:num w:numId="53" w16cid:durableId="2119255069">
+    <w:abstractNumId w:val="42"/>
+  </w:num>
+  <w:num w:numId="54" w16cid:durableId="1334801764">
+    <w:abstractNumId w:val="51"/>
+  </w:num>
+  <w:num w:numId="55" w16cid:durableId="115175527">
+    <w:abstractNumId w:val="43"/>
   </w:num>
 </w:numbering>
 </file>
@@ -19682,7 +24639,6 @@
   <w:style w:type="character" w:default="1" w:styleId="DefaultParagraphFont">
     <w:name w:val="Default Paragraph Font"/>
     <w:uiPriority w:val="1"/>
-    <w:semiHidden/>
     <w:unhideWhenUsed/>
   </w:style>
   <w:style w:type="table" w:default="1" w:styleId="TableNormal">

--- a/SDS_Communications.docx
+++ b/SDS_Communications.docx
@@ -1004,6 +1004,13 @@
                 <w:u w:val="single"/>
               </w:rPr>
             </w:pPr>
+            <w:r>
+              <w:rPr>
+                <w:color w:val="000000"/>
+                <w:u w:val="single"/>
+              </w:rPr>
+              <w:t>04/08/2026</w:t>
+            </w:r>
           </w:p>
         </w:tc>
         <w:tc>
@@ -1024,6 +1031,12 @@
                 <w:color w:val="000000"/>
               </w:rPr>
             </w:pPr>
+            <w:r>
+              <w:rPr>
+                <w:color w:val="000000"/>
+              </w:rPr>
+              <w:t>1.7</w:t>
+            </w:r>
           </w:p>
         </w:tc>
         <w:tc>
@@ -1044,6 +1057,12 @@
                 <w:color w:val="000000"/>
               </w:rPr>
             </w:pPr>
+            <w:r>
+              <w:rPr>
+                <w:color w:val="000000"/>
+              </w:rPr>
+              <w:t>Revision to Class Diagrams</w:t>
+            </w:r>
           </w:p>
         </w:tc>
         <w:tc>
@@ -1065,6 +1084,18 @@
                 <w:color w:val="000000"/>
               </w:rPr>
             </w:pPr>
+            <w:r>
+              <w:rPr>
+                <w:color w:val="000000"/>
+              </w:rPr>
+              <w:t>Clarize</w:t>
+            </w:r>
+            <w:r>
+              <w:rPr>
+                <w:color w:val="000000"/>
+              </w:rPr>
+              <w:t xml:space="preserve"> and Darien</w:t>
+            </w:r>
           </w:p>
         </w:tc>
       </w:tr>
@@ -1993,7 +2024,7 @@
           <w:r>
             <w:fldChar w:fldCharType="separate"/>
           </w:r>
-          <w:hyperlink w:anchor="_Toc226368420" w:history="1">
+          <w:hyperlink w:anchor="_Toc226560967" w:history="1">
             <w:r>
               <w:rPr>
                 <w:rStyle w:val="Hyperlink"/>
@@ -2039,7 +2070,7 @@
               <w:rPr>
                 <w:noProof/>
               </w:rPr>
-              <w:instrText xml:space="preserve"> PAGEREF _Toc226368420 \h </w:instrText>
+              <w:instrText xml:space="preserve"> PAGEREF _Toc226560967 \h </w:instrText>
             </w:r>
             <w:r>
               <w:rPr>
@@ -2083,7 +2114,7 @@
               <w14:ligatures w14:val="standardContextual"/>
             </w:rPr>
           </w:pPr>
-          <w:hyperlink w:anchor="_Toc226368421" w:history="1">
+          <w:hyperlink w:anchor="_Toc226560968" w:history="1">
             <w:r>
               <w:rPr>
                 <w:rStyle w:val="Hyperlink"/>
@@ -2127,7 +2158,7 @@
               <w:rPr>
                 <w:noProof/>
               </w:rPr>
-              <w:instrText xml:space="preserve"> PAGEREF _Toc226368421 \h </w:instrText>
+              <w:instrText xml:space="preserve"> PAGEREF _Toc226560968 \h </w:instrText>
             </w:r>
             <w:r>
               <w:rPr>
@@ -2171,7 +2202,7 @@
               <w14:ligatures w14:val="standardContextual"/>
             </w:rPr>
           </w:pPr>
-          <w:hyperlink w:anchor="_Toc226368422" w:history="1">
+          <w:hyperlink w:anchor="_Toc226560969" w:history="1">
             <w:r>
               <w:rPr>
                 <w:rStyle w:val="Hyperlink"/>
@@ -2215,7 +2246,7 @@
               <w:rPr>
                 <w:noProof/>
               </w:rPr>
-              <w:instrText xml:space="preserve"> PAGEREF _Toc226368422 \h </w:instrText>
+              <w:instrText xml:space="preserve"> PAGEREF _Toc226560969 \h </w:instrText>
             </w:r>
             <w:r>
               <w:rPr>
@@ -2259,7 +2290,7 @@
               <w14:ligatures w14:val="standardContextual"/>
             </w:rPr>
           </w:pPr>
-          <w:hyperlink w:anchor="_Toc226368423" w:history="1">
+          <w:hyperlink w:anchor="_Toc226560970" w:history="1">
             <w:r>
               <w:rPr>
                 <w:rStyle w:val="Hyperlink"/>
@@ -2303,7 +2334,7 @@
               <w:rPr>
                 <w:noProof/>
               </w:rPr>
-              <w:instrText xml:space="preserve"> PAGEREF _Toc226368423 \h </w:instrText>
+              <w:instrText xml:space="preserve"> PAGEREF _Toc226560970 \h </w:instrText>
             </w:r>
             <w:r>
               <w:rPr>
@@ -2347,7 +2378,7 @@
               <w14:ligatures w14:val="standardContextual"/>
             </w:rPr>
           </w:pPr>
-          <w:hyperlink w:anchor="_Toc226368424" w:history="1">
+          <w:hyperlink w:anchor="_Toc226560971" w:history="1">
             <w:r>
               <w:rPr>
                 <w:rStyle w:val="Hyperlink"/>
@@ -2391,7 +2422,7 @@
               <w:rPr>
                 <w:noProof/>
               </w:rPr>
-              <w:instrText xml:space="preserve"> PAGEREF _Toc226368424 \h </w:instrText>
+              <w:instrText xml:space="preserve"> PAGEREF _Toc226560971 \h </w:instrText>
             </w:r>
             <w:r>
               <w:rPr>
@@ -2436,7 +2467,7 @@
               <w14:ligatures w14:val="standardContextual"/>
             </w:rPr>
           </w:pPr>
-          <w:hyperlink w:anchor="_Toc226368425" w:history="1">
+          <w:hyperlink w:anchor="_Toc226560972" w:history="1">
             <w:r>
               <w:rPr>
                 <w:rStyle w:val="Hyperlink"/>
@@ -2482,7 +2513,7 @@
               <w:rPr>
                 <w:noProof/>
               </w:rPr>
-              <w:instrText xml:space="preserve"> PAGEREF _Toc226368425 \h </w:instrText>
+              <w:instrText xml:space="preserve"> PAGEREF _Toc226560972 \h </w:instrText>
             </w:r>
             <w:r>
               <w:rPr>
@@ -2526,7 +2557,7 @@
               <w14:ligatures w14:val="standardContextual"/>
             </w:rPr>
           </w:pPr>
-          <w:hyperlink w:anchor="_Toc226368426" w:history="1">
+          <w:hyperlink w:anchor="_Toc226560973" w:history="1">
             <w:r>
               <w:rPr>
                 <w:rStyle w:val="Hyperlink"/>
@@ -2570,7 +2601,7 @@
               <w:rPr>
                 <w:noProof/>
               </w:rPr>
-              <w:instrText xml:space="preserve"> PAGEREF _Toc226368426 \h </w:instrText>
+              <w:instrText xml:space="preserve"> PAGEREF _Toc226560973 \h </w:instrText>
             </w:r>
             <w:r>
               <w:rPr>
@@ -2614,7 +2645,7 @@
               <w14:ligatures w14:val="standardContextual"/>
             </w:rPr>
           </w:pPr>
-          <w:hyperlink w:anchor="_Toc226368427" w:history="1">
+          <w:hyperlink w:anchor="_Toc226560974" w:history="1">
             <w:r>
               <w:rPr>
                 <w:rStyle w:val="Hyperlink"/>
@@ -2658,7 +2689,7 @@
               <w:rPr>
                 <w:noProof/>
               </w:rPr>
-              <w:instrText xml:space="preserve"> PAGEREF _Toc226368427 \h </w:instrText>
+              <w:instrText xml:space="preserve"> PAGEREF _Toc226560974 \h </w:instrText>
             </w:r>
             <w:r>
               <w:rPr>
@@ -2703,7 +2734,7 @@
               <w14:ligatures w14:val="standardContextual"/>
             </w:rPr>
           </w:pPr>
-          <w:hyperlink w:anchor="_Toc226368428" w:history="1">
+          <w:hyperlink w:anchor="_Toc226560975" w:history="1">
             <w:r>
               <w:rPr>
                 <w:rStyle w:val="Hyperlink"/>
@@ -2749,7 +2780,7 @@
               <w:rPr>
                 <w:noProof/>
               </w:rPr>
-              <w:instrText xml:space="preserve"> PAGEREF _Toc226368428 \h </w:instrText>
+              <w:instrText xml:space="preserve"> PAGEREF _Toc226560975 \h </w:instrText>
             </w:r>
             <w:r>
               <w:rPr>
@@ -2766,7 +2797,7 @@
               <w:rPr>
                 <w:noProof/>
               </w:rPr>
-              <w:t>12</w:t>
+              <w:t>13</w:t>
             </w:r>
             <w:r>
               <w:rPr>
@@ -2793,7 +2824,7 @@
               <w14:ligatures w14:val="standardContextual"/>
             </w:rPr>
           </w:pPr>
-          <w:hyperlink w:anchor="_Toc226368429" w:history="1">
+          <w:hyperlink w:anchor="_Toc226560976" w:history="1">
             <w:r>
               <w:rPr>
                 <w:rStyle w:val="Hyperlink"/>
@@ -2837,7 +2868,7 @@
               <w:rPr>
                 <w:noProof/>
               </w:rPr>
-              <w:instrText xml:space="preserve"> PAGEREF _Toc226368429 \h </w:instrText>
+              <w:instrText xml:space="preserve"> PAGEREF _Toc226560976 \h </w:instrText>
             </w:r>
             <w:r>
               <w:rPr>
@@ -2854,7 +2885,7 @@
               <w:rPr>
                 <w:noProof/>
               </w:rPr>
-              <w:t>12</w:t>
+              <w:t>13</w:t>
             </w:r>
             <w:r>
               <w:rPr>
@@ -2881,7 +2912,7 @@
               <w14:ligatures w14:val="standardContextual"/>
             </w:rPr>
           </w:pPr>
-          <w:hyperlink w:anchor="_Toc226368430" w:history="1">
+          <w:hyperlink w:anchor="_Toc226560977" w:history="1">
             <w:r>
               <w:rPr>
                 <w:rStyle w:val="Hyperlink"/>
@@ -2925,7 +2956,7 @@
               <w:rPr>
                 <w:noProof/>
               </w:rPr>
-              <w:instrText xml:space="preserve"> PAGEREF _Toc226368430 \h </w:instrText>
+              <w:instrText xml:space="preserve"> PAGEREF _Toc226560977 \h </w:instrText>
             </w:r>
             <w:r>
               <w:rPr>
@@ -2942,7 +2973,7 @@
               <w:rPr>
                 <w:noProof/>
               </w:rPr>
-              <w:t>13</w:t>
+              <w:t>14</w:t>
             </w:r>
             <w:r>
               <w:rPr>
@@ -2969,7 +3000,7 @@
               <w14:ligatures w14:val="standardContextual"/>
             </w:rPr>
           </w:pPr>
-          <w:hyperlink w:anchor="_Toc226368431" w:history="1">
+          <w:hyperlink w:anchor="_Toc226560978" w:history="1">
             <w:r>
               <w:rPr>
                 <w:rStyle w:val="Hyperlink"/>
@@ -3013,7 +3044,7 @@
               <w:rPr>
                 <w:noProof/>
               </w:rPr>
-              <w:instrText xml:space="preserve"> PAGEREF _Toc226368431 \h </w:instrText>
+              <w:instrText xml:space="preserve"> PAGEREF _Toc226560978 \h </w:instrText>
             </w:r>
             <w:r>
               <w:rPr>
@@ -3030,7 +3061,7 @@
               <w:rPr>
                 <w:noProof/>
               </w:rPr>
-              <w:t>13</w:t>
+              <w:t>15</w:t>
             </w:r>
             <w:r>
               <w:rPr>
@@ -3057,7 +3088,7 @@
               <w14:ligatures w14:val="standardContextual"/>
             </w:rPr>
           </w:pPr>
-          <w:hyperlink w:anchor="_Toc226368432" w:history="1">
+          <w:hyperlink w:anchor="_Toc226560979" w:history="1">
             <w:r>
               <w:rPr>
                 <w:rStyle w:val="Hyperlink"/>
@@ -3101,7 +3132,7 @@
               <w:rPr>
                 <w:noProof/>
               </w:rPr>
-              <w:instrText xml:space="preserve"> PAGEREF _Toc226368432 \h </w:instrText>
+              <w:instrText xml:space="preserve"> PAGEREF _Toc226560979 \h </w:instrText>
             </w:r>
             <w:r>
               <w:rPr>
@@ -3118,7 +3149,7 @@
               <w:rPr>
                 <w:noProof/>
               </w:rPr>
-              <w:t>14</w:t>
+              <w:t>16</w:t>
             </w:r>
             <w:r>
               <w:rPr>
@@ -3145,7 +3176,7 @@
               <w14:ligatures w14:val="standardContextual"/>
             </w:rPr>
           </w:pPr>
-          <w:hyperlink w:anchor="_Toc226368433" w:history="1">
+          <w:hyperlink w:anchor="_Toc226560980" w:history="1">
             <w:r>
               <w:rPr>
                 <w:rStyle w:val="Hyperlink"/>
@@ -3189,7 +3220,7 @@
               <w:rPr>
                 <w:noProof/>
               </w:rPr>
-              <w:instrText xml:space="preserve"> PAGEREF _Toc226368433 \h </w:instrText>
+              <w:instrText xml:space="preserve"> PAGEREF _Toc226560980 \h </w:instrText>
             </w:r>
             <w:r>
               <w:rPr>
@@ -3206,7 +3237,7 @@
               <w:rPr>
                 <w:noProof/>
               </w:rPr>
-              <w:t>15</w:t>
+              <w:t>17</w:t>
             </w:r>
             <w:r>
               <w:rPr>
@@ -3233,7 +3264,7 @@
               <w14:ligatures w14:val="standardContextual"/>
             </w:rPr>
           </w:pPr>
-          <w:hyperlink w:anchor="_Toc226368434" w:history="1">
+          <w:hyperlink w:anchor="_Toc226560981" w:history="1">
             <w:r>
               <w:rPr>
                 <w:rStyle w:val="Hyperlink"/>
@@ -3277,7 +3308,7 @@
               <w:rPr>
                 <w:noProof/>
               </w:rPr>
-              <w:instrText xml:space="preserve"> PAGEREF _Toc226368434 \h </w:instrText>
+              <w:instrText xml:space="preserve"> PAGEREF _Toc226560981 \h </w:instrText>
             </w:r>
             <w:r>
               <w:rPr>
@@ -3294,7 +3325,7 @@
               <w:rPr>
                 <w:noProof/>
               </w:rPr>
-              <w:t>16</w:t>
+              <w:t>18</w:t>
             </w:r>
             <w:r>
               <w:rPr>
@@ -3321,7 +3352,7 @@
               <w14:ligatures w14:val="standardContextual"/>
             </w:rPr>
           </w:pPr>
-          <w:hyperlink w:anchor="_Toc226368435" w:history="1">
+          <w:hyperlink w:anchor="_Toc226560982" w:history="1">
             <w:r>
               <w:rPr>
                 <w:rStyle w:val="Hyperlink"/>
@@ -3365,7 +3396,7 @@
               <w:rPr>
                 <w:noProof/>
               </w:rPr>
-              <w:instrText xml:space="preserve"> PAGEREF _Toc226368435 \h </w:instrText>
+              <w:instrText xml:space="preserve"> PAGEREF _Toc226560982 \h </w:instrText>
             </w:r>
             <w:r>
               <w:rPr>
@@ -3382,7 +3413,7 @@
               <w:rPr>
                 <w:noProof/>
               </w:rPr>
-              <w:t>17</w:t>
+              <w:t>19</w:t>
             </w:r>
             <w:r>
               <w:rPr>
@@ -3409,7 +3440,7 @@
               <w14:ligatures w14:val="standardContextual"/>
             </w:rPr>
           </w:pPr>
-          <w:hyperlink w:anchor="_Toc226368436" w:history="1">
+          <w:hyperlink w:anchor="_Toc226560983" w:history="1">
             <w:r>
               <w:rPr>
                 <w:rStyle w:val="Hyperlink"/>
@@ -3453,7 +3484,7 @@
               <w:rPr>
                 <w:noProof/>
               </w:rPr>
-              <w:instrText xml:space="preserve"> PAGEREF _Toc226368436 \h </w:instrText>
+              <w:instrText xml:space="preserve"> PAGEREF _Toc226560983 \h </w:instrText>
             </w:r>
             <w:r>
               <w:rPr>
@@ -3470,7 +3501,7 @@
               <w:rPr>
                 <w:noProof/>
               </w:rPr>
-              <w:t>19</w:t>
+              <w:t>21</w:t>
             </w:r>
             <w:r>
               <w:rPr>
@@ -3497,7 +3528,7 @@
               <w14:ligatures w14:val="standardContextual"/>
             </w:rPr>
           </w:pPr>
-          <w:hyperlink w:anchor="_Toc226368437" w:history="1">
+          <w:hyperlink w:anchor="_Toc226560984" w:history="1">
             <w:r>
               <w:rPr>
                 <w:rStyle w:val="Hyperlink"/>
@@ -3541,7 +3572,7 @@
               <w:rPr>
                 <w:noProof/>
               </w:rPr>
-              <w:instrText xml:space="preserve"> PAGEREF _Toc226368437 \h </w:instrText>
+              <w:instrText xml:space="preserve"> PAGEREF _Toc226560984 \h </w:instrText>
             </w:r>
             <w:r>
               <w:rPr>
@@ -3558,7 +3589,7 @@
               <w:rPr>
                 <w:noProof/>
               </w:rPr>
-              <w:t>21</w:t>
+              <w:t>24</w:t>
             </w:r>
             <w:r>
               <w:rPr>
@@ -3585,7 +3616,7 @@
               <w14:ligatures w14:val="standardContextual"/>
             </w:rPr>
           </w:pPr>
-          <w:hyperlink w:anchor="_Toc226368438" w:history="1">
+          <w:hyperlink w:anchor="_Toc226560985" w:history="1">
             <w:r>
               <w:rPr>
                 <w:rStyle w:val="Hyperlink"/>
@@ -3629,7 +3660,7 @@
               <w:rPr>
                 <w:noProof/>
               </w:rPr>
-              <w:instrText xml:space="preserve"> PAGEREF _Toc226368438 \h </w:instrText>
+              <w:instrText xml:space="preserve"> PAGEREF _Toc226560985 \h </w:instrText>
             </w:r>
             <w:r>
               <w:rPr>
@@ -3646,7 +3677,7 @@
               <w:rPr>
                 <w:noProof/>
               </w:rPr>
-              <w:t>23</w:t>
+              <w:t>26</w:t>
             </w:r>
             <w:r>
               <w:rPr>
@@ -3673,7 +3704,7 @@
               <w14:ligatures w14:val="standardContextual"/>
             </w:rPr>
           </w:pPr>
-          <w:hyperlink w:anchor="_Toc226368439" w:history="1">
+          <w:hyperlink w:anchor="_Toc226560986" w:history="1">
             <w:r>
               <w:rPr>
                 <w:rStyle w:val="Hyperlink"/>
@@ -3717,7 +3748,7 @@
               <w:rPr>
                 <w:noProof/>
               </w:rPr>
-              <w:instrText xml:space="preserve"> PAGEREF _Toc226368439 \h </w:instrText>
+              <w:instrText xml:space="preserve"> PAGEREF _Toc226560986 \h </w:instrText>
             </w:r>
             <w:r>
               <w:rPr>
@@ -3734,7 +3765,7 @@
               <w:rPr>
                 <w:noProof/>
               </w:rPr>
-              <w:t>25</w:t>
+              <w:t>28</w:t>
             </w:r>
             <w:r>
               <w:rPr>
@@ -3762,7 +3793,7 @@
               <w14:ligatures w14:val="standardContextual"/>
             </w:rPr>
           </w:pPr>
-          <w:hyperlink w:anchor="_Toc226368440" w:history="1">
+          <w:hyperlink w:anchor="_Toc226560987" w:history="1">
             <w:r>
               <w:rPr>
                 <w:rStyle w:val="Hyperlink"/>
@@ -3808,7 +3839,7 @@
               <w:rPr>
                 <w:noProof/>
               </w:rPr>
-              <w:instrText xml:space="preserve"> PAGEREF _Toc226368440 \h </w:instrText>
+              <w:instrText xml:space="preserve"> PAGEREF _Toc226560987 \h </w:instrText>
             </w:r>
             <w:r>
               <w:rPr>
@@ -3825,7 +3856,7 @@
               <w:rPr>
                 <w:noProof/>
               </w:rPr>
-              <w:t>29</w:t>
+              <w:t>33</w:t>
             </w:r>
             <w:r>
               <w:rPr>
@@ -3852,7 +3883,7 @@
               <w14:ligatures w14:val="standardContextual"/>
             </w:rPr>
           </w:pPr>
-          <w:hyperlink w:anchor="_Toc226368441" w:history="1">
+          <w:hyperlink w:anchor="_Toc226560988" w:history="1">
             <w:r>
               <w:rPr>
                 <w:rStyle w:val="Hyperlink"/>
@@ -3896,7 +3927,7 @@
               <w:rPr>
                 <w:noProof/>
               </w:rPr>
-              <w:instrText xml:space="preserve"> PAGEREF _Toc226368441 \h </w:instrText>
+              <w:instrText xml:space="preserve"> PAGEREF _Toc226560988 \h </w:instrText>
             </w:r>
             <w:r>
               <w:rPr>
@@ -3913,7 +3944,7 @@
               <w:rPr>
                 <w:noProof/>
               </w:rPr>
-              <w:t>29</w:t>
+              <w:t>33</w:t>
             </w:r>
             <w:r>
               <w:rPr>
@@ -3940,7 +3971,7 @@
               <w14:ligatures w14:val="standardContextual"/>
             </w:rPr>
           </w:pPr>
-          <w:hyperlink w:anchor="_Toc226368442" w:history="1">
+          <w:hyperlink w:anchor="_Toc226560989" w:history="1">
             <w:r>
               <w:rPr>
                 <w:rStyle w:val="Hyperlink"/>
@@ -3966,7 +3997,7 @@
                 <w:rStyle w:val="Hyperlink"/>
                 <w:noProof/>
               </w:rPr>
-              <w:t>Full UML Class Diagram</w:t>
+              <w:t>Full UML Class Diagram + Individual Class Diagrams</w:t>
             </w:r>
             <w:r>
               <w:rPr>
@@ -3984,7 +4015,7 @@
               <w:rPr>
                 <w:noProof/>
               </w:rPr>
-              <w:instrText xml:space="preserve"> PAGEREF _Toc226368442 \h </w:instrText>
+              <w:instrText xml:space="preserve"> PAGEREF _Toc226560989 \h </w:instrText>
             </w:r>
             <w:r>
               <w:rPr>
@@ -4001,7 +4032,7 @@
               <w:rPr>
                 <w:noProof/>
               </w:rPr>
-              <w:t>30</w:t>
+              <w:t>34</w:t>
             </w:r>
             <w:r>
               <w:rPr>
@@ -4029,7 +4060,7 @@
               <w14:ligatures w14:val="standardContextual"/>
             </w:rPr>
           </w:pPr>
-          <w:hyperlink w:anchor="_Toc226368443" w:history="1">
+          <w:hyperlink w:anchor="_Toc226560990" w:history="1">
             <w:r>
               <w:rPr>
                 <w:rStyle w:val="Hyperlink"/>
@@ -4075,7 +4106,7 @@
               <w:rPr>
                 <w:noProof/>
               </w:rPr>
-              <w:instrText xml:space="preserve"> PAGEREF _Toc226368443 \h </w:instrText>
+              <w:instrText xml:space="preserve"> PAGEREF _Toc226560990 \h </w:instrText>
             </w:r>
             <w:r>
               <w:rPr>
@@ -4092,7 +4123,7 @@
               <w:rPr>
                 <w:noProof/>
               </w:rPr>
-              <w:t>33</w:t>
+              <w:t>49</w:t>
             </w:r>
             <w:r>
               <w:rPr>
@@ -4119,7 +4150,7 @@
               <w14:ligatures w14:val="standardContextual"/>
             </w:rPr>
           </w:pPr>
-          <w:hyperlink w:anchor="_Toc226368444" w:history="1">
+          <w:hyperlink w:anchor="_Toc226560991" w:history="1">
             <w:r>
               <w:rPr>
                 <w:rStyle w:val="Hyperlink"/>
@@ -4163,7 +4194,7 @@
               <w:rPr>
                 <w:noProof/>
               </w:rPr>
-              <w:instrText xml:space="preserve"> PAGEREF _Toc226368444 \h </w:instrText>
+              <w:instrText xml:space="preserve"> PAGEREF _Toc226560991 \h </w:instrText>
             </w:r>
             <w:r>
               <w:rPr>
@@ -4180,7 +4211,7 @@
               <w:rPr>
                 <w:noProof/>
               </w:rPr>
-              <w:t>33</w:t>
+              <w:t>49</w:t>
             </w:r>
             <w:r>
               <w:rPr>
@@ -4207,7 +4238,7 @@
               <w14:ligatures w14:val="standardContextual"/>
             </w:rPr>
           </w:pPr>
-          <w:hyperlink w:anchor="_Toc226368445" w:history="1">
+          <w:hyperlink w:anchor="_Toc226560992" w:history="1">
             <w:r>
               <w:rPr>
                 <w:rStyle w:val="Hyperlink"/>
@@ -4251,7 +4282,7 @@
               <w:rPr>
                 <w:noProof/>
               </w:rPr>
-              <w:instrText xml:space="preserve"> PAGEREF _Toc226368445 \h </w:instrText>
+              <w:instrText xml:space="preserve"> PAGEREF _Toc226560992 \h </w:instrText>
             </w:r>
             <w:r>
               <w:rPr>
@@ -4268,7 +4299,7 @@
               <w:rPr>
                 <w:noProof/>
               </w:rPr>
-              <w:t>35</w:t>
+              <w:t>51</w:t>
             </w:r>
             <w:r>
               <w:rPr>
@@ -4295,7 +4326,7 @@
               <w14:ligatures w14:val="standardContextual"/>
             </w:rPr>
           </w:pPr>
-          <w:hyperlink w:anchor="_Toc226368446" w:history="1">
+          <w:hyperlink w:anchor="_Toc226560993" w:history="1">
             <w:r>
               <w:rPr>
                 <w:rStyle w:val="Hyperlink"/>
@@ -4339,7 +4370,7 @@
               <w:rPr>
                 <w:noProof/>
               </w:rPr>
-              <w:instrText xml:space="preserve"> PAGEREF _Toc226368446 \h </w:instrText>
+              <w:instrText xml:space="preserve"> PAGEREF _Toc226560993 \h </w:instrText>
             </w:r>
             <w:r>
               <w:rPr>
@@ -4356,7 +4387,7 @@
               <w:rPr>
                 <w:noProof/>
               </w:rPr>
-              <w:t>37</w:t>
+              <w:t>54</w:t>
             </w:r>
             <w:r>
               <w:rPr>
@@ -4383,7 +4414,7 @@
               <w14:ligatures w14:val="standardContextual"/>
             </w:rPr>
           </w:pPr>
-          <w:hyperlink w:anchor="_Toc226368447" w:history="1">
+          <w:hyperlink w:anchor="_Toc226560994" w:history="1">
             <w:r>
               <w:rPr>
                 <w:rStyle w:val="Hyperlink"/>
@@ -4427,7 +4458,7 @@
               <w:rPr>
                 <w:noProof/>
               </w:rPr>
-              <w:instrText xml:space="preserve"> PAGEREF _Toc226368447 \h </w:instrText>
+              <w:instrText xml:space="preserve"> PAGEREF _Toc226560994 \h </w:instrText>
             </w:r>
             <w:r>
               <w:rPr>
@@ -4444,7 +4475,7 @@
               <w:rPr>
                 <w:noProof/>
               </w:rPr>
-              <w:t>38</w:t>
+              <w:t>55</w:t>
             </w:r>
             <w:r>
               <w:rPr>
@@ -4471,7 +4502,7 @@
               <w14:ligatures w14:val="standardContextual"/>
             </w:rPr>
           </w:pPr>
-          <w:hyperlink w:anchor="_Toc226368448" w:history="1">
+          <w:hyperlink w:anchor="_Toc226560995" w:history="1">
             <w:r>
               <w:rPr>
                 <w:rStyle w:val="Hyperlink"/>
@@ -4515,7 +4546,7 @@
               <w:rPr>
                 <w:noProof/>
               </w:rPr>
-              <w:instrText xml:space="preserve"> PAGEREF _Toc226368448 \h </w:instrText>
+              <w:instrText xml:space="preserve"> PAGEREF _Toc226560995 \h </w:instrText>
             </w:r>
             <w:r>
               <w:rPr>
@@ -4532,7 +4563,7 @@
               <w:rPr>
                 <w:noProof/>
               </w:rPr>
-              <w:t>40</w:t>
+              <w:t>57</w:t>
             </w:r>
             <w:r>
               <w:rPr>
@@ -4559,7 +4590,7 @@
               <w14:ligatures w14:val="standardContextual"/>
             </w:rPr>
           </w:pPr>
-          <w:hyperlink w:anchor="_Toc226368449" w:history="1">
+          <w:hyperlink w:anchor="_Toc226560996" w:history="1">
             <w:r>
               <w:rPr>
                 <w:rStyle w:val="Hyperlink"/>
@@ -4603,7 +4634,7 @@
               <w:rPr>
                 <w:noProof/>
               </w:rPr>
-              <w:instrText xml:space="preserve"> PAGEREF _Toc226368449 \h </w:instrText>
+              <w:instrText xml:space="preserve"> PAGEREF _Toc226560996 \h </w:instrText>
             </w:r>
             <w:r>
               <w:rPr>
@@ -4620,7 +4651,7 @@
               <w:rPr>
                 <w:noProof/>
               </w:rPr>
-              <w:t>42</w:t>
+              <w:t>59</w:t>
             </w:r>
             <w:r>
               <w:rPr>
@@ -4672,15 +4703,15 @@
         </w:numPr>
       </w:pPr>
       <w:bookmarkStart w:id="2" w:name="_Toc223255426"/>
-      <w:bookmarkStart w:id="3" w:name="_Toc226368420"/>
-      <w:bookmarkStart w:id="4" w:name="_Toc222478435"/>
-      <w:bookmarkStart w:id="5" w:name="_Toc223255448"/>
+      <w:bookmarkStart w:id="3" w:name="_Toc222478435"/>
+      <w:bookmarkStart w:id="4" w:name="_Toc223255448"/>
+      <w:bookmarkStart w:id="5" w:name="_Toc226560967"/>
       <w:r>
         <w:lastRenderedPageBreak/>
         <w:t>Purpose</w:t>
       </w:r>
       <w:bookmarkEnd w:id="2"/>
-      <w:bookmarkEnd w:id="3"/>
+      <w:bookmarkEnd w:id="5"/>
     </w:p>
     <w:p>
       <w:pPr>
@@ -4699,7 +4730,7 @@
         </w:numPr>
       </w:pPr>
       <w:bookmarkStart w:id="6" w:name="_Toc223255427"/>
-      <w:bookmarkStart w:id="7" w:name="_Toc226368421"/>
+      <w:bookmarkStart w:id="7" w:name="_Toc226560968"/>
       <w:r>
         <w:t>Scope</w:t>
       </w:r>
@@ -4723,7 +4754,7 @@
         </w:numPr>
       </w:pPr>
       <w:bookmarkStart w:id="8" w:name="_Toc223255428"/>
-      <w:bookmarkStart w:id="9" w:name="_Toc226368422"/>
+      <w:bookmarkStart w:id="9" w:name="_Toc226560969"/>
       <w:r>
         <w:t>Definitions, Acronyms, Abbreviations</w:t>
       </w:r>
@@ -4927,7 +4958,7 @@
         </w:numPr>
       </w:pPr>
       <w:bookmarkStart w:id="10" w:name="_Toc223255429"/>
-      <w:bookmarkStart w:id="11" w:name="_Toc226368423"/>
+      <w:bookmarkStart w:id="11" w:name="_Toc226560970"/>
       <w:r>
         <w:t>References</w:t>
       </w:r>
@@ -5038,7 +5069,7 @@
         </w:rPr>
         <w:fldChar w:fldCharType="end"/>
       </w:r>
-      <w:bookmarkStart w:id="13" w:name="_Toc226368424"/>
+      <w:bookmarkStart w:id="13" w:name="_Toc226560971"/>
       <w:r>
         <w:t>Overview</w:t>
       </w:r>
@@ -5074,14 +5105,14 @@
         </w:numPr>
       </w:pPr>
       <w:bookmarkStart w:id="14" w:name="_Actors_and_Use-Cases"/>
-      <w:bookmarkStart w:id="15" w:name="_Toc226368425"/>
+      <w:bookmarkStart w:id="15" w:name="_Toc226560972"/>
       <w:bookmarkEnd w:id="14"/>
       <w:r>
         <w:lastRenderedPageBreak/>
         <w:t>Actors and Use-Cases</w:t>
       </w:r>
+      <w:bookmarkEnd w:id="3"/>
       <w:bookmarkEnd w:id="4"/>
-      <w:bookmarkEnd w:id="5"/>
       <w:bookmarkEnd w:id="15"/>
     </w:p>
     <w:p>
@@ -5094,7 +5125,7 @@
       </w:pPr>
       <w:bookmarkStart w:id="16" w:name="_Toc222478436"/>
       <w:bookmarkStart w:id="17" w:name="_Toc223255449"/>
-      <w:bookmarkStart w:id="18" w:name="_Toc226368426"/>
+      <w:bookmarkStart w:id="18" w:name="_Toc226560973"/>
       <w:r>
         <w:t>Actors</w:t>
       </w:r>
@@ -5162,7 +5193,7 @@
       </w:pPr>
       <w:bookmarkStart w:id="19" w:name="_Toc222478437"/>
       <w:bookmarkStart w:id="20" w:name="_Toc223255450"/>
-      <w:bookmarkStart w:id="21" w:name="_Toc226368427"/>
+      <w:bookmarkStart w:id="21" w:name="_Toc226560974"/>
       <w:r>
         <w:t>Use-Cases</w:t>
       </w:r>
@@ -5723,23 +5754,7 @@
           <w:rFonts w:eastAsia="Arial"/>
           <w:color w:val="000000" w:themeColor="text1"/>
         </w:rPr>
-        <w:t xml:space="preserve">Relevant requirements: </w:t>
-      </w:r>
-      <w:proofErr w:type="gramStart"/>
-      <w:r>
-        <w:rPr>
-          <w:rFonts w:eastAsia="Arial"/>
-          <w:color w:val="000000" w:themeColor="text1"/>
-        </w:rPr>
-        <w:t>3.1.3.6 ,</w:t>
-      </w:r>
-      <w:proofErr w:type="gramEnd"/>
-      <w:r>
-        <w:rPr>
-          <w:rFonts w:eastAsia="Arial"/>
-          <w:color w:val="000000" w:themeColor="text1"/>
-        </w:rPr>
-        <w:t xml:space="preserve"> 3.1.1.13, 3.1.2.4, 3.1.2.5, 3.1.3.6, 3.3.6</w:t>
+        <w:t>Relevant requirements: 3.1.3.6 , 3.1.1.13, 3.1.2.4, 3.1.2.5, 3.1.3.6, 3.3.6</w:t>
       </w:r>
     </w:p>
     <w:p>
@@ -9361,7 +9376,7 @@
       <w:bookmarkStart w:id="23" w:name="_Use-Case_Diagram"/>
       <w:bookmarkStart w:id="24" w:name="_Toc222478438"/>
       <w:bookmarkStart w:id="25" w:name="_Toc223255451"/>
-      <w:bookmarkStart w:id="26" w:name="_Toc226368428"/>
+      <w:bookmarkStart w:id="26" w:name="_Toc226560975"/>
       <w:bookmarkEnd w:id="23"/>
       <w:r>
         <w:lastRenderedPageBreak/>
@@ -9381,7 +9396,7 @@
       </w:pPr>
       <w:bookmarkStart w:id="27" w:name="_Toc222478439"/>
       <w:bookmarkStart w:id="28" w:name="_Toc223255452"/>
-      <w:bookmarkStart w:id="29" w:name="_Toc226368429"/>
+      <w:bookmarkStart w:id="29" w:name="_Toc226560976"/>
       <w:r>
         <w:t>Communications App Use Case Diagram</w:t>
       </w:r>
@@ -9550,31 +9565,7 @@
           <w:rPr>
             <w:rStyle w:val="Hyperlink"/>
           </w:rPr>
-          <w:t>https://img.plantuml.biz/plantuml/svg/dLPDRnen4BtxLupIGyc1LhdI52K2GbQ2a2vTJboStO5OMkojxGtbttTixnU1j4aZHG7Fl9atRpwK6sEvjkKkPso9-WKrN5_V5aKkKcw5aiCXS0FBISn6kK1fprb7iuWf-upwRPTW9Z-UMgM_Gc9y8lSdE2HNZ7schp3Y1WthBL5cC4TZ-1QX3z73E5f5u-HsTkdvp2FMcwajB4hh7sQBy3sIuMla8d2TFaD9AKm09ITXf_4YUQmYJbalngqmbfWvNluvdj3pIk0UHi_SmZsPbJvuqsfqxn0y2oR</w:t>
-        </w:r>
-        <w:r>
-          <w:rPr>
-            <w:rStyle w:val="Hyperlink"/>
-          </w:rPr>
-          <w:t>A</w:t>
-        </w:r>
-        <w:r>
-          <w:rPr>
-            <w:rStyle w:val="Hyperlink"/>
-          </w:rPr>
-          <w:t>7jB4encLGb-5XBeWbbn1V-Y4Wa-vaFZbIUKP388CGXQbDS0</w:t>
-        </w:r>
-        <w:r>
-          <w:rPr>
-            <w:rStyle w:val="Hyperlink"/>
-          </w:rPr>
-          <w:t>z</w:t>
-        </w:r>
-        <w:r>
-          <w:rPr>
-            <w:rStyle w:val="Hyperlink"/>
-          </w:rPr>
-          <w:t>LSbt26l9YMR1ZTahdJ56k3xz30a-05y2oKbUgTez2UbbPgpoeLO1UJrgbLAPyAD4VQ3Mqck_os2mrOYI7AytYbgMgbpfx_vj22kUYmny1OnAgOHqNCrnHLN00KoaTKOJFEdphYMzJ2hIZNqjVtbMowHXt19-vNF4_D_K1n2ZBRM4G9g5JhWnQPaxPZxaR04DDQSzQAIanb9ogo0dd2ej8o_dVCoIZ6GZnmhYPUgCLY-wR1CsIioZkkVsK22rd10RfVTSjqYgU1vrTAcMKcCgy8KmbLyhJBrQNN6-MVnj6vtkgXHhkGlWaDa9C-QM4_UZmJV7Kdakj0SKAFfvDB6IrYBLcD7E2vuRHawdnEbt8wgCRddeev0RTIBOzF9CMjhAKyMCQzXQGbKCKA-cMfK5SzxzjbS-VksKXK9FLlbaB1oULhjEkoXG6ezWxhNVYHzNqz8DLtNbpAeTjuIcLBj--eB6mXGvFzHQ6D-GxbqvIvBkJASb1dDCBSboqPRee1UmAMNgBuG3TFal2vgfpS5Jg6jnG--bUcSTDVLg3J2Ze-HIKvnGXf_Qfijj7NGvKnIjAPpEUJlMyPp2rpWTdFss-5LbP7xVyDSCQKgSK4IAvzRTMOkmoTNUX64RqZqBCMYWNzqMUXasSIPQAtrMdZU0aNpftDCF0ElYxxZ8IutlWqB0DWlz8N30FgY_JlCRA3-nxgJyHyPwJ6he3Msk-u_a3m00</w:t>
+          <w:t>https://img.plantuml.biz/plantuml/svg/dLPDRnen4BtxLupIGyc1LhdI52K2GbQ2a2vTJboStO5OMkojxGtbttTixnU1j4aZHG7Fl9atRpwK6sEvjkKkPso9-WKrN5_V5aKkKcw5aiCXS0FBISn6kK1fprb7iuWf-upwRPTW9Z-UMgM_Gc9y8lSdE2HNZ7schp3Y1WthBL5cC4TZ-1QX3z73E5f5u-HsTkdvp2FMcwajB4hh7sQBy3sIuMla8d2TFaD9AKm09ITXf_4YUQmYJbalngqmbfWvNluvdj3pIk0UHi_SmZsPbJvuqsfqxn0y2oRA7jB4encLGb-5XBeWbbn1V-Y4Wa-vaFZbIUKP388CGXQbDS0zLSbt26l9YMR1ZTahdJ56k3xz30a-05y2oKbUgTez2UbbPgpoeLO1UJrgbLAPyAD4VQ3Mqck_os2mrOYI7AytYbgMgbpfx_vj22kUYmny1OnAgOHqNCrnHLN00KoaTKOJFEdphYMzJ2hIZNqjVtbMowHXt19-vNF4_D_K1n2ZBRM4G9g5JhWnQPaxPZxaR04DDQSzQAIanb9ogo0dd2ej8o_dVCoIZ6GZnmhYPUgCLY-wR1CsIioZkkVsK22rd10RfVTSjqYgU1vrTAcMKcCgy8KmbLyhJBrQNN6-MVnj6vtkgXHhkGlWaDa9C-QM4_UZmJV7Kdakj0SKAFfvDB6IrYBLcD7E2vuRHawdnEbt8wgCRddeev0RTIBOzF9CMjhAKyMCQzXQGbKCKA-cMfK5SzxzjbS-VksKXK9FLlbaB1oULhjEkoXG6ezWxhNVYHzNqz8DLtNbpAeTjuIcLBj--eB6mXGvFzHQ6D-GxbqvIvBkJASb1dDCBSboqPRee1UmAMNgBuG3TFal2vgfpS5Jg6jnG--bUcSTDVLg3J2Ze-HIKvnGXf_Qfijj7NGvKnIjAPpEUJlMyPp2rpWTdFss-5LbP7xVyDSCQKgSK4IAvzRTMOkmoTNUX64RqZqBCMYWNzqMUXasSIPQAtrMdZU0aNpftDCF0ElYxxZ8IutlWqB0DWlz8N30FgY_JlCRA3-nxgJyHyPwJ6he3Msk-u_a3m00</w:t>
         </w:r>
       </w:hyperlink>
     </w:p>
@@ -9608,7 +9599,7 @@
           <w:numId w:val="2"/>
         </w:numPr>
       </w:pPr>
-      <w:bookmarkStart w:id="30" w:name="_Toc226368430"/>
+      <w:bookmarkStart w:id="30" w:name="_Toc226560977"/>
       <w:r>
         <w:t>Send Message (Individual) Use Case Diagram</w:t>
       </w:r>
@@ -9683,7 +9674,7 @@
           <w:numId w:val="2"/>
         </w:numPr>
       </w:pPr>
-      <w:bookmarkStart w:id="31" w:name="_Toc226368431"/>
+      <w:bookmarkStart w:id="31" w:name="_Toc226560978"/>
       <w:r>
         <w:t>Create Group Use Case Diagram</w:t>
       </w:r>
@@ -9755,7 +9746,7 @@
           <w:numId w:val="2"/>
         </w:numPr>
       </w:pPr>
-      <w:bookmarkStart w:id="32" w:name="_Toc226368432"/>
+      <w:bookmarkStart w:id="32" w:name="_Toc226560979"/>
       <w:r>
         <w:t>Log In Use Case Diagram</w:t>
       </w:r>
@@ -9831,7 +9822,7 @@
           <w:numId w:val="2"/>
         </w:numPr>
       </w:pPr>
-      <w:bookmarkStart w:id="33" w:name="_Toc226368433"/>
+      <w:bookmarkStart w:id="33" w:name="_Toc226560980"/>
       <w:r>
         <w:t>Log out Use Case Diagram</w:t>
       </w:r>
@@ -9913,7 +9904,7 @@
           <w:numId w:val="2"/>
         </w:numPr>
       </w:pPr>
-      <w:bookmarkStart w:id="34" w:name="_Toc226368434"/>
+      <w:bookmarkStart w:id="34" w:name="_Toc226560981"/>
       <w:r>
         <w:t>Search Users Use Case Diagram</w:t>
       </w:r>
@@ -9994,7 +9985,7 @@
           <w:numId w:val="2"/>
         </w:numPr>
       </w:pPr>
-      <w:bookmarkStart w:id="35" w:name="_Toc226368435"/>
+      <w:bookmarkStart w:id="35" w:name="_Toc226560982"/>
       <w:r>
         <w:t>Register Users Use Case Diagram</w:t>
       </w:r>
@@ -10142,23 +10133,7 @@
     </w:p>
     <w:p>
       <w:r>
-        <w:t>CLI --&gt; REG : User selects\</w:t>
-      </w:r>
-      <w:proofErr w:type="spellStart"/>
-      <w:r>
-        <w:t>n"Register</w:t>
-      </w:r>
-      <w:proofErr w:type="spellEnd"/>
-      <w:r>
-        <w:t xml:space="preserve"> User"\</w:t>
-      </w:r>
-      <w:proofErr w:type="spellStart"/>
-      <w:r>
-        <w:t>nand</w:t>
-      </w:r>
-      <w:proofErr w:type="spellEnd"/>
-      <w:r>
-        <w:t xml:space="preserve"> inputs credentials</w:t>
+        <w:t>CLI --&gt; REG : User selects\n"Register User"\nand inputs credentials</w:t>
       </w:r>
     </w:p>
     <w:p>
@@ -10224,7 +10199,7 @@
           <w:numId w:val="2"/>
         </w:numPr>
       </w:pPr>
-      <w:bookmarkStart w:id="36" w:name="_Toc226368436"/>
+      <w:bookmarkStart w:id="36" w:name="_Toc226560983"/>
       <w:r>
         <w:t>Send Message (Group) Use Case Diagram</w:t>
       </w:r>
@@ -10475,15 +10450,7 @@
     </w:p>
     <w:p>
       <w:r>
-        <w:t>CLI --&gt; SM : User selects group chat\</w:t>
-      </w:r>
-      <w:proofErr w:type="spellStart"/>
-      <w:r>
-        <w:t>nand</w:t>
-      </w:r>
-      <w:proofErr w:type="spellEnd"/>
-      <w:r>
-        <w:t xml:space="preserve"> types message</w:t>
+        <w:t>CLI --&gt; SM : User selects group chat\nand types message</w:t>
       </w:r>
     </w:p>
     <w:p>
@@ -10518,15 +10485,7 @@
     </w:p>
     <w:p>
       <w:r>
-        <w:t xml:space="preserve">LOG .&gt; CLI : Update </w:t>
-      </w:r>
-      <w:proofErr w:type="spellStart"/>
-      <w:r>
-        <w:t>chatbox</w:t>
-      </w:r>
-      <w:proofErr w:type="spellEnd"/>
-      <w:r>
-        <w:t xml:space="preserve"> / console</w:t>
+        <w:t>LOG .&gt; CLI : Update chatbox / console</w:t>
       </w:r>
     </w:p>
     <w:p/>
@@ -10585,7 +10544,7 @@
           <w:numId w:val="2"/>
         </w:numPr>
       </w:pPr>
-      <w:bookmarkStart w:id="37" w:name="_Toc226368437"/>
+      <w:bookmarkStart w:id="37" w:name="_Toc226560984"/>
       <w:r>
         <w:t>View Chat History</w:t>
       </w:r>
@@ -10805,15 +10764,7 @@
     </w:p>
     <w:p>
       <w:r>
-        <w:t>DM --&gt; CLI : Display scrollable\</w:t>
-      </w:r>
-      <w:proofErr w:type="spellStart"/>
-      <w:r>
-        <w:t>nchat</w:t>
-      </w:r>
-      <w:proofErr w:type="spellEnd"/>
-      <w:r>
-        <w:t xml:space="preserve"> history</w:t>
+        <w:t>DM --&gt; CLI : Display scrollable\nchat history</w:t>
       </w:r>
     </w:p>
     <w:p/>
@@ -10854,7 +10805,7 @@
           <w:numId w:val="2"/>
         </w:numPr>
       </w:pPr>
-      <w:bookmarkStart w:id="38" w:name="_Toc226368438"/>
+      <w:bookmarkStart w:id="38" w:name="_Toc226560985"/>
       <w:r>
         <w:t>Read Chat Logs</w:t>
       </w:r>
@@ -11053,15 +11004,7 @@
     </w:p>
     <w:p>
       <w:r>
-        <w:t>CLI --&gt; RCL : User selects\</w:t>
-      </w:r>
-      <w:proofErr w:type="spellStart"/>
-      <w:r>
-        <w:t>n"View</w:t>
-      </w:r>
-      <w:proofErr w:type="spellEnd"/>
-      <w:r>
-        <w:t xml:space="preserve"> Chat Logs" function</w:t>
+        <w:t>CLI --&gt; RCL : User selects\n"View Chat Logs" function</w:t>
       </w:r>
     </w:p>
     <w:p>
@@ -11086,15 +11029,7 @@
     </w:p>
     <w:p>
       <w:r>
-        <w:t>DISP --&gt; CLI : Display requested\</w:t>
-      </w:r>
-      <w:proofErr w:type="spellStart"/>
-      <w:r>
-        <w:t>nchat</w:t>
-      </w:r>
-      <w:proofErr w:type="spellEnd"/>
-      <w:r>
-        <w:t xml:space="preserve"> logs</w:t>
+        <w:t>DISP --&gt; CLI : Display requested\nchat logs</w:t>
       </w:r>
     </w:p>
     <w:p>
@@ -11140,7 +11075,7 @@
           <w:numId w:val="2"/>
         </w:numPr>
       </w:pPr>
-      <w:bookmarkStart w:id="39" w:name="_Toc226368439"/>
+      <w:bookmarkStart w:id="39" w:name="_Toc226560986"/>
       <w:r>
         <w:t>Receive Message</w:t>
       </w:r>
@@ -11510,7 +11445,7 @@
       <w:bookmarkStart w:id="40" w:name="_Object_Candidates_and"/>
       <w:bookmarkStart w:id="41" w:name="_Toc222478440"/>
       <w:bookmarkStart w:id="42" w:name="_Toc223255453"/>
-      <w:bookmarkStart w:id="43" w:name="_Toc226368440"/>
+      <w:bookmarkStart w:id="43" w:name="_Toc226560987"/>
       <w:bookmarkEnd w:id="40"/>
       <w:r>
         <w:lastRenderedPageBreak/>
@@ -11530,7 +11465,7 @@
       </w:pPr>
       <w:bookmarkStart w:id="44" w:name="_Toc222478441"/>
       <w:bookmarkStart w:id="45" w:name="_Toc223255454"/>
-      <w:bookmarkStart w:id="46" w:name="_Toc226368441"/>
+      <w:bookmarkStart w:id="46" w:name="_Toc226560988"/>
       <w:r>
         <w:t>Object Candidates</w:t>
       </w:r>
@@ -11631,7 +11566,6 @@
           <w:bCs/>
         </w:rPr>
       </w:pPr>
-      <w:proofErr w:type="spellStart"/>
       <w:r>
         <w:rPr>
           <w:b/>
@@ -11639,7 +11573,6 @@
         </w:rPr>
         <w:t>ITControlPanelView</w:t>
       </w:r>
-      <w:proofErr w:type="spellEnd"/>
     </w:p>
     <w:p>
       <w:pPr>
@@ -11654,15 +11587,7 @@
         </w:rPr>
       </w:pPr>
       <w:r>
-        <w:t xml:space="preserve">An implied sub interface that contributes to the commands that an </w:t>
-      </w:r>
-      <w:proofErr w:type="spellStart"/>
-      <w:r>
-        <w:t>ITUser</w:t>
-      </w:r>
-      <w:proofErr w:type="spellEnd"/>
-      <w:r>
-        <w:t xml:space="preserve"> can execute.</w:t>
+        <w:t>An implied sub interface that contributes to the commands that an ITUser can execute.</w:t>
       </w:r>
     </w:p>
     <w:p>
@@ -11677,7 +11602,6 @@
           <w:bCs/>
         </w:rPr>
       </w:pPr>
-      <w:proofErr w:type="spellStart"/>
       <w:r>
         <w:rPr>
           <w:b/>
@@ -11685,7 +11609,6 @@
         </w:rPr>
         <w:t>GroupCreationView</w:t>
       </w:r>
-      <w:proofErr w:type="spellEnd"/>
     </w:p>
     <w:p>
       <w:pPr>
@@ -11715,7 +11638,6 @@
           <w:bCs/>
         </w:rPr>
       </w:pPr>
-      <w:proofErr w:type="spellStart"/>
       <w:r>
         <w:rPr>
           <w:b/>
@@ -11723,7 +11645,6 @@
         </w:rPr>
         <w:t>ChatOverlayView</w:t>
       </w:r>
-      <w:proofErr w:type="spellEnd"/>
     </w:p>
     <w:p>
       <w:pPr>
@@ -11760,7 +11681,6 @@
           <w:bCs/>
         </w:rPr>
       </w:pPr>
-      <w:proofErr w:type="spellStart"/>
       <w:r>
         <w:rPr>
           <w:b/>
@@ -11768,7 +11688,6 @@
         </w:rPr>
         <w:t>LoginView</w:t>
       </w:r>
-      <w:proofErr w:type="spellEnd"/>
     </w:p>
     <w:p>
       <w:pPr>
@@ -11798,7 +11717,6 @@
           <w:bCs/>
         </w:rPr>
       </w:pPr>
-      <w:proofErr w:type="spellStart"/>
       <w:r>
         <w:rPr>
           <w:b/>
@@ -11806,7 +11724,6 @@
         </w:rPr>
         <w:t>ClientNetwork</w:t>
       </w:r>
-      <w:proofErr w:type="spellEnd"/>
     </w:p>
     <w:p>
       <w:pPr>
@@ -11864,7 +11781,6 @@
       <w:pPr>
         <w:ind w:left="1440"/>
       </w:pPr>
-      <w:proofErr w:type="spellStart"/>
       <w:r>
         <w:rPr>
           <w:b/>
@@ -11872,7 +11788,6 @@
         </w:rPr>
         <w:t>ServerNetwork</w:t>
       </w:r>
-      <w:proofErr w:type="spellEnd"/>
       <w:r>
         <w:rPr>
           <w:b/>
@@ -11896,7 +11811,6 @@
           <w:bCs/>
         </w:rPr>
       </w:pPr>
-      <w:proofErr w:type="spellStart"/>
       <w:r>
         <w:rPr>
           <w:b/>
@@ -11904,7 +11818,6 @@
         </w:rPr>
         <w:t>ClientHandler</w:t>
       </w:r>
-      <w:proofErr w:type="spellEnd"/>
     </w:p>
     <w:p>
       <w:pPr>
@@ -11926,7 +11839,6 @@
       <w:pPr>
         <w:ind w:left="1440"/>
       </w:pPr>
-      <w:proofErr w:type="spellStart"/>
       <w:r>
         <w:rPr>
           <w:b/>
@@ -11934,7 +11846,6 @@
         </w:rPr>
         <w:t>RequestHandler</w:t>
       </w:r>
-      <w:proofErr w:type="spellEnd"/>
       <w:r>
         <w:rPr>
           <w:b/>
@@ -11958,7 +11869,6 @@
           <w:bCs/>
         </w:rPr>
       </w:pPr>
-      <w:proofErr w:type="spellStart"/>
       <w:r>
         <w:rPr>
           <w:b/>
@@ -11966,7 +11876,6 @@
         </w:rPr>
         <w:t>UserAuthenticator</w:t>
       </w:r>
-      <w:proofErr w:type="spellEnd"/>
     </w:p>
     <w:p>
       <w:pPr>
@@ -11996,7 +11905,6 @@
           <w:bCs/>
         </w:rPr>
       </w:pPr>
-      <w:proofErr w:type="spellStart"/>
       <w:r>
         <w:rPr>
           <w:b/>
@@ -12004,7 +11912,6 @@
         </w:rPr>
         <w:t>ConnectionManager</w:t>
       </w:r>
-      <w:proofErr w:type="spellEnd"/>
     </w:p>
     <w:p>
       <w:pPr>
@@ -12034,7 +11941,6 @@
           <w:bCs/>
         </w:rPr>
       </w:pPr>
-      <w:proofErr w:type="spellStart"/>
       <w:r>
         <w:rPr>
           <w:b/>
@@ -12042,7 +11948,6 @@
         </w:rPr>
         <w:t>StorageManager</w:t>
       </w:r>
-      <w:proofErr w:type="spellEnd"/>
     </w:p>
     <w:p>
       <w:pPr>
@@ -12072,7 +11977,6 @@
           <w:bCs/>
         </w:rPr>
       </w:pPr>
-      <w:proofErr w:type="spellStart"/>
       <w:r>
         <w:rPr>
           <w:b/>
@@ -12080,7 +11984,6 @@
         </w:rPr>
         <w:t>LoggingManager</w:t>
       </w:r>
-      <w:proofErr w:type="spellEnd"/>
     </w:p>
     <w:p>
       <w:pPr>
@@ -12145,7 +12048,7 @@
       </w:pPr>
       <w:bookmarkStart w:id="47" w:name="_Toc222478442"/>
       <w:bookmarkStart w:id="48" w:name="_Toc223255455"/>
-      <w:bookmarkStart w:id="49" w:name="_Toc226368442"/>
+      <w:bookmarkStart w:id="49" w:name="_Toc226560989"/>
       <w:r>
         <w:t xml:space="preserve">Full UML </w:t>
       </w:r>
@@ -12156,6 +12059,9 @@
       <w:bookmarkEnd w:id="48"/>
       <w:r>
         <w:t>am</w:t>
+      </w:r>
+      <w:r>
+        <w:t xml:space="preserve"> + Individual Class Diagrams</w:t>
       </w:r>
       <w:bookmarkEnd w:id="49"/>
     </w:p>
@@ -12357,8 +12263,16 @@
       </w:pPr>
     </w:p>
     <w:p>
-      <w:r>
-        <w:lastRenderedPageBreak/>
+      <w:pPr>
+        <w:ind w:left="720"/>
+        <w:rPr>
+          <w:b/>
+          <w:bCs/>
+        </w:rPr>
+      </w:pPr>
+    </w:p>
+    <w:p>
+      <w:r>
         <w:t>Section 1:</w:t>
       </w:r>
     </w:p>
@@ -12391,13 +12305,14 @@
       </w:pPr>
       <w:r>
         <w:rPr>
-          <w:noProof/>
+          <w:b/>
+          <w:bCs/>
         </w:rPr>
         <w:drawing>
-          <wp:inline distT="0" distB="0" distL="0" distR="0" wp14:anchorId="63F0033E" wp14:editId="486AB7FE">
-            <wp:extent cx="5486400" cy="4124960"/>
-            <wp:effectExtent l="0" t="0" r="2540" b="5080"/>
-            <wp:docPr id="1790092492" name="Picture 3" descr="A computer screen shot of a computer&#10;&#10;AI-generated content may be incorrect."/>
+          <wp:inline distT="0" distB="0" distL="0" distR="0" wp14:anchorId="48FB34BF" wp14:editId="7BF33309">
+            <wp:extent cx="5486400" cy="4210050"/>
+            <wp:effectExtent l="0" t="0" r="0" b="0"/>
+            <wp:docPr id="1206529524" name="Picture 1"/>
             <wp:cNvGraphicFramePr>
               <a:graphicFrameLocks xmlns:a="http://schemas.openxmlformats.org/drawingml/2006/main" noChangeAspect="1"/>
             </wp:cNvGraphicFramePr>
@@ -12405,96 +12320,11 @@
               <a:graphicData uri="http://schemas.openxmlformats.org/drawingml/2006/picture">
                 <pic:pic xmlns:pic="http://schemas.openxmlformats.org/drawingml/2006/picture">
                   <pic:nvPicPr>
-                    <pic:cNvPr id="1790092492" name="Picture 3" descr="A computer screen shot of a computer&#10;&#10;AI-generated content may be incorrect."/>
-                    <pic:cNvPicPr>
-                      <a:picLocks noChangeAspect="1" noChangeArrowheads="1"/>
-                    </pic:cNvPicPr>
-                  </pic:nvPicPr>
-                  <pic:blipFill>
-                    <a:blip r:embed="rId24">
-                      <a:extLst>
-                        <a:ext uri="{28A0092B-C50C-407E-A947-70E740481C1C}">
-                          <a14:useLocalDpi xmlns:a14="http://schemas.microsoft.com/office/drawing/2010/main" val="0"/>
-                        </a:ext>
-                      </a:extLst>
-                    </a:blip>
-                    <a:srcRect/>
-                    <a:stretch>
-                      <a:fillRect/>
-                    </a:stretch>
-                  </pic:blipFill>
-                  <pic:spPr bwMode="auto">
-                    <a:xfrm>
-                      <a:off x="0" y="0"/>
-                      <a:ext cx="5486400" cy="4124960"/>
-                    </a:xfrm>
-                    <a:prstGeom prst="rect">
-                      <a:avLst/>
-                    </a:prstGeom>
-                    <a:noFill/>
-                    <a:ln>
-                      <a:noFill/>
-                    </a:ln>
-                  </pic:spPr>
-                </pic:pic>
-              </a:graphicData>
-            </a:graphic>
-          </wp:inline>
-        </w:drawing>
-      </w:r>
-    </w:p>
-    <w:p>
-      <w:pPr>
-        <w:rPr>
-          <w:b/>
-          <w:bCs/>
-        </w:rPr>
-      </w:pPr>
-    </w:p>
-    <w:p/>
-    <w:p>
-      <w:r>
-        <w:t>Section 2:</w:t>
-      </w:r>
-    </w:p>
-    <w:p>
-      <w:r>
-        <w:rPr>
-          <w:color w:val="000000"/>
-          <w:sz w:val="22"/>
-          <w:szCs w:val="22"/>
-        </w:rPr>
-        <w:t>Focuses on how things are passed between the client and server (networking).</w:t>
-      </w:r>
-    </w:p>
-    <w:p>
-      <w:r>
-        <w:rPr>
-          <w:noProof/>
-        </w:rPr>
-        <w:drawing>
-          <wp:inline distT="0" distB="0" distL="0" distR="0" wp14:anchorId="26406141" wp14:editId="1A9CC333">
-            <wp:extent cx="5486400" cy="2281555"/>
-            <wp:effectExtent l="0" t="0" r="0" b="4445"/>
-            <wp:docPr id="2120734835" name="Picture 4" descr="A diagram of a computer&#10;&#10;AI-generated content may be incorrect."/>
-            <wp:cNvGraphicFramePr>
-              <a:graphicFrameLocks xmlns:a="http://schemas.openxmlformats.org/drawingml/2006/main" noChangeAspect="1"/>
-            </wp:cNvGraphicFramePr>
-            <a:graphic xmlns:a="http://schemas.openxmlformats.org/drawingml/2006/main">
-              <a:graphicData uri="http://schemas.openxmlformats.org/drawingml/2006/picture">
-                <pic:pic xmlns:pic="http://schemas.openxmlformats.org/drawingml/2006/picture">
-                  <pic:nvPicPr>
-                    <pic:cNvPr id="2120734835" name="Picture 4" descr="A diagram of a computer&#10;&#10;AI-generated content may be incorrect."/>
+                    <pic:cNvPr id="1206529524" name=""/>
                     <pic:cNvPicPr/>
                   </pic:nvPicPr>
                   <pic:blipFill>
-                    <a:blip r:embed="rId25" cstate="print">
-                      <a:extLst>
-                        <a:ext uri="{28A0092B-C50C-407E-A947-70E740481C1C}">
-                          <a14:useLocalDpi xmlns:a14="http://schemas.microsoft.com/office/drawing/2010/main" val="0"/>
-                        </a:ext>
-                      </a:extLst>
-                    </a:blip>
+                    <a:blip r:embed="rId24"/>
                     <a:stretch>
                       <a:fillRect/>
                     </a:stretch>
@@ -12502,7 +12332,7 @@
                   <pic:spPr>
                     <a:xfrm>
                       <a:off x="0" y="0"/>
-                      <a:ext cx="5486400" cy="2281555"/>
+                      <a:ext cx="5486400" cy="4210050"/>
                     </a:xfrm>
                     <a:prstGeom prst="rect">
                       <a:avLst/>
@@ -12515,52 +12345,59 @@
         </w:drawing>
       </w:r>
     </w:p>
-    <w:p/>
-    <w:p/>
-    <w:p/>
-    <w:p>
-      <w:r>
+    <w:p>
+      <w:pPr>
+        <w:pStyle w:val="NormalWeb"/>
+        <w:spacing w:before="0" w:beforeAutospacing="0" w:after="0" w:afterAutospacing="0"/>
+        <w:rPr>
+          <w:b/>
+          <w:bCs/>
+        </w:rPr>
+      </w:pPr>
+    </w:p>
+    <w:p>
+      <w:pPr>
+        <w:pStyle w:val="NormalWeb"/>
+        <w:numPr>
+          <w:ilvl w:val="2"/>
+          <w:numId w:val="28"/>
+        </w:numPr>
+        <w:spacing w:before="0" w:beforeAutospacing="0" w:after="0" w:afterAutospacing="0"/>
+        <w:ind w:left="720" w:firstLine="0"/>
+        <w:rPr>
+          <w:b/>
+          <w:bCs/>
+        </w:rPr>
+      </w:pPr>
+      <w:r>
+        <w:rPr>
+          <w:b/>
+          <w:bCs/>
+        </w:rPr>
+        <w:t>User</w:t>
+      </w:r>
+    </w:p>
+    <w:p>
+      <w:pPr>
+        <w:pStyle w:val="NormalWeb"/>
+        <w:spacing w:before="0" w:beforeAutospacing="0" w:after="0" w:afterAutospacing="0"/>
+        <w:ind w:left="720"/>
+        <w:rPr>
+          <w:b/>
+          <w:bCs/>
+        </w:rPr>
+      </w:pPr>
+      <w:r>
+        <w:rPr>
+          <w:b/>
+          <w:bCs/>
+        </w:rPr>
         <w:lastRenderedPageBreak/>
-        <w:t>Section 3:</w:t>
-      </w:r>
-    </w:p>
-    <w:p>
-      <w:pPr>
-        <w:rPr>
-          <w:color w:val="000000"/>
-          <w:sz w:val="22"/>
-          <w:szCs w:val="22"/>
-        </w:rPr>
-      </w:pPr>
-      <w:r>
-        <w:t xml:space="preserve">Focuses on </w:t>
-      </w:r>
-      <w:r>
-        <w:rPr>
-          <w:color w:val="000000"/>
-          <w:sz w:val="22"/>
-          <w:szCs w:val="22"/>
-        </w:rPr>
-        <w:t>the breakdown of when users are connected to the server, and have a thread of execution, and are verified, they can start making requests whilst connected to the server.</w:t>
-      </w:r>
-    </w:p>
-    <w:p>
-      <w:pPr>
-        <w:rPr>
-          <w:color w:val="000000"/>
-          <w:sz w:val="22"/>
-          <w:szCs w:val="22"/>
-        </w:rPr>
-      </w:pPr>
-      <w:r>
-        <w:rPr>
-          <w:noProof/>
-        </w:rPr>
         <w:drawing>
-          <wp:inline distT="0" distB="0" distL="0" distR="0" wp14:anchorId="514E1D39" wp14:editId="51C20092">
-            <wp:extent cx="5486400" cy="3543935"/>
-            <wp:effectExtent l="0" t="0" r="0" b="0"/>
-            <wp:docPr id="818009033" name="Picture 6" descr="A diagram of a computer&#10;&#10;AI-generated content may be incorrect."/>
+          <wp:inline distT="0" distB="0" distL="0" distR="0" wp14:anchorId="3677AA3C" wp14:editId="27CA8329">
+            <wp:extent cx="2343477" cy="3858163"/>
+            <wp:effectExtent l="0" t="0" r="0" b="9525"/>
+            <wp:docPr id="1728194000" name="Picture 1"/>
             <wp:cNvGraphicFramePr>
               <a:graphicFrameLocks xmlns:a="http://schemas.openxmlformats.org/drawingml/2006/main" noChangeAspect="1"/>
             </wp:cNvGraphicFramePr>
@@ -12568,36 +12405,23 @@
               <a:graphicData uri="http://schemas.openxmlformats.org/drawingml/2006/picture">
                 <pic:pic xmlns:pic="http://schemas.openxmlformats.org/drawingml/2006/picture">
                   <pic:nvPicPr>
-                    <pic:cNvPr id="818009033" name="Picture 6" descr="A diagram of a computer&#10;&#10;AI-generated content may be incorrect."/>
-                    <pic:cNvPicPr>
-                      <a:picLocks noChangeAspect="1" noChangeArrowheads="1"/>
-                    </pic:cNvPicPr>
+                    <pic:cNvPr id="1728194000" name=""/>
+                    <pic:cNvPicPr/>
                   </pic:nvPicPr>
                   <pic:blipFill>
-                    <a:blip r:embed="rId26" cstate="print">
-                      <a:extLst>
-                        <a:ext uri="{28A0092B-C50C-407E-A947-70E740481C1C}">
-                          <a14:useLocalDpi xmlns:a14="http://schemas.microsoft.com/office/drawing/2010/main" val="0"/>
-                        </a:ext>
-                      </a:extLst>
-                    </a:blip>
-                    <a:srcRect/>
+                    <a:blip r:embed="rId25"/>
                     <a:stretch>
                       <a:fillRect/>
                     </a:stretch>
                   </pic:blipFill>
-                  <pic:spPr bwMode="auto">
+                  <pic:spPr>
                     <a:xfrm>
                       <a:off x="0" y="0"/>
-                      <a:ext cx="5486400" cy="3543935"/>
+                      <a:ext cx="2343477" cy="3858163"/>
                     </a:xfrm>
                     <a:prstGeom prst="rect">
                       <a:avLst/>
                     </a:prstGeom>
-                    <a:noFill/>
-                    <a:ln>
-                      <a:noFill/>
-                    </a:ln>
                   </pic:spPr>
                 </pic:pic>
               </a:graphicData>
@@ -12608,12 +12432,1547 @@
     </w:p>
     <w:p>
       <w:pPr>
-        <w:ind w:left="1440" w:hanging="1440"/>
-        <w:rPr>
-          <w:b/>
-          <w:bCs/>
-        </w:rPr>
-      </w:pPr>
+        <w:pStyle w:val="NormalWeb"/>
+        <w:spacing w:before="0" w:beforeAutospacing="0" w:after="0" w:afterAutospacing="0"/>
+        <w:ind w:left="720"/>
+        <w:rPr>
+          <w:b/>
+          <w:bCs/>
+        </w:rPr>
+      </w:pPr>
+    </w:p>
+    <w:p>
+      <w:pPr>
+        <w:pStyle w:val="NormalWeb"/>
+        <w:spacing w:before="0" w:beforeAutospacing="0" w:after="0" w:afterAutospacing="0"/>
+        <w:ind w:left="1440"/>
+        <w:rPr>
+          <w:b/>
+          <w:bCs/>
+        </w:rPr>
+      </w:pPr>
+    </w:p>
+    <w:p>
+      <w:pPr>
+        <w:pStyle w:val="NormalWeb"/>
+        <w:numPr>
+          <w:ilvl w:val="2"/>
+          <w:numId w:val="28"/>
+        </w:numPr>
+        <w:spacing w:before="0" w:beforeAutospacing="0" w:after="0" w:afterAutospacing="0"/>
+        <w:ind w:left="720" w:firstLine="0"/>
+        <w:rPr>
+          <w:b/>
+          <w:bCs/>
+        </w:rPr>
+      </w:pPr>
+      <w:r>
+        <w:rPr>
+          <w:b/>
+          <w:bCs/>
+        </w:rPr>
+        <w:t>ITUser</w:t>
+      </w:r>
+    </w:p>
+    <w:p>
+      <w:pPr>
+        <w:pStyle w:val="ListParagraph"/>
+        <w:rPr>
+          <w:b/>
+          <w:bCs/>
+        </w:rPr>
+      </w:pPr>
+      <w:r>
+        <w:rPr>
+          <w:b/>
+          <w:bCs/>
+        </w:rPr>
+        <w:drawing>
+          <wp:inline distT="0" distB="0" distL="0" distR="0" wp14:anchorId="7FE78074" wp14:editId="6F37EC88">
+            <wp:extent cx="2295845" cy="1409897"/>
+            <wp:effectExtent l="0" t="0" r="0" b="0"/>
+            <wp:docPr id="490305521" name="Picture 1"/>
+            <wp:cNvGraphicFramePr>
+              <a:graphicFrameLocks xmlns:a="http://schemas.openxmlformats.org/drawingml/2006/main" noChangeAspect="1"/>
+            </wp:cNvGraphicFramePr>
+            <a:graphic xmlns:a="http://schemas.openxmlformats.org/drawingml/2006/main">
+              <a:graphicData uri="http://schemas.openxmlformats.org/drawingml/2006/picture">
+                <pic:pic xmlns:pic="http://schemas.openxmlformats.org/drawingml/2006/picture">
+                  <pic:nvPicPr>
+                    <pic:cNvPr id="490305521" name=""/>
+                    <pic:cNvPicPr/>
+                  </pic:nvPicPr>
+                  <pic:blipFill>
+                    <a:blip r:embed="rId26"/>
+                    <a:stretch>
+                      <a:fillRect/>
+                    </a:stretch>
+                  </pic:blipFill>
+                  <pic:spPr>
+                    <a:xfrm>
+                      <a:off x="0" y="0"/>
+                      <a:ext cx="2295845" cy="1409897"/>
+                    </a:xfrm>
+                    <a:prstGeom prst="rect">
+                      <a:avLst/>
+                    </a:prstGeom>
+                  </pic:spPr>
+                </pic:pic>
+              </a:graphicData>
+            </a:graphic>
+          </wp:inline>
+        </w:drawing>
+      </w:r>
+    </w:p>
+    <w:p>
+      <w:pPr>
+        <w:pStyle w:val="NormalWeb"/>
+        <w:spacing w:before="0" w:beforeAutospacing="0" w:after="0" w:afterAutospacing="0"/>
+        <w:ind w:left="720"/>
+        <w:rPr>
+          <w:b/>
+          <w:bCs/>
+        </w:rPr>
+      </w:pPr>
+    </w:p>
+    <w:p>
+      <w:pPr>
+        <w:pStyle w:val="NormalWeb"/>
+        <w:numPr>
+          <w:ilvl w:val="2"/>
+          <w:numId w:val="28"/>
+        </w:numPr>
+        <w:spacing w:before="0" w:beforeAutospacing="0" w:after="0" w:afterAutospacing="0"/>
+        <w:ind w:left="720" w:firstLine="0"/>
+        <w:rPr>
+          <w:b/>
+          <w:bCs/>
+        </w:rPr>
+      </w:pPr>
+      <w:r>
+        <w:rPr>
+          <w:b/>
+          <w:bCs/>
+        </w:rPr>
+        <w:t>GUI</w:t>
+      </w:r>
+    </w:p>
+    <w:p>
+      <w:pPr>
+        <w:pStyle w:val="NormalWeb"/>
+        <w:spacing w:before="0" w:beforeAutospacing="0" w:after="0" w:afterAutospacing="0"/>
+        <w:ind w:left="720"/>
+        <w:rPr>
+          <w:b/>
+          <w:bCs/>
+        </w:rPr>
+      </w:pPr>
+      <w:r>
+        <w:rPr>
+          <w:b/>
+          <w:bCs/>
+        </w:rPr>
+        <w:lastRenderedPageBreak/>
+        <w:drawing>
+          <wp:inline distT="0" distB="0" distL="0" distR="0" wp14:anchorId="2EBACEF6" wp14:editId="4FA28D21">
+            <wp:extent cx="3162741" cy="3134162"/>
+            <wp:effectExtent l="0" t="0" r="0" b="9525"/>
+            <wp:docPr id="551660334" name="Picture 1"/>
+            <wp:cNvGraphicFramePr>
+              <a:graphicFrameLocks xmlns:a="http://schemas.openxmlformats.org/drawingml/2006/main" noChangeAspect="1"/>
+            </wp:cNvGraphicFramePr>
+            <a:graphic xmlns:a="http://schemas.openxmlformats.org/drawingml/2006/main">
+              <a:graphicData uri="http://schemas.openxmlformats.org/drawingml/2006/picture">
+                <pic:pic xmlns:pic="http://schemas.openxmlformats.org/drawingml/2006/picture">
+                  <pic:nvPicPr>
+                    <pic:cNvPr id="551660334" name=""/>
+                    <pic:cNvPicPr/>
+                  </pic:nvPicPr>
+                  <pic:blipFill>
+                    <a:blip r:embed="rId27"/>
+                    <a:stretch>
+                      <a:fillRect/>
+                    </a:stretch>
+                  </pic:blipFill>
+                  <pic:spPr>
+                    <a:xfrm>
+                      <a:off x="0" y="0"/>
+                      <a:ext cx="3162741" cy="3134162"/>
+                    </a:xfrm>
+                    <a:prstGeom prst="rect">
+                      <a:avLst/>
+                    </a:prstGeom>
+                  </pic:spPr>
+                </pic:pic>
+              </a:graphicData>
+            </a:graphic>
+          </wp:inline>
+        </w:drawing>
+      </w:r>
+    </w:p>
+    <w:p>
+      <w:pPr>
+        <w:pStyle w:val="NormalWeb"/>
+        <w:spacing w:before="0" w:beforeAutospacing="0" w:after="0" w:afterAutospacing="0"/>
+        <w:ind w:left="720"/>
+        <w:rPr>
+          <w:b/>
+          <w:bCs/>
+        </w:rPr>
+      </w:pPr>
+    </w:p>
+    <w:p>
+      <w:pPr>
+        <w:pStyle w:val="NormalWeb"/>
+        <w:numPr>
+          <w:ilvl w:val="2"/>
+          <w:numId w:val="28"/>
+        </w:numPr>
+        <w:spacing w:before="0" w:beforeAutospacing="0" w:after="0" w:afterAutospacing="0"/>
+        <w:ind w:left="720" w:firstLine="0"/>
+        <w:rPr>
+          <w:b/>
+          <w:bCs/>
+        </w:rPr>
+      </w:pPr>
+      <w:r>
+        <w:rPr>
+          <w:b/>
+          <w:bCs/>
+        </w:rPr>
+        <w:t>LoginView</w:t>
+      </w:r>
+    </w:p>
+    <w:p>
+      <w:pPr>
+        <w:pStyle w:val="NormalWeb"/>
+        <w:spacing w:before="0" w:beforeAutospacing="0" w:after="0" w:afterAutospacing="0"/>
+        <w:ind w:left="720"/>
+        <w:rPr>
+          <w:b/>
+          <w:bCs/>
+        </w:rPr>
+      </w:pPr>
+      <w:r>
+        <w:rPr>
+          <w:b/>
+          <w:bCs/>
+        </w:rPr>
+        <w:drawing>
+          <wp:inline distT="0" distB="0" distL="0" distR="0" wp14:anchorId="659D2B91" wp14:editId="599D49B1">
+            <wp:extent cx="3200847" cy="1448002"/>
+            <wp:effectExtent l="0" t="0" r="0" b="0"/>
+            <wp:docPr id="851764207" name="Picture 1"/>
+            <wp:cNvGraphicFramePr>
+              <a:graphicFrameLocks xmlns:a="http://schemas.openxmlformats.org/drawingml/2006/main" noChangeAspect="1"/>
+            </wp:cNvGraphicFramePr>
+            <a:graphic xmlns:a="http://schemas.openxmlformats.org/drawingml/2006/main">
+              <a:graphicData uri="http://schemas.openxmlformats.org/drawingml/2006/picture">
+                <pic:pic xmlns:pic="http://schemas.openxmlformats.org/drawingml/2006/picture">
+                  <pic:nvPicPr>
+                    <pic:cNvPr id="851764207" name=""/>
+                    <pic:cNvPicPr/>
+                  </pic:nvPicPr>
+                  <pic:blipFill>
+                    <a:blip r:embed="rId28"/>
+                    <a:stretch>
+                      <a:fillRect/>
+                    </a:stretch>
+                  </pic:blipFill>
+                  <pic:spPr>
+                    <a:xfrm>
+                      <a:off x="0" y="0"/>
+                      <a:ext cx="3200847" cy="1448002"/>
+                    </a:xfrm>
+                    <a:prstGeom prst="rect">
+                      <a:avLst/>
+                    </a:prstGeom>
+                  </pic:spPr>
+                </pic:pic>
+              </a:graphicData>
+            </a:graphic>
+          </wp:inline>
+        </w:drawing>
+      </w:r>
+    </w:p>
+    <w:p>
+      <w:pPr>
+        <w:pStyle w:val="ListParagraph"/>
+        <w:rPr>
+          <w:b/>
+          <w:bCs/>
+        </w:rPr>
+      </w:pPr>
+    </w:p>
+    <w:p>
+      <w:pPr>
+        <w:pStyle w:val="NormalWeb"/>
+        <w:numPr>
+          <w:ilvl w:val="2"/>
+          <w:numId w:val="28"/>
+        </w:numPr>
+        <w:spacing w:before="0" w:beforeAutospacing="0" w:after="0" w:afterAutospacing="0"/>
+        <w:ind w:left="720" w:firstLine="0"/>
+        <w:rPr>
+          <w:b/>
+          <w:bCs/>
+        </w:rPr>
+      </w:pPr>
+      <w:r>
+        <w:rPr>
+          <w:b/>
+          <w:bCs/>
+        </w:rPr>
+        <w:t>ChatOverlayView</w:t>
+      </w:r>
+    </w:p>
+    <w:p>
+      <w:pPr>
+        <w:pStyle w:val="NormalWeb"/>
+        <w:spacing w:before="0" w:beforeAutospacing="0" w:after="0" w:afterAutospacing="0"/>
+        <w:ind w:left="720"/>
+        <w:rPr>
+          <w:b/>
+          <w:bCs/>
+        </w:rPr>
+      </w:pPr>
+      <w:r>
+        <w:rPr>
+          <w:b/>
+          <w:bCs/>
+        </w:rPr>
+        <w:drawing>
+          <wp:inline distT="0" distB="0" distL="0" distR="0" wp14:anchorId="1895169B" wp14:editId="2A91002B">
+            <wp:extent cx="3181794" cy="1838582"/>
+            <wp:effectExtent l="0" t="0" r="0" b="9525"/>
+            <wp:docPr id="231167654" name="Picture 1"/>
+            <wp:cNvGraphicFramePr>
+              <a:graphicFrameLocks xmlns:a="http://schemas.openxmlformats.org/drawingml/2006/main" noChangeAspect="1"/>
+            </wp:cNvGraphicFramePr>
+            <a:graphic xmlns:a="http://schemas.openxmlformats.org/drawingml/2006/main">
+              <a:graphicData uri="http://schemas.openxmlformats.org/drawingml/2006/picture">
+                <pic:pic xmlns:pic="http://schemas.openxmlformats.org/drawingml/2006/picture">
+                  <pic:nvPicPr>
+                    <pic:cNvPr id="231167654" name=""/>
+                    <pic:cNvPicPr/>
+                  </pic:nvPicPr>
+                  <pic:blipFill>
+                    <a:blip r:embed="rId29"/>
+                    <a:stretch>
+                      <a:fillRect/>
+                    </a:stretch>
+                  </pic:blipFill>
+                  <pic:spPr>
+                    <a:xfrm>
+                      <a:off x="0" y="0"/>
+                      <a:ext cx="3181794" cy="1838582"/>
+                    </a:xfrm>
+                    <a:prstGeom prst="rect">
+                      <a:avLst/>
+                    </a:prstGeom>
+                  </pic:spPr>
+                </pic:pic>
+              </a:graphicData>
+            </a:graphic>
+          </wp:inline>
+        </w:drawing>
+      </w:r>
+    </w:p>
+    <w:p>
+      <w:pPr>
+        <w:pStyle w:val="ListParagraph"/>
+        <w:rPr>
+          <w:b/>
+          <w:bCs/>
+        </w:rPr>
+      </w:pPr>
+    </w:p>
+    <w:p>
+      <w:pPr>
+        <w:pStyle w:val="NormalWeb"/>
+        <w:numPr>
+          <w:ilvl w:val="2"/>
+          <w:numId w:val="28"/>
+        </w:numPr>
+        <w:spacing w:before="0" w:beforeAutospacing="0" w:after="0" w:afterAutospacing="0"/>
+        <w:ind w:left="720" w:firstLine="0"/>
+        <w:rPr>
+          <w:b/>
+          <w:bCs/>
+        </w:rPr>
+      </w:pPr>
+      <w:r>
+        <w:rPr>
+          <w:b/>
+          <w:bCs/>
+        </w:rPr>
+        <w:t>GroupCreationView</w:t>
+      </w:r>
+    </w:p>
+    <w:p>
+      <w:pPr>
+        <w:pStyle w:val="NormalWeb"/>
+        <w:spacing w:before="0" w:beforeAutospacing="0" w:after="0" w:afterAutospacing="0"/>
+        <w:ind w:left="720"/>
+        <w:rPr>
+          <w:b/>
+          <w:bCs/>
+        </w:rPr>
+      </w:pPr>
+      <w:r>
+        <w:rPr>
+          <w:b/>
+          <w:bCs/>
+        </w:rPr>
+        <w:lastRenderedPageBreak/>
+        <w:drawing>
+          <wp:inline distT="0" distB="0" distL="0" distR="0" wp14:anchorId="23CA05E2" wp14:editId="18507097">
+            <wp:extent cx="3591426" cy="1762371"/>
+            <wp:effectExtent l="0" t="0" r="9525" b="9525"/>
+            <wp:docPr id="115299746" name="Picture 1"/>
+            <wp:cNvGraphicFramePr>
+              <a:graphicFrameLocks xmlns:a="http://schemas.openxmlformats.org/drawingml/2006/main" noChangeAspect="1"/>
+            </wp:cNvGraphicFramePr>
+            <a:graphic xmlns:a="http://schemas.openxmlformats.org/drawingml/2006/main">
+              <a:graphicData uri="http://schemas.openxmlformats.org/drawingml/2006/picture">
+                <pic:pic xmlns:pic="http://schemas.openxmlformats.org/drawingml/2006/picture">
+                  <pic:nvPicPr>
+                    <pic:cNvPr id="115299746" name=""/>
+                    <pic:cNvPicPr/>
+                  </pic:nvPicPr>
+                  <pic:blipFill>
+                    <a:blip r:embed="rId30"/>
+                    <a:stretch>
+                      <a:fillRect/>
+                    </a:stretch>
+                  </pic:blipFill>
+                  <pic:spPr>
+                    <a:xfrm>
+                      <a:off x="0" y="0"/>
+                      <a:ext cx="3591426" cy="1762371"/>
+                    </a:xfrm>
+                    <a:prstGeom prst="rect">
+                      <a:avLst/>
+                    </a:prstGeom>
+                  </pic:spPr>
+                </pic:pic>
+              </a:graphicData>
+            </a:graphic>
+          </wp:inline>
+        </w:drawing>
+      </w:r>
+    </w:p>
+    <w:p>
+      <w:pPr>
+        <w:pStyle w:val="ListParagraph"/>
+        <w:rPr>
+          <w:b/>
+          <w:bCs/>
+        </w:rPr>
+      </w:pPr>
+    </w:p>
+    <w:p>
+      <w:pPr>
+        <w:pStyle w:val="NormalWeb"/>
+        <w:numPr>
+          <w:ilvl w:val="2"/>
+          <w:numId w:val="28"/>
+        </w:numPr>
+        <w:spacing w:before="0" w:beforeAutospacing="0" w:after="0" w:afterAutospacing="0"/>
+        <w:ind w:left="720" w:firstLine="0"/>
+        <w:rPr>
+          <w:b/>
+          <w:bCs/>
+        </w:rPr>
+      </w:pPr>
+      <w:r>
+        <w:rPr>
+          <w:b/>
+          <w:bCs/>
+        </w:rPr>
+        <w:t>ITControlPanelView</w:t>
+      </w:r>
+    </w:p>
+    <w:p>
+      <w:pPr>
+        <w:ind w:left="720"/>
+        <w:rPr>
+          <w:b/>
+          <w:bCs/>
+        </w:rPr>
+      </w:pPr>
+      <w:r>
+        <w:rPr>
+          <w:b/>
+          <w:bCs/>
+        </w:rPr>
+        <w:drawing>
+          <wp:inline distT="0" distB="0" distL="0" distR="0" wp14:anchorId="09157FC6" wp14:editId="18D393CB">
+            <wp:extent cx="2810267" cy="1695687"/>
+            <wp:effectExtent l="0" t="0" r="0" b="0"/>
+            <wp:docPr id="2032492782" name="Picture 1"/>
+            <wp:cNvGraphicFramePr>
+              <a:graphicFrameLocks xmlns:a="http://schemas.openxmlformats.org/drawingml/2006/main" noChangeAspect="1"/>
+            </wp:cNvGraphicFramePr>
+            <a:graphic xmlns:a="http://schemas.openxmlformats.org/drawingml/2006/main">
+              <a:graphicData uri="http://schemas.openxmlformats.org/drawingml/2006/picture">
+                <pic:pic xmlns:pic="http://schemas.openxmlformats.org/drawingml/2006/picture">
+                  <pic:nvPicPr>
+                    <pic:cNvPr id="2032492782" name=""/>
+                    <pic:cNvPicPr/>
+                  </pic:nvPicPr>
+                  <pic:blipFill>
+                    <a:blip r:embed="rId31"/>
+                    <a:stretch>
+                      <a:fillRect/>
+                    </a:stretch>
+                  </pic:blipFill>
+                  <pic:spPr>
+                    <a:xfrm>
+                      <a:off x="0" y="0"/>
+                      <a:ext cx="2810267" cy="1695687"/>
+                    </a:xfrm>
+                    <a:prstGeom prst="rect">
+                      <a:avLst/>
+                    </a:prstGeom>
+                  </pic:spPr>
+                </pic:pic>
+              </a:graphicData>
+            </a:graphic>
+          </wp:inline>
+        </w:drawing>
+      </w:r>
+    </w:p>
+    <w:p/>
+    <w:p>
+      <w:r>
+        <w:t>Section 2:</w:t>
+      </w:r>
+    </w:p>
+    <w:p>
+      <w:r>
+        <w:rPr>
+          <w:color w:val="000000"/>
+          <w:sz w:val="22"/>
+          <w:szCs w:val="22"/>
+        </w:rPr>
+        <w:t>Focuses on how things are passed between the client and server (networking).</w:t>
+      </w:r>
+    </w:p>
+    <w:p>
+      <w:r>
+        <w:drawing>
+          <wp:inline distT="0" distB="0" distL="0" distR="0" wp14:anchorId="35BBFE82" wp14:editId="54AD88BE">
+            <wp:extent cx="5486400" cy="2656205"/>
+            <wp:effectExtent l="0" t="0" r="0" b="0"/>
+            <wp:docPr id="139757233" name="Picture 1"/>
+            <wp:cNvGraphicFramePr>
+              <a:graphicFrameLocks xmlns:a="http://schemas.openxmlformats.org/drawingml/2006/main" noChangeAspect="1"/>
+            </wp:cNvGraphicFramePr>
+            <a:graphic xmlns:a="http://schemas.openxmlformats.org/drawingml/2006/main">
+              <a:graphicData uri="http://schemas.openxmlformats.org/drawingml/2006/picture">
+                <pic:pic xmlns:pic="http://schemas.openxmlformats.org/drawingml/2006/picture">
+                  <pic:nvPicPr>
+                    <pic:cNvPr id="139757233" name=""/>
+                    <pic:cNvPicPr/>
+                  </pic:nvPicPr>
+                  <pic:blipFill>
+                    <a:blip r:embed="rId32"/>
+                    <a:stretch>
+                      <a:fillRect/>
+                    </a:stretch>
+                  </pic:blipFill>
+                  <pic:spPr>
+                    <a:xfrm>
+                      <a:off x="0" y="0"/>
+                      <a:ext cx="5486400" cy="2656205"/>
+                    </a:xfrm>
+                    <a:prstGeom prst="rect">
+                      <a:avLst/>
+                    </a:prstGeom>
+                  </pic:spPr>
+                </pic:pic>
+              </a:graphicData>
+            </a:graphic>
+          </wp:inline>
+        </w:drawing>
+      </w:r>
+    </w:p>
+    <w:p>
+      <w:pPr>
+        <w:pStyle w:val="NormalWeb"/>
+        <w:spacing w:before="0" w:beforeAutospacing="0" w:after="0" w:afterAutospacing="0"/>
+        <w:rPr>
+          <w:b/>
+          <w:bCs/>
+        </w:rPr>
+      </w:pPr>
+    </w:p>
+    <w:p>
+      <w:pPr>
+        <w:rPr>
+          <w:b/>
+          <w:bCs/>
+        </w:rPr>
+      </w:pPr>
+    </w:p>
+    <w:p>
+      <w:pPr>
+        <w:pStyle w:val="NormalWeb"/>
+        <w:spacing w:before="0" w:beforeAutospacing="0" w:after="0" w:afterAutospacing="0"/>
+        <w:ind w:left="720"/>
+        <w:rPr>
+          <w:b/>
+          <w:bCs/>
+        </w:rPr>
+      </w:pPr>
+    </w:p>
+    <w:p>
+      <w:pPr>
+        <w:pStyle w:val="NormalWeb"/>
+        <w:numPr>
+          <w:ilvl w:val="2"/>
+          <w:numId w:val="28"/>
+        </w:numPr>
+        <w:spacing w:before="0" w:beforeAutospacing="0" w:after="0" w:afterAutospacing="0"/>
+        <w:ind w:left="720" w:firstLine="0"/>
+        <w:rPr>
+          <w:b/>
+          <w:bCs/>
+        </w:rPr>
+      </w:pPr>
+      <w:r>
+        <w:rPr>
+          <w:b/>
+          <w:bCs/>
+        </w:rPr>
+        <w:t>ClientNetwork</w:t>
+      </w:r>
+    </w:p>
+    <w:p>
+      <w:pPr>
+        <w:pStyle w:val="NormalWeb"/>
+        <w:spacing w:before="0" w:beforeAutospacing="0" w:after="0" w:afterAutospacing="0"/>
+        <w:ind w:left="1440"/>
+        <w:rPr>
+          <w:b/>
+          <w:bCs/>
+        </w:rPr>
+      </w:pPr>
+      <w:r>
+        <w:lastRenderedPageBreak/>
+        <w:drawing>
+          <wp:inline distT="0" distB="0" distL="0" distR="0" wp14:anchorId="13B80571" wp14:editId="15B58B5B">
+            <wp:extent cx="2743583" cy="3286584"/>
+            <wp:effectExtent l="0" t="0" r="0" b="9525"/>
+            <wp:docPr id="1683490677" name="Picture 1"/>
+            <wp:cNvGraphicFramePr>
+              <a:graphicFrameLocks xmlns:a="http://schemas.openxmlformats.org/drawingml/2006/main" noChangeAspect="1"/>
+            </wp:cNvGraphicFramePr>
+            <a:graphic xmlns:a="http://schemas.openxmlformats.org/drawingml/2006/main">
+              <a:graphicData uri="http://schemas.openxmlformats.org/drawingml/2006/picture">
+                <pic:pic xmlns:pic="http://schemas.openxmlformats.org/drawingml/2006/picture">
+                  <pic:nvPicPr>
+                    <pic:cNvPr id="1683490677" name=""/>
+                    <pic:cNvPicPr/>
+                  </pic:nvPicPr>
+                  <pic:blipFill>
+                    <a:blip r:embed="rId33"/>
+                    <a:stretch>
+                      <a:fillRect/>
+                    </a:stretch>
+                  </pic:blipFill>
+                  <pic:spPr>
+                    <a:xfrm>
+                      <a:off x="0" y="0"/>
+                      <a:ext cx="2743583" cy="3286584"/>
+                    </a:xfrm>
+                    <a:prstGeom prst="rect">
+                      <a:avLst/>
+                    </a:prstGeom>
+                  </pic:spPr>
+                </pic:pic>
+              </a:graphicData>
+            </a:graphic>
+          </wp:inline>
+        </w:drawing>
+      </w:r>
+    </w:p>
+    <w:p>
+      <w:pPr>
+        <w:pStyle w:val="NormalWeb"/>
+        <w:spacing w:before="0" w:beforeAutospacing="0" w:after="0" w:afterAutospacing="0"/>
+        <w:ind w:left="720"/>
+        <w:rPr>
+          <w:b/>
+          <w:bCs/>
+        </w:rPr>
+      </w:pPr>
+    </w:p>
+    <w:p>
+      <w:pPr>
+        <w:pStyle w:val="NormalWeb"/>
+        <w:numPr>
+          <w:ilvl w:val="2"/>
+          <w:numId w:val="28"/>
+        </w:numPr>
+        <w:spacing w:before="0" w:beforeAutospacing="0" w:after="0" w:afterAutospacing="0"/>
+        <w:ind w:left="720" w:firstLine="0"/>
+        <w:rPr>
+          <w:b/>
+          <w:bCs/>
+        </w:rPr>
+      </w:pPr>
+      <w:r>
+        <w:rPr>
+          <w:b/>
+          <w:bCs/>
+        </w:rPr>
+        <w:t>Request</w:t>
+      </w:r>
+    </w:p>
+    <w:p>
+      <w:pPr>
+        <w:pStyle w:val="NormalWeb"/>
+        <w:spacing w:before="0" w:beforeAutospacing="0" w:after="0" w:afterAutospacing="0"/>
+        <w:ind w:left="1440"/>
+        <w:rPr>
+          <w:b/>
+          <w:bCs/>
+        </w:rPr>
+      </w:pPr>
+      <w:r>
+        <w:rPr>
+          <w:b/>
+          <w:bCs/>
+        </w:rPr>
+        <w:lastRenderedPageBreak/>
+        <w:drawing>
+          <wp:inline distT="0" distB="0" distL="0" distR="0" wp14:anchorId="470CC988" wp14:editId="509C4497">
+            <wp:extent cx="4544059" cy="5315692"/>
+            <wp:effectExtent l="0" t="0" r="9525" b="0"/>
+            <wp:docPr id="931475606" name="Picture 1"/>
+            <wp:cNvGraphicFramePr>
+              <a:graphicFrameLocks xmlns:a="http://schemas.openxmlformats.org/drawingml/2006/main" noChangeAspect="1"/>
+            </wp:cNvGraphicFramePr>
+            <a:graphic xmlns:a="http://schemas.openxmlformats.org/drawingml/2006/main">
+              <a:graphicData uri="http://schemas.openxmlformats.org/drawingml/2006/picture">
+                <pic:pic xmlns:pic="http://schemas.openxmlformats.org/drawingml/2006/picture">
+                  <pic:nvPicPr>
+                    <pic:cNvPr id="931475606" name=""/>
+                    <pic:cNvPicPr/>
+                  </pic:nvPicPr>
+                  <pic:blipFill>
+                    <a:blip r:embed="rId34"/>
+                    <a:stretch>
+                      <a:fillRect/>
+                    </a:stretch>
+                  </pic:blipFill>
+                  <pic:spPr>
+                    <a:xfrm>
+                      <a:off x="0" y="0"/>
+                      <a:ext cx="4544059" cy="5315692"/>
+                    </a:xfrm>
+                    <a:prstGeom prst="rect">
+                      <a:avLst/>
+                    </a:prstGeom>
+                  </pic:spPr>
+                </pic:pic>
+              </a:graphicData>
+            </a:graphic>
+          </wp:inline>
+        </w:drawing>
+      </w:r>
+    </w:p>
+    <w:p>
+      <w:pPr>
+        <w:pStyle w:val="ListParagraph"/>
+        <w:rPr>
+          <w:b/>
+          <w:bCs/>
+        </w:rPr>
+      </w:pPr>
+    </w:p>
+    <w:p>
+      <w:pPr>
+        <w:pStyle w:val="NormalWeb"/>
+        <w:numPr>
+          <w:ilvl w:val="2"/>
+          <w:numId w:val="28"/>
+        </w:numPr>
+        <w:spacing w:before="0" w:beforeAutospacing="0" w:after="0" w:afterAutospacing="0"/>
+        <w:ind w:left="720" w:firstLine="0"/>
+        <w:rPr>
+          <w:b/>
+          <w:bCs/>
+        </w:rPr>
+      </w:pPr>
+      <w:r>
+        <w:rPr>
+          <w:b/>
+          <w:bCs/>
+        </w:rPr>
+        <w:t>ServerNetwork</w:t>
+      </w:r>
+    </w:p>
+    <w:p>
+      <w:pPr>
+        <w:pStyle w:val="NormalWeb"/>
+        <w:spacing w:before="0" w:beforeAutospacing="0" w:after="0" w:afterAutospacing="0"/>
+        <w:ind w:left="1440"/>
+        <w:rPr>
+          <w:b/>
+          <w:bCs/>
+        </w:rPr>
+      </w:pPr>
+      <w:r>
+        <w:rPr>
+          <w:b/>
+          <w:bCs/>
+        </w:rPr>
+        <w:lastRenderedPageBreak/>
+        <w:drawing>
+          <wp:inline distT="0" distB="0" distL="0" distR="0" wp14:anchorId="1C820CD3" wp14:editId="4432C2E2">
+            <wp:extent cx="4505954" cy="3762900"/>
+            <wp:effectExtent l="0" t="0" r="9525" b="9525"/>
+            <wp:docPr id="316208340" name="Picture 1"/>
+            <wp:cNvGraphicFramePr>
+              <a:graphicFrameLocks xmlns:a="http://schemas.openxmlformats.org/drawingml/2006/main" noChangeAspect="1"/>
+            </wp:cNvGraphicFramePr>
+            <a:graphic xmlns:a="http://schemas.openxmlformats.org/drawingml/2006/main">
+              <a:graphicData uri="http://schemas.openxmlformats.org/drawingml/2006/picture">
+                <pic:pic xmlns:pic="http://schemas.openxmlformats.org/drawingml/2006/picture">
+                  <pic:nvPicPr>
+                    <pic:cNvPr id="316208340" name=""/>
+                    <pic:cNvPicPr/>
+                  </pic:nvPicPr>
+                  <pic:blipFill>
+                    <a:blip r:embed="rId35"/>
+                    <a:stretch>
+                      <a:fillRect/>
+                    </a:stretch>
+                  </pic:blipFill>
+                  <pic:spPr>
+                    <a:xfrm>
+                      <a:off x="0" y="0"/>
+                      <a:ext cx="4505954" cy="3762900"/>
+                    </a:xfrm>
+                    <a:prstGeom prst="rect">
+                      <a:avLst/>
+                    </a:prstGeom>
+                  </pic:spPr>
+                </pic:pic>
+              </a:graphicData>
+            </a:graphic>
+          </wp:inline>
+        </w:drawing>
+      </w:r>
+    </w:p>
+    <w:p>
+      <w:pPr>
+        <w:pStyle w:val="ListParagraph"/>
+        <w:rPr>
+          <w:b/>
+          <w:bCs/>
+        </w:rPr>
+      </w:pPr>
+    </w:p>
+    <w:p>
+      <w:pPr>
+        <w:rPr>
+          <w:b/>
+          <w:bCs/>
+        </w:rPr>
+      </w:pPr>
+    </w:p>
+    <w:p/>
+    <w:p/>
+    <w:p/>
+    <w:p/>
+    <w:p/>
+    <w:p/>
+    <w:p/>
+    <w:p>
+      <w:r>
+        <w:t>Section 3:</w:t>
+      </w:r>
+    </w:p>
+    <w:p>
+      <w:pPr>
+        <w:rPr>
+          <w:color w:val="000000"/>
+          <w:sz w:val="22"/>
+          <w:szCs w:val="22"/>
+        </w:rPr>
+      </w:pPr>
+      <w:r>
+        <w:t xml:space="preserve">Focuses on </w:t>
+      </w:r>
+      <w:r>
+        <w:rPr>
+          <w:color w:val="000000"/>
+          <w:sz w:val="22"/>
+          <w:szCs w:val="22"/>
+        </w:rPr>
+        <w:t>the breakdown of when users are connected to the server, and have a thread of execution, and are verified, they can start making requests whilst connected to the server.</w:t>
+      </w:r>
+    </w:p>
+    <w:p>
+      <w:pPr>
+        <w:rPr>
+          <w:color w:val="000000"/>
+          <w:sz w:val="22"/>
+          <w:szCs w:val="22"/>
+        </w:rPr>
+      </w:pPr>
+      <w:r>
+        <w:rPr>
+          <w:color w:val="000000"/>
+          <w:sz w:val="22"/>
+          <w:szCs w:val="22"/>
+        </w:rPr>
+        <w:lastRenderedPageBreak/>
+        <w:drawing>
+          <wp:inline distT="0" distB="0" distL="0" distR="0" wp14:anchorId="5063DA4D" wp14:editId="186872A6">
+            <wp:extent cx="5486400" cy="3563620"/>
+            <wp:effectExtent l="0" t="0" r="0" b="0"/>
+            <wp:docPr id="1932612620" name="Picture 1"/>
+            <wp:cNvGraphicFramePr>
+              <a:graphicFrameLocks xmlns:a="http://schemas.openxmlformats.org/drawingml/2006/main" noChangeAspect="1"/>
+            </wp:cNvGraphicFramePr>
+            <a:graphic xmlns:a="http://schemas.openxmlformats.org/drawingml/2006/main">
+              <a:graphicData uri="http://schemas.openxmlformats.org/drawingml/2006/picture">
+                <pic:pic xmlns:pic="http://schemas.openxmlformats.org/drawingml/2006/picture">
+                  <pic:nvPicPr>
+                    <pic:cNvPr id="1932612620" name=""/>
+                    <pic:cNvPicPr/>
+                  </pic:nvPicPr>
+                  <pic:blipFill>
+                    <a:blip r:embed="rId36"/>
+                    <a:stretch>
+                      <a:fillRect/>
+                    </a:stretch>
+                  </pic:blipFill>
+                  <pic:spPr>
+                    <a:xfrm>
+                      <a:off x="0" y="0"/>
+                      <a:ext cx="5486400" cy="3563620"/>
+                    </a:xfrm>
+                    <a:prstGeom prst="rect">
+                      <a:avLst/>
+                    </a:prstGeom>
+                  </pic:spPr>
+                </pic:pic>
+              </a:graphicData>
+            </a:graphic>
+          </wp:inline>
+        </w:drawing>
+      </w:r>
+    </w:p>
+    <w:p>
+      <w:pPr>
+        <w:pStyle w:val="NormalWeb"/>
+        <w:spacing w:before="0" w:beforeAutospacing="0" w:after="0" w:afterAutospacing="0"/>
+        <w:rPr>
+          <w:b/>
+          <w:bCs/>
+        </w:rPr>
+      </w:pPr>
+    </w:p>
+    <w:p>
+      <w:pPr>
+        <w:rPr>
+          <w:b/>
+          <w:bCs/>
+        </w:rPr>
+      </w:pPr>
+    </w:p>
+    <w:p>
+      <w:pPr>
+        <w:pStyle w:val="NormalWeb"/>
+        <w:spacing w:before="0" w:beforeAutospacing="0" w:after="0" w:afterAutospacing="0"/>
+        <w:ind w:left="720"/>
+        <w:rPr>
+          <w:b/>
+          <w:bCs/>
+        </w:rPr>
+      </w:pPr>
+    </w:p>
+    <w:p>
+      <w:pPr>
+        <w:pStyle w:val="NormalWeb"/>
+        <w:numPr>
+          <w:ilvl w:val="2"/>
+          <w:numId w:val="28"/>
+        </w:numPr>
+        <w:spacing w:before="0" w:beforeAutospacing="0" w:after="0" w:afterAutospacing="0"/>
+        <w:ind w:left="720" w:firstLine="0"/>
+        <w:rPr>
+          <w:b/>
+          <w:bCs/>
+        </w:rPr>
+      </w:pPr>
+      <w:r>
+        <w:rPr>
+          <w:b/>
+          <w:bCs/>
+        </w:rPr>
+        <w:t>ClientHandler</w:t>
+      </w:r>
+    </w:p>
+    <w:p>
+      <w:pPr>
+        <w:pStyle w:val="NormalWeb"/>
+        <w:spacing w:before="0" w:beforeAutospacing="0" w:after="0" w:afterAutospacing="0"/>
+        <w:ind w:left="720"/>
+        <w:rPr>
+          <w:b/>
+          <w:bCs/>
+        </w:rPr>
+      </w:pPr>
+      <w:r>
+        <w:rPr>
+          <w:b/>
+          <w:bCs/>
+        </w:rPr>
+        <w:drawing>
+          <wp:inline distT="0" distB="0" distL="0" distR="0" wp14:anchorId="3E540E20" wp14:editId="39AEABE1">
+            <wp:extent cx="2695951" cy="2362530"/>
+            <wp:effectExtent l="0" t="0" r="0" b="0"/>
+            <wp:docPr id="85552998" name="Picture 1"/>
+            <wp:cNvGraphicFramePr>
+              <a:graphicFrameLocks xmlns:a="http://schemas.openxmlformats.org/drawingml/2006/main" noChangeAspect="1"/>
+            </wp:cNvGraphicFramePr>
+            <a:graphic xmlns:a="http://schemas.openxmlformats.org/drawingml/2006/main">
+              <a:graphicData uri="http://schemas.openxmlformats.org/drawingml/2006/picture">
+                <pic:pic xmlns:pic="http://schemas.openxmlformats.org/drawingml/2006/picture">
+                  <pic:nvPicPr>
+                    <pic:cNvPr id="85552998" name=""/>
+                    <pic:cNvPicPr/>
+                  </pic:nvPicPr>
+                  <pic:blipFill>
+                    <a:blip r:embed="rId37"/>
+                    <a:stretch>
+                      <a:fillRect/>
+                    </a:stretch>
+                  </pic:blipFill>
+                  <pic:spPr>
+                    <a:xfrm>
+                      <a:off x="0" y="0"/>
+                      <a:ext cx="2695951" cy="2362530"/>
+                    </a:xfrm>
+                    <a:prstGeom prst="rect">
+                      <a:avLst/>
+                    </a:prstGeom>
+                  </pic:spPr>
+                </pic:pic>
+              </a:graphicData>
+            </a:graphic>
+          </wp:inline>
+        </w:drawing>
+      </w:r>
+    </w:p>
+    <w:p>
+      <w:pPr>
+        <w:pStyle w:val="NormalWeb"/>
+        <w:spacing w:before="0" w:beforeAutospacing="0" w:after="0" w:afterAutospacing="0"/>
+        <w:ind w:left="720"/>
+        <w:rPr>
+          <w:b/>
+          <w:bCs/>
+        </w:rPr>
+      </w:pPr>
+    </w:p>
+    <w:p>
+      <w:pPr>
+        <w:pStyle w:val="NormalWeb"/>
+        <w:numPr>
+          <w:ilvl w:val="2"/>
+          <w:numId w:val="28"/>
+        </w:numPr>
+        <w:spacing w:before="0" w:beforeAutospacing="0" w:after="0" w:afterAutospacing="0"/>
+        <w:ind w:left="720" w:firstLine="0"/>
+        <w:rPr>
+          <w:b/>
+          <w:bCs/>
+        </w:rPr>
+      </w:pPr>
+      <w:r>
+        <w:rPr>
+          <w:b/>
+          <w:bCs/>
+        </w:rPr>
+        <w:t>RequestHandler</w:t>
+      </w:r>
+    </w:p>
+    <w:p>
+      <w:pPr>
+        <w:pStyle w:val="NormalWeb"/>
+        <w:spacing w:before="0" w:beforeAutospacing="0" w:after="0" w:afterAutospacing="0"/>
+        <w:ind w:left="720"/>
+        <w:rPr>
+          <w:b/>
+          <w:bCs/>
+        </w:rPr>
+      </w:pPr>
+      <w:r>
+        <w:rPr>
+          <w:b/>
+          <w:bCs/>
+        </w:rPr>
+        <w:lastRenderedPageBreak/>
+        <w:drawing>
+          <wp:inline distT="0" distB="0" distL="0" distR="0" wp14:anchorId="532C2D41" wp14:editId="60D0FE8A">
+            <wp:extent cx="2705478" cy="2553056"/>
+            <wp:effectExtent l="0" t="0" r="0" b="0"/>
+            <wp:docPr id="346996949" name="Picture 1"/>
+            <wp:cNvGraphicFramePr>
+              <a:graphicFrameLocks xmlns:a="http://schemas.openxmlformats.org/drawingml/2006/main" noChangeAspect="1"/>
+            </wp:cNvGraphicFramePr>
+            <a:graphic xmlns:a="http://schemas.openxmlformats.org/drawingml/2006/main">
+              <a:graphicData uri="http://schemas.openxmlformats.org/drawingml/2006/picture">
+                <pic:pic xmlns:pic="http://schemas.openxmlformats.org/drawingml/2006/picture">
+                  <pic:nvPicPr>
+                    <pic:cNvPr id="346996949" name=""/>
+                    <pic:cNvPicPr/>
+                  </pic:nvPicPr>
+                  <pic:blipFill>
+                    <a:blip r:embed="rId38"/>
+                    <a:stretch>
+                      <a:fillRect/>
+                    </a:stretch>
+                  </pic:blipFill>
+                  <pic:spPr>
+                    <a:xfrm>
+                      <a:off x="0" y="0"/>
+                      <a:ext cx="2705478" cy="2553056"/>
+                    </a:xfrm>
+                    <a:prstGeom prst="rect">
+                      <a:avLst/>
+                    </a:prstGeom>
+                  </pic:spPr>
+                </pic:pic>
+              </a:graphicData>
+            </a:graphic>
+          </wp:inline>
+        </w:drawing>
+      </w:r>
+    </w:p>
+    <w:p>
+      <w:pPr>
+        <w:pStyle w:val="ListParagraph"/>
+        <w:rPr>
+          <w:b/>
+          <w:bCs/>
+        </w:rPr>
+      </w:pPr>
+    </w:p>
+    <w:p>
+      <w:pPr>
+        <w:pStyle w:val="NormalWeb"/>
+        <w:numPr>
+          <w:ilvl w:val="2"/>
+          <w:numId w:val="28"/>
+        </w:numPr>
+        <w:spacing w:before="0" w:beforeAutospacing="0" w:after="0" w:afterAutospacing="0"/>
+        <w:ind w:left="720" w:firstLine="0"/>
+        <w:rPr>
+          <w:b/>
+          <w:bCs/>
+        </w:rPr>
+      </w:pPr>
+      <w:r>
+        <w:rPr>
+          <w:b/>
+          <w:bCs/>
+        </w:rPr>
+        <w:t>Log</w:t>
+      </w:r>
+    </w:p>
+    <w:p>
+      <w:pPr>
+        <w:pStyle w:val="NormalWeb"/>
+        <w:spacing w:before="0" w:beforeAutospacing="0" w:after="0" w:afterAutospacing="0"/>
+        <w:ind w:left="720"/>
+        <w:rPr>
+          <w:b/>
+          <w:bCs/>
+        </w:rPr>
+      </w:pPr>
+      <w:r>
+        <w:rPr>
+          <w:b/>
+          <w:bCs/>
+        </w:rPr>
+        <w:drawing>
+          <wp:inline distT="0" distB="0" distL="0" distR="0" wp14:anchorId="4BC1DBB0" wp14:editId="6715C5A1">
+            <wp:extent cx="5410955" cy="3581900"/>
+            <wp:effectExtent l="0" t="0" r="0" b="0"/>
+            <wp:docPr id="1115542961" name="Picture 1"/>
+            <wp:cNvGraphicFramePr>
+              <a:graphicFrameLocks xmlns:a="http://schemas.openxmlformats.org/drawingml/2006/main" noChangeAspect="1"/>
+            </wp:cNvGraphicFramePr>
+            <a:graphic xmlns:a="http://schemas.openxmlformats.org/drawingml/2006/main">
+              <a:graphicData uri="http://schemas.openxmlformats.org/drawingml/2006/picture">
+                <pic:pic xmlns:pic="http://schemas.openxmlformats.org/drawingml/2006/picture">
+                  <pic:nvPicPr>
+                    <pic:cNvPr id="1115542961" name=""/>
+                    <pic:cNvPicPr/>
+                  </pic:nvPicPr>
+                  <pic:blipFill>
+                    <a:blip r:embed="rId39"/>
+                    <a:stretch>
+                      <a:fillRect/>
+                    </a:stretch>
+                  </pic:blipFill>
+                  <pic:spPr>
+                    <a:xfrm>
+                      <a:off x="0" y="0"/>
+                      <a:ext cx="5410955" cy="3581900"/>
+                    </a:xfrm>
+                    <a:prstGeom prst="rect">
+                      <a:avLst/>
+                    </a:prstGeom>
+                  </pic:spPr>
+                </pic:pic>
+              </a:graphicData>
+            </a:graphic>
+          </wp:inline>
+        </w:drawing>
+      </w:r>
+    </w:p>
+    <w:p>
+      <w:pPr>
+        <w:pStyle w:val="ListParagraph"/>
+        <w:rPr>
+          <w:b/>
+          <w:bCs/>
+        </w:rPr>
+      </w:pPr>
+    </w:p>
+    <w:p>
+      <w:pPr>
+        <w:pStyle w:val="NormalWeb"/>
+        <w:numPr>
+          <w:ilvl w:val="2"/>
+          <w:numId w:val="28"/>
+        </w:numPr>
+        <w:spacing w:before="0" w:beforeAutospacing="0" w:after="0" w:afterAutospacing="0"/>
+        <w:ind w:left="720" w:firstLine="0"/>
+        <w:rPr>
+          <w:b/>
+          <w:bCs/>
+        </w:rPr>
+      </w:pPr>
+      <w:r>
+        <w:rPr>
+          <w:b/>
+          <w:bCs/>
+        </w:rPr>
+        <w:t>UserAuthenticator</w:t>
+      </w:r>
+    </w:p>
+    <w:p>
+      <w:pPr>
+        <w:pStyle w:val="NormalWeb"/>
+        <w:spacing w:before="0" w:beforeAutospacing="0" w:after="0" w:afterAutospacing="0"/>
+        <w:ind w:left="720"/>
+        <w:rPr>
+          <w:b/>
+          <w:bCs/>
+        </w:rPr>
+      </w:pPr>
+      <w:r>
+        <w:rPr>
+          <w:b/>
+          <w:bCs/>
+        </w:rPr>
+        <w:lastRenderedPageBreak/>
+        <w:drawing>
+          <wp:inline distT="0" distB="0" distL="0" distR="0" wp14:anchorId="67680E9B" wp14:editId="1E0542F4">
+            <wp:extent cx="4001058" cy="1705213"/>
+            <wp:effectExtent l="0" t="0" r="0" b="9525"/>
+            <wp:docPr id="678561510" name="Picture 1"/>
+            <wp:cNvGraphicFramePr>
+              <a:graphicFrameLocks xmlns:a="http://schemas.openxmlformats.org/drawingml/2006/main" noChangeAspect="1"/>
+            </wp:cNvGraphicFramePr>
+            <a:graphic xmlns:a="http://schemas.openxmlformats.org/drawingml/2006/main">
+              <a:graphicData uri="http://schemas.openxmlformats.org/drawingml/2006/picture">
+                <pic:pic xmlns:pic="http://schemas.openxmlformats.org/drawingml/2006/picture">
+                  <pic:nvPicPr>
+                    <pic:cNvPr id="678561510" name=""/>
+                    <pic:cNvPicPr/>
+                  </pic:nvPicPr>
+                  <pic:blipFill>
+                    <a:blip r:embed="rId40"/>
+                    <a:stretch>
+                      <a:fillRect/>
+                    </a:stretch>
+                  </pic:blipFill>
+                  <pic:spPr>
+                    <a:xfrm>
+                      <a:off x="0" y="0"/>
+                      <a:ext cx="4001058" cy="1705213"/>
+                    </a:xfrm>
+                    <a:prstGeom prst="rect">
+                      <a:avLst/>
+                    </a:prstGeom>
+                  </pic:spPr>
+                </pic:pic>
+              </a:graphicData>
+            </a:graphic>
+          </wp:inline>
+        </w:drawing>
+      </w:r>
+    </w:p>
+    <w:p>
+      <w:pPr>
+        <w:pStyle w:val="ListParagraph"/>
+        <w:rPr>
+          <w:b/>
+          <w:bCs/>
+        </w:rPr>
+      </w:pPr>
+    </w:p>
+    <w:p>
+      <w:pPr>
+        <w:pStyle w:val="NormalWeb"/>
+        <w:numPr>
+          <w:ilvl w:val="2"/>
+          <w:numId w:val="28"/>
+        </w:numPr>
+        <w:spacing w:before="0" w:beforeAutospacing="0" w:after="0" w:afterAutospacing="0"/>
+        <w:ind w:left="720" w:firstLine="0"/>
+        <w:rPr>
+          <w:b/>
+          <w:bCs/>
+        </w:rPr>
+      </w:pPr>
+      <w:r>
+        <w:rPr>
+          <w:b/>
+          <w:bCs/>
+        </w:rPr>
+        <w:t>ConnectionManager</w:t>
+      </w:r>
+    </w:p>
+    <w:p>
+      <w:pPr>
+        <w:pStyle w:val="NormalWeb"/>
+        <w:spacing w:before="0" w:beforeAutospacing="0" w:after="0" w:afterAutospacing="0"/>
+        <w:ind w:left="720"/>
+        <w:rPr>
+          <w:b/>
+          <w:bCs/>
+        </w:rPr>
+      </w:pPr>
+      <w:r>
+        <w:rPr>
+          <w:b/>
+          <w:bCs/>
+        </w:rPr>
+        <w:drawing>
+          <wp:inline distT="0" distB="0" distL="0" distR="0" wp14:anchorId="474B13F7" wp14:editId="2649C685">
+            <wp:extent cx="3248478" cy="1648055"/>
+            <wp:effectExtent l="0" t="0" r="9525" b="9525"/>
+            <wp:docPr id="1327128699" name="Picture 1"/>
+            <wp:cNvGraphicFramePr>
+              <a:graphicFrameLocks xmlns:a="http://schemas.openxmlformats.org/drawingml/2006/main" noChangeAspect="1"/>
+            </wp:cNvGraphicFramePr>
+            <a:graphic xmlns:a="http://schemas.openxmlformats.org/drawingml/2006/main">
+              <a:graphicData uri="http://schemas.openxmlformats.org/drawingml/2006/picture">
+                <pic:pic xmlns:pic="http://schemas.openxmlformats.org/drawingml/2006/picture">
+                  <pic:nvPicPr>
+                    <pic:cNvPr id="1327128699" name=""/>
+                    <pic:cNvPicPr/>
+                  </pic:nvPicPr>
+                  <pic:blipFill>
+                    <a:blip r:embed="rId41"/>
+                    <a:stretch>
+                      <a:fillRect/>
+                    </a:stretch>
+                  </pic:blipFill>
+                  <pic:spPr>
+                    <a:xfrm>
+                      <a:off x="0" y="0"/>
+                      <a:ext cx="3248478" cy="1648055"/>
+                    </a:xfrm>
+                    <a:prstGeom prst="rect">
+                      <a:avLst/>
+                    </a:prstGeom>
+                  </pic:spPr>
+                </pic:pic>
+              </a:graphicData>
+            </a:graphic>
+          </wp:inline>
+        </w:drawing>
+      </w:r>
+    </w:p>
+    <w:p>
+      <w:pPr>
+        <w:pStyle w:val="NormalWeb"/>
+        <w:spacing w:before="0" w:beforeAutospacing="0" w:after="0" w:afterAutospacing="0"/>
+        <w:rPr>
+          <w:b/>
+          <w:bCs/>
+        </w:rPr>
+      </w:pPr>
+    </w:p>
+    <w:p>
+      <w:pPr>
+        <w:pStyle w:val="NormalWeb"/>
+        <w:numPr>
+          <w:ilvl w:val="2"/>
+          <w:numId w:val="28"/>
+        </w:numPr>
+        <w:spacing w:before="0" w:beforeAutospacing="0" w:after="0" w:afterAutospacing="0"/>
+        <w:ind w:left="720" w:firstLine="0"/>
+        <w:rPr>
+          <w:b/>
+          <w:bCs/>
+        </w:rPr>
+      </w:pPr>
+      <w:r>
+        <w:rPr>
+          <w:b/>
+          <w:bCs/>
+        </w:rPr>
+        <w:t>StorageManager</w:t>
+      </w:r>
+    </w:p>
+    <w:p>
+      <w:pPr>
+        <w:pStyle w:val="NormalWeb"/>
+        <w:spacing w:before="0" w:beforeAutospacing="0" w:after="0" w:afterAutospacing="0"/>
+        <w:ind w:left="720"/>
+        <w:rPr>
+          <w:b/>
+          <w:bCs/>
+        </w:rPr>
+      </w:pPr>
+      <w:r>
+        <w:rPr>
+          <w:b/>
+          <w:bCs/>
+        </w:rPr>
+        <w:drawing>
+          <wp:inline distT="0" distB="0" distL="0" distR="0" wp14:anchorId="45D39A80" wp14:editId="61DAF10C">
+            <wp:extent cx="4410691" cy="1743318"/>
+            <wp:effectExtent l="0" t="0" r="9525" b="9525"/>
+            <wp:docPr id="903388103" name="Picture 1"/>
+            <wp:cNvGraphicFramePr>
+              <a:graphicFrameLocks xmlns:a="http://schemas.openxmlformats.org/drawingml/2006/main" noChangeAspect="1"/>
+            </wp:cNvGraphicFramePr>
+            <a:graphic xmlns:a="http://schemas.openxmlformats.org/drawingml/2006/main">
+              <a:graphicData uri="http://schemas.openxmlformats.org/drawingml/2006/picture">
+                <pic:pic xmlns:pic="http://schemas.openxmlformats.org/drawingml/2006/picture">
+                  <pic:nvPicPr>
+                    <pic:cNvPr id="903388103" name=""/>
+                    <pic:cNvPicPr/>
+                  </pic:nvPicPr>
+                  <pic:blipFill>
+                    <a:blip r:embed="rId42"/>
+                    <a:stretch>
+                      <a:fillRect/>
+                    </a:stretch>
+                  </pic:blipFill>
+                  <pic:spPr>
+                    <a:xfrm>
+                      <a:off x="0" y="0"/>
+                      <a:ext cx="4410691" cy="1743318"/>
+                    </a:xfrm>
+                    <a:prstGeom prst="rect">
+                      <a:avLst/>
+                    </a:prstGeom>
+                  </pic:spPr>
+                </pic:pic>
+              </a:graphicData>
+            </a:graphic>
+          </wp:inline>
+        </w:drawing>
+      </w:r>
+    </w:p>
+    <w:p>
+      <w:pPr>
+        <w:pStyle w:val="NormalWeb"/>
+        <w:spacing w:before="0" w:beforeAutospacing="0" w:after="0" w:afterAutospacing="0"/>
+        <w:rPr>
+          <w:b/>
+          <w:bCs/>
+        </w:rPr>
+      </w:pPr>
+    </w:p>
+    <w:p>
+      <w:pPr>
+        <w:pStyle w:val="NormalWeb"/>
+        <w:numPr>
+          <w:ilvl w:val="2"/>
+          <w:numId w:val="28"/>
+        </w:numPr>
+        <w:spacing w:before="0" w:beforeAutospacing="0" w:after="0" w:afterAutospacing="0"/>
+        <w:ind w:left="720" w:firstLine="0"/>
+        <w:rPr>
+          <w:b/>
+          <w:bCs/>
+        </w:rPr>
+      </w:pPr>
+      <w:r>
+        <w:rPr>
+          <w:b/>
+          <w:bCs/>
+        </w:rPr>
+        <w:t>LoggingManager</w:t>
+      </w:r>
+    </w:p>
+    <w:p>
+      <w:pPr>
+        <w:ind w:left="720"/>
+        <w:rPr>
+          <w:b/>
+          <w:bCs/>
+        </w:rPr>
+      </w:pPr>
+      <w:r>
+        <w:rPr>
+          <w:b/>
+          <w:bCs/>
+        </w:rPr>
+        <w:drawing>
+          <wp:inline distT="0" distB="0" distL="0" distR="0" wp14:anchorId="6C7A9818" wp14:editId="3629C0F7">
+            <wp:extent cx="2600688" cy="1762371"/>
+            <wp:effectExtent l="0" t="0" r="9525" b="9525"/>
+            <wp:docPr id="1540757934" name="Picture 1"/>
+            <wp:cNvGraphicFramePr>
+              <a:graphicFrameLocks xmlns:a="http://schemas.openxmlformats.org/drawingml/2006/main" noChangeAspect="1"/>
+            </wp:cNvGraphicFramePr>
+            <a:graphic xmlns:a="http://schemas.openxmlformats.org/drawingml/2006/main">
+              <a:graphicData uri="http://schemas.openxmlformats.org/drawingml/2006/picture">
+                <pic:pic xmlns:pic="http://schemas.openxmlformats.org/drawingml/2006/picture">
+                  <pic:nvPicPr>
+                    <pic:cNvPr id="1540757934" name=""/>
+                    <pic:cNvPicPr/>
+                  </pic:nvPicPr>
+                  <pic:blipFill>
+                    <a:blip r:embed="rId43"/>
+                    <a:stretch>
+                      <a:fillRect/>
+                    </a:stretch>
+                  </pic:blipFill>
+                  <pic:spPr>
+                    <a:xfrm>
+                      <a:off x="0" y="0"/>
+                      <a:ext cx="2600688" cy="1762371"/>
+                    </a:xfrm>
+                    <a:prstGeom prst="rect">
+                      <a:avLst/>
+                    </a:prstGeom>
+                  </pic:spPr>
+                </pic:pic>
+              </a:graphicData>
+            </a:graphic>
+          </wp:inline>
+        </w:drawing>
+      </w:r>
     </w:p>
     <w:p>
       <w:pPr>
@@ -12626,7 +13985,7 @@
       <w:bookmarkStart w:id="50" w:name="_UML_Sequence_Diagrams"/>
       <w:bookmarkStart w:id="51" w:name="_Toc222478443"/>
       <w:bookmarkStart w:id="52" w:name="_Toc223255456"/>
-      <w:bookmarkStart w:id="53" w:name="_Toc226368443"/>
+      <w:bookmarkStart w:id="53" w:name="_Toc226560990"/>
       <w:bookmarkEnd w:id="50"/>
       <w:r>
         <w:lastRenderedPageBreak/>
@@ -12646,7 +14005,7 @@
       </w:pPr>
       <w:bookmarkStart w:id="54" w:name="_Toc222478444"/>
       <w:bookmarkStart w:id="55" w:name="_Toc223255457"/>
-      <w:bookmarkStart w:id="56" w:name="_Toc226368444"/>
+      <w:bookmarkStart w:id="56" w:name="_Toc226560991"/>
       <w:r>
         <w:t xml:space="preserve">User Actor and the Communication </w:t>
       </w:r>
@@ -12731,7 +14090,7 @@
                     </pic:cNvPicPr>
                   </pic:nvPicPr>
                   <pic:blipFill>
-                    <a:blip r:embed="rId27" cstate="print">
+                    <a:blip r:embed="rId44" cstate="print">
                       <a:extLst>
                         <a:ext uri="{28A0092B-C50C-407E-A947-70E740481C1C}">
                           <a14:useLocalDpi xmlns:a14="http://schemas.microsoft.com/office/drawing/2010/main" val="0"/>
@@ -12837,83 +14196,43 @@
     </w:p>
     <w:p>
       <w:r>
-        <w:t xml:space="preserve">participant </w:t>
-      </w:r>
-      <w:proofErr w:type="spellStart"/>
-      <w:r>
-        <w:t>LoginView</w:t>
-      </w:r>
-      <w:proofErr w:type="spellEnd"/>
-    </w:p>
-    <w:p>
-      <w:r>
-        <w:t xml:space="preserve">participant </w:t>
-      </w:r>
-      <w:proofErr w:type="spellStart"/>
-      <w:r>
-        <w:t>ClientNetwork</w:t>
-      </w:r>
-      <w:proofErr w:type="spellEnd"/>
-    </w:p>
-    <w:p>
-      <w:r>
-        <w:t xml:space="preserve">participant </w:t>
-      </w:r>
-      <w:proofErr w:type="spellStart"/>
-      <w:r>
-        <w:t>ServerNetwork</w:t>
-      </w:r>
-      <w:proofErr w:type="spellEnd"/>
-    </w:p>
-    <w:p>
-      <w:r>
-        <w:t xml:space="preserve">participant </w:t>
-      </w:r>
-      <w:proofErr w:type="spellStart"/>
-      <w:r>
-        <w:t>RequestHandler</w:t>
-      </w:r>
-      <w:proofErr w:type="spellEnd"/>
-    </w:p>
-    <w:p>
-      <w:r>
-        <w:t xml:space="preserve">participant </w:t>
-      </w:r>
-      <w:proofErr w:type="spellStart"/>
-      <w:r>
-        <w:t>UserAuthenticator</w:t>
-      </w:r>
-      <w:proofErr w:type="spellEnd"/>
-    </w:p>
-    <w:p>
-      <w:r>
-        <w:t xml:space="preserve">participant </w:t>
-      </w:r>
-      <w:proofErr w:type="spellStart"/>
-      <w:r>
-        <w:t>StorageManager</w:t>
-      </w:r>
-      <w:proofErr w:type="spellEnd"/>
-    </w:p>
-    <w:p>
-      <w:r>
-        <w:t xml:space="preserve">participant </w:t>
-      </w:r>
-      <w:proofErr w:type="spellStart"/>
-      <w:r>
-        <w:t>LoggingManager</w:t>
-      </w:r>
-      <w:proofErr w:type="spellEnd"/>
-    </w:p>
-    <w:p>
-      <w:r>
-        <w:t xml:space="preserve">participant </w:t>
-      </w:r>
-      <w:proofErr w:type="spellStart"/>
-      <w:r>
-        <w:t>ClientHandler</w:t>
-      </w:r>
-      <w:proofErr w:type="spellEnd"/>
+        <w:t>participant LoginView</w:t>
+      </w:r>
+    </w:p>
+    <w:p>
+      <w:r>
+        <w:t>participant ClientNetwork</w:t>
+      </w:r>
+    </w:p>
+    <w:p>
+      <w:r>
+        <w:t>participant ServerNetwork</w:t>
+      </w:r>
+    </w:p>
+    <w:p>
+      <w:r>
+        <w:t>participant RequestHandler</w:t>
+      </w:r>
+    </w:p>
+    <w:p>
+      <w:r>
+        <w:t>participant UserAuthenticator</w:t>
+      </w:r>
+    </w:p>
+    <w:p>
+      <w:r>
+        <w:t>participant StorageManager</w:t>
+      </w:r>
+    </w:p>
+    <w:p>
+      <w:r>
+        <w:t>participant LoggingManager</w:t>
+      </w:r>
+    </w:p>
+    <w:p>
+      <w:r>
+        <w:t>participant ClientHandler</w:t>
+      </w:r>
     </w:p>
     <w:p/>
     <w:p>
@@ -12924,312 +14243,83 @@
     <w:p/>
     <w:p>
       <w:r>
-        <w:t xml:space="preserve">User -&gt; GUI: </w:t>
-      </w:r>
-      <w:proofErr w:type="spellStart"/>
-      <w:r>
-        <w:t>startApplication</w:t>
-      </w:r>
-      <w:proofErr w:type="spellEnd"/>
-      <w:r>
-        <w:t>()</w:t>
-      </w:r>
-    </w:p>
-    <w:p>
-      <w:r>
-        <w:t xml:space="preserve">GUI -&gt; </w:t>
-      </w:r>
-      <w:proofErr w:type="spellStart"/>
-      <w:r>
-        <w:t>LoginView</w:t>
-      </w:r>
-      <w:proofErr w:type="spellEnd"/>
-      <w:r>
-        <w:t>: display()</w:t>
+        <w:t>User -&gt; GUI: startApplication()</w:t>
+      </w:r>
+    </w:p>
+    <w:p>
+      <w:r>
+        <w:t>GUI -&gt; LoginView: display()</w:t>
       </w:r>
     </w:p>
     <w:p/>
     <w:p>
       <w:r>
-        <w:t xml:space="preserve">User -&gt; </w:t>
-      </w:r>
-      <w:proofErr w:type="spellStart"/>
-      <w:r>
-        <w:t>LoginView</w:t>
-      </w:r>
-      <w:proofErr w:type="spellEnd"/>
-      <w:r>
-        <w:t xml:space="preserve">: </w:t>
-      </w:r>
-      <w:proofErr w:type="spellStart"/>
-      <w:r>
-        <w:t>attemptLogin</w:t>
-      </w:r>
-      <w:proofErr w:type="spellEnd"/>
-      <w:r>
-        <w:t>()</w:t>
-      </w:r>
-    </w:p>
-    <w:p>
-      <w:proofErr w:type="spellStart"/>
-      <w:r>
-        <w:t>LoginView</w:t>
-      </w:r>
-      <w:proofErr w:type="spellEnd"/>
-      <w:r>
-        <w:t xml:space="preserve"> -&gt; GUI: </w:t>
-      </w:r>
-      <w:proofErr w:type="spellStart"/>
-      <w:r>
-        <w:t>switchView</w:t>
-      </w:r>
-      <w:proofErr w:type="spellEnd"/>
-      <w:r>
-        <w:t>(LOGIN)</w:t>
+        <w:t>User -&gt; LoginView: attemptLogin()</w:t>
+      </w:r>
+    </w:p>
+    <w:p>
+      <w:r>
+        <w:t>LoginView -&gt; GUI: switchView(LOGIN)</w:t>
       </w:r>
     </w:p>
     <w:p/>
     <w:p>
       <w:r>
-        <w:t xml:space="preserve">GUI -&gt; </w:t>
-      </w:r>
-      <w:proofErr w:type="spellStart"/>
-      <w:r>
-        <w:t>ClientNetwork</w:t>
-      </w:r>
-      <w:proofErr w:type="spellEnd"/>
-      <w:r>
-        <w:t xml:space="preserve">: </w:t>
-      </w:r>
-      <w:proofErr w:type="spellStart"/>
-      <w:r>
-        <w:t>sendMessage</w:t>
-      </w:r>
-      <w:proofErr w:type="spellEnd"/>
-      <w:r>
-        <w:t>(</w:t>
-      </w:r>
-      <w:proofErr w:type="spellStart"/>
-      <w:r>
-        <w:t>loginRequest</w:t>
-      </w:r>
-      <w:proofErr w:type="spellEnd"/>
-      <w:r>
-        <w:t>)</w:t>
-      </w:r>
-    </w:p>
-    <w:p>
-      <w:proofErr w:type="spellStart"/>
-      <w:r>
-        <w:t>ClientNetwork</w:t>
-      </w:r>
-      <w:proofErr w:type="spellEnd"/>
-      <w:r>
-        <w:t xml:space="preserve"> -&gt; </w:t>
-      </w:r>
-      <w:proofErr w:type="spellStart"/>
-      <w:r>
-        <w:t>ServerNetwork</w:t>
-      </w:r>
-      <w:proofErr w:type="spellEnd"/>
-      <w:r>
-        <w:t xml:space="preserve">: </w:t>
-      </w:r>
-      <w:proofErr w:type="spellStart"/>
-      <w:r>
-        <w:t>routeMessageToTarget</w:t>
-      </w:r>
-      <w:proofErr w:type="spellEnd"/>
-      <w:r>
-        <w:t>(</w:t>
-      </w:r>
-      <w:proofErr w:type="spellStart"/>
-      <w:r>
-        <w:t>loginRequest</w:t>
-      </w:r>
-      <w:proofErr w:type="spellEnd"/>
-      <w:r>
-        <w:t xml:space="preserve">, </w:t>
-      </w:r>
-      <w:proofErr w:type="spellStart"/>
-      <w:r>
-        <w:t>serverID</w:t>
-      </w:r>
-      <w:proofErr w:type="spellEnd"/>
-      <w:r>
-        <w:t>)</w:t>
-      </w:r>
-    </w:p>
-    <w:p>
-      <w:proofErr w:type="spellStart"/>
-      <w:r>
-        <w:t>ServerNetwork</w:t>
-      </w:r>
-      <w:proofErr w:type="spellEnd"/>
-      <w:r>
-        <w:t xml:space="preserve"> -&gt; </w:t>
-      </w:r>
-      <w:proofErr w:type="spellStart"/>
-      <w:r>
-        <w:t>RequestHandler</w:t>
-      </w:r>
-      <w:proofErr w:type="spellEnd"/>
-      <w:r>
-        <w:t xml:space="preserve">: </w:t>
-      </w:r>
-      <w:proofErr w:type="spellStart"/>
-      <w:r>
-        <w:t>doLogin</w:t>
-      </w:r>
-      <w:proofErr w:type="spellEnd"/>
-      <w:r>
-        <w:t>()</w:t>
+        <w:t>GUI -&gt; ClientNetwork: sendMessage(loginRequest)</w:t>
+      </w:r>
+    </w:p>
+    <w:p>
+      <w:r>
+        <w:t>ClientNetwork -&gt; ServerNetwork: routeMessageToTarget(loginRequest, serverID)</w:t>
+      </w:r>
+    </w:p>
+    <w:p>
+      <w:r>
+        <w:t>ServerNetwork -&gt; RequestHandler: doLogin()</w:t>
       </w:r>
     </w:p>
     <w:p/>
     <w:p>
-      <w:proofErr w:type="spellStart"/>
-      <w:r>
-        <w:t>RequestHandler</w:t>
-      </w:r>
-      <w:proofErr w:type="spellEnd"/>
-      <w:r>
-        <w:t xml:space="preserve"> -&gt; </w:t>
-      </w:r>
-      <w:proofErr w:type="spellStart"/>
-      <w:r>
-        <w:t>UserAuthenticator</w:t>
-      </w:r>
-      <w:proofErr w:type="spellEnd"/>
-      <w:r>
-        <w:t>: authenticate()</w:t>
-      </w:r>
-    </w:p>
-    <w:p>
-      <w:proofErr w:type="spellStart"/>
-      <w:r>
-        <w:t>UserAuthenticator</w:t>
-      </w:r>
-      <w:proofErr w:type="spellEnd"/>
-      <w:r>
-        <w:t xml:space="preserve"> --&gt; </w:t>
-      </w:r>
-      <w:proofErr w:type="spellStart"/>
-      <w:r>
-        <w:t>RequestHandler</w:t>
-      </w:r>
-      <w:proofErr w:type="spellEnd"/>
-      <w:r>
-        <w:t>: authenticated</w:t>
+      <w:r>
+        <w:t>RequestHandler -&gt; UserAuthenticator: authenticate()</w:t>
+      </w:r>
+    </w:p>
+    <w:p>
+      <w:r>
+        <w:t>UserAuthenticator --&gt; RequestHandler: authenticated</w:t>
       </w:r>
     </w:p>
     <w:p/>
     <w:p>
-      <w:proofErr w:type="spellStart"/>
-      <w:r>
-        <w:t>RequestHandler</w:t>
-      </w:r>
-      <w:proofErr w:type="spellEnd"/>
-      <w:r>
-        <w:t xml:space="preserve"> -&gt; </w:t>
-      </w:r>
-      <w:proofErr w:type="spellStart"/>
-      <w:r>
-        <w:t>LoggingManager</w:t>
-      </w:r>
-      <w:proofErr w:type="spellEnd"/>
-      <w:r>
-        <w:t xml:space="preserve">: </w:t>
-      </w:r>
-      <w:proofErr w:type="spellStart"/>
-      <w:r>
-        <w:t>logLoginAttempt</w:t>
-      </w:r>
-      <w:proofErr w:type="spellEnd"/>
-      <w:r>
-        <w:t>()</w:t>
-      </w:r>
-    </w:p>
-    <w:p>
-      <w:proofErr w:type="spellStart"/>
-      <w:r>
-        <w:t>RequestHandler</w:t>
-      </w:r>
-      <w:proofErr w:type="spellEnd"/>
-      <w:r>
-        <w:t xml:space="preserve"> -&gt; </w:t>
-      </w:r>
-      <w:proofErr w:type="spellStart"/>
-      <w:r>
-        <w:t>ClientHandler</w:t>
-      </w:r>
-      <w:proofErr w:type="spellEnd"/>
-      <w:r>
-        <w:t xml:space="preserve">: </w:t>
-      </w:r>
-      <w:proofErr w:type="spellStart"/>
-      <w:r>
-        <w:t>sendResponse</w:t>
-      </w:r>
-      <w:proofErr w:type="spellEnd"/>
-      <w:r>
-        <w:t>(user)</w:t>
+      <w:r>
+        <w:t>RequestHandler -&gt; LoggingManager: logLoginAttempt()</w:t>
+      </w:r>
+    </w:p>
+    <w:p>
+      <w:r>
+        <w:t>RequestHandler -&gt; ClientHandler: sendResponse(user)</w:t>
       </w:r>
     </w:p>
     <w:p/>
     <w:p>
-      <w:proofErr w:type="spellStart"/>
-      <w:r>
-        <w:t>ClientHandler</w:t>
-      </w:r>
-      <w:proofErr w:type="spellEnd"/>
-      <w:r>
-        <w:t xml:space="preserve"> --&gt; </w:t>
-      </w:r>
-      <w:proofErr w:type="spellStart"/>
-      <w:r>
-        <w:t>ClientNetwork</w:t>
-      </w:r>
-      <w:proofErr w:type="spellEnd"/>
-      <w:r>
-        <w:t>: authenticated user</w:t>
-      </w:r>
-    </w:p>
-    <w:p>
-      <w:proofErr w:type="spellStart"/>
-      <w:r>
-        <w:t>ClientNetwork</w:t>
-      </w:r>
-      <w:proofErr w:type="spellEnd"/>
-      <w:r>
-        <w:t xml:space="preserve"> --&gt; GUI: authenticated user</w:t>
+      <w:r>
+        <w:t>ClientHandler --&gt; ClientNetwork: authenticated user</w:t>
+      </w:r>
+    </w:p>
+    <w:p>
+      <w:r>
+        <w:t>ClientNetwork --&gt; GUI: authenticated user</w:t>
       </w:r>
     </w:p>
     <w:p/>
     <w:p>
       <w:r>
-        <w:t xml:space="preserve">GUI -&gt; GUI: </w:t>
-      </w:r>
-      <w:proofErr w:type="spellStart"/>
-      <w:r>
-        <w:t>setCurrentUser</w:t>
-      </w:r>
-      <w:proofErr w:type="spellEnd"/>
-      <w:r>
-        <w:t>(user)</w:t>
-      </w:r>
-    </w:p>
-    <w:p>
-      <w:r>
-        <w:t xml:space="preserve">GUI -&gt; GUI: </w:t>
-      </w:r>
-      <w:proofErr w:type="spellStart"/>
-      <w:r>
-        <w:t>switchView</w:t>
-      </w:r>
-      <w:proofErr w:type="spellEnd"/>
-      <w:r>
-        <w:t>(MENU)</w:t>
+        <w:t>GUI -&gt; GUI: setCurrentUser(user)</w:t>
+      </w:r>
+    </w:p>
+    <w:p>
+      <w:r>
+        <w:t>GUI -&gt; GUI: switchView(MENU)</w:t>
       </w:r>
     </w:p>
     <w:p/>
@@ -13241,96 +14331,22 @@
     <w:p/>
     <w:p>
       <w:r>
-        <w:t xml:space="preserve">User -&gt; GUI: </w:t>
-      </w:r>
-      <w:proofErr w:type="spellStart"/>
-      <w:r>
-        <w:t>performAction</w:t>
-      </w:r>
-      <w:proofErr w:type="spellEnd"/>
-      <w:r>
-        <w:t>()</w:t>
-      </w:r>
-    </w:p>
-    <w:p>
-      <w:r>
-        <w:t xml:space="preserve">GUI -&gt; </w:t>
-      </w:r>
-      <w:proofErr w:type="spellStart"/>
-      <w:r>
-        <w:t>ClientNetwork</w:t>
-      </w:r>
-      <w:proofErr w:type="spellEnd"/>
-      <w:r>
-        <w:t xml:space="preserve">: </w:t>
-      </w:r>
-      <w:proofErr w:type="spellStart"/>
-      <w:r>
-        <w:t>sendMessage</w:t>
-      </w:r>
-      <w:proofErr w:type="spellEnd"/>
-      <w:r>
-        <w:t>(request)</w:t>
-      </w:r>
-    </w:p>
-    <w:p>
-      <w:proofErr w:type="spellStart"/>
-      <w:r>
-        <w:t>ClientNetwork</w:t>
-      </w:r>
-      <w:proofErr w:type="spellEnd"/>
-      <w:r>
-        <w:t xml:space="preserve"> -&gt; </w:t>
-      </w:r>
-      <w:proofErr w:type="spellStart"/>
-      <w:r>
-        <w:t>ServerNetwork</w:t>
-      </w:r>
-      <w:proofErr w:type="spellEnd"/>
-      <w:r>
-        <w:t xml:space="preserve">: </w:t>
-      </w:r>
-      <w:proofErr w:type="spellStart"/>
-      <w:r>
-        <w:t>routeMessageToTarget</w:t>
-      </w:r>
-      <w:proofErr w:type="spellEnd"/>
-      <w:r>
-        <w:t xml:space="preserve">(request, </w:t>
-      </w:r>
-      <w:proofErr w:type="spellStart"/>
-      <w:r>
-        <w:t>targetID</w:t>
-      </w:r>
-      <w:proofErr w:type="spellEnd"/>
-      <w:r>
-        <w:t>)</w:t>
-      </w:r>
-    </w:p>
-    <w:p>
-      <w:proofErr w:type="spellStart"/>
-      <w:r>
-        <w:t>ServerNetwork</w:t>
-      </w:r>
-      <w:proofErr w:type="spellEnd"/>
-      <w:r>
-        <w:t xml:space="preserve"> -&gt; </w:t>
-      </w:r>
-      <w:proofErr w:type="spellStart"/>
-      <w:r>
-        <w:t>RequestHandler</w:t>
-      </w:r>
-      <w:proofErr w:type="spellEnd"/>
-      <w:r>
-        <w:t xml:space="preserve">: </w:t>
-      </w:r>
-      <w:proofErr w:type="spellStart"/>
-      <w:r>
-        <w:t>processRequest</w:t>
-      </w:r>
-      <w:proofErr w:type="spellEnd"/>
-      <w:r>
-        <w:t>()</w:t>
+        <w:t>User -&gt; GUI: performAction()</w:t>
+      </w:r>
+    </w:p>
+    <w:p>
+      <w:r>
+        <w:t>GUI -&gt; ClientNetwork: sendMessage(request)</w:t>
+      </w:r>
+    </w:p>
+    <w:p>
+      <w:r>
+        <w:t>ClientNetwork -&gt; ServerNetwork: routeMessageToTarget(request, targetID)</w:t>
+      </w:r>
+    </w:p>
+    <w:p>
+      <w:r>
+        <w:t>ServerNetwork -&gt; RequestHandler: processRequest()</w:t>
       </w:r>
     </w:p>
     <w:p/>
@@ -13341,52 +14357,12 @@
     </w:p>
     <w:p>
       <w:r>
-        <w:t xml:space="preserve">    </w:t>
-      </w:r>
-      <w:proofErr w:type="spellStart"/>
-      <w:r>
-        <w:t>RequestHandler</w:t>
-      </w:r>
-      <w:proofErr w:type="spellEnd"/>
-      <w:r>
-        <w:t xml:space="preserve"> -&gt; </w:t>
-      </w:r>
-      <w:proofErr w:type="spellStart"/>
-      <w:r>
-        <w:t>StorageManager</w:t>
-      </w:r>
-      <w:proofErr w:type="spellEnd"/>
-      <w:r>
-        <w:t xml:space="preserve">: </w:t>
-      </w:r>
-      <w:proofErr w:type="spellStart"/>
-      <w:r>
-        <w:t>saveMessage</w:t>
-      </w:r>
-      <w:proofErr w:type="spellEnd"/>
-      <w:r>
-        <w:t>()</w:t>
-      </w:r>
-    </w:p>
-    <w:p>
-      <w:r>
-        <w:t xml:space="preserve">    </w:t>
-      </w:r>
-      <w:proofErr w:type="spellStart"/>
-      <w:r>
-        <w:t>StorageManager</w:t>
-      </w:r>
-      <w:proofErr w:type="spellEnd"/>
-      <w:r>
-        <w:t xml:space="preserve"> --&gt; </w:t>
-      </w:r>
-      <w:proofErr w:type="spellStart"/>
-      <w:r>
-        <w:t>RequestHandler</w:t>
-      </w:r>
-      <w:proofErr w:type="spellEnd"/>
-      <w:r>
-        <w:t>: saved</w:t>
+        <w:t xml:space="preserve">    RequestHandler -&gt; StorageManager: saveMessage()</w:t>
+      </w:r>
+    </w:p>
+    <w:p>
+      <w:r>
+        <w:t xml:space="preserve">    StorageManager --&gt; RequestHandler: saved</w:t>
       </w:r>
     </w:p>
     <w:p>
@@ -13402,23 +14378,7 @@
     </w:p>
     <w:p>
       <w:r>
-        <w:t xml:space="preserve">    </w:t>
-      </w:r>
-      <w:proofErr w:type="spellStart"/>
-      <w:r>
-        <w:t>RequestHandler</w:t>
-      </w:r>
-      <w:proofErr w:type="spellEnd"/>
-      <w:r>
-        <w:t xml:space="preserve"> -&gt; </w:t>
-      </w:r>
-      <w:proofErr w:type="spellStart"/>
-      <w:r>
-        <w:t>LoggingManager</w:t>
-      </w:r>
-      <w:proofErr w:type="spellEnd"/>
-      <w:r>
-        <w:t>: log()</w:t>
+        <w:t xml:space="preserve">    RequestHandler -&gt; LoggingManager: log()</w:t>
       </w:r>
     </w:p>
     <w:p>
@@ -13428,65 +14388,18 @@
     </w:p>
     <w:p/>
     <w:p>
-      <w:proofErr w:type="spellStart"/>
-      <w:r>
-        <w:t>RequestHandler</w:t>
-      </w:r>
-      <w:proofErr w:type="spellEnd"/>
-      <w:r>
-        <w:t xml:space="preserve"> -&gt; </w:t>
-      </w:r>
-      <w:proofErr w:type="spellStart"/>
-      <w:r>
-        <w:t>ClientHandler</w:t>
-      </w:r>
-      <w:proofErr w:type="spellEnd"/>
-      <w:r>
-        <w:t xml:space="preserve">: </w:t>
-      </w:r>
-      <w:proofErr w:type="spellStart"/>
-      <w:r>
-        <w:t>sendResponse</w:t>
-      </w:r>
-      <w:proofErr w:type="spellEnd"/>
-      <w:r>
-        <w:t>(result)</w:t>
-      </w:r>
-    </w:p>
-    <w:p>
-      <w:proofErr w:type="spellStart"/>
-      <w:r>
-        <w:t>ClientHandler</w:t>
-      </w:r>
-      <w:proofErr w:type="spellEnd"/>
-      <w:r>
-        <w:t xml:space="preserve"> --&gt; </w:t>
-      </w:r>
-      <w:proofErr w:type="spellStart"/>
-      <w:r>
-        <w:t>ClientNetwork</w:t>
-      </w:r>
-      <w:proofErr w:type="spellEnd"/>
-      <w:r>
-        <w:t>: response</w:t>
-      </w:r>
-    </w:p>
-    <w:p>
-      <w:proofErr w:type="spellStart"/>
-      <w:r>
-        <w:t>ClientNetwork</w:t>
-      </w:r>
-      <w:proofErr w:type="spellEnd"/>
-      <w:r>
-        <w:t xml:space="preserve"> --&gt; GUI: </w:t>
-      </w:r>
-      <w:proofErr w:type="spellStart"/>
-      <w:r>
-        <w:t>switchView</w:t>
-      </w:r>
-      <w:proofErr w:type="spellEnd"/>
-      <w:r>
-        <w:t>(MENU)</w:t>
+      <w:r>
+        <w:t>RequestHandler -&gt; ClientHandler: sendResponse(result)</w:t>
+      </w:r>
+    </w:p>
+    <w:p>
+      <w:r>
+        <w:t>ClientHandler --&gt; ClientNetwork: response</w:t>
+      </w:r>
+    </w:p>
+    <w:p>
+      <w:r>
+        <w:t>ClientNetwork --&gt; GUI: switchView(MENU)</w:t>
       </w:r>
     </w:p>
     <w:p/>
@@ -13506,7 +14419,7 @@
       </w:pPr>
       <w:bookmarkStart w:id="57" w:name="_Toc222478445"/>
       <w:bookmarkStart w:id="58" w:name="_Toc223255458"/>
-      <w:bookmarkStart w:id="59" w:name="_Toc226368445"/>
+      <w:bookmarkStart w:id="59" w:name="_Toc226560992"/>
       <w:r>
         <w:t xml:space="preserve">IT User Actor and the Communication </w:t>
       </w:r>
@@ -13587,7 +14500,7 @@
                     </pic:cNvPicPr>
                   </pic:nvPicPr>
                   <pic:blipFill>
-                    <a:blip r:embed="rId28" cstate="print">
+                    <a:blip r:embed="rId45" cstate="print">
                       <a:extLst>
                         <a:ext uri="{28A0092B-C50C-407E-A947-70E740481C1C}">
                           <a14:useLocalDpi xmlns:a14="http://schemas.microsoft.com/office/drawing/2010/main" val="0"/>
@@ -13653,13 +14566,8 @@
     <w:p/>
     <w:p>
       <w:r>
-        <w:t xml:space="preserve">actor </w:t>
-      </w:r>
-      <w:proofErr w:type="spellStart"/>
-      <w:r>
-        <w:t>ITUser</w:t>
-      </w:r>
-      <w:proofErr w:type="spellEnd"/>
+        <w:t>actor ITUser</w:t>
+      </w:r>
     </w:p>
     <w:p>
       <w:r>
@@ -13668,93 +14576,48 @@
     </w:p>
     <w:p>
       <w:r>
-        <w:t xml:space="preserve">participant </w:t>
-      </w:r>
-      <w:proofErr w:type="spellStart"/>
-      <w:r>
-        <w:t>LoginView</w:t>
-      </w:r>
-      <w:proofErr w:type="spellEnd"/>
-    </w:p>
-    <w:p>
-      <w:r>
-        <w:t xml:space="preserve">participant </w:t>
-      </w:r>
-      <w:proofErr w:type="spellStart"/>
-      <w:r>
-        <w:t>ITControlPanelView</w:t>
-      </w:r>
-      <w:proofErr w:type="spellEnd"/>
-    </w:p>
-    <w:p>
-      <w:r>
-        <w:t xml:space="preserve">participant </w:t>
-      </w:r>
-      <w:proofErr w:type="spellStart"/>
-      <w:r>
-        <w:t>ClientNetwork</w:t>
-      </w:r>
-      <w:proofErr w:type="spellEnd"/>
-    </w:p>
-    <w:p>
-      <w:r>
-        <w:t xml:space="preserve">participant </w:t>
-      </w:r>
-      <w:proofErr w:type="spellStart"/>
-      <w:r>
-        <w:t>ServerNetwork</w:t>
-      </w:r>
-      <w:proofErr w:type="spellEnd"/>
-    </w:p>
-    <w:p>
-      <w:r>
-        <w:t xml:space="preserve">participant </w:t>
-      </w:r>
-      <w:proofErr w:type="spellStart"/>
-      <w:r>
-        <w:t>RequestHandler</w:t>
-      </w:r>
-      <w:proofErr w:type="spellEnd"/>
-    </w:p>
-    <w:p>
-      <w:r>
-        <w:t xml:space="preserve">participant </w:t>
-      </w:r>
-      <w:proofErr w:type="spellStart"/>
-      <w:r>
-        <w:t>UserAuthenticator</w:t>
-      </w:r>
-      <w:proofErr w:type="spellEnd"/>
-    </w:p>
-    <w:p>
-      <w:r>
-        <w:t xml:space="preserve">participant </w:t>
-      </w:r>
-      <w:proofErr w:type="spellStart"/>
-      <w:r>
-        <w:t>StorageManager</w:t>
-      </w:r>
-      <w:proofErr w:type="spellEnd"/>
-    </w:p>
-    <w:p>
-      <w:r>
-        <w:t xml:space="preserve">participant </w:t>
-      </w:r>
-      <w:proofErr w:type="spellStart"/>
-      <w:r>
-        <w:t>LoggingManager</w:t>
-      </w:r>
-      <w:proofErr w:type="spellEnd"/>
-    </w:p>
-    <w:p>
-      <w:r>
-        <w:t xml:space="preserve">participant </w:t>
-      </w:r>
-      <w:proofErr w:type="spellStart"/>
-      <w:r>
-        <w:t>ClientHandler</w:t>
-      </w:r>
-      <w:proofErr w:type="spellEnd"/>
+        <w:t>participant LoginView</w:t>
+      </w:r>
+    </w:p>
+    <w:p>
+      <w:r>
+        <w:t>participant ITControlPanelView</w:t>
+      </w:r>
+    </w:p>
+    <w:p>
+      <w:r>
+        <w:t>participant ClientNetwork</w:t>
+      </w:r>
+    </w:p>
+    <w:p>
+      <w:r>
+        <w:t>participant ServerNetwork</w:t>
+      </w:r>
+    </w:p>
+    <w:p>
+      <w:r>
+        <w:t>participant RequestHandler</w:t>
+      </w:r>
+    </w:p>
+    <w:p>
+      <w:r>
+        <w:t>participant UserAuthenticator</w:t>
+      </w:r>
+    </w:p>
+    <w:p>
+      <w:r>
+        <w:t>participant StorageManager</w:t>
+      </w:r>
+    </w:p>
+    <w:p>
+      <w:r>
+        <w:t>participant LoggingManager</w:t>
+      </w:r>
+    </w:p>
+    <w:p>
+      <w:r>
+        <w:t>participant ClientHandler</w:t>
+      </w:r>
     </w:p>
     <w:p/>
     <w:p>
@@ -13764,353 +14627,90 @@
     </w:p>
     <w:p/>
     <w:p>
-      <w:proofErr w:type="spellStart"/>
-      <w:r>
-        <w:t>ITUser</w:t>
-      </w:r>
-      <w:proofErr w:type="spellEnd"/>
-      <w:r>
-        <w:t xml:space="preserve"> -&gt; GUI: </w:t>
-      </w:r>
-      <w:proofErr w:type="spellStart"/>
-      <w:r>
-        <w:t>startApplication</w:t>
-      </w:r>
-      <w:proofErr w:type="spellEnd"/>
-      <w:r>
-        <w:t>()</w:t>
-      </w:r>
-    </w:p>
-    <w:p>
-      <w:r>
-        <w:t xml:space="preserve">GUI -&gt; </w:t>
-      </w:r>
-      <w:proofErr w:type="spellStart"/>
-      <w:r>
-        <w:t>LoginView</w:t>
-      </w:r>
-      <w:proofErr w:type="spellEnd"/>
-      <w:r>
-        <w:t>: display()</w:t>
+      <w:r>
+        <w:t>ITUser -&gt; GUI: startApplication()</w:t>
+      </w:r>
+    </w:p>
+    <w:p>
+      <w:r>
+        <w:t>GUI -&gt; LoginView: display()</w:t>
       </w:r>
     </w:p>
     <w:p/>
     <w:p>
-      <w:proofErr w:type="spellStart"/>
       <w:r>
         <w:lastRenderedPageBreak/>
-        <w:t>ITUser</w:t>
-      </w:r>
-      <w:proofErr w:type="spellEnd"/>
-      <w:r>
-        <w:t xml:space="preserve"> -&gt; </w:t>
-      </w:r>
-      <w:proofErr w:type="spellStart"/>
-      <w:r>
-        <w:t>LoginView</w:t>
-      </w:r>
-      <w:proofErr w:type="spellEnd"/>
-      <w:r>
-        <w:t xml:space="preserve">: </w:t>
-      </w:r>
-      <w:proofErr w:type="spellStart"/>
-      <w:r>
-        <w:t>attemptLogin</w:t>
-      </w:r>
-      <w:proofErr w:type="spellEnd"/>
-      <w:r>
-        <w:t>()</w:t>
-      </w:r>
-    </w:p>
-    <w:p>
-      <w:proofErr w:type="spellStart"/>
-      <w:r>
-        <w:t>LoginView</w:t>
-      </w:r>
-      <w:proofErr w:type="spellEnd"/>
-      <w:r>
-        <w:t xml:space="preserve"> -&gt; GUI: </w:t>
-      </w:r>
-      <w:proofErr w:type="spellStart"/>
-      <w:r>
-        <w:t>switchView</w:t>
-      </w:r>
-      <w:proofErr w:type="spellEnd"/>
-      <w:r>
-        <w:t>(LOGIN)</w:t>
+        <w:t>ITUser -&gt; LoginView: attemptLogin()</w:t>
+      </w:r>
+    </w:p>
+    <w:p>
+      <w:r>
+        <w:t>LoginView -&gt; GUI: switchView(LOGIN)</w:t>
       </w:r>
     </w:p>
     <w:p/>
     <w:p>
       <w:r>
-        <w:t xml:space="preserve">GUI -&gt; </w:t>
-      </w:r>
-      <w:proofErr w:type="spellStart"/>
-      <w:r>
-        <w:t>ClientNetwork</w:t>
-      </w:r>
-      <w:proofErr w:type="spellEnd"/>
-      <w:r>
-        <w:t xml:space="preserve">: </w:t>
-      </w:r>
-      <w:proofErr w:type="spellStart"/>
-      <w:r>
-        <w:t>sendMessage</w:t>
-      </w:r>
-      <w:proofErr w:type="spellEnd"/>
-      <w:r>
-        <w:t>(</w:t>
-      </w:r>
-      <w:proofErr w:type="spellStart"/>
-      <w:r>
-        <w:t>loginRequest</w:t>
-      </w:r>
-      <w:proofErr w:type="spellEnd"/>
-      <w:r>
-        <w:t>)</w:t>
-      </w:r>
-    </w:p>
-    <w:p>
-      <w:proofErr w:type="spellStart"/>
-      <w:r>
-        <w:t>ClientNetwork</w:t>
-      </w:r>
-      <w:proofErr w:type="spellEnd"/>
-      <w:r>
-        <w:t xml:space="preserve"> -&gt; </w:t>
-      </w:r>
-      <w:proofErr w:type="spellStart"/>
-      <w:r>
-        <w:t>ServerNetwork</w:t>
-      </w:r>
-      <w:proofErr w:type="spellEnd"/>
-      <w:r>
-        <w:t xml:space="preserve">: </w:t>
-      </w:r>
-      <w:proofErr w:type="spellStart"/>
-      <w:r>
-        <w:t>routeMessageToTarget</w:t>
-      </w:r>
-      <w:proofErr w:type="spellEnd"/>
-      <w:r>
-        <w:t>(</w:t>
-      </w:r>
-      <w:proofErr w:type="spellStart"/>
-      <w:r>
-        <w:t>loginRequest</w:t>
-      </w:r>
-      <w:proofErr w:type="spellEnd"/>
-      <w:r>
-        <w:t xml:space="preserve">, </w:t>
-      </w:r>
-      <w:proofErr w:type="spellStart"/>
-      <w:r>
-        <w:t>serverID</w:t>
-      </w:r>
-      <w:proofErr w:type="spellEnd"/>
-      <w:r>
-        <w:t>)</w:t>
-      </w:r>
-    </w:p>
-    <w:p>
-      <w:proofErr w:type="spellStart"/>
-      <w:r>
-        <w:t>ServerNetwork</w:t>
-      </w:r>
-      <w:proofErr w:type="spellEnd"/>
-      <w:r>
-        <w:t xml:space="preserve"> -&gt; </w:t>
-      </w:r>
-      <w:proofErr w:type="spellStart"/>
-      <w:r>
-        <w:t>RequestHandler</w:t>
-      </w:r>
-      <w:proofErr w:type="spellEnd"/>
-      <w:r>
-        <w:t xml:space="preserve">: </w:t>
-      </w:r>
-      <w:proofErr w:type="spellStart"/>
-      <w:r>
-        <w:t>doLogin</w:t>
-      </w:r>
-      <w:proofErr w:type="spellEnd"/>
-      <w:r>
-        <w:t>()</w:t>
+        <w:t>GUI -&gt; ClientNetwork: sendMessage(loginRequest)</w:t>
+      </w:r>
+    </w:p>
+    <w:p>
+      <w:r>
+        <w:t>ClientNetwork -&gt; ServerNetwork: routeMessageToTarget(loginRequest, serverID)</w:t>
+      </w:r>
+    </w:p>
+    <w:p>
+      <w:r>
+        <w:t>ServerNetwork -&gt; RequestHandler: doLogin()</w:t>
       </w:r>
     </w:p>
     <w:p/>
     <w:p>
-      <w:proofErr w:type="spellStart"/>
-      <w:r>
-        <w:t>RequestHandler</w:t>
-      </w:r>
-      <w:proofErr w:type="spellEnd"/>
-      <w:r>
-        <w:t xml:space="preserve"> -&gt; </w:t>
-      </w:r>
-      <w:proofErr w:type="spellStart"/>
-      <w:r>
-        <w:t>UserAuthenticator</w:t>
-      </w:r>
-      <w:proofErr w:type="spellEnd"/>
-      <w:r>
-        <w:t>: authenticate()</w:t>
-      </w:r>
-    </w:p>
-    <w:p>
-      <w:proofErr w:type="spellStart"/>
-      <w:r>
-        <w:t>UserAuthenticator</w:t>
-      </w:r>
-      <w:proofErr w:type="spellEnd"/>
-      <w:r>
-        <w:t xml:space="preserve"> --&gt; </w:t>
-      </w:r>
-      <w:proofErr w:type="spellStart"/>
-      <w:r>
-        <w:t>RequestHandler</w:t>
-      </w:r>
-      <w:proofErr w:type="spellEnd"/>
-      <w:r>
-        <w:t>: authenticated</w:t>
+      <w:r>
+        <w:t>RequestHandler -&gt; UserAuthenticator: authenticate()</w:t>
+      </w:r>
+    </w:p>
+    <w:p>
+      <w:r>
+        <w:t>UserAuthenticator --&gt; RequestHandler: authenticated</w:t>
       </w:r>
     </w:p>
     <w:p/>
     <w:p>
-      <w:proofErr w:type="spellStart"/>
-      <w:r>
-        <w:t>RequestHandler</w:t>
-      </w:r>
-      <w:proofErr w:type="spellEnd"/>
-      <w:r>
-        <w:t xml:space="preserve"> -&gt; </w:t>
-      </w:r>
-      <w:proofErr w:type="spellStart"/>
-      <w:r>
-        <w:t>LoggingManager</w:t>
-      </w:r>
-      <w:proofErr w:type="spellEnd"/>
-      <w:r>
-        <w:t xml:space="preserve">: </w:t>
-      </w:r>
-      <w:proofErr w:type="spellStart"/>
-      <w:r>
-        <w:t>logLoginAttempt</w:t>
-      </w:r>
-      <w:proofErr w:type="spellEnd"/>
-      <w:r>
-        <w:t>()</w:t>
-      </w:r>
-    </w:p>
-    <w:p>
-      <w:proofErr w:type="spellStart"/>
-      <w:r>
-        <w:t>RequestHandler</w:t>
-      </w:r>
-      <w:proofErr w:type="spellEnd"/>
-      <w:r>
-        <w:t xml:space="preserve"> -&gt; </w:t>
-      </w:r>
-      <w:proofErr w:type="spellStart"/>
-      <w:r>
-        <w:t>ClientHandler</w:t>
-      </w:r>
-      <w:proofErr w:type="spellEnd"/>
-      <w:r>
-        <w:t xml:space="preserve">: </w:t>
-      </w:r>
-      <w:proofErr w:type="spellStart"/>
-      <w:r>
-        <w:t>sendResponse</w:t>
-      </w:r>
-      <w:proofErr w:type="spellEnd"/>
-      <w:r>
-        <w:t>(</w:t>
-      </w:r>
-      <w:proofErr w:type="spellStart"/>
-      <w:r>
-        <w:t>itUser</w:t>
-      </w:r>
-      <w:proofErr w:type="spellEnd"/>
-      <w:r>
-        <w:t>)</w:t>
+      <w:r>
+        <w:t>RequestHandler -&gt; LoggingManager: logLoginAttempt()</w:t>
+      </w:r>
+    </w:p>
+    <w:p>
+      <w:r>
+        <w:t>RequestHandler -&gt; ClientHandler: sendResponse(itUser)</w:t>
       </w:r>
     </w:p>
     <w:p/>
     <w:p>
-      <w:proofErr w:type="spellStart"/>
-      <w:r>
-        <w:t>ClientHandler</w:t>
-      </w:r>
-      <w:proofErr w:type="spellEnd"/>
-      <w:r>
-        <w:t xml:space="preserve"> --&gt; </w:t>
-      </w:r>
-      <w:proofErr w:type="spellStart"/>
-      <w:r>
-        <w:t>ClientNetwork</w:t>
-      </w:r>
-      <w:proofErr w:type="spellEnd"/>
-      <w:r>
-        <w:t>: authenticated IT user</w:t>
-      </w:r>
-    </w:p>
-    <w:p>
-      <w:proofErr w:type="spellStart"/>
-      <w:r>
-        <w:t>ClientNetwork</w:t>
-      </w:r>
-      <w:proofErr w:type="spellEnd"/>
-      <w:r>
-        <w:t xml:space="preserve"> --&gt; GUI: authenticated IT user</w:t>
+      <w:r>
+        <w:t>ClientHandler --&gt; ClientNetwork: authenticated IT user</w:t>
+      </w:r>
+    </w:p>
+    <w:p>
+      <w:r>
+        <w:t>ClientNetwork --&gt; GUI: authenticated IT user</w:t>
       </w:r>
     </w:p>
     <w:p/>
     <w:p>
       <w:r>
-        <w:t xml:space="preserve">GUI -&gt; GUI: </w:t>
-      </w:r>
-      <w:proofErr w:type="spellStart"/>
-      <w:r>
-        <w:t>setCurrentUser</w:t>
-      </w:r>
-      <w:proofErr w:type="spellEnd"/>
-      <w:r>
-        <w:t>(</w:t>
-      </w:r>
-      <w:proofErr w:type="spellStart"/>
-      <w:r>
-        <w:t>itUser</w:t>
-      </w:r>
-      <w:proofErr w:type="spellEnd"/>
-      <w:r>
-        <w:t>)</w:t>
-      </w:r>
-    </w:p>
-    <w:p>
-      <w:r>
-        <w:t xml:space="preserve">GUI -&gt; GUI: </w:t>
-      </w:r>
-      <w:proofErr w:type="spellStart"/>
-      <w:r>
-        <w:t>switchView</w:t>
-      </w:r>
-      <w:proofErr w:type="spellEnd"/>
-      <w:r>
-        <w:t>(ITCONTROLPANEL)</w:t>
-      </w:r>
-    </w:p>
-    <w:p>
-      <w:r>
-        <w:t xml:space="preserve">GUI -&gt; </w:t>
-      </w:r>
-      <w:proofErr w:type="spellStart"/>
-      <w:r>
-        <w:t>ITControlPanelView</w:t>
-      </w:r>
-      <w:proofErr w:type="spellEnd"/>
-      <w:r>
-        <w:t>: display()</w:t>
+        <w:t>GUI -&gt; GUI: setCurrentUser(itUser)</w:t>
+      </w:r>
+    </w:p>
+    <w:p>
+      <w:r>
+        <w:t>GUI -&gt; GUI: switchView(ITCONTROLPANEL)</w:t>
+      </w:r>
+    </w:p>
+    <w:p>
+      <w:r>
+        <w:t>GUI -&gt; ITControlPanelView: display()</w:t>
       </w:r>
     </w:p>
     <w:p/>
@@ -14121,129 +14721,29 @@
     </w:p>
     <w:p/>
     <w:p>
-      <w:proofErr w:type="spellStart"/>
-      <w:r>
-        <w:t>ITUser</w:t>
-      </w:r>
-      <w:proofErr w:type="spellEnd"/>
-      <w:r>
-        <w:t xml:space="preserve"> -&gt; </w:t>
-      </w:r>
-      <w:proofErr w:type="spellStart"/>
-      <w:r>
-        <w:t>ITControlPanelView</w:t>
-      </w:r>
-      <w:proofErr w:type="spellEnd"/>
-      <w:r>
-        <w:t xml:space="preserve">: </w:t>
-      </w:r>
-      <w:proofErr w:type="spellStart"/>
-      <w:r>
-        <w:t>performAction</w:t>
-      </w:r>
-      <w:proofErr w:type="spellEnd"/>
-      <w:r>
-        <w:t>()</w:t>
-      </w:r>
-    </w:p>
-    <w:p>
-      <w:proofErr w:type="spellStart"/>
-      <w:r>
-        <w:t>ITControlPanelView</w:t>
-      </w:r>
-      <w:proofErr w:type="spellEnd"/>
-      <w:r>
-        <w:t xml:space="preserve"> -&gt; GUI: </w:t>
-      </w:r>
-      <w:proofErr w:type="spellStart"/>
-      <w:r>
-        <w:t>switchView</w:t>
-      </w:r>
-      <w:proofErr w:type="spellEnd"/>
-      <w:r>
-        <w:t>(ITCONTROLPANEL)</w:t>
+      <w:r>
+        <w:t>ITUser -&gt; ITControlPanelView: performAction()</w:t>
+      </w:r>
+    </w:p>
+    <w:p>
+      <w:r>
+        <w:t>ITControlPanelView -&gt; GUI: switchView(ITCONTROLPANEL)</w:t>
       </w:r>
     </w:p>
     <w:p/>
     <w:p>
       <w:r>
-        <w:t xml:space="preserve">GUI -&gt; </w:t>
-      </w:r>
-      <w:proofErr w:type="spellStart"/>
-      <w:r>
-        <w:t>ClientNetwork</w:t>
-      </w:r>
-      <w:proofErr w:type="spellEnd"/>
-      <w:r>
-        <w:t xml:space="preserve">: </w:t>
-      </w:r>
-      <w:proofErr w:type="spellStart"/>
-      <w:r>
-        <w:t>sendMessage</w:t>
-      </w:r>
-      <w:proofErr w:type="spellEnd"/>
-      <w:r>
-        <w:t>(request)</w:t>
-      </w:r>
-    </w:p>
-    <w:p>
-      <w:proofErr w:type="spellStart"/>
-      <w:r>
-        <w:t>ClientNetwork</w:t>
-      </w:r>
-      <w:proofErr w:type="spellEnd"/>
-      <w:r>
-        <w:t xml:space="preserve"> -&gt; </w:t>
-      </w:r>
-      <w:proofErr w:type="spellStart"/>
-      <w:r>
-        <w:t>ServerNetwork</w:t>
-      </w:r>
-      <w:proofErr w:type="spellEnd"/>
-      <w:r>
-        <w:t xml:space="preserve">: </w:t>
-      </w:r>
-      <w:proofErr w:type="spellStart"/>
-      <w:r>
-        <w:t>routeMessageToTarget</w:t>
-      </w:r>
-      <w:proofErr w:type="spellEnd"/>
-      <w:r>
-        <w:t xml:space="preserve">(request, </w:t>
-      </w:r>
-      <w:proofErr w:type="spellStart"/>
-      <w:r>
-        <w:t>targetID</w:t>
-      </w:r>
-      <w:proofErr w:type="spellEnd"/>
-      <w:r>
-        <w:t>)</w:t>
-      </w:r>
-    </w:p>
-    <w:p>
-      <w:proofErr w:type="spellStart"/>
-      <w:r>
-        <w:t>ServerNetwork</w:t>
-      </w:r>
-      <w:proofErr w:type="spellEnd"/>
-      <w:r>
-        <w:t xml:space="preserve"> -&gt; </w:t>
-      </w:r>
-      <w:proofErr w:type="spellStart"/>
-      <w:r>
-        <w:t>RequestHandler</w:t>
-      </w:r>
-      <w:proofErr w:type="spellEnd"/>
-      <w:r>
-        <w:t xml:space="preserve">: </w:t>
-      </w:r>
-      <w:proofErr w:type="spellStart"/>
-      <w:r>
-        <w:t>processRequest</w:t>
-      </w:r>
-      <w:proofErr w:type="spellEnd"/>
-      <w:r>
-        <w:t>()</w:t>
+        <w:t>GUI -&gt; ClientNetwork: sendMessage(request)</w:t>
+      </w:r>
+    </w:p>
+    <w:p>
+      <w:r>
+        <w:t>ClientNetwork -&gt; ServerNetwork: routeMessageToTarget(request, targetID)</w:t>
+      </w:r>
+    </w:p>
+    <w:p>
+      <w:r>
+        <w:t>ServerNetwork -&gt; RequestHandler: processRequest()</w:t>
       </w:r>
     </w:p>
     <w:p/>
@@ -14254,52 +14754,12 @@
     </w:p>
     <w:p>
       <w:r>
-        <w:t xml:space="preserve">    </w:t>
-      </w:r>
-      <w:proofErr w:type="spellStart"/>
-      <w:r>
-        <w:t>RequestHandler</w:t>
-      </w:r>
-      <w:proofErr w:type="spellEnd"/>
-      <w:r>
-        <w:t xml:space="preserve"> -&gt; </w:t>
-      </w:r>
-      <w:proofErr w:type="spellStart"/>
-      <w:r>
-        <w:t>StorageManager</w:t>
-      </w:r>
-      <w:proofErr w:type="spellEnd"/>
-      <w:r>
-        <w:t xml:space="preserve">: </w:t>
-      </w:r>
-      <w:proofErr w:type="spellStart"/>
-      <w:r>
-        <w:t>saveMessage</w:t>
-      </w:r>
-      <w:proofErr w:type="spellEnd"/>
-      <w:r>
-        <w:t>()</w:t>
-      </w:r>
-    </w:p>
-    <w:p>
-      <w:r>
-        <w:t xml:space="preserve">    </w:t>
-      </w:r>
-      <w:proofErr w:type="spellStart"/>
-      <w:r>
-        <w:t>StorageManager</w:t>
-      </w:r>
-      <w:proofErr w:type="spellEnd"/>
-      <w:r>
-        <w:t xml:space="preserve"> --&gt; </w:t>
-      </w:r>
-      <w:proofErr w:type="spellStart"/>
-      <w:r>
-        <w:t>RequestHandler</w:t>
-      </w:r>
-      <w:proofErr w:type="spellEnd"/>
-      <w:r>
-        <w:t>: saved</w:t>
+        <w:t xml:space="preserve">    RequestHandler -&gt; StorageManager: saveMessage()</w:t>
+      </w:r>
+    </w:p>
+    <w:p>
+      <w:r>
+        <w:t xml:space="preserve">    StorageManager --&gt; RequestHandler: saved</w:t>
       </w:r>
     </w:p>
     <w:p>
@@ -14315,23 +14775,7 @@
     </w:p>
     <w:p>
       <w:r>
-        <w:t xml:space="preserve">    </w:t>
-      </w:r>
-      <w:proofErr w:type="spellStart"/>
-      <w:r>
-        <w:t>RequestHandler</w:t>
-      </w:r>
-      <w:proofErr w:type="spellEnd"/>
-      <w:r>
-        <w:t xml:space="preserve"> -&gt; </w:t>
-      </w:r>
-      <w:proofErr w:type="spellStart"/>
-      <w:r>
-        <w:t>LoggingManager</w:t>
-      </w:r>
-      <w:proofErr w:type="spellEnd"/>
-      <w:r>
-        <w:t>: log()</w:t>
+        <w:t xml:space="preserve">    RequestHandler -&gt; LoggingManager: log()</w:t>
       </w:r>
     </w:p>
     <w:p>
@@ -14341,65 +14785,18 @@
     </w:p>
     <w:p/>
     <w:p>
-      <w:proofErr w:type="spellStart"/>
-      <w:r>
-        <w:t>RequestHandler</w:t>
-      </w:r>
-      <w:proofErr w:type="spellEnd"/>
-      <w:r>
-        <w:t xml:space="preserve"> -&gt; </w:t>
-      </w:r>
-      <w:proofErr w:type="spellStart"/>
-      <w:r>
-        <w:t>ClientHandler</w:t>
-      </w:r>
-      <w:proofErr w:type="spellEnd"/>
-      <w:r>
-        <w:t xml:space="preserve">: </w:t>
-      </w:r>
-      <w:proofErr w:type="spellStart"/>
-      <w:r>
-        <w:t>sendResponse</w:t>
-      </w:r>
-      <w:proofErr w:type="spellEnd"/>
-      <w:r>
-        <w:t>(result)</w:t>
-      </w:r>
-    </w:p>
-    <w:p>
-      <w:proofErr w:type="spellStart"/>
-      <w:r>
-        <w:t>ClientHandler</w:t>
-      </w:r>
-      <w:proofErr w:type="spellEnd"/>
-      <w:r>
-        <w:t xml:space="preserve"> --&gt; </w:t>
-      </w:r>
-      <w:proofErr w:type="spellStart"/>
-      <w:r>
-        <w:t>ClientNetwork</w:t>
-      </w:r>
-      <w:proofErr w:type="spellEnd"/>
-      <w:r>
-        <w:t>: response</w:t>
-      </w:r>
-    </w:p>
-    <w:p>
-      <w:proofErr w:type="spellStart"/>
-      <w:r>
-        <w:t>ClientNetwork</w:t>
-      </w:r>
-      <w:proofErr w:type="spellEnd"/>
-      <w:r>
-        <w:t xml:space="preserve"> --&gt; GUI: </w:t>
-      </w:r>
-      <w:proofErr w:type="spellStart"/>
-      <w:r>
-        <w:t>switchView</w:t>
-      </w:r>
-      <w:proofErr w:type="spellEnd"/>
-      <w:r>
-        <w:t>(ITCONTROLPANEL)</w:t>
+      <w:r>
+        <w:t>RequestHandler -&gt; ClientHandler: sendResponse(result)</w:t>
+      </w:r>
+    </w:p>
+    <w:p>
+      <w:r>
+        <w:t>ClientHandler --&gt; ClientNetwork: response</w:t>
+      </w:r>
+    </w:p>
+    <w:p>
+      <w:r>
+        <w:t>ClientNetwork --&gt; GUI: switchView(ITCONTROLPANEL)</w:t>
       </w:r>
     </w:p>
     <w:p/>
@@ -14418,7 +14815,7 @@
         </w:numPr>
       </w:pPr>
       <w:bookmarkStart w:id="60" w:name="_Toc223255459"/>
-      <w:bookmarkStart w:id="61" w:name="_Toc226368446"/>
+      <w:bookmarkStart w:id="61" w:name="_Toc226560993"/>
       <w:r>
         <w:lastRenderedPageBreak/>
         <w:t>Application</w:t>
@@ -14507,7 +14904,7 @@
                     </pic:cNvPicPr>
                   </pic:nvPicPr>
                   <pic:blipFill>
-                    <a:blip r:embed="rId29" cstate="print">
+                    <a:blip r:embed="rId46" cstate="print">
                       <a:extLst>
                         <a:ext uri="{28A0092B-C50C-407E-A947-70E740481C1C}">
                           <a14:useLocalDpi xmlns:a14="http://schemas.microsoft.com/office/drawing/2010/main" val="0"/>
@@ -14588,63 +14985,33 @@
     </w:p>
     <w:p>
       <w:r>
-        <w:t xml:space="preserve">participant </w:t>
-      </w:r>
-      <w:proofErr w:type="spellStart"/>
-      <w:r>
-        <w:t>ClientNetwork</w:t>
-      </w:r>
-      <w:proofErr w:type="spellEnd"/>
-    </w:p>
-    <w:p>
-      <w:r>
-        <w:t xml:space="preserve">participant </w:t>
-      </w:r>
-      <w:proofErr w:type="spellStart"/>
-      <w:r>
-        <w:t>ServerNetwork</w:t>
-      </w:r>
-      <w:proofErr w:type="spellEnd"/>
-    </w:p>
-    <w:p>
-      <w:r>
-        <w:t xml:space="preserve">participant </w:t>
-      </w:r>
-      <w:proofErr w:type="spellStart"/>
-      <w:r>
-        <w:t>RequestHandler</w:t>
-      </w:r>
-      <w:proofErr w:type="spellEnd"/>
-    </w:p>
-    <w:p>
-      <w:r>
-        <w:t xml:space="preserve">participant </w:t>
-      </w:r>
-      <w:proofErr w:type="spellStart"/>
-      <w:r>
-        <w:t>StorageManager</w:t>
-      </w:r>
-      <w:proofErr w:type="spellEnd"/>
-    </w:p>
-    <w:p>
-      <w:r>
-        <w:t xml:space="preserve">participant </w:t>
-      </w:r>
-      <w:proofErr w:type="spellStart"/>
-      <w:r>
-        <w:t>LoggingManager</w:t>
-      </w:r>
-      <w:proofErr w:type="spellEnd"/>
-    </w:p>
-    <w:p>
-      <w:r>
-        <w:t xml:space="preserve">participant </w:t>
-      </w:r>
-      <w:proofErr w:type="spellStart"/>
-      <w:r>
-        <w:t>ClientHandler</w:t>
-      </w:r>
-      <w:proofErr w:type="spellEnd"/>
+        <w:t>participant ClientNetwork</w:t>
+      </w:r>
+    </w:p>
+    <w:p>
+      <w:r>
+        <w:t>participant ServerNetwork</w:t>
+      </w:r>
+    </w:p>
+    <w:p>
+      <w:r>
+        <w:t>participant RequestHandler</w:t>
+      </w:r>
+    </w:p>
+    <w:p>
+      <w:r>
+        <w:t>participant StorageManager</w:t>
+      </w:r>
+    </w:p>
+    <w:p>
+      <w:r>
+        <w:t>participant LoggingManager</w:t>
+      </w:r>
+    </w:p>
+    <w:p>
+      <w:r>
+        <w:t>participant ClientHandler</w:t>
+      </w:r>
     </w:p>
     <w:p>
       <w:r>
@@ -14665,240 +15032,67 @@
     <w:p/>
     <w:p>
       <w:r>
-        <w:t xml:space="preserve">User1 -&gt; GUI1: </w:t>
-      </w:r>
-      <w:proofErr w:type="spellStart"/>
-      <w:r>
-        <w:t>sendMessage</w:t>
-      </w:r>
-      <w:proofErr w:type="spellEnd"/>
-      <w:r>
-        <w:t>()</w:t>
+        <w:t>User1 -&gt; GUI1: sendMessage()</w:t>
       </w:r>
     </w:p>
     <w:p>
       <w:r>
         <w:lastRenderedPageBreak/>
-        <w:t xml:space="preserve">GUI1 -&gt; </w:t>
-      </w:r>
-      <w:proofErr w:type="spellStart"/>
-      <w:r>
-        <w:t>ClientNetwork</w:t>
-      </w:r>
-      <w:proofErr w:type="spellEnd"/>
-      <w:r>
-        <w:t xml:space="preserve">: </w:t>
-      </w:r>
-      <w:proofErr w:type="spellStart"/>
-      <w:r>
-        <w:t>sendMessage</w:t>
-      </w:r>
-      <w:proofErr w:type="spellEnd"/>
-      <w:r>
-        <w:t>(request)</w:t>
-      </w:r>
-    </w:p>
-    <w:p>
-      <w:proofErr w:type="spellStart"/>
-      <w:r>
-        <w:t>ClientNetwork</w:t>
-      </w:r>
-      <w:proofErr w:type="spellEnd"/>
-      <w:r>
-        <w:t xml:space="preserve"> -&gt; </w:t>
-      </w:r>
-      <w:proofErr w:type="spellStart"/>
-      <w:r>
-        <w:t>ServerNetwork</w:t>
-      </w:r>
-      <w:proofErr w:type="spellEnd"/>
-      <w:r>
-        <w:t xml:space="preserve">: </w:t>
-      </w:r>
-      <w:proofErr w:type="spellStart"/>
-      <w:r>
-        <w:t>routeMessageToTarget</w:t>
-      </w:r>
-      <w:proofErr w:type="spellEnd"/>
-      <w:r>
-        <w:t>(request, user2ID)</w:t>
-      </w:r>
-    </w:p>
-    <w:p>
-      <w:proofErr w:type="spellStart"/>
-      <w:r>
-        <w:t>ServerNetwork</w:t>
-      </w:r>
-      <w:proofErr w:type="spellEnd"/>
-      <w:r>
-        <w:t xml:space="preserve"> -&gt; </w:t>
-      </w:r>
-      <w:proofErr w:type="spellStart"/>
-      <w:r>
-        <w:t>RequestHandler</w:t>
-      </w:r>
-      <w:proofErr w:type="spellEnd"/>
-      <w:r>
-        <w:t xml:space="preserve">: </w:t>
-      </w:r>
-      <w:proofErr w:type="spellStart"/>
-      <w:r>
-        <w:t>processRequest</w:t>
-      </w:r>
-      <w:proofErr w:type="spellEnd"/>
-      <w:r>
-        <w:t>()</w:t>
+        <w:t>GUI1 -&gt; ClientNetwork: sendMessage(request)</w:t>
+      </w:r>
+    </w:p>
+    <w:p>
+      <w:r>
+        <w:t>ClientNetwork -&gt; ServerNetwork: routeMessageToTarget(request, user2ID)</w:t>
+      </w:r>
+    </w:p>
+    <w:p>
+      <w:r>
+        <w:t>ServerNetwork -&gt; RequestHandler: processRequest()</w:t>
       </w:r>
     </w:p>
     <w:p/>
     <w:p>
-      <w:proofErr w:type="spellStart"/>
-      <w:r>
-        <w:t>RequestHandler</w:t>
-      </w:r>
-      <w:proofErr w:type="spellEnd"/>
-      <w:r>
-        <w:t xml:space="preserve"> -&gt; </w:t>
-      </w:r>
-      <w:proofErr w:type="spellStart"/>
-      <w:r>
-        <w:t>StorageManager</w:t>
-      </w:r>
-      <w:proofErr w:type="spellEnd"/>
-      <w:r>
-        <w:t xml:space="preserve">: </w:t>
-      </w:r>
-      <w:proofErr w:type="spellStart"/>
-      <w:r>
-        <w:t>saveMessage</w:t>
-      </w:r>
-      <w:proofErr w:type="spellEnd"/>
-      <w:r>
-        <w:t>()</w:t>
-      </w:r>
-    </w:p>
-    <w:p>
-      <w:proofErr w:type="spellStart"/>
-      <w:r>
-        <w:t>StorageManager</w:t>
-      </w:r>
-      <w:proofErr w:type="spellEnd"/>
-      <w:r>
-        <w:t xml:space="preserve"> --&gt; </w:t>
-      </w:r>
-      <w:proofErr w:type="spellStart"/>
-      <w:r>
-        <w:t>RequestHandler</w:t>
-      </w:r>
-      <w:proofErr w:type="spellEnd"/>
-      <w:r>
-        <w:t>: saved</w:t>
+      <w:r>
+        <w:t>RequestHandler -&gt; StorageManager: saveMessage()</w:t>
+      </w:r>
+    </w:p>
+    <w:p>
+      <w:r>
+        <w:t>StorageManager --&gt; RequestHandler: saved</w:t>
       </w:r>
     </w:p>
     <w:p/>
     <w:p>
-      <w:proofErr w:type="spellStart"/>
-      <w:r>
-        <w:t>RequestHandler</w:t>
-      </w:r>
-      <w:proofErr w:type="spellEnd"/>
-      <w:r>
-        <w:t xml:space="preserve"> -&gt; </w:t>
-      </w:r>
-      <w:proofErr w:type="spellStart"/>
-      <w:r>
-        <w:t>LoggingManager</w:t>
-      </w:r>
-      <w:proofErr w:type="spellEnd"/>
-      <w:r>
-        <w:t>: log()</w:t>
+      <w:r>
+        <w:t>RequestHandler -&gt; LoggingManager: log()</w:t>
       </w:r>
     </w:p>
     <w:p/>
     <w:p>
-      <w:proofErr w:type="spellStart"/>
-      <w:r>
-        <w:t>RequestHandler</w:t>
-      </w:r>
-      <w:proofErr w:type="spellEnd"/>
-      <w:r>
-        <w:t xml:space="preserve"> -&gt; </w:t>
-      </w:r>
-      <w:proofErr w:type="spellStart"/>
-      <w:r>
-        <w:t>ClientHandler</w:t>
-      </w:r>
-      <w:proofErr w:type="spellEnd"/>
-      <w:r>
-        <w:t xml:space="preserve">: </w:t>
-      </w:r>
-      <w:proofErr w:type="spellStart"/>
-      <w:r>
-        <w:t>sendResponse</w:t>
-      </w:r>
-      <w:proofErr w:type="spellEnd"/>
-      <w:r>
-        <w:t>(message)</w:t>
-      </w:r>
-    </w:p>
-    <w:p>
-      <w:proofErr w:type="spellStart"/>
-      <w:r>
-        <w:t>ClientHandler</w:t>
-      </w:r>
-      <w:proofErr w:type="spellEnd"/>
-      <w:r>
-        <w:t xml:space="preserve"> --&gt; GUI2: </w:t>
-      </w:r>
-      <w:proofErr w:type="spellStart"/>
-      <w:r>
-        <w:t>receiveMessage</w:t>
-      </w:r>
-      <w:proofErr w:type="spellEnd"/>
-      <w:r>
-        <w:t>()</w:t>
-      </w:r>
-    </w:p>
-    <w:p>
-      <w:r>
-        <w:t xml:space="preserve">GUI2 --&gt; User2: </w:t>
-      </w:r>
-      <w:proofErr w:type="spellStart"/>
-      <w:r>
-        <w:t>viewChat</w:t>
-      </w:r>
-      <w:proofErr w:type="spellEnd"/>
-      <w:r>
-        <w:t>()</w:t>
+      <w:r>
+        <w:t>RequestHandler -&gt; ClientHandler: sendResponse(message)</w:t>
+      </w:r>
+    </w:p>
+    <w:p>
+      <w:r>
+        <w:t>ClientHandler --&gt; GUI2: receiveMessage()</w:t>
+      </w:r>
+    </w:p>
+    <w:p>
+      <w:r>
+        <w:t>GUI2 --&gt; User2: viewChat()</w:t>
       </w:r>
     </w:p>
     <w:p/>
     <w:p>
-      <w:proofErr w:type="spellStart"/>
-      <w:r>
-        <w:t>ClientHandler</w:t>
-      </w:r>
-      <w:proofErr w:type="spellEnd"/>
-      <w:r>
-        <w:t xml:space="preserve"> --&gt; </w:t>
-      </w:r>
-      <w:proofErr w:type="spellStart"/>
-      <w:r>
-        <w:t>ClientNetwork</w:t>
-      </w:r>
-      <w:proofErr w:type="spellEnd"/>
-      <w:r>
-        <w:t>: delivery confirmation</w:t>
-      </w:r>
-    </w:p>
-    <w:p>
-      <w:proofErr w:type="spellStart"/>
-      <w:r>
-        <w:t>ClientNetwork</w:t>
-      </w:r>
-      <w:proofErr w:type="spellEnd"/>
-      <w:r>
-        <w:t xml:space="preserve"> --&gt; GUI1: message delivered</w:t>
+      <w:r>
+        <w:t>ClientHandler --&gt; ClientNetwork: delivery confirmation</w:t>
+      </w:r>
+    </w:p>
+    <w:p>
+      <w:r>
+        <w:t>ClientNetwork --&gt; GUI1: message delivered</w:t>
       </w:r>
     </w:p>
     <w:p>
@@ -14921,7 +15115,7 @@
           <w:numId w:val="2"/>
         </w:numPr>
       </w:pPr>
-      <w:bookmarkStart w:id="62" w:name="_Toc226368447"/>
+      <w:bookmarkStart w:id="62" w:name="_Toc226560994"/>
       <w:r>
         <w:t>Log Out</w:t>
       </w:r>
@@ -14992,7 +15186,7 @@
                     </pic:cNvPicPr>
                   </pic:nvPicPr>
                   <pic:blipFill>
-                    <a:blip r:embed="rId30" cstate="print">
+                    <a:blip r:embed="rId47" cstate="print">
                       <a:extLst>
                         <a:ext uri="{28A0092B-C50C-407E-A947-70E740481C1C}">
                           <a14:useLocalDpi xmlns:a14="http://schemas.microsoft.com/office/drawing/2010/main" val="0"/>
@@ -15098,310 +15292,98 @@
           <w:b/>
           <w:bCs/>
         </w:rPr>
-        <w:t>participant "</w:t>
-      </w:r>
-      <w:proofErr w:type="spellStart"/>
-      <w:r>
-        <w:rPr>
-          <w:b/>
-          <w:bCs/>
-        </w:rPr>
-        <w:t>guiView</w:t>
-      </w:r>
-      <w:proofErr w:type="spellEnd"/>
-      <w:r>
-        <w:rPr>
-          <w:b/>
-          <w:bCs/>
-        </w:rPr>
-        <w:t xml:space="preserve">: </w:t>
-      </w:r>
-      <w:proofErr w:type="spellStart"/>
-      <w:r>
-        <w:rPr>
-          <w:b/>
-          <w:bCs/>
-        </w:rPr>
-        <w:t>ChatOverlayView</w:t>
-      </w:r>
-      <w:proofErr w:type="spellEnd"/>
-      <w:r>
-        <w:rPr>
-          <w:b/>
-          <w:bCs/>
-        </w:rPr>
-        <w:t>" as View</w:t>
-      </w:r>
-    </w:p>
-    <w:p>
-      <w:pPr>
-        <w:rPr>
-          <w:b/>
-          <w:bCs/>
-        </w:rPr>
-      </w:pPr>
-      <w:r>
-        <w:rPr>
-          <w:b/>
-          <w:bCs/>
-        </w:rPr>
-        <w:t>participant "</w:t>
-      </w:r>
-      <w:proofErr w:type="spellStart"/>
-      <w:r>
-        <w:rPr>
-          <w:b/>
-          <w:bCs/>
-        </w:rPr>
-        <w:t>mainGUI</w:t>
-      </w:r>
-      <w:proofErr w:type="spellEnd"/>
-      <w:r>
-        <w:rPr>
-          <w:b/>
-          <w:bCs/>
-        </w:rPr>
-        <w:t>: GUI" as GUI</w:t>
-      </w:r>
-    </w:p>
-    <w:p>
-      <w:pPr>
-        <w:rPr>
-          <w:b/>
-          <w:bCs/>
-        </w:rPr>
-      </w:pPr>
-      <w:r>
-        <w:rPr>
-          <w:b/>
-          <w:bCs/>
-        </w:rPr>
-        <w:t>participant "</w:t>
-      </w:r>
-      <w:proofErr w:type="spellStart"/>
-      <w:r>
-        <w:rPr>
-          <w:b/>
-          <w:bCs/>
-        </w:rPr>
-        <w:t>clientNet</w:t>
-      </w:r>
-      <w:proofErr w:type="spellEnd"/>
-      <w:r>
-        <w:rPr>
-          <w:b/>
-          <w:bCs/>
-        </w:rPr>
-        <w:t xml:space="preserve">: </w:t>
-      </w:r>
-      <w:proofErr w:type="spellStart"/>
-      <w:r>
-        <w:rPr>
-          <w:b/>
-          <w:bCs/>
-        </w:rPr>
-        <w:t>ClientNetwork</w:t>
-      </w:r>
-      <w:proofErr w:type="spellEnd"/>
-      <w:r>
-        <w:rPr>
-          <w:b/>
-          <w:bCs/>
-        </w:rPr>
-        <w:t xml:space="preserve">" as </w:t>
-      </w:r>
-      <w:proofErr w:type="spellStart"/>
-      <w:r>
-        <w:rPr>
-          <w:b/>
-          <w:bCs/>
-        </w:rPr>
-        <w:t>CNet</w:t>
-      </w:r>
-      <w:proofErr w:type="spellEnd"/>
-    </w:p>
-    <w:p>
-      <w:pPr>
-        <w:rPr>
-          <w:b/>
-          <w:bCs/>
-        </w:rPr>
-      </w:pPr>
-      <w:r>
-        <w:rPr>
-          <w:b/>
-          <w:bCs/>
-        </w:rPr>
-        <w:t xml:space="preserve">participant "handler: </w:t>
-      </w:r>
-      <w:proofErr w:type="spellStart"/>
-      <w:r>
-        <w:rPr>
-          <w:b/>
-          <w:bCs/>
-        </w:rPr>
-        <w:t>ClientHandler</w:t>
-      </w:r>
-      <w:proofErr w:type="spellEnd"/>
-      <w:r>
-        <w:rPr>
-          <w:b/>
-          <w:bCs/>
-        </w:rPr>
-        <w:t xml:space="preserve">" as </w:t>
-      </w:r>
-      <w:proofErr w:type="spellStart"/>
-      <w:r>
-        <w:rPr>
-          <w:b/>
-          <w:bCs/>
-        </w:rPr>
-        <w:t>CHandler</w:t>
-      </w:r>
-      <w:proofErr w:type="spellEnd"/>
-    </w:p>
-    <w:p>
-      <w:pPr>
-        <w:rPr>
-          <w:b/>
-          <w:bCs/>
-        </w:rPr>
-      </w:pPr>
-      <w:r>
-        <w:rPr>
-          <w:b/>
-          <w:bCs/>
-        </w:rPr>
-        <w:t>participant "</w:t>
-      </w:r>
-      <w:proofErr w:type="spellStart"/>
-      <w:r>
-        <w:rPr>
-          <w:b/>
-          <w:bCs/>
-        </w:rPr>
-        <w:t>reqManager</w:t>
-      </w:r>
-      <w:proofErr w:type="spellEnd"/>
-      <w:r>
-        <w:rPr>
-          <w:b/>
-          <w:bCs/>
-        </w:rPr>
-        <w:t xml:space="preserve">: </w:t>
-      </w:r>
-      <w:proofErr w:type="spellStart"/>
-      <w:r>
-        <w:rPr>
-          <w:b/>
-          <w:bCs/>
-        </w:rPr>
-        <w:t>RequestHandler</w:t>
-      </w:r>
-      <w:proofErr w:type="spellEnd"/>
-      <w:r>
-        <w:rPr>
-          <w:b/>
-          <w:bCs/>
-        </w:rPr>
-        <w:t xml:space="preserve">" as </w:t>
-      </w:r>
-      <w:proofErr w:type="spellStart"/>
-      <w:r>
-        <w:rPr>
-          <w:b/>
-          <w:bCs/>
-        </w:rPr>
-        <w:t>ReqHandler</w:t>
-      </w:r>
-      <w:proofErr w:type="spellEnd"/>
-    </w:p>
-    <w:p>
-      <w:pPr>
-        <w:rPr>
-          <w:b/>
-          <w:bCs/>
-        </w:rPr>
-      </w:pPr>
-      <w:r>
-        <w:rPr>
-          <w:b/>
-          <w:bCs/>
-        </w:rPr>
-        <w:t xml:space="preserve">participant "auth: </w:t>
-      </w:r>
-      <w:proofErr w:type="spellStart"/>
-      <w:r>
-        <w:rPr>
-          <w:b/>
-          <w:bCs/>
-        </w:rPr>
-        <w:t>UserAuthenticator</w:t>
-      </w:r>
-      <w:proofErr w:type="spellEnd"/>
-      <w:r>
-        <w:rPr>
-          <w:b/>
-          <w:bCs/>
-        </w:rPr>
-        <w:t>" as Auth</w:t>
-      </w:r>
-    </w:p>
-    <w:p>
-      <w:pPr>
-        <w:rPr>
-          <w:b/>
-          <w:bCs/>
-        </w:rPr>
-      </w:pPr>
-      <w:r>
-        <w:rPr>
-          <w:b/>
-          <w:bCs/>
-        </w:rPr>
-        <w:t>participant "</w:t>
-      </w:r>
-      <w:proofErr w:type="spellStart"/>
-      <w:r>
-        <w:rPr>
-          <w:b/>
-          <w:bCs/>
-        </w:rPr>
-        <w:t>connMgr</w:t>
-      </w:r>
-      <w:proofErr w:type="spellEnd"/>
-      <w:r>
-        <w:rPr>
-          <w:b/>
-          <w:bCs/>
-        </w:rPr>
-        <w:t xml:space="preserve">: </w:t>
-      </w:r>
-      <w:proofErr w:type="spellStart"/>
-      <w:r>
-        <w:rPr>
-          <w:b/>
-          <w:bCs/>
-        </w:rPr>
-        <w:t>ConnectionManager</w:t>
-      </w:r>
-      <w:proofErr w:type="spellEnd"/>
-      <w:r>
-        <w:rPr>
-          <w:b/>
-          <w:bCs/>
-        </w:rPr>
-        <w:t xml:space="preserve">" as </w:t>
-      </w:r>
-      <w:proofErr w:type="spellStart"/>
-      <w:r>
-        <w:rPr>
-          <w:b/>
-          <w:bCs/>
-        </w:rPr>
-        <w:t>ConnMgr</w:t>
-      </w:r>
-      <w:proofErr w:type="spellEnd"/>
+        <w:t>participant "guiView: ChatOverlayView" as View</w:t>
+      </w:r>
+    </w:p>
+    <w:p>
+      <w:pPr>
+        <w:rPr>
+          <w:b/>
+          <w:bCs/>
+        </w:rPr>
+      </w:pPr>
+      <w:r>
+        <w:rPr>
+          <w:b/>
+          <w:bCs/>
+        </w:rPr>
+        <w:t>participant "mainGUI: GUI" as GUI</w:t>
+      </w:r>
+    </w:p>
+    <w:p>
+      <w:pPr>
+        <w:rPr>
+          <w:b/>
+          <w:bCs/>
+        </w:rPr>
+      </w:pPr>
+      <w:r>
+        <w:rPr>
+          <w:b/>
+          <w:bCs/>
+        </w:rPr>
+        <w:t>participant "clientNet: ClientNetwork" as CNet</w:t>
+      </w:r>
+    </w:p>
+    <w:p>
+      <w:pPr>
+        <w:rPr>
+          <w:b/>
+          <w:bCs/>
+        </w:rPr>
+      </w:pPr>
+      <w:r>
+        <w:rPr>
+          <w:b/>
+          <w:bCs/>
+        </w:rPr>
+        <w:t>participant "handler: ClientHandler" as CHandler</w:t>
+      </w:r>
+    </w:p>
+    <w:p>
+      <w:pPr>
+        <w:rPr>
+          <w:b/>
+          <w:bCs/>
+        </w:rPr>
+      </w:pPr>
+      <w:r>
+        <w:rPr>
+          <w:b/>
+          <w:bCs/>
+        </w:rPr>
+        <w:t>participant "reqManager: RequestHandler" as ReqHandler</w:t>
+      </w:r>
+    </w:p>
+    <w:p>
+      <w:pPr>
+        <w:rPr>
+          <w:b/>
+          <w:bCs/>
+        </w:rPr>
+      </w:pPr>
+      <w:r>
+        <w:rPr>
+          <w:b/>
+          <w:bCs/>
+        </w:rPr>
+        <w:t>participant "auth: UserAuthenticator" as Auth</w:t>
+      </w:r>
+    </w:p>
+    <w:p>
+      <w:pPr>
+        <w:rPr>
+          <w:b/>
+          <w:bCs/>
+        </w:rPr>
+      </w:pPr>
+      <w:r>
+        <w:rPr>
+          <w:b/>
+          <w:bCs/>
+        </w:rPr>
+        <w:t>participant "connMgr: ConnectionManager" as ConnMgr</w:t>
+      </w:r>
     </w:p>
     <w:p>
       <w:pPr>
@@ -15453,23 +15435,7 @@
           <w:b/>
           <w:bCs/>
         </w:rPr>
-        <w:t xml:space="preserve">View -&gt; View : </w:t>
-      </w:r>
-      <w:proofErr w:type="spellStart"/>
-      <w:r>
-        <w:rPr>
-          <w:b/>
-          <w:bCs/>
-        </w:rPr>
-        <w:t>clickLogout</w:t>
-      </w:r>
-      <w:proofErr w:type="spellEnd"/>
-      <w:r>
-        <w:rPr>
-          <w:b/>
-          <w:bCs/>
-        </w:rPr>
-        <w:t>()</w:t>
+        <w:t>View -&gt; View : clickLogout()</w:t>
       </w:r>
     </w:p>
     <w:p>
@@ -15509,296 +15475,128 @@
           <w:bCs/>
         </w:rPr>
         <w:lastRenderedPageBreak/>
-        <w:t xml:space="preserve">View -&gt; </w:t>
-      </w:r>
-      <w:proofErr w:type="spellStart"/>
-      <w:r>
-        <w:rPr>
-          <w:b/>
-          <w:bCs/>
-        </w:rPr>
-        <w:t>CNet</w:t>
-      </w:r>
-      <w:proofErr w:type="spellEnd"/>
-      <w:r>
-        <w:rPr>
-          <w:b/>
-          <w:bCs/>
-        </w:rPr>
-        <w:t xml:space="preserve"> : </w:t>
-      </w:r>
-      <w:proofErr w:type="spellStart"/>
-      <w:r>
-        <w:rPr>
-          <w:b/>
-          <w:bCs/>
-        </w:rPr>
-        <w:t>sendMessage</w:t>
-      </w:r>
-      <w:proofErr w:type="spellEnd"/>
-      <w:r>
-        <w:rPr>
-          <w:b/>
-          <w:bCs/>
-        </w:rPr>
-        <w:t>(req)</w:t>
-      </w:r>
-    </w:p>
-    <w:p>
-      <w:pPr>
-        <w:rPr>
-          <w:b/>
-          <w:bCs/>
-        </w:rPr>
-      </w:pPr>
-      <w:r>
-        <w:rPr>
-          <w:b/>
-          <w:bCs/>
-        </w:rPr>
-        <w:t xml:space="preserve">activate </w:t>
-      </w:r>
-      <w:proofErr w:type="spellStart"/>
-      <w:r>
-        <w:rPr>
-          <w:b/>
-          <w:bCs/>
-        </w:rPr>
-        <w:t>CNet</w:t>
-      </w:r>
-      <w:proofErr w:type="spellEnd"/>
-    </w:p>
-    <w:p>
-      <w:pPr>
-        <w:rPr>
-          <w:b/>
-          <w:bCs/>
-        </w:rPr>
-      </w:pPr>
-      <w:proofErr w:type="spellStart"/>
-      <w:r>
-        <w:rPr>
-          <w:b/>
-          <w:bCs/>
-        </w:rPr>
-        <w:t>CNet</w:t>
-      </w:r>
-      <w:proofErr w:type="spellEnd"/>
-      <w:r>
-        <w:rPr>
-          <w:b/>
-          <w:bCs/>
-        </w:rPr>
-        <w:t xml:space="preserve"> -&gt; </w:t>
-      </w:r>
-      <w:proofErr w:type="spellStart"/>
-      <w:r>
-        <w:rPr>
-          <w:b/>
-          <w:bCs/>
-        </w:rPr>
-        <w:t>CHandler</w:t>
-      </w:r>
-      <w:proofErr w:type="spellEnd"/>
-      <w:r>
-        <w:rPr>
-          <w:b/>
-          <w:bCs/>
-        </w:rPr>
-        <w:t xml:space="preserve"> : Send data via Socket</w:t>
-      </w:r>
-    </w:p>
-    <w:p>
-      <w:pPr>
-        <w:rPr>
-          <w:b/>
-          <w:bCs/>
-        </w:rPr>
-      </w:pPr>
-      <w:r>
-        <w:rPr>
-          <w:b/>
-          <w:bCs/>
-        </w:rPr>
-        <w:t xml:space="preserve">activate </w:t>
-      </w:r>
-      <w:proofErr w:type="spellStart"/>
-      <w:r>
-        <w:rPr>
-          <w:b/>
-          <w:bCs/>
-        </w:rPr>
-        <w:t>CHandler</w:t>
-      </w:r>
-      <w:proofErr w:type="spellEnd"/>
-    </w:p>
-    <w:p>
-      <w:pPr>
-        <w:rPr>
-          <w:b/>
-          <w:bCs/>
-        </w:rPr>
-      </w:pPr>
-    </w:p>
-    <w:p>
-      <w:pPr>
-        <w:rPr>
-          <w:b/>
-          <w:bCs/>
-        </w:rPr>
-      </w:pPr>
-      <w:proofErr w:type="spellStart"/>
-      <w:r>
-        <w:rPr>
-          <w:b/>
-          <w:bCs/>
-        </w:rPr>
-        <w:t>CHandler</w:t>
-      </w:r>
-      <w:proofErr w:type="spellEnd"/>
-      <w:r>
-        <w:rPr>
-          <w:b/>
-          <w:bCs/>
-        </w:rPr>
-        <w:t xml:space="preserve"> -&gt; </w:t>
-      </w:r>
-      <w:proofErr w:type="spellStart"/>
-      <w:r>
-        <w:rPr>
-          <w:b/>
-          <w:bCs/>
-        </w:rPr>
-        <w:t>ReqHandler</w:t>
-      </w:r>
-      <w:proofErr w:type="spellEnd"/>
-      <w:r>
-        <w:rPr>
-          <w:b/>
-          <w:bCs/>
-        </w:rPr>
-        <w:t xml:space="preserve"> : </w:t>
-      </w:r>
-      <w:proofErr w:type="spellStart"/>
-      <w:r>
-        <w:rPr>
-          <w:b/>
-          <w:bCs/>
-        </w:rPr>
-        <w:t>handleRequest</w:t>
-      </w:r>
-      <w:proofErr w:type="spellEnd"/>
-    </w:p>
-    <w:p>
-      <w:pPr>
-        <w:rPr>
-          <w:b/>
-          <w:bCs/>
-        </w:rPr>
-      </w:pPr>
-      <w:r>
-        <w:rPr>
-          <w:b/>
-          <w:bCs/>
-        </w:rPr>
-        <w:t xml:space="preserve">activate </w:t>
-      </w:r>
-      <w:proofErr w:type="spellStart"/>
-      <w:r>
-        <w:rPr>
-          <w:b/>
-          <w:bCs/>
-        </w:rPr>
-        <w:t>ReqHandler</w:t>
-      </w:r>
-      <w:proofErr w:type="spellEnd"/>
-    </w:p>
-    <w:p>
-      <w:pPr>
-        <w:rPr>
-          <w:b/>
-          <w:bCs/>
-        </w:rPr>
-      </w:pPr>
-      <w:proofErr w:type="spellStart"/>
-      <w:r>
-        <w:rPr>
-          <w:b/>
-          <w:bCs/>
-        </w:rPr>
-        <w:t>ReqHandler</w:t>
-      </w:r>
-      <w:proofErr w:type="spellEnd"/>
-      <w:r>
-        <w:rPr>
-          <w:b/>
-          <w:bCs/>
-        </w:rPr>
-        <w:t xml:space="preserve"> -&gt; </w:t>
-      </w:r>
-      <w:proofErr w:type="spellStart"/>
-      <w:r>
-        <w:rPr>
-          <w:b/>
-          <w:bCs/>
-        </w:rPr>
-        <w:t>ReqHandler</w:t>
-      </w:r>
-      <w:proofErr w:type="spellEnd"/>
-      <w:r>
-        <w:rPr>
-          <w:b/>
-          <w:bCs/>
-        </w:rPr>
-        <w:t xml:space="preserve"> : </w:t>
-      </w:r>
-      <w:proofErr w:type="spellStart"/>
-      <w:r>
-        <w:rPr>
-          <w:b/>
-          <w:bCs/>
-        </w:rPr>
-        <w:t>doLogOut</w:t>
-      </w:r>
-      <w:proofErr w:type="spellEnd"/>
-      <w:r>
-        <w:rPr>
-          <w:b/>
-          <w:bCs/>
-        </w:rPr>
-        <w:t>()</w:t>
-      </w:r>
-    </w:p>
-    <w:p>
-      <w:pPr>
-        <w:rPr>
-          <w:b/>
-          <w:bCs/>
-        </w:rPr>
-      </w:pPr>
-    </w:p>
-    <w:p>
-      <w:pPr>
-        <w:rPr>
-          <w:b/>
-          <w:bCs/>
-        </w:rPr>
-      </w:pPr>
-      <w:proofErr w:type="spellStart"/>
-      <w:r>
-        <w:rPr>
-          <w:b/>
-          <w:bCs/>
-        </w:rPr>
-        <w:t>ReqHandler</w:t>
-      </w:r>
-      <w:proofErr w:type="spellEnd"/>
-      <w:r>
-        <w:rPr>
-          <w:b/>
-          <w:bCs/>
-        </w:rPr>
-        <w:t xml:space="preserve"> -&gt; Auth : logout(username)</w:t>
+        <w:t>View -&gt; CNet : sendMessage(req)</w:t>
+      </w:r>
+    </w:p>
+    <w:p>
+      <w:pPr>
+        <w:rPr>
+          <w:b/>
+          <w:bCs/>
+        </w:rPr>
+      </w:pPr>
+      <w:r>
+        <w:rPr>
+          <w:b/>
+          <w:bCs/>
+        </w:rPr>
+        <w:t>activate CNet</w:t>
+      </w:r>
+    </w:p>
+    <w:p>
+      <w:pPr>
+        <w:rPr>
+          <w:b/>
+          <w:bCs/>
+        </w:rPr>
+      </w:pPr>
+      <w:r>
+        <w:rPr>
+          <w:b/>
+          <w:bCs/>
+        </w:rPr>
+        <w:t>CNet -&gt; CHandler : Send data via Socket</w:t>
+      </w:r>
+    </w:p>
+    <w:p>
+      <w:pPr>
+        <w:rPr>
+          <w:b/>
+          <w:bCs/>
+        </w:rPr>
+      </w:pPr>
+      <w:r>
+        <w:rPr>
+          <w:b/>
+          <w:bCs/>
+        </w:rPr>
+        <w:t>activate CHandler</w:t>
+      </w:r>
+    </w:p>
+    <w:p>
+      <w:pPr>
+        <w:rPr>
+          <w:b/>
+          <w:bCs/>
+        </w:rPr>
+      </w:pPr>
+    </w:p>
+    <w:p>
+      <w:pPr>
+        <w:rPr>
+          <w:b/>
+          <w:bCs/>
+        </w:rPr>
+      </w:pPr>
+      <w:r>
+        <w:rPr>
+          <w:b/>
+          <w:bCs/>
+        </w:rPr>
+        <w:t>CHandler -&gt; ReqHandler : handleRequest</w:t>
+      </w:r>
+    </w:p>
+    <w:p>
+      <w:pPr>
+        <w:rPr>
+          <w:b/>
+          <w:bCs/>
+        </w:rPr>
+      </w:pPr>
+      <w:r>
+        <w:rPr>
+          <w:b/>
+          <w:bCs/>
+        </w:rPr>
+        <w:t>activate ReqHandler</w:t>
+      </w:r>
+    </w:p>
+    <w:p>
+      <w:pPr>
+        <w:rPr>
+          <w:b/>
+          <w:bCs/>
+        </w:rPr>
+      </w:pPr>
+      <w:r>
+        <w:rPr>
+          <w:b/>
+          <w:bCs/>
+        </w:rPr>
+        <w:t>ReqHandler -&gt; ReqHandler : doLogOut()</w:t>
+      </w:r>
+    </w:p>
+    <w:p>
+      <w:pPr>
+        <w:rPr>
+          <w:b/>
+          <w:bCs/>
+        </w:rPr>
+      </w:pPr>
+    </w:p>
+    <w:p>
+      <w:pPr>
+        <w:rPr>
+          <w:b/>
+          <w:bCs/>
+        </w:rPr>
+      </w:pPr>
+      <w:r>
+        <w:rPr>
+          <w:b/>
+          <w:bCs/>
+        </w:rPr>
+        <w:t>ReqHandler -&gt; Auth : logout(username)</w:t>
       </w:r>
     </w:p>
     <w:p>
@@ -15828,54 +15626,22 @@
           <w:b/>
           <w:bCs/>
         </w:rPr>
-        <w:t>note over Auth: Removes user from\</w:t>
-      </w:r>
-      <w:proofErr w:type="spellStart"/>
-      <w:r>
-        <w:rPr>
-          <w:b/>
-          <w:bCs/>
-        </w:rPr>
-        <w:t>nactiveSessions</w:t>
-      </w:r>
-      <w:proofErr w:type="spellEnd"/>
-      <w:r>
-        <w:rPr>
-          <w:b/>
-          <w:bCs/>
-        </w:rPr>
-        <w:t xml:space="preserve"> Set</w:t>
-      </w:r>
-    </w:p>
-    <w:p>
-      <w:pPr>
-        <w:rPr>
-          <w:b/>
-          <w:bCs/>
-        </w:rPr>
-      </w:pPr>
-      <w:r>
-        <w:rPr>
-          <w:b/>
-          <w:bCs/>
-        </w:rPr>
-        <w:t xml:space="preserve">Auth --&gt; </w:t>
-      </w:r>
-      <w:proofErr w:type="spellStart"/>
-      <w:r>
-        <w:rPr>
-          <w:b/>
-          <w:bCs/>
-        </w:rPr>
-        <w:t>ReqHandler</w:t>
-      </w:r>
-      <w:proofErr w:type="spellEnd"/>
-      <w:r>
-        <w:rPr>
-          <w:b/>
-          <w:bCs/>
-        </w:rPr>
-        <w:t xml:space="preserve"> : success</w:t>
+        <w:t>note over Auth: Removes user from\nactiveSessions Set</w:t>
+      </w:r>
+    </w:p>
+    <w:p>
+      <w:pPr>
+        <w:rPr>
+          <w:b/>
+          <w:bCs/>
+        </w:rPr>
+      </w:pPr>
+      <w:r>
+        <w:rPr>
+          <w:b/>
+          <w:bCs/>
+        </w:rPr>
+        <w:t>Auth --&gt; ReqHandler : success</w:t>
       </w:r>
     </w:p>
     <w:p>
@@ -15908,460 +15674,217 @@
           <w:bCs/>
         </w:rPr>
       </w:pPr>
-      <w:proofErr w:type="spellStart"/>
-      <w:r>
-        <w:rPr>
-          <w:b/>
-          <w:bCs/>
-        </w:rPr>
-        <w:t>ReqHandler</w:t>
-      </w:r>
-      <w:proofErr w:type="spellEnd"/>
-      <w:r>
-        <w:rPr>
-          <w:b/>
-          <w:bCs/>
-        </w:rPr>
-        <w:t xml:space="preserve"> -&gt; </w:t>
-      </w:r>
-      <w:proofErr w:type="spellStart"/>
-      <w:r>
-        <w:rPr>
-          <w:b/>
-          <w:bCs/>
-        </w:rPr>
-        <w:t>ConnMgr</w:t>
-      </w:r>
-      <w:proofErr w:type="spellEnd"/>
-      <w:r>
-        <w:rPr>
-          <w:b/>
-          <w:bCs/>
-        </w:rPr>
-        <w:t xml:space="preserve"> : </w:t>
-      </w:r>
-      <w:proofErr w:type="spellStart"/>
-      <w:r>
-        <w:rPr>
-          <w:b/>
-          <w:bCs/>
-        </w:rPr>
-        <w:t>removeClient</w:t>
-      </w:r>
-      <w:proofErr w:type="spellEnd"/>
-      <w:r>
-        <w:rPr>
-          <w:b/>
-          <w:bCs/>
-        </w:rPr>
-        <w:t>(username)</w:t>
-      </w:r>
-    </w:p>
-    <w:p>
-      <w:pPr>
-        <w:rPr>
-          <w:b/>
-          <w:bCs/>
-        </w:rPr>
-      </w:pPr>
-      <w:r>
-        <w:rPr>
-          <w:b/>
-          <w:bCs/>
-        </w:rPr>
-        <w:t xml:space="preserve">activate </w:t>
-      </w:r>
-      <w:proofErr w:type="spellStart"/>
-      <w:r>
-        <w:rPr>
-          <w:b/>
-          <w:bCs/>
-        </w:rPr>
-        <w:t>ConnMgr</w:t>
-      </w:r>
-      <w:proofErr w:type="spellEnd"/>
-    </w:p>
-    <w:p>
-      <w:pPr>
-        <w:rPr>
-          <w:b/>
-          <w:bCs/>
-        </w:rPr>
-      </w:pPr>
-    </w:p>
-    <w:p>
-      <w:pPr>
-        <w:rPr>
-          <w:b/>
-          <w:bCs/>
-        </w:rPr>
-      </w:pPr>
-      <w:proofErr w:type="spellStart"/>
-      <w:r>
-        <w:rPr>
-          <w:b/>
-          <w:bCs/>
-        </w:rPr>
-        <w:t>ConnMgr</w:t>
-      </w:r>
-      <w:proofErr w:type="spellEnd"/>
-      <w:r>
-        <w:rPr>
-          <w:b/>
-          <w:bCs/>
-        </w:rPr>
-        <w:t xml:space="preserve"> --&gt; </w:t>
-      </w:r>
-      <w:proofErr w:type="spellStart"/>
-      <w:r>
-        <w:rPr>
-          <w:b/>
-          <w:bCs/>
-        </w:rPr>
-        <w:t>ReqHandler</w:t>
-      </w:r>
-      <w:proofErr w:type="spellEnd"/>
-      <w:r>
-        <w:rPr>
-          <w:b/>
-          <w:bCs/>
-        </w:rPr>
-        <w:t xml:space="preserve"> : success</w:t>
-      </w:r>
-    </w:p>
-    <w:p>
-      <w:pPr>
-        <w:rPr>
-          <w:b/>
-          <w:bCs/>
-        </w:rPr>
-      </w:pPr>
-      <w:r>
-        <w:rPr>
-          <w:b/>
-          <w:bCs/>
-        </w:rPr>
-        <w:t xml:space="preserve">deactivate </w:t>
-      </w:r>
-      <w:proofErr w:type="spellStart"/>
-      <w:r>
-        <w:rPr>
-          <w:b/>
-          <w:bCs/>
-        </w:rPr>
-        <w:t>ConnMgr</w:t>
-      </w:r>
-      <w:proofErr w:type="spellEnd"/>
-    </w:p>
-    <w:p>
-      <w:pPr>
-        <w:rPr>
-          <w:b/>
-          <w:bCs/>
-        </w:rPr>
-      </w:pPr>
-    </w:p>
-    <w:p>
-      <w:pPr>
-        <w:rPr>
-          <w:b/>
-          <w:bCs/>
-        </w:rPr>
-      </w:pPr>
-      <w:proofErr w:type="spellStart"/>
-      <w:r>
-        <w:rPr>
-          <w:b/>
-          <w:bCs/>
-        </w:rPr>
-        <w:t>ReqHandler</w:t>
-      </w:r>
-      <w:proofErr w:type="spellEnd"/>
-      <w:r>
-        <w:rPr>
-          <w:b/>
-          <w:bCs/>
-        </w:rPr>
-        <w:t xml:space="preserve"> -&gt; </w:t>
-      </w:r>
-      <w:proofErr w:type="spellStart"/>
-      <w:r>
-        <w:rPr>
-          <w:b/>
-          <w:bCs/>
-        </w:rPr>
-        <w:t>CHandler</w:t>
-      </w:r>
-      <w:proofErr w:type="spellEnd"/>
-      <w:r>
-        <w:rPr>
-          <w:b/>
-          <w:bCs/>
-        </w:rPr>
-        <w:t xml:space="preserve"> : </w:t>
-      </w:r>
-      <w:proofErr w:type="spellStart"/>
-      <w:r>
-        <w:rPr>
-          <w:b/>
-          <w:bCs/>
-        </w:rPr>
-        <w:t>sendResponse</w:t>
-      </w:r>
-      <w:proofErr w:type="spellEnd"/>
-      <w:r>
-        <w:rPr>
-          <w:b/>
-          <w:bCs/>
-        </w:rPr>
-        <w:t>(</w:t>
-      </w:r>
-      <w:proofErr w:type="spellStart"/>
-      <w:r>
-        <w:rPr>
-          <w:b/>
-          <w:bCs/>
-        </w:rPr>
-        <w:t>logoutConfirmation</w:t>
-      </w:r>
-      <w:proofErr w:type="spellEnd"/>
-      <w:r>
-        <w:rPr>
-          <w:b/>
-          <w:bCs/>
-        </w:rPr>
-        <w:t>)</w:t>
-      </w:r>
-    </w:p>
-    <w:p>
-      <w:pPr>
-        <w:rPr>
-          <w:b/>
-          <w:bCs/>
-        </w:rPr>
-      </w:pPr>
-      <w:r>
-        <w:rPr>
-          <w:b/>
-          <w:bCs/>
-        </w:rPr>
-        <w:t xml:space="preserve">deactivate </w:t>
-      </w:r>
-      <w:proofErr w:type="spellStart"/>
-      <w:r>
-        <w:rPr>
-          <w:b/>
-          <w:bCs/>
-        </w:rPr>
-        <w:t>ReqHandler</w:t>
-      </w:r>
-      <w:proofErr w:type="spellEnd"/>
-    </w:p>
-    <w:p>
-      <w:pPr>
-        <w:rPr>
-          <w:b/>
-          <w:bCs/>
-        </w:rPr>
-      </w:pPr>
-    </w:p>
-    <w:p>
-      <w:pPr>
-        <w:rPr>
-          <w:b/>
-          <w:bCs/>
-        </w:rPr>
-      </w:pPr>
-      <w:proofErr w:type="spellStart"/>
-      <w:r>
-        <w:rPr>
-          <w:b/>
-          <w:bCs/>
-        </w:rPr>
-        <w:t>CHandler</w:t>
-      </w:r>
-      <w:proofErr w:type="spellEnd"/>
-      <w:r>
-        <w:rPr>
-          <w:b/>
-          <w:bCs/>
-        </w:rPr>
-        <w:t xml:space="preserve"> -&gt; </w:t>
-      </w:r>
-      <w:proofErr w:type="spellStart"/>
-      <w:r>
-        <w:rPr>
-          <w:b/>
-          <w:bCs/>
-        </w:rPr>
-        <w:t>CNet</w:t>
-      </w:r>
-      <w:proofErr w:type="spellEnd"/>
-      <w:r>
-        <w:rPr>
-          <w:b/>
-          <w:bCs/>
-        </w:rPr>
-        <w:t xml:space="preserve"> : Confirm server-side logout complete</w:t>
-      </w:r>
-    </w:p>
-    <w:p>
-      <w:pPr>
-        <w:rPr>
-          <w:b/>
-          <w:bCs/>
-        </w:rPr>
-      </w:pPr>
-      <w:r>
-        <w:rPr>
-          <w:b/>
-          <w:bCs/>
-        </w:rPr>
-        <w:t xml:space="preserve">deactivate </w:t>
-      </w:r>
-      <w:proofErr w:type="spellStart"/>
-      <w:r>
-        <w:rPr>
-          <w:b/>
-          <w:bCs/>
-        </w:rPr>
-        <w:t>CHandler</w:t>
-      </w:r>
-      <w:proofErr w:type="spellEnd"/>
-    </w:p>
-    <w:p>
-      <w:pPr>
-        <w:rPr>
-          <w:b/>
-          <w:bCs/>
-        </w:rPr>
-      </w:pPr>
-    </w:p>
-    <w:p>
-      <w:pPr>
-        <w:rPr>
-          <w:b/>
-          <w:bCs/>
-        </w:rPr>
-      </w:pPr>
-      <w:proofErr w:type="spellStart"/>
-      <w:r>
-        <w:rPr>
-          <w:b/>
-          <w:bCs/>
-        </w:rPr>
-        <w:t>CNet</w:t>
-      </w:r>
-      <w:proofErr w:type="spellEnd"/>
-      <w:r>
-        <w:rPr>
-          <w:b/>
-          <w:bCs/>
-        </w:rPr>
-        <w:t xml:space="preserve"> -&gt; </w:t>
-      </w:r>
-      <w:proofErr w:type="spellStart"/>
-      <w:r>
-        <w:rPr>
-          <w:b/>
-          <w:bCs/>
-        </w:rPr>
-        <w:t>CNet</w:t>
-      </w:r>
-      <w:proofErr w:type="spellEnd"/>
-      <w:r>
-        <w:rPr>
-          <w:b/>
-          <w:bCs/>
-        </w:rPr>
-        <w:t xml:space="preserve"> : disconnect()</w:t>
-      </w:r>
-    </w:p>
-    <w:p>
-      <w:pPr>
-        <w:rPr>
-          <w:b/>
-          <w:bCs/>
-        </w:rPr>
-      </w:pPr>
-      <w:proofErr w:type="spellStart"/>
-      <w:r>
-        <w:rPr>
-          <w:b/>
-          <w:bCs/>
-        </w:rPr>
-        <w:t>CNet</w:t>
-      </w:r>
-      <w:proofErr w:type="spellEnd"/>
-      <w:r>
-        <w:rPr>
-          <w:b/>
-          <w:bCs/>
-        </w:rPr>
-        <w:t xml:space="preserve"> --&gt; View : Returns to view</w:t>
-      </w:r>
-    </w:p>
-    <w:p>
-      <w:pPr>
-        <w:rPr>
-          <w:b/>
-          <w:bCs/>
-        </w:rPr>
-      </w:pPr>
-      <w:r>
-        <w:rPr>
-          <w:b/>
-          <w:bCs/>
-        </w:rPr>
-        <w:t xml:space="preserve">deactivate </w:t>
-      </w:r>
-      <w:proofErr w:type="spellStart"/>
-      <w:r>
-        <w:rPr>
-          <w:b/>
-          <w:bCs/>
-        </w:rPr>
-        <w:t>CNet</w:t>
-      </w:r>
-      <w:proofErr w:type="spellEnd"/>
-    </w:p>
-    <w:p>
-      <w:pPr>
-        <w:rPr>
-          <w:b/>
-          <w:bCs/>
-        </w:rPr>
-      </w:pPr>
-    </w:p>
-    <w:p>
-      <w:pPr>
-        <w:rPr>
-          <w:b/>
-          <w:bCs/>
-        </w:rPr>
-      </w:pPr>
-      <w:r>
-        <w:rPr>
-          <w:b/>
-          <w:bCs/>
-        </w:rPr>
-        <w:t xml:space="preserve">View -&gt; GUI : </w:t>
-      </w:r>
-      <w:proofErr w:type="spellStart"/>
-      <w:r>
-        <w:rPr>
-          <w:b/>
-          <w:bCs/>
-        </w:rPr>
-        <w:t>switchView</w:t>
-      </w:r>
-      <w:proofErr w:type="spellEnd"/>
-      <w:r>
-        <w:rPr>
-          <w:b/>
-          <w:bCs/>
-        </w:rPr>
-        <w:t>(VIEWSTATE.LOGIN)</w:t>
+      <w:r>
+        <w:rPr>
+          <w:b/>
+          <w:bCs/>
+        </w:rPr>
+        <w:t>ReqHandler -&gt; ConnMgr : removeClient(username)</w:t>
+      </w:r>
+    </w:p>
+    <w:p>
+      <w:pPr>
+        <w:rPr>
+          <w:b/>
+          <w:bCs/>
+        </w:rPr>
+      </w:pPr>
+      <w:r>
+        <w:rPr>
+          <w:b/>
+          <w:bCs/>
+        </w:rPr>
+        <w:t>activate ConnMgr</w:t>
+      </w:r>
+    </w:p>
+    <w:p>
+      <w:pPr>
+        <w:rPr>
+          <w:b/>
+          <w:bCs/>
+        </w:rPr>
+      </w:pPr>
+    </w:p>
+    <w:p>
+      <w:pPr>
+        <w:rPr>
+          <w:b/>
+          <w:bCs/>
+        </w:rPr>
+      </w:pPr>
+      <w:r>
+        <w:rPr>
+          <w:b/>
+          <w:bCs/>
+        </w:rPr>
+        <w:t>ConnMgr --&gt; ReqHandler : success</w:t>
+      </w:r>
+    </w:p>
+    <w:p>
+      <w:pPr>
+        <w:rPr>
+          <w:b/>
+          <w:bCs/>
+        </w:rPr>
+      </w:pPr>
+      <w:r>
+        <w:rPr>
+          <w:b/>
+          <w:bCs/>
+        </w:rPr>
+        <w:t>deactivate ConnMgr</w:t>
+      </w:r>
+    </w:p>
+    <w:p>
+      <w:pPr>
+        <w:rPr>
+          <w:b/>
+          <w:bCs/>
+        </w:rPr>
+      </w:pPr>
+    </w:p>
+    <w:p>
+      <w:pPr>
+        <w:rPr>
+          <w:b/>
+          <w:bCs/>
+        </w:rPr>
+      </w:pPr>
+      <w:r>
+        <w:rPr>
+          <w:b/>
+          <w:bCs/>
+        </w:rPr>
+        <w:t>ReqHandler -&gt; CHandler : sendResponse(logoutConfirmation)</w:t>
+      </w:r>
+    </w:p>
+    <w:p>
+      <w:pPr>
+        <w:rPr>
+          <w:b/>
+          <w:bCs/>
+        </w:rPr>
+      </w:pPr>
+      <w:r>
+        <w:rPr>
+          <w:b/>
+          <w:bCs/>
+        </w:rPr>
+        <w:t>deactivate ReqHandler</w:t>
+      </w:r>
+    </w:p>
+    <w:p>
+      <w:pPr>
+        <w:rPr>
+          <w:b/>
+          <w:bCs/>
+        </w:rPr>
+      </w:pPr>
+    </w:p>
+    <w:p>
+      <w:pPr>
+        <w:rPr>
+          <w:b/>
+          <w:bCs/>
+        </w:rPr>
+      </w:pPr>
+      <w:r>
+        <w:rPr>
+          <w:b/>
+          <w:bCs/>
+        </w:rPr>
+        <w:t>CHandler -&gt; CNet : Confirm server-side logout complete</w:t>
+      </w:r>
+    </w:p>
+    <w:p>
+      <w:pPr>
+        <w:rPr>
+          <w:b/>
+          <w:bCs/>
+        </w:rPr>
+      </w:pPr>
+      <w:r>
+        <w:rPr>
+          <w:b/>
+          <w:bCs/>
+        </w:rPr>
+        <w:t>deactivate CHandler</w:t>
+      </w:r>
+    </w:p>
+    <w:p>
+      <w:pPr>
+        <w:rPr>
+          <w:b/>
+          <w:bCs/>
+        </w:rPr>
+      </w:pPr>
+    </w:p>
+    <w:p>
+      <w:pPr>
+        <w:rPr>
+          <w:b/>
+          <w:bCs/>
+        </w:rPr>
+      </w:pPr>
+      <w:r>
+        <w:rPr>
+          <w:b/>
+          <w:bCs/>
+        </w:rPr>
+        <w:t>CNet -&gt; CNet : disconnect()</w:t>
+      </w:r>
+    </w:p>
+    <w:p>
+      <w:pPr>
+        <w:rPr>
+          <w:b/>
+          <w:bCs/>
+        </w:rPr>
+      </w:pPr>
+      <w:r>
+        <w:rPr>
+          <w:b/>
+          <w:bCs/>
+        </w:rPr>
+        <w:t>CNet --&gt; View : Returns to view</w:t>
+      </w:r>
+    </w:p>
+    <w:p>
+      <w:pPr>
+        <w:rPr>
+          <w:b/>
+          <w:bCs/>
+        </w:rPr>
+      </w:pPr>
+      <w:r>
+        <w:rPr>
+          <w:b/>
+          <w:bCs/>
+        </w:rPr>
+        <w:t>deactivate CNet</w:t>
+      </w:r>
+    </w:p>
+    <w:p>
+      <w:pPr>
+        <w:rPr>
+          <w:b/>
+          <w:bCs/>
+        </w:rPr>
+      </w:pPr>
+    </w:p>
+    <w:p>
+      <w:pPr>
+        <w:rPr>
+          <w:b/>
+          <w:bCs/>
+        </w:rPr>
+      </w:pPr>
+      <w:r>
+        <w:rPr>
+          <w:b/>
+          <w:bCs/>
+        </w:rPr>
+        <w:t>View -&gt; GUI : switchView(VIEWSTATE.LOGIN)</w:t>
       </w:r>
     </w:p>
     <w:p>
@@ -16463,7 +15986,7 @@
           <w:numId w:val="2"/>
         </w:numPr>
       </w:pPr>
-      <w:bookmarkStart w:id="63" w:name="_Toc226368448"/>
+      <w:bookmarkStart w:id="63" w:name="_Toc226560995"/>
       <w:r>
         <w:t>Search User</w:t>
       </w:r>
@@ -16524,7 +16047,7 @@
                     </pic:cNvPicPr>
                   </pic:nvPicPr>
                   <pic:blipFill>
-                    <a:blip r:embed="rId31" cstate="print">
+                    <a:blip r:embed="rId48" cstate="print">
                       <a:extLst>
                         <a:ext uri="{28A0092B-C50C-407E-A947-70E740481C1C}">
                           <a14:useLocalDpi xmlns:a14="http://schemas.microsoft.com/office/drawing/2010/main" val="0"/>
@@ -16616,37 +16139,12 @@
           <w:bCs/>
         </w:rPr>
       </w:pPr>
-      <w:proofErr w:type="spellStart"/>
-      <w:r>
-        <w:rPr>
-          <w:b/>
-          <w:bCs/>
-        </w:rPr>
-        <w:t>skinparam</w:t>
-      </w:r>
-      <w:proofErr w:type="spellEnd"/>
-      <w:r>
-        <w:rPr>
-          <w:b/>
-          <w:bCs/>
-        </w:rPr>
-        <w:t xml:space="preserve"> </w:t>
-      </w:r>
-      <w:proofErr w:type="spellStart"/>
-      <w:r>
-        <w:rPr>
-          <w:b/>
-          <w:bCs/>
-        </w:rPr>
-        <w:t>maxMessageSize</w:t>
-      </w:r>
-      <w:proofErr w:type="spellEnd"/>
-      <w:r>
-        <w:rPr>
-          <w:b/>
-          <w:bCs/>
-        </w:rPr>
-        <w:t xml:space="preserve"> 150</w:t>
+      <w:r>
+        <w:rPr>
+          <w:b/>
+          <w:bCs/>
+        </w:rPr>
+        <w:t>skinparam maxMessageSize 150</w:t>
       </w:r>
     </w:p>
     <w:p>
@@ -16684,206 +16182,67 @@
           <w:b/>
           <w:bCs/>
         </w:rPr>
-        <w:t xml:space="preserve">participant "view: </w:t>
-      </w:r>
-      <w:proofErr w:type="spellStart"/>
-      <w:r>
-        <w:rPr>
-          <w:b/>
-          <w:bCs/>
-        </w:rPr>
-        <w:t>GroupCreationView</w:t>
-      </w:r>
-      <w:proofErr w:type="spellEnd"/>
-      <w:r>
-        <w:rPr>
-          <w:b/>
-          <w:bCs/>
-        </w:rPr>
-        <w:t>" as View</w:t>
-      </w:r>
-    </w:p>
-    <w:p>
-      <w:pPr>
-        <w:rPr>
-          <w:b/>
-          <w:bCs/>
-        </w:rPr>
-      </w:pPr>
-      <w:r>
-        <w:rPr>
-          <w:b/>
-          <w:bCs/>
-        </w:rPr>
-        <w:t>participant "</w:t>
-      </w:r>
-      <w:proofErr w:type="spellStart"/>
-      <w:r>
-        <w:rPr>
-          <w:b/>
-          <w:bCs/>
-        </w:rPr>
-        <w:t>clientNet</w:t>
-      </w:r>
-      <w:proofErr w:type="spellEnd"/>
-      <w:r>
-        <w:rPr>
-          <w:b/>
-          <w:bCs/>
-        </w:rPr>
-        <w:t xml:space="preserve">: </w:t>
-      </w:r>
-      <w:proofErr w:type="spellStart"/>
-      <w:r>
-        <w:rPr>
-          <w:b/>
-          <w:bCs/>
-        </w:rPr>
-        <w:t>ClientNetwork</w:t>
-      </w:r>
-      <w:proofErr w:type="spellEnd"/>
-      <w:r>
-        <w:rPr>
-          <w:b/>
-          <w:bCs/>
-        </w:rPr>
-        <w:t xml:space="preserve">" as </w:t>
-      </w:r>
-      <w:proofErr w:type="spellStart"/>
-      <w:r>
-        <w:rPr>
-          <w:b/>
-          <w:bCs/>
-        </w:rPr>
-        <w:t>CNet</w:t>
-      </w:r>
-      <w:proofErr w:type="spellEnd"/>
-    </w:p>
-    <w:p>
-      <w:pPr>
-        <w:rPr>
-          <w:b/>
-          <w:bCs/>
-        </w:rPr>
-      </w:pPr>
-      <w:r>
-        <w:rPr>
-          <w:b/>
-          <w:bCs/>
-        </w:rPr>
-        <w:t xml:space="preserve">participant "handler: </w:t>
-      </w:r>
-      <w:proofErr w:type="spellStart"/>
-      <w:r>
-        <w:rPr>
-          <w:b/>
-          <w:bCs/>
-        </w:rPr>
-        <w:t>ClientHandler</w:t>
-      </w:r>
-      <w:proofErr w:type="spellEnd"/>
-      <w:r>
-        <w:rPr>
-          <w:b/>
-          <w:bCs/>
-        </w:rPr>
-        <w:t xml:space="preserve">" as </w:t>
-      </w:r>
-      <w:proofErr w:type="spellStart"/>
-      <w:r>
-        <w:rPr>
-          <w:b/>
-          <w:bCs/>
-        </w:rPr>
-        <w:t>CHandler</w:t>
-      </w:r>
-      <w:proofErr w:type="spellEnd"/>
-    </w:p>
-    <w:p>
-      <w:pPr>
-        <w:rPr>
-          <w:b/>
-          <w:bCs/>
-        </w:rPr>
-      </w:pPr>
-      <w:r>
-        <w:rPr>
-          <w:b/>
-          <w:bCs/>
-        </w:rPr>
-        <w:t>participant "</w:t>
-      </w:r>
-      <w:proofErr w:type="spellStart"/>
-      <w:r>
-        <w:rPr>
-          <w:b/>
-          <w:bCs/>
-        </w:rPr>
-        <w:t>reqManager</w:t>
-      </w:r>
-      <w:proofErr w:type="spellEnd"/>
-      <w:r>
-        <w:rPr>
-          <w:b/>
-          <w:bCs/>
-        </w:rPr>
-        <w:t xml:space="preserve">: </w:t>
-      </w:r>
-      <w:proofErr w:type="spellStart"/>
-      <w:r>
-        <w:rPr>
-          <w:b/>
-          <w:bCs/>
-        </w:rPr>
-        <w:t>RequestHandler</w:t>
-      </w:r>
-      <w:proofErr w:type="spellEnd"/>
-      <w:r>
-        <w:rPr>
-          <w:b/>
-          <w:bCs/>
-        </w:rPr>
-        <w:t xml:space="preserve">" as </w:t>
-      </w:r>
-      <w:proofErr w:type="spellStart"/>
-      <w:r>
-        <w:rPr>
-          <w:b/>
-          <w:bCs/>
-        </w:rPr>
-        <w:t>ReqHandler</w:t>
-      </w:r>
-      <w:proofErr w:type="spellEnd"/>
-    </w:p>
-    <w:p>
-      <w:pPr>
-        <w:rPr>
-          <w:b/>
-          <w:bCs/>
-        </w:rPr>
-      </w:pPr>
-      <w:r>
-        <w:rPr>
-          <w:b/>
-          <w:bCs/>
-        </w:rPr>
-        <w:t xml:space="preserve">participant "storage: </w:t>
-      </w:r>
-      <w:proofErr w:type="spellStart"/>
-      <w:r>
-        <w:rPr>
-          <w:b/>
-          <w:bCs/>
-        </w:rPr>
-        <w:t>StorageManager</w:t>
-      </w:r>
-      <w:proofErr w:type="spellEnd"/>
-      <w:r>
-        <w:rPr>
-          <w:b/>
-          <w:bCs/>
-        </w:rPr>
-        <w:t>" as Storage</w:t>
+        <w:t>participant "view: GroupCreationView" as View</w:t>
+      </w:r>
+    </w:p>
+    <w:p>
+      <w:pPr>
+        <w:rPr>
+          <w:b/>
+          <w:bCs/>
+        </w:rPr>
+      </w:pPr>
+      <w:r>
+        <w:rPr>
+          <w:b/>
+          <w:bCs/>
+        </w:rPr>
+        <w:t>participant "clientNet: ClientNetwork" as CNet</w:t>
+      </w:r>
+    </w:p>
+    <w:p>
+      <w:pPr>
+        <w:rPr>
+          <w:b/>
+          <w:bCs/>
+        </w:rPr>
+      </w:pPr>
+      <w:r>
+        <w:rPr>
+          <w:b/>
+          <w:bCs/>
+        </w:rPr>
+        <w:t>participant "handler: ClientHandler" as CHandler</w:t>
+      </w:r>
+    </w:p>
+    <w:p>
+      <w:pPr>
+        <w:rPr>
+          <w:b/>
+          <w:bCs/>
+        </w:rPr>
+      </w:pPr>
+      <w:r>
+        <w:rPr>
+          <w:b/>
+          <w:bCs/>
+        </w:rPr>
+        <w:t>participant "reqManager: RequestHandler" as ReqHandler</w:t>
+      </w:r>
+    </w:p>
+    <w:p>
+      <w:pPr>
+        <w:rPr>
+          <w:b/>
+          <w:bCs/>
+        </w:rPr>
+      </w:pPr>
+      <w:r>
+        <w:rPr>
+          <w:b/>
+          <w:bCs/>
+        </w:rPr>
+        <w:t>participant "storage: StorageManager" as Storage</w:t>
       </w:r>
     </w:p>
     <w:p>
@@ -16936,367 +16295,160 @@
           <w:b/>
           <w:bCs/>
         </w:rPr>
-        <w:t xml:space="preserve">View -&gt; View : </w:t>
-      </w:r>
-      <w:proofErr w:type="spellStart"/>
-      <w:r>
-        <w:rPr>
-          <w:b/>
-          <w:bCs/>
-        </w:rPr>
-        <w:t>searchUsers</w:t>
-      </w:r>
-      <w:proofErr w:type="spellEnd"/>
-      <w:r>
-        <w:rPr>
-          <w:b/>
-          <w:bCs/>
-        </w:rPr>
-        <w:t>()</w:t>
-      </w:r>
-    </w:p>
-    <w:p>
-      <w:pPr>
-        <w:rPr>
-          <w:b/>
-          <w:bCs/>
-        </w:rPr>
-      </w:pPr>
-    </w:p>
-    <w:p>
-      <w:pPr>
-        <w:rPr>
-          <w:b/>
-          <w:bCs/>
-        </w:rPr>
-      </w:pPr>
-    </w:p>
-    <w:p>
-      <w:pPr>
-        <w:rPr>
-          <w:b/>
-          <w:bCs/>
-        </w:rPr>
-      </w:pPr>
-      <w:r>
-        <w:rPr>
-          <w:b/>
-          <w:bCs/>
-        </w:rPr>
-        <w:t xml:space="preserve">View -&gt; </w:t>
-      </w:r>
-      <w:proofErr w:type="spellStart"/>
-      <w:r>
-        <w:rPr>
-          <w:b/>
-          <w:bCs/>
-        </w:rPr>
-        <w:t>CNet</w:t>
-      </w:r>
-      <w:proofErr w:type="spellEnd"/>
-      <w:r>
-        <w:rPr>
-          <w:b/>
-          <w:bCs/>
-        </w:rPr>
-        <w:t xml:space="preserve"> : </w:t>
-      </w:r>
-      <w:proofErr w:type="spellStart"/>
-      <w:r>
-        <w:rPr>
-          <w:b/>
-          <w:bCs/>
-        </w:rPr>
-        <w:t>sendMessage</w:t>
-      </w:r>
-      <w:proofErr w:type="spellEnd"/>
-      <w:r>
-        <w:rPr>
-          <w:b/>
-          <w:bCs/>
-        </w:rPr>
-        <w:t>(req)</w:t>
-      </w:r>
-    </w:p>
-    <w:p>
-      <w:pPr>
-        <w:rPr>
-          <w:b/>
-          <w:bCs/>
-        </w:rPr>
-      </w:pPr>
-      <w:r>
-        <w:rPr>
-          <w:b/>
-          <w:bCs/>
-        </w:rPr>
-        <w:t xml:space="preserve">activate </w:t>
-      </w:r>
-      <w:proofErr w:type="spellStart"/>
-      <w:r>
-        <w:rPr>
-          <w:b/>
-          <w:bCs/>
-        </w:rPr>
-        <w:t>CNet</w:t>
-      </w:r>
-      <w:proofErr w:type="spellEnd"/>
-    </w:p>
-    <w:p>
-      <w:pPr>
-        <w:rPr>
-          <w:b/>
-          <w:bCs/>
-        </w:rPr>
-      </w:pPr>
-      <w:proofErr w:type="spellStart"/>
+        <w:t>View -&gt; View : searchUsers()</w:t>
+      </w:r>
+    </w:p>
+    <w:p>
+      <w:pPr>
+        <w:rPr>
+          <w:b/>
+          <w:bCs/>
+        </w:rPr>
+      </w:pPr>
+    </w:p>
+    <w:p>
+      <w:pPr>
+        <w:rPr>
+          <w:b/>
+          <w:bCs/>
+        </w:rPr>
+      </w:pPr>
+    </w:p>
+    <w:p>
+      <w:pPr>
+        <w:rPr>
+          <w:b/>
+          <w:bCs/>
+        </w:rPr>
+      </w:pPr>
+      <w:r>
+        <w:rPr>
+          <w:b/>
+          <w:bCs/>
+        </w:rPr>
+        <w:t>View -&gt; CNet : sendMessage(req)</w:t>
+      </w:r>
+    </w:p>
+    <w:p>
+      <w:pPr>
+        <w:rPr>
+          <w:b/>
+          <w:bCs/>
+        </w:rPr>
+      </w:pPr>
+      <w:r>
+        <w:rPr>
+          <w:b/>
+          <w:bCs/>
+        </w:rPr>
+        <w:t>activate CNet</w:t>
+      </w:r>
+    </w:p>
+    <w:p>
+      <w:pPr>
+        <w:rPr>
+          <w:b/>
+          <w:bCs/>
+        </w:rPr>
+      </w:pPr>
       <w:r>
         <w:rPr>
           <w:b/>
           <w:bCs/>
         </w:rPr>
         <w:lastRenderedPageBreak/>
-        <w:t>CNet</w:t>
-      </w:r>
-      <w:proofErr w:type="spellEnd"/>
-      <w:r>
-        <w:rPr>
-          <w:b/>
-          <w:bCs/>
-        </w:rPr>
-        <w:t xml:space="preserve"> -&gt; </w:t>
-      </w:r>
-      <w:proofErr w:type="spellStart"/>
-      <w:r>
-        <w:rPr>
-          <w:b/>
-          <w:bCs/>
-        </w:rPr>
-        <w:t>CHandler</w:t>
-      </w:r>
-      <w:proofErr w:type="spellEnd"/>
-      <w:r>
-        <w:rPr>
-          <w:b/>
-          <w:bCs/>
-        </w:rPr>
-        <w:t xml:space="preserve"> : Send data via Socket</w:t>
-      </w:r>
-    </w:p>
-    <w:p>
-      <w:pPr>
-        <w:rPr>
-          <w:b/>
-          <w:bCs/>
-        </w:rPr>
-      </w:pPr>
-      <w:r>
-        <w:rPr>
-          <w:b/>
-          <w:bCs/>
-        </w:rPr>
-        <w:t xml:space="preserve">activate </w:t>
-      </w:r>
-      <w:proofErr w:type="spellStart"/>
-      <w:r>
-        <w:rPr>
-          <w:b/>
-          <w:bCs/>
-        </w:rPr>
-        <w:t>CHandler</w:t>
-      </w:r>
-      <w:proofErr w:type="spellEnd"/>
-    </w:p>
-    <w:p>
-      <w:pPr>
-        <w:rPr>
-          <w:b/>
-          <w:bCs/>
-        </w:rPr>
-      </w:pPr>
-    </w:p>
-    <w:p>
-      <w:pPr>
-        <w:rPr>
-          <w:b/>
-          <w:bCs/>
-        </w:rPr>
-      </w:pPr>
-      <w:proofErr w:type="spellStart"/>
-      <w:r>
-        <w:rPr>
-          <w:b/>
-          <w:bCs/>
-        </w:rPr>
-        <w:t>CHandler</w:t>
-      </w:r>
-      <w:proofErr w:type="spellEnd"/>
-      <w:r>
-        <w:rPr>
-          <w:b/>
-          <w:bCs/>
-        </w:rPr>
-        <w:t xml:space="preserve"> -&gt; </w:t>
-      </w:r>
-      <w:proofErr w:type="spellStart"/>
-      <w:r>
-        <w:rPr>
-          <w:b/>
-          <w:bCs/>
-        </w:rPr>
-        <w:t>ReqHandler</w:t>
-      </w:r>
-      <w:proofErr w:type="spellEnd"/>
-      <w:r>
-        <w:rPr>
-          <w:b/>
-          <w:bCs/>
-        </w:rPr>
-        <w:t xml:space="preserve"> : </w:t>
-      </w:r>
-      <w:proofErr w:type="spellStart"/>
-      <w:r>
-        <w:rPr>
-          <w:b/>
-          <w:bCs/>
-        </w:rPr>
-        <w:t>handleRequest</w:t>
-      </w:r>
-      <w:proofErr w:type="spellEnd"/>
-      <w:r>
-        <w:rPr>
-          <w:b/>
-          <w:bCs/>
-        </w:rPr>
-        <w:t>(req)</w:t>
-      </w:r>
-    </w:p>
-    <w:p>
-      <w:pPr>
-        <w:rPr>
-          <w:b/>
-          <w:bCs/>
-        </w:rPr>
-      </w:pPr>
-      <w:r>
-        <w:rPr>
-          <w:b/>
-          <w:bCs/>
-        </w:rPr>
-        <w:t xml:space="preserve">activate </w:t>
-      </w:r>
-      <w:proofErr w:type="spellStart"/>
-      <w:r>
-        <w:rPr>
-          <w:b/>
-          <w:bCs/>
-        </w:rPr>
-        <w:t>ReqHandler</w:t>
-      </w:r>
-      <w:proofErr w:type="spellEnd"/>
-    </w:p>
-    <w:p>
-      <w:pPr>
-        <w:rPr>
-          <w:b/>
-          <w:bCs/>
-        </w:rPr>
-      </w:pPr>
-      <w:proofErr w:type="spellStart"/>
-      <w:r>
-        <w:rPr>
-          <w:b/>
-          <w:bCs/>
-        </w:rPr>
-        <w:t>ReqHandler</w:t>
-      </w:r>
-      <w:proofErr w:type="spellEnd"/>
-      <w:r>
-        <w:rPr>
-          <w:b/>
-          <w:bCs/>
-        </w:rPr>
-        <w:t xml:space="preserve"> -&gt; </w:t>
-      </w:r>
-      <w:proofErr w:type="spellStart"/>
-      <w:r>
-        <w:rPr>
-          <w:b/>
-          <w:bCs/>
-        </w:rPr>
-        <w:t>ReqHandler</w:t>
-      </w:r>
-      <w:proofErr w:type="spellEnd"/>
-      <w:r>
-        <w:rPr>
-          <w:b/>
-          <w:bCs/>
-        </w:rPr>
-        <w:t xml:space="preserve"> : </w:t>
-      </w:r>
-      <w:proofErr w:type="spellStart"/>
-      <w:r>
-        <w:rPr>
-          <w:b/>
-          <w:bCs/>
-        </w:rPr>
-        <w:t>doSearch</w:t>
-      </w:r>
-      <w:proofErr w:type="spellEnd"/>
-      <w:r>
-        <w:rPr>
-          <w:b/>
-          <w:bCs/>
-        </w:rPr>
-        <w:t>()</w:t>
-      </w:r>
-    </w:p>
-    <w:p>
-      <w:pPr>
-        <w:rPr>
-          <w:b/>
-          <w:bCs/>
-        </w:rPr>
-      </w:pPr>
-    </w:p>
-    <w:p>
-      <w:pPr>
-        <w:rPr>
-          <w:b/>
-          <w:bCs/>
-        </w:rPr>
-      </w:pPr>
-      <w:proofErr w:type="spellStart"/>
-      <w:r>
-        <w:rPr>
-          <w:b/>
-          <w:bCs/>
-        </w:rPr>
-        <w:t>ReqHandler</w:t>
-      </w:r>
-      <w:proofErr w:type="spellEnd"/>
-      <w:r>
-        <w:rPr>
-          <w:b/>
-          <w:bCs/>
-        </w:rPr>
-        <w:t xml:space="preserve"> -&gt; Storage : </w:t>
-      </w:r>
-      <w:proofErr w:type="spellStart"/>
-      <w:r>
-        <w:rPr>
-          <w:b/>
-          <w:bCs/>
-        </w:rPr>
-        <w:t>loadUsers</w:t>
-      </w:r>
-      <w:proofErr w:type="spellEnd"/>
-      <w:r>
-        <w:rPr>
-          <w:b/>
-          <w:bCs/>
-        </w:rPr>
-        <w:t>()</w:t>
+        <w:t>CNet -&gt; CHandler : Send data via Socket</w:t>
+      </w:r>
+    </w:p>
+    <w:p>
+      <w:pPr>
+        <w:rPr>
+          <w:b/>
+          <w:bCs/>
+        </w:rPr>
+      </w:pPr>
+      <w:r>
+        <w:rPr>
+          <w:b/>
+          <w:bCs/>
+        </w:rPr>
+        <w:t>activate CHandler</w:t>
+      </w:r>
+    </w:p>
+    <w:p>
+      <w:pPr>
+        <w:rPr>
+          <w:b/>
+          <w:bCs/>
+        </w:rPr>
+      </w:pPr>
+    </w:p>
+    <w:p>
+      <w:pPr>
+        <w:rPr>
+          <w:b/>
+          <w:bCs/>
+        </w:rPr>
+      </w:pPr>
+      <w:r>
+        <w:rPr>
+          <w:b/>
+          <w:bCs/>
+        </w:rPr>
+        <w:t>CHandler -&gt; ReqHandler : handleRequest(req)</w:t>
+      </w:r>
+    </w:p>
+    <w:p>
+      <w:pPr>
+        <w:rPr>
+          <w:b/>
+          <w:bCs/>
+        </w:rPr>
+      </w:pPr>
+      <w:r>
+        <w:rPr>
+          <w:b/>
+          <w:bCs/>
+        </w:rPr>
+        <w:t>activate ReqHandler</w:t>
+      </w:r>
+    </w:p>
+    <w:p>
+      <w:pPr>
+        <w:rPr>
+          <w:b/>
+          <w:bCs/>
+        </w:rPr>
+      </w:pPr>
+      <w:r>
+        <w:rPr>
+          <w:b/>
+          <w:bCs/>
+        </w:rPr>
+        <w:t>ReqHandler -&gt; ReqHandler : doSearch()</w:t>
+      </w:r>
+    </w:p>
+    <w:p>
+      <w:pPr>
+        <w:rPr>
+          <w:b/>
+          <w:bCs/>
+        </w:rPr>
+      </w:pPr>
+    </w:p>
+    <w:p>
+      <w:pPr>
+        <w:rPr>
+          <w:b/>
+          <w:bCs/>
+        </w:rPr>
+      </w:pPr>
+      <w:r>
+        <w:rPr>
+          <w:b/>
+          <w:bCs/>
+        </w:rPr>
+        <w:t>ReqHandler -&gt; Storage : loadUsers()</w:t>
       </w:r>
     </w:p>
     <w:p>
@@ -17326,23 +16478,7 @@
           <w:b/>
           <w:bCs/>
         </w:rPr>
-        <w:t xml:space="preserve">Storage --&gt; </w:t>
-      </w:r>
-      <w:proofErr w:type="spellStart"/>
-      <w:r>
-        <w:rPr>
-          <w:b/>
-          <w:bCs/>
-        </w:rPr>
-        <w:t>ReqHandler</w:t>
-      </w:r>
-      <w:proofErr w:type="spellEnd"/>
-      <w:r>
-        <w:rPr>
-          <w:b/>
-          <w:bCs/>
-        </w:rPr>
-        <w:t xml:space="preserve"> : Returns Map&lt;String, String&gt;</w:t>
+        <w:t>Storage --&gt; ReqHandler : Returns Map&lt;String, String&gt;</w:t>
       </w:r>
     </w:p>
     <w:p>
@@ -17383,222 +16519,104 @@
           <w:bCs/>
         </w:rPr>
       </w:pPr>
-      <w:proofErr w:type="spellStart"/>
-      <w:r>
-        <w:rPr>
-          <w:b/>
-          <w:bCs/>
-        </w:rPr>
-        <w:t>ReqHandler</w:t>
-      </w:r>
-      <w:proofErr w:type="spellEnd"/>
-      <w:r>
-        <w:rPr>
-          <w:b/>
-          <w:bCs/>
-        </w:rPr>
-        <w:t xml:space="preserve"> -&gt; </w:t>
-      </w:r>
-      <w:proofErr w:type="spellStart"/>
-      <w:r>
-        <w:rPr>
-          <w:b/>
-          <w:bCs/>
-        </w:rPr>
-        <w:t>CHandler</w:t>
-      </w:r>
-      <w:proofErr w:type="spellEnd"/>
-      <w:r>
-        <w:rPr>
-          <w:b/>
-          <w:bCs/>
-        </w:rPr>
-        <w:t xml:space="preserve"> : </w:t>
-      </w:r>
-      <w:proofErr w:type="spellStart"/>
-      <w:r>
-        <w:rPr>
-          <w:b/>
-          <w:bCs/>
-        </w:rPr>
-        <w:t>sendResponse</w:t>
-      </w:r>
-      <w:proofErr w:type="spellEnd"/>
-      <w:r>
-        <w:rPr>
-          <w:b/>
-          <w:bCs/>
-        </w:rPr>
-        <w:t>(</w:t>
-      </w:r>
-      <w:proofErr w:type="spellStart"/>
-      <w:r>
-        <w:rPr>
-          <w:b/>
-          <w:bCs/>
-        </w:rPr>
-        <w:t>filteredUserList</w:t>
-      </w:r>
-      <w:proofErr w:type="spellEnd"/>
-      <w:r>
-        <w:rPr>
-          <w:b/>
-          <w:bCs/>
-        </w:rPr>
-        <w:t>)</w:t>
-      </w:r>
-    </w:p>
-    <w:p>
-      <w:pPr>
-        <w:rPr>
-          <w:b/>
-          <w:bCs/>
-        </w:rPr>
-      </w:pPr>
-      <w:r>
-        <w:rPr>
-          <w:b/>
-          <w:bCs/>
-        </w:rPr>
-        <w:t xml:space="preserve">deactivate </w:t>
-      </w:r>
-      <w:proofErr w:type="spellStart"/>
-      <w:r>
-        <w:rPr>
-          <w:b/>
-          <w:bCs/>
-        </w:rPr>
-        <w:t>ReqHandler</w:t>
-      </w:r>
-      <w:proofErr w:type="spellEnd"/>
-    </w:p>
-    <w:p>
-      <w:pPr>
-        <w:rPr>
-          <w:b/>
-          <w:bCs/>
-        </w:rPr>
-      </w:pPr>
-    </w:p>
-    <w:p>
-      <w:pPr>
-        <w:rPr>
-          <w:b/>
-          <w:bCs/>
-        </w:rPr>
-      </w:pPr>
-      <w:proofErr w:type="spellStart"/>
-      <w:r>
-        <w:rPr>
-          <w:b/>
-          <w:bCs/>
-        </w:rPr>
-        <w:t>CHandler</w:t>
-      </w:r>
-      <w:proofErr w:type="spellEnd"/>
-      <w:r>
-        <w:rPr>
-          <w:b/>
-          <w:bCs/>
-        </w:rPr>
-        <w:t xml:space="preserve"> -&gt; </w:t>
-      </w:r>
-      <w:proofErr w:type="spellStart"/>
-      <w:r>
-        <w:rPr>
-          <w:b/>
-          <w:bCs/>
-        </w:rPr>
-        <w:t>CNet</w:t>
-      </w:r>
-      <w:proofErr w:type="spellEnd"/>
-      <w:r>
-        <w:rPr>
-          <w:b/>
-          <w:bCs/>
-        </w:rPr>
-        <w:t xml:space="preserve"> : Sends results</w:t>
-      </w:r>
-    </w:p>
-    <w:p>
-      <w:pPr>
-        <w:rPr>
-          <w:b/>
-          <w:bCs/>
-        </w:rPr>
-      </w:pPr>
-      <w:r>
-        <w:rPr>
-          <w:b/>
-          <w:bCs/>
-        </w:rPr>
-        <w:t xml:space="preserve">deactivate </w:t>
-      </w:r>
-      <w:proofErr w:type="spellStart"/>
-      <w:r>
-        <w:rPr>
-          <w:b/>
-          <w:bCs/>
-        </w:rPr>
-        <w:t>CHandler</w:t>
-      </w:r>
-      <w:proofErr w:type="spellEnd"/>
-    </w:p>
-    <w:p>
-      <w:pPr>
-        <w:rPr>
-          <w:b/>
-          <w:bCs/>
-        </w:rPr>
-      </w:pPr>
-    </w:p>
-    <w:p>
-      <w:pPr>
-        <w:rPr>
-          <w:b/>
-          <w:bCs/>
-        </w:rPr>
-      </w:pPr>
-      <w:proofErr w:type="spellStart"/>
-      <w:r>
-        <w:rPr>
-          <w:b/>
-          <w:bCs/>
-        </w:rPr>
-        <w:t>CNet</w:t>
-      </w:r>
-      <w:proofErr w:type="spellEnd"/>
-      <w:r>
-        <w:rPr>
-          <w:b/>
-          <w:bCs/>
-        </w:rPr>
-        <w:t xml:space="preserve"> --&gt; View : Returns User[*] array</w:t>
-      </w:r>
-    </w:p>
-    <w:p>
-      <w:pPr>
-        <w:rPr>
-          <w:b/>
-          <w:bCs/>
-        </w:rPr>
-      </w:pPr>
-      <w:r>
-        <w:rPr>
-          <w:b/>
-          <w:bCs/>
-        </w:rPr>
-        <w:t xml:space="preserve">deactivate </w:t>
-      </w:r>
-      <w:proofErr w:type="spellStart"/>
-      <w:r>
-        <w:rPr>
-          <w:b/>
-          <w:bCs/>
-        </w:rPr>
-        <w:t>CNet</w:t>
-      </w:r>
-      <w:proofErr w:type="spellEnd"/>
+      <w:r>
+        <w:rPr>
+          <w:b/>
+          <w:bCs/>
+        </w:rPr>
+        <w:t>ReqHandler -&gt; CHandler : sendResponse(filteredUserList)</w:t>
+      </w:r>
+    </w:p>
+    <w:p>
+      <w:pPr>
+        <w:rPr>
+          <w:b/>
+          <w:bCs/>
+        </w:rPr>
+      </w:pPr>
+      <w:r>
+        <w:rPr>
+          <w:b/>
+          <w:bCs/>
+        </w:rPr>
+        <w:t>deactivate ReqHandler</w:t>
+      </w:r>
+    </w:p>
+    <w:p>
+      <w:pPr>
+        <w:rPr>
+          <w:b/>
+          <w:bCs/>
+        </w:rPr>
+      </w:pPr>
+    </w:p>
+    <w:p>
+      <w:pPr>
+        <w:rPr>
+          <w:b/>
+          <w:bCs/>
+        </w:rPr>
+      </w:pPr>
+      <w:r>
+        <w:rPr>
+          <w:b/>
+          <w:bCs/>
+        </w:rPr>
+        <w:t>CHandler -&gt; CNet : Sends results</w:t>
+      </w:r>
+    </w:p>
+    <w:p>
+      <w:pPr>
+        <w:rPr>
+          <w:b/>
+          <w:bCs/>
+        </w:rPr>
+      </w:pPr>
+      <w:r>
+        <w:rPr>
+          <w:b/>
+          <w:bCs/>
+        </w:rPr>
+        <w:t>deactivate CHandler</w:t>
+      </w:r>
+    </w:p>
+    <w:p>
+      <w:pPr>
+        <w:rPr>
+          <w:b/>
+          <w:bCs/>
+        </w:rPr>
+      </w:pPr>
+    </w:p>
+    <w:p>
+      <w:pPr>
+        <w:rPr>
+          <w:b/>
+          <w:bCs/>
+        </w:rPr>
+      </w:pPr>
+      <w:r>
+        <w:rPr>
+          <w:b/>
+          <w:bCs/>
+        </w:rPr>
+        <w:t>CNet --&gt; View : Returns User[*] array</w:t>
+      </w:r>
+    </w:p>
+    <w:p>
+      <w:pPr>
+        <w:rPr>
+          <w:b/>
+          <w:bCs/>
+        </w:rPr>
+      </w:pPr>
+      <w:r>
+        <w:rPr>
+          <w:b/>
+          <w:bCs/>
+        </w:rPr>
+        <w:t>deactivate CNet</w:t>
+      </w:r>
     </w:p>
     <w:p>
       <w:pPr>
@@ -17685,7 +16703,7 @@
           <w:numId w:val="2"/>
         </w:numPr>
       </w:pPr>
-      <w:bookmarkStart w:id="64" w:name="_Toc226368449"/>
+      <w:bookmarkStart w:id="64" w:name="_Toc226560996"/>
       <w:r>
         <w:t>Register Users</w:t>
       </w:r>
@@ -17735,7 +16753,7 @@
                     </pic:cNvPicPr>
                   </pic:nvPicPr>
                   <pic:blipFill>
-                    <a:blip r:embed="rId32" cstate="print">
+                    <a:blip r:embed="rId49" cstate="print">
                       <a:extLst>
                         <a:ext uri="{28A0092B-C50C-407E-A947-70E740481C1C}">
                           <a14:useLocalDpi xmlns:a14="http://schemas.microsoft.com/office/drawing/2010/main" val="0"/>
@@ -17796,342 +16814,102 @@
     <w:p/>
     <w:p>
       <w:r>
-        <w:t xml:space="preserve">actor "IT User" as </w:t>
-      </w:r>
-      <w:proofErr w:type="spellStart"/>
-      <w:r>
-        <w:t>ITUser</w:t>
-      </w:r>
-      <w:proofErr w:type="spellEnd"/>
-    </w:p>
-    <w:p>
-      <w:r>
-        <w:t xml:space="preserve">participant "panel: </w:t>
-      </w:r>
-      <w:proofErr w:type="spellStart"/>
-      <w:r>
-        <w:t>ITControlPanelView</w:t>
-      </w:r>
-      <w:proofErr w:type="spellEnd"/>
-      <w:r>
-        <w:t xml:space="preserve">" as </w:t>
-      </w:r>
-      <w:proofErr w:type="spellStart"/>
-      <w:r>
-        <w:t>ITView</w:t>
-      </w:r>
-      <w:proofErr w:type="spellEnd"/>
-    </w:p>
-    <w:p>
-      <w:r>
-        <w:t>participant "</w:t>
-      </w:r>
-      <w:proofErr w:type="spellStart"/>
-      <w:r>
-        <w:t>clientNet</w:t>
-      </w:r>
-      <w:proofErr w:type="spellEnd"/>
-      <w:r>
-        <w:t xml:space="preserve">: </w:t>
-      </w:r>
-      <w:proofErr w:type="spellStart"/>
-      <w:r>
-        <w:t>ClientNetwork</w:t>
-      </w:r>
-      <w:proofErr w:type="spellEnd"/>
-      <w:r>
-        <w:t xml:space="preserve">" as </w:t>
-      </w:r>
-      <w:proofErr w:type="spellStart"/>
-      <w:r>
-        <w:t>CNet</w:t>
-      </w:r>
-      <w:proofErr w:type="spellEnd"/>
-    </w:p>
-    <w:p>
-      <w:r>
-        <w:t xml:space="preserve">participant "handler: </w:t>
-      </w:r>
-      <w:proofErr w:type="spellStart"/>
-      <w:r>
-        <w:t>ClientHandler</w:t>
-      </w:r>
-      <w:proofErr w:type="spellEnd"/>
-      <w:r>
-        <w:t xml:space="preserve">" as </w:t>
-      </w:r>
-      <w:proofErr w:type="spellStart"/>
-      <w:r>
-        <w:t>CHandler</w:t>
-      </w:r>
-      <w:proofErr w:type="spellEnd"/>
-    </w:p>
-    <w:p>
-      <w:r>
-        <w:t>participant "</w:t>
-      </w:r>
-      <w:proofErr w:type="spellStart"/>
-      <w:r>
-        <w:t>reqManager</w:t>
-      </w:r>
-      <w:proofErr w:type="spellEnd"/>
-      <w:r>
-        <w:t xml:space="preserve">: </w:t>
-      </w:r>
-      <w:proofErr w:type="spellStart"/>
-      <w:r>
-        <w:t>RequestHandler</w:t>
-      </w:r>
-      <w:proofErr w:type="spellEnd"/>
-      <w:r>
-        <w:t xml:space="preserve">" as </w:t>
-      </w:r>
-      <w:proofErr w:type="spellStart"/>
-      <w:r>
-        <w:t>ReqHandler</w:t>
-      </w:r>
-      <w:proofErr w:type="spellEnd"/>
-    </w:p>
-    <w:p>
-      <w:r>
-        <w:t xml:space="preserve">participant "auth: </w:t>
-      </w:r>
-      <w:proofErr w:type="spellStart"/>
-      <w:r>
-        <w:t>UserAuthenticator</w:t>
-      </w:r>
-      <w:proofErr w:type="spellEnd"/>
-      <w:r>
-        <w:t>" as Auth</w:t>
-      </w:r>
-    </w:p>
-    <w:p>
-      <w:r>
-        <w:t xml:space="preserve">participant "storage: </w:t>
-      </w:r>
-      <w:proofErr w:type="spellStart"/>
-      <w:r>
-        <w:t>StorageManager</w:t>
-      </w:r>
-      <w:proofErr w:type="spellEnd"/>
-      <w:r>
-        <w:t>" as Storage</w:t>
-      </w:r>
-    </w:p>
-    <w:p>
-      <w:r>
-        <w:t xml:space="preserve">participant "logger: </w:t>
-      </w:r>
-      <w:proofErr w:type="spellStart"/>
-      <w:r>
-        <w:t>LoggingManager</w:t>
-      </w:r>
-      <w:proofErr w:type="spellEnd"/>
-      <w:r>
-        <w:t>" as Logger</w:t>
+        <w:t>actor "IT User" as ITUser</w:t>
+      </w:r>
+    </w:p>
+    <w:p>
+      <w:r>
+        <w:t>participant "panel: ITControlPanelView" as ITView</w:t>
+      </w:r>
+    </w:p>
+    <w:p>
+      <w:r>
+        <w:t>participant "clientNet: ClientNetwork" as CNet</w:t>
+      </w:r>
+    </w:p>
+    <w:p>
+      <w:r>
+        <w:t>participant "handler: ClientHandler" as CHandler</w:t>
+      </w:r>
+    </w:p>
+    <w:p>
+      <w:r>
+        <w:t>participant "reqManager: RequestHandler" as ReqHandler</w:t>
+      </w:r>
+    </w:p>
+    <w:p>
+      <w:r>
+        <w:t>participant "auth: UserAuthenticator" as Auth</w:t>
+      </w:r>
+    </w:p>
+    <w:p>
+      <w:r>
+        <w:t>participant "storage: StorageManager" as Storage</w:t>
+      </w:r>
+    </w:p>
+    <w:p>
+      <w:r>
+        <w:t>participant "logger: LoggingManager" as Logger</w:t>
       </w:r>
     </w:p>
     <w:p/>
     <w:p>
-      <w:proofErr w:type="spellStart"/>
-      <w:r>
-        <w:t>ITUser</w:t>
-      </w:r>
-      <w:proofErr w:type="spellEnd"/>
-      <w:r>
-        <w:t xml:space="preserve"> -&gt; </w:t>
-      </w:r>
-      <w:proofErr w:type="spellStart"/>
-      <w:r>
-        <w:t>ITView</w:t>
-      </w:r>
-      <w:proofErr w:type="spellEnd"/>
-      <w:r>
-        <w:t xml:space="preserve"> : Enters new username &amp; password, clicks Register</w:t>
-      </w:r>
-    </w:p>
-    <w:p>
-      <w:r>
-        <w:t xml:space="preserve">activate </w:t>
-      </w:r>
-      <w:proofErr w:type="spellStart"/>
-      <w:r>
-        <w:t>ITView</w:t>
-      </w:r>
-      <w:proofErr w:type="spellEnd"/>
-    </w:p>
-    <w:p>
-      <w:proofErr w:type="spellStart"/>
-      <w:r>
-        <w:t>ITView</w:t>
-      </w:r>
-      <w:proofErr w:type="spellEnd"/>
-      <w:r>
-        <w:t xml:space="preserve"> -&gt; </w:t>
-      </w:r>
-      <w:proofErr w:type="spellStart"/>
-      <w:r>
-        <w:t>ITView</w:t>
-      </w:r>
-      <w:proofErr w:type="spellEnd"/>
-      <w:r>
-        <w:t xml:space="preserve"> : </w:t>
-      </w:r>
-      <w:proofErr w:type="spellStart"/>
-      <w:r>
-        <w:t>registerNewUser</w:t>
-      </w:r>
-      <w:proofErr w:type="spellEnd"/>
-      <w:r>
-        <w:t>()</w:t>
+      <w:r>
+        <w:t>ITUser -&gt; ITView : Enters new username &amp; password, clicks Register</w:t>
+      </w:r>
+    </w:p>
+    <w:p>
+      <w:r>
+        <w:t>activate ITView</w:t>
+      </w:r>
+    </w:p>
+    <w:p>
+      <w:r>
+        <w:t>ITView -&gt; ITView : registerNewUser()</w:t>
       </w:r>
     </w:p>
     <w:p/>
     <w:p/>
     <w:p>
-      <w:proofErr w:type="spellStart"/>
-      <w:r>
-        <w:t>ITView</w:t>
-      </w:r>
-      <w:proofErr w:type="spellEnd"/>
-      <w:r>
-        <w:t xml:space="preserve"> -&gt; </w:t>
-      </w:r>
-      <w:proofErr w:type="spellStart"/>
-      <w:r>
-        <w:t>CNet</w:t>
-      </w:r>
-      <w:proofErr w:type="spellEnd"/>
-      <w:r>
-        <w:t xml:space="preserve"> : </w:t>
-      </w:r>
-      <w:proofErr w:type="spellStart"/>
-      <w:r>
-        <w:t>sendMessage</w:t>
-      </w:r>
-      <w:proofErr w:type="spellEnd"/>
-      <w:r>
-        <w:t>(req)</w:t>
-      </w:r>
-    </w:p>
-    <w:p>
-      <w:r>
-        <w:t xml:space="preserve">activate </w:t>
-      </w:r>
-      <w:proofErr w:type="spellStart"/>
-      <w:r>
-        <w:t>CNet</w:t>
-      </w:r>
-      <w:proofErr w:type="spellEnd"/>
-    </w:p>
-    <w:p>
-      <w:proofErr w:type="spellStart"/>
-      <w:r>
-        <w:t>CNet</w:t>
-      </w:r>
-      <w:proofErr w:type="spellEnd"/>
-      <w:r>
-        <w:t xml:space="preserve"> -&gt; </w:t>
-      </w:r>
-      <w:proofErr w:type="spellStart"/>
-      <w:r>
-        <w:t>CHandler</w:t>
-      </w:r>
-      <w:proofErr w:type="spellEnd"/>
-      <w:r>
-        <w:t xml:space="preserve"> : Send data via Socket</w:t>
-      </w:r>
-    </w:p>
-    <w:p>
-      <w:r>
-        <w:t xml:space="preserve">activate </w:t>
-      </w:r>
-      <w:proofErr w:type="spellStart"/>
-      <w:r>
-        <w:t>CHandler</w:t>
-      </w:r>
-      <w:proofErr w:type="spellEnd"/>
+      <w:r>
+        <w:t>ITView -&gt; CNet : sendMessage(req)</w:t>
+      </w:r>
+    </w:p>
+    <w:p>
+      <w:r>
+        <w:t>activate CNet</w:t>
+      </w:r>
+    </w:p>
+    <w:p>
+      <w:r>
+        <w:t>CNet -&gt; CHandler : Send data via Socket</w:t>
+      </w:r>
+    </w:p>
+    <w:p>
+      <w:r>
+        <w:t>activate CHandler</w:t>
+      </w:r>
     </w:p>
     <w:p/>
     <w:p>
-      <w:proofErr w:type="spellStart"/>
-      <w:r>
-        <w:t>CHandler</w:t>
-      </w:r>
-      <w:proofErr w:type="spellEnd"/>
-      <w:r>
-        <w:t xml:space="preserve"> -&gt; </w:t>
-      </w:r>
-      <w:proofErr w:type="spellStart"/>
-      <w:r>
-        <w:t>ReqHandler</w:t>
-      </w:r>
-      <w:proofErr w:type="spellEnd"/>
-      <w:r>
-        <w:t xml:space="preserve"> : </w:t>
-      </w:r>
-      <w:proofErr w:type="spellStart"/>
-      <w:r>
-        <w:t>handleRequest</w:t>
-      </w:r>
-      <w:proofErr w:type="spellEnd"/>
-      <w:r>
-        <w:t>(req)</w:t>
-      </w:r>
-    </w:p>
-    <w:p>
-      <w:r>
-        <w:t xml:space="preserve">activate </w:t>
-      </w:r>
-      <w:proofErr w:type="spellStart"/>
-      <w:r>
-        <w:t>ReqHandler</w:t>
-      </w:r>
-      <w:proofErr w:type="spellEnd"/>
-    </w:p>
-    <w:p>
-      <w:proofErr w:type="spellStart"/>
-      <w:r>
-        <w:t>ReqHandler</w:t>
-      </w:r>
-      <w:proofErr w:type="spellEnd"/>
-      <w:r>
-        <w:t xml:space="preserve"> -&gt; </w:t>
-      </w:r>
-      <w:proofErr w:type="spellStart"/>
-      <w:r>
-        <w:t>ReqHandler</w:t>
-      </w:r>
-      <w:proofErr w:type="spellEnd"/>
-      <w:r>
-        <w:t xml:space="preserve"> : </w:t>
-      </w:r>
-      <w:proofErr w:type="spellStart"/>
-      <w:r>
-        <w:t>doRegister</w:t>
-      </w:r>
-      <w:proofErr w:type="spellEnd"/>
-      <w:r>
-        <w:t>()</w:t>
+      <w:r>
+        <w:t>CHandler -&gt; ReqHandler : handleRequest(req)</w:t>
+      </w:r>
+    </w:p>
+    <w:p>
+      <w:r>
+        <w:t>activate ReqHandler</w:t>
+      </w:r>
+    </w:p>
+    <w:p>
+      <w:r>
+        <w:t>ReqHandler -&gt; ReqHandler : doRegister()</w:t>
       </w:r>
     </w:p>
     <w:p/>
     <w:p>
-      <w:proofErr w:type="spellStart"/>
-      <w:r>
-        <w:t>ReqHandler</w:t>
-      </w:r>
-      <w:proofErr w:type="spellEnd"/>
-      <w:r>
-        <w:t xml:space="preserve"> -&gt; Auth : </w:t>
-      </w:r>
-      <w:proofErr w:type="spellStart"/>
-      <w:r>
-        <w:t>userExists</w:t>
-      </w:r>
-      <w:proofErr w:type="spellEnd"/>
-      <w:r>
-        <w:t>(username)</w:t>
+      <w:r>
+        <w:t>ReqHandler -&gt; Auth : userExists(username)</w:t>
       </w:r>
     </w:p>
     <w:p>
@@ -18141,47 +16919,18 @@
     </w:p>
     <w:p>
       <w:r>
-        <w:t xml:space="preserve">Auth --&gt; </w:t>
-      </w:r>
-      <w:proofErr w:type="spellStart"/>
-      <w:r>
-        <w:t>ReqHandler</w:t>
-      </w:r>
-      <w:proofErr w:type="spellEnd"/>
-      <w:r>
-        <w:t xml:space="preserve"> : returns false (username available)</w:t>
+        <w:t>Auth --&gt; ReqHandler : returns false (username available)</w:t>
       </w:r>
     </w:p>
     <w:p/>
     <w:p>
-      <w:proofErr w:type="spellStart"/>
-      <w:r>
-        <w:t>ReqHandler</w:t>
-      </w:r>
-      <w:proofErr w:type="spellEnd"/>
-      <w:r>
-        <w:t xml:space="preserve"> -&gt; Auth : </w:t>
-      </w:r>
-      <w:proofErr w:type="spellStart"/>
-      <w:r>
-        <w:t>registerUser</w:t>
-      </w:r>
-      <w:proofErr w:type="spellEnd"/>
-      <w:r>
-        <w:t>(username, password)</w:t>
-      </w:r>
-    </w:p>
-    <w:p>
-      <w:r>
-        <w:t xml:space="preserve">Auth --&gt; </w:t>
-      </w:r>
-      <w:proofErr w:type="spellStart"/>
-      <w:r>
-        <w:t>ReqHandler</w:t>
-      </w:r>
-      <w:proofErr w:type="spellEnd"/>
-      <w:r>
-        <w:t xml:space="preserve"> : success</w:t>
+      <w:r>
+        <w:t>ReqHandler -&gt; Auth : registerUser(username, password)</w:t>
+      </w:r>
+    </w:p>
+    <w:p>
+      <w:r>
+        <w:t>Auth --&gt; ReqHandler : success</w:t>
       </w:r>
     </w:p>
     <w:p>
@@ -18191,21 +16940,8 @@
     </w:p>
     <w:p/>
     <w:p>
-      <w:proofErr w:type="spellStart"/>
-      <w:r>
-        <w:t>ReqHandler</w:t>
-      </w:r>
-      <w:proofErr w:type="spellEnd"/>
-      <w:r>
-        <w:t xml:space="preserve"> -&gt; Storage : </w:t>
-      </w:r>
-      <w:proofErr w:type="spellStart"/>
-      <w:r>
-        <w:t>saveUser</w:t>
-      </w:r>
-      <w:proofErr w:type="spellEnd"/>
-      <w:r>
-        <w:t>(username, password)</w:t>
+      <w:r>
+        <w:t>ReqHandler -&gt; Storage : saveUser(username, password)</w:t>
       </w:r>
     </w:p>
     <w:p>
@@ -18215,15 +16951,7 @@
     </w:p>
     <w:p>
       <w:r>
-        <w:t xml:space="preserve">Storage --&gt; </w:t>
-      </w:r>
-      <w:proofErr w:type="spellStart"/>
-      <w:r>
-        <w:t>ReqHandler</w:t>
-      </w:r>
-      <w:proofErr w:type="spellEnd"/>
-      <w:r>
-        <w:t xml:space="preserve"> : file saved</w:t>
+        <w:t>Storage --&gt; ReqHandler : file saved</w:t>
       </w:r>
     </w:p>
     <w:p>
@@ -18233,29 +16961,8 @@
     </w:p>
     <w:p/>
     <w:p>
-      <w:proofErr w:type="spellStart"/>
-      <w:r>
-        <w:t>ReqHandler</w:t>
-      </w:r>
-      <w:proofErr w:type="spellEnd"/>
-      <w:r>
-        <w:t xml:space="preserve"> -&gt; Logger : </w:t>
-      </w:r>
-      <w:proofErr w:type="spellStart"/>
-      <w:r>
-        <w:t>logInfo</w:t>
-      </w:r>
-      <w:proofErr w:type="spellEnd"/>
-      <w:r>
-        <w:t>(</w:t>
-      </w:r>
-      <w:proofErr w:type="spellStart"/>
-      <w:r>
-        <w:t>registrationEventMsg</w:t>
-      </w:r>
-      <w:proofErr w:type="spellEnd"/>
-      <w:r>
-        <w:t>)</w:t>
+      <w:r>
+        <w:t>ReqHandler -&gt; Logger : logInfo(registrationEventMsg)</w:t>
       </w:r>
     </w:p>
     <w:p>
@@ -18265,15 +16972,7 @@
     </w:p>
     <w:p>
       <w:r>
-        <w:t xml:space="preserve">Logger --&gt; </w:t>
-      </w:r>
-      <w:proofErr w:type="spellStart"/>
-      <w:r>
-        <w:t>ReqHandler</w:t>
-      </w:r>
-      <w:proofErr w:type="spellEnd"/>
-      <w:r>
-        <w:t xml:space="preserve"> : logged</w:t>
+        <w:t>Logger --&gt; ReqHandler : logged</w:t>
       </w:r>
     </w:p>
     <w:p>
@@ -18283,127 +16982,47 @@
     </w:p>
     <w:p/>
     <w:p>
-      <w:proofErr w:type="spellStart"/>
-      <w:r>
-        <w:t>ReqHandler</w:t>
-      </w:r>
-      <w:proofErr w:type="spellEnd"/>
-      <w:r>
-        <w:t xml:space="preserve"> -&gt; </w:t>
-      </w:r>
-      <w:proofErr w:type="spellStart"/>
-      <w:r>
-        <w:t>CHandler</w:t>
-      </w:r>
-      <w:proofErr w:type="spellEnd"/>
-      <w:r>
-        <w:t xml:space="preserve"> : </w:t>
-      </w:r>
-      <w:proofErr w:type="spellStart"/>
-      <w:r>
-        <w:t>sendResponse</w:t>
-      </w:r>
-      <w:proofErr w:type="spellEnd"/>
-      <w:r>
-        <w:t>(success msg)</w:t>
-      </w:r>
-    </w:p>
-    <w:p>
-      <w:r>
-        <w:t xml:space="preserve">deactivate </w:t>
-      </w:r>
-      <w:proofErr w:type="spellStart"/>
-      <w:r>
-        <w:t>ReqHandler</w:t>
-      </w:r>
-      <w:proofErr w:type="spellEnd"/>
+      <w:r>
+        <w:t>ReqHandler -&gt; CHandler : sendResponse(success msg)</w:t>
+      </w:r>
+    </w:p>
+    <w:p>
+      <w:r>
+        <w:t>deactivate ReqHandler</w:t>
+      </w:r>
     </w:p>
     <w:p/>
     <w:p>
-      <w:proofErr w:type="spellStart"/>
-      <w:r>
-        <w:t>CHandler</w:t>
-      </w:r>
-      <w:proofErr w:type="spellEnd"/>
-      <w:r>
-        <w:t xml:space="preserve"> -&gt; </w:t>
-      </w:r>
-      <w:proofErr w:type="spellStart"/>
-      <w:r>
-        <w:t>CNet</w:t>
-      </w:r>
-      <w:proofErr w:type="spellEnd"/>
-      <w:r>
-        <w:t xml:space="preserve"> : Sends response via Socket</w:t>
-      </w:r>
-    </w:p>
-    <w:p>
-      <w:r>
-        <w:t xml:space="preserve">deactivate </w:t>
-      </w:r>
-      <w:proofErr w:type="spellStart"/>
-      <w:r>
-        <w:t>CHandler</w:t>
-      </w:r>
-      <w:proofErr w:type="spellEnd"/>
+      <w:r>
+        <w:t>CHandler -&gt; CNet : Sends response via Socket</w:t>
+      </w:r>
+    </w:p>
+    <w:p>
+      <w:r>
+        <w:t>deactivate CHandler</w:t>
+      </w:r>
     </w:p>
     <w:p/>
     <w:p>
-      <w:proofErr w:type="spellStart"/>
-      <w:r>
-        <w:t>CNet</w:t>
-      </w:r>
-      <w:proofErr w:type="spellEnd"/>
-      <w:r>
-        <w:t xml:space="preserve"> --&gt; </w:t>
-      </w:r>
-      <w:proofErr w:type="spellStart"/>
-      <w:r>
-        <w:t>ITView</w:t>
-      </w:r>
-      <w:proofErr w:type="spellEnd"/>
-      <w:r>
-        <w:t xml:space="preserve"> : Returns success flag</w:t>
-      </w:r>
-    </w:p>
-    <w:p>
-      <w:r>
-        <w:t xml:space="preserve">deactivate </w:t>
-      </w:r>
-      <w:proofErr w:type="spellStart"/>
-      <w:r>
-        <w:t>CNet</w:t>
-      </w:r>
-      <w:proofErr w:type="spellEnd"/>
+      <w:r>
+        <w:t>CNet --&gt; ITView : Returns success flag</w:t>
+      </w:r>
+    </w:p>
+    <w:p>
+      <w:r>
+        <w:t>deactivate CNet</w:t>
+      </w:r>
     </w:p>
     <w:p/>
     <w:p>
-      <w:proofErr w:type="spellStart"/>
-      <w:r>
-        <w:t>ITView</w:t>
-      </w:r>
-      <w:proofErr w:type="spellEnd"/>
-      <w:r>
-        <w:t xml:space="preserve"> -&gt; </w:t>
-      </w:r>
-      <w:proofErr w:type="spellStart"/>
-      <w:r>
-        <w:t>ITView</w:t>
-      </w:r>
-      <w:proofErr w:type="spellEnd"/>
-      <w:r>
-        <w:t xml:space="preserve"> : display() </w:t>
-      </w:r>
-    </w:p>
-    <w:p>
-      <w:r>
-        <w:t xml:space="preserve">deactivate </w:t>
-      </w:r>
-      <w:proofErr w:type="spellStart"/>
-      <w:r>
-        <w:t>ITView</w:t>
-      </w:r>
-      <w:proofErr w:type="spellEnd"/>
+      <w:r>
+        <w:t xml:space="preserve">ITView -&gt; ITView : display() </w:t>
+      </w:r>
+    </w:p>
+    <w:p>
+      <w:r>
+        <w:t>deactivate ITView</w:t>
+      </w:r>
     </w:p>
     <w:p>
       <w:r>
@@ -18412,10 +17031,10 @@
     </w:p>
     <w:p/>
     <w:sectPr>
-      <w:headerReference w:type="default" r:id="rId33"/>
-      <w:footerReference w:type="default" r:id="rId34"/>
-      <w:headerReference w:type="first" r:id="rId35"/>
-      <w:footerReference w:type="first" r:id="rId36"/>
+      <w:headerReference w:type="default" r:id="rId50"/>
+      <w:footerReference w:type="default" r:id="rId51"/>
+      <w:headerReference w:type="first" r:id="rId52"/>
+      <w:footerReference w:type="first" r:id="rId53"/>
       <w:type w:val="continuous"/>
       <w:pgSz w:w="12240" w:h="15840"/>
       <w:pgMar w:top="1440" w:right="1800" w:bottom="1800" w:left="1800" w:header="720" w:footer="1080" w:gutter="0"/>
@@ -18565,7 +17184,7 @@
         </mc:Choice>
         <mc:Fallback>
           <w:pict>
-            <v:rect w14:anchorId="6989005D" id="Rectangle 15" o:spid="_x0000_s1026" style="position:absolute;margin-left:0;margin-top:.05pt;width:4.65pt;height:9.35pt;z-index:-503316473;visibility:visible;mso-wrap-style:square;mso-width-percent:0;mso-height-percent:0;mso-wrap-distance-left:0;mso-wrap-distance-top:0;mso-wrap-distance-right:0;mso-wrap-distance-bottom:0;mso-position-horizontal:center;mso-position-horizontal-relative:margin;mso-position-vertical:absolute;mso-position-vertical-relative:text;mso-width-percent:0;mso-height-percent:0;mso-width-relative:page;mso-height-relative:page;v-text-anchor:top" o:gfxdata="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" o:allowincell="f" filled="f" stroked="f" strokeweight="0">
+            <v:rect w14:anchorId="6989005D" id="Rectangle 15" o:spid="_x0000_s1026" style="position:absolute;margin-left:0;margin-top:.05pt;width:4.65pt;height:9.35pt;z-index:-503316473;visibility:visible;mso-wrap-style:square;mso-width-percent:0;mso-height-percent:0;mso-wrap-distance-left:0;mso-wrap-distance-top:0;mso-wrap-distance-right:0;mso-wrap-distance-bottom:0;mso-position-horizontal:center;mso-position-horizontal-relative:margin;mso-position-vertical:absolute;mso-position-vertical-relative:text;mso-width-percent:0;mso-height-percent:0;mso-width-relative:page;mso-height-relative:page;v-text-anchor:top" o:gfxdata="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" o:allowincell="f" filled="f" stroked="f" strokeweight="0">
               <v:textbox inset="0,0,0,0">
                 <w:txbxContent>
                   <w:p>
@@ -18729,7 +17348,7 @@
         </mc:Choice>
         <mc:Fallback>
           <w:pict>
-            <v:rect w14:anchorId="416A84A7" id="Rectangle 13" o:spid="_x0000_s1027" style="position:absolute;margin-left:0;margin-top:.05pt;width:5.65pt;height:1.8pt;z-index:-503316474;visibility:visible;mso-wrap-style:square;mso-width-percent:0;mso-height-percent:0;mso-wrap-distance-left:0;mso-wrap-distance-top:0;mso-wrap-distance-right:0;mso-wrap-distance-bottom:0;mso-position-horizontal:center;mso-position-horizontal-relative:margin;mso-position-vertical:absolute;mso-position-vertical-relative:text;mso-width-percent:0;mso-height-percent:0;mso-width-relative:page;mso-height-relative:page;v-text-anchor:top" o:gfxdata="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" o:allowincell="f" filled="f" stroked="f" strokeweight="0">
+            <v:rect w14:anchorId="416A84A7" id="Rectangle 13" o:spid="_x0000_s1027" style="position:absolute;margin-left:0;margin-top:.05pt;width:5.65pt;height:1.8pt;z-index:-503316474;visibility:visible;mso-wrap-style:square;mso-width-percent:0;mso-height-percent:0;mso-wrap-distance-left:0;mso-wrap-distance-top:0;mso-wrap-distance-right:0;mso-wrap-distance-bottom:0;mso-position-horizontal:center;mso-position-horizontal-relative:margin;mso-position-vertical:absolute;mso-position-vertical-relative:text;mso-width-percent:0;mso-height-percent:0;mso-width-relative:page;mso-height-relative:page;v-text-anchor:top" o:gfxdata="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" o:allowincell="f" filled="f" stroked="f" strokeweight="0">
               <v:textbox inset="0,0,0,0">
                 <w:txbxContent>
                   <w:p>
@@ -20085,9 +18704,9 @@
   </w:abstractNum>
   <w:abstractNum w:abstractNumId="13" w15:restartNumberingAfterBreak="0">
     <w:nsid w:val="23BE6FC0"/>
-    <w:multiLevelType w:val="hybridMultilevel"/>
-    <w:tmpl w:val="E8443C9A"/>
-    <w:lvl w:ilvl="0" w:tplc="FFFFFFFF">
+    <w:multiLevelType w:val="multilevel"/>
+    <w:tmpl w:val="70921282"/>
+    <w:lvl w:ilvl="0">
       <w:start w:val="1"/>
       <w:numFmt w:val="decimal"/>
       <w:lvlText w:val="%1."/>
@@ -20096,77 +18715,109 @@
         <w:ind w:left="2160" w:hanging="360"/>
       </w:pPr>
     </w:lvl>
-    <w:lvl w:ilvl="1" w:tplc="04090019" w:tentative="1">
-      <w:start w:val="1"/>
-      <w:numFmt w:val="lowerLetter"/>
-      <w:lvlText w:val="%2."/>
-      <w:lvlJc w:val="left"/>
-      <w:pPr>
-        <w:ind w:left="2880" w:hanging="360"/>
-      </w:pPr>
-    </w:lvl>
-    <w:lvl w:ilvl="2" w:tplc="0409001B" w:tentative="1">
-      <w:start w:val="1"/>
-      <w:numFmt w:val="lowerRoman"/>
-      <w:lvlText w:val="%3."/>
-      <w:lvlJc w:val="right"/>
-      <w:pPr>
-        <w:ind w:left="3600" w:hanging="180"/>
-      </w:pPr>
-    </w:lvl>
-    <w:lvl w:ilvl="3" w:tplc="0409000F" w:tentative="1">
-      <w:start w:val="1"/>
+    <w:lvl w:ilvl="1">
+      <w:start w:val="2"/>
       <w:numFmt w:val="decimal"/>
-      <w:lvlText w:val="%4."/>
-      <w:lvlJc w:val="left"/>
-      <w:pPr>
-        <w:ind w:left="4320" w:hanging="360"/>
-      </w:pPr>
-    </w:lvl>
-    <w:lvl w:ilvl="4" w:tplc="04090019" w:tentative="1">
-      <w:start w:val="1"/>
-      <w:numFmt w:val="lowerLetter"/>
-      <w:lvlText w:val="%5."/>
-      <w:lvlJc w:val="left"/>
-      <w:pPr>
-        <w:ind w:left="5040" w:hanging="360"/>
-      </w:pPr>
-    </w:lvl>
-    <w:lvl w:ilvl="5" w:tplc="0409001B" w:tentative="1">
-      <w:start w:val="1"/>
-      <w:numFmt w:val="lowerRoman"/>
-      <w:lvlText w:val="%6."/>
-      <w:lvlJc w:val="right"/>
-      <w:pPr>
-        <w:ind w:left="5760" w:hanging="180"/>
-      </w:pPr>
-    </w:lvl>
-    <w:lvl w:ilvl="6" w:tplc="0409000F" w:tentative="1">
-      <w:start w:val="1"/>
+      <w:isLgl/>
+      <w:lvlText w:val="%1.%2"/>
+      <w:lvlJc w:val="left"/>
+      <w:pPr>
+        <w:ind w:left="2280" w:hanging="480"/>
+      </w:pPr>
+      <w:rPr>
+        <w:rFonts w:hint="default"/>
+      </w:rPr>
+    </w:lvl>
+    <w:lvl w:ilvl="2">
+      <w:start w:val="2"/>
       <w:numFmt w:val="decimal"/>
-      <w:lvlText w:val="%7."/>
-      <w:lvlJc w:val="left"/>
-      <w:pPr>
-        <w:ind w:left="6480" w:hanging="360"/>
-      </w:pPr>
-    </w:lvl>
-    <w:lvl w:ilvl="7" w:tplc="04090019" w:tentative="1">
-      <w:start w:val="1"/>
-      <w:numFmt w:val="lowerLetter"/>
-      <w:lvlText w:val="%8."/>
-      <w:lvlJc w:val="left"/>
-      <w:pPr>
-        <w:ind w:left="7200" w:hanging="360"/>
-      </w:pPr>
-    </w:lvl>
-    <w:lvl w:ilvl="8" w:tplc="0409001B" w:tentative="1">
-      <w:start w:val="1"/>
-      <w:numFmt w:val="lowerRoman"/>
-      <w:lvlText w:val="%9."/>
-      <w:lvlJc w:val="right"/>
-      <w:pPr>
-        <w:ind w:left="7920" w:hanging="180"/>
-      </w:pPr>
+      <w:isLgl/>
+      <w:lvlText w:val="%1.%2.%3"/>
+      <w:lvlJc w:val="left"/>
+      <w:pPr>
+        <w:ind w:left="2520" w:hanging="720"/>
+      </w:pPr>
+      <w:rPr>
+        <w:rFonts w:hint="default"/>
+      </w:rPr>
+    </w:lvl>
+    <w:lvl w:ilvl="3">
+      <w:start w:val="1"/>
+      <w:numFmt w:val="decimal"/>
+      <w:isLgl/>
+      <w:lvlText w:val="%1.%2.%3.%4"/>
+      <w:lvlJc w:val="left"/>
+      <w:pPr>
+        <w:ind w:left="2520" w:hanging="720"/>
+      </w:pPr>
+      <w:rPr>
+        <w:rFonts w:hint="default"/>
+      </w:rPr>
+    </w:lvl>
+    <w:lvl w:ilvl="4">
+      <w:start w:val="1"/>
+      <w:numFmt w:val="decimal"/>
+      <w:isLgl/>
+      <w:lvlText w:val="%1.%2.%3.%4.%5"/>
+      <w:lvlJc w:val="left"/>
+      <w:pPr>
+        <w:ind w:left="2880" w:hanging="1080"/>
+      </w:pPr>
+      <w:rPr>
+        <w:rFonts w:hint="default"/>
+      </w:rPr>
+    </w:lvl>
+    <w:lvl w:ilvl="5">
+      <w:start w:val="1"/>
+      <w:numFmt w:val="decimal"/>
+      <w:isLgl/>
+      <w:lvlText w:val="%1.%2.%3.%4.%5.%6"/>
+      <w:lvlJc w:val="left"/>
+      <w:pPr>
+        <w:ind w:left="2880" w:hanging="1080"/>
+      </w:pPr>
+      <w:rPr>
+        <w:rFonts w:hint="default"/>
+      </w:rPr>
+    </w:lvl>
+    <w:lvl w:ilvl="6">
+      <w:start w:val="1"/>
+      <w:numFmt w:val="decimal"/>
+      <w:isLgl/>
+      <w:lvlText w:val="%1.%2.%3.%4.%5.%6.%7"/>
+      <w:lvlJc w:val="left"/>
+      <w:pPr>
+        <w:ind w:left="3240" w:hanging="1440"/>
+      </w:pPr>
+      <w:rPr>
+        <w:rFonts w:hint="default"/>
+      </w:rPr>
+    </w:lvl>
+    <w:lvl w:ilvl="7">
+      <w:start w:val="1"/>
+      <w:numFmt w:val="decimal"/>
+      <w:isLgl/>
+      <w:lvlText w:val="%1.%2.%3.%4.%5.%6.%7.%8"/>
+      <w:lvlJc w:val="left"/>
+      <w:pPr>
+        <w:ind w:left="3240" w:hanging="1440"/>
+      </w:pPr>
+      <w:rPr>
+        <w:rFonts w:hint="default"/>
+      </w:rPr>
+    </w:lvl>
+    <w:lvl w:ilvl="8">
+      <w:start w:val="1"/>
+      <w:numFmt w:val="decimal"/>
+      <w:isLgl/>
+      <w:lvlText w:val="%1.%2.%3.%4.%5.%6.%7.%8.%9"/>
+      <w:lvlJc w:val="left"/>
+      <w:pPr>
+        <w:ind w:left="3600" w:hanging="1800"/>
+      </w:pPr>
+      <w:rPr>
+        <w:rFonts w:hint="default"/>
+      </w:rPr>
     </w:lvl>
   </w:abstractNum>
   <w:abstractNum w:abstractNumId="14" w15:restartNumberingAfterBreak="0">
@@ -21294,9 +19945,9 @@
   </w:abstractNum>
   <w:abstractNum w:abstractNumId="26" w15:restartNumberingAfterBreak="0">
     <w:nsid w:val="436823BE"/>
-    <w:multiLevelType w:val="hybridMultilevel"/>
-    <w:tmpl w:val="9586D066"/>
-    <w:lvl w:ilvl="0" w:tplc="FFFFFFFF">
+    <w:multiLevelType w:val="multilevel"/>
+    <w:tmpl w:val="1324945A"/>
+    <w:lvl w:ilvl="0">
       <w:start w:val="1"/>
       <w:numFmt w:val="decimal"/>
       <w:lvlText w:val="%1."/>
@@ -21305,77 +19956,109 @@
         <w:ind w:left="2160" w:hanging="360"/>
       </w:pPr>
     </w:lvl>
-    <w:lvl w:ilvl="1" w:tplc="FFFFFFFF" w:tentative="1">
-      <w:start w:val="1"/>
-      <w:numFmt w:val="lowerLetter"/>
-      <w:lvlText w:val="%2."/>
-      <w:lvlJc w:val="left"/>
-      <w:pPr>
-        <w:ind w:left="2880" w:hanging="360"/>
-      </w:pPr>
-    </w:lvl>
-    <w:lvl w:ilvl="2" w:tplc="FFFFFFFF" w:tentative="1">
-      <w:start w:val="1"/>
-      <w:numFmt w:val="lowerRoman"/>
-      <w:lvlText w:val="%3."/>
-      <w:lvlJc w:val="right"/>
-      <w:pPr>
-        <w:ind w:left="3600" w:hanging="180"/>
-      </w:pPr>
-    </w:lvl>
-    <w:lvl w:ilvl="3" w:tplc="FFFFFFFF" w:tentative="1">
-      <w:start w:val="1"/>
+    <w:lvl w:ilvl="1">
+      <w:start w:val="2"/>
       <w:numFmt w:val="decimal"/>
-      <w:lvlText w:val="%4."/>
-      <w:lvlJc w:val="left"/>
-      <w:pPr>
-        <w:ind w:left="4320" w:hanging="360"/>
-      </w:pPr>
-    </w:lvl>
-    <w:lvl w:ilvl="4" w:tplc="FFFFFFFF" w:tentative="1">
-      <w:start w:val="1"/>
-      <w:numFmt w:val="lowerLetter"/>
-      <w:lvlText w:val="%5."/>
-      <w:lvlJc w:val="left"/>
-      <w:pPr>
-        <w:ind w:left="5040" w:hanging="360"/>
-      </w:pPr>
-    </w:lvl>
-    <w:lvl w:ilvl="5" w:tplc="FFFFFFFF" w:tentative="1">
-      <w:start w:val="1"/>
-      <w:numFmt w:val="lowerRoman"/>
-      <w:lvlText w:val="%6."/>
-      <w:lvlJc w:val="right"/>
-      <w:pPr>
-        <w:ind w:left="5760" w:hanging="180"/>
-      </w:pPr>
-    </w:lvl>
-    <w:lvl w:ilvl="6" w:tplc="FFFFFFFF" w:tentative="1">
+      <w:isLgl/>
+      <w:lvlText w:val="%1.%2"/>
+      <w:lvlJc w:val="left"/>
+      <w:pPr>
+        <w:ind w:left="2280" w:hanging="480"/>
+      </w:pPr>
+      <w:rPr>
+        <w:rFonts w:hint="default"/>
+      </w:rPr>
+    </w:lvl>
+    <w:lvl w:ilvl="2">
       <w:start w:val="1"/>
       <w:numFmt w:val="decimal"/>
-      <w:lvlText w:val="%7."/>
-      <w:lvlJc w:val="left"/>
-      <w:pPr>
-        <w:ind w:left="6480" w:hanging="360"/>
-      </w:pPr>
-    </w:lvl>
-    <w:lvl w:ilvl="7" w:tplc="FFFFFFFF" w:tentative="1">
-      <w:start w:val="1"/>
-      <w:numFmt w:val="lowerLetter"/>
-      <w:lvlText w:val="%8."/>
-      <w:lvlJc w:val="left"/>
-      <w:pPr>
-        <w:ind w:left="7200" w:hanging="360"/>
-      </w:pPr>
-    </w:lvl>
-    <w:lvl w:ilvl="8" w:tplc="FFFFFFFF" w:tentative="1">
-      <w:start w:val="1"/>
-      <w:numFmt w:val="lowerRoman"/>
-      <w:lvlText w:val="%9."/>
-      <w:lvlJc w:val="right"/>
-      <w:pPr>
-        <w:ind w:left="7920" w:hanging="180"/>
-      </w:pPr>
+      <w:isLgl/>
+      <w:lvlText w:val="%1.%2.%3"/>
+      <w:lvlJc w:val="left"/>
+      <w:pPr>
+        <w:ind w:left="2520" w:hanging="720"/>
+      </w:pPr>
+      <w:rPr>
+        <w:rFonts w:hint="default"/>
+      </w:rPr>
+    </w:lvl>
+    <w:lvl w:ilvl="3">
+      <w:start w:val="1"/>
+      <w:numFmt w:val="decimal"/>
+      <w:isLgl/>
+      <w:lvlText w:val="%1.%2.%3.%4"/>
+      <w:lvlJc w:val="left"/>
+      <w:pPr>
+        <w:ind w:left="2520" w:hanging="720"/>
+      </w:pPr>
+      <w:rPr>
+        <w:rFonts w:hint="default"/>
+      </w:rPr>
+    </w:lvl>
+    <w:lvl w:ilvl="4">
+      <w:start w:val="1"/>
+      <w:numFmt w:val="decimal"/>
+      <w:isLgl/>
+      <w:lvlText w:val="%1.%2.%3.%4.%5"/>
+      <w:lvlJc w:val="left"/>
+      <w:pPr>
+        <w:ind w:left="2880" w:hanging="1080"/>
+      </w:pPr>
+      <w:rPr>
+        <w:rFonts w:hint="default"/>
+      </w:rPr>
+    </w:lvl>
+    <w:lvl w:ilvl="5">
+      <w:start w:val="1"/>
+      <w:numFmt w:val="decimal"/>
+      <w:isLgl/>
+      <w:lvlText w:val="%1.%2.%3.%4.%5.%6"/>
+      <w:lvlJc w:val="left"/>
+      <w:pPr>
+        <w:ind w:left="2880" w:hanging="1080"/>
+      </w:pPr>
+      <w:rPr>
+        <w:rFonts w:hint="default"/>
+      </w:rPr>
+    </w:lvl>
+    <w:lvl w:ilvl="6">
+      <w:start w:val="1"/>
+      <w:numFmt w:val="decimal"/>
+      <w:isLgl/>
+      <w:lvlText w:val="%1.%2.%3.%4.%5.%6.%7"/>
+      <w:lvlJc w:val="left"/>
+      <w:pPr>
+        <w:ind w:left="3240" w:hanging="1440"/>
+      </w:pPr>
+      <w:rPr>
+        <w:rFonts w:hint="default"/>
+      </w:rPr>
+    </w:lvl>
+    <w:lvl w:ilvl="7">
+      <w:start w:val="1"/>
+      <w:numFmt w:val="decimal"/>
+      <w:isLgl/>
+      <w:lvlText w:val="%1.%2.%3.%4.%5.%6.%7.%8"/>
+      <w:lvlJc w:val="left"/>
+      <w:pPr>
+        <w:ind w:left="3240" w:hanging="1440"/>
+      </w:pPr>
+      <w:rPr>
+        <w:rFonts w:hint="default"/>
+      </w:rPr>
+    </w:lvl>
+    <w:lvl w:ilvl="8">
+      <w:start w:val="1"/>
+      <w:numFmt w:val="decimal"/>
+      <w:isLgl/>
+      <w:lvlText w:val="%1.%2.%3.%4.%5.%6.%7.%8.%9"/>
+      <w:lvlJc w:val="left"/>
+      <w:pPr>
+        <w:ind w:left="3600" w:hanging="1800"/>
+      </w:pPr>
+      <w:rPr>
+        <w:rFonts w:hint="default"/>
+      </w:rPr>
     </w:lvl>
   </w:abstractNum>
   <w:abstractNum w:abstractNumId="27" w15:restartNumberingAfterBreak="0">
@@ -21981,6 +20664,242 @@
     </w:lvl>
   </w:abstractNum>
   <w:abstractNum w:abstractNumId="34" w15:restartNumberingAfterBreak="0">
+    <w:nsid w:val="53412E03"/>
+    <w:multiLevelType w:val="multilevel"/>
+    <w:tmpl w:val="853CD44E"/>
+    <w:lvl w:ilvl="0">
+      <w:start w:val="1"/>
+      <w:numFmt w:val="decimal"/>
+      <w:lvlText w:val="%1."/>
+      <w:lvlJc w:val="left"/>
+      <w:pPr>
+        <w:ind w:left="2160" w:hanging="360"/>
+      </w:pPr>
+    </w:lvl>
+    <w:lvl w:ilvl="1">
+      <w:start w:val="2"/>
+      <w:numFmt w:val="decimal"/>
+      <w:isLgl/>
+      <w:lvlText w:val="%1.%2"/>
+      <w:lvlJc w:val="left"/>
+      <w:pPr>
+        <w:ind w:left="2250" w:hanging="450"/>
+      </w:pPr>
+      <w:rPr>
+        <w:rFonts w:hint="default"/>
+      </w:rPr>
+    </w:lvl>
+    <w:lvl w:ilvl="2">
+      <w:start w:val="1"/>
+      <w:numFmt w:val="decimal"/>
+      <w:isLgl/>
+      <w:lvlText w:val="%1.%2.%3"/>
+      <w:lvlJc w:val="left"/>
+      <w:pPr>
+        <w:ind w:left="2520" w:hanging="720"/>
+      </w:pPr>
+      <w:rPr>
+        <w:rFonts w:hint="default"/>
+      </w:rPr>
+    </w:lvl>
+    <w:lvl w:ilvl="3">
+      <w:start w:val="1"/>
+      <w:numFmt w:val="decimal"/>
+      <w:isLgl/>
+      <w:lvlText w:val="%1.%2.%3.%4"/>
+      <w:lvlJc w:val="left"/>
+      <w:pPr>
+        <w:ind w:left="2520" w:hanging="720"/>
+      </w:pPr>
+      <w:rPr>
+        <w:rFonts w:hint="default"/>
+      </w:rPr>
+    </w:lvl>
+    <w:lvl w:ilvl="4">
+      <w:start w:val="1"/>
+      <w:numFmt w:val="decimal"/>
+      <w:isLgl/>
+      <w:lvlText w:val="%1.%2.%3.%4.%5"/>
+      <w:lvlJc w:val="left"/>
+      <w:pPr>
+        <w:ind w:left="2520" w:hanging="720"/>
+      </w:pPr>
+      <w:rPr>
+        <w:rFonts w:hint="default"/>
+      </w:rPr>
+    </w:lvl>
+    <w:lvl w:ilvl="5">
+      <w:start w:val="1"/>
+      <w:numFmt w:val="decimal"/>
+      <w:isLgl/>
+      <w:lvlText w:val="%1.%2.%3.%4.%5.%6"/>
+      <w:lvlJc w:val="left"/>
+      <w:pPr>
+        <w:ind w:left="2880" w:hanging="1080"/>
+      </w:pPr>
+      <w:rPr>
+        <w:rFonts w:hint="default"/>
+      </w:rPr>
+    </w:lvl>
+    <w:lvl w:ilvl="6">
+      <w:start w:val="1"/>
+      <w:numFmt w:val="decimal"/>
+      <w:isLgl/>
+      <w:lvlText w:val="%1.%2.%3.%4.%5.%6.%7"/>
+      <w:lvlJc w:val="left"/>
+      <w:pPr>
+        <w:ind w:left="2880" w:hanging="1080"/>
+      </w:pPr>
+      <w:rPr>
+        <w:rFonts w:hint="default"/>
+      </w:rPr>
+    </w:lvl>
+    <w:lvl w:ilvl="7">
+      <w:start w:val="1"/>
+      <w:numFmt w:val="decimal"/>
+      <w:isLgl/>
+      <w:lvlText w:val="%1.%2.%3.%4.%5.%6.%7.%8"/>
+      <w:lvlJc w:val="left"/>
+      <w:pPr>
+        <w:ind w:left="3240" w:hanging="1440"/>
+      </w:pPr>
+      <w:rPr>
+        <w:rFonts w:hint="default"/>
+      </w:rPr>
+    </w:lvl>
+    <w:lvl w:ilvl="8">
+      <w:start w:val="1"/>
+      <w:numFmt w:val="decimal"/>
+      <w:isLgl/>
+      <w:lvlText w:val="%1.%2.%3.%4.%5.%6.%7.%8.%9"/>
+      <w:lvlJc w:val="left"/>
+      <w:pPr>
+        <w:ind w:left="3240" w:hanging="1440"/>
+      </w:pPr>
+      <w:rPr>
+        <w:rFonts w:hint="default"/>
+      </w:rPr>
+    </w:lvl>
+  </w:abstractNum>
+  <w:abstractNum w:abstractNumId="35" w15:restartNumberingAfterBreak="0">
+    <w:nsid w:val="54CC5BA4"/>
+    <w:multiLevelType w:val="multilevel"/>
+    <w:tmpl w:val="853CD44E"/>
+    <w:lvl w:ilvl="0">
+      <w:start w:val="1"/>
+      <w:numFmt w:val="decimal"/>
+      <w:lvlText w:val="%1."/>
+      <w:lvlJc w:val="left"/>
+      <w:pPr>
+        <w:ind w:left="2160" w:hanging="360"/>
+      </w:pPr>
+    </w:lvl>
+    <w:lvl w:ilvl="1">
+      <w:start w:val="2"/>
+      <w:numFmt w:val="decimal"/>
+      <w:isLgl/>
+      <w:lvlText w:val="%1.%2"/>
+      <w:lvlJc w:val="left"/>
+      <w:pPr>
+        <w:ind w:left="2250" w:hanging="450"/>
+      </w:pPr>
+      <w:rPr>
+        <w:rFonts w:hint="default"/>
+      </w:rPr>
+    </w:lvl>
+    <w:lvl w:ilvl="2">
+      <w:start w:val="1"/>
+      <w:numFmt w:val="decimal"/>
+      <w:isLgl/>
+      <w:lvlText w:val="%1.%2.%3"/>
+      <w:lvlJc w:val="left"/>
+      <w:pPr>
+        <w:ind w:left="2520" w:hanging="720"/>
+      </w:pPr>
+      <w:rPr>
+        <w:rFonts w:hint="default"/>
+      </w:rPr>
+    </w:lvl>
+    <w:lvl w:ilvl="3">
+      <w:start w:val="1"/>
+      <w:numFmt w:val="decimal"/>
+      <w:isLgl/>
+      <w:lvlText w:val="%1.%2.%3.%4"/>
+      <w:lvlJc w:val="left"/>
+      <w:pPr>
+        <w:ind w:left="2520" w:hanging="720"/>
+      </w:pPr>
+      <w:rPr>
+        <w:rFonts w:hint="default"/>
+      </w:rPr>
+    </w:lvl>
+    <w:lvl w:ilvl="4">
+      <w:start w:val="1"/>
+      <w:numFmt w:val="decimal"/>
+      <w:isLgl/>
+      <w:lvlText w:val="%1.%2.%3.%4.%5"/>
+      <w:lvlJc w:val="left"/>
+      <w:pPr>
+        <w:ind w:left="2520" w:hanging="720"/>
+      </w:pPr>
+      <w:rPr>
+        <w:rFonts w:hint="default"/>
+      </w:rPr>
+    </w:lvl>
+    <w:lvl w:ilvl="5">
+      <w:start w:val="1"/>
+      <w:numFmt w:val="decimal"/>
+      <w:isLgl/>
+      <w:lvlText w:val="%1.%2.%3.%4.%5.%6"/>
+      <w:lvlJc w:val="left"/>
+      <w:pPr>
+        <w:ind w:left="2880" w:hanging="1080"/>
+      </w:pPr>
+      <w:rPr>
+        <w:rFonts w:hint="default"/>
+      </w:rPr>
+    </w:lvl>
+    <w:lvl w:ilvl="6">
+      <w:start w:val="1"/>
+      <w:numFmt w:val="decimal"/>
+      <w:isLgl/>
+      <w:lvlText w:val="%1.%2.%3.%4.%5.%6.%7"/>
+      <w:lvlJc w:val="left"/>
+      <w:pPr>
+        <w:ind w:left="2880" w:hanging="1080"/>
+      </w:pPr>
+      <w:rPr>
+        <w:rFonts w:hint="default"/>
+      </w:rPr>
+    </w:lvl>
+    <w:lvl w:ilvl="7">
+      <w:start w:val="1"/>
+      <w:numFmt w:val="decimal"/>
+      <w:isLgl/>
+      <w:lvlText w:val="%1.%2.%3.%4.%5.%6.%7.%8"/>
+      <w:lvlJc w:val="left"/>
+      <w:pPr>
+        <w:ind w:left="3240" w:hanging="1440"/>
+      </w:pPr>
+      <w:rPr>
+        <w:rFonts w:hint="default"/>
+      </w:rPr>
+    </w:lvl>
+    <w:lvl w:ilvl="8">
+      <w:start w:val="1"/>
+      <w:numFmt w:val="decimal"/>
+      <w:isLgl/>
+      <w:lvlText w:val="%1.%2.%3.%4.%5.%6.%7.%8.%9"/>
+      <w:lvlJc w:val="left"/>
+      <w:pPr>
+        <w:ind w:left="3240" w:hanging="1440"/>
+      </w:pPr>
+      <w:rPr>
+        <w:rFonts w:hint="default"/>
+      </w:rPr>
+    </w:lvl>
+  </w:abstractNum>
+  <w:abstractNum w:abstractNumId="36" w15:restartNumberingAfterBreak="0">
     <w:nsid w:val="587435DE"/>
     <w:multiLevelType w:val="hybridMultilevel"/>
     <w:tmpl w:val="9CC267E4"/>
@@ -22066,7 +20985,7 @@
       </w:pPr>
     </w:lvl>
   </w:abstractNum>
-  <w:abstractNum w:abstractNumId="35" w15:restartNumberingAfterBreak="0">
+  <w:abstractNum w:abstractNumId="37" w15:restartNumberingAfterBreak="0">
     <w:nsid w:val="58C421AA"/>
     <w:multiLevelType w:val="hybridMultilevel"/>
     <w:tmpl w:val="6DA265F0"/>
@@ -22152,7 +21071,7 @@
       </w:pPr>
     </w:lvl>
   </w:abstractNum>
-  <w:abstractNum w:abstractNumId="36" w15:restartNumberingAfterBreak="0">
+  <w:abstractNum w:abstractNumId="38" w15:restartNumberingAfterBreak="0">
     <w:nsid w:val="63E80262"/>
     <w:multiLevelType w:val="hybridMultilevel"/>
     <w:tmpl w:val="4A8680E6"/>
@@ -22238,7 +21157,7 @@
       </w:pPr>
     </w:lvl>
   </w:abstractNum>
-  <w:abstractNum w:abstractNumId="37" w15:restartNumberingAfterBreak="0">
+  <w:abstractNum w:abstractNumId="39" w15:restartNumberingAfterBreak="0">
     <w:nsid w:val="679C093E"/>
     <w:multiLevelType w:val="hybridMultilevel"/>
     <w:tmpl w:val="A36E5822"/>
@@ -22324,7 +21243,7 @@
       </w:pPr>
     </w:lvl>
   </w:abstractNum>
-  <w:abstractNum w:abstractNumId="38" w15:restartNumberingAfterBreak="0">
+  <w:abstractNum w:abstractNumId="40" w15:restartNumberingAfterBreak="0">
     <w:nsid w:val="750142DC"/>
     <w:multiLevelType w:val="multilevel"/>
     <w:tmpl w:val="2516311E"/>
@@ -22410,7 +21329,7 @@
       </w:pPr>
     </w:lvl>
   </w:abstractNum>
-  <w:abstractNum w:abstractNumId="39" w15:restartNumberingAfterBreak="0">
+  <w:abstractNum w:abstractNumId="41" w15:restartNumberingAfterBreak="0">
     <w:nsid w:val="751AFF0F"/>
     <w:multiLevelType w:val="multilevel"/>
     <w:tmpl w:val="6B260578"/>
@@ -22496,7 +21415,7 @@
       </w:pPr>
     </w:lvl>
   </w:abstractNum>
-  <w:abstractNum w:abstractNumId="40" w15:restartNumberingAfterBreak="0">
+  <w:abstractNum w:abstractNumId="42" w15:restartNumberingAfterBreak="0">
     <w:nsid w:val="7B250A31"/>
     <w:multiLevelType w:val="hybridMultilevel"/>
     <w:tmpl w:val="5BD45390"/>
@@ -22582,7 +21501,7 @@
       </w:pPr>
     </w:lvl>
   </w:abstractNum>
-  <w:abstractNum w:abstractNumId="41" w15:restartNumberingAfterBreak="0">
+  <w:abstractNum w:abstractNumId="43" w15:restartNumberingAfterBreak="0">
     <w:nsid w:val="7CB633AE"/>
     <w:multiLevelType w:val="hybridMultilevel"/>
     <w:tmpl w:val="97C298DA"/>
@@ -22702,7 +21621,7 @@
     <w:abstractNumId w:val="28"/>
   </w:num>
   <w:num w:numId="12" w16cid:durableId="1262496786">
-    <w:abstractNumId w:val="41"/>
+    <w:abstractNumId w:val="43"/>
   </w:num>
   <w:num w:numId="13" w16cid:durableId="50349870">
     <w:abstractNumId w:val="27"/>
@@ -22717,25 +21636,25 @@
     <w:abstractNumId w:val="1"/>
   </w:num>
   <w:num w:numId="17" w16cid:durableId="674961818">
-    <w:abstractNumId w:val="36"/>
+    <w:abstractNumId w:val="38"/>
   </w:num>
   <w:num w:numId="18" w16cid:durableId="2097742672">
     <w:abstractNumId w:val="0"/>
   </w:num>
   <w:num w:numId="19" w16cid:durableId="390153926">
-    <w:abstractNumId w:val="38"/>
+    <w:abstractNumId w:val="40"/>
   </w:num>
   <w:num w:numId="20" w16cid:durableId="40709924">
-    <w:abstractNumId w:val="39"/>
+    <w:abstractNumId w:val="41"/>
   </w:num>
   <w:num w:numId="21" w16cid:durableId="642856892">
     <w:abstractNumId w:val="31"/>
   </w:num>
   <w:num w:numId="22" w16cid:durableId="221520669">
-    <w:abstractNumId w:val="34"/>
+    <w:abstractNumId w:val="36"/>
   </w:num>
   <w:num w:numId="23" w16cid:durableId="399445128">
-    <w:abstractNumId w:val="40"/>
+    <w:abstractNumId w:val="42"/>
   </w:num>
   <w:num w:numId="24" w16cid:durableId="2030252345">
     <w:abstractNumId w:val="14"/>
@@ -22747,7 +21666,7 @@
     <w:abstractNumId w:val="17"/>
   </w:num>
   <w:num w:numId="27" w16cid:durableId="1366559175">
-    <w:abstractNumId w:val="35"/>
+    <w:abstractNumId w:val="37"/>
   </w:num>
   <w:num w:numId="28" w16cid:durableId="2060208620">
     <w:abstractNumId w:val="16"/>
@@ -22915,7 +21834,7 @@
     <w:abstractNumId w:val="3"/>
   </w:num>
   <w:num w:numId="38" w16cid:durableId="767506669">
-    <w:abstractNumId w:val="37"/>
+    <w:abstractNumId w:val="39"/>
   </w:num>
   <w:num w:numId="39" w16cid:durableId="1928612217">
     <w:abstractNumId w:val="11"/>
@@ -22928,6 +21847,12 @@
   </w:num>
   <w:num w:numId="42" w16cid:durableId="1110664946">
     <w:abstractNumId w:val="33"/>
+  </w:num>
+  <w:num w:numId="43" w16cid:durableId="1879464606">
+    <w:abstractNumId w:val="34"/>
+  </w:num>
+  <w:num w:numId="44" w16cid:durableId="1995179325">
+    <w:abstractNumId w:val="35"/>
   </w:num>
   <w:numIdMacAtCleanup w:val="42"/>
 </w:numbering>
